--- a/docs/ecostats_lectures/lecture_05/05_01_lecture_powerpoint.docx
+++ b/docs/ecostats_lectures/lecture_05/05_01_lecture_powerpoint.docx
@@ -1229,7 +1229,7 @@
       <w:r>
         <w:drawing>
           <wp:inline>
-            <wp:extent cx="5943600" cy="4754880"/>
+            <wp:extent cx="6578600" cy="5262880"/>
             <wp:effectExtent b="0" l="0" r="0" t="0"/>
             <wp:docPr descr="" title="" id="30" name="Picture"/>
             <a:graphic>
@@ -1250,7 +1250,7 @@
                   <pic:spPr bwMode="auto">
                     <a:xfrm>
                       <a:off x="0" y="0"/>
-                      <a:ext cx="5943600" cy="4754880"/>
+                      <a:ext cx="6578600" cy="5262880"/>
                     </a:xfrm>
                     <a:prstGeom prst="rect">
                       <a:avLst/>
@@ -1551,7 +1551,7 @@
       <w:r>
         <w:drawing>
           <wp:inline>
-            <wp:extent cx="5943600" cy="5349240"/>
+            <wp:extent cx="6578600" cy="5920740"/>
             <wp:effectExtent b="0" l="0" r="0" t="0"/>
             <wp:docPr descr="" title="" id="38" name="Picture"/>
             <a:graphic>
@@ -1572,7 +1572,7 @@
                   <pic:spPr bwMode="auto">
                     <a:xfrm>
                       <a:off x="0" y="0"/>
-                      <a:ext cx="5943600" cy="5349240"/>
+                      <a:ext cx="6578600" cy="5920740"/>
                     </a:xfrm>
                     <a:prstGeom prst="rect">
                       <a:avLst/>
@@ -4332,7 +4332,7 @@
       <w:r>
         <w:drawing>
           <wp:inline>
-            <wp:extent cx="5943600" cy="3782290"/>
+            <wp:extent cx="6578600" cy="4186381"/>
             <wp:effectExtent b="0" l="0" r="0" t="0"/>
             <wp:docPr descr="" title="" id="77" name="Picture"/>
             <a:graphic>
@@ -4353,7 +4353,7 @@
                   <pic:spPr bwMode="auto">
                     <a:xfrm>
                       <a:off x="0" y="0"/>
-                      <a:ext cx="5943600" cy="3782290"/>
+                      <a:ext cx="6578600" cy="4186381"/>
                     </a:xfrm>
                     <a:prstGeom prst="rect">
                       <a:avLst/>
@@ -4609,7 +4609,7 @@
       <w:r>
         <w:drawing>
           <wp:inline>
-            <wp:extent cx="5943600" cy="3782290"/>
+            <wp:extent cx="6578600" cy="4186381"/>
             <wp:effectExtent b="0" l="0" r="0" t="0"/>
             <wp:docPr descr="" title="" id="83" name="Picture"/>
             <a:graphic>
@@ -4630,7 +4630,7 @@
                   <pic:spPr bwMode="auto">
                     <a:xfrm>
                       <a:off x="0" y="0"/>
-                      <a:ext cx="5943600" cy="3782290"/>
+                      <a:ext cx="6578600" cy="4186381"/>
                     </a:xfrm>
                     <a:prstGeom prst="rect">
                       <a:avLst/>
@@ -5368,7 +5368,7 @@
       <w:r>
         <w:drawing>
           <wp:inline>
-            <wp:extent cx="5943600" cy="5943600"/>
+            <wp:extent cx="6578600" cy="6578600"/>
             <wp:effectExtent b="0" l="0" r="0" t="0"/>
             <wp:docPr descr="" title="" id="90" name="Picture"/>
             <a:graphic>
@@ -5389,7 +5389,7 @@
                   <pic:spPr bwMode="auto">
                     <a:xfrm>
                       <a:off x="0" y="0"/>
-                      <a:ext cx="5943600" cy="5943600"/>
+                      <a:ext cx="6578600" cy="6578600"/>
                     </a:xfrm>
                     <a:prstGeom prst="rect">
                       <a:avLst/>
@@ -5578,7 +5578,7 @@
       <w:r>
         <w:drawing>
           <wp:inline>
-            <wp:extent cx="5943600" cy="5943600"/>
+            <wp:extent cx="6578600" cy="6578600"/>
             <wp:effectExtent b="0" l="0" r="0" t="0"/>
             <wp:docPr descr="" title="" id="94" name="Picture"/>
             <a:graphic>
@@ -5599,7 +5599,7 @@
                   <pic:spPr bwMode="auto">
                     <a:xfrm>
                       <a:off x="0" y="0"/>
-                      <a:ext cx="5943600" cy="5943600"/>
+                      <a:ext cx="6578600" cy="6578600"/>
                     </a:xfrm>
                     <a:prstGeom prst="rect">
                       <a:avLst/>
@@ -6420,7 +6420,7 @@
       <w:r>
         <w:drawing>
           <wp:inline>
-            <wp:extent cx="5943600" cy="4754880"/>
+            <wp:extent cx="6578600" cy="5262880"/>
             <wp:effectExtent b="0" l="0" r="0" t="0"/>
             <wp:docPr descr="" title="" id="103" name="Picture"/>
             <a:graphic>
@@ -6441,7 +6441,7 @@
                   <pic:spPr bwMode="auto">
                     <a:xfrm>
                       <a:off x="0" y="0"/>
-                      <a:ext cx="5943600" cy="4754880"/>
+                      <a:ext cx="6578600" cy="5262880"/>
                     </a:xfrm>
                     <a:prstGeom prst="rect">
                       <a:avLst/>
@@ -7484,7 +7484,7 @@
       <w:r>
         <w:drawing>
           <wp:inline>
-            <wp:extent cx="5943600" cy="3962400"/>
+            <wp:extent cx="6578600" cy="4385733"/>
             <wp:effectExtent b="0" l="0" r="0" t="0"/>
             <wp:docPr descr="" title="" id="116" name="Picture"/>
             <a:graphic>
@@ -7505,7 +7505,7 @@
                   <pic:spPr bwMode="auto">
                     <a:xfrm>
                       <a:off x="0" y="0"/>
-                      <a:ext cx="5943600" cy="3962400"/>
+                      <a:ext cx="6578600" cy="4385733"/>
                     </a:xfrm>
                     <a:prstGeom prst="rect">
                       <a:avLst/>
@@ -8635,7 +8635,7 @@
             <w:r>
               <w:drawing>
                 <wp:inline>
-                  <wp:extent cx="5943600" cy="3782290"/>
+                  <wp:extent cx="6578600" cy="4186381"/>
                   <wp:effectExtent b="0" l="0" r="0" t="0"/>
                   <wp:docPr descr="" title="" id="125" name="Picture"/>
                   <a:graphic>
@@ -8656,7 +8656,7 @@
                         <pic:spPr bwMode="auto">
                           <a:xfrm>
                             <a:off x="0" y="0"/>
-                            <a:ext cx="5943600" cy="3782290"/>
+                            <a:ext cx="6578600" cy="4186381"/>
                           </a:xfrm>
                           <a:prstGeom prst="rect">
                             <a:avLst/>
@@ -8932,7 +8932,7 @@
             <w:r>
               <w:drawing>
                 <wp:inline>
-                  <wp:extent cx="5943600" cy="3782290"/>
+                  <wp:extent cx="6578600" cy="4186381"/>
                   <wp:effectExtent b="0" l="0" r="0" t="0"/>
                   <wp:docPr descr="" title="" id="132" name="Picture"/>
                   <a:graphic>
@@ -8953,7 +8953,7 @@
                         <pic:spPr bwMode="auto">
                           <a:xfrm>
                             <a:off x="0" y="0"/>
-                            <a:ext cx="5943600" cy="3782290"/>
+                            <a:ext cx="6578600" cy="4186381"/>
                           </a:xfrm>
                           <a:prstGeom prst="rect">
                             <a:avLst/>
@@ -9607,7 +9607,7 @@
             <w:r>
               <w:drawing>
                 <wp:inline>
-                  <wp:extent cx="5943600" cy="3782290"/>
+                  <wp:extent cx="6578600" cy="4186381"/>
                   <wp:effectExtent b="0" l="0" r="0" t="0"/>
                   <wp:docPr descr="" title="" id="141" name="Picture"/>
                   <a:graphic>
@@ -9628,7 +9628,7 @@
                         <pic:spPr bwMode="auto">
                           <a:xfrm>
                             <a:off x="0" y="0"/>
-                            <a:ext cx="5943600" cy="3782290"/>
+                            <a:ext cx="6578600" cy="4186381"/>
                           </a:xfrm>
                           <a:prstGeom prst="rect">
                             <a:avLst/>
@@ -10192,7 +10192,7 @@
             <w:r>
               <w:drawing>
                 <wp:inline>
-                  <wp:extent cx="5943600" cy="3782290"/>
+                  <wp:extent cx="6578600" cy="4186381"/>
                   <wp:effectExtent b="0" l="0" r="0" t="0"/>
                   <wp:docPr descr="" title="" id="150" name="Picture"/>
                   <a:graphic>
@@ -10213,7 +10213,7 @@
                         <pic:spPr bwMode="auto">
                           <a:xfrm>
                             <a:off x="0" y="0"/>
-                            <a:ext cx="5943600" cy="3782290"/>
+                            <a:ext cx="6578600" cy="4186381"/>
                           </a:xfrm>
                           <a:prstGeom prst="rect">
                             <a:avLst/>
@@ -11943,7 +11943,7 @@
       <w:r>
         <w:drawing>
           <wp:inline>
-            <wp:extent cx="5943600" cy="4754880"/>
+            <wp:extent cx="6578600" cy="5262880"/>
             <wp:effectExtent b="0" l="0" r="0" t="0"/>
             <wp:docPr descr="" title="" id="167" name="Picture"/>
             <a:graphic>
@@ -11964,7 +11964,7 @@
                   <pic:spPr bwMode="auto">
                     <a:xfrm>
                       <a:off x="0" y="0"/>
-                      <a:ext cx="5943600" cy="4754880"/>
+                      <a:ext cx="6578600" cy="5262880"/>
                     </a:xfrm>
                     <a:prstGeom prst="rect">
                       <a:avLst/>
@@ -12050,7 +12050,7 @@
       <w:r>
         <w:drawing>
           <wp:inline>
-            <wp:extent cx="5943600" cy="5943600"/>
+            <wp:extent cx="6578600" cy="6578600"/>
             <wp:effectExtent b="0" l="0" r="0" t="0"/>
             <wp:docPr descr="" title="" id="171" name="Picture"/>
             <a:graphic>
@@ -12071,7 +12071,7 @@
                   <pic:spPr bwMode="auto">
                     <a:xfrm>
                       <a:off x="0" y="0"/>
-                      <a:ext cx="5943600" cy="5943600"/>
+                      <a:ext cx="6578600" cy="6578600"/>
                     </a:xfrm>
                     <a:prstGeom prst="rect">
                       <a:avLst/>
@@ -12373,7 +12373,7 @@
     <w:bookmarkEnd w:id="175"/>
     <w:sectPr>
       <w:pgSz w:h="15840" w:w="12240"/>
-      <w:pgMar w:bottom="1440" w:footer="720" w:gutter="0" w:header="720" w:left="1440" w:right="1440" w:top="1440"/>
+      <w:pgMar w:bottom="720" w:footer="720" w:gutter="0" w:header="720" w:left="1152" w:right="720" w:top="720"/>
       <w:cols w:space="720"/>
       <w:docGrid w:linePitch="360"/>
     </w:sectPr>
@@ -13950,7 +13950,7 @@
     <w:basedOn w:val="Normal"/>
     <w:next w:val="Normal"/>
     <w:qFormat/>
-    <w:rsid w:val="00BC28E9"/>
+    <w:rsid w:val="00B86ADC"/>
     <w:pPr>
       <w:pBdr>
         <w:top w:color="FF0000" w:space="1" w:sz="8" w:val="single"/>
@@ -13964,14 +13964,14 @@
     </w:pPr>
     <w:rPr>
       <w:rFonts w:ascii="Courier New" w:hAnsi="Courier New"/>
-      <w:sz w:val="18"/>
+      <w:sz w:val="16"/>
     </w:rPr>
   </w:style>
   <w:style w:customStyle="1" w:styleId="SourceCode" w:type="paragraph">
     <w:name w:val="Source Code"/>
     <w:basedOn w:val="Normal"/>
     <w:qFormat/>
-    <w:rsid w:val="00771E03"/>
+    <w:rsid w:val="0018210C"/>
     <w:pPr>
       <w:pBdr>
         <w:top w:color="auto" w:space="1" w:sz="8" w:val="single"/>
@@ -13979,20 +13979,20 @@
         <w:bottom w:color="auto" w:space="1" w:sz="8" w:val="single"/>
         <w:right w:color="auto" w:space="4" w:sz="8" w:val="single"/>
       </w:pBdr>
-      <w:shd w:color="auto" w:fill="auto" w:val="pct15"/>
+      <w:shd w:color="auto" w:fill="auto" w:val="pct5"/>
       <w:spacing w:after="240" w:before="240"/>
       <w:ind w:left="432" w:right="432"/>
     </w:pPr>
     <w:rPr>
       <w:rFonts w:ascii="Courier New" w:hAnsi="Courier New"/>
-      <w:sz w:val="20"/>
+      <w:sz w:val="15"/>
     </w:rPr>
   </w:style>
   <w:style w:customStyle="1" w:styleId="Verbatim" w:type="paragraph">
     <w:name w:val="Verbatim"/>
     <w:basedOn w:val="Normal"/>
     <w:qFormat/>
-    <w:rsid w:val="00771E03"/>
+    <w:rsid w:val="0018210C"/>
     <w:pPr>
       <w:shd w:color="auto" w:fill="auto" w:val="pct15"/>
       <w:spacing w:after="240" w:before="240"/>
@@ -14000,7 +14000,7 @@
     </w:pPr>
     <w:rPr>
       <w:rFonts w:ascii="Courier New" w:hAnsi="Courier New"/>
-      <w:sz w:val="18"/>
+      <w:sz w:val="16"/>
     </w:rPr>
   </w:style>
   <w:style w:customStyle="1" w:styleId="CodeBlock" w:type="paragraph">
@@ -14043,6 +14043,11 @@
     <w:pPr>
       <w:spacing w:after="100"/>
     </w:pPr>
+  </w:style>
+  <w:style w:customStyle="1" w:styleId="Graphic" w:type="paragraph">
+    <w:name w:val="Graphic"/>
+    <w:qFormat/>
+    <w:rsid w:val="00735D8A"/>
   </w:style>
   <w:style w:type="character" w:customStyle="1" w:styleId="KeywordTok">
     <w:name w:val="KeywordTok"/>

--- a/docs/ecostats_lectures/lecture_05/05_01_lecture_powerpoint.docx
+++ b/docs/ecostats_lectures/lecture_05/05_01_lecture_powerpoint.docx
@@ -91,12 +91,48 @@
     </w:p>
     <w:p>
       <w:pPr>
+        <w:pStyle w:val="Compact"/>
+        <w:numPr>
+          <w:ilvl w:val="0"/>
+          <w:numId w:val="1001"/>
+        </w:numPr>
+      </w:pPr>
+      <w:r>
+        <w:t xml:space="preserve">Tests of means using T-Tests</w:t>
+      </w:r>
+    </w:p>
+    <w:p>
+      <w:pPr>
+        <w:pStyle w:val="Compact"/>
+        <w:numPr>
+          <w:ilvl w:val="1"/>
+          <w:numId w:val="1003"/>
+        </w:numPr>
+      </w:pPr>
+      <w:r>
+        <w:t xml:space="preserve">one sample</w:t>
+      </w:r>
+    </w:p>
+    <w:p>
+      <w:pPr>
+        <w:pStyle w:val="Compact"/>
+        <w:numPr>
+          <w:ilvl w:val="1"/>
+          <w:numId w:val="1003"/>
+        </w:numPr>
+      </w:pPr>
+      <w:r>
+        <w:t xml:space="preserve">two sample</w:t>
+      </w:r>
+    </w:p>
+    <w:p>
+      <w:pPr>
         <w:pStyle w:val="FirstParagraph"/>
       </w:pPr>
       <w:r>
         <w:drawing>
           <wp:inline>
-            <wp:extent cx="2295525" cy="2562225"/>
+            <wp:extent cx="2295525" cy="3143250"/>
             <wp:effectExtent b="0" l="0" r="0" t="0"/>
             <wp:docPr descr="" title="" id="21" name="Picture"/>
             <a:graphic>
@@ -117,7 +153,7 @@
                   <pic:spPr bwMode="auto">
                     <a:xfrm>
                       <a:off x="0" y="0"/>
-                      <a:ext cx="2295525" cy="2562225"/>
+                      <a:ext cx="2295525" cy="3143250"/>
                     </a:xfrm>
                     <a:prstGeom prst="rect">
                       <a:avLst/>
@@ -155,7 +191,7 @@
         <w:pStyle w:val="Compact"/>
         <w:numPr>
           <w:ilvl w:val="0"/>
-          <w:numId w:val="1003"/>
+          <w:numId w:val="1004"/>
         </w:numPr>
       </w:pPr>
       <w:r>
@@ -167,7 +203,7 @@
         <w:pStyle w:val="Compact"/>
         <w:numPr>
           <w:ilvl w:val="0"/>
-          <w:numId w:val="1003"/>
+          <w:numId w:val="1004"/>
         </w:numPr>
       </w:pPr>
       <w:r>
@@ -179,7 +215,7 @@
         <w:pStyle w:val="Compact"/>
         <w:numPr>
           <w:ilvl w:val="0"/>
-          <w:numId w:val="1003"/>
+          <w:numId w:val="1004"/>
         </w:numPr>
       </w:pPr>
       <w:r>
@@ -188,24 +224,60 @@
     </w:p>
     <w:p>
       <w:pPr>
+        <w:pStyle w:val="Compact"/>
         <w:numPr>
           <w:ilvl w:val="1"/>
+          <w:numId w:val="1005"/>
+        </w:numPr>
+      </w:pPr>
+      <w:r>
+        <w:t xml:space="preserve">Center - mean, median, mode</w:t>
+      </w:r>
+    </w:p>
+    <w:p>
+      <w:pPr>
+        <w:pStyle w:val="Compact"/>
+        <w:numPr>
+          <w:ilvl w:val="1"/>
+          <w:numId w:val="1005"/>
+        </w:numPr>
+      </w:pPr>
+      <w:r>
+        <w:t xml:space="preserve">Spread - range, variance, standard deviation</w:t>
+      </w:r>
+    </w:p>
+    <w:p>
+      <w:pPr>
+        <w:pStyle w:val="Compact"/>
+        <w:numPr>
+          <w:ilvl w:val="0"/>
           <w:numId w:val="1004"/>
         </w:numPr>
       </w:pPr>
       <w:r>
-        <w:t xml:space="preserve">Center - mean, median, mode</w:t>
+        <w:t xml:space="preserve">Tests of means using T-Tests</w:t>
       </w:r>
     </w:p>
     <w:p>
       <w:pPr>
         <w:numPr>
           <w:ilvl w:val="1"/>
-          <w:numId w:val="1004"/>
+          <w:numId w:val="1006"/>
         </w:numPr>
       </w:pPr>
       <w:r>
-        <w:t xml:space="preserve">Spread - range, variance, standard deviation</w:t>
+        <w:t xml:space="preserve">one sample</w:t>
+      </w:r>
+    </w:p>
+    <w:p>
+      <w:pPr>
+        <w:numPr>
+          <w:ilvl w:val="1"/>
+          <w:numId w:val="1006"/>
+        </w:numPr>
+      </w:pPr>
+      <w:r>
+        <w:t xml:space="preserve">two sample</w:t>
       </w:r>
     </w:p>
     <w:p>
@@ -274,892 +346,11 @@
         <w:pStyle w:val="Compact"/>
         <w:numPr>
           <w:ilvl w:val="0"/>
-          <w:numId w:val="1005"/>
+          <w:numId w:val="1007"/>
         </w:numPr>
       </w:pPr>
       <w:r>
         <w:t xml:space="preserve">Introduction to histograms or frequency distributions</w:t>
-      </w:r>
-    </w:p>
-    <w:p>
-      <w:pPr>
-        <w:pStyle w:val="Compact"/>
-        <w:numPr>
-          <w:ilvl w:val="0"/>
-          <w:numId w:val="1005"/>
-        </w:numPr>
-      </w:pPr>
-      <w:r>
-        <w:t xml:space="preserve">Probability Distribution Functions (PDF)</w:t>
-      </w:r>
-    </w:p>
-    <w:p>
-      <w:pPr>
-        <w:pStyle w:val="Compact"/>
-        <w:numPr>
-          <w:ilvl w:val="0"/>
-          <w:numId w:val="1005"/>
-        </w:numPr>
-      </w:pPr>
-      <w:r>
-        <w:t xml:space="preserve">Descriptive Statistics</w:t>
-      </w:r>
-    </w:p>
-    <w:p>
-      <w:pPr>
-        <w:numPr>
-          <w:ilvl w:val="1"/>
-          <w:numId w:val="1006"/>
-        </w:numPr>
-      </w:pPr>
-      <w:r>
-        <w:t xml:space="preserve">Center - mean, median, mode</w:t>
-      </w:r>
-    </w:p>
-    <w:p>
-      <w:pPr>
-        <w:numPr>
-          <w:ilvl w:val="1"/>
-          <w:numId w:val="1006"/>
-        </w:numPr>
-      </w:pPr>
-      <w:r>
-        <w:t xml:space="preserve">Spread - range, variance, standard deviation</w:t>
-      </w:r>
-    </w:p>
-    <w:tbl xmlns:w="http://schemas.openxmlformats.org/wordprocessingml/2006/main" xmlns:r="http://schemas.openxmlformats.org/officeDocument/2006/relationships" xmlns:w14="http://schemas.microsoft.com/office/word/2010/wordml" xmlns:wp="http://schemas.openxmlformats.org/drawingml/2006/wordprocessingDrawing" xmlns:a="http://schemas.openxmlformats.org/drawingml/2006/main" xmlns:pic="http://schemas.openxmlformats.org/drawingml/2006/picture">
-      <w:tblPr>
-        <w:tblLayout w:type="fixed"/>
-        <w:jc w:val="center"/>
-        <w:tblLook w:firstRow="1" w:lastRow="0" w:firstColumn="0" w:lastColumn="0" w:noHBand="0" w:noVBand="1"/>
-      </w:tblPr>
-      <w:tblGrid>
-        <w:gridCol w:w="1080"/>
-        <w:gridCol w:w="1080"/>
-        <w:gridCol w:w="1080"/>
-        <w:gridCol w:w="1080"/>
-        <w:gridCol w:w="1080"/>
-      </w:tblGrid>
-      <w:tr>
-        <w:trPr>
-          <w:trHeight w:val="360" w:hRule="auto"/>
-          <w:tblHeader/>
-        </w:trPr>
-        header1
-        <w:tc>
-          <w:tcPr>
-            <w:tcBorders>
-              <w:bottom w:val="single" w:sz="12" w:space="0" w:color="666666"/>
-              <w:top w:val="single" w:sz="12" w:space="0" w:color="666666"/>
-              <w:left w:val="none" w:sz="0" w:space="0" w:color="000000"/>
-              <w:right w:val="none" w:sz="0" w:space="0" w:color="000000"/>
-            </w:tcBorders>
-            <w:shd w:val="clear" w:color="auto" w:fill="FFFFFF"/>
-            <w:tcMar>
-              <w:top w:w="0" w:type="dxa"/>
-              <w:bottom w:w="0" w:type="dxa"/>
-              <w:left w:w="0" w:type="dxa"/>
-              <w:right w:w="0" w:type="dxa"/>
-            </w:tcMar>
-            <w:vAlign w:val="center"/>
-          </w:tcPr>
-          <w:p>
-            <w:pPr>
-              <w:jc w:val="left"/>
-              <w:pBdr>
-                <w:bottom w:val="none" w:sz="0" w:space="0" w:color="000000"/>
-                <w:top w:val="none" w:sz="0" w:space="0" w:color="000000"/>
-                <w:left w:val="none" w:sz="0" w:space="0" w:color="000000"/>
-                <w:right w:val="none" w:sz="0" w:space="0" w:color="000000"/>
-              </w:pBdr>
-              <w:spacing w:after="100" w:before="100" w:line="240"/>
-              <w:ind w:left="100" w:right="100" w:firstLine="0" w:firstLineChars="0"/>
-              <w:rPr>
-                <w:rFonts w:ascii="Helvetica" w:hAnsi="Helvetica" w:eastAsia="Helvetica" w:cs="Helvetica"/>
-                <w:i w:val="false"/>
-                <w:b w:val="false"/>
-                <w:u w:val="none"/>
-                <w:sz w:val="22"/>
-                <w:szCs w:val="22"/>
-                <w:color w:val="000000"/>
-              </w:rPr>
-            </w:pPr>
-            <w:r xmlns:w="http://schemas.openxmlformats.org/wordprocessingml/2006/main" xmlns:wp="http://schemas.openxmlformats.org/drawingml/2006/wordprocessingDrawing" xmlns:r="http://schemas.openxmlformats.org/officeDocument/2006/relationships" xmlns:w14="http://schemas.microsoft.com/office/word/2010/wordml">
-              <w:rPr>
-                <w:rFonts w:ascii="Helvetica" w:hAnsi="Helvetica" w:eastAsia="Helvetica" w:cs="Helvetica"/>
-                <w:i w:val="false"/>
-                <w:b w:val="false"/>
-                <w:u w:val="none"/>
-                <w:sz w:val="22"/>
-                <w:szCs w:val="22"/>
-                <w:color w:val="000000"/>
-              </w:rPr>
-              <w:t xml:space="preserve">lake</w:t>
-            </w:r>
-          </w:p>
-        </w:tc>
-        <w:tc>
-          <w:tcPr>
-            <w:tcBorders>
-              <w:bottom w:val="single" w:sz="12" w:space="0" w:color="666666"/>
-              <w:top w:val="single" w:sz="12" w:space="0" w:color="666666"/>
-              <w:left w:val="none" w:sz="0" w:space="0" w:color="000000"/>
-              <w:right w:val="none" w:sz="0" w:space="0" w:color="000000"/>
-            </w:tcBorders>
-            <w:shd w:val="clear" w:color="auto" w:fill="FFFFFF"/>
-            <w:tcMar>
-              <w:top w:w="0" w:type="dxa"/>
-              <w:bottom w:w="0" w:type="dxa"/>
-              <w:left w:w="0" w:type="dxa"/>
-              <w:right w:w="0" w:type="dxa"/>
-            </w:tcMar>
-            <w:vAlign w:val="center"/>
-          </w:tcPr>
-          <w:p>
-            <w:pPr>
-              <w:jc w:val="right"/>
-              <w:pBdr>
-                <w:bottom w:val="none" w:sz="0" w:space="0" w:color="000000"/>
-                <w:top w:val="none" w:sz="0" w:space="0" w:color="000000"/>
-                <w:left w:val="none" w:sz="0" w:space="0" w:color="000000"/>
-                <w:right w:val="none" w:sz="0" w:space="0" w:color="000000"/>
-              </w:pBdr>
-              <w:spacing w:after="100" w:before="100" w:line="240"/>
-              <w:ind w:left="100" w:right="100" w:firstLine="0" w:firstLineChars="0"/>
-              <w:rPr>
-                <w:rFonts w:ascii="Helvetica" w:hAnsi="Helvetica" w:eastAsia="Helvetica" w:cs="Helvetica"/>
-                <w:i w:val="false"/>
-                <w:b w:val="false"/>
-                <w:u w:val="none"/>
-                <w:sz w:val="22"/>
-                <w:szCs w:val="22"/>
-                <w:color w:val="000000"/>
-              </w:rPr>
-            </w:pPr>
-            <w:r xmlns:w="http://schemas.openxmlformats.org/wordprocessingml/2006/main" xmlns:wp="http://schemas.openxmlformats.org/drawingml/2006/wordprocessingDrawing" xmlns:r="http://schemas.openxmlformats.org/officeDocument/2006/relationships" xmlns:w14="http://schemas.microsoft.com/office/word/2010/wordml">
-              <w:rPr>
-                <w:rFonts w:ascii="Helvetica" w:hAnsi="Helvetica" w:eastAsia="Helvetica" w:cs="Helvetica"/>
-                <w:i w:val="false"/>
-                <w:b w:val="false"/>
-                <w:u w:val="none"/>
-                <w:sz w:val="22"/>
-                <w:szCs w:val="22"/>
-                <w:color w:val="000000"/>
-              </w:rPr>
-              <w:t xml:space="preserve">mean_length</w:t>
-            </w:r>
-          </w:p>
-        </w:tc>
-        <w:tc>
-          <w:tcPr>
-            <w:tcBorders>
-              <w:bottom w:val="single" w:sz="12" w:space="0" w:color="666666"/>
-              <w:top w:val="single" w:sz="12" w:space="0" w:color="666666"/>
-              <w:left w:val="none" w:sz="0" w:space="0" w:color="000000"/>
-              <w:right w:val="none" w:sz="0" w:space="0" w:color="000000"/>
-            </w:tcBorders>
-            <w:shd w:val="clear" w:color="auto" w:fill="FFFFFF"/>
-            <w:tcMar>
-              <w:top w:w="0" w:type="dxa"/>
-              <w:bottom w:w="0" w:type="dxa"/>
-              <w:left w:w="0" w:type="dxa"/>
-              <w:right w:w="0" w:type="dxa"/>
-            </w:tcMar>
-            <w:vAlign w:val="center"/>
-          </w:tcPr>
-          <w:p>
-            <w:pPr>
-              <w:jc w:val="right"/>
-              <w:pBdr>
-                <w:bottom w:val="none" w:sz="0" w:space="0" w:color="000000"/>
-                <w:top w:val="none" w:sz="0" w:space="0" w:color="000000"/>
-                <w:left w:val="none" w:sz="0" w:space="0" w:color="000000"/>
-                <w:right w:val="none" w:sz="0" w:space="0" w:color="000000"/>
-              </w:pBdr>
-              <w:spacing w:after="100" w:before="100" w:line="240"/>
-              <w:ind w:left="100" w:right="100" w:firstLine="0" w:firstLineChars="0"/>
-              <w:rPr>
-                <w:rFonts w:ascii="Helvetica" w:hAnsi="Helvetica" w:eastAsia="Helvetica" w:cs="Helvetica"/>
-                <w:i w:val="false"/>
-                <w:b w:val="false"/>
-                <w:u w:val="none"/>
-                <w:sz w:val="22"/>
-                <w:szCs w:val="22"/>
-                <w:color w:val="000000"/>
-              </w:rPr>
-            </w:pPr>
-            <w:r xmlns:w="http://schemas.openxmlformats.org/wordprocessingml/2006/main" xmlns:wp="http://schemas.openxmlformats.org/drawingml/2006/wordprocessingDrawing" xmlns:r="http://schemas.openxmlformats.org/officeDocument/2006/relationships" xmlns:w14="http://schemas.microsoft.com/office/word/2010/wordml">
-              <w:rPr>
-                <w:rFonts w:ascii="Helvetica" w:hAnsi="Helvetica" w:eastAsia="Helvetica" w:cs="Helvetica"/>
-                <w:i w:val="false"/>
-                <w:b w:val="false"/>
-                <w:u w:val="none"/>
-                <w:sz w:val="22"/>
-                <w:szCs w:val="22"/>
-                <w:color w:val="000000"/>
-              </w:rPr>
-              <w:t xml:space="preserve">sd_length</w:t>
-            </w:r>
-          </w:p>
-        </w:tc>
-        <w:tc>
-          <w:tcPr>
-            <w:tcBorders>
-              <w:bottom w:val="single" w:sz="12" w:space="0" w:color="666666"/>
-              <w:top w:val="single" w:sz="12" w:space="0" w:color="666666"/>
-              <w:left w:val="none" w:sz="0" w:space="0" w:color="000000"/>
-              <w:right w:val="none" w:sz="0" w:space="0" w:color="000000"/>
-            </w:tcBorders>
-            <w:shd w:val="clear" w:color="auto" w:fill="FFFFFF"/>
-            <w:tcMar>
-              <w:top w:w="0" w:type="dxa"/>
-              <w:bottom w:w="0" w:type="dxa"/>
-              <w:left w:w="0" w:type="dxa"/>
-              <w:right w:w="0" w:type="dxa"/>
-            </w:tcMar>
-            <w:vAlign w:val="center"/>
-          </w:tcPr>
-          <w:p>
-            <w:pPr>
-              <w:jc w:val="right"/>
-              <w:pBdr>
-                <w:bottom w:val="none" w:sz="0" w:space="0" w:color="000000"/>
-                <w:top w:val="none" w:sz="0" w:space="0" w:color="000000"/>
-                <w:left w:val="none" w:sz="0" w:space="0" w:color="000000"/>
-                <w:right w:val="none" w:sz="0" w:space="0" w:color="000000"/>
-              </w:pBdr>
-              <w:spacing w:after="100" w:before="100" w:line="240"/>
-              <w:ind w:left="100" w:right="100" w:firstLine="0" w:firstLineChars="0"/>
-              <w:rPr>
-                <w:rFonts w:ascii="Helvetica" w:hAnsi="Helvetica" w:eastAsia="Helvetica" w:cs="Helvetica"/>
-                <w:i w:val="false"/>
-                <w:b w:val="false"/>
-                <w:u w:val="none"/>
-                <w:sz w:val="22"/>
-                <w:szCs w:val="22"/>
-                <w:color w:val="000000"/>
-              </w:rPr>
-            </w:pPr>
-            <w:r xmlns:w="http://schemas.openxmlformats.org/wordprocessingml/2006/main" xmlns:wp="http://schemas.openxmlformats.org/drawingml/2006/wordprocessingDrawing" xmlns:r="http://schemas.openxmlformats.org/officeDocument/2006/relationships" xmlns:w14="http://schemas.microsoft.com/office/word/2010/wordml">
-              <w:rPr>
-                <w:rFonts w:ascii="Helvetica" w:hAnsi="Helvetica" w:eastAsia="Helvetica" w:cs="Helvetica"/>
-                <w:i w:val="false"/>
-                <w:b w:val="false"/>
-                <w:u w:val="none"/>
-                <w:sz w:val="22"/>
-                <w:szCs w:val="22"/>
-                <w:color w:val="000000"/>
-              </w:rPr>
-              <w:t xml:space="preserve">se_length</w:t>
-            </w:r>
-          </w:p>
-        </w:tc>
-        <w:tc>
-          <w:tcPr>
-            <w:tcBorders>
-              <w:bottom w:val="single" w:sz="12" w:space="0" w:color="666666"/>
-              <w:top w:val="single" w:sz="12" w:space="0" w:color="666666"/>
-              <w:left w:val="none" w:sz="0" w:space="0" w:color="000000"/>
-              <w:right w:val="none" w:sz="0" w:space="0" w:color="000000"/>
-            </w:tcBorders>
-            <w:shd w:val="clear" w:color="auto" w:fill="FFFFFF"/>
-            <w:tcMar>
-              <w:top w:w="0" w:type="dxa"/>
-              <w:bottom w:w="0" w:type="dxa"/>
-              <w:left w:w="0" w:type="dxa"/>
-              <w:right w:w="0" w:type="dxa"/>
-            </w:tcMar>
-            <w:vAlign w:val="center"/>
-          </w:tcPr>
-          <w:p>
-            <w:pPr>
-              <w:jc w:val="right"/>
-              <w:pBdr>
-                <w:bottom w:val="none" w:sz="0" w:space="0" w:color="000000"/>
-                <w:top w:val="none" w:sz="0" w:space="0" w:color="000000"/>
-                <w:left w:val="none" w:sz="0" w:space="0" w:color="000000"/>
-                <w:right w:val="none" w:sz="0" w:space="0" w:color="000000"/>
-              </w:pBdr>
-              <w:spacing w:after="100" w:before="100" w:line="240"/>
-              <w:ind w:left="100" w:right="100" w:firstLine="0" w:firstLineChars="0"/>
-              <w:rPr>
-                <w:rFonts w:ascii="Helvetica" w:hAnsi="Helvetica" w:eastAsia="Helvetica" w:cs="Helvetica"/>
-                <w:i w:val="false"/>
-                <w:b w:val="false"/>
-                <w:u w:val="none"/>
-                <w:sz w:val="22"/>
-                <w:szCs w:val="22"/>
-                <w:color w:val="000000"/>
-              </w:rPr>
-            </w:pPr>
-            <w:r xmlns:w="http://schemas.openxmlformats.org/wordprocessingml/2006/main" xmlns:wp="http://schemas.openxmlformats.org/drawingml/2006/wordprocessingDrawing" xmlns:r="http://schemas.openxmlformats.org/officeDocument/2006/relationships" xmlns:w14="http://schemas.microsoft.com/office/word/2010/wordml">
-              <w:rPr>
-                <w:rFonts w:ascii="Helvetica" w:hAnsi="Helvetica" w:eastAsia="Helvetica" w:cs="Helvetica"/>
-                <w:i w:val="false"/>
-                <w:b w:val="false"/>
-                <w:u w:val="none"/>
-                <w:sz w:val="22"/>
-                <w:szCs w:val="22"/>
-                <w:color w:val="000000"/>
-              </w:rPr>
-              <w:t xml:space="preserve">count</w:t>
-            </w:r>
-          </w:p>
-        </w:tc>
-      </w:tr>
-      <w:tr>
-        <w:trPr>
-          <w:trHeight w:val="360" w:hRule="auto"/>
-        </w:trPr>
-        body1
-        <w:tc>
-          <w:tcPr>
-            <w:tcBorders>
-              <w:bottom w:val="none" w:sz="0" w:space="0" w:color="000000"/>
-              <w:top w:val="single" w:sz="12" w:space="0" w:color="666666"/>
-              <w:left w:val="none" w:sz="0" w:space="0" w:color="000000"/>
-              <w:right w:val="none" w:sz="0" w:space="0" w:color="000000"/>
-            </w:tcBorders>
-            <w:shd w:val="clear" w:color="auto" w:fill="FFFFFF"/>
-            <w:tcMar>
-              <w:top w:w="0" w:type="dxa"/>
-              <w:bottom w:w="0" w:type="dxa"/>
-              <w:left w:w="0" w:type="dxa"/>
-              <w:right w:w="0" w:type="dxa"/>
-            </w:tcMar>
-            <w:vAlign w:val="center"/>
-          </w:tcPr>
-          <w:p>
-            <w:pPr>
-              <w:jc w:val="left"/>
-              <w:pBdr>
-                <w:bottom w:val="none" w:sz="0" w:space="0" w:color="000000"/>
-                <w:top w:val="none" w:sz="0" w:space="0" w:color="000000"/>
-                <w:left w:val="none" w:sz="0" w:space="0" w:color="000000"/>
-                <w:right w:val="none" w:sz="0" w:space="0" w:color="000000"/>
-              </w:pBdr>
-              <w:spacing w:after="100" w:before="100" w:line="240"/>
-              <w:ind w:left="100" w:right="100" w:firstLine="0" w:firstLineChars="0"/>
-              <w:rPr>
-                <w:rFonts w:ascii="Helvetica" w:hAnsi="Helvetica" w:eastAsia="Helvetica" w:cs="Helvetica"/>
-                <w:i w:val="false"/>
-                <w:b w:val="false"/>
-                <w:u w:val="none"/>
-                <w:sz w:val="22"/>
-                <w:szCs w:val="22"/>
-                <w:color w:val="000000"/>
-              </w:rPr>
-            </w:pPr>
-            <w:r xmlns:w="http://schemas.openxmlformats.org/wordprocessingml/2006/main" xmlns:wp="http://schemas.openxmlformats.org/drawingml/2006/wordprocessingDrawing" xmlns:r="http://schemas.openxmlformats.org/officeDocument/2006/relationships" xmlns:w14="http://schemas.microsoft.com/office/word/2010/wordml">
-              <w:rPr>
-                <w:rFonts w:ascii="Helvetica" w:hAnsi="Helvetica" w:eastAsia="Helvetica" w:cs="Helvetica"/>
-                <w:i w:val="false"/>
-                <w:b w:val="false"/>
-                <w:u w:val="none"/>
-                <w:sz w:val="22"/>
-                <w:szCs w:val="22"/>
-                <w:color w:val="000000"/>
-              </w:rPr>
-              <w:t xml:space="preserve">I3</w:t>
-            </w:r>
-          </w:p>
-        </w:tc>
-        <w:tc>
-          <w:tcPr>
-            <w:tcBorders>
-              <w:bottom w:val="none" w:sz="0" w:space="0" w:color="000000"/>
-              <w:top w:val="single" w:sz="12" w:space="0" w:color="666666"/>
-              <w:left w:val="none" w:sz="0" w:space="0" w:color="000000"/>
-              <w:right w:val="none" w:sz="0" w:space="0" w:color="000000"/>
-            </w:tcBorders>
-            <w:shd w:val="clear" w:color="auto" w:fill="FFFFFF"/>
-            <w:tcMar>
-              <w:top w:w="0" w:type="dxa"/>
-              <w:bottom w:w="0" w:type="dxa"/>
-              <w:left w:w="0" w:type="dxa"/>
-              <w:right w:w="0" w:type="dxa"/>
-            </w:tcMar>
-            <w:vAlign w:val="center"/>
-          </w:tcPr>
-          <w:p>
-            <w:pPr>
-              <w:jc w:val="right"/>
-              <w:pBdr>
-                <w:bottom w:val="none" w:sz="0" w:space="0" w:color="000000"/>
-                <w:top w:val="none" w:sz="0" w:space="0" w:color="000000"/>
-                <w:left w:val="none" w:sz="0" w:space="0" w:color="000000"/>
-                <w:right w:val="none" w:sz="0" w:space="0" w:color="000000"/>
-              </w:pBdr>
-              <w:spacing w:after="100" w:before="100" w:line="240"/>
-              <w:ind w:left="100" w:right="100" w:firstLine="0" w:firstLineChars="0"/>
-              <w:rPr>
-                <w:rFonts w:ascii="Helvetica" w:hAnsi="Helvetica" w:eastAsia="Helvetica" w:cs="Helvetica"/>
-                <w:i w:val="false"/>
-                <w:b w:val="false"/>
-                <w:u w:val="none"/>
-                <w:sz w:val="22"/>
-                <w:szCs w:val="22"/>
-                <w:color w:val="000000"/>
-              </w:rPr>
-            </w:pPr>
-            <w:r xmlns:w="http://schemas.openxmlformats.org/wordprocessingml/2006/main" xmlns:wp="http://schemas.openxmlformats.org/drawingml/2006/wordprocessingDrawing" xmlns:r="http://schemas.openxmlformats.org/officeDocument/2006/relationships" xmlns:w14="http://schemas.microsoft.com/office/word/2010/wordml">
-              <w:rPr>
-                <w:rFonts w:ascii="Helvetica" w:hAnsi="Helvetica" w:eastAsia="Helvetica" w:cs="Helvetica"/>
-                <w:i w:val="false"/>
-                <w:b w:val="false"/>
-                <w:u w:val="none"/>
-                <w:sz w:val="22"/>
-                <w:szCs w:val="22"/>
-                <w:color w:val="000000"/>
-              </w:rPr>
-              <w:t xml:space="preserve">265.6061</w:t>
-            </w:r>
-          </w:p>
-        </w:tc>
-        <w:tc>
-          <w:tcPr>
-            <w:tcBorders>
-              <w:bottom w:val="none" w:sz="0" w:space="0" w:color="000000"/>
-              <w:top w:val="single" w:sz="12" w:space="0" w:color="666666"/>
-              <w:left w:val="none" w:sz="0" w:space="0" w:color="000000"/>
-              <w:right w:val="none" w:sz="0" w:space="0" w:color="000000"/>
-            </w:tcBorders>
-            <w:shd w:val="clear" w:color="auto" w:fill="FFFFFF"/>
-            <w:tcMar>
-              <w:top w:w="0" w:type="dxa"/>
-              <w:bottom w:w="0" w:type="dxa"/>
-              <w:left w:w="0" w:type="dxa"/>
-              <w:right w:w="0" w:type="dxa"/>
-            </w:tcMar>
-            <w:vAlign w:val="center"/>
-          </w:tcPr>
-          <w:p>
-            <w:pPr>
-              <w:jc w:val="right"/>
-              <w:pBdr>
-                <w:bottom w:val="none" w:sz="0" w:space="0" w:color="000000"/>
-                <w:top w:val="none" w:sz="0" w:space="0" w:color="000000"/>
-                <w:left w:val="none" w:sz="0" w:space="0" w:color="000000"/>
-                <w:right w:val="none" w:sz="0" w:space="0" w:color="000000"/>
-              </w:pBdr>
-              <w:spacing w:after="100" w:before="100" w:line="240"/>
-              <w:ind w:left="100" w:right="100" w:firstLine="0" w:firstLineChars="0"/>
-              <w:rPr>
-                <w:rFonts w:ascii="Helvetica" w:hAnsi="Helvetica" w:eastAsia="Helvetica" w:cs="Helvetica"/>
-                <w:i w:val="false"/>
-                <w:b w:val="false"/>
-                <w:u w:val="none"/>
-                <w:sz w:val="22"/>
-                <w:szCs w:val="22"/>
-                <w:color w:val="000000"/>
-              </w:rPr>
-            </w:pPr>
-            <w:r xmlns:w="http://schemas.openxmlformats.org/wordprocessingml/2006/main" xmlns:wp="http://schemas.openxmlformats.org/drawingml/2006/wordprocessingDrawing" xmlns:r="http://schemas.openxmlformats.org/officeDocument/2006/relationships" xmlns:w14="http://schemas.microsoft.com/office/word/2010/wordml">
-              <w:rPr>
-                <w:rFonts w:ascii="Helvetica" w:hAnsi="Helvetica" w:eastAsia="Helvetica" w:cs="Helvetica"/>
-                <w:i w:val="false"/>
-                <w:b w:val="false"/>
-                <w:u w:val="none"/>
-                <w:sz w:val="22"/>
-                <w:szCs w:val="22"/>
-                <w:color w:val="000000"/>
-              </w:rPr>
-              <w:t xml:space="preserve">28.30378</w:t>
-            </w:r>
-          </w:p>
-        </w:tc>
-        <w:tc>
-          <w:tcPr>
-            <w:tcBorders>
-              <w:bottom w:val="none" w:sz="0" w:space="0" w:color="000000"/>
-              <w:top w:val="single" w:sz="12" w:space="0" w:color="666666"/>
-              <w:left w:val="none" w:sz="0" w:space="0" w:color="000000"/>
-              <w:right w:val="none" w:sz="0" w:space="0" w:color="000000"/>
-            </w:tcBorders>
-            <w:shd w:val="clear" w:color="auto" w:fill="FFFFFF"/>
-            <w:tcMar>
-              <w:top w:w="0" w:type="dxa"/>
-              <w:bottom w:w="0" w:type="dxa"/>
-              <w:left w:w="0" w:type="dxa"/>
-              <w:right w:w="0" w:type="dxa"/>
-            </w:tcMar>
-            <w:vAlign w:val="center"/>
-          </w:tcPr>
-          <w:p>
-            <w:pPr>
-              <w:jc w:val="right"/>
-              <w:pBdr>
-                <w:bottom w:val="none" w:sz="0" w:space="0" w:color="000000"/>
-                <w:top w:val="none" w:sz="0" w:space="0" w:color="000000"/>
-                <w:left w:val="none" w:sz="0" w:space="0" w:color="000000"/>
-                <w:right w:val="none" w:sz="0" w:space="0" w:color="000000"/>
-              </w:pBdr>
-              <w:spacing w:after="100" w:before="100" w:line="240"/>
-              <w:ind w:left="100" w:right="100" w:firstLine="0" w:firstLineChars="0"/>
-              <w:rPr>
-                <w:rFonts w:ascii="Helvetica" w:hAnsi="Helvetica" w:eastAsia="Helvetica" w:cs="Helvetica"/>
-                <w:i w:val="false"/>
-                <w:b w:val="false"/>
-                <w:u w:val="none"/>
-                <w:sz w:val="22"/>
-                <w:szCs w:val="22"/>
-                <w:color w:val="000000"/>
-              </w:rPr>
-            </w:pPr>
-            <w:r xmlns:w="http://schemas.openxmlformats.org/wordprocessingml/2006/main" xmlns:wp="http://schemas.openxmlformats.org/drawingml/2006/wordprocessingDrawing" xmlns:r="http://schemas.openxmlformats.org/officeDocument/2006/relationships" xmlns:w14="http://schemas.microsoft.com/office/word/2010/wordml">
-              <w:rPr>
-                <w:rFonts w:ascii="Helvetica" w:hAnsi="Helvetica" w:eastAsia="Helvetica" w:cs="Helvetica"/>
-                <w:i w:val="false"/>
-                <w:b w:val="false"/>
-                <w:u w:val="none"/>
-                <w:sz w:val="22"/>
-                <w:szCs w:val="22"/>
-                <w:color w:val="000000"/>
-              </w:rPr>
-              <w:t xml:space="preserve">3.483954</w:t>
-            </w:r>
-          </w:p>
-        </w:tc>
-        <w:tc>
-          <w:tcPr>
-            <w:tcBorders>
-              <w:bottom w:val="none" w:sz="0" w:space="0" w:color="000000"/>
-              <w:top w:val="single" w:sz="12" w:space="0" w:color="666666"/>
-              <w:left w:val="none" w:sz="0" w:space="0" w:color="000000"/>
-              <w:right w:val="none" w:sz="0" w:space="0" w:color="000000"/>
-            </w:tcBorders>
-            <w:shd w:val="clear" w:color="auto" w:fill="FFFFFF"/>
-            <w:tcMar>
-              <w:top w:w="0" w:type="dxa"/>
-              <w:bottom w:w="0" w:type="dxa"/>
-              <w:left w:w="0" w:type="dxa"/>
-              <w:right w:w="0" w:type="dxa"/>
-            </w:tcMar>
-            <w:vAlign w:val="center"/>
-          </w:tcPr>
-          <w:p>
-            <w:pPr>
-              <w:jc w:val="right"/>
-              <w:pBdr>
-                <w:bottom w:val="none" w:sz="0" w:space="0" w:color="000000"/>
-                <w:top w:val="none" w:sz="0" w:space="0" w:color="000000"/>
-                <w:left w:val="none" w:sz="0" w:space="0" w:color="000000"/>
-                <w:right w:val="none" w:sz="0" w:space="0" w:color="000000"/>
-              </w:pBdr>
-              <w:spacing w:after="100" w:before="100" w:line="240"/>
-              <w:ind w:left="100" w:right="100" w:firstLine="0" w:firstLineChars="0"/>
-              <w:rPr>
-                <w:rFonts w:ascii="Helvetica" w:hAnsi="Helvetica" w:eastAsia="Helvetica" w:cs="Helvetica"/>
-                <w:i w:val="false"/>
-                <w:b w:val="false"/>
-                <w:u w:val="none"/>
-                <w:sz w:val="22"/>
-                <w:szCs w:val="22"/>
-                <w:color w:val="000000"/>
-              </w:rPr>
-            </w:pPr>
-            <w:r xmlns:w="http://schemas.openxmlformats.org/wordprocessingml/2006/main" xmlns:wp="http://schemas.openxmlformats.org/drawingml/2006/wordprocessingDrawing" xmlns:r="http://schemas.openxmlformats.org/officeDocument/2006/relationships" xmlns:w14="http://schemas.microsoft.com/office/word/2010/wordml">
-              <w:rPr>
-                <w:rFonts w:ascii="Helvetica" w:hAnsi="Helvetica" w:eastAsia="Helvetica" w:cs="Helvetica"/>
-                <w:i w:val="false"/>
-                <w:b w:val="false"/>
-                <w:u w:val="none"/>
-                <w:sz w:val="22"/>
-                <w:szCs w:val="22"/>
-                <w:color w:val="000000"/>
-              </w:rPr>
-              <w:t xml:space="preserve">66</w:t>
-            </w:r>
-          </w:p>
-        </w:tc>
-      </w:tr>
-      <w:tr>
-        <w:trPr>
-          <w:trHeight w:val="360" w:hRule="auto"/>
-        </w:trPr>
-        body2
-        <w:tc>
-          <w:tcPr>
-            <w:tcBorders>
-              <w:bottom w:val="single" w:sz="12" w:space="0" w:color="666666"/>
-              <w:top w:val="none" w:sz="0" w:space="0" w:color="000000"/>
-              <w:left w:val="none" w:sz="0" w:space="0" w:color="000000"/>
-              <w:right w:val="none" w:sz="0" w:space="0" w:color="000000"/>
-            </w:tcBorders>
-            <w:shd w:val="clear" w:color="auto" w:fill="FFFFFF"/>
-            <w:tcMar>
-              <w:top w:w="0" w:type="dxa"/>
-              <w:bottom w:w="0" w:type="dxa"/>
-              <w:left w:w="0" w:type="dxa"/>
-              <w:right w:w="0" w:type="dxa"/>
-            </w:tcMar>
-            <w:vAlign w:val="center"/>
-          </w:tcPr>
-          <w:p>
-            <w:pPr>
-              <w:jc w:val="left"/>
-              <w:pBdr>
-                <w:bottom w:val="none" w:sz="0" w:space="0" w:color="000000"/>
-                <w:top w:val="none" w:sz="0" w:space="0" w:color="000000"/>
-                <w:left w:val="none" w:sz="0" w:space="0" w:color="000000"/>
-                <w:right w:val="none" w:sz="0" w:space="0" w:color="000000"/>
-              </w:pBdr>
-              <w:spacing w:after="100" w:before="100" w:line="240"/>
-              <w:ind w:left="100" w:right="100" w:firstLine="0" w:firstLineChars="0"/>
-              <w:rPr>
-                <w:rFonts w:ascii="Helvetica" w:hAnsi="Helvetica" w:eastAsia="Helvetica" w:cs="Helvetica"/>
-                <w:i w:val="false"/>
-                <w:b w:val="false"/>
-                <w:u w:val="none"/>
-                <w:sz w:val="22"/>
-                <w:szCs w:val="22"/>
-                <w:color w:val="000000"/>
-              </w:rPr>
-            </w:pPr>
-            <w:r xmlns:w="http://schemas.openxmlformats.org/wordprocessingml/2006/main" xmlns:wp="http://schemas.openxmlformats.org/drawingml/2006/wordprocessingDrawing" xmlns:r="http://schemas.openxmlformats.org/officeDocument/2006/relationships" xmlns:w14="http://schemas.microsoft.com/office/word/2010/wordml">
-              <w:rPr>
-                <w:rFonts w:ascii="Helvetica" w:hAnsi="Helvetica" w:eastAsia="Helvetica" w:cs="Helvetica"/>
-                <w:i w:val="false"/>
-                <w:b w:val="false"/>
-                <w:u w:val="none"/>
-                <w:sz w:val="22"/>
-                <w:szCs w:val="22"/>
-                <w:color w:val="000000"/>
-              </w:rPr>
-              <w:t xml:space="preserve">I8</w:t>
-            </w:r>
-          </w:p>
-        </w:tc>
-        <w:tc>
-          <w:tcPr>
-            <w:tcBorders>
-              <w:bottom w:val="single" w:sz="12" w:space="0" w:color="666666"/>
-              <w:top w:val="none" w:sz="0" w:space="0" w:color="000000"/>
-              <w:left w:val="none" w:sz="0" w:space="0" w:color="000000"/>
-              <w:right w:val="none" w:sz="0" w:space="0" w:color="000000"/>
-            </w:tcBorders>
-            <w:shd w:val="clear" w:color="auto" w:fill="FFFFFF"/>
-            <w:tcMar>
-              <w:top w:w="0" w:type="dxa"/>
-              <w:bottom w:w="0" w:type="dxa"/>
-              <w:left w:w="0" w:type="dxa"/>
-              <w:right w:w="0" w:type="dxa"/>
-            </w:tcMar>
-            <w:vAlign w:val="center"/>
-          </w:tcPr>
-          <w:p>
-            <w:pPr>
-              <w:jc w:val="right"/>
-              <w:pBdr>
-                <w:bottom w:val="none" w:sz="0" w:space="0" w:color="000000"/>
-                <w:top w:val="none" w:sz="0" w:space="0" w:color="000000"/>
-                <w:left w:val="none" w:sz="0" w:space="0" w:color="000000"/>
-                <w:right w:val="none" w:sz="0" w:space="0" w:color="000000"/>
-              </w:pBdr>
-              <w:spacing w:after="100" w:before="100" w:line="240"/>
-              <w:ind w:left="100" w:right="100" w:firstLine="0" w:firstLineChars="0"/>
-              <w:rPr>
-                <w:rFonts w:ascii="Helvetica" w:hAnsi="Helvetica" w:eastAsia="Helvetica" w:cs="Helvetica"/>
-                <w:i w:val="false"/>
-                <w:b w:val="false"/>
-                <w:u w:val="none"/>
-                <w:sz w:val="22"/>
-                <w:szCs w:val="22"/>
-                <w:color w:val="000000"/>
-              </w:rPr>
-            </w:pPr>
-            <w:r xmlns:w="http://schemas.openxmlformats.org/wordprocessingml/2006/main" xmlns:wp="http://schemas.openxmlformats.org/drawingml/2006/wordprocessingDrawing" xmlns:r="http://schemas.openxmlformats.org/officeDocument/2006/relationships" xmlns:w14="http://schemas.microsoft.com/office/word/2010/wordml">
-              <w:rPr>
-                <w:rFonts w:ascii="Helvetica" w:hAnsi="Helvetica" w:eastAsia="Helvetica" w:cs="Helvetica"/>
-                <w:i w:val="false"/>
-                <w:b w:val="false"/>
-                <w:u w:val="none"/>
-                <w:sz w:val="22"/>
-                <w:szCs w:val="22"/>
-                <w:color w:val="000000"/>
-              </w:rPr>
-              <w:t xml:space="preserve">362.5980</w:t>
-            </w:r>
-          </w:p>
-        </w:tc>
-        <w:tc>
-          <w:tcPr>
-            <w:tcBorders>
-              <w:bottom w:val="single" w:sz="12" w:space="0" w:color="666666"/>
-              <w:top w:val="none" w:sz="0" w:space="0" w:color="000000"/>
-              <w:left w:val="none" w:sz="0" w:space="0" w:color="000000"/>
-              <w:right w:val="none" w:sz="0" w:space="0" w:color="000000"/>
-            </w:tcBorders>
-            <w:shd w:val="clear" w:color="auto" w:fill="FFFFFF"/>
-            <w:tcMar>
-              <w:top w:w="0" w:type="dxa"/>
-              <w:bottom w:w="0" w:type="dxa"/>
-              <w:left w:w="0" w:type="dxa"/>
-              <w:right w:w="0" w:type="dxa"/>
-            </w:tcMar>
-            <w:vAlign w:val="center"/>
-          </w:tcPr>
-          <w:p>
-            <w:pPr>
-              <w:jc w:val="right"/>
-              <w:pBdr>
-                <w:bottom w:val="none" w:sz="0" w:space="0" w:color="000000"/>
-                <w:top w:val="none" w:sz="0" w:space="0" w:color="000000"/>
-                <w:left w:val="none" w:sz="0" w:space="0" w:color="000000"/>
-                <w:right w:val="none" w:sz="0" w:space="0" w:color="000000"/>
-              </w:pBdr>
-              <w:spacing w:after="100" w:before="100" w:line="240"/>
-              <w:ind w:left="100" w:right="100" w:firstLine="0" w:firstLineChars="0"/>
-              <w:rPr>
-                <w:rFonts w:ascii="Helvetica" w:hAnsi="Helvetica" w:eastAsia="Helvetica" w:cs="Helvetica"/>
-                <w:i w:val="false"/>
-                <w:b w:val="false"/>
-                <w:u w:val="none"/>
-                <w:sz w:val="22"/>
-                <w:szCs w:val="22"/>
-                <w:color w:val="000000"/>
-              </w:rPr>
-            </w:pPr>
-            <w:r xmlns:w="http://schemas.openxmlformats.org/wordprocessingml/2006/main" xmlns:wp="http://schemas.openxmlformats.org/drawingml/2006/wordprocessingDrawing" xmlns:r="http://schemas.openxmlformats.org/officeDocument/2006/relationships" xmlns:w14="http://schemas.microsoft.com/office/word/2010/wordml">
-              <w:rPr>
-                <w:rFonts w:ascii="Helvetica" w:hAnsi="Helvetica" w:eastAsia="Helvetica" w:cs="Helvetica"/>
-                <w:i w:val="false"/>
-                <w:b w:val="false"/>
-                <w:u w:val="none"/>
-                <w:sz w:val="22"/>
-                <w:szCs w:val="22"/>
-                <w:color w:val="000000"/>
-              </w:rPr>
-              <w:t xml:space="preserve">52.33901</w:t>
-            </w:r>
-          </w:p>
-        </w:tc>
-        <w:tc>
-          <w:tcPr>
-            <w:tcBorders>
-              <w:bottom w:val="single" w:sz="12" w:space="0" w:color="666666"/>
-              <w:top w:val="none" w:sz="0" w:space="0" w:color="000000"/>
-              <w:left w:val="none" w:sz="0" w:space="0" w:color="000000"/>
-              <w:right w:val="none" w:sz="0" w:space="0" w:color="000000"/>
-            </w:tcBorders>
-            <w:shd w:val="clear" w:color="auto" w:fill="FFFFFF"/>
-            <w:tcMar>
-              <w:top w:w="0" w:type="dxa"/>
-              <w:bottom w:w="0" w:type="dxa"/>
-              <w:left w:w="0" w:type="dxa"/>
-              <w:right w:w="0" w:type="dxa"/>
-            </w:tcMar>
-            <w:vAlign w:val="center"/>
-          </w:tcPr>
-          <w:p>
-            <w:pPr>
-              <w:jc w:val="right"/>
-              <w:pBdr>
-                <w:bottom w:val="none" w:sz="0" w:space="0" w:color="000000"/>
-                <w:top w:val="none" w:sz="0" w:space="0" w:color="000000"/>
-                <w:left w:val="none" w:sz="0" w:space="0" w:color="000000"/>
-                <w:right w:val="none" w:sz="0" w:space="0" w:color="000000"/>
-              </w:pBdr>
-              <w:spacing w:after="100" w:before="100" w:line="240"/>
-              <w:ind w:left="100" w:right="100" w:firstLine="0" w:firstLineChars="0"/>
-              <w:rPr>
-                <w:rFonts w:ascii="Helvetica" w:hAnsi="Helvetica" w:eastAsia="Helvetica" w:cs="Helvetica"/>
-                <w:i w:val="false"/>
-                <w:b w:val="false"/>
-                <w:u w:val="none"/>
-                <w:sz w:val="22"/>
-                <w:szCs w:val="22"/>
-                <w:color w:val="000000"/>
-              </w:rPr>
-            </w:pPr>
-            <w:r xmlns:w="http://schemas.openxmlformats.org/wordprocessingml/2006/main" xmlns:wp="http://schemas.openxmlformats.org/drawingml/2006/wordprocessingDrawing" xmlns:r="http://schemas.openxmlformats.org/officeDocument/2006/relationships" xmlns:w14="http://schemas.microsoft.com/office/word/2010/wordml">
-              <w:rPr>
-                <w:rFonts w:ascii="Helvetica" w:hAnsi="Helvetica" w:eastAsia="Helvetica" w:cs="Helvetica"/>
-                <w:i w:val="false"/>
-                <w:b w:val="false"/>
-                <w:u w:val="none"/>
-                <w:sz w:val="22"/>
-                <w:szCs w:val="22"/>
-                <w:color w:val="000000"/>
-              </w:rPr>
-              <w:t xml:space="preserve">5.182334</w:t>
-            </w:r>
-          </w:p>
-        </w:tc>
-        <w:tc>
-          <w:tcPr>
-            <w:tcBorders>
-              <w:bottom w:val="single" w:sz="12" w:space="0" w:color="666666"/>
-              <w:top w:val="none" w:sz="0" w:space="0" w:color="000000"/>
-              <w:left w:val="none" w:sz="0" w:space="0" w:color="000000"/>
-              <w:right w:val="none" w:sz="0" w:space="0" w:color="000000"/>
-            </w:tcBorders>
-            <w:shd w:val="clear" w:color="auto" w:fill="FFFFFF"/>
-            <w:tcMar>
-              <w:top w:w="0" w:type="dxa"/>
-              <w:bottom w:w="0" w:type="dxa"/>
-              <w:left w:w="0" w:type="dxa"/>
-              <w:right w:w="0" w:type="dxa"/>
-            </w:tcMar>
-            <w:vAlign w:val="center"/>
-          </w:tcPr>
-          <w:p>
-            <w:pPr>
-              <w:jc w:val="right"/>
-              <w:pBdr>
-                <w:bottom w:val="none" w:sz="0" w:space="0" w:color="000000"/>
-                <w:top w:val="none" w:sz="0" w:space="0" w:color="000000"/>
-                <w:left w:val="none" w:sz="0" w:space="0" w:color="000000"/>
-                <w:right w:val="none" w:sz="0" w:space="0" w:color="000000"/>
-              </w:pBdr>
-              <w:spacing w:after="100" w:before="100" w:line="240"/>
-              <w:ind w:left="100" w:right="100" w:firstLine="0" w:firstLineChars="0"/>
-              <w:rPr>
-                <w:rFonts w:ascii="Helvetica" w:hAnsi="Helvetica" w:eastAsia="Helvetica" w:cs="Helvetica"/>
-                <w:i w:val="false"/>
-                <w:b w:val="false"/>
-                <w:u w:val="none"/>
-                <w:sz w:val="22"/>
-                <w:szCs w:val="22"/>
-                <w:color w:val="000000"/>
-              </w:rPr>
-            </w:pPr>
-            <w:r xmlns:w="http://schemas.openxmlformats.org/wordprocessingml/2006/main" xmlns:wp="http://schemas.openxmlformats.org/drawingml/2006/wordprocessingDrawing" xmlns:r="http://schemas.openxmlformats.org/officeDocument/2006/relationships" xmlns:w14="http://schemas.microsoft.com/office/word/2010/wordml">
-              <w:rPr>
-                <w:rFonts w:ascii="Helvetica" w:hAnsi="Helvetica" w:eastAsia="Helvetica" w:cs="Helvetica"/>
-                <w:i w:val="false"/>
-                <w:b w:val="false"/>
-                <w:u w:val="none"/>
-                <w:sz w:val="22"/>
-                <w:szCs w:val="22"/>
-                <w:color w:val="000000"/>
-              </w:rPr>
-              <w:t xml:space="preserve">102</w:t>
-            </w:r>
-          </w:p>
-        </w:tc>
-      </w:tr>
-    </w:tbl>
-    <w:bookmarkEnd w:id="28"/>
-    <w:bookmarkStart w:id="32" w:name="Xc7f2672edddede19b99eaa4ae64aeef3a01384b"/>
-    <w:p>
-      <w:pPr>
-        <w:pStyle w:val="Heading1"/>
-      </w:pPr>
-      <w:r>
-        <w:rPr>
-          <w:b/>
-          <w:bCs/>
-        </w:rPr>
-        <w:t xml:space="preserve">Lecture 5: Probability and Statistical Inference</w:t>
-      </w:r>
-    </w:p>
-    <w:p>
-      <w:pPr>
-        <w:pStyle w:val="FirstParagraph"/>
-      </w:pPr>
-      <w:r>
-        <w:t xml:space="preserve">The goals for today</w:t>
       </w:r>
     </w:p>
     <w:p>
@@ -1171,7 +362,7 @@
         </w:numPr>
       </w:pPr>
       <w:r>
-        <w:t xml:space="preserve">Statistical inference fundamentals</w:t>
+        <w:t xml:space="preserve">Probability Distribution Functions (PDF)</w:t>
       </w:r>
     </w:p>
     <w:p>
@@ -1183,7 +374,31 @@
         </w:numPr>
       </w:pPr>
       <w:r>
-        <w:t xml:space="preserve">Hypothesis testing principles</w:t>
+        <w:t xml:space="preserve">Descriptive Statistics</w:t>
+      </w:r>
+    </w:p>
+    <w:p>
+      <w:pPr>
+        <w:pStyle w:val="Compact"/>
+        <w:numPr>
+          <w:ilvl w:val="1"/>
+          <w:numId w:val="1008"/>
+        </w:numPr>
+      </w:pPr>
+      <w:r>
+        <w:t xml:space="preserve">Center - mean, median, mode</w:t>
+      </w:r>
+    </w:p>
+    <w:p>
+      <w:pPr>
+        <w:pStyle w:val="Compact"/>
+        <w:numPr>
+          <w:ilvl w:val="1"/>
+          <w:numId w:val="1008"/>
+        </w:numPr>
+      </w:pPr>
+      <w:r>
+        <w:t xml:space="preserve">Spread - range, variance, standard deviation</w:t>
       </w:r>
     </w:p>
     <w:p>
@@ -1195,7 +410,98 @@
         </w:numPr>
       </w:pPr>
       <w:r>
-        <w:t xml:space="preserve">T Distributions</w:t>
+        <w:t xml:space="preserve">Tests of means using T-Tests</w:t>
+      </w:r>
+    </w:p>
+    <w:p>
+      <w:pPr>
+        <w:numPr>
+          <w:ilvl w:val="1"/>
+          <w:numId w:val="1009"/>
+        </w:numPr>
+      </w:pPr>
+      <w:r>
+        <w:t xml:space="preserve">one sample - is the sample mean different from a hypothesized mean?</w:t>
+      </w:r>
+    </w:p>
+    <w:p>
+      <w:pPr>
+        <w:numPr>
+          <w:ilvl w:val="1"/>
+          <w:numId w:val="1009"/>
+        </w:numPr>
+      </w:pPr>
+      <w:r>
+        <w:t xml:space="preserve">two sample - are the sample means from two samples the same or different?</w:t>
+      </w:r>
+    </w:p>
+    <w:p>
+      <w:pPr>
+        <w:pStyle w:val="SourceCode"/>
+      </w:pPr>
+      <w:r>
+        <w:rPr>
+          <w:rStyle w:val="VerbatimChar"/>
+        </w:rPr>
+        <w:t xml:space="preserve"># A tibble: 2 × 5</w:t>
+      </w:r>
+      <w:r>
+        <w:br/>
+      </w:r>
+      <w:r>
+        <w:rPr>
+          <w:rStyle w:val="VerbatimChar"/>
+        </w:rPr>
+        <w:t xml:space="preserve">  lake  mean_length sd_length se_length count</w:t>
+      </w:r>
+      <w:r>
+        <w:br/>
+      </w:r>
+      <w:r>
+        <w:rPr>
+          <w:rStyle w:val="VerbatimChar"/>
+        </w:rPr>
+        <w:t xml:space="preserve">  &lt;chr&gt;       &lt;dbl&gt;     &lt;dbl&gt;     &lt;dbl&gt; &lt;int&gt;</w:t>
+      </w:r>
+      <w:r>
+        <w:br/>
+      </w:r>
+      <w:r>
+        <w:rPr>
+          <w:rStyle w:val="VerbatimChar"/>
+        </w:rPr>
+        <w:t xml:space="preserve">1 I3           266.      28.3      3.48    66</w:t>
+      </w:r>
+      <w:r>
+        <w:br/>
+      </w:r>
+      <w:r>
+        <w:rPr>
+          <w:rStyle w:val="VerbatimChar"/>
+        </w:rPr>
+        <w:t xml:space="preserve">2 I8           363.      52.3      5.18   102</w:t>
+      </w:r>
+    </w:p>
+    <w:bookmarkEnd w:id="28"/>
+    <w:bookmarkStart w:id="32" w:name="Xc7f2672edddede19b99eaa4ae64aeef3a01384b"/>
+    <w:p>
+      <w:pPr>
+        <w:pStyle w:val="Heading1"/>
+      </w:pPr>
+      <w:r>
+        <w:rPr>
+          <w:b/>
+          <w:bCs/>
+        </w:rPr>
+        <w:t xml:space="preserve">Lecture 5: Probability and Statistical Inference</w:t>
+      </w:r>
+    </w:p>
+    <w:p>
+      <w:pPr>
+        <w:pStyle w:val="FirstParagraph"/>
+      </w:pPr>
+      <w:r>
+        <w:t xml:space="preserve">The goals for today</w:t>
       </w:r>
     </w:p>
     <w:p>
@@ -1203,11 +509,11 @@
         <w:pStyle w:val="Compact"/>
         <w:numPr>
           <w:ilvl w:val="0"/>
-          <w:numId w:val="1007"/>
+          <w:numId w:val="1010"/>
         </w:numPr>
       </w:pPr>
       <w:r>
-        <w:t xml:space="preserve">One sample T Tests</w:t>
+        <w:t xml:space="preserve">Statistical inference fundamentals</w:t>
       </w:r>
     </w:p>
     <w:p>
@@ -1215,7 +521,43 @@
         <w:pStyle w:val="Compact"/>
         <w:numPr>
           <w:ilvl w:val="0"/>
-          <w:numId w:val="1007"/>
+          <w:numId w:val="1010"/>
+        </w:numPr>
+      </w:pPr>
+      <w:r>
+        <w:t xml:space="preserve">Hypothesis testing principles</w:t>
+      </w:r>
+    </w:p>
+    <w:p>
+      <w:pPr>
+        <w:pStyle w:val="Compact"/>
+        <w:numPr>
+          <w:ilvl w:val="0"/>
+          <w:numId w:val="1010"/>
+        </w:numPr>
+      </w:pPr>
+      <w:r>
+        <w:t xml:space="preserve">T Distributions</w:t>
+      </w:r>
+    </w:p>
+    <w:p>
+      <w:pPr>
+        <w:pStyle w:val="Compact"/>
+        <w:numPr>
+          <w:ilvl w:val="0"/>
+          <w:numId w:val="1010"/>
+        </w:numPr>
+      </w:pPr>
+      <w:r>
+        <w:t xml:space="preserve">One sample T Tests</w:t>
+      </w:r>
+    </w:p>
+    <w:p>
+      <w:pPr>
+        <w:pStyle w:val="Compact"/>
+        <w:numPr>
+          <w:ilvl w:val="0"/>
+          <w:numId w:val="1010"/>
         </w:numPr>
       </w:pPr>
       <w:r>
@@ -1229,7 +571,7 @@
       <w:r>
         <w:drawing>
           <wp:inline>
-            <wp:extent cx="6578600" cy="5262880"/>
+            <wp:extent cx="4572000" cy="3657600"/>
             <wp:effectExtent b="0" l="0" r="0" t="0"/>
             <wp:docPr descr="" title="" id="30" name="Picture"/>
             <a:graphic>
@@ -1250,7 +592,7 @@
                   <pic:spPr bwMode="auto">
                     <a:xfrm>
                       <a:off x="0" y="0"/>
-                      <a:ext cx="6578600" cy="5262880"/>
+                      <a:ext cx="4572000" cy="3657600"/>
                     </a:xfrm>
                     <a:prstGeom prst="rect">
                       <a:avLst/>
@@ -1270,7 +612,7 @@
       </w:r>
     </w:p>
     <w:bookmarkEnd w:id="32"/>
-    <w:bookmarkStart w:id="36" w:name="lecture-5-confidence-intervals"/>
+    <w:bookmarkStart w:id="36" w:name="lecture-5-students-t-distribution-table"/>
     <w:p>
       <w:pPr>
         <w:pStyle w:val="Heading1"/>
@@ -1286,7 +628,7 @@
         <w:t xml:space="preserve"> </w:t>
       </w:r>
       <w:r>
-        <w:t xml:space="preserve">Confidence intervals</w:t>
+        <w:t xml:space="preserve">Student’s t-distribution Table</w:t>
       </w:r>
     </w:p>
     <w:p>
@@ -1294,7 +636,7 @@
         <w:pStyle w:val="FirstParagraph"/>
       </w:pPr>
       <w:r>
-        <w:t xml:space="preserve">In the more typical case DON’T know the population σ or standard deviation</w:t>
+        <w:t xml:space="preserve">Here is a t-table</w:t>
       </w:r>
     </w:p>
     <w:p>
@@ -1302,11 +644,11 @@
         <w:pStyle w:val="Compact"/>
         <w:numPr>
           <w:ilvl w:val="0"/>
-          <w:numId w:val="1008"/>
+          <w:numId w:val="1011"/>
         </w:numPr>
       </w:pPr>
       <w:r>
-        <w:t xml:space="preserve">estimate it from the samples</w:t>
+        <w:t xml:space="preserve">Values of t that correspond to probabilities</w:t>
       </w:r>
     </w:p>
     <w:p>
@@ -1314,11 +656,11 @@
         <w:pStyle w:val="Compact"/>
         <w:numPr>
           <w:ilvl w:val="0"/>
-          <w:numId w:val="1008"/>
+          <w:numId w:val="1011"/>
         </w:numPr>
       </w:pPr>
       <w:r>
-        <w:t xml:space="preserve">and when sample size is &lt;~30)</w:t>
+        <w:t xml:space="preserve">Probabilities listed along top</w:t>
       </w:r>
     </w:p>
     <w:p>
@@ -1326,40 +668,46 @@
         <w:pStyle w:val="Compact"/>
         <w:numPr>
           <w:ilvl w:val="0"/>
-          <w:numId w:val="1008"/>
+          <w:numId w:val="1011"/>
         </w:numPr>
       </w:pPr>
       <w:r>
-        <w:t xml:space="preserve">can’t use the standard normal (z) distribution</w:t>
+        <w:t xml:space="preserve">Sample dfs are listed in the left-most column</w:t>
+      </w:r>
+    </w:p>
+    <w:p>
+      <w:pPr>
+        <w:pStyle w:val="Compact"/>
+        <w:numPr>
+          <w:ilvl w:val="0"/>
+          <w:numId w:val="1011"/>
+        </w:numPr>
+      </w:pPr>
+      <w:r>
+        <w:t xml:space="preserve">Probabilities are given for one-tailed and two-tailed</w:t>
+      </w:r>
+      <w:r>
+        <w:t xml:space="preserve"> </w:t>
+      </w:r>
+      <w:r>
+        <w:t xml:space="preserve">“questions”</w:t>
       </w:r>
     </w:p>
     <w:p>
       <w:pPr>
         <w:pStyle w:val="FirstParagraph"/>
-      </w:pPr>
-      <w:r>
-        <w:rPr>
-          <w:i/>
-          <w:iCs/>
-        </w:rPr>
-        <w:t xml:space="preserve">Instead, we use Student’s t distribution</w:t>
-      </w:r>
-    </w:p>
-    <w:p>
-      <w:pPr>
-        <w:pStyle w:val="BodyText"/>
       </w:pPr>
       <w:r>
         <w:drawing>
           <wp:inline>
-            <wp:extent cx="2857500" cy="2381250"/>
+            <wp:extent cx="4429125" cy="3905250"/>
             <wp:effectExtent b="0" l="0" r="0" t="0"/>
             <wp:docPr descr="" title="" id="34" name="Picture"/>
             <a:graphic>
               <a:graphicData uri="http://schemas.openxmlformats.org/drawingml/2006/picture">
                 <pic:pic>
                   <pic:nvPicPr>
-                    <pic:cNvPr descr="images/clipboard-1052237789.png" id="35" name="Picture"/>
+                    <pic:cNvPr descr="images/clipboard-3203878802.png" id="35" name="Picture"/>
                     <pic:cNvPicPr>
                       <a:picLocks noChangeArrowheads="1" noChangeAspect="1"/>
                     </pic:cNvPicPr>
@@ -1373,7 +721,7 @@
                   <pic:spPr bwMode="auto">
                     <a:xfrm>
                       <a:off x="0" y="0"/>
-                      <a:ext cx="2857500" cy="2381250"/>
+                      <a:ext cx="4429125" cy="3905250"/>
                     </a:xfrm>
                     <a:prstGeom prst="rect">
                       <a:avLst/>
@@ -1393,7 +741,7 @@
       </w:r>
     </w:p>
     <w:bookmarkEnd w:id="36"/>
-    <w:bookmarkStart w:id="40" w:name="lecture-5-understanding-t-distribution"/>
+    <w:bookmarkStart w:id="43" w:name="lecture-5-one-tailed-questions"/>
     <w:p>
       <w:pPr>
         <w:pStyle w:val="Heading1"/>
@@ -1409,7 +757,7 @@
         <w:t xml:space="preserve"> </w:t>
       </w:r>
       <w:r>
-        <w:t xml:space="preserve">Understanding t-distribution</w:t>
+        <w:t xml:space="preserve">One-tailed Questions</w:t>
       </w:r>
     </w:p>
     <w:p>
@@ -1417,23 +765,7 @@
         <w:pStyle w:val="FirstParagraph"/>
       </w:pPr>
       <w:r>
-        <w:t xml:space="preserve">When sample sizes are small, the</w:t>
-      </w:r>
-      <w:r>
-        <w:t xml:space="preserve"> </w:t>
-      </w:r>
-      <w:r>
-        <w:rPr>
-          <w:b/>
-          <w:bCs/>
-        </w:rPr>
-        <w:t xml:space="preserve">t-distribution</w:t>
-      </w:r>
-      <w:r>
-        <w:t xml:space="preserve"> </w:t>
-      </w:r>
-      <w:r>
-        <w:t xml:space="preserve">is more appropriate than the normal distribution.</w:t>
+        <w:t xml:space="preserve">One-tailed questions: area of distribution left or (right) of a certain value</w:t>
       </w:r>
     </w:p>
     <w:p>
@@ -1441,11 +773,11 @@
         <w:pStyle w:val="Compact"/>
         <w:numPr>
           <w:ilvl w:val="0"/>
-          <w:numId w:val="1009"/>
+          <w:numId w:val="1012"/>
         </w:numPr>
       </w:pPr>
       <w:r>
-        <w:t xml:space="preserve">Similar to normal distribution but with heavier tails</w:t>
+        <w:t xml:space="preserve">n=20 (df=19) - 90% of the observations found left</w:t>
       </w:r>
     </w:p>
     <w:p>
@@ -1453,95 +785,11 @@
         <w:pStyle w:val="Compact"/>
         <w:numPr>
           <w:ilvl w:val="0"/>
-          <w:numId w:val="1009"/>
+          <w:numId w:val="1012"/>
         </w:numPr>
       </w:pPr>
       <w:r>
-        <w:t xml:space="preserve">Shape depends on</w:t>
-      </w:r>
-      <w:r>
-        <w:t xml:space="preserve"> </w:t>
-      </w:r>
-      <w:r>
-        <w:rPr>
-          <w:b/>
-          <w:bCs/>
-        </w:rPr>
-        <w:t xml:space="preserve">degrees of freedom</w:t>
-      </w:r>
-      <w:r>
-        <w:t xml:space="preserve"> </w:t>
-      </w:r>
-      <w:r>
-        <w:t xml:space="preserve">(df = n-1)</w:t>
-      </w:r>
-    </w:p>
-    <w:p>
-      <w:pPr>
-        <w:pStyle w:val="Compact"/>
-        <w:numPr>
-          <w:ilvl w:val="0"/>
-          <w:numId w:val="1009"/>
-        </w:numPr>
-      </w:pPr>
-      <w:r>
-        <w:t xml:space="preserve">With large df (&gt;30), approaches the normal distribution</w:t>
-      </w:r>
-    </w:p>
-    <w:p>
-      <w:pPr>
-        <w:pStyle w:val="Compact"/>
-        <w:numPr>
-          <w:ilvl w:val="0"/>
-          <w:numId w:val="1009"/>
-        </w:numPr>
-      </w:pPr>
-      <w:r>
-        <w:t xml:space="preserve">Used for:</w:t>
-      </w:r>
-    </w:p>
-    <w:p>
-      <w:pPr>
-        <w:numPr>
-          <w:ilvl w:val="1"/>
-          <w:numId w:val="1010"/>
-        </w:numPr>
-      </w:pPr>
-      <w:r>
-        <w:t xml:space="preserve">Small sample sizes</w:t>
-      </w:r>
-    </w:p>
-    <w:p>
-      <w:pPr>
-        <w:numPr>
-          <w:ilvl w:val="1"/>
-          <w:numId w:val="1010"/>
-        </w:numPr>
-      </w:pPr>
-      <w:r>
-        <w:t xml:space="preserve">When population standard deviation is unknown</w:t>
-      </w:r>
-    </w:p>
-    <w:p>
-      <w:pPr>
-        <w:numPr>
-          <w:ilvl w:val="1"/>
-          <w:numId w:val="1010"/>
-        </w:numPr>
-      </w:pPr>
-      <w:r>
-        <w:t xml:space="preserve">Calculating confidence intervals</w:t>
-      </w:r>
-    </w:p>
-    <w:p>
-      <w:pPr>
-        <w:numPr>
-          <w:ilvl w:val="1"/>
-          <w:numId w:val="1010"/>
-        </w:numPr>
-      </w:pPr>
-      <w:r>
-        <w:t xml:space="preserve">Conducting t-tests</w:t>
+        <w:t xml:space="preserve">t= 1.328 (10% are outside)</w:t>
       </w:r>
     </w:p>
     <w:p>
@@ -1551,14 +799,14 @@
       <w:r>
         <w:drawing>
           <wp:inline>
-            <wp:extent cx="6578600" cy="5920740"/>
+            <wp:extent cx="2543175" cy="1885950"/>
             <wp:effectExtent b="0" l="0" r="0" t="0"/>
             <wp:docPr descr="" title="" id="38" name="Picture"/>
             <a:graphic>
               <a:graphicData uri="http://schemas.openxmlformats.org/drawingml/2006/picture">
                 <pic:pic>
                   <pic:nvPicPr>
-                    <pic:cNvPr descr="05_01_lecture_powerpoint_files/figure-docx/unnamed-chunk-3-1.png" id="39" name="Picture"/>
+                    <pic:cNvPr descr="images/clipboard-1822465473.png" id="39" name="Picture"/>
                     <pic:cNvPicPr>
                       <a:picLocks noChangeArrowheads="1" noChangeAspect="1"/>
                     </pic:cNvPicPr>
@@ -1572,7 +820,7 @@
                   <pic:spPr bwMode="auto">
                     <a:xfrm>
                       <a:off x="0" y="0"/>
-                      <a:ext cx="6578600" cy="5920740"/>
+                      <a:ext cx="2543175" cy="1885950"/>
                     </a:xfrm>
                     <a:prstGeom prst="rect">
                       <a:avLst/>
@@ -1591,179 +839,27 @@
         </w:drawing>
       </w:r>
     </w:p>
-    <w:bookmarkEnd w:id="40"/>
-    <w:bookmarkStart w:id="44" w:name="lecture-5-t-distribution-properties"/>
-    <w:p>
-      <w:pPr>
-        <w:pStyle w:val="Heading1"/>
-      </w:pPr>
-      <w:r>
-        <w:rPr>
-          <w:b/>
-          <w:bCs/>
-        </w:rPr>
-        <w:t xml:space="preserve">Lecture 5:</w:t>
-      </w:r>
-      <w:r>
-        <w:t xml:space="preserve"> </w:t>
-      </w:r>
-      <w:r>
-        <w:t xml:space="preserve">t-distribution Properties</w:t>
-      </w:r>
-    </w:p>
-    <w:p>
-      <w:pPr>
-        <w:pStyle w:val="FirstParagraph"/>
-      </w:pPr>
-      <w:r>
-        <w:t xml:space="preserve">When sample sizes are small, the</w:t>
-      </w:r>
-      <w:r>
-        <w:t xml:space="preserve"> </w:t>
-      </w:r>
-      <w:r>
-        <w:rPr>
-          <w:b/>
-          <w:bCs/>
-        </w:rPr>
-        <w:t xml:space="preserve">t-distribution</w:t>
-      </w:r>
-      <w:r>
-        <w:t xml:space="preserve"> </w:t>
-      </w:r>
-      <w:r>
-        <w:t xml:space="preserve">is more appropriate than the normal distribution.</w:t>
-      </w:r>
-    </w:p>
-    <w:p>
-      <w:pPr>
-        <w:pStyle w:val="Compact"/>
-        <w:numPr>
-          <w:ilvl w:val="0"/>
-          <w:numId w:val="1011"/>
-        </w:numPr>
-      </w:pPr>
-      <w:r>
-        <w:t xml:space="preserve">Similar to normal distribution (1.96 = 2.5% tails) but with heavier tails</w:t>
-      </w:r>
-    </w:p>
-    <w:p>
-      <w:pPr>
-        <w:pStyle w:val="Compact"/>
-        <w:numPr>
-          <w:ilvl w:val="0"/>
-          <w:numId w:val="1011"/>
-        </w:numPr>
-      </w:pPr>
-      <w:r>
-        <w:t xml:space="preserve">Shape depends on</w:t>
-      </w:r>
-      <w:r>
-        <w:t xml:space="preserve"> </w:t>
-      </w:r>
-      <w:r>
-        <w:rPr>
-          <w:b/>
-          <w:bCs/>
-        </w:rPr>
-        <w:t xml:space="preserve">degrees of freedom</w:t>
-      </w:r>
-      <w:r>
-        <w:t xml:space="preserve"> </w:t>
-      </w:r>
-      <w:r>
-        <w:t xml:space="preserve">(df = n-1)</w:t>
-      </w:r>
-    </w:p>
-    <w:p>
-      <w:pPr>
-        <w:pStyle w:val="Compact"/>
-        <w:numPr>
-          <w:ilvl w:val="0"/>
-          <w:numId w:val="1011"/>
-        </w:numPr>
-      </w:pPr>
-      <w:r>
-        <w:t xml:space="preserve">With large df (&gt;30), approaches the normal distribution</w:t>
-      </w:r>
-    </w:p>
-    <w:p>
-      <w:pPr>
-        <w:pStyle w:val="Compact"/>
-        <w:numPr>
-          <w:ilvl w:val="0"/>
-          <w:numId w:val="1011"/>
-        </w:numPr>
-      </w:pPr>
-      <w:r>
-        <w:t xml:space="preserve">Used for:</w:t>
-      </w:r>
-    </w:p>
-    <w:p>
-      <w:pPr>
-        <w:numPr>
-          <w:ilvl w:val="1"/>
-          <w:numId w:val="1012"/>
-        </w:numPr>
-      </w:pPr>
-      <w:r>
-        <w:t xml:space="preserve">Small sample sizes</w:t>
-      </w:r>
-    </w:p>
-    <w:p>
-      <w:pPr>
-        <w:numPr>
-          <w:ilvl w:val="1"/>
-          <w:numId w:val="1012"/>
-        </w:numPr>
-      </w:pPr>
-      <w:r>
-        <w:t xml:space="preserve">When population standard deviation is unknown</w:t>
-      </w:r>
-    </w:p>
-    <w:p>
-      <w:pPr>
-        <w:numPr>
-          <w:ilvl w:val="1"/>
-          <w:numId w:val="1012"/>
-        </w:numPr>
-      </w:pPr>
-      <w:r>
-        <w:t xml:space="preserve">Calculating confidence intervals</w:t>
-      </w:r>
-    </w:p>
-    <w:p>
-      <w:pPr>
-        <w:numPr>
-          <w:ilvl w:val="1"/>
-          <w:numId w:val="1012"/>
-        </w:numPr>
-      </w:pPr>
-      <w:r>
-        <w:t xml:space="preserve">Conducting t-tests</w:t>
-      </w:r>
-    </w:p>
-    <w:p>
-      <w:pPr>
-        <w:pStyle w:val="FirstParagraph"/>
+    <w:p>
+      <w:pPr>
+        <w:pStyle w:val="BodyText"/>
       </w:pPr>
       <w:r>
         <w:drawing>
           <wp:inline>
-            <wp:extent cx="3333750" cy="2667000"/>
+            <wp:extent cx="4676775" cy="3324225"/>
             <wp:effectExtent b="0" l="0" r="0" t="0"/>
-            <wp:docPr descr="" title="" id="42" name="Picture"/>
+            <wp:docPr descr="" title="" id="41" name="Picture"/>
             <a:graphic>
               <a:graphicData uri="http://schemas.openxmlformats.org/drawingml/2006/picture">
                 <pic:pic>
                   <pic:nvPicPr>
-                    <pic:cNvPr descr="images/clipboard-3203878802.png" id="43" name="Picture"/>
+                    <pic:cNvPr descr="images/clipboard-641796945.png" id="42" name="Picture"/>
                     <pic:cNvPicPr>
                       <a:picLocks noChangeArrowheads="1" noChangeAspect="1"/>
                     </pic:cNvPicPr>
                   </pic:nvPicPr>
                   <pic:blipFill>
-                    <a:blip r:embed="rId41"/>
+                    <a:blip r:embed="rId40"/>
                     <a:stretch>
                       <a:fillRect/>
                     </a:stretch>
@@ -1771,7 +867,7 @@
                   <pic:spPr bwMode="auto">
                     <a:xfrm>
                       <a:off x="0" y="0"/>
-                      <a:ext cx="3333750" cy="2667000"/>
+                      <a:ext cx="4676775" cy="3324225"/>
                     </a:xfrm>
                     <a:prstGeom prst="rect">
                       <a:avLst/>
@@ -1790,1385 +886,170 @@
         </w:drawing>
       </w:r>
     </w:p>
-    <w:bookmarkEnd w:id="44"/>
-    <w:bookmarkStart w:id="48" w:name="X778e819be2241fac1d829fce675f6db2cdbd9e4"/>
+    <w:bookmarkEnd w:id="43"/>
+    <w:bookmarkStart w:id="50" w:name="lecture-5-two-tailed-questions"/>
     <w:p>
       <w:pPr>
         <w:pStyle w:val="Heading1"/>
       </w:pPr>
       <w:r>
-        <w:t xml:space="preserve">Practice Exercise 4: Using the t-distribution</w:t>
-      </w:r>
-    </w:p>
-    <w:tbl>
-      <w:tblPr>
-        <w:tblStyle w:val="Table"/>
-        <w:tblLook w:firstRow="0" w:lastRow="0" w:firstColumn="0" w:lastColumn="0" w:noHBand="0" w:noVBand="0" w:val="0000"/>
-        <w:tblBorders>
-          <w:left w:val="single" w:sz="24" w:space="0" w:color="00A047"/>
-          <w:right w:val="single" w:sz="4" w:space="0" w:color="00A047"/>
-          <w:top w:val="single" w:sz="4" w:space="0" w:color="00A047"/>
-          <w:bottom w:val="single" w:sz="4" w:space="0" w:color="00A047"/>
-        </w:tblBorders>
-        <w:tblCellMar>
-          <w:left w:w="144" w:type="dxa"/>
-          <w:right w:w="144" w:type="dxa"/>
-        </w:tblCellMar>
-        <w:tblInd w:w="164" w:type="dxa"/>
-        <w:tblW w:type="pct" w:w="100%"/>
-      </w:tblPr>
-      <w:tr>
-        <w:trPr>
-          <w:cantSplit/>
-        </w:trPr>
-        <w:tc>
-          <w:tcPr>
-            <w:shd w:color="auto" w:fill="ccf1e3" w:val="clear"/>
-            <w:tcMar>
-              <w:top w:w="92" w:type="dxa"/>
-              <w:bottom w:w="92" w:type="dxa"/>
-            </w:tcMar>
-          </w:tcPr>
-          <w:p>
-            <w:pPr>
-              <w:pStyle w:val="FirstParagraph"/>
-            </w:pPr>
-            <w:pPr>
-              <w:spacing w:before="0" w:after="0"/>
-              <w:textAlignment w:val="center"/>
-            </w:pPr>
-            <w:r>
-              <w:drawing>
-                <wp:inline>
-                  <wp:extent cx="152400" cy="152400"/>
-                  <wp:effectExtent b="0" l="0" r="0" t="0"/>
-                  <wp:docPr descr="" title="" id="46" name="Picture"/>
-                  <a:graphic>
-                    <a:graphicData uri="http://schemas.openxmlformats.org/drawingml/2006/picture">
-                      <pic:pic>
-                        <pic:nvPicPr>
-                          <pic:cNvPr descr="/Applications/RStudio.app/Contents/Resources/app/quarto/share/formats/docx/tip.png" id="47" name="Picture"/>
-                          <pic:cNvPicPr>
-                            <a:picLocks noChangeArrowheads="1" noChangeAspect="1"/>
-                          </pic:cNvPicPr>
-                        </pic:nvPicPr>
-                        <pic:blipFill>
-                          <a:blip r:embed="rId45"/>
-                          <a:stretch>
-                            <a:fillRect/>
-                          </a:stretch>
-                        </pic:blipFill>
-                        <pic:spPr bwMode="auto">
-                          <a:xfrm>
-                            <a:off x="0" y="0"/>
-                            <a:ext cx="152400" cy="152400"/>
-                          </a:xfrm>
-                          <a:prstGeom prst="rect">
-                            <a:avLst/>
-                          </a:prstGeom>
-                          <a:noFill/>
-                          <a:ln w="9525">
-                            <a:noFill/>
-                            <a:headEnd/>
-                            <a:tailEnd/>
-                          </a:ln>
-                        </pic:spPr>
-                      </pic:pic>
-                    </a:graphicData>
-                  </a:graphic>
-                </wp:inline>
-              </w:drawing>
-            </w:r>
-            <w:r>
-              <w:t xml:space="preserve"> </w:t>
-            </w:r>
-            <w:r>
-              <w:t xml:space="preserve"> </w:t>
-            </w:r>
-            <w:r>
-              <w:t xml:space="preserve">Practice Exercise 4: Using the t-distribution</w:t>
-            </w:r>
-          </w:p>
-        </w:tc>
-      </w:tr>
-      <w:tr>
-        <w:trPr>
-          <w:cantSplit/>
-        </w:trPr>
-        <w:tc>
-          <w:tcPr>
-            <w:tcMar>
-              <w:top w:w="108" w:type="dxa"/>
-              <w:bottom w:w="108" w:type="dxa"/>
-            </w:tcMar>
-          </w:tcPr>
-          <w:p>
-            <w:pPr>
-              <w:pStyle w:val="BodyText"/>
-            </w:pPr>
-            <w:pPr>
-              <w:spacing w:before="16"/>
-            </w:pPr>
-            <w:r>
-              <w:t xml:space="preserve">Let’s compare confidence intervals using the normal approximation (z) versus the t-distribution for our fish data.</w:t>
-            </w:r>
-          </w:p>
-          <w:p>
-            <w:pPr>
-              <w:pStyle w:val="SourceCode"/>
-            </w:pPr>
-            <w:r>
-              <w:rPr>
-                <w:rStyle w:val="CommentTok"/>
-              </w:rPr>
-              <w:t xml:space="preserve"># Calculate CI using both z and t distributions for a smaller subset</w:t>
-            </w:r>
-            <w:r>
-              <w:br/>
-            </w:r>
-            <w:r>
-              <w:rPr>
-                <w:rStyle w:val="NormalTok"/>
-              </w:rPr>
-              <w:t xml:space="preserve">small_sample </w:t>
-            </w:r>
-            <w:r>
-              <w:rPr>
-                <w:rStyle w:val="OtherTok"/>
-              </w:rPr>
-              <w:t xml:space="preserve">&lt;-</w:t>
-            </w:r>
-            <w:r>
-              <w:rPr>
-                <w:rStyle w:val="NormalTok"/>
-              </w:rPr>
-              <w:t xml:space="preserve"> grayling_df </w:t>
-            </w:r>
-            <w:r>
-              <w:rPr>
-                <w:rStyle w:val="SpecialCharTok"/>
-              </w:rPr>
-              <w:t xml:space="preserve">%&gt;%</w:t>
-            </w:r>
-            <w:r>
-              <w:rPr>
-                <w:rStyle w:val="NormalTok"/>
-              </w:rPr>
-              <w:t xml:space="preserve"> </w:t>
-            </w:r>
-            <w:r>
-              <w:br/>
-            </w:r>
-            <w:r>
-              <w:rPr>
-                <w:rStyle w:val="NormalTok"/>
-              </w:rPr>
-              <w:t xml:space="preserve">  </w:t>
-            </w:r>
-            <w:r>
-              <w:rPr>
-                <w:rStyle w:val="FunctionTok"/>
-              </w:rPr>
-              <w:t xml:space="preserve">filter</w:t>
-            </w:r>
-            <w:r>
-              <w:rPr>
-                <w:rStyle w:val="NormalTok"/>
-              </w:rPr>
-              <w:t xml:space="preserve">(lake </w:t>
-            </w:r>
-            <w:r>
-              <w:rPr>
-                <w:rStyle w:val="SpecialCharTok"/>
-              </w:rPr>
-              <w:t xml:space="preserve">==</w:t>
-            </w:r>
-            <w:r>
-              <w:rPr>
-                <w:rStyle w:val="NormalTok"/>
-              </w:rPr>
-              <w:t xml:space="preserve"> </w:t>
-            </w:r>
-            <w:r>
-              <w:rPr>
-                <w:rStyle w:val="StringTok"/>
-              </w:rPr>
-              <w:t xml:space="preserve">"I3"</w:t>
-            </w:r>
-            <w:r>
-              <w:rPr>
-                <w:rStyle w:val="NormalTok"/>
-              </w:rPr>
-              <w:t xml:space="preserve">) </w:t>
-            </w:r>
-            <w:r>
-              <w:rPr>
-                <w:rStyle w:val="SpecialCharTok"/>
-              </w:rPr>
-              <w:t xml:space="preserve">%&gt;%</w:t>
-            </w:r>
-            <w:r>
-              <w:rPr>
-                <w:rStyle w:val="NormalTok"/>
-              </w:rPr>
-              <w:t xml:space="preserve"> </w:t>
-            </w:r>
-            <w:r>
-              <w:br/>
-            </w:r>
-            <w:r>
-              <w:rPr>
-                <w:rStyle w:val="NormalTok"/>
-              </w:rPr>
-              <w:t xml:space="preserve">  </w:t>
-            </w:r>
-            <w:r>
-              <w:rPr>
-                <w:rStyle w:val="FunctionTok"/>
-              </w:rPr>
-              <w:t xml:space="preserve">slice_sample</w:t>
-            </w:r>
-            <w:r>
-              <w:rPr>
-                <w:rStyle w:val="NormalTok"/>
-              </w:rPr>
-              <w:t xml:space="preserve">(</w:t>
-            </w:r>
-            <w:r>
-              <w:rPr>
-                <w:rStyle w:val="AttributeTok"/>
-              </w:rPr>
-              <w:t xml:space="preserve">n =</w:t>
-            </w:r>
-            <w:r>
-              <w:rPr>
-                <w:rStyle w:val="NormalTok"/>
-              </w:rPr>
-              <w:t xml:space="preserve"> </w:t>
-            </w:r>
-            <w:r>
-              <w:rPr>
-                <w:rStyle w:val="DecValTok"/>
-              </w:rPr>
-              <w:t xml:space="preserve">10</w:t>
-            </w:r>
-            <w:r>
-              <w:rPr>
-                <w:rStyle w:val="NormalTok"/>
-              </w:rPr>
-              <w:t xml:space="preserve">)</w:t>
-            </w:r>
-            <w:r>
-              <w:br/>
-            </w:r>
-            <w:r>
-              <w:br/>
-            </w:r>
-            <w:r>
-              <w:rPr>
-                <w:rStyle w:val="CommentTok"/>
-              </w:rPr>
-              <w:t xml:space="preserve"># Calculate statistics</w:t>
-            </w:r>
-            <w:r>
-              <w:br/>
-            </w:r>
-            <w:r>
-              <w:rPr>
-                <w:rStyle w:val="NormalTok"/>
-              </w:rPr>
-              <w:t xml:space="preserve">sample_mean </w:t>
-            </w:r>
-            <w:r>
-              <w:rPr>
-                <w:rStyle w:val="OtherTok"/>
-              </w:rPr>
-              <w:t xml:space="preserve">&lt;-</w:t>
-            </w:r>
-            <w:r>
-              <w:rPr>
-                <w:rStyle w:val="NormalTok"/>
-              </w:rPr>
-              <w:t xml:space="preserve"> </w:t>
-            </w:r>
-            <w:r>
-              <w:rPr>
-                <w:rStyle w:val="FunctionTok"/>
-              </w:rPr>
-              <w:t xml:space="preserve">mean</w:t>
-            </w:r>
-            <w:r>
-              <w:rPr>
-                <w:rStyle w:val="NormalTok"/>
-              </w:rPr>
-              <w:t xml:space="preserve">(small_sample</w:t>
-            </w:r>
-            <w:r>
-              <w:rPr>
-                <w:rStyle w:val="SpecialCharTok"/>
-              </w:rPr>
-              <w:t xml:space="preserve">$</w:t>
-            </w:r>
-            <w:r>
-              <w:rPr>
-                <w:rStyle w:val="NormalTok"/>
-              </w:rPr>
-              <w:t xml:space="preserve">length_mm)</w:t>
-            </w:r>
-            <w:r>
-              <w:br/>
-            </w:r>
-            <w:r>
-              <w:rPr>
-                <w:rStyle w:val="NormalTok"/>
-              </w:rPr>
-              <w:t xml:space="preserve">sample_sd </w:t>
-            </w:r>
-            <w:r>
-              <w:rPr>
-                <w:rStyle w:val="OtherTok"/>
-              </w:rPr>
-              <w:t xml:space="preserve">&lt;-</w:t>
-            </w:r>
-            <w:r>
-              <w:rPr>
-                <w:rStyle w:val="NormalTok"/>
-              </w:rPr>
-              <w:t xml:space="preserve"> </w:t>
-            </w:r>
-            <w:r>
-              <w:rPr>
-                <w:rStyle w:val="FunctionTok"/>
-              </w:rPr>
-              <w:t xml:space="preserve">sd</w:t>
-            </w:r>
-            <w:r>
-              <w:rPr>
-                <w:rStyle w:val="NormalTok"/>
-              </w:rPr>
-              <w:t xml:space="preserve">(small_sample</w:t>
-            </w:r>
-            <w:r>
-              <w:rPr>
-                <w:rStyle w:val="SpecialCharTok"/>
-              </w:rPr>
-              <w:t xml:space="preserve">$</w:t>
-            </w:r>
-            <w:r>
-              <w:rPr>
-                <w:rStyle w:val="NormalTok"/>
-              </w:rPr>
-              <w:t xml:space="preserve">length_mm)</w:t>
-            </w:r>
-            <w:r>
-              <w:br/>
-            </w:r>
-            <w:r>
-              <w:rPr>
-                <w:rStyle w:val="NormalTok"/>
-              </w:rPr>
-              <w:t xml:space="preserve">sample_n </w:t>
-            </w:r>
-            <w:r>
-              <w:rPr>
-                <w:rStyle w:val="OtherTok"/>
-              </w:rPr>
-              <w:t xml:space="preserve">&lt;-</w:t>
-            </w:r>
-            <w:r>
-              <w:rPr>
-                <w:rStyle w:val="NormalTok"/>
-              </w:rPr>
-              <w:t xml:space="preserve"> </w:t>
-            </w:r>
-            <w:r>
-              <w:rPr>
-                <w:rStyle w:val="FunctionTok"/>
-              </w:rPr>
-              <w:t xml:space="preserve">nrow</w:t>
-            </w:r>
-            <w:r>
-              <w:rPr>
-                <w:rStyle w:val="NormalTok"/>
-              </w:rPr>
-              <w:t xml:space="preserve">(small_sample)</w:t>
-            </w:r>
-            <w:r>
-              <w:br/>
-            </w:r>
-            <w:r>
-              <w:rPr>
-                <w:rStyle w:val="NormalTok"/>
-              </w:rPr>
-              <w:t xml:space="preserve">sample_se </w:t>
-            </w:r>
-            <w:r>
-              <w:rPr>
-                <w:rStyle w:val="OtherTok"/>
-              </w:rPr>
-              <w:t xml:space="preserve">&lt;-</w:t>
-            </w:r>
-            <w:r>
-              <w:rPr>
-                <w:rStyle w:val="NormalTok"/>
-              </w:rPr>
-              <w:t xml:space="preserve"> sample_sd </w:t>
-            </w:r>
-            <w:r>
-              <w:rPr>
-                <w:rStyle w:val="SpecialCharTok"/>
-              </w:rPr>
-              <w:t xml:space="preserve">/</w:t>
-            </w:r>
-            <w:r>
-              <w:rPr>
-                <w:rStyle w:val="NormalTok"/>
-              </w:rPr>
-              <w:t xml:space="preserve"> </w:t>
-            </w:r>
-            <w:r>
-              <w:rPr>
-                <w:rStyle w:val="FunctionTok"/>
-              </w:rPr>
-              <w:t xml:space="preserve">sqrt</w:t>
-            </w:r>
-            <w:r>
-              <w:rPr>
-                <w:rStyle w:val="NormalTok"/>
-              </w:rPr>
-              <w:t xml:space="preserve">(sample_n)</w:t>
-            </w:r>
-            <w:r>
-              <w:br/>
-            </w:r>
-            <w:r>
-              <w:br/>
-            </w:r>
-            <w:r>
-              <w:rPr>
-                <w:rStyle w:val="CommentTok"/>
-              </w:rPr>
-              <w:t xml:space="preserve"># Calculate confidence intervals</w:t>
-            </w:r>
-            <w:r>
-              <w:br/>
-            </w:r>
-            <w:r>
-              <w:rPr>
-                <w:rStyle w:val="NormalTok"/>
-              </w:rPr>
-              <w:t xml:space="preserve">z_ci_lower </w:t>
-            </w:r>
-            <w:r>
-              <w:rPr>
-                <w:rStyle w:val="OtherTok"/>
-              </w:rPr>
-              <w:t xml:space="preserve">&lt;-</w:t>
-            </w:r>
-            <w:r>
-              <w:rPr>
-                <w:rStyle w:val="NormalTok"/>
-              </w:rPr>
-              <w:t xml:space="preserve"> sample_mean </w:t>
-            </w:r>
-            <w:r>
-              <w:rPr>
-                <w:rStyle w:val="SpecialCharTok"/>
-              </w:rPr>
-              <w:t xml:space="preserve">-</w:t>
-            </w:r>
-            <w:r>
-              <w:rPr>
-                <w:rStyle w:val="NormalTok"/>
-              </w:rPr>
-              <w:t xml:space="preserve"> </w:t>
-            </w:r>
-            <w:r>
-              <w:rPr>
-                <w:rStyle w:val="FloatTok"/>
-              </w:rPr>
-              <w:t xml:space="preserve">1.96</w:t>
-            </w:r>
-            <w:r>
-              <w:rPr>
-                <w:rStyle w:val="NormalTok"/>
-              </w:rPr>
-              <w:t xml:space="preserve"> </w:t>
-            </w:r>
-            <w:r>
-              <w:rPr>
-                <w:rStyle w:val="SpecialCharTok"/>
-              </w:rPr>
-              <w:t xml:space="preserve">*</w:t>
-            </w:r>
-            <w:r>
-              <w:rPr>
-                <w:rStyle w:val="NormalTok"/>
-              </w:rPr>
-              <w:t xml:space="preserve"> sample_se</w:t>
-            </w:r>
-            <w:r>
-              <w:br/>
-            </w:r>
-            <w:r>
-              <w:rPr>
-                <w:rStyle w:val="NormalTok"/>
-              </w:rPr>
-              <w:t xml:space="preserve">z_ci_upper </w:t>
-            </w:r>
-            <w:r>
-              <w:rPr>
-                <w:rStyle w:val="OtherTok"/>
-              </w:rPr>
-              <w:t xml:space="preserve">&lt;-</w:t>
-            </w:r>
-            <w:r>
-              <w:rPr>
-                <w:rStyle w:val="NormalTok"/>
-              </w:rPr>
-              <w:t xml:space="preserve"> sample_mean </w:t>
-            </w:r>
-            <w:r>
-              <w:rPr>
-                <w:rStyle w:val="SpecialCharTok"/>
-              </w:rPr>
-              <w:t xml:space="preserve">+</w:t>
-            </w:r>
-            <w:r>
-              <w:rPr>
-                <w:rStyle w:val="NormalTok"/>
-              </w:rPr>
-              <w:t xml:space="preserve"> </w:t>
-            </w:r>
-            <w:r>
-              <w:rPr>
-                <w:rStyle w:val="FloatTok"/>
-              </w:rPr>
-              <w:t xml:space="preserve">1.96</w:t>
-            </w:r>
-            <w:r>
-              <w:rPr>
-                <w:rStyle w:val="NormalTok"/>
-              </w:rPr>
-              <w:t xml:space="preserve"> </w:t>
-            </w:r>
-            <w:r>
-              <w:rPr>
-                <w:rStyle w:val="SpecialCharTok"/>
-              </w:rPr>
-              <w:t xml:space="preserve">*</w:t>
-            </w:r>
-            <w:r>
-              <w:rPr>
-                <w:rStyle w:val="NormalTok"/>
-              </w:rPr>
-              <w:t xml:space="preserve"> sample_se</w:t>
-            </w:r>
-            <w:r>
-              <w:br/>
-            </w:r>
-            <w:r>
-              <w:br/>
-            </w:r>
-            <w:r>
-              <w:rPr>
-                <w:rStyle w:val="CommentTok"/>
-              </w:rPr>
-              <w:t xml:space="preserve"># For t-distribution, get critical value for 95% CI with df = n-1</w:t>
-            </w:r>
-            <w:r>
-              <w:br/>
-            </w:r>
-            <w:r>
-              <w:rPr>
-                <w:rStyle w:val="NormalTok"/>
-              </w:rPr>
-              <w:t xml:space="preserve">t_crit </w:t>
-            </w:r>
-            <w:r>
-              <w:rPr>
-                <w:rStyle w:val="OtherTok"/>
-              </w:rPr>
-              <w:t xml:space="preserve">&lt;-</w:t>
-            </w:r>
-            <w:r>
-              <w:rPr>
-                <w:rStyle w:val="NormalTok"/>
-              </w:rPr>
-              <w:t xml:space="preserve"> </w:t>
-            </w:r>
-            <w:r>
-              <w:rPr>
-                <w:rStyle w:val="FunctionTok"/>
-              </w:rPr>
-              <w:t xml:space="preserve">qt</w:t>
-            </w:r>
-            <w:r>
-              <w:rPr>
-                <w:rStyle w:val="NormalTok"/>
-              </w:rPr>
-              <w:t xml:space="preserve">(</w:t>
-            </w:r>
-            <w:r>
-              <w:rPr>
-                <w:rStyle w:val="FloatTok"/>
-              </w:rPr>
-              <w:t xml:space="preserve">0.975</w:t>
-            </w:r>
-            <w:r>
-              <w:rPr>
-                <w:rStyle w:val="NormalTok"/>
-              </w:rPr>
-              <w:t xml:space="preserve">, </w:t>
-            </w:r>
-            <w:r>
-              <w:rPr>
-                <w:rStyle w:val="AttributeTok"/>
-              </w:rPr>
-              <w:t xml:space="preserve">df =</w:t>
-            </w:r>
-            <w:r>
-              <w:rPr>
-                <w:rStyle w:val="NormalTok"/>
-              </w:rPr>
-              <w:t xml:space="preserve"> sample_n </w:t>
-            </w:r>
-            <w:r>
-              <w:rPr>
-                <w:rStyle w:val="SpecialCharTok"/>
-              </w:rPr>
-              <w:t xml:space="preserve">-</w:t>
-            </w:r>
-            <w:r>
-              <w:rPr>
-                <w:rStyle w:val="NormalTok"/>
-              </w:rPr>
-              <w:t xml:space="preserve"> </w:t>
-            </w:r>
-            <w:r>
-              <w:rPr>
-                <w:rStyle w:val="DecValTok"/>
-              </w:rPr>
-              <w:t xml:space="preserve">1</w:t>
-            </w:r>
-            <w:r>
-              <w:rPr>
-                <w:rStyle w:val="NormalTok"/>
-              </w:rPr>
-              <w:t xml:space="preserve">)</w:t>
-            </w:r>
-            <w:r>
-              <w:br/>
-            </w:r>
-            <w:r>
-              <w:rPr>
-                <w:rStyle w:val="NormalTok"/>
-              </w:rPr>
-              <w:t xml:space="preserve">t_ci_lower </w:t>
-            </w:r>
-            <w:r>
-              <w:rPr>
-                <w:rStyle w:val="OtherTok"/>
-              </w:rPr>
-              <w:t xml:space="preserve">&lt;-</w:t>
-            </w:r>
-            <w:r>
-              <w:rPr>
-                <w:rStyle w:val="NormalTok"/>
-              </w:rPr>
-              <w:t xml:space="preserve"> sample_mean </w:t>
-            </w:r>
-            <w:r>
-              <w:rPr>
-                <w:rStyle w:val="SpecialCharTok"/>
-              </w:rPr>
-              <w:t xml:space="preserve">-</w:t>
-            </w:r>
-            <w:r>
-              <w:rPr>
-                <w:rStyle w:val="NormalTok"/>
-              </w:rPr>
-              <w:t xml:space="preserve"> t_crit </w:t>
-            </w:r>
-            <w:r>
-              <w:rPr>
-                <w:rStyle w:val="SpecialCharTok"/>
-              </w:rPr>
-              <w:t xml:space="preserve">*</w:t>
-            </w:r>
-            <w:r>
-              <w:rPr>
-                <w:rStyle w:val="NormalTok"/>
-              </w:rPr>
-              <w:t xml:space="preserve"> sample_se</w:t>
-            </w:r>
-            <w:r>
-              <w:br/>
-            </w:r>
-            <w:r>
-              <w:rPr>
-                <w:rStyle w:val="NormalTok"/>
-              </w:rPr>
-              <w:t xml:space="preserve">t_ci_upper </w:t>
-            </w:r>
-            <w:r>
-              <w:rPr>
-                <w:rStyle w:val="OtherTok"/>
-              </w:rPr>
-              <w:t xml:space="preserve">&lt;-</w:t>
-            </w:r>
-            <w:r>
-              <w:rPr>
-                <w:rStyle w:val="NormalTok"/>
-              </w:rPr>
-              <w:t xml:space="preserve"> sample_mean </w:t>
-            </w:r>
-            <w:r>
-              <w:rPr>
-                <w:rStyle w:val="SpecialCharTok"/>
-              </w:rPr>
-              <w:t xml:space="preserve">+</w:t>
-            </w:r>
-            <w:r>
-              <w:rPr>
-                <w:rStyle w:val="NormalTok"/>
-              </w:rPr>
-              <w:t xml:space="preserve"> t_crit </w:t>
-            </w:r>
-            <w:r>
-              <w:rPr>
-                <w:rStyle w:val="SpecialCharTok"/>
-              </w:rPr>
-              <w:t xml:space="preserve">*</w:t>
-            </w:r>
-            <w:r>
-              <w:rPr>
-                <w:rStyle w:val="NormalTok"/>
-              </w:rPr>
-              <w:t xml:space="preserve"> sample_se</w:t>
-            </w:r>
-            <w:r>
-              <w:br/>
-            </w:r>
-            <w:r>
-              <w:br/>
-            </w:r>
-            <w:r>
-              <w:rPr>
-                <w:rStyle w:val="CommentTok"/>
-              </w:rPr>
-              <w:t xml:space="preserve"># Display results</w:t>
-            </w:r>
-            <w:r>
-              <w:br/>
-            </w:r>
-            <w:r>
-              <w:rPr>
-                <w:rStyle w:val="FunctionTok"/>
-              </w:rPr>
-              <w:t xml:space="preserve">cat</w:t>
-            </w:r>
-            <w:r>
-              <w:rPr>
-                <w:rStyle w:val="NormalTok"/>
-              </w:rPr>
-              <w:t xml:space="preserve">(</w:t>
-            </w:r>
-            <w:r>
-              <w:rPr>
-                <w:rStyle w:val="StringTok"/>
-              </w:rPr>
-              <w:t xml:space="preserve">"Mean:"</w:t>
-            </w:r>
-            <w:r>
-              <w:rPr>
-                <w:rStyle w:val="NormalTok"/>
-              </w:rPr>
-              <w:t xml:space="preserve">, </w:t>
-            </w:r>
-            <w:r>
-              <w:rPr>
-                <w:rStyle w:val="FunctionTok"/>
-              </w:rPr>
-              <w:t xml:space="preserve">round</w:t>
-            </w:r>
-            <w:r>
-              <w:rPr>
-                <w:rStyle w:val="NormalTok"/>
-              </w:rPr>
-              <w:t xml:space="preserve">(sample_mean, </w:t>
-            </w:r>
-            <w:r>
-              <w:rPr>
-                <w:rStyle w:val="DecValTok"/>
-              </w:rPr>
-              <w:t xml:space="preserve">1</w:t>
-            </w:r>
-            <w:r>
-              <w:rPr>
-                <w:rStyle w:val="NormalTok"/>
-              </w:rPr>
-              <w:t xml:space="preserve">), </w:t>
-            </w:r>
-            <w:r>
-              <w:rPr>
-                <w:rStyle w:val="StringTok"/>
-              </w:rPr>
-              <w:t xml:space="preserve">"mm</w:t>
-            </w:r>
-            <w:r>
-              <w:rPr>
-                <w:rStyle w:val="SpecialCharTok"/>
-              </w:rPr>
-              <w:t xml:space="preserve">\n</w:t>
-            </w:r>
-            <w:r>
-              <w:rPr>
-                <w:rStyle w:val="StringTok"/>
-              </w:rPr>
-              <w:t xml:space="preserve">"</w:t>
-            </w:r>
-            <w:r>
-              <w:rPr>
-                <w:rStyle w:val="NormalTok"/>
-              </w:rPr>
-              <w:t xml:space="preserve">)</w:t>
-            </w:r>
-          </w:p>
-          <w:p>
-            <w:pPr>
-              <w:pStyle w:val="SourceCode"/>
-            </w:pPr>
-            <w:r>
-              <w:rPr>
-                <w:rStyle w:val="VerbatimChar"/>
-              </w:rPr>
-              <w:t xml:space="preserve">Mean: 264.5 mm</w:t>
-            </w:r>
-          </w:p>
-          <w:p>
-            <w:pPr>
-              <w:pStyle w:val="SourceCode"/>
-            </w:pPr>
-            <w:r>
-              <w:rPr>
-                <w:rStyle w:val="FunctionTok"/>
-              </w:rPr>
-              <w:t xml:space="preserve">cat</w:t>
-            </w:r>
-            <w:r>
-              <w:rPr>
-                <w:rStyle w:val="NormalTok"/>
-              </w:rPr>
-              <w:t xml:space="preserve">(</w:t>
-            </w:r>
-            <w:r>
-              <w:rPr>
-                <w:rStyle w:val="StringTok"/>
-              </w:rPr>
-              <w:t xml:space="preserve">"Standard deviation:"</w:t>
-            </w:r>
-            <w:r>
-              <w:rPr>
-                <w:rStyle w:val="NormalTok"/>
-              </w:rPr>
-              <w:t xml:space="preserve">, </w:t>
-            </w:r>
-            <w:r>
-              <w:rPr>
-                <w:rStyle w:val="FunctionTok"/>
-              </w:rPr>
-              <w:t xml:space="preserve">round</w:t>
-            </w:r>
-            <w:r>
-              <w:rPr>
-                <w:rStyle w:val="NormalTok"/>
-              </w:rPr>
-              <w:t xml:space="preserve">(sample_sd, </w:t>
-            </w:r>
-            <w:r>
-              <w:rPr>
-                <w:rStyle w:val="DecValTok"/>
-              </w:rPr>
-              <w:t xml:space="preserve">2</w:t>
-            </w:r>
-            <w:r>
-              <w:rPr>
-                <w:rStyle w:val="NormalTok"/>
-              </w:rPr>
-              <w:t xml:space="preserve">), </w:t>
-            </w:r>
-            <w:r>
-              <w:rPr>
-                <w:rStyle w:val="StringTok"/>
-              </w:rPr>
-              <w:t xml:space="preserve">"mm</w:t>
-            </w:r>
-            <w:r>
-              <w:rPr>
-                <w:rStyle w:val="SpecialCharTok"/>
-              </w:rPr>
-              <w:t xml:space="preserve">\n</w:t>
-            </w:r>
-            <w:r>
-              <w:rPr>
-                <w:rStyle w:val="StringTok"/>
-              </w:rPr>
-              <w:t xml:space="preserve">"</w:t>
-            </w:r>
-            <w:r>
-              <w:rPr>
-                <w:rStyle w:val="NormalTok"/>
-              </w:rPr>
-              <w:t xml:space="preserve">)</w:t>
-            </w:r>
-          </w:p>
-          <w:p>
-            <w:pPr>
-              <w:pStyle w:val="SourceCode"/>
-            </w:pPr>
-            <w:r>
-              <w:rPr>
-                <w:rStyle w:val="VerbatimChar"/>
-              </w:rPr>
-              <w:t xml:space="preserve">Standard deviation: 26.49 mm</w:t>
-            </w:r>
-          </w:p>
-          <w:p>
-            <w:pPr>
-              <w:pStyle w:val="SourceCode"/>
-            </w:pPr>
-            <w:r>
-              <w:rPr>
-                <w:rStyle w:val="FunctionTok"/>
-              </w:rPr>
-              <w:t xml:space="preserve">cat</w:t>
-            </w:r>
-            <w:r>
-              <w:rPr>
-                <w:rStyle w:val="NormalTok"/>
-              </w:rPr>
-              <w:t xml:space="preserve">(</w:t>
-            </w:r>
-            <w:r>
-              <w:rPr>
-                <w:rStyle w:val="StringTok"/>
-              </w:rPr>
-              <w:t xml:space="preserve">"Standard error:"</w:t>
-            </w:r>
-            <w:r>
-              <w:rPr>
-                <w:rStyle w:val="NormalTok"/>
-              </w:rPr>
-              <w:t xml:space="preserve">, </w:t>
-            </w:r>
-            <w:r>
-              <w:rPr>
-                <w:rStyle w:val="FunctionTok"/>
-              </w:rPr>
-              <w:t xml:space="preserve">round</w:t>
-            </w:r>
-            <w:r>
-              <w:rPr>
-                <w:rStyle w:val="NormalTok"/>
-              </w:rPr>
-              <w:t xml:space="preserve">(sample_se, </w:t>
-            </w:r>
-            <w:r>
-              <w:rPr>
-                <w:rStyle w:val="DecValTok"/>
-              </w:rPr>
-              <w:t xml:space="preserve">2</w:t>
-            </w:r>
-            <w:r>
-              <w:rPr>
-                <w:rStyle w:val="NormalTok"/>
-              </w:rPr>
-              <w:t xml:space="preserve">), </w:t>
-            </w:r>
-            <w:r>
-              <w:rPr>
-                <w:rStyle w:val="StringTok"/>
-              </w:rPr>
-              <w:t xml:space="preserve">"mm</w:t>
-            </w:r>
-            <w:r>
-              <w:rPr>
-                <w:rStyle w:val="SpecialCharTok"/>
-              </w:rPr>
-              <w:t xml:space="preserve">\n</w:t>
-            </w:r>
-            <w:r>
-              <w:rPr>
-                <w:rStyle w:val="StringTok"/>
-              </w:rPr>
-              <w:t xml:space="preserve">"</w:t>
-            </w:r>
-            <w:r>
-              <w:rPr>
-                <w:rStyle w:val="NormalTok"/>
-              </w:rPr>
-              <w:t xml:space="preserve">)</w:t>
-            </w:r>
-          </w:p>
-          <w:p>
-            <w:pPr>
-              <w:pStyle w:val="SourceCode"/>
-            </w:pPr>
-            <w:r>
-              <w:rPr>
-                <w:rStyle w:val="VerbatimChar"/>
-              </w:rPr>
-              <w:t xml:space="preserve">Standard error: 8.38 mm</w:t>
-            </w:r>
-          </w:p>
-          <w:p>
-            <w:pPr>
-              <w:pStyle w:val="SourceCode"/>
-            </w:pPr>
-            <w:r>
-              <w:rPr>
-                <w:rStyle w:val="FunctionTok"/>
-              </w:rPr>
-              <w:t xml:space="preserve">cat</w:t>
-            </w:r>
-            <w:r>
-              <w:rPr>
-                <w:rStyle w:val="NormalTok"/>
-              </w:rPr>
-              <w:t xml:space="preserve">(</w:t>
-            </w:r>
-            <w:r>
-              <w:rPr>
-                <w:rStyle w:val="StringTok"/>
-              </w:rPr>
-              <w:t xml:space="preserve">"95% CI using z:"</w:t>
-            </w:r>
-            <w:r>
-              <w:rPr>
-                <w:rStyle w:val="NormalTok"/>
-              </w:rPr>
-              <w:t xml:space="preserve">, </w:t>
-            </w:r>
-            <w:r>
-              <w:rPr>
-                <w:rStyle w:val="FunctionTok"/>
-              </w:rPr>
-              <w:t xml:space="preserve">round</w:t>
-            </w:r>
-            <w:r>
-              <w:rPr>
-                <w:rStyle w:val="NormalTok"/>
-              </w:rPr>
-              <w:t xml:space="preserve">(z_ci_lower, </w:t>
-            </w:r>
-            <w:r>
-              <w:rPr>
-                <w:rStyle w:val="DecValTok"/>
-              </w:rPr>
-              <w:t xml:space="preserve">1</w:t>
-            </w:r>
-            <w:r>
-              <w:rPr>
-                <w:rStyle w:val="NormalTok"/>
-              </w:rPr>
-              <w:t xml:space="preserve">), </w:t>
-            </w:r>
-            <w:r>
-              <w:rPr>
-                <w:rStyle w:val="StringTok"/>
-              </w:rPr>
-              <w:t xml:space="preserve">"to"</w:t>
-            </w:r>
-            <w:r>
-              <w:rPr>
-                <w:rStyle w:val="NormalTok"/>
-              </w:rPr>
-              <w:t xml:space="preserve">, </w:t>
-            </w:r>
-            <w:r>
-              <w:rPr>
-                <w:rStyle w:val="FunctionTok"/>
-              </w:rPr>
-              <w:t xml:space="preserve">round</w:t>
-            </w:r>
-            <w:r>
-              <w:rPr>
-                <w:rStyle w:val="NormalTok"/>
-              </w:rPr>
-              <w:t xml:space="preserve">(z_ci_upper, </w:t>
-            </w:r>
-            <w:r>
-              <w:rPr>
-                <w:rStyle w:val="DecValTok"/>
-              </w:rPr>
-              <w:t xml:space="preserve">1</w:t>
-            </w:r>
-            <w:r>
-              <w:rPr>
-                <w:rStyle w:val="NormalTok"/>
-              </w:rPr>
-              <w:t xml:space="preserve">), </w:t>
-            </w:r>
-            <w:r>
-              <w:rPr>
-                <w:rStyle w:val="StringTok"/>
-              </w:rPr>
-              <w:t xml:space="preserve">"mm</w:t>
-            </w:r>
-            <w:r>
-              <w:rPr>
-                <w:rStyle w:val="SpecialCharTok"/>
-              </w:rPr>
-              <w:t xml:space="preserve">\n</w:t>
-            </w:r>
-            <w:r>
-              <w:rPr>
-                <w:rStyle w:val="StringTok"/>
-              </w:rPr>
-              <w:t xml:space="preserve">"</w:t>
-            </w:r>
-            <w:r>
-              <w:rPr>
-                <w:rStyle w:val="NormalTok"/>
-              </w:rPr>
-              <w:t xml:space="preserve">)</w:t>
-            </w:r>
-          </w:p>
-          <w:p>
-            <w:pPr>
-              <w:pStyle w:val="SourceCode"/>
-            </w:pPr>
-            <w:r>
-              <w:rPr>
-                <w:rStyle w:val="VerbatimChar"/>
-              </w:rPr>
-              <w:t xml:space="preserve">95% CI using z: 248.1 to 280.9 mm</w:t>
-            </w:r>
-          </w:p>
-          <w:p>
-            <w:pPr>
-              <w:pStyle w:val="SourceCode"/>
-            </w:pPr>
-            <w:r>
-              <w:rPr>
-                <w:rStyle w:val="FunctionTok"/>
-              </w:rPr>
-              <w:t xml:space="preserve">cat</w:t>
-            </w:r>
-            <w:r>
-              <w:rPr>
-                <w:rStyle w:val="NormalTok"/>
-              </w:rPr>
-              <w:t xml:space="preserve">(</w:t>
-            </w:r>
-            <w:r>
-              <w:rPr>
-                <w:rStyle w:val="StringTok"/>
-              </w:rPr>
-              <w:t xml:space="preserve">"95% CI using t:"</w:t>
-            </w:r>
-            <w:r>
-              <w:rPr>
-                <w:rStyle w:val="NormalTok"/>
-              </w:rPr>
-              <w:t xml:space="preserve">, </w:t>
-            </w:r>
-            <w:r>
-              <w:rPr>
-                <w:rStyle w:val="FunctionTok"/>
-              </w:rPr>
-              <w:t xml:space="preserve">round</w:t>
-            </w:r>
-            <w:r>
-              <w:rPr>
-                <w:rStyle w:val="NormalTok"/>
-              </w:rPr>
-              <w:t xml:space="preserve">(t_ci_lower, </w:t>
-            </w:r>
-            <w:r>
-              <w:rPr>
-                <w:rStyle w:val="DecValTok"/>
-              </w:rPr>
-              <w:t xml:space="preserve">1</w:t>
-            </w:r>
-            <w:r>
-              <w:rPr>
-                <w:rStyle w:val="NormalTok"/>
-              </w:rPr>
-              <w:t xml:space="preserve">), </w:t>
-            </w:r>
-            <w:r>
-              <w:rPr>
-                <w:rStyle w:val="StringTok"/>
-              </w:rPr>
-              <w:t xml:space="preserve">"to"</w:t>
-            </w:r>
-            <w:r>
-              <w:rPr>
-                <w:rStyle w:val="NormalTok"/>
-              </w:rPr>
-              <w:t xml:space="preserve">, </w:t>
-            </w:r>
-            <w:r>
-              <w:rPr>
-                <w:rStyle w:val="FunctionTok"/>
-              </w:rPr>
-              <w:t xml:space="preserve">round</w:t>
-            </w:r>
-            <w:r>
-              <w:rPr>
-                <w:rStyle w:val="NormalTok"/>
-              </w:rPr>
-              <w:t xml:space="preserve">(t_ci_upper, </w:t>
-            </w:r>
-            <w:r>
-              <w:rPr>
-                <w:rStyle w:val="DecValTok"/>
-              </w:rPr>
-              <w:t xml:space="preserve">1</w:t>
-            </w:r>
-            <w:r>
-              <w:rPr>
-                <w:rStyle w:val="NormalTok"/>
-              </w:rPr>
-              <w:t xml:space="preserve">), </w:t>
-            </w:r>
-            <w:r>
-              <w:rPr>
-                <w:rStyle w:val="StringTok"/>
-              </w:rPr>
-              <w:t xml:space="preserve">"mm</w:t>
-            </w:r>
-            <w:r>
-              <w:rPr>
-                <w:rStyle w:val="SpecialCharTok"/>
-              </w:rPr>
-              <w:t xml:space="preserve">\n</w:t>
-            </w:r>
-            <w:r>
-              <w:rPr>
-                <w:rStyle w:val="StringTok"/>
-              </w:rPr>
-              <w:t xml:space="preserve">"</w:t>
-            </w:r>
-            <w:r>
-              <w:rPr>
-                <w:rStyle w:val="NormalTok"/>
-              </w:rPr>
-              <w:t xml:space="preserve">)</w:t>
-            </w:r>
-          </w:p>
-          <w:p>
-            <w:pPr>
-              <w:pStyle w:val="SourceCode"/>
-            </w:pPr>
-            <w:r>
-              <w:rPr>
-                <w:rStyle w:val="VerbatimChar"/>
-              </w:rPr>
-              <w:t xml:space="preserve">95% CI using t: 245.5 to 283.5 mm</w:t>
-            </w:r>
-          </w:p>
-          <w:p>
-            <w:pPr>
-              <w:pStyle w:val="SourceCode"/>
-            </w:pPr>
-            <w:r>
-              <w:rPr>
-                <w:rStyle w:val="FunctionTok"/>
-              </w:rPr>
-              <w:t xml:space="preserve">cat</w:t>
-            </w:r>
-            <w:r>
-              <w:rPr>
-                <w:rStyle w:val="NormalTok"/>
-              </w:rPr>
-              <w:t xml:space="preserve">(</w:t>
-            </w:r>
-            <w:r>
-              <w:rPr>
-                <w:rStyle w:val="StringTok"/>
-              </w:rPr>
-              <w:t xml:space="preserve">"t critical value:"</w:t>
-            </w:r>
-            <w:r>
-              <w:rPr>
-                <w:rStyle w:val="NormalTok"/>
-              </w:rPr>
-              <w:t xml:space="preserve">, </w:t>
-            </w:r>
-            <w:r>
-              <w:rPr>
-                <w:rStyle w:val="FunctionTok"/>
-              </w:rPr>
-              <w:t xml:space="preserve">round</w:t>
-            </w:r>
-            <w:r>
-              <w:rPr>
-                <w:rStyle w:val="NormalTok"/>
-              </w:rPr>
-              <w:t xml:space="preserve">(t_crit, </w:t>
-            </w:r>
-            <w:r>
-              <w:rPr>
-                <w:rStyle w:val="DecValTok"/>
-              </w:rPr>
-              <w:t xml:space="preserve">3</w:t>
-            </w:r>
-            <w:r>
-              <w:rPr>
-                <w:rStyle w:val="NormalTok"/>
-              </w:rPr>
-              <w:t xml:space="preserve">), </w:t>
-            </w:r>
-            <w:r>
-              <w:rPr>
-                <w:rStyle w:val="StringTok"/>
-              </w:rPr>
-              <w:t xml:space="preserve">"vs z critical value: 1.96</w:t>
-            </w:r>
-            <w:r>
-              <w:rPr>
-                <w:rStyle w:val="SpecialCharTok"/>
-              </w:rPr>
-              <w:t xml:space="preserve">\n</w:t>
-            </w:r>
-            <w:r>
-              <w:rPr>
-                <w:rStyle w:val="StringTok"/>
-              </w:rPr>
-              <w:t xml:space="preserve">"</w:t>
-            </w:r>
-            <w:r>
-              <w:rPr>
-                <w:rStyle w:val="NormalTok"/>
-              </w:rPr>
-              <w:t xml:space="preserve">)</w:t>
-            </w:r>
-          </w:p>
-          <w:p>
-            <w:pPr>
-              <w:pStyle w:val="SourceCode"/>
-            </w:pPr>
-            <w:r>
-              <w:rPr>
-                <w:rStyle w:val="VerbatimChar"/>
-              </w:rPr>
-              <w:t xml:space="preserve">t critical value: 2.262 vs z critical value: 1.96</w:t>
-            </w:r>
-          </w:p>
-        </w:tc>
-      </w:tr>
-    </w:tbl>
-    <w:bookmarkEnd w:id="48"/>
-    <w:bookmarkStart w:id="52" w:name="students-t-distribution-formula"/>
+        <w:rPr>
+          <w:b/>
+          <w:bCs/>
+        </w:rPr>
+        <w:t xml:space="preserve">Lecture 5:</w:t>
+      </w:r>
+      <w:r>
+        <w:t xml:space="preserve"> </w:t>
+      </w:r>
+      <w:r>
+        <w:t xml:space="preserve">Two-tailed Questions</w:t>
+      </w:r>
+    </w:p>
+    <w:p>
+      <w:pPr>
+        <w:pStyle w:val="FirstParagraph"/>
+      </w:pPr>
+      <w:r>
+        <w:t xml:space="preserve">Two-tailed questions refer to area between certain values</w:t>
+      </w:r>
+    </w:p>
+    <w:p>
+      <w:pPr>
+        <w:pStyle w:val="Compact"/>
+        <w:numPr>
+          <w:ilvl w:val="0"/>
+          <w:numId w:val="1013"/>
+        </w:numPr>
+      </w:pPr>
+      <w:r>
+        <w:t xml:space="preserve">n= 20 (df=19), 90% of the observations are between</w:t>
+      </w:r>
+    </w:p>
+    <w:p>
+      <w:pPr>
+        <w:pStyle w:val="Compact"/>
+        <w:numPr>
+          <w:ilvl w:val="0"/>
+          <w:numId w:val="1013"/>
+        </w:numPr>
+      </w:pPr>
+      <w:r>
+        <w:t xml:space="preserve">t=-1.729 and t=1.729 (10% are outside)</w:t>
+      </w:r>
+    </w:p>
+    <w:p>
+      <w:pPr>
+        <w:pStyle w:val="FirstParagraph"/>
+      </w:pPr>
+      <w:r>
+        <w:drawing>
+          <wp:inline>
+            <wp:extent cx="1905000" cy="1428750"/>
+            <wp:effectExtent b="0" l="0" r="0" t="0"/>
+            <wp:docPr descr="" title="" id="45" name="Picture"/>
+            <a:graphic>
+              <a:graphicData uri="http://schemas.openxmlformats.org/drawingml/2006/picture">
+                <pic:pic>
+                  <pic:nvPicPr>
+                    <pic:cNvPr descr="images/clipboard-2234740159.png" id="46" name="Picture"/>
+                    <pic:cNvPicPr>
+                      <a:picLocks noChangeArrowheads="1" noChangeAspect="1"/>
+                    </pic:cNvPicPr>
+                  </pic:nvPicPr>
+                  <pic:blipFill>
+                    <a:blip r:embed="rId44"/>
+                    <a:stretch>
+                      <a:fillRect/>
+                    </a:stretch>
+                  </pic:blipFill>
+                  <pic:spPr bwMode="auto">
+                    <a:xfrm>
+                      <a:off x="0" y="0"/>
+                      <a:ext cx="1905000" cy="1428750"/>
+                    </a:xfrm>
+                    <a:prstGeom prst="rect">
+                      <a:avLst/>
+                    </a:prstGeom>
+                    <a:noFill/>
+                    <a:ln w="9525">
+                      <a:noFill/>
+                      <a:headEnd/>
+                      <a:tailEnd/>
+                    </a:ln>
+                  </pic:spPr>
+                </pic:pic>
+              </a:graphicData>
+            </a:graphic>
+          </wp:inline>
+        </w:drawing>
+      </w:r>
+    </w:p>
+    <w:p>
+      <w:pPr>
+        <w:pStyle w:val="BodyText"/>
+      </w:pPr>
+      <w:r>
+        <w:drawing>
+          <wp:inline>
+            <wp:extent cx="3333750" cy="1905000"/>
+            <wp:effectExtent b="0" l="0" r="0" t="0"/>
+            <wp:docPr descr="" title="" id="48" name="Picture"/>
+            <a:graphic>
+              <a:graphicData uri="http://schemas.openxmlformats.org/drawingml/2006/picture">
+                <pic:pic>
+                  <pic:nvPicPr>
+                    <pic:cNvPr descr="images/clipboard-1734806681.png" id="49" name="Picture"/>
+                    <pic:cNvPicPr>
+                      <a:picLocks noChangeArrowheads="1" noChangeAspect="1"/>
+                    </pic:cNvPicPr>
+                  </pic:nvPicPr>
+                  <pic:blipFill>
+                    <a:blip r:embed="rId47"/>
+                    <a:stretch>
+                      <a:fillRect/>
+                    </a:stretch>
+                  </pic:blipFill>
+                  <pic:spPr bwMode="auto">
+                    <a:xfrm>
+                      <a:off x="0" y="0"/>
+                      <a:ext cx="3333750" cy="1905000"/>
+                    </a:xfrm>
+                    <a:prstGeom prst="rect">
+                      <a:avLst/>
+                    </a:prstGeom>
+                    <a:noFill/>
+                    <a:ln w="9525">
+                      <a:noFill/>
+                      <a:headEnd/>
+                      <a:tailEnd/>
+                    </a:ln>
+                  </pic:spPr>
+                </pic:pic>
+              </a:graphicData>
+            </a:graphic>
+          </wp:inline>
+        </w:drawing>
+      </w:r>
+    </w:p>
+    <w:bookmarkEnd w:id="50"/>
+    <w:bookmarkStart w:id="53" w:name="lecture-5-calculating-ci-example"/>
     <w:p>
       <w:pPr>
         <w:pStyle w:val="Heading1"/>
       </w:pPr>
       <w:r>
-        <w:t xml:space="preserve">Student’s t-distribution Formula</w:t>
+        <w:rPr>
+          <w:b/>
+          <w:bCs/>
+        </w:rPr>
+        <w:t xml:space="preserve">Lecture 5:</w:t>
+      </w:r>
+      <w:r>
+        <w:t xml:space="preserve"> </w:t>
+      </w:r>
+      <w:r>
+        <w:t xml:space="preserve">Calculating CI Example</w:t>
       </w:r>
     </w:p>
     <w:p>
@@ -3176,25 +1057,24 @@
         <w:pStyle w:val="FirstParagraph"/>
       </w:pPr>
       <w:r>
-        <w:t xml:space="preserve">To calculate CI for sample from</w:t>
-      </w:r>
-      <w:r>
-        <w:t xml:space="preserve"> </w:t>
-      </w:r>
-      <w:r>
-        <w:t xml:space="preserve">“unknown”</w:t>
-      </w:r>
-      <w:r>
-        <w:t xml:space="preserve"> </w:t>
-      </w:r>
-      <w:r>
-        <w:t xml:space="preserve">population:</w:t>
-      </w:r>
-    </w:p>
-    <w:bookmarkStart w:id="49" w:name="textci-bary-pm-t-cdot-fracssqrtn"/>
-    <w:p>
-      <w:pPr>
-        <w:pStyle w:val="Heading2"/>
+        <w:t xml:space="preserve">Let’s calculate CIs again:</w:t>
+      </w:r>
+    </w:p>
+    <w:p>
+      <w:pPr>
+        <w:pStyle w:val="BodyText"/>
+      </w:pPr>
+      <w:r>
+        <w:t xml:space="preserve">Use two-sided test</w:t>
+      </w:r>
+    </w:p>
+    <w:p>
+      <w:pPr>
+        <w:pStyle w:val="Compact"/>
+        <w:numPr>
+          <w:ilvl w:val="0"/>
+          <w:numId w:val="1014"/>
+        </w:numPr>
       </w:pPr>
       <m:oMath>
         <m:r>
@@ -3262,22 +1142,14 @@
     </w:p>
     <w:p>
       <w:pPr>
-        <w:pStyle w:val="FirstParagraph"/>
-      </w:pPr>
-      <w:r>
-        <w:t xml:space="preserve">Where:</w:t>
-      </w:r>
-    </w:p>
-    <w:p>
-      <w:pPr>
         <w:pStyle w:val="Compact"/>
         <w:numPr>
           <w:ilvl w:val="0"/>
-          <w:numId w:val="1013"/>
+          <w:numId w:val="1014"/>
         </w:numPr>
       </w:pPr>
       <w:r>
-        <w:t xml:space="preserve">ȳ is sample mean</w:t>
+        <w:t xml:space="preserve">95% CI Sample A: = 272.8 ± 2.262 * (37.81/(10^0.5)) = 27.05</w:t>
       </w:r>
     </w:p>
     <w:p>
@@ -3285,11 +1157,11 @@
         <w:pStyle w:val="Compact"/>
         <w:numPr>
           <w:ilvl w:val="0"/>
-          <w:numId w:val="1013"/>
+          <w:numId w:val="1014"/>
         </w:numPr>
       </w:pPr>
       <w:r>
-        <w:t xml:space="preserve">𝑛 is sample size</w:t>
+        <w:t xml:space="preserve">The 95% CI is between 245.8 and 299.8</w:t>
       </w:r>
     </w:p>
     <w:p>
@@ -3297,38 +1169,13 @@
         <w:pStyle w:val="Compact"/>
         <w:numPr>
           <w:ilvl w:val="0"/>
-          <w:numId w:val="1013"/>
+          <w:numId w:val="1014"/>
         </w:numPr>
       </w:pPr>
       <w:r>
-        <w:t xml:space="preserve">s is sample standard deviation</w:t>
-      </w:r>
-    </w:p>
-    <w:p>
-      <w:pPr>
-        <w:pStyle w:val="Compact"/>
-        <w:numPr>
-          <w:ilvl w:val="0"/>
-          <w:numId w:val="1013"/>
-        </w:numPr>
-      </w:pPr>
-      <w:r>
-        <w:t xml:space="preserve">t t-value corresponding the probability of the CI</w:t>
-      </w:r>
-    </w:p>
-    <w:p>
-      <w:pPr>
-        <w:pStyle w:val="Compact"/>
-        <w:numPr>
-          <w:ilvl w:val="0"/>
-          <w:numId w:val="1013"/>
-        </w:numPr>
-      </w:pPr>
-      <w:r>
-        <w:t xml:space="preserve">t in t-table for different degrees of freedom (n-1)</w:t>
-      </w:r>
-    </w:p>
-    <w:bookmarkEnd w:id="49"/>
+        <w:t xml:space="preserve">“The 95% CI for the population mean from sample A is 272.8 ± 27.05</w:t>
+      </w:r>
+    </w:p>
     <w:p>
       <w:pPr>
         <w:pStyle w:val="FirstParagraph"/>
@@ -3336,20 +1183,20 @@
       <w:r>
         <w:drawing>
           <wp:inline>
-            <wp:extent cx="2857500" cy="2381250"/>
+            <wp:extent cx="4933950" cy="3857625"/>
             <wp:effectExtent b="0" l="0" r="0" t="0"/>
-            <wp:docPr descr="" title="" id="50" name="Picture"/>
+            <wp:docPr descr="" title="" id="51" name="Picture"/>
             <a:graphic>
               <a:graphicData uri="http://schemas.openxmlformats.org/drawingml/2006/picture">
                 <pic:pic>
                   <pic:nvPicPr>
-                    <pic:cNvPr descr="images/clipboard-3203878802.png" id="51" name="Picture"/>
+                    <pic:cNvPr descr="images/clipboard-3203878802.png" id="52" name="Picture"/>
                     <pic:cNvPicPr>
                       <a:picLocks noChangeArrowheads="1" noChangeAspect="1"/>
                     </pic:cNvPicPr>
                   </pic:nvPicPr>
                   <pic:blipFill>
-                    <a:blip r:embed="rId41"/>
+                    <a:blip r:embed="rId33"/>
                     <a:stretch>
                       <a:fillRect/>
                     </a:stretch>
@@ -3357,7 +1204,7 @@
                   <pic:spPr bwMode="auto">
                     <a:xfrm>
                       <a:off x="0" y="0"/>
-                      <a:ext cx="2857500" cy="2381250"/>
+                      <a:ext cx="4933950" cy="3857625"/>
                     </a:xfrm>
                     <a:prstGeom prst="rect">
                       <a:avLst/>
@@ -3376,8 +1223,8 @@
         </w:drawing>
       </w:r>
     </w:p>
-    <w:bookmarkEnd w:id="52"/>
-    <w:bookmarkStart w:id="55" w:name="lecture-5-students-t-distribution-table"/>
+    <w:bookmarkEnd w:id="53"/>
+    <w:bookmarkStart w:id="54" w:name="lecture-5-applications-of-t-distribution"/>
     <w:p>
       <w:pPr>
         <w:pStyle w:val="Heading1"/>
@@ -3393,7 +1240,7 @@
         <w:t xml:space="preserve"> </w:t>
       </w:r>
       <w:r>
-        <w:t xml:space="preserve">Student’s t-distribution Table</w:t>
+        <w:t xml:space="preserve">Applications of t-distribution</w:t>
       </w:r>
     </w:p>
     <w:p>
@@ -3401,7 +1248,7 @@
         <w:pStyle w:val="FirstParagraph"/>
       </w:pPr>
       <w:r>
-        <w:t xml:space="preserve">Here is a t-table</w:t>
+        <w:t xml:space="preserve">So:</w:t>
       </w:r>
     </w:p>
     <w:p>
@@ -3409,11 +1256,11 @@
         <w:pStyle w:val="Compact"/>
         <w:numPr>
           <w:ilvl w:val="0"/>
-          <w:numId w:val="1014"/>
+          <w:numId w:val="1015"/>
         </w:numPr>
       </w:pPr>
       <w:r>
-        <w:t xml:space="preserve">Values of t that correspond to probabilities</w:t>
+        <w:t xml:space="preserve">Can assess confidence that population mean is within a certain range</w:t>
       </w:r>
     </w:p>
     <w:p>
@@ -3421,11 +1268,112 @@
         <w:pStyle w:val="Compact"/>
         <w:numPr>
           <w:ilvl w:val="0"/>
-          <w:numId w:val="1014"/>
+          <w:numId w:val="1015"/>
         </w:numPr>
       </w:pPr>
       <w:r>
-        <w:t xml:space="preserve">Probabilities listed along top</w:t>
+        <w:t xml:space="preserve">Can use t distribution to ask questions like:</w:t>
+      </w:r>
+    </w:p>
+    <w:p>
+      <w:pPr>
+        <w:pStyle w:val="Compact"/>
+        <w:numPr>
+          <w:ilvl w:val="1"/>
+          <w:numId w:val="1016"/>
+        </w:numPr>
+      </w:pPr>
+      <w:r>
+        <w:t xml:space="preserve">“What is probability of getting sample with mean = ȳ from population with mean = µ?”</w:t>
+      </w:r>
+      <w:r>
+        <w:t xml:space="preserve"> </w:t>
+      </w:r>
+      <w:r>
+        <w:t xml:space="preserve">(1 sample t-test)</w:t>
+      </w:r>
+    </w:p>
+    <w:p>
+      <w:pPr>
+        <w:pStyle w:val="Compact"/>
+        <w:numPr>
+          <w:ilvl w:val="1"/>
+          <w:numId w:val="1016"/>
+        </w:numPr>
+      </w:pPr>
+      <w:r>
+        <w:t xml:space="preserve">“What is the probability that two samples came from same population?”</w:t>
+      </w:r>
+      <w:r>
+        <w:t xml:space="preserve"> </w:t>
+      </w:r>
+      <w:r>
+        <w:t xml:space="preserve">(2 sample t-test)</w:t>
+      </w:r>
+    </w:p>
+    <w:bookmarkEnd w:id="54"/>
+    <w:bookmarkStart w:id="56" w:name="lecture-5-single-sample-t-test"/>
+    <w:p>
+      <w:pPr>
+        <w:pStyle w:val="Heading1"/>
+      </w:pPr>
+      <w:r>
+        <w:rPr>
+          <w:b/>
+          <w:bCs/>
+        </w:rPr>
+        <w:t xml:space="preserve">Lecture 5:</w:t>
+      </w:r>
+      <w:r>
+        <w:t xml:space="preserve"> </w:t>
+      </w:r>
+      <w:r>
+        <w:t xml:space="preserve">Single Sample T-Test</w:t>
+      </w:r>
+    </w:p>
+    <w:p>
+      <w:pPr>
+        <w:pStyle w:val="FirstParagraph"/>
+      </w:pPr>
+      <w:r>
+        <w:t xml:space="preserve">We want to test if the mean fish length in I3 differs from 240mm.</w:t>
+      </w:r>
+    </w:p>
+    <w:p>
+      <w:pPr>
+        <w:pStyle w:val="BodyText"/>
+      </w:pPr>
+      <w:r>
+        <w:rPr>
+          <w:b/>
+          <w:bCs/>
+        </w:rPr>
+        <w:t xml:space="preserve">Activity: Define hypotheses and identify assumptions</w:t>
+      </w:r>
+    </w:p>
+    <w:p>
+      <w:pPr>
+        <w:pStyle w:val="BodyText"/>
+      </w:pPr>
+      <w:r>
+        <w:t xml:space="preserve">H₀: μ = 240 (The mean fish length in I3 is 240mm)</w:t>
+      </w:r>
+    </w:p>
+    <w:p>
+      <w:pPr>
+        <w:pStyle w:val="BodyText"/>
+      </w:pPr>
+      <w:r>
+        <w:t xml:space="preserve">H₁: μ ≠ 240 (The mean fish length in I3 is not 240mm)</w:t>
+      </w:r>
+    </w:p>
+    <w:bookmarkStart w:id="55" w:name="assumptions-for-t-test"/>
+    <w:p>
+      <w:pPr>
+        <w:pStyle w:val="Heading2"/>
+      </w:pPr>
+      <w:r>
+        <w:t xml:space="preserve">Assumptions for t-test:</w:t>
       </w:r>
     </w:p>
     <w:p>
@@ -3433,11 +1381,11 @@
         <w:pStyle w:val="Compact"/>
         <w:numPr>
           <w:ilvl w:val="0"/>
-          <w:numId w:val="1014"/>
+          <w:numId w:val="1017"/>
         </w:numPr>
       </w:pPr>
       <w:r>
-        <w:t xml:space="preserve">Sample dfs are listed in the left-most column</w:t>
+        <w:t xml:space="preserve">Data is normally distributed</w:t>
       </w:r>
     </w:p>
     <w:p>
@@ -3445,17 +1393,171 @@
         <w:pStyle w:val="Compact"/>
         <w:numPr>
           <w:ilvl w:val="0"/>
-          <w:numId w:val="1014"/>
+          <w:numId w:val="1017"/>
         </w:numPr>
       </w:pPr>
       <w:r>
-        <w:t xml:space="preserve">Probabilities are given for one-tailed and two-tailed</w:t>
-      </w:r>
-      <w:r>
+        <w:t xml:space="preserve">Observations are independent</w:t>
+      </w:r>
+    </w:p>
+    <w:p>
+      <w:pPr>
+        <w:pStyle w:val="Compact"/>
+        <w:numPr>
+          <w:ilvl w:val="0"/>
+          <w:numId w:val="1017"/>
+        </w:numPr>
+      </w:pPr>
+      <w:r>
+        <w:t xml:space="preserve">No significant outliers</w:t>
+      </w:r>
+    </w:p>
+    <w:bookmarkEnd w:id="55"/>
+    <w:bookmarkEnd w:id="56"/>
+    <w:bookmarkStart w:id="60" w:name="assumptions-in-r---qqplots-from-car"/>
+    <w:p>
+      <w:pPr>
+        <w:pStyle w:val="Heading1"/>
+      </w:pPr>
+      <w:r>
+        <w:t xml:space="preserve">Assumptions in R - qqplots from car</w:t>
+      </w:r>
+    </w:p>
+    <w:p>
+      <w:pPr>
+        <w:pStyle w:val="SourceCode"/>
+      </w:pPr>
+      <w:r>
+        <w:rPr>
+          <w:rStyle w:val="CommentTok"/>
+        </w:rPr>
+        <w:t xml:space="preserve"># Filter for just windward side needles</w:t>
+      </w:r>
+      <w:r>
+        <w:br/>
+      </w:r>
+      <w:r>
+        <w:br/>
+      </w:r>
+      <w:r>
+        <w:rPr>
+          <w:rStyle w:val="CommentTok"/>
+        </w:rPr>
+        <w:t xml:space="preserve"># YOUR </w:t>
+      </w:r>
+      <w:r>
+        <w:rPr>
+          <w:rStyle w:val="AlertTok"/>
+        </w:rPr>
+        <w:t xml:space="preserve">TASK</w:t>
+      </w:r>
+      <w:r>
+        <w:rPr>
+          <w:rStyle w:val="CommentTok"/>
+        </w:rPr>
+        <w:t xml:space="preserve">: Test normality of windward pine needle lengths</w:t>
+      </w:r>
+      <w:r>
+        <w:br/>
+      </w:r>
+      <w:r>
+        <w:rPr>
+          <w:rStyle w:val="CommentTok"/>
+        </w:rPr>
+        <w:t xml:space="preserve"># QQ Plot</w:t>
+      </w:r>
+      <w:r>
+        <w:br/>
+      </w:r>
+      <w:r>
+        <w:rPr>
+          <w:rStyle w:val="FunctionTok"/>
+        </w:rPr>
+        <w:t xml:space="preserve">qqPlot</w:t>
+      </w:r>
+      <w:r>
+        <w:rPr>
+          <w:rStyle w:val="NormalTok"/>
+        </w:rPr>
+        <w:t xml:space="preserve">(i3_df</w:t>
+      </w:r>
+      <w:r>
+        <w:rPr>
+          <w:rStyle w:val="SpecialCharTok"/>
+        </w:rPr>
+        <w:t xml:space="preserve">$</w:t>
+      </w:r>
+      <w:r>
+        <w:rPr>
+          <w:rStyle w:val="NormalTok"/>
+        </w:rPr>
+        <w:t xml:space="preserve">length_mm, </w:t>
+      </w:r>
+      <w:r>
+        <w:br/>
+      </w:r>
+      <w:r>
+        <w:rPr>
+          <w:rStyle w:val="NormalTok"/>
+        </w:rPr>
+        <w:t xml:space="preserve">       </w:t>
+      </w:r>
+      <w:r>
+        <w:rPr>
+          <w:rStyle w:val="AttributeTok"/>
+        </w:rPr>
+        <w:t xml:space="preserve">main =</w:t>
+      </w:r>
+      <w:r>
+        <w:rPr>
+          <w:rStyle w:val="NormalTok"/>
+        </w:rPr>
         <w:t xml:space="preserve"> </w:t>
       </w:r>
       <w:r>
-        <w:t xml:space="preserve">“questions”</w:t>
+        <w:rPr>
+          <w:rStyle w:val="StringTok"/>
+        </w:rPr>
+        <w:t xml:space="preserve">"QQ Plot for length of Grayling"</w:t>
+      </w:r>
+      <w:r>
+        <w:rPr>
+          <w:rStyle w:val="NormalTok"/>
+        </w:rPr>
+        <w:t xml:space="preserve">,</w:t>
+      </w:r>
+      <w:r>
+        <w:br/>
+      </w:r>
+      <w:r>
+        <w:rPr>
+          <w:rStyle w:val="NormalTok"/>
+        </w:rPr>
+        <w:t xml:space="preserve">       </w:t>
+      </w:r>
+      <w:r>
+        <w:rPr>
+          <w:rStyle w:val="AttributeTok"/>
+        </w:rPr>
+        <w:t xml:space="preserve">ylab =</w:t>
+      </w:r>
+      <w:r>
+        <w:rPr>
+          <w:rStyle w:val="NormalTok"/>
+        </w:rPr>
+        <w:t xml:space="preserve"> </w:t>
+      </w:r>
+      <w:r>
+        <w:rPr>
+          <w:rStyle w:val="StringTok"/>
+        </w:rPr>
+        <w:t xml:space="preserve">"Sample Quantiles"</w:t>
+      </w:r>
+      <w:r>
+        <w:rPr>
+          <w:rStyle w:val="NormalTok"/>
+        </w:rPr>
+        <w:t xml:space="preserve">)</w:t>
       </w:r>
     </w:p>
     <w:p>
@@ -3465,20 +1567,20 @@
       <w:r>
         <w:drawing>
           <wp:inline>
-            <wp:extent cx="2857500" cy="2381250"/>
+            <wp:extent cx="2743200" cy="2743200"/>
             <wp:effectExtent b="0" l="0" r="0" t="0"/>
-            <wp:docPr descr="" title="" id="53" name="Picture"/>
+            <wp:docPr descr="" title="" id="58" name="Picture"/>
             <a:graphic>
               <a:graphicData uri="http://schemas.openxmlformats.org/drawingml/2006/picture">
                 <pic:pic>
                   <pic:nvPicPr>
-                    <pic:cNvPr descr="images/clipboard-3203878802.png" id="54" name="Picture"/>
+                    <pic:cNvPr descr="05_01_lecture_powerpoint_files/figure-docx/test_assumptions-1.png" id="59" name="Picture"/>
                     <pic:cNvPicPr>
                       <a:picLocks noChangeArrowheads="1" noChangeAspect="1"/>
                     </pic:cNvPicPr>
                   </pic:nvPicPr>
                   <pic:blipFill>
-                    <a:blip r:embed="rId41"/>
+                    <a:blip r:embed="rId57"/>
                     <a:stretch>
                       <a:fillRect/>
                     </a:stretch>
@@ -3486,7 +1588,7 @@
                   <pic:spPr bwMode="auto">
                     <a:xfrm>
                       <a:off x="0" y="0"/>
-                      <a:ext cx="2857500" cy="2381250"/>
+                      <a:ext cx="2743200" cy="2743200"/>
                     </a:xfrm>
                     <a:prstGeom prst="rect">
                       <a:avLst/>
@@ -3505,56 +1607,201 @@
         </w:drawing>
       </w:r>
     </w:p>
-    <w:bookmarkEnd w:id="55"/>
-    <w:bookmarkStart w:id="62" w:name="lecture-5-one-tailed-questions"/>
+    <w:p>
+      <w:pPr>
+        <w:pStyle w:val="SourceCode"/>
+      </w:pPr>
+      <w:r>
+        <w:rPr>
+          <w:rStyle w:val="VerbatimChar"/>
+        </w:rPr>
+        <w:t xml:space="preserve">[1] 53 35</w:t>
+      </w:r>
+    </w:p>
+    <w:bookmarkEnd w:id="60"/>
+    <w:bookmarkStart w:id="62" w:name="statistical-test-of-normality"/>
     <w:p>
       <w:pPr>
         <w:pStyle w:val="Heading1"/>
       </w:pPr>
       <w:r>
-        <w:rPr>
-          <w:b/>
-          <w:bCs/>
-        </w:rPr>
-        <w:t xml:space="preserve">Lecture 5:</w:t>
-      </w:r>
-      <w:r>
+        <w:t xml:space="preserve">Statistical Test of Normality</w:t>
+      </w:r>
+    </w:p>
+    <w:bookmarkStart w:id="61" w:name="shapiro-wilk-test"/>
+    <w:p>
+      <w:pPr>
+        <w:pStyle w:val="Heading2"/>
+      </w:pPr>
+      <w:r>
+        <w:t xml:space="preserve">Shapiro-Wilk test</w:t>
+      </w:r>
+    </w:p>
+    <w:p>
+      <w:pPr>
+        <w:pStyle w:val="SourceCode"/>
+      </w:pPr>
+      <w:r>
+        <w:rPr>
+          <w:rStyle w:val="CommentTok"/>
+        </w:rPr>
+        <w:t xml:space="preserve"># Shapiro-Wilk test</w:t>
+      </w:r>
+      <w:r>
+        <w:br/>
+      </w:r>
+      <w:r>
+        <w:rPr>
+          <w:rStyle w:val="FunctionTok"/>
+        </w:rPr>
+        <w:t xml:space="preserve">shapiro.test</w:t>
+      </w:r>
+      <w:r>
+        <w:rPr>
+          <w:rStyle w:val="NormalTok"/>
+        </w:rPr>
+        <w:t xml:space="preserve">(i3_df</w:t>
+      </w:r>
+      <w:r>
+        <w:rPr>
+          <w:rStyle w:val="SpecialCharTok"/>
+        </w:rPr>
+        <w:t xml:space="preserve">$</w:t>
+      </w:r>
+      <w:r>
+        <w:rPr>
+          <w:rStyle w:val="NormalTok"/>
+        </w:rPr>
+        <w:t xml:space="preserve">length_mm)</w:t>
+      </w:r>
+    </w:p>
+    <w:p>
+      <w:pPr>
+        <w:pStyle w:val="SourceCode"/>
+      </w:pPr>
+      <w:r>
+        <w:br/>
+      </w:r>
+      <w:r>
+        <w:rPr>
+          <w:rStyle w:val="VerbatimChar"/>
+        </w:rPr>
+        <w:t xml:space="preserve">    Shapiro-Wilk normality test</w:t>
+      </w:r>
+      <w:r>
+        <w:br/>
+      </w:r>
+      <w:r>
+        <w:br/>
+      </w:r>
+      <w:r>
+        <w:rPr>
+          <w:rStyle w:val="VerbatimChar"/>
+        </w:rPr>
+        <w:t xml:space="preserve">data:  i3_df$length_mm</w:t>
+      </w:r>
+      <w:r>
+        <w:br/>
+      </w:r>
+      <w:r>
+        <w:rPr>
+          <w:rStyle w:val="VerbatimChar"/>
+        </w:rPr>
+        <w:t xml:space="preserve">W = 0.91051, p-value = 0.0001623</w:t>
+      </w:r>
+    </w:p>
+    <w:bookmarkEnd w:id="61"/>
+    <w:bookmarkEnd w:id="62"/>
+    <w:bookmarkStart w:id="66" w:name="checking-for-outliers"/>
+    <w:p>
+      <w:pPr>
+        <w:pStyle w:val="Heading1"/>
+      </w:pPr>
+      <w:r>
+        <w:t xml:space="preserve">Checking for Outliers</w:t>
+      </w:r>
+    </w:p>
+    <w:p>
+      <w:pPr>
+        <w:pStyle w:val="SourceCode"/>
+      </w:pPr>
+      <w:r>
+        <w:rPr>
+          <w:rStyle w:val="CommentTok"/>
+        </w:rPr>
+        <w:t xml:space="preserve"># Check for outliers using boxplot</w:t>
+      </w:r>
+      <w:r>
+        <w:br/>
+      </w:r>
+      <w:r>
+        <w:rPr>
+          <w:rStyle w:val="CommentTok"/>
+        </w:rPr>
+        <w:t xml:space="preserve"># YOUR CODE HERE</w:t>
+      </w:r>
+      <w:r>
+        <w:br/>
+      </w:r>
+      <w:r>
+        <w:rPr>
+          <w:rStyle w:val="NormalTok"/>
+        </w:rPr>
+        <w:t xml:space="preserve">i3_df </w:t>
+      </w:r>
+      <w:r>
+        <w:rPr>
+          <w:rStyle w:val="SpecialCharTok"/>
+        </w:rPr>
+        <w:t xml:space="preserve">%&gt;%</w:t>
+      </w:r>
+      <w:r>
+        <w:rPr>
+          <w:rStyle w:val="NormalTok"/>
+        </w:rPr>
         <w:t xml:space="preserve"> </w:t>
       </w:r>
       <w:r>
-        <w:t xml:space="preserve">One-tailed Questions</w:t>
-      </w:r>
-    </w:p>
-    <w:p>
-      <w:pPr>
-        <w:pStyle w:val="FirstParagraph"/>
-      </w:pPr>
-      <w:r>
-        <w:t xml:space="preserve">One-tailed questions: area of distribution left or (right) of a certain value</w:t>
-      </w:r>
-    </w:p>
-    <w:p>
-      <w:pPr>
-        <w:pStyle w:val="Compact"/>
-        <w:numPr>
-          <w:ilvl w:val="0"/>
-          <w:numId w:val="1015"/>
-        </w:numPr>
-      </w:pPr>
-      <w:r>
-        <w:t xml:space="preserve">n=20 (df=19) - 90% of the observations found left</w:t>
-      </w:r>
-    </w:p>
-    <w:p>
-      <w:pPr>
-        <w:pStyle w:val="Compact"/>
-        <w:numPr>
-          <w:ilvl w:val="0"/>
-          <w:numId w:val="1015"/>
-        </w:numPr>
-      </w:pPr>
-      <w:r>
-        <w:t xml:space="preserve">t= 1.328 (10% are outside)</w:t>
+        <w:rPr>
+          <w:rStyle w:val="FunctionTok"/>
+        </w:rPr>
+        <w:t xml:space="preserve">ggplot</w:t>
+      </w:r>
+      <w:r>
+        <w:rPr>
+          <w:rStyle w:val="NormalTok"/>
+        </w:rPr>
+        <w:t xml:space="preserve">(</w:t>
+      </w:r>
+      <w:r>
+        <w:rPr>
+          <w:rStyle w:val="FunctionTok"/>
+        </w:rPr>
+        <w:t xml:space="preserve">aes</w:t>
+      </w:r>
+      <w:r>
+        <w:rPr>
+          <w:rStyle w:val="NormalTok"/>
+        </w:rPr>
+        <w:t xml:space="preserve">(lake, length_mm))</w:t>
+      </w:r>
+      <w:r>
+        <w:rPr>
+          <w:rStyle w:val="SpecialCharTok"/>
+        </w:rPr>
+        <w:t xml:space="preserve">+</w:t>
+      </w:r>
+      <w:r>
+        <w:rPr>
+          <w:rStyle w:val="FunctionTok"/>
+        </w:rPr>
+        <w:t xml:space="preserve">geom_boxplot</w:t>
+      </w:r>
+      <w:r>
+        <w:rPr>
+          <w:rStyle w:val="NormalTok"/>
+        </w:rPr>
+        <w:t xml:space="preserve">()</w:t>
       </w:r>
     </w:p>
     <w:p>
@@ -3564,20 +1811,20 @@
       <w:r>
         <w:drawing>
           <wp:inline>
-            <wp:extent cx="1714500" cy="1143000"/>
+            <wp:extent cx="2743200" cy="2743200"/>
             <wp:effectExtent b="0" l="0" r="0" t="0"/>
-            <wp:docPr descr="" title="" id="57" name="Picture"/>
+            <wp:docPr descr="" title="" id="64" name="Picture"/>
             <a:graphic>
               <a:graphicData uri="http://schemas.openxmlformats.org/drawingml/2006/picture">
                 <pic:pic>
                   <pic:nvPicPr>
-                    <pic:cNvPr descr="images/clipboard-1822465473.png" id="58" name="Picture"/>
+                    <pic:cNvPr descr="05_01_lecture_powerpoint_files/figure-docx/unnamed-chunk-4-1.png" id="65" name="Picture"/>
                     <pic:cNvPicPr>
                       <a:picLocks noChangeArrowheads="1" noChangeAspect="1"/>
                     </pic:cNvPicPr>
                   </pic:nvPicPr>
                   <pic:blipFill>
-                    <a:blip r:embed="rId56"/>
+                    <a:blip r:embed="rId63"/>
                     <a:stretch>
                       <a:fillRect/>
                     </a:stretch>
@@ -3585,7 +1832,7 @@
                   <pic:spPr bwMode="auto">
                     <a:xfrm>
                       <a:off x="0" y="0"/>
-                      <a:ext cx="1714500" cy="1143000"/>
+                      <a:ext cx="2743200" cy="2743200"/>
                     </a:xfrm>
                     <a:prstGeom prst="rect">
                       <a:avLst/>
@@ -3604,1053 +1851,8 @@
         </w:drawing>
       </w:r>
     </w:p>
-    <w:p>
-      <w:pPr>
-        <w:pStyle w:val="BodyText"/>
-      </w:pPr>
-      <w:r>
-        <w:drawing>
-          <wp:inline>
-            <wp:extent cx="2667000" cy="1714500"/>
-            <wp:effectExtent b="0" l="0" r="0" t="0"/>
-            <wp:docPr descr="" title="" id="60" name="Picture"/>
-            <a:graphic>
-              <a:graphicData uri="http://schemas.openxmlformats.org/drawingml/2006/picture">
-                <pic:pic>
-                  <pic:nvPicPr>
-                    <pic:cNvPr descr="images/clipboard-641796945.png" id="61" name="Picture"/>
-                    <pic:cNvPicPr>
-                      <a:picLocks noChangeArrowheads="1" noChangeAspect="1"/>
-                    </pic:cNvPicPr>
-                  </pic:nvPicPr>
-                  <pic:blipFill>
-                    <a:blip r:embed="rId59"/>
-                    <a:stretch>
-                      <a:fillRect/>
-                    </a:stretch>
-                  </pic:blipFill>
-                  <pic:spPr bwMode="auto">
-                    <a:xfrm>
-                      <a:off x="0" y="0"/>
-                      <a:ext cx="2667000" cy="1714500"/>
-                    </a:xfrm>
-                    <a:prstGeom prst="rect">
-                      <a:avLst/>
-                    </a:prstGeom>
-                    <a:noFill/>
-                    <a:ln w="9525">
-                      <a:noFill/>
-                      <a:headEnd/>
-                      <a:tailEnd/>
-                    </a:ln>
-                  </pic:spPr>
-                </pic:pic>
-              </a:graphicData>
-            </a:graphic>
-          </wp:inline>
-        </w:drawing>
-      </w:r>
-    </w:p>
-    <w:bookmarkEnd w:id="62"/>
-    <w:bookmarkStart w:id="69" w:name="lecture-5-two-tailed-questions"/>
-    <w:p>
-      <w:pPr>
-        <w:pStyle w:val="Heading1"/>
-      </w:pPr>
-      <w:r>
-        <w:rPr>
-          <w:b/>
-          <w:bCs/>
-        </w:rPr>
-        <w:t xml:space="preserve">Lecture 5:</w:t>
-      </w:r>
-      <w:r>
-        <w:t xml:space="preserve"> </w:t>
-      </w:r>
-      <w:r>
-        <w:t xml:space="preserve">Two-tailed Questions</w:t>
-      </w:r>
-    </w:p>
-    <w:p>
-      <w:pPr>
-        <w:pStyle w:val="FirstParagraph"/>
-      </w:pPr>
-      <w:r>
-        <w:t xml:space="preserve">Two-tailed questions refer to area between certain values</w:t>
-      </w:r>
-    </w:p>
-    <w:p>
-      <w:pPr>
-        <w:pStyle w:val="Compact"/>
-        <w:numPr>
-          <w:ilvl w:val="0"/>
-          <w:numId w:val="1016"/>
-        </w:numPr>
-      </w:pPr>
-      <w:r>
-        <w:t xml:space="preserve">n= 20 (df=19), 90% of the observations are between</w:t>
-      </w:r>
-    </w:p>
-    <w:p>
-      <w:pPr>
-        <w:pStyle w:val="Compact"/>
-        <w:numPr>
-          <w:ilvl w:val="0"/>
-          <w:numId w:val="1016"/>
-        </w:numPr>
-      </w:pPr>
-      <w:r>
-        <w:t xml:space="preserve">t=-1.729 and t=1.729 (10% are outside)</w:t>
-      </w:r>
-    </w:p>
-    <w:p>
-      <w:pPr>
-        <w:pStyle w:val="FirstParagraph"/>
-      </w:pPr>
-      <w:r>
-        <w:drawing>
-          <wp:inline>
-            <wp:extent cx="1905000" cy="1428750"/>
-            <wp:effectExtent b="0" l="0" r="0" t="0"/>
-            <wp:docPr descr="" title="" id="64" name="Picture"/>
-            <a:graphic>
-              <a:graphicData uri="http://schemas.openxmlformats.org/drawingml/2006/picture">
-                <pic:pic>
-                  <pic:nvPicPr>
-                    <pic:cNvPr descr="images/clipboard-2234740159.png" id="65" name="Picture"/>
-                    <pic:cNvPicPr>
-                      <a:picLocks noChangeArrowheads="1" noChangeAspect="1"/>
-                    </pic:cNvPicPr>
-                  </pic:nvPicPr>
-                  <pic:blipFill>
-                    <a:blip r:embed="rId63"/>
-                    <a:stretch>
-                      <a:fillRect/>
-                    </a:stretch>
-                  </pic:blipFill>
-                  <pic:spPr bwMode="auto">
-                    <a:xfrm>
-                      <a:off x="0" y="0"/>
-                      <a:ext cx="1905000" cy="1428750"/>
-                    </a:xfrm>
-                    <a:prstGeom prst="rect">
-                      <a:avLst/>
-                    </a:prstGeom>
-                    <a:noFill/>
-                    <a:ln w="9525">
-                      <a:noFill/>
-                      <a:headEnd/>
-                      <a:tailEnd/>
-                    </a:ln>
-                  </pic:spPr>
-                </pic:pic>
-              </a:graphicData>
-            </a:graphic>
-          </wp:inline>
-        </w:drawing>
-      </w:r>
-    </w:p>
-    <w:p>
-      <w:pPr>
-        <w:pStyle w:val="BodyText"/>
-      </w:pPr>
-      <w:r>
-        <w:drawing>
-          <wp:inline>
-            <wp:extent cx="3333750" cy="1905000"/>
-            <wp:effectExtent b="0" l="0" r="0" t="0"/>
-            <wp:docPr descr="" title="" id="67" name="Picture"/>
-            <a:graphic>
-              <a:graphicData uri="http://schemas.openxmlformats.org/drawingml/2006/picture">
-                <pic:pic>
-                  <pic:nvPicPr>
-                    <pic:cNvPr descr="images/clipboard-1734806681.png" id="68" name="Picture"/>
-                    <pic:cNvPicPr>
-                      <a:picLocks noChangeArrowheads="1" noChangeAspect="1"/>
-                    </pic:cNvPicPr>
-                  </pic:nvPicPr>
-                  <pic:blipFill>
-                    <a:blip r:embed="rId66"/>
-                    <a:stretch>
-                      <a:fillRect/>
-                    </a:stretch>
-                  </pic:blipFill>
-                  <pic:spPr bwMode="auto">
-                    <a:xfrm>
-                      <a:off x="0" y="0"/>
-                      <a:ext cx="3333750" cy="1905000"/>
-                    </a:xfrm>
-                    <a:prstGeom prst="rect">
-                      <a:avLst/>
-                    </a:prstGeom>
-                    <a:noFill/>
-                    <a:ln w="9525">
-                      <a:noFill/>
-                      <a:headEnd/>
-                      <a:tailEnd/>
-                    </a:ln>
-                  </pic:spPr>
-                </pic:pic>
-              </a:graphicData>
-            </a:graphic>
-          </wp:inline>
-        </w:drawing>
-      </w:r>
-    </w:p>
-    <w:bookmarkEnd w:id="69"/>
-    <w:bookmarkStart w:id="72" w:name="lecture-5-calculating-ci-example"/>
-    <w:p>
-      <w:pPr>
-        <w:pStyle w:val="Heading1"/>
-      </w:pPr>
-      <w:r>
-        <w:rPr>
-          <w:b/>
-          <w:bCs/>
-        </w:rPr>
-        <w:t xml:space="preserve">Lecture 5:</w:t>
-      </w:r>
-      <w:r>
-        <w:t xml:space="preserve"> </w:t>
-      </w:r>
-      <w:r>
-        <w:t xml:space="preserve">Calculating CI Example</w:t>
-      </w:r>
-    </w:p>
-    <w:p>
-      <w:pPr>
-        <w:pStyle w:val="FirstParagraph"/>
-      </w:pPr>
-      <w:r>
-        <w:t xml:space="preserve">Let’s calculate CIs again:</w:t>
-      </w:r>
-    </w:p>
-    <w:p>
-      <w:pPr>
-        <w:pStyle w:val="BodyText"/>
-      </w:pPr>
-      <w:r>
-        <w:t xml:space="preserve">Use two-sided test</w:t>
-      </w:r>
-    </w:p>
-    <w:p>
-      <w:pPr>
-        <w:pStyle w:val="Compact"/>
-        <w:numPr>
-          <w:ilvl w:val="0"/>
-          <w:numId w:val="1017"/>
-        </w:numPr>
-      </w:pPr>
-      <m:oMath>
-        <m:r>
-          <m:rPr>
-            <m:nor/>
-            <m:sty m:val="p"/>
-          </m:rPr>
-          <m:t>CI</m:t>
-        </m:r>
-        <m:r>
-          <m:rPr>
-            <m:sty m:val="p"/>
-          </m:rPr>
-          <m:t>=</m:t>
-        </m:r>
-        <m:acc>
-          <m:accPr>
-            <m:chr m:val="‾"/>
-          </m:accPr>
-          <m:e>
-            <m:r>
-              <m:t>y</m:t>
-            </m:r>
-          </m:e>
-        </m:acc>
-        <m:r>
-          <m:rPr>
-            <m:sty m:val="p"/>
-          </m:rPr>
-          <m:t>±</m:t>
-        </m:r>
-        <m:r>
-          <m:t>t</m:t>
-        </m:r>
-        <m:r>
-          <m:rPr>
-            <m:sty m:val="p"/>
-          </m:rPr>
-          <m:t>⋅</m:t>
-        </m:r>
-        <m:f>
-          <m:fPr>
-            <m:type m:val="bar"/>
-          </m:fPr>
-          <m:num>
-            <m:r>
-              <m:t>s</m:t>
-            </m:r>
-          </m:num>
-          <m:den>
-            <m:rad>
-              <m:radPr>
-                <m:degHide m:val="on"/>
-              </m:radPr>
-              <m:deg/>
-              <m:e>
-                <m:r>
-                  <m:t>n</m:t>
-                </m:r>
-              </m:e>
-            </m:rad>
-          </m:den>
-        </m:f>
-      </m:oMath>
-    </w:p>
-    <w:p>
-      <w:pPr>
-        <w:pStyle w:val="Compact"/>
-        <w:numPr>
-          <w:ilvl w:val="0"/>
-          <w:numId w:val="1017"/>
-        </w:numPr>
-      </w:pPr>
-      <w:r>
-        <w:t xml:space="preserve">95% CI Sample A: = 272.8 ± 2.262 * (37.81/(9^0.5)) = 1.650788</w:t>
-      </w:r>
-    </w:p>
-    <w:p>
-      <w:pPr>
-        <w:pStyle w:val="Compact"/>
-        <w:numPr>
-          <w:ilvl w:val="0"/>
-          <w:numId w:val="1017"/>
-        </w:numPr>
-      </w:pPr>
-      <w:r>
-        <w:t xml:space="preserve">The 95% CI is between 244.3 and 301.3</w:t>
-      </w:r>
-    </w:p>
-    <w:p>
-      <w:pPr>
-        <w:pStyle w:val="Compact"/>
-        <w:numPr>
-          <w:ilvl w:val="0"/>
-          <w:numId w:val="1017"/>
-        </w:numPr>
-      </w:pPr>
-      <w:r>
-        <w:t xml:space="preserve">“The 95% CI for the population mean from sample A is 272.8 ± 28.5”</w:t>
-      </w:r>
-    </w:p>
-    <w:p>
-      <w:pPr>
-        <w:pStyle w:val="FirstParagraph"/>
-      </w:pPr>
-      <w:r>
-        <w:drawing>
-          <wp:inline>
-            <wp:extent cx="2857500" cy="2381250"/>
-            <wp:effectExtent b="0" l="0" r="0" t="0"/>
-            <wp:docPr descr="" title="" id="70" name="Picture"/>
-            <a:graphic>
-              <a:graphicData uri="http://schemas.openxmlformats.org/drawingml/2006/picture">
-                <pic:pic>
-                  <pic:nvPicPr>
-                    <pic:cNvPr descr="images/clipboard-3203878802.png" id="71" name="Picture"/>
-                    <pic:cNvPicPr>
-                      <a:picLocks noChangeArrowheads="1" noChangeAspect="1"/>
-                    </pic:cNvPicPr>
-                  </pic:nvPicPr>
-                  <pic:blipFill>
-                    <a:blip r:embed="rId41"/>
-                    <a:stretch>
-                      <a:fillRect/>
-                    </a:stretch>
-                  </pic:blipFill>
-                  <pic:spPr bwMode="auto">
-                    <a:xfrm>
-                      <a:off x="0" y="0"/>
-                      <a:ext cx="2857500" cy="2381250"/>
-                    </a:xfrm>
-                    <a:prstGeom prst="rect">
-                      <a:avLst/>
-                    </a:prstGeom>
-                    <a:noFill/>
-                    <a:ln w="9525">
-                      <a:noFill/>
-                      <a:headEnd/>
-                      <a:tailEnd/>
-                    </a:ln>
-                  </pic:spPr>
-                </pic:pic>
-              </a:graphicData>
-            </a:graphic>
-          </wp:inline>
-        </w:drawing>
-      </w:r>
-    </w:p>
-    <w:bookmarkEnd w:id="72"/>
-    <w:bookmarkStart w:id="73" w:name="lecture-5-applications-of-t-distribution"/>
-    <w:p>
-      <w:pPr>
-        <w:pStyle w:val="Heading1"/>
-      </w:pPr>
-      <w:r>
-        <w:rPr>
-          <w:b/>
-          <w:bCs/>
-        </w:rPr>
-        <w:t xml:space="preserve">Lecture 5:</w:t>
-      </w:r>
-      <w:r>
-        <w:t xml:space="preserve"> </w:t>
-      </w:r>
-      <w:r>
-        <w:t xml:space="preserve">Applications of t-distribution</w:t>
-      </w:r>
-    </w:p>
-    <w:p>
-      <w:pPr>
-        <w:pStyle w:val="FirstParagraph"/>
-      </w:pPr>
-      <w:r>
-        <w:t xml:space="preserve">So:</w:t>
-      </w:r>
-    </w:p>
-    <w:p>
-      <w:pPr>
-        <w:pStyle w:val="Compact"/>
-        <w:numPr>
-          <w:ilvl w:val="0"/>
-          <w:numId w:val="1018"/>
-        </w:numPr>
-      </w:pPr>
-      <w:r>
-        <w:t xml:space="preserve">Can assess confidence that population mean is within a certain range</w:t>
-      </w:r>
-    </w:p>
-    <w:p>
-      <w:pPr>
-        <w:pStyle w:val="Compact"/>
-        <w:numPr>
-          <w:ilvl w:val="0"/>
-          <w:numId w:val="1018"/>
-        </w:numPr>
-      </w:pPr>
-      <w:r>
-        <w:t xml:space="preserve">Can use t distribution to ask questions like:</w:t>
-      </w:r>
-    </w:p>
-    <w:p>
-      <w:pPr>
-        <w:pStyle w:val="Compact"/>
-        <w:numPr>
-          <w:ilvl w:val="1"/>
-          <w:numId w:val="1019"/>
-        </w:numPr>
-      </w:pPr>
-      <w:r>
-        <w:t xml:space="preserve">“What is probability of getting sample with mean = ȳ from population with mean = µ?”</w:t>
-      </w:r>
-      <w:r>
-        <w:t xml:space="preserve"> </w:t>
-      </w:r>
-      <w:r>
-        <w:t xml:space="preserve">(1 sample t-test)</w:t>
-      </w:r>
-    </w:p>
-    <w:p>
-      <w:pPr>
-        <w:pStyle w:val="Compact"/>
-        <w:numPr>
-          <w:ilvl w:val="1"/>
-          <w:numId w:val="1019"/>
-        </w:numPr>
-      </w:pPr>
-      <w:r>
-        <w:t xml:space="preserve">“What is the probability that two samples came from same population?”</w:t>
-      </w:r>
-      <w:r>
-        <w:t xml:space="preserve"> </w:t>
-      </w:r>
-      <w:r>
-        <w:t xml:space="preserve">(2 sample t-test)</w:t>
-      </w:r>
-    </w:p>
-    <w:bookmarkEnd w:id="73"/>
-    <w:bookmarkStart w:id="75" w:name="lecture-5-single-sample-t-test"/>
-    <w:p>
-      <w:pPr>
-        <w:pStyle w:val="Heading1"/>
-      </w:pPr>
-      <w:r>
-        <w:rPr>
-          <w:b/>
-          <w:bCs/>
-        </w:rPr>
-        <w:t xml:space="preserve">Lecture 5:</w:t>
-      </w:r>
-      <w:r>
-        <w:t xml:space="preserve"> </w:t>
-      </w:r>
-      <w:r>
-        <w:t xml:space="preserve">Single Sample T-Test</w:t>
-      </w:r>
-    </w:p>
-    <w:p>
-      <w:pPr>
-        <w:pStyle w:val="FirstParagraph"/>
-      </w:pPr>
-      <w:r>
-        <w:t xml:space="preserve">We want to test if the mean fish length in I3 differs from 240mm.</w:t>
-      </w:r>
-    </w:p>
-    <w:p>
-      <w:pPr>
-        <w:pStyle w:val="BodyText"/>
-      </w:pPr>
-      <w:r>
-        <w:rPr>
-          <w:b/>
-          <w:bCs/>
-        </w:rPr>
-        <w:t xml:space="preserve">Activity: Define hypotheses and identify assumptions</w:t>
-      </w:r>
-    </w:p>
-    <w:p>
-      <w:pPr>
-        <w:pStyle w:val="BodyText"/>
-      </w:pPr>
-      <w:r>
-        <w:t xml:space="preserve">H₀: μ = 240 (The mean fish length in I3 is 240mm)</w:t>
-      </w:r>
-    </w:p>
-    <w:p>
-      <w:pPr>
-        <w:pStyle w:val="BodyText"/>
-      </w:pPr>
-      <w:r>
-        <w:t xml:space="preserve">H₁: μ ≠ 240 (The mean fish length in I3 is not 240mm)</w:t>
-      </w:r>
-    </w:p>
-    <w:bookmarkStart w:id="74" w:name="assumptions-for-t-test"/>
-    <w:p>
-      <w:pPr>
-        <w:pStyle w:val="Heading2"/>
-      </w:pPr>
-      <w:r>
-        <w:t xml:space="preserve">Assumptions for t-test:</w:t>
-      </w:r>
-    </w:p>
-    <w:p>
-      <w:pPr>
-        <w:pStyle w:val="Compact"/>
-        <w:numPr>
-          <w:ilvl w:val="0"/>
-          <w:numId w:val="1020"/>
-        </w:numPr>
-      </w:pPr>
-      <w:r>
-        <w:t xml:space="preserve">Data is normally distributed</w:t>
-      </w:r>
-    </w:p>
-    <w:p>
-      <w:pPr>
-        <w:pStyle w:val="Compact"/>
-        <w:numPr>
-          <w:ilvl w:val="0"/>
-          <w:numId w:val="1020"/>
-        </w:numPr>
-      </w:pPr>
-      <w:r>
-        <w:t xml:space="preserve">Observations are independent</w:t>
-      </w:r>
-    </w:p>
-    <w:p>
-      <w:pPr>
-        <w:pStyle w:val="Compact"/>
-        <w:numPr>
-          <w:ilvl w:val="0"/>
-          <w:numId w:val="1020"/>
-        </w:numPr>
-      </w:pPr>
-      <w:r>
-        <w:t xml:space="preserve">No significant outliers</w:t>
-      </w:r>
-    </w:p>
-    <w:bookmarkEnd w:id="74"/>
-    <w:bookmarkEnd w:id="75"/>
-    <w:bookmarkStart w:id="79" w:name="assumptions-in-r---qqplots-from-car"/>
-    <w:p>
-      <w:pPr>
-        <w:pStyle w:val="Heading1"/>
-      </w:pPr>
-      <w:r>
-        <w:t xml:space="preserve">Assumptions in R - qqplots from car</w:t>
-      </w:r>
-    </w:p>
-    <w:p>
-      <w:pPr>
-        <w:pStyle w:val="SourceCode"/>
-      </w:pPr>
-      <w:r>
-        <w:rPr>
-          <w:rStyle w:val="CommentTok"/>
-        </w:rPr>
-        <w:t xml:space="preserve"># Filter for just windward side needles</w:t>
-      </w:r>
-      <w:r>
-        <w:br/>
-      </w:r>
-      <w:r>
-        <w:br/>
-      </w:r>
-      <w:r>
-        <w:rPr>
-          <w:rStyle w:val="CommentTok"/>
-        </w:rPr>
-        <w:t xml:space="preserve"># YOUR </w:t>
-      </w:r>
-      <w:r>
-        <w:rPr>
-          <w:rStyle w:val="AlertTok"/>
-        </w:rPr>
-        <w:t xml:space="preserve">TASK</w:t>
-      </w:r>
-      <w:r>
-        <w:rPr>
-          <w:rStyle w:val="CommentTok"/>
-        </w:rPr>
-        <w:t xml:space="preserve">: Test normality of windward pine needle lengths</w:t>
-      </w:r>
-      <w:r>
-        <w:br/>
-      </w:r>
-      <w:r>
-        <w:rPr>
-          <w:rStyle w:val="CommentTok"/>
-        </w:rPr>
-        <w:t xml:space="preserve"># QQ Plot</w:t>
-      </w:r>
-      <w:r>
-        <w:br/>
-      </w:r>
-      <w:r>
-        <w:rPr>
-          <w:rStyle w:val="FunctionTok"/>
-        </w:rPr>
-        <w:t xml:space="preserve">qqPlot</w:t>
-      </w:r>
-      <w:r>
-        <w:rPr>
-          <w:rStyle w:val="NormalTok"/>
-        </w:rPr>
-        <w:t xml:space="preserve">(i3_df</w:t>
-      </w:r>
-      <w:r>
-        <w:rPr>
-          <w:rStyle w:val="SpecialCharTok"/>
-        </w:rPr>
-        <w:t xml:space="preserve">$</w:t>
-      </w:r>
-      <w:r>
-        <w:rPr>
-          <w:rStyle w:val="NormalTok"/>
-        </w:rPr>
-        <w:t xml:space="preserve">length_mm, </w:t>
-      </w:r>
-      <w:r>
-        <w:br/>
-      </w:r>
-      <w:r>
-        <w:rPr>
-          <w:rStyle w:val="NormalTok"/>
-        </w:rPr>
-        <w:t xml:space="preserve">       </w:t>
-      </w:r>
-      <w:r>
-        <w:rPr>
-          <w:rStyle w:val="AttributeTok"/>
-        </w:rPr>
-        <w:t xml:space="preserve">main =</w:t>
-      </w:r>
-      <w:r>
-        <w:rPr>
-          <w:rStyle w:val="NormalTok"/>
-        </w:rPr>
-        <w:t xml:space="preserve"> </w:t>
-      </w:r>
-      <w:r>
-        <w:rPr>
-          <w:rStyle w:val="StringTok"/>
-        </w:rPr>
-        <w:t xml:space="preserve">"QQ Plot for length of Grayling"</w:t>
-      </w:r>
-      <w:r>
-        <w:rPr>
-          <w:rStyle w:val="NormalTok"/>
-        </w:rPr>
-        <w:t xml:space="preserve">,</w:t>
-      </w:r>
-      <w:r>
-        <w:br/>
-      </w:r>
-      <w:r>
-        <w:rPr>
-          <w:rStyle w:val="NormalTok"/>
-        </w:rPr>
-        <w:t xml:space="preserve">       </w:t>
-      </w:r>
-      <w:r>
-        <w:rPr>
-          <w:rStyle w:val="AttributeTok"/>
-        </w:rPr>
-        <w:t xml:space="preserve">ylab =</w:t>
-      </w:r>
-      <w:r>
-        <w:rPr>
-          <w:rStyle w:val="NormalTok"/>
-        </w:rPr>
-        <w:t xml:space="preserve"> </w:t>
-      </w:r>
-      <w:r>
-        <w:rPr>
-          <w:rStyle w:val="StringTok"/>
-        </w:rPr>
-        <w:t xml:space="preserve">"Sample Quantiles"</w:t>
-      </w:r>
-      <w:r>
-        <w:rPr>
-          <w:rStyle w:val="NormalTok"/>
-        </w:rPr>
-        <w:t xml:space="preserve">)</w:t>
-      </w:r>
-    </w:p>
-    <w:p>
-      <w:pPr>
-        <w:pStyle w:val="FirstParagraph"/>
-      </w:pPr>
-      <w:r>
-        <w:drawing>
-          <wp:inline>
-            <wp:extent cx="6578600" cy="4186381"/>
-            <wp:effectExtent b="0" l="0" r="0" t="0"/>
-            <wp:docPr descr="" title="" id="77" name="Picture"/>
-            <a:graphic>
-              <a:graphicData uri="http://schemas.openxmlformats.org/drawingml/2006/picture">
-                <pic:pic>
-                  <pic:nvPicPr>
-                    <pic:cNvPr descr="05_01_lecture_powerpoint_files/figure-docx/test_assumptions-1.png" id="78" name="Picture"/>
-                    <pic:cNvPicPr>
-                      <a:picLocks noChangeArrowheads="1" noChangeAspect="1"/>
-                    </pic:cNvPicPr>
-                  </pic:nvPicPr>
-                  <pic:blipFill>
-                    <a:blip r:embed="rId76"/>
-                    <a:stretch>
-                      <a:fillRect/>
-                    </a:stretch>
-                  </pic:blipFill>
-                  <pic:spPr bwMode="auto">
-                    <a:xfrm>
-                      <a:off x="0" y="0"/>
-                      <a:ext cx="6578600" cy="4186381"/>
-                    </a:xfrm>
-                    <a:prstGeom prst="rect">
-                      <a:avLst/>
-                    </a:prstGeom>
-                    <a:noFill/>
-                    <a:ln w="9525">
-                      <a:noFill/>
-                      <a:headEnd/>
-                      <a:tailEnd/>
-                    </a:ln>
-                  </pic:spPr>
-                </pic:pic>
-              </a:graphicData>
-            </a:graphic>
-          </wp:inline>
-        </w:drawing>
-      </w:r>
-    </w:p>
-    <w:p>
-      <w:pPr>
-        <w:pStyle w:val="SourceCode"/>
-      </w:pPr>
-      <w:r>
-        <w:rPr>
-          <w:rStyle w:val="VerbatimChar"/>
-        </w:rPr>
-        <w:t xml:space="preserve">[1] 53 35</w:t>
-      </w:r>
-    </w:p>
-    <w:bookmarkEnd w:id="79"/>
-    <w:bookmarkStart w:id="81" w:name="statistical-test-of-normality"/>
-    <w:p>
-      <w:pPr>
-        <w:pStyle w:val="Heading1"/>
-      </w:pPr>
-      <w:r>
-        <w:t xml:space="preserve">Statistical Test of Normality</w:t>
-      </w:r>
-    </w:p>
-    <w:bookmarkStart w:id="80" w:name="shapiro-wilk-test"/>
-    <w:p>
-      <w:pPr>
-        <w:pStyle w:val="Heading2"/>
-      </w:pPr>
-      <w:r>
-        <w:t xml:space="preserve">Shapiro-Wilk test</w:t>
-      </w:r>
-    </w:p>
-    <w:p>
-      <w:pPr>
-        <w:pStyle w:val="SourceCode"/>
-      </w:pPr>
-      <w:r>
-        <w:rPr>
-          <w:rStyle w:val="CommentTok"/>
-        </w:rPr>
-        <w:t xml:space="preserve"># Shapiro-Wilk test</w:t>
-      </w:r>
-      <w:r>
-        <w:br/>
-      </w:r>
-      <w:r>
-        <w:rPr>
-          <w:rStyle w:val="NormalTok"/>
-        </w:rPr>
-        <w:t xml:space="preserve">shapiro_test </w:t>
-      </w:r>
-      <w:r>
-        <w:rPr>
-          <w:rStyle w:val="OtherTok"/>
-        </w:rPr>
-        <w:t xml:space="preserve">&lt;-</w:t>
-      </w:r>
-      <w:r>
-        <w:rPr>
-          <w:rStyle w:val="NormalTok"/>
-        </w:rPr>
-        <w:t xml:space="preserve"> </w:t>
-      </w:r>
-      <w:r>
-        <w:rPr>
-          <w:rStyle w:val="FunctionTok"/>
-        </w:rPr>
-        <w:t xml:space="preserve">shapiro.test</w:t>
-      </w:r>
-      <w:r>
-        <w:rPr>
-          <w:rStyle w:val="NormalTok"/>
-        </w:rPr>
-        <w:t xml:space="preserve">(i3_df</w:t>
-      </w:r>
-      <w:r>
-        <w:rPr>
-          <w:rStyle w:val="SpecialCharTok"/>
-        </w:rPr>
-        <w:t xml:space="preserve">$</w:t>
-      </w:r>
-      <w:r>
-        <w:rPr>
-          <w:rStyle w:val="NormalTok"/>
-        </w:rPr>
-        <w:t xml:space="preserve">length_mm)</w:t>
-      </w:r>
-      <w:r>
-        <w:br/>
-      </w:r>
-      <w:r>
-        <w:rPr>
-          <w:rStyle w:val="FunctionTok"/>
-        </w:rPr>
-        <w:t xml:space="preserve">print</w:t>
-      </w:r>
-      <w:r>
-        <w:rPr>
-          <w:rStyle w:val="NormalTok"/>
-        </w:rPr>
-        <w:t xml:space="preserve">(shapiro_test)</w:t>
-      </w:r>
-    </w:p>
-    <w:p>
-      <w:pPr>
-        <w:pStyle w:val="SourceCode"/>
-      </w:pPr>
-      <w:r>
-        <w:br/>
-      </w:r>
-      <w:r>
-        <w:rPr>
-          <w:rStyle w:val="VerbatimChar"/>
-        </w:rPr>
-        <w:t xml:space="preserve">    Shapiro-Wilk normality test</w:t>
-      </w:r>
-      <w:r>
-        <w:br/>
-      </w:r>
-      <w:r>
-        <w:br/>
-      </w:r>
-      <w:r>
-        <w:rPr>
-          <w:rStyle w:val="VerbatimChar"/>
-        </w:rPr>
-        <w:t xml:space="preserve">data:  i3_df$length_mm</w:t>
-      </w:r>
-      <w:r>
-        <w:br/>
-      </w:r>
-      <w:r>
-        <w:rPr>
-          <w:rStyle w:val="VerbatimChar"/>
-        </w:rPr>
-        <w:t xml:space="preserve">W = 0.91051, p-value = 0.0001623</w:t>
-      </w:r>
-    </w:p>
-    <w:bookmarkEnd w:id="80"/>
-    <w:bookmarkEnd w:id="81"/>
-    <w:bookmarkStart w:id="85" w:name="checking-for-outliers"/>
-    <w:p>
-      <w:pPr>
-        <w:pStyle w:val="Heading1"/>
-      </w:pPr>
-      <w:r>
-        <w:t xml:space="preserve">Checking for Outliers</w:t>
-      </w:r>
-    </w:p>
-    <w:p>
-      <w:pPr>
-        <w:pStyle w:val="SourceCode"/>
-      </w:pPr>
-      <w:r>
-        <w:rPr>
-          <w:rStyle w:val="CommentTok"/>
-        </w:rPr>
-        <w:t xml:space="preserve"># Check for outliers using boxplot</w:t>
-      </w:r>
-      <w:r>
-        <w:br/>
-      </w:r>
-      <w:r>
-        <w:rPr>
-          <w:rStyle w:val="CommentTok"/>
-        </w:rPr>
-        <w:t xml:space="preserve"># YOUR CODE HERE</w:t>
-      </w:r>
-      <w:r>
-        <w:br/>
-      </w:r>
-      <w:r>
-        <w:rPr>
-          <w:rStyle w:val="NormalTok"/>
-        </w:rPr>
-        <w:t xml:space="preserve">i3_df </w:t>
-      </w:r>
-      <w:r>
-        <w:rPr>
-          <w:rStyle w:val="SpecialCharTok"/>
-        </w:rPr>
-        <w:t xml:space="preserve">%&gt;%</w:t>
-      </w:r>
-      <w:r>
-        <w:rPr>
-          <w:rStyle w:val="NormalTok"/>
-        </w:rPr>
-        <w:t xml:space="preserve"> </w:t>
-      </w:r>
-      <w:r>
-        <w:rPr>
-          <w:rStyle w:val="FunctionTok"/>
-        </w:rPr>
-        <w:t xml:space="preserve">ggplot</w:t>
-      </w:r>
-      <w:r>
-        <w:rPr>
-          <w:rStyle w:val="NormalTok"/>
-        </w:rPr>
-        <w:t xml:space="preserve">(</w:t>
-      </w:r>
-      <w:r>
-        <w:rPr>
-          <w:rStyle w:val="FunctionTok"/>
-        </w:rPr>
-        <w:t xml:space="preserve">aes</w:t>
-      </w:r>
-      <w:r>
-        <w:rPr>
-          <w:rStyle w:val="NormalTok"/>
-        </w:rPr>
-        <w:t xml:space="preserve">(lake, length_mm))</w:t>
-      </w:r>
-      <w:r>
-        <w:rPr>
-          <w:rStyle w:val="SpecialCharTok"/>
-        </w:rPr>
-        <w:t xml:space="preserve">+</w:t>
-      </w:r>
-      <w:r>
-        <w:rPr>
-          <w:rStyle w:val="FunctionTok"/>
-        </w:rPr>
-        <w:t xml:space="preserve">geom_boxplot</w:t>
-      </w:r>
-      <w:r>
-        <w:rPr>
-          <w:rStyle w:val="NormalTok"/>
-        </w:rPr>
-        <w:t xml:space="preserve">()</w:t>
-      </w:r>
-    </w:p>
-    <w:p>
-      <w:pPr>
-        <w:pStyle w:val="FirstParagraph"/>
-      </w:pPr>
-      <w:r>
-        <w:drawing>
-          <wp:inline>
-            <wp:extent cx="6578600" cy="4186381"/>
-            <wp:effectExtent b="0" l="0" r="0" t="0"/>
-            <wp:docPr descr="" title="" id="83" name="Picture"/>
-            <a:graphic>
-              <a:graphicData uri="http://schemas.openxmlformats.org/drawingml/2006/picture">
-                <pic:pic>
-                  <pic:nvPicPr>
-                    <pic:cNvPr descr="05_01_lecture_powerpoint_files/figure-docx/unnamed-chunk-6-1.png" id="84" name="Picture"/>
-                    <pic:cNvPicPr>
-                      <a:picLocks noChangeArrowheads="1" noChangeAspect="1"/>
-                    </pic:cNvPicPr>
-                  </pic:nvPicPr>
-                  <pic:blipFill>
-                    <a:blip r:embed="rId82"/>
-                    <a:stretch>
-                      <a:fillRect/>
-                    </a:stretch>
-                  </pic:blipFill>
-                  <pic:spPr bwMode="auto">
-                    <a:xfrm>
-                      <a:off x="0" y="0"/>
-                      <a:ext cx="6578600" cy="4186381"/>
-                    </a:xfrm>
-                    <a:prstGeom prst="rect">
-                      <a:avLst/>
-                    </a:prstGeom>
-                    <a:noFill/>
-                    <a:ln w="9525">
-                      <a:noFill/>
-                      <a:headEnd/>
-                      <a:tailEnd/>
-                    </a:ln>
-                  </pic:spPr>
-                </pic:pic>
-              </a:graphicData>
-            </a:graphic>
-          </wp:inline>
-        </w:drawing>
-      </w:r>
-    </w:p>
-    <w:bookmarkEnd w:id="85"/>
-    <w:bookmarkStart w:id="88" w:name="practice-exercise-1-one-sample-t-test"/>
+    <w:bookmarkEnd w:id="66"/>
+    <w:bookmarkStart w:id="70" w:name="practice-exercise-1-one-sample-t-test"/>
     <w:p>
       <w:pPr>
         <w:pStyle w:val="Heading1"/>
@@ -4701,18 +1903,18 @@
                 <wp:inline>
                   <wp:extent cx="152400" cy="152400"/>
                   <wp:effectExtent b="0" l="0" r="0" t="0"/>
-                  <wp:docPr descr="" title="" id="86" name="Picture"/>
+                  <wp:docPr descr="" title="" id="68" name="Picture"/>
                   <a:graphic>
                     <a:graphicData uri="http://schemas.openxmlformats.org/drawingml/2006/picture">
                       <pic:pic>
                         <pic:nvPicPr>
-                          <pic:cNvPr descr="/Applications/RStudio.app/Contents/Resources/app/quarto/share/formats/docx/tip.png" id="87" name="Picture"/>
+                          <pic:cNvPr descr="/Applications/RStudio.app/Contents/Resources/app/quarto/share/formats/docx/tip.png" id="69" name="Picture"/>
                           <pic:cNvPicPr>
                             <a:picLocks noChangeArrowheads="1" noChangeAspect="1"/>
                           </pic:cNvPicPr>
                         </pic:nvPicPr>
                         <pic:blipFill>
-                          <a:blip r:embed="rId45"/>
+                          <a:blip r:embed="rId67"/>
                           <a:stretch>
                             <a:fillRect/>
                           </a:stretch>
@@ -5135,7 +2337,7 @@
               <w:pStyle w:val="Compact"/>
               <w:numPr>
                 <w:ilvl w:val="0"/>
-                <w:numId w:val="1021"/>
+                <w:numId w:val="1018"/>
               </w:numPr>
             </w:pPr>
             <w:r>
@@ -5147,7 +2349,7 @@
               <w:pStyle w:val="Compact"/>
               <w:numPr>
                 <w:ilvl w:val="0"/>
-                <w:numId w:val="1021"/>
+                <w:numId w:val="1018"/>
               </w:numPr>
             </w:pPr>
             <w:r>
@@ -5159,7 +2361,7 @@
               <w:pStyle w:val="Compact"/>
               <w:numPr>
                 <w:ilvl w:val="0"/>
-                <w:numId w:val="1021"/>
+                <w:numId w:val="1018"/>
               </w:numPr>
             </w:pPr>
             <w:r>
@@ -5171,7 +2373,7 @@
               <w:pStyle w:val="Compact"/>
               <w:numPr>
                 <w:ilvl w:val="0"/>
-                <w:numId w:val="1021"/>
+                <w:numId w:val="1018"/>
               </w:numPr>
             </w:pPr>
             <w:r>
@@ -5183,7 +2385,7 @@
               <w:pStyle w:val="Compact"/>
               <w:numPr>
                 <w:ilvl w:val="0"/>
-                <w:numId w:val="1021"/>
+                <w:numId w:val="1018"/>
               </w:numPr>
             </w:pPr>
             <w:r>
@@ -5193,8 +2395,8 @@
         </w:tc>
       </w:tr>
     </w:tbl>
-    <w:bookmarkEnd w:id="88"/>
-    <w:bookmarkStart w:id="92" w:name="lecture-5-hypothesis-testing-framework"/>
+    <w:bookmarkEnd w:id="70"/>
+    <w:bookmarkStart w:id="74" w:name="lecture-5-hypothesis-testing-framework"/>
     <w:p>
       <w:pPr>
         <w:pStyle w:val="Heading1"/>
@@ -5238,7 +2440,7 @@
         <w:pStyle w:val="Compact"/>
         <w:numPr>
           <w:ilvl w:val="0"/>
-          <w:numId w:val="1022"/>
+          <w:numId w:val="1019"/>
         </w:numPr>
       </w:pPr>
       <w:r>
@@ -5275,7 +2477,7 @@
         <w:pStyle w:val="Compact"/>
         <w:numPr>
           <w:ilvl w:val="0"/>
-          <w:numId w:val="1022"/>
+          <w:numId w:val="1019"/>
         </w:numPr>
       </w:pPr>
       <w:r>
@@ -5294,7 +2496,7 @@
         <w:pStyle w:val="Compact"/>
         <w:numPr>
           <w:ilvl w:val="0"/>
-          <w:numId w:val="1022"/>
+          <w:numId w:val="1019"/>
         </w:numPr>
       </w:pPr>
       <w:r>
@@ -5313,7 +2515,7 @@
         <w:pStyle w:val="Compact"/>
         <w:numPr>
           <w:ilvl w:val="0"/>
-          <w:numId w:val="1022"/>
+          <w:numId w:val="1019"/>
         </w:numPr>
       </w:pPr>
       <w:r>
@@ -5332,7 +2534,7 @@
         <w:pStyle w:val="Compact"/>
         <w:numPr>
           <w:ilvl w:val="0"/>
-          <w:numId w:val="1022"/>
+          <w:numId w:val="1019"/>
         </w:numPr>
       </w:pPr>
       <w:r>
@@ -5358,7 +2560,7 @@
         <w:t xml:space="preserve">Decision rule</w:t>
       </w:r>
       <w:r>
-        <w:t xml:space="preserve">: Reject Ho if p-value &lt; α == p &lt; 0.05</w:t>
+        <w:t xml:space="preserve">: Reject Ho if p-value less than α or shorthand p &lt; 0.05</w:t>
       </w:r>
     </w:p>
     <w:p>
@@ -5368,20 +2570,20 @@
       <w:r>
         <w:drawing>
           <wp:inline>
-            <wp:extent cx="6578600" cy="6578600"/>
+            <wp:extent cx="4572000" cy="4572000"/>
             <wp:effectExtent b="0" l="0" r="0" t="0"/>
-            <wp:docPr descr="" title="" id="90" name="Picture"/>
+            <wp:docPr descr="" title="" id="72" name="Picture"/>
             <a:graphic>
               <a:graphicData uri="http://schemas.openxmlformats.org/drawingml/2006/picture">
                 <pic:pic>
                   <pic:nvPicPr>
-                    <pic:cNvPr descr="05_01_lecture_powerpoint_files/figure-docx/unnamed-chunk-8-1.png" id="91" name="Picture"/>
+                    <pic:cNvPr descr="05_01_lecture_powerpoint_files/figure-docx/unnamed-chunk-6-1.png" id="73" name="Picture"/>
                     <pic:cNvPicPr>
                       <a:picLocks noChangeArrowheads="1" noChangeAspect="1"/>
                     </pic:cNvPicPr>
                   </pic:nvPicPr>
                   <pic:blipFill>
-                    <a:blip r:embed="rId89"/>
+                    <a:blip r:embed="rId71"/>
                     <a:stretch>
                       <a:fillRect/>
                     </a:stretch>
@@ -5389,7 +2591,7 @@
                   <pic:spPr bwMode="auto">
                     <a:xfrm>
                       <a:off x="0" y="0"/>
-                      <a:ext cx="6578600" cy="6578600"/>
+                      <a:ext cx="4572000" cy="4572000"/>
                     </a:xfrm>
                     <a:prstGeom prst="rect">
                       <a:avLst/>
@@ -5408,8 +2610,8 @@
         </w:drawing>
       </w:r>
     </w:p>
-    <w:bookmarkEnd w:id="92"/>
-    <w:bookmarkStart w:id="96" w:name="Xcc0e957e4424b3fd7a51d23e72cd2101c80cedc"/>
+    <w:bookmarkEnd w:id="74"/>
+    <w:bookmarkStart w:id="78" w:name="lecture-5-hypothesis-testing"/>
     <w:p>
       <w:pPr>
         <w:pStyle w:val="Heading1"/>
@@ -5425,7 +2627,7 @@
         <w:t xml:space="preserve"> </w:t>
       </w:r>
       <w:r>
-        <w:t xml:space="preserve">Hypothesis Testing - Original Scale</w:t>
+        <w:t xml:space="preserve">Hypothesis Testing</w:t>
       </w:r>
     </w:p>
     <w:p>
@@ -5452,7 +2654,7 @@
       <w:pPr>
         <w:numPr>
           <w:ilvl w:val="0"/>
-          <w:numId w:val="1023"/>
+          <w:numId w:val="1020"/>
         </w:numPr>
       </w:pPr>
       <w:r>
@@ -5488,7 +2690,7 @@
       <w:pPr>
         <w:numPr>
           <w:ilvl w:val="0"/>
-          <w:numId w:val="1023"/>
+          <w:numId w:val="1020"/>
         </w:numPr>
       </w:pPr>
       <w:r>
@@ -5506,7 +2708,7 @@
       <w:pPr>
         <w:numPr>
           <w:ilvl w:val="0"/>
-          <w:numId w:val="1023"/>
+          <w:numId w:val="1020"/>
         </w:numPr>
       </w:pPr>
       <w:r>
@@ -5524,7 +2726,7 @@
       <w:pPr>
         <w:numPr>
           <w:ilvl w:val="0"/>
-          <w:numId w:val="1023"/>
+          <w:numId w:val="1020"/>
         </w:numPr>
       </w:pPr>
       <w:r>
@@ -5542,7 +2744,7 @@
       <w:pPr>
         <w:numPr>
           <w:ilvl w:val="0"/>
-          <w:numId w:val="1023"/>
+          <w:numId w:val="1020"/>
         </w:numPr>
       </w:pPr>
       <w:r>
@@ -5578,20 +2780,20 @@
       <w:r>
         <w:drawing>
           <wp:inline>
-            <wp:extent cx="6578600" cy="6578600"/>
+            <wp:extent cx="4572000" cy="4572000"/>
             <wp:effectExtent b="0" l="0" r="0" t="0"/>
-            <wp:docPr descr="" title="" id="94" name="Picture"/>
+            <wp:docPr descr="" title="" id="76" name="Picture"/>
             <a:graphic>
               <a:graphicData uri="http://schemas.openxmlformats.org/drawingml/2006/picture">
                 <pic:pic>
                   <pic:nvPicPr>
-                    <pic:cNvPr descr="05_01_lecture_powerpoint_files/figure-docx/unnamed-chunk-9-1.png" id="95" name="Picture"/>
+                    <pic:cNvPr descr="05_01_lecture_powerpoint_files/figure-docx/unnamed-chunk-7-1.png" id="77" name="Picture"/>
                     <pic:cNvPicPr>
                       <a:picLocks noChangeArrowheads="1" noChangeAspect="1"/>
                     </pic:cNvPicPr>
                   </pic:nvPicPr>
                   <pic:blipFill>
-                    <a:blip r:embed="rId93"/>
+                    <a:blip r:embed="rId75"/>
                     <a:stretch>
                       <a:fillRect/>
                     </a:stretch>
@@ -5599,7 +2801,7 @@
                   <pic:spPr bwMode="auto">
                     <a:xfrm>
                       <a:off x="0" y="0"/>
-                      <a:ext cx="6578600" cy="6578600"/>
+                      <a:ext cx="4572000" cy="4572000"/>
                     </a:xfrm>
                     <a:prstGeom prst="rect">
                       <a:avLst/>
@@ -5618,8 +2820,8 @@
         </w:drawing>
       </w:r>
     </w:p>
-    <w:bookmarkEnd w:id="96"/>
-    <w:bookmarkStart w:id="97" w:name="X372b87408d75407e0a3ae520c04a90017d9c40a"/>
+    <w:bookmarkEnd w:id="78"/>
+    <w:bookmarkStart w:id="79" w:name="X372b87408d75407e0a3ae520c04a90017d9c40a"/>
     <w:p>
       <w:pPr>
         <w:pStyle w:val="Heading1"/>
@@ -5645,7 +2847,7 @@
         <w:pStyle w:val="Compact"/>
         <w:numPr>
           <w:ilvl w:val="0"/>
-          <w:numId w:val="1024"/>
+          <w:numId w:val="1021"/>
         </w:numPr>
       </w:pPr>
       <w:r>
@@ -5657,7 +2859,7 @@
         <w:pStyle w:val="Compact"/>
         <w:numPr>
           <w:ilvl w:val="0"/>
-          <w:numId w:val="1024"/>
+          <w:numId w:val="1021"/>
         </w:numPr>
       </w:pPr>
       <w:r>
@@ -5681,11 +2883,11 @@
         <w:pStyle w:val="BodyText"/>
       </w:pPr>
       <w:r>
-        <w:t xml:space="preserve">“A two-tailed, one-sample t-test at α=0.05 showed that the mean pine needle length on the windward side (… mm, SD = …) [was/was not] significantly different from the expected 55 mm, t(…) = …, p = …”</w:t>
-      </w:r>
-    </w:p>
-    <w:bookmarkEnd w:id="97"/>
-    <w:bookmarkStart w:id="101" w:name="X0b102983183a9a98684baf074efd5156d84eae0"/>
+        <w:t xml:space="preserve">“A one-sample t-test at α=0.05 showed that the mean fish length (… mm, SD = …) [was/was not] significantly different from the expected 240 mm, t(…) = …, p = …”</w:t>
+      </w:r>
+    </w:p>
+    <w:bookmarkEnd w:id="79"/>
+    <w:bookmarkStart w:id="83" w:name="X0b102983183a9a98684baf074efd5156d84eae0"/>
     <w:p>
       <w:pPr>
         <w:pStyle w:val="Heading1"/>
@@ -5717,7 +2919,7 @@
         <w:pStyle w:val="Compact"/>
         <w:numPr>
           <w:ilvl w:val="0"/>
-          <w:numId w:val="1025"/>
+          <w:numId w:val="1022"/>
         </w:numPr>
       </w:pPr>
       <w:r>
@@ -5737,7 +2939,7 @@
         <w:pStyle w:val="BodyText"/>
       </w:pPr>
       <w:r>
-        <w:t xml:space="preserve">This is what we will do with the pine needles…</w:t>
+        <w:t xml:space="preserve">This is what we will do with the fish length again…</w:t>
       </w:r>
     </w:p>
     <w:p>
@@ -5747,20 +2949,20 @@
       <w:r>
         <w:drawing>
           <wp:inline>
-            <wp:extent cx="2857500" cy="1905000"/>
+            <wp:extent cx="6578600" cy="2598547"/>
             <wp:effectExtent b="0" l="0" r="0" t="0"/>
-            <wp:docPr descr="" title="" id="99" name="Picture"/>
+            <wp:docPr descr="" title="" id="81" name="Picture"/>
             <a:graphic>
               <a:graphicData uri="http://schemas.openxmlformats.org/drawingml/2006/picture">
                 <pic:pic>
                   <pic:nvPicPr>
-                    <pic:cNvPr descr="images/pine_needles.jpg" id="100" name="Picture"/>
+                    <pic:cNvPr descr="images/slimy_sculpin_cottus_cognatus.jpg" id="82" name="Picture"/>
                     <pic:cNvPicPr>
                       <a:picLocks noChangeArrowheads="1" noChangeAspect="1"/>
                     </pic:cNvPicPr>
                   </pic:nvPicPr>
                   <pic:blipFill>
-                    <a:blip r:embed="rId98"/>
+                    <a:blip r:embed="rId80"/>
                     <a:stretch>
                       <a:fillRect/>
                     </a:stretch>
@@ -5768,7 +2970,7 @@
                   <pic:spPr bwMode="auto">
                     <a:xfrm>
                       <a:off x="0" y="0"/>
-                      <a:ext cx="2857500" cy="1905000"/>
+                      <a:ext cx="6578600" cy="2598547"/>
                     </a:xfrm>
                     <a:prstGeom prst="rect">
                       <a:avLst/>
@@ -5787,8 +2989,8 @@
         </w:drawing>
       </w:r>
     </w:p>
-    <w:bookmarkEnd w:id="101"/>
-    <w:bookmarkStart w:id="105" w:name="lecture-5-comparing-two-samples"/>
+    <w:bookmarkEnd w:id="83"/>
+    <w:bookmarkStart w:id="87" w:name="lecture-5-comparing-two-samples"/>
     <w:p>
       <w:pPr>
         <w:pStyle w:val="Heading1"/>
@@ -5820,7 +3022,7 @@
         <w:pStyle w:val="Compact"/>
         <w:numPr>
           <w:ilvl w:val="0"/>
-          <w:numId w:val="1026"/>
+          <w:numId w:val="1023"/>
         </w:numPr>
       </w:pPr>
       <w:r>
@@ -5849,10 +3051,25 @@
         <w:br/>
       </w:r>
       <w:r>
+        <w:br/>
+      </w:r>
+      <w:r>
+        <w:br/>
+      </w:r>
+      <w:r>
+        <w:rPr>
+          <w:rStyle w:val="CommentTok"/>
+        </w:rPr>
+        <w:t xml:space="preserve"># Create a boxplot comparing the two lakes</w:t>
+      </w:r>
+      <w:r>
+        <w:br/>
+      </w:r>
+      <w:r>
         <w:rPr>
           <w:rStyle w:val="NormalTok"/>
         </w:rPr>
-        <w:t xml:space="preserve">pine_df </w:t>
+        <w:t xml:space="preserve">i3_i8_plot </w:t>
       </w:r>
       <w:r>
         <w:rPr>
@@ -5864,553 +3081,244 @@
         <w:rPr>
           <w:rStyle w:val="NormalTok"/>
         </w:rPr>
+        <w:t xml:space="preserve"> grayling_df </w:t>
+      </w:r>
+      <w:r>
+        <w:rPr>
+          <w:rStyle w:val="SpecialCharTok"/>
+        </w:rPr>
+        <w:t xml:space="preserve">%&gt;%</w:t>
+      </w:r>
+      <w:r>
+        <w:br/>
+      </w:r>
+      <w:r>
+        <w:rPr>
+          <w:rStyle w:val="NormalTok"/>
+        </w:rPr>
+        <w:t xml:space="preserve">  </w:t>
+      </w:r>
+      <w:r>
+        <w:rPr>
+          <w:rStyle w:val="FunctionTok"/>
+        </w:rPr>
+        <w:t xml:space="preserve">ggplot</w:t>
+      </w:r>
+      <w:r>
+        <w:rPr>
+          <w:rStyle w:val="NormalTok"/>
+        </w:rPr>
+        <w:t xml:space="preserve">(</w:t>
+      </w:r>
+      <w:r>
+        <w:rPr>
+          <w:rStyle w:val="FunctionTok"/>
+        </w:rPr>
+        <w:t xml:space="preserve">aes</w:t>
+      </w:r>
+      <w:r>
+        <w:rPr>
+          <w:rStyle w:val="NormalTok"/>
+        </w:rPr>
+        <w:t xml:space="preserve">(</w:t>
+      </w:r>
+      <w:r>
+        <w:rPr>
+          <w:rStyle w:val="AttributeTok"/>
+        </w:rPr>
+        <w:t xml:space="preserve">x =</w:t>
+      </w:r>
+      <w:r>
+        <w:rPr>
+          <w:rStyle w:val="NormalTok"/>
+        </w:rPr>
+        <w:t xml:space="preserve"> lake, </w:t>
+      </w:r>
+      <w:r>
+        <w:rPr>
+          <w:rStyle w:val="AttributeTok"/>
+        </w:rPr>
+        <w:t xml:space="preserve">y =</w:t>
+      </w:r>
+      <w:r>
+        <w:rPr>
+          <w:rStyle w:val="NormalTok"/>
+        </w:rPr>
+        <w:t xml:space="preserve"> length_mm, </w:t>
+      </w:r>
+      <w:r>
+        <w:rPr>
+          <w:rStyle w:val="AttributeTok"/>
+        </w:rPr>
+        <w:t xml:space="preserve">fill =</w:t>
+      </w:r>
+      <w:r>
+        <w:rPr>
+          <w:rStyle w:val="NormalTok"/>
+        </w:rPr>
+        <w:t xml:space="preserve"> lake)) </w:t>
+      </w:r>
+      <w:r>
+        <w:rPr>
+          <w:rStyle w:val="SpecialCharTok"/>
+        </w:rPr>
+        <w:t xml:space="preserve">+</w:t>
+      </w:r>
+      <w:r>
+        <w:br/>
+      </w:r>
+      <w:r>
+        <w:rPr>
+          <w:rStyle w:val="NormalTok"/>
+        </w:rPr>
+        <w:t xml:space="preserve">  </w:t>
+      </w:r>
+      <w:r>
+        <w:rPr>
+          <w:rStyle w:val="FunctionTok"/>
+        </w:rPr>
+        <w:t xml:space="preserve">geom_boxplot</w:t>
+      </w:r>
+      <w:r>
+        <w:rPr>
+          <w:rStyle w:val="NormalTok"/>
+        </w:rPr>
+        <w:t xml:space="preserve">() </w:t>
+      </w:r>
+      <w:r>
+        <w:rPr>
+          <w:rStyle w:val="SpecialCharTok"/>
+        </w:rPr>
+        <w:t xml:space="preserve">+</w:t>
+      </w:r>
+      <w:r>
+        <w:br/>
+      </w:r>
+      <w:r>
+        <w:rPr>
+          <w:rStyle w:val="NormalTok"/>
+        </w:rPr>
+        <w:t xml:space="preserve">  </w:t>
+      </w:r>
+      <w:r>
+        <w:rPr>
+          <w:rStyle w:val="FunctionTok"/>
+        </w:rPr>
+        <w:t xml:space="preserve">labs</w:t>
+      </w:r>
+      <w:r>
+        <w:rPr>
+          <w:rStyle w:val="NormalTok"/>
+        </w:rPr>
+        <w:t xml:space="preserve">(</w:t>
+      </w:r>
+      <w:r>
+        <w:br/>
+      </w:r>
+      <w:r>
+        <w:rPr>
+          <w:rStyle w:val="NormalTok"/>
+        </w:rPr>
+        <w:t xml:space="preserve">       </w:t>
+      </w:r>
+      <w:r>
+        <w:rPr>
+          <w:rStyle w:val="AttributeTok"/>
+        </w:rPr>
+        <w:t xml:space="preserve">x =</w:t>
+      </w:r>
+      <w:r>
+        <w:rPr>
+          <w:rStyle w:val="NormalTok"/>
+        </w:rPr>
         <w:t xml:space="preserve"> </w:t>
       </w:r>
       <w:r>
         <w:rPr>
-          <w:rStyle w:val="FunctionTok"/>
-        </w:rPr>
-        <w:t xml:space="preserve">read_csv</w:t>
+          <w:rStyle w:val="StringTok"/>
+        </w:rPr>
+        <w:t xml:space="preserve">"lake"</w:t>
       </w:r>
       <w:r>
         <w:rPr>
           <w:rStyle w:val="NormalTok"/>
         </w:rPr>
-        <w:t xml:space="preserve">(</w:t>
+        <w:t xml:space="preserve">,</w:t>
+      </w:r>
+      <w:r>
+        <w:br/>
+      </w:r>
+      <w:r>
+        <w:rPr>
+          <w:rStyle w:val="NormalTok"/>
+        </w:rPr>
+        <w:t xml:space="preserve">       </w:t>
+      </w:r>
+      <w:r>
+        <w:rPr>
+          <w:rStyle w:val="AttributeTok"/>
+        </w:rPr>
+        <w:t xml:space="preserve">y =</w:t>
+      </w:r>
+      <w:r>
+        <w:rPr>
+          <w:rStyle w:val="NormalTok"/>
+        </w:rPr>
+        <w:t xml:space="preserve"> </w:t>
       </w:r>
       <w:r>
         <w:rPr>
           <w:rStyle w:val="StringTok"/>
         </w:rPr>
-        <w:t xml:space="preserve">"data/pine_needles.csv"</w:t>
+        <w:t xml:space="preserve">"Length (mm)"</w:t>
       </w:r>
       <w:r>
         <w:rPr>
           <w:rStyle w:val="NormalTok"/>
         </w:rPr>
-        <w:t xml:space="preserve">)</w:t>
+        <w:t xml:space="preserve">,</w:t>
       </w:r>
       <w:r>
         <w:br/>
       </w:r>
       <w:r>
+        <w:rPr>
+          <w:rStyle w:val="NormalTok"/>
+        </w:rPr>
+        <w:t xml:space="preserve">       </w:t>
+      </w:r>
+      <w:r>
+        <w:rPr>
+          <w:rStyle w:val="AttributeTok"/>
+        </w:rPr>
+        <w:t xml:space="preserve">fill =</w:t>
+      </w:r>
+      <w:r>
+        <w:rPr>
+          <w:rStyle w:val="NormalTok"/>
+        </w:rPr>
+        <w:t xml:space="preserve"> </w:t>
+      </w:r>
+      <w:r>
+        <w:rPr>
+          <w:rStyle w:val="StringTok"/>
+        </w:rPr>
+        <w:t xml:space="preserve">"Lake"</w:t>
+      </w:r>
+      <w:r>
+        <w:rPr>
+          <w:rStyle w:val="NormalTok"/>
+        </w:rPr>
+        <w:t xml:space="preserve">) </w:t>
+      </w:r>
+      <w:r>
         <w:br/>
       </w:r>
       <w:r>
         <w:rPr>
-          <w:rStyle w:val="CommentTok"/>
-        </w:rPr>
-        <w:t xml:space="preserve"># Create a boxplot comparing the two lakes</w:t>
-      </w:r>
-      <w:r>
-        <w:br/>
-      </w:r>
-      <w:r>
-        <w:rPr>
           <w:rStyle w:val="NormalTok"/>
         </w:rPr>
-        <w:t xml:space="preserve">pine_wind_plot </w:t>
-      </w:r>
-      <w:r>
-        <w:rPr>
-          <w:rStyle w:val="OtherTok"/>
-        </w:rPr>
-        <w:t xml:space="preserve">&lt;-</w:t>
-      </w:r>
-      <w:r>
-        <w:rPr>
-          <w:rStyle w:val="NormalTok"/>
-        </w:rPr>
-        <w:t xml:space="preserve"> pine_df </w:t>
-      </w:r>
-      <w:r>
-        <w:rPr>
-          <w:rStyle w:val="SpecialCharTok"/>
-        </w:rPr>
-        <w:t xml:space="preserve">%&gt;%</w:t>
-      </w:r>
-      <w:r>
-        <w:br/>
-      </w:r>
-      <w:r>
-        <w:rPr>
-          <w:rStyle w:val="NormalTok"/>
-        </w:rPr>
-        <w:t xml:space="preserve">  </w:t>
-      </w:r>
-      <w:r>
-        <w:rPr>
-          <w:rStyle w:val="FunctionTok"/>
-        </w:rPr>
-        <w:t xml:space="preserve">ggplot</w:t>
-      </w:r>
-      <w:r>
-        <w:rPr>
-          <w:rStyle w:val="NormalTok"/>
-        </w:rPr>
-        <w:t xml:space="preserve">(</w:t>
-      </w:r>
-      <w:r>
-        <w:rPr>
-          <w:rStyle w:val="FunctionTok"/>
-        </w:rPr>
-        <w:t xml:space="preserve">aes</w:t>
-      </w:r>
-      <w:r>
-        <w:rPr>
-          <w:rStyle w:val="NormalTok"/>
-        </w:rPr>
-        <w:t xml:space="preserve">(</w:t>
-      </w:r>
-      <w:r>
-        <w:rPr>
-          <w:rStyle w:val="AttributeTok"/>
-        </w:rPr>
-        <w:t xml:space="preserve">x =</w:t>
-      </w:r>
-      <w:r>
-        <w:rPr>
-          <w:rStyle w:val="NormalTok"/>
-        </w:rPr>
-        <w:t xml:space="preserve"> wind, </w:t>
-      </w:r>
-      <w:r>
-        <w:rPr>
-          <w:rStyle w:val="AttributeTok"/>
-        </w:rPr>
-        <w:t xml:space="preserve">y =</w:t>
-      </w:r>
-      <w:r>
-        <w:rPr>
-          <w:rStyle w:val="NormalTok"/>
-        </w:rPr>
-        <w:t xml:space="preserve"> length_mm, </w:t>
-      </w:r>
-      <w:r>
-        <w:rPr>
-          <w:rStyle w:val="AttributeTok"/>
-        </w:rPr>
-        <w:t xml:space="preserve">fill =</w:t>
-      </w:r>
-      <w:r>
-        <w:rPr>
-          <w:rStyle w:val="NormalTok"/>
-        </w:rPr>
-        <w:t xml:space="preserve"> wind)) </w:t>
-      </w:r>
-      <w:r>
-        <w:rPr>
-          <w:rStyle w:val="SpecialCharTok"/>
-        </w:rPr>
-        <w:t xml:space="preserve">+</w:t>
-      </w:r>
-      <w:r>
-        <w:br/>
-      </w:r>
-      <w:r>
-        <w:rPr>
-          <w:rStyle w:val="NormalTok"/>
-        </w:rPr>
-        <w:t xml:space="preserve">  </w:t>
-      </w:r>
-      <w:r>
-        <w:rPr>
-          <w:rStyle w:val="FunctionTok"/>
-        </w:rPr>
-        <w:t xml:space="preserve">geom_boxplot</w:t>
-      </w:r>
-      <w:r>
-        <w:rPr>
-          <w:rStyle w:val="NormalTok"/>
-        </w:rPr>
-        <w:t xml:space="preserve">() </w:t>
-      </w:r>
-      <w:r>
-        <w:rPr>
-          <w:rStyle w:val="SpecialCharTok"/>
-        </w:rPr>
-        <w:t xml:space="preserve">+</w:t>
-      </w:r>
-      <w:r>
-        <w:br/>
-      </w:r>
-      <w:r>
-        <w:rPr>
-          <w:rStyle w:val="NormalTok"/>
-        </w:rPr>
-        <w:t xml:space="preserve">  </w:t>
-      </w:r>
-      <w:r>
-        <w:rPr>
-          <w:rStyle w:val="FunctionTok"/>
-        </w:rPr>
-        <w:t xml:space="preserve">labs</w:t>
-      </w:r>
-      <w:r>
-        <w:rPr>
-          <w:rStyle w:val="NormalTok"/>
-        </w:rPr>
-        <w:t xml:space="preserve">(</w:t>
-      </w:r>
-      <w:r>
-        <w:rPr>
-          <w:rStyle w:val="AttributeTok"/>
-        </w:rPr>
-        <w:t xml:space="preserve">title =</w:t>
-      </w:r>
-      <w:r>
-        <w:rPr>
-          <w:rStyle w:val="NormalTok"/>
-        </w:rPr>
-        <w:t xml:space="preserve"> </w:t>
-      </w:r>
-      <w:r>
-        <w:rPr>
-          <w:rStyle w:val="StringTok"/>
-        </w:rPr>
-        <w:t xml:space="preserve">"Pine Needle Lengths by Wind Exposure"</w:t>
-      </w:r>
-      <w:r>
-        <w:rPr>
-          <w:rStyle w:val="NormalTok"/>
-        </w:rPr>
-        <w:t xml:space="preserve">,</w:t>
-      </w:r>
-      <w:r>
-        <w:br/>
-      </w:r>
-      <w:r>
-        <w:rPr>
-          <w:rStyle w:val="NormalTok"/>
-        </w:rPr>
-        <w:t xml:space="preserve">       </w:t>
-      </w:r>
-      <w:r>
-        <w:rPr>
-          <w:rStyle w:val="AttributeTok"/>
-        </w:rPr>
-        <w:t xml:space="preserve">x =</w:t>
-      </w:r>
-      <w:r>
-        <w:rPr>
-          <w:rStyle w:val="NormalTok"/>
-        </w:rPr>
-        <w:t xml:space="preserve"> </w:t>
-      </w:r>
-      <w:r>
-        <w:rPr>
-          <w:rStyle w:val="StringTok"/>
-        </w:rPr>
-        <w:t xml:space="preserve">"Position"</w:t>
-      </w:r>
-      <w:r>
-        <w:rPr>
-          <w:rStyle w:val="NormalTok"/>
-        </w:rPr>
-        <w:t xml:space="preserve">,</w:t>
-      </w:r>
-      <w:r>
-        <w:br/>
-      </w:r>
-      <w:r>
-        <w:rPr>
-          <w:rStyle w:val="NormalTok"/>
-        </w:rPr>
-        <w:t xml:space="preserve">       </w:t>
-      </w:r>
-      <w:r>
-        <w:rPr>
-          <w:rStyle w:val="AttributeTok"/>
-        </w:rPr>
-        <w:t xml:space="preserve">y =</w:t>
-      </w:r>
-      <w:r>
-        <w:rPr>
-          <w:rStyle w:val="NormalTok"/>
-        </w:rPr>
-        <w:t xml:space="preserve"> </w:t>
-      </w:r>
-      <w:r>
-        <w:rPr>
-          <w:rStyle w:val="StringTok"/>
-        </w:rPr>
-        <w:t xml:space="preserve">"Length (mm)"</w:t>
-      </w:r>
-      <w:r>
-        <w:rPr>
-          <w:rStyle w:val="NormalTok"/>
-        </w:rPr>
-        <w:t xml:space="preserve">,</w:t>
-      </w:r>
-      <w:r>
-        <w:br/>
-      </w:r>
-      <w:r>
-        <w:rPr>
-          <w:rStyle w:val="NormalTok"/>
-        </w:rPr>
-        <w:t xml:space="preserve">       </w:t>
-      </w:r>
-      <w:r>
-        <w:rPr>
-          <w:rStyle w:val="AttributeTok"/>
-        </w:rPr>
-        <w:t xml:space="preserve">fill =</w:t>
-      </w:r>
-      <w:r>
-        <w:rPr>
-          <w:rStyle w:val="NormalTok"/>
-        </w:rPr>
-        <w:t xml:space="preserve"> </w:t>
-      </w:r>
-      <w:r>
-        <w:rPr>
-          <w:rStyle w:val="StringTok"/>
-        </w:rPr>
-        <w:t xml:space="preserve">"Wind Position"</w:t>
-      </w:r>
-      <w:r>
-        <w:rPr>
-          <w:rStyle w:val="NormalTok"/>
-        </w:rPr>
-        <w:t xml:space="preserve">) </w:t>
-      </w:r>
-      <w:r>
-        <w:rPr>
-          <w:rStyle w:val="SpecialCharTok"/>
-        </w:rPr>
-        <w:t xml:space="preserve">+</w:t>
-      </w:r>
-      <w:r>
-        <w:br/>
-      </w:r>
-      <w:r>
-        <w:rPr>
-          <w:rStyle w:val="NormalTok"/>
-        </w:rPr>
-        <w:t xml:space="preserve">  </w:t>
-      </w:r>
-      <w:r>
-        <w:rPr>
-          <w:rStyle w:val="FunctionTok"/>
-        </w:rPr>
-        <w:t xml:space="preserve">scale_fill_manual</w:t>
-      </w:r>
-      <w:r>
-        <w:rPr>
-          <w:rStyle w:val="NormalTok"/>
-        </w:rPr>
-        <w:t xml:space="preserve">(</w:t>
-      </w:r>
-      <w:r>
-        <w:rPr>
-          <w:rStyle w:val="AttributeTok"/>
-        </w:rPr>
-        <w:t xml:space="preserve">values =</w:t>
-      </w:r>
-      <w:r>
-        <w:rPr>
-          <w:rStyle w:val="NormalTok"/>
-        </w:rPr>
-        <w:t xml:space="preserve"> </w:t>
-      </w:r>
-      <w:r>
-        <w:rPr>
-          <w:rStyle w:val="FunctionTok"/>
-        </w:rPr>
-        <w:t xml:space="preserve">c</w:t>
-      </w:r>
-      <w:r>
-        <w:rPr>
-          <w:rStyle w:val="NormalTok"/>
-        </w:rPr>
-        <w:t xml:space="preserve">(</w:t>
-      </w:r>
-      <w:r>
-        <w:rPr>
-          <w:rStyle w:val="StringTok"/>
-        </w:rPr>
-        <w:t xml:space="preserve">"lee"</w:t>
-      </w:r>
-      <w:r>
-        <w:rPr>
-          <w:rStyle w:val="NormalTok"/>
-        </w:rPr>
-        <w:t xml:space="preserve"> </w:t>
-      </w:r>
-      <w:r>
-        <w:rPr>
-          <w:rStyle w:val="OtherTok"/>
-        </w:rPr>
-        <w:t xml:space="preserve">=</w:t>
-      </w:r>
-      <w:r>
-        <w:rPr>
-          <w:rStyle w:val="NormalTok"/>
-        </w:rPr>
-        <w:t xml:space="preserve"> </w:t>
-      </w:r>
-      <w:r>
-        <w:rPr>
-          <w:rStyle w:val="StringTok"/>
-        </w:rPr>
-        <w:t xml:space="preserve">"forestgreen"</w:t>
-      </w:r>
-      <w:r>
-        <w:rPr>
-          <w:rStyle w:val="NormalTok"/>
-        </w:rPr>
-        <w:t xml:space="preserve">, </w:t>
-      </w:r>
-      <w:r>
-        <w:rPr>
-          <w:rStyle w:val="StringTok"/>
-        </w:rPr>
-        <w:t xml:space="preserve">"wind"</w:t>
-      </w:r>
-      <w:r>
-        <w:rPr>
-          <w:rStyle w:val="NormalTok"/>
-        </w:rPr>
-        <w:t xml:space="preserve"> </w:t>
-      </w:r>
-      <w:r>
-        <w:rPr>
-          <w:rStyle w:val="OtherTok"/>
-        </w:rPr>
-        <w:t xml:space="preserve">=</w:t>
-      </w:r>
-      <w:r>
-        <w:rPr>
-          <w:rStyle w:val="NormalTok"/>
-        </w:rPr>
-        <w:t xml:space="preserve"> </w:t>
-      </w:r>
-      <w:r>
-        <w:rPr>
-          <w:rStyle w:val="StringTok"/>
-        </w:rPr>
-        <w:t xml:space="preserve">"skyblue"</w:t>
-      </w:r>
-      <w:r>
-        <w:rPr>
-          <w:rStyle w:val="NormalTok"/>
-        </w:rPr>
-        <w:t xml:space="preserve">),</w:t>
-      </w:r>
-      <w:r>
-        <w:br/>
-      </w:r>
-      <w:r>
-        <w:rPr>
-          <w:rStyle w:val="NormalTok"/>
-        </w:rPr>
-        <w:t xml:space="preserve">                   </w:t>
-      </w:r>
-      <w:r>
-        <w:rPr>
-          <w:rStyle w:val="AttributeTok"/>
-        </w:rPr>
-        <w:t xml:space="preserve">labels =</w:t>
-      </w:r>
-      <w:r>
-        <w:rPr>
-          <w:rStyle w:val="NormalTok"/>
-        </w:rPr>
-        <w:t xml:space="preserve"> </w:t>
-      </w:r>
-      <w:r>
-        <w:rPr>
-          <w:rStyle w:val="FunctionTok"/>
-        </w:rPr>
-        <w:t xml:space="preserve">c</w:t>
-      </w:r>
-      <w:r>
-        <w:rPr>
-          <w:rStyle w:val="NormalTok"/>
-        </w:rPr>
-        <w:t xml:space="preserve">(</w:t>
-      </w:r>
-      <w:r>
-        <w:rPr>
-          <w:rStyle w:val="StringTok"/>
-        </w:rPr>
-        <w:t xml:space="preserve">"lee"</w:t>
-      </w:r>
-      <w:r>
-        <w:rPr>
-          <w:rStyle w:val="NormalTok"/>
-        </w:rPr>
-        <w:t xml:space="preserve"> </w:t>
-      </w:r>
-      <w:r>
-        <w:rPr>
-          <w:rStyle w:val="OtherTok"/>
-        </w:rPr>
-        <w:t xml:space="preserve">=</w:t>
-      </w:r>
-      <w:r>
-        <w:rPr>
-          <w:rStyle w:val="NormalTok"/>
-        </w:rPr>
-        <w:t xml:space="preserve"> </w:t>
-      </w:r>
-      <w:r>
-        <w:rPr>
-          <w:rStyle w:val="StringTok"/>
-        </w:rPr>
-        <w:t xml:space="preserve">"Leeward"</w:t>
-      </w:r>
-      <w:r>
-        <w:rPr>
-          <w:rStyle w:val="NormalTok"/>
-        </w:rPr>
-        <w:t xml:space="preserve">, </w:t>
-      </w:r>
-      <w:r>
-        <w:rPr>
-          <w:rStyle w:val="StringTok"/>
-        </w:rPr>
-        <w:t xml:space="preserve">"wind"</w:t>
-      </w:r>
-      <w:r>
-        <w:rPr>
-          <w:rStyle w:val="NormalTok"/>
-        </w:rPr>
-        <w:t xml:space="preserve"> </w:t>
-      </w:r>
-      <w:r>
-        <w:rPr>
-          <w:rStyle w:val="OtherTok"/>
-        </w:rPr>
-        <w:t xml:space="preserve">=</w:t>
-      </w:r>
-      <w:r>
-        <w:rPr>
-          <w:rStyle w:val="NormalTok"/>
-        </w:rPr>
-        <w:t xml:space="preserve"> </w:t>
-      </w:r>
-      <w:r>
-        <w:rPr>
-          <w:rStyle w:val="StringTok"/>
-        </w:rPr>
-        <w:t xml:space="preserve">"Windward"</w:t>
-      </w:r>
-      <w:r>
-        <w:rPr>
-          <w:rStyle w:val="NormalTok"/>
-        </w:rPr>
-        <w:t xml:space="preserve">))</w:t>
-      </w:r>
-      <w:r>
-        <w:br/>
-      </w:r>
-      <w:r>
-        <w:rPr>
-          <w:rStyle w:val="NormalTok"/>
-        </w:rPr>
-        <w:t xml:space="preserve">pine_wind_plot</w:t>
+        <w:t xml:space="preserve">i3_i8_plot</w:t>
       </w:r>
     </w:p>
     <w:p>
@@ -6420,20 +3328,20 @@
       <w:r>
         <w:drawing>
           <wp:inline>
-            <wp:extent cx="6578600" cy="5262880"/>
+            <wp:extent cx="4572000" cy="3657600"/>
             <wp:effectExtent b="0" l="0" r="0" t="0"/>
-            <wp:docPr descr="" title="" id="103" name="Picture"/>
+            <wp:docPr descr="" title="" id="85" name="Picture"/>
             <a:graphic>
               <a:graphicData uri="http://schemas.openxmlformats.org/drawingml/2006/picture">
                 <pic:pic>
                   <pic:nvPicPr>
-                    <pic:cNvPr descr="05_01_lecture_powerpoint_files/figure-docx/unnamed-chunk-10-1.png" id="104" name="Picture"/>
+                    <pic:cNvPr descr="05_01_lecture_powerpoint_files/figure-docx/unnamed-chunk-8-1.png" id="86" name="Picture"/>
                     <pic:cNvPicPr>
                       <a:picLocks noChangeArrowheads="1" noChangeAspect="1"/>
                     </pic:cNvPicPr>
                   </pic:nvPicPr>
                   <pic:blipFill>
-                    <a:blip r:embed="rId102"/>
+                    <a:blip r:embed="rId84"/>
                     <a:stretch>
                       <a:fillRect/>
                     </a:stretch>
@@ -6441,7 +3349,7 @@
                   <pic:spPr bwMode="auto">
                     <a:xfrm>
                       <a:off x="0" y="0"/>
-                      <a:ext cx="6578600" cy="5262880"/>
+                      <a:ext cx="4572000" cy="3657600"/>
                     </a:xfrm>
                     <a:prstGeom prst="rect">
                       <a:avLst/>
@@ -6489,8 +3397,8 @@
         <w:t xml:space="preserve"># what can you conclude about the fish populations in these two lakes?</w:t>
       </w:r>
     </w:p>
-    <w:bookmarkEnd w:id="105"/>
-    <w:bookmarkStart w:id="108" w:name="X35a48391bcbf6b78dcbae43dc4f943f3e08dc72"/>
+    <w:bookmarkEnd w:id="87"/>
+    <w:bookmarkStart w:id="90" w:name="X35a48391bcbf6b78dcbae43dc4f943f3e08dc72"/>
     <w:p>
       <w:pPr>
         <w:pStyle w:val="Heading1"/>
@@ -6541,18 +3449,18 @@
                 <wp:inline>
                   <wp:extent cx="152400" cy="152400"/>
                   <wp:effectExtent b="0" l="0" r="0" t="0"/>
-                  <wp:docPr descr="" title="" id="106" name="Picture"/>
+                  <wp:docPr descr="" title="" id="88" name="Picture"/>
                   <a:graphic>
                     <a:graphicData uri="http://schemas.openxmlformats.org/drawingml/2006/picture">
                       <pic:pic>
                         <pic:nvPicPr>
-                          <pic:cNvPr descr="/Applications/RStudio.app/Contents/Resources/app/quarto/share/formats/docx/tip.png" id="107" name="Picture"/>
+                          <pic:cNvPr descr="/Applications/RStudio.app/Contents/Resources/app/quarto/share/formats/docx/tip.png" id="89" name="Picture"/>
                           <pic:cNvPicPr>
                             <a:picLocks noChangeArrowheads="1" noChangeAspect="1"/>
                           </pic:cNvPicPr>
                         </pic:nvPicPr>
                         <pic:blipFill>
-                          <a:blip r:embed="rId45"/>
+                          <a:blip r:embed="rId67"/>
                           <a:stretch>
                             <a:fillRect/>
                           </a:stretch>
@@ -6609,7 +3517,7 @@
               <w:spacing w:before="16"/>
             </w:pPr>
             <w:r>
-              <w:t xml:space="preserve">For the following research questions about pine needles write the null and alternative hypotheses:</w:t>
+              <w:t xml:space="preserve">For the following research questions about fish lenghts write the null and alternative hypotheses:</w:t>
             </w:r>
           </w:p>
           <w:p>
@@ -6617,11 +3525,11 @@
               <w:pStyle w:val="Compact"/>
               <w:numPr>
                 <w:ilvl w:val="0"/>
-                <w:numId w:val="1027"/>
+                <w:numId w:val="1024"/>
               </w:numPr>
             </w:pPr>
             <w:r>
-              <w:t xml:space="preserve">Are needles on the lee side longer than the needles on the windy side?</w:t>
+              <w:t xml:space="preserve">Are fish lengths in lake I3 and I8 different?</w:t>
             </w:r>
           </w:p>
           <w:p>
@@ -6654,8 +3562,8 @@
         </w:tc>
       </w:tr>
     </w:tbl>
-    <w:bookmarkEnd w:id="108"/>
-    <w:bookmarkStart w:id="111" w:name="lecture-5-two-sample-t-test-framework"/>
+    <w:bookmarkEnd w:id="90"/>
+    <w:bookmarkStart w:id="93" w:name="lecture-5-two-sample-t-test-framework"/>
     <w:p>
       <w:pPr>
         <w:pStyle w:val="Heading1"/>
@@ -6679,7 +3587,7 @@
         <w:pStyle w:val="FirstParagraph"/>
       </w:pPr>
       <w:r>
-        <w:t xml:space="preserve">Now, let’s compare pine needle lengths between windward and leeward sides of trees.</w:t>
+        <w:t xml:space="preserve">Now, let’s compare fish lengths from the two lakes</w:t>
       </w:r>
     </w:p>
     <w:p>
@@ -6697,7 +3605,7 @@
           <w:b/>
           <w:bCs/>
         </w:rPr>
-        <w:t xml:space="preserve">Is there a significant difference in needle length between the windward and leeward sides?</w:t>
+        <w:t xml:space="preserve">Is there a significant difference in fish length between the lakes?</w:t>
       </w:r>
     </w:p>
     <w:p>
@@ -6716,7 +3624,7 @@
         <w:t xml:space="preserve">Two-sample t-test compares means from two independent groups.</w:t>
       </w:r>
     </w:p>
-    <w:bookmarkStart w:id="109" w:name="X7662a3cdcadc3763938df42613bafa2189727d7"/>
+    <w:bookmarkStart w:id="91" w:name="X7662a3cdcadc3763938df42613bafa2189727d7"/>
     <w:p>
       <w:pPr>
         <w:pStyle w:val="Heading2"/>
@@ -6873,7 +3781,7 @@
         <w:pStyle w:val="Compact"/>
         <w:numPr>
           <w:ilvl w:val="0"/>
-          <w:numId w:val="1028"/>
+          <w:numId w:val="1025"/>
         </w:numPr>
       </w:pPr>
       <w:r>
@@ -6885,7 +3793,7 @@
         <w:pStyle w:val="Compact"/>
         <w:numPr>
           <w:ilvl w:val="0"/>
-          <w:numId w:val="1028"/>
+          <w:numId w:val="1025"/>
         </w:numPr>
       </w:pPr>
       <w:r>
@@ -6897,7 +3805,7 @@
         <w:pStyle w:val="Compact"/>
         <w:numPr>
           <w:ilvl w:val="0"/>
-          <w:numId w:val="1028"/>
+          <w:numId w:val="1025"/>
         </w:numPr>
       </w:pPr>
       <w:r>
@@ -6919,7 +3827,7 @@
         <w:pStyle w:val="Compact"/>
         <w:numPr>
           <w:ilvl w:val="0"/>
-          <w:numId w:val="1028"/>
+          <w:numId w:val="1025"/>
         </w:numPr>
       </w:pPr>
       <w:r>
@@ -6936,8 +3844,8 @@
         <w:t xml:space="preserve">This represents the pooled standard error.</w:t>
       </w:r>
     </w:p>
-    <w:bookmarkEnd w:id="109"/>
-    <w:bookmarkStart w:id="110" w:name="t-fracsignalnoise"/>
+    <w:bookmarkEnd w:id="91"/>
+    <w:bookmarkStart w:id="92" w:name="t-fracsignalnoise"/>
     <w:p>
       <w:pPr>
         <w:pStyle w:val="Heading2"/>
@@ -6996,9 +3904,9 @@
         </m:f>
       </m:oMath>
     </w:p>
-    <w:bookmarkEnd w:id="110"/>
-    <w:bookmarkEnd w:id="111"/>
-    <w:bookmarkStart w:id="114" w:name="practice-exercise-3-summary-statistics"/>
+    <w:bookmarkEnd w:id="92"/>
+    <w:bookmarkEnd w:id="93"/>
+    <w:bookmarkStart w:id="96" w:name="practice-exercise-3-summary-statistics"/>
     <w:p>
       <w:pPr>
         <w:pStyle w:val="Heading1"/>
@@ -7049,18 +3957,18 @@
                 <wp:inline>
                   <wp:extent cx="152400" cy="152400"/>
                   <wp:effectExtent b="0" l="0" r="0" t="0"/>
-                  <wp:docPr descr="" title="" id="112" name="Picture"/>
+                  <wp:docPr descr="" title="" id="94" name="Picture"/>
                   <a:graphic>
                     <a:graphicData uri="http://schemas.openxmlformats.org/drawingml/2006/picture">
                       <pic:pic>
                         <pic:nvPicPr>
-                          <pic:cNvPr descr="/Applications/RStudio.app/Contents/Resources/app/quarto/share/formats/docx/tip.png" id="113" name="Picture"/>
+                          <pic:cNvPr descr="/Applications/RStudio.app/Contents/Resources/app/quarto/share/formats/docx/tip.png" id="95" name="Picture"/>
                           <pic:cNvPicPr>
                             <a:picLocks noChangeArrowheads="1" noChangeAspect="1"/>
                           </pic:cNvPicPr>
                         </pic:nvPicPr>
                         <pic:blipFill>
-                          <a:blip r:embed="rId45"/>
+                          <a:blip r:embed="rId67"/>
                           <a:stretch>
                             <a:fillRect/>
                           </a:stretch>
@@ -7103,7 +4011,7 @@
                 <w:b/>
                 <w:bCs/>
               </w:rPr>
-              <w:t xml:space="preserve">Calculate summary statistics grouped by wind exposure</w:t>
+              <w:t xml:space="preserve">Calculate summary statistics grouped by lake</w:t>
             </w:r>
           </w:p>
         </w:tc>
@@ -7134,7 +4042,7 @@
             <w:pPr>
               <w:numPr>
                 <w:ilvl w:val="0"/>
-                <w:numId w:val="1029"/>
+                <w:numId w:val="1026"/>
               </w:numPr>
             </w:pPr>
             <w:r>
@@ -7165,7 +4073,7 @@
               <w:rPr>
                 <w:rStyle w:val="NormalTok"/>
               </w:rPr>
-              <w:t xml:space="preserve"> pine_df </w:t>
+              <w:t xml:space="preserve"> grayling_df </w:t>
             </w:r>
             <w:r>
               <w:rPr>
@@ -7192,7 +4100,7 @@
               <w:rPr>
                 <w:rStyle w:val="NormalTok"/>
               </w:rPr>
-              <w:t xml:space="preserve">(wind) </w:t>
+              <w:t xml:space="preserve">(lake) </w:t>
             </w:r>
             <w:r>
               <w:rPr>
@@ -7414,7 +4322,7 @@
               <w:rPr>
                 <w:rStyle w:val="VerbatimChar"/>
               </w:rPr>
-              <w:t xml:space="preserve">  wind  mean_length sd_length     n se_length</w:t>
+              <w:t xml:space="preserve">  lake  mean_length sd_length     n se_length</w:t>
             </w:r>
             <w:r>
               <w:br/>
@@ -7432,7 +4340,7 @@
               <w:rPr>
                 <w:rStyle w:val="VerbatimChar"/>
               </w:rPr>
-              <w:t xml:space="preserve">1 lee          20.4      2.45    24     0.500</w:t>
+              <w:t xml:space="preserve">1 I3           266.      28.3    66      3.48</w:t>
             </w:r>
             <w:r>
               <w:br/>
@@ -7441,14 +4349,14 @@
               <w:rPr>
                 <w:rStyle w:val="VerbatimChar"/>
               </w:rPr>
-              <w:t xml:space="preserve">2 wind         14.9      1.91    24     0.390</w:t>
+              <w:t xml:space="preserve">2 I8           363.      52.3   102      5.18</w:t>
             </w:r>
           </w:p>
         </w:tc>
       </w:tr>
     </w:tbl>
-    <w:bookmarkEnd w:id="114"/>
-    <w:bookmarkStart w:id="118" w:name="visualizing-group-differences"/>
+    <w:bookmarkEnd w:id="96"/>
+    <w:bookmarkStart w:id="100" w:name="visualizing-group-differences"/>
     <w:p>
       <w:pPr>
         <w:pStyle w:val="Heading1"/>
@@ -7474,7 +4382,7 @@
         <w:rPr>
           <w:rStyle w:val="NormalTok"/>
         </w:rPr>
-        <w:t xml:space="preserve">pine_wind_plot</w:t>
+        <w:t xml:space="preserve">i3_i8_plot</w:t>
       </w:r>
     </w:p>
     <w:p>
@@ -7484,20 +4392,20 @@
       <w:r>
         <w:drawing>
           <wp:inline>
-            <wp:extent cx="6578600" cy="4385733"/>
+            <wp:extent cx="5486400" cy="3657600"/>
             <wp:effectExtent b="0" l="0" r="0" t="0"/>
-            <wp:docPr descr="" title="" id="116" name="Picture"/>
+            <wp:docPr descr="" title="" id="98" name="Picture"/>
             <a:graphic>
               <a:graphicData uri="http://schemas.openxmlformats.org/drawingml/2006/picture">
                 <pic:pic>
                   <pic:nvPicPr>
-                    <pic:cNvPr descr="05_01_lecture_powerpoint_files/figure-docx/unnamed-chunk-12-1.png" id="117" name="Picture"/>
+                    <pic:cNvPr descr="05_01_lecture_powerpoint_files/figure-docx/unnamed-chunk-10-1.png" id="99" name="Picture"/>
                     <pic:cNvPicPr>
                       <a:picLocks noChangeArrowheads="1" noChangeAspect="1"/>
                     </pic:cNvPicPr>
                   </pic:nvPicPr>
                   <pic:blipFill>
-                    <a:blip r:embed="rId115"/>
+                    <a:blip r:embed="rId97"/>
                     <a:stretch>
                       <a:fillRect/>
                     </a:stretch>
@@ -7505,7 +4413,7 @@
                   <pic:spPr bwMode="auto">
                     <a:xfrm>
                       <a:off x="0" y="0"/>
-                      <a:ext cx="6578600" cy="4385733"/>
+                      <a:ext cx="5486400" cy="3657600"/>
                     </a:xfrm>
                     <a:prstGeom prst="rect">
                       <a:avLst/>
@@ -7524,8 +4432,8 @@
         </w:drawing>
       </w:r>
     </w:p>
-    <w:bookmarkEnd w:id="118"/>
-    <w:bookmarkStart w:id="121" w:name="practice-exercise-4-effect-size"/>
+    <w:bookmarkEnd w:id="100"/>
+    <w:bookmarkStart w:id="103" w:name="practice-exercise-4-effect-size"/>
     <w:p>
       <w:pPr>
         <w:pStyle w:val="Heading1"/>
@@ -7576,18 +4484,18 @@
                 <wp:inline>
                   <wp:extent cx="152400" cy="152400"/>
                   <wp:effectExtent b="0" l="0" r="0" t="0"/>
-                  <wp:docPr descr="" title="" id="119" name="Picture"/>
+                  <wp:docPr descr="" title="" id="101" name="Picture"/>
                   <a:graphic>
                     <a:graphicData uri="http://schemas.openxmlformats.org/drawingml/2006/picture">
                       <pic:pic>
                         <pic:nvPicPr>
-                          <pic:cNvPr descr="/Applications/RStudio.app/Contents/Resources/app/quarto/share/formats/docx/tip.png" id="120" name="Picture"/>
+                          <pic:cNvPr descr="/Applications/RStudio.app/Contents/Resources/app/quarto/share/formats/docx/tip.png" id="102" name="Picture"/>
                           <pic:cNvPicPr>
                             <a:picLocks noChangeArrowheads="1" noChangeAspect="1"/>
                           </pic:cNvPicPr>
                         </pic:nvPicPr>
                         <pic:blipFill>
-                          <a:blip r:embed="rId45"/>
+                          <a:blip r:embed="rId67"/>
                           <a:stretch>
                             <a:fillRect/>
                           </a:stretch>
@@ -7703,7 +4611,7 @@
               <w:rPr>
                 <w:rStyle w:val="NormalTok"/>
               </w:rPr>
-              <w:t xml:space="preserve"> mean_length[wind </w:t>
+              <w:t xml:space="preserve"> mean_length[lake </w:t>
             </w:r>
             <w:r>
               <w:rPr>
@@ -7721,7 +4629,7 @@
               <w:rPr>
                 <w:rStyle w:val="StringTok"/>
               </w:rPr>
-              <w:t xml:space="preserve">"wind"</w:t>
+              <w:t xml:space="preserve">"I8"</w:t>
             </w:r>
             <w:r>
               <w:rPr>
@@ -7739,7 +4647,7 @@
               <w:rPr>
                 <w:rStyle w:val="NormalTok"/>
               </w:rPr>
-              <w:t xml:space="preserve"> mean_length[wind </w:t>
+              <w:t xml:space="preserve"> mean_length[lake </w:t>
             </w:r>
             <w:r>
               <w:rPr>
@@ -7757,7 +4665,7 @@
               <w:rPr>
                 <w:rStyle w:val="StringTok"/>
               </w:rPr>
-              <w:t xml:space="preserve">"lee"</w:t>
+              <w:t xml:space="preserve">"I3"</w:t>
             </w:r>
             <w:r>
               <w:rPr>
@@ -7801,14 +4709,14 @@
               <w:rPr>
                 <w:rStyle w:val="VerbatimChar"/>
               </w:rPr>
-              <w:t xml:space="preserve">1       -5.5</w:t>
+              <w:t xml:space="preserve">1       97.0</w:t>
             </w:r>
           </w:p>
         </w:tc>
       </w:tr>
     </w:tbl>
-    <w:bookmarkEnd w:id="121"/>
-    <w:bookmarkStart w:id="127" w:name="X40f9a176d6622d15916dde12447fa0f40dd2e2c"/>
+    <w:bookmarkEnd w:id="103"/>
+    <w:bookmarkStart w:id="109" w:name="X40f9a176d6622d15916dde12447fa0f40dd2e2c"/>
     <w:p>
       <w:pPr>
         <w:pStyle w:val="Heading1"/>
@@ -7859,18 +4767,18 @@
                 <wp:inline>
                   <wp:extent cx="152400" cy="152400"/>
                   <wp:effectExtent b="0" l="0" r="0" t="0"/>
-                  <wp:docPr descr="" title="" id="122" name="Picture"/>
+                  <wp:docPr descr="" title="" id="104" name="Picture"/>
                   <a:graphic>
                     <a:graphicData uri="http://schemas.openxmlformats.org/drawingml/2006/picture">
                       <pic:pic>
                         <pic:nvPicPr>
-                          <pic:cNvPr descr="/Applications/RStudio.app/Contents/Resources/app/quarto/share/formats/docx/tip.png" id="123" name="Picture"/>
+                          <pic:cNvPr descr="/Applications/RStudio.app/Contents/Resources/app/quarto/share/formats/docx/tip.png" id="105" name="Picture"/>
                           <pic:cNvPicPr>
                             <a:picLocks noChangeArrowheads="1" noChangeAspect="1"/>
                           </pic:cNvPicPr>
                         </pic:nvPicPr>
                         <pic:blipFill>
-                          <a:blip r:embed="rId45"/>
+                          <a:blip r:embed="rId67"/>
                           <a:stretch>
                             <a:fillRect/>
                           </a:stretch>
@@ -7927,7 +4835,7 @@
               <w:spacing w:before="16"/>
             </w:pPr>
             <w:r>
-              <w:t xml:space="preserve">GGplot also has code to make the mean and standard error plots we are interested in along whit a lot of others</w:t>
+              <w:t xml:space="preserve">GGplot also has code to make the mean and standard error plots we are interested in along with a lot of others</w:t>
             </w:r>
           </w:p>
           <w:p>
@@ -7947,7 +4855,7 @@
               <w:rPr>
                 <w:rStyle w:val="NormalTok"/>
               </w:rPr>
-              <w:t xml:space="preserve">pine_mean_se_plot </w:t>
+              <w:t xml:space="preserve">fish_mean_se_plot </w:t>
             </w:r>
             <w:r>
               <w:rPr>
@@ -7971,7 +4879,7 @@
               <w:rPr>
                 <w:rStyle w:val="NormalTok"/>
               </w:rPr>
-              <w:t xml:space="preserve">(pine_df, </w:t>
+              <w:t xml:space="preserve">(grayling_df, </w:t>
             </w:r>
             <w:r>
               <w:rPr>
@@ -7995,7 +4903,7 @@
               <w:rPr>
                 <w:rStyle w:val="NormalTok"/>
               </w:rPr>
-              <w:t xml:space="preserve"> wind, </w:t>
+              <w:t xml:space="preserve"> lake, </w:t>
             </w:r>
             <w:r>
               <w:rPr>
@@ -8019,7 +4927,7 @@
               <w:rPr>
                 <w:rStyle w:val="NormalTok"/>
               </w:rPr>
-              <w:t xml:space="preserve"> wind)) </w:t>
+              <w:t xml:space="preserve"> lake)) </w:t>
             </w:r>
             <w:r>
               <w:rPr>
@@ -8199,10 +5107,19 @@
               <w:t xml:space="preserve">(</w:t>
             </w:r>
             <w:r>
+              <w:br/>
+            </w:r>
+            <w:r>
+              <w:rPr>
+                <w:rStyle w:val="NormalTok"/>
+              </w:rPr>
+              <w:t xml:space="preserve">       </w:t>
+            </w:r>
+            <w:r>
               <w:rPr>
                 <w:rStyle w:val="AttributeTok"/>
               </w:rPr>
-              <w:t xml:space="preserve">title =</w:t>
+              <w:t xml:space="preserve">x =</w:t>
             </w:r>
             <w:r>
               <w:rPr>
@@ -8214,7 +5131,7 @@
               <w:rPr>
                 <w:rStyle w:val="StringTok"/>
               </w:rPr>
-              <w:t xml:space="preserve">"Mean Pine Needle Length by Wind Exposure"</w:t>
+              <w:t xml:space="preserve">"lake"</w:t>
             </w:r>
             <w:r>
               <w:rPr>
@@ -8235,7 +5152,7 @@
               <w:rPr>
                 <w:rStyle w:val="AttributeTok"/>
               </w:rPr>
-              <w:t xml:space="preserve">x =</w:t>
+              <w:t xml:space="preserve">y =</w:t>
             </w:r>
             <w:r>
               <w:rPr>
@@ -8247,13 +5164,19 @@
               <w:rPr>
                 <w:rStyle w:val="StringTok"/>
               </w:rPr>
-              <w:t xml:space="preserve">"Wind Exposure"</w:t>
-            </w:r>
-            <w:r>
-              <w:rPr>
-                <w:rStyle w:val="NormalTok"/>
-              </w:rPr>
-              <w:t xml:space="preserve">,</w:t>
+              <w:t xml:space="preserve">"Mean Length (mm)"</w:t>
+            </w:r>
+            <w:r>
+              <w:rPr>
+                <w:rStyle w:val="NormalTok"/>
+              </w:rPr>
+              <w:t xml:space="preserve">) </w:t>
+            </w:r>
+            <w:r>
+              <w:rPr>
+                <w:rStyle w:val="SpecialCharTok"/>
+              </w:rPr>
+              <w:t xml:space="preserve">+</w:t>
             </w:r>
             <w:r>
               <w:br/>
@@ -8262,37 +5185,19 @@
               <w:rPr>
                 <w:rStyle w:val="NormalTok"/>
               </w:rPr>
-              <w:t xml:space="preserve">       </w:t>
-            </w:r>
-            <w:r>
-              <w:rPr>
-                <w:rStyle w:val="AttributeTok"/>
-              </w:rPr>
-              <w:t xml:space="preserve">y =</w:t>
-            </w:r>
-            <w:r>
-              <w:rPr>
-                <w:rStyle w:val="NormalTok"/>
-              </w:rPr>
-              <w:t xml:space="preserve"> </w:t>
-            </w:r>
-            <w:r>
-              <w:rPr>
-                <w:rStyle w:val="StringTok"/>
-              </w:rPr>
-              <w:t xml:space="preserve">"Mean Length (mm)"</w:t>
-            </w:r>
-            <w:r>
-              <w:rPr>
-                <w:rStyle w:val="NormalTok"/>
-              </w:rPr>
-              <w:t xml:space="preserve">) </w:t>
-            </w:r>
-            <w:r>
-              <w:rPr>
-                <w:rStyle w:val="SpecialCharTok"/>
-              </w:rPr>
-              <w:t xml:space="preserve">+</w:t>
+              <w:t xml:space="preserve">  </w:t>
+            </w:r>
+            <w:r>
+              <w:rPr>
+                <w:rStyle w:val="FunctionTok"/>
+              </w:rPr>
+              <w:t xml:space="preserve">theme_classic</w:t>
+            </w:r>
+            <w:r>
+              <w:rPr>
+                <w:rStyle w:val="NormalTok"/>
+              </w:rPr>
+              <w:t xml:space="preserve">()</w:t>
             </w:r>
             <w:r>
               <w:br/>
@@ -8301,331 +5206,7 @@
               <w:rPr>
                 <w:rStyle w:val="NormalTok"/>
               </w:rPr>
-              <w:t xml:space="preserve">  </w:t>
-            </w:r>
-            <w:r>
-              <w:rPr>
-                <w:rStyle w:val="FunctionTok"/>
-              </w:rPr>
-              <w:t xml:space="preserve">coord_cartesian</w:t>
-            </w:r>
-            <w:r>
-              <w:rPr>
-                <w:rStyle w:val="NormalTok"/>
-              </w:rPr>
-              <w:t xml:space="preserve">(</w:t>
-            </w:r>
-            <w:r>
-              <w:rPr>
-                <w:rStyle w:val="AttributeTok"/>
-              </w:rPr>
-              <w:t xml:space="preserve">ylim =</w:t>
-            </w:r>
-            <w:r>
-              <w:rPr>
-                <w:rStyle w:val="NormalTok"/>
-              </w:rPr>
-              <w:t xml:space="preserve"> </w:t>
-            </w:r>
-            <w:r>
-              <w:rPr>
-                <w:rStyle w:val="FunctionTok"/>
-              </w:rPr>
-              <w:t xml:space="preserve">c</w:t>
-            </w:r>
-            <w:r>
-              <w:rPr>
-                <w:rStyle w:val="NormalTok"/>
-              </w:rPr>
-              <w:t xml:space="preserve">(</w:t>
-            </w:r>
-            <w:r>
-              <w:rPr>
-                <w:rStyle w:val="DecValTok"/>
-              </w:rPr>
-              <w:t xml:space="preserve">0</w:t>
-            </w:r>
-            <w:r>
-              <w:rPr>
-                <w:rStyle w:val="NormalTok"/>
-              </w:rPr>
-              <w:t xml:space="preserve">,</w:t>
-            </w:r>
-            <w:r>
-              <w:rPr>
-                <w:rStyle w:val="DecValTok"/>
-              </w:rPr>
-              <w:t xml:space="preserve">25</w:t>
-            </w:r>
-            <w:r>
-              <w:rPr>
-                <w:rStyle w:val="NormalTok"/>
-              </w:rPr>
-              <w:t xml:space="preserve">))</w:t>
-            </w:r>
-            <w:r>
-              <w:rPr>
-                <w:rStyle w:val="SpecialCharTok"/>
-              </w:rPr>
-              <w:t xml:space="preserve">+</w:t>
-            </w:r>
-            <w:r>
-              <w:br/>
-            </w:r>
-            <w:r>
-              <w:rPr>
-                <w:rStyle w:val="NormalTok"/>
-              </w:rPr>
-              <w:t xml:space="preserve">  </w:t>
-            </w:r>
-            <w:r>
-              <w:rPr>
-                <w:rStyle w:val="FunctionTok"/>
-              </w:rPr>
-              <w:t xml:space="preserve">scale_color_manual</w:t>
-            </w:r>
-            <w:r>
-              <w:rPr>
-                <w:rStyle w:val="NormalTok"/>
-              </w:rPr>
-              <w:t xml:space="preserve">(</w:t>
-            </w:r>
-            <w:r>
-              <w:rPr>
-                <w:rStyle w:val="AttributeTok"/>
-              </w:rPr>
-              <w:t xml:space="preserve">values =</w:t>
-            </w:r>
-            <w:r>
-              <w:rPr>
-                <w:rStyle w:val="NormalTok"/>
-              </w:rPr>
-              <w:t xml:space="preserve"> </w:t>
-            </w:r>
-            <w:r>
-              <w:rPr>
-                <w:rStyle w:val="FunctionTok"/>
-              </w:rPr>
-              <w:t xml:space="preserve">c</w:t>
-            </w:r>
-            <w:r>
-              <w:rPr>
-                <w:rStyle w:val="NormalTok"/>
-              </w:rPr>
-              <w:t xml:space="preserve">(</w:t>
-            </w:r>
-            <w:r>
-              <w:rPr>
-                <w:rStyle w:val="StringTok"/>
-              </w:rPr>
-              <w:t xml:space="preserve">"lee"</w:t>
-            </w:r>
-            <w:r>
-              <w:rPr>
-                <w:rStyle w:val="NormalTok"/>
-              </w:rPr>
-              <w:t xml:space="preserve"> </w:t>
-            </w:r>
-            <w:r>
-              <w:rPr>
-                <w:rStyle w:val="OtherTok"/>
-              </w:rPr>
-              <w:t xml:space="preserve">=</w:t>
-            </w:r>
-            <w:r>
-              <w:rPr>
-                <w:rStyle w:val="NormalTok"/>
-              </w:rPr>
-              <w:t xml:space="preserve"> </w:t>
-            </w:r>
-            <w:r>
-              <w:rPr>
-                <w:rStyle w:val="StringTok"/>
-              </w:rPr>
-              <w:t xml:space="preserve">"forestgreen"</w:t>
-            </w:r>
-            <w:r>
-              <w:rPr>
-                <w:rStyle w:val="NormalTok"/>
-              </w:rPr>
-              <w:t xml:space="preserve">, </w:t>
-            </w:r>
-            <w:r>
-              <w:rPr>
-                <w:rStyle w:val="StringTok"/>
-              </w:rPr>
-              <w:t xml:space="preserve">"wind"</w:t>
-            </w:r>
-            <w:r>
-              <w:rPr>
-                <w:rStyle w:val="NormalTok"/>
-              </w:rPr>
-              <w:t xml:space="preserve"> </w:t>
-            </w:r>
-            <w:r>
-              <w:rPr>
-                <w:rStyle w:val="OtherTok"/>
-              </w:rPr>
-              <w:t xml:space="preserve">=</w:t>
-            </w:r>
-            <w:r>
-              <w:rPr>
-                <w:rStyle w:val="NormalTok"/>
-              </w:rPr>
-              <w:t xml:space="preserve"> </w:t>
-            </w:r>
-            <w:r>
-              <w:rPr>
-                <w:rStyle w:val="StringTok"/>
-              </w:rPr>
-              <w:t xml:space="preserve">"skyblue"</w:t>
-            </w:r>
-            <w:r>
-              <w:rPr>
-                <w:rStyle w:val="NormalTok"/>
-              </w:rPr>
-              <w:t xml:space="preserve">),</w:t>
-            </w:r>
-            <w:r>
-              <w:br/>
-            </w:r>
-            <w:r>
-              <w:rPr>
-                <w:rStyle w:val="NormalTok"/>
-              </w:rPr>
-              <w:t xml:space="preserve">                   </w:t>
-            </w:r>
-            <w:r>
-              <w:rPr>
-                <w:rStyle w:val="AttributeTok"/>
-              </w:rPr>
-              <w:t xml:space="preserve">labels =</w:t>
-            </w:r>
-            <w:r>
-              <w:rPr>
-                <w:rStyle w:val="NormalTok"/>
-              </w:rPr>
-              <w:t xml:space="preserve"> </w:t>
-            </w:r>
-            <w:r>
-              <w:rPr>
-                <w:rStyle w:val="FunctionTok"/>
-              </w:rPr>
-              <w:t xml:space="preserve">c</w:t>
-            </w:r>
-            <w:r>
-              <w:rPr>
-                <w:rStyle w:val="NormalTok"/>
-              </w:rPr>
-              <w:t xml:space="preserve">(</w:t>
-            </w:r>
-            <w:r>
-              <w:rPr>
-                <w:rStyle w:val="StringTok"/>
-              </w:rPr>
-              <w:t xml:space="preserve">"lee"</w:t>
-            </w:r>
-            <w:r>
-              <w:rPr>
-                <w:rStyle w:val="NormalTok"/>
-              </w:rPr>
-              <w:t xml:space="preserve"> </w:t>
-            </w:r>
-            <w:r>
-              <w:rPr>
-                <w:rStyle w:val="OtherTok"/>
-              </w:rPr>
-              <w:t xml:space="preserve">=</w:t>
-            </w:r>
-            <w:r>
-              <w:rPr>
-                <w:rStyle w:val="NormalTok"/>
-              </w:rPr>
-              <w:t xml:space="preserve"> </w:t>
-            </w:r>
-            <w:r>
-              <w:rPr>
-                <w:rStyle w:val="StringTok"/>
-              </w:rPr>
-              <w:t xml:space="preserve">"Leeward"</w:t>
-            </w:r>
-            <w:r>
-              <w:rPr>
-                <w:rStyle w:val="NormalTok"/>
-              </w:rPr>
-              <w:t xml:space="preserve">, </w:t>
-            </w:r>
-            <w:r>
-              <w:rPr>
-                <w:rStyle w:val="StringTok"/>
-              </w:rPr>
-              <w:t xml:space="preserve">"wind"</w:t>
-            </w:r>
-            <w:r>
-              <w:rPr>
-                <w:rStyle w:val="NormalTok"/>
-              </w:rPr>
-              <w:t xml:space="preserve"> </w:t>
-            </w:r>
-            <w:r>
-              <w:rPr>
-                <w:rStyle w:val="OtherTok"/>
-              </w:rPr>
-              <w:t xml:space="preserve">=</w:t>
-            </w:r>
-            <w:r>
-              <w:rPr>
-                <w:rStyle w:val="NormalTok"/>
-              </w:rPr>
-              <w:t xml:space="preserve"> </w:t>
-            </w:r>
-            <w:r>
-              <w:rPr>
-                <w:rStyle w:val="StringTok"/>
-              </w:rPr>
-              <w:t xml:space="preserve">"Windward"</w:t>
-            </w:r>
-            <w:r>
-              <w:rPr>
-                <w:rStyle w:val="NormalTok"/>
-              </w:rPr>
-              <w:t xml:space="preserve">))</w:t>
-            </w:r>
-            <w:r>
-              <w:rPr>
-                <w:rStyle w:val="SpecialCharTok"/>
-              </w:rPr>
-              <w:t xml:space="preserve">+</w:t>
-            </w:r>
-            <w:r>
-              <w:br/>
-            </w:r>
-            <w:r>
-              <w:rPr>
-                <w:rStyle w:val="NormalTok"/>
-              </w:rPr>
-              <w:t xml:space="preserve">  </w:t>
-            </w:r>
-            <w:r>
-              <w:rPr>
-                <w:rStyle w:val="FunctionTok"/>
-              </w:rPr>
-              <w:t xml:space="preserve">theme_classic</w:t>
-            </w:r>
-            <w:r>
-              <w:rPr>
-                <w:rStyle w:val="NormalTok"/>
-              </w:rPr>
-              <w:t xml:space="preserve">()</w:t>
-            </w:r>
-            <w:r>
-              <w:br/>
-            </w:r>
-            <w:r>
-              <w:rPr>
-                <w:rStyle w:val="NormalTok"/>
-              </w:rPr>
-              <w:t xml:space="preserve">pine_mean_se_plot</w:t>
+              <w:t xml:space="preserve">fish_mean_se_plot</w:t>
             </w:r>
           </w:p>
           <w:p>
@@ -8635,20 +5216,20 @@
             <w:r>
               <w:drawing>
                 <wp:inline>
-                  <wp:extent cx="6578600" cy="4186381"/>
+                  <wp:extent cx="2743200" cy="2743200"/>
                   <wp:effectExtent b="0" l="0" r="0" t="0"/>
-                  <wp:docPr descr="" title="" id="125" name="Picture"/>
+                  <wp:docPr descr="" title="" id="107" name="Picture"/>
                   <a:graphic>
                     <a:graphicData uri="http://schemas.openxmlformats.org/drawingml/2006/picture">
                       <pic:pic>
                         <pic:nvPicPr>
-                          <pic:cNvPr descr="05_01_lecture_powerpoint_files/figure-docx/unnamed-chunk-14-1.png" id="126" name="Picture"/>
+                          <pic:cNvPr descr="05_01_lecture_powerpoint_files/figure-docx/unnamed-chunk-12-1.png" id="108" name="Picture"/>
                           <pic:cNvPicPr>
                             <a:picLocks noChangeArrowheads="1" noChangeAspect="1"/>
                           </pic:cNvPicPr>
                         </pic:nvPicPr>
                         <pic:blipFill>
-                          <a:blip r:embed="rId124"/>
+                          <a:blip r:embed="rId106"/>
                           <a:stretch>
                             <a:fillRect/>
                           </a:stretch>
@@ -8656,7 +5237,7 @@
                         <pic:spPr bwMode="auto">
                           <a:xfrm>
                             <a:off x="0" y="0"/>
-                            <a:ext cx="6578600" cy="4186381"/>
+                            <a:ext cx="2743200" cy="2743200"/>
                           </a:xfrm>
                           <a:prstGeom prst="rect">
                             <a:avLst/>
@@ -8678,8 +5259,8 @@
         </w:tc>
       </w:tr>
     </w:tbl>
-    <w:bookmarkEnd w:id="127"/>
-    <w:bookmarkStart w:id="128" w:name="Xfd821338b32200eb3e0b683848d6bbc196df1ea"/>
+    <w:bookmarkEnd w:id="109"/>
+    <w:bookmarkStart w:id="110" w:name="Xfd821338b32200eb3e0b683848d6bbc196df1ea"/>
     <w:p>
       <w:pPr>
         <w:pStyle w:val="Heading1"/>
@@ -8711,7 +5292,7 @@
         <w:pStyle w:val="Compact"/>
         <w:numPr>
           <w:ilvl w:val="0"/>
-          <w:numId w:val="1030"/>
+          <w:numId w:val="1027"/>
         </w:numPr>
       </w:pPr>
       <w:r>
@@ -8723,7 +5304,7 @@
         <w:pStyle w:val="Compact"/>
         <w:numPr>
           <w:ilvl w:val="0"/>
-          <w:numId w:val="1030"/>
+          <w:numId w:val="1027"/>
         </w:numPr>
       </w:pPr>
       <w:r>
@@ -8735,7 +5316,7 @@
         <w:pStyle w:val="Compact"/>
         <w:numPr>
           <w:ilvl w:val="0"/>
-          <w:numId w:val="1030"/>
+          <w:numId w:val="1027"/>
         </w:numPr>
       </w:pPr>
       <w:r>
@@ -8755,7 +5336,7 @@
         <w:pStyle w:val="Compact"/>
         <w:numPr>
           <w:ilvl w:val="0"/>
-          <w:numId w:val="1031"/>
+          <w:numId w:val="1028"/>
         </w:numPr>
       </w:pPr>
       <w:r>
@@ -8767,15 +5348,15 @@
         <w:pStyle w:val="Compact"/>
         <w:numPr>
           <w:ilvl w:val="0"/>
-          <w:numId w:val="1031"/>
+          <w:numId w:val="1028"/>
         </w:numPr>
       </w:pPr>
       <w:r>
         <w:t xml:space="preserve">Non-parametric alternatives (Mann-Whitney U test)</w:t>
       </w:r>
     </w:p>
-    <w:bookmarkEnd w:id="128"/>
-    <w:bookmarkStart w:id="134" w:name="practice-exercise-6-creating-group-data"/>
+    <w:bookmarkEnd w:id="110"/>
+    <w:bookmarkStart w:id="116" w:name="practice-exercise-6-creating-group-data"/>
     <w:p>
       <w:pPr>
         <w:pStyle w:val="Heading1"/>
@@ -8826,18 +5407,18 @@
                 <wp:inline>
                   <wp:extent cx="152400" cy="152400"/>
                   <wp:effectExtent b="0" l="0" r="0" t="0"/>
-                  <wp:docPr descr="" title="" id="129" name="Picture"/>
+                  <wp:docPr descr="" title="" id="111" name="Picture"/>
                   <a:graphic>
                     <a:graphicData uri="http://schemas.openxmlformats.org/drawingml/2006/picture">
                       <pic:pic>
                         <pic:nvPicPr>
-                          <pic:cNvPr descr="/Applications/RStudio.app/Contents/Resources/app/quarto/share/formats/docx/tip.png" id="130" name="Picture"/>
+                          <pic:cNvPr descr="/Applications/RStudio.app/Contents/Resources/app/quarto/share/formats/docx/tip.png" id="112" name="Picture"/>
                           <pic:cNvPicPr>
                             <a:picLocks noChangeArrowheads="1" noChangeAspect="1"/>
                           </pic:cNvPicPr>
                         </pic:nvPicPr>
                         <pic:blipFill>
-                          <a:blip r:embed="rId45"/>
+                          <a:blip r:embed="rId67"/>
                           <a:stretch>
                             <a:fillRect/>
                           </a:stretch>
@@ -8922,7 +5503,7 @@
               <w:rPr>
                 <w:rStyle w:val="NormalTok"/>
               </w:rPr>
-              <w:t xml:space="preserve">pine_mean_se_plot</w:t>
+              <w:t xml:space="preserve">fish_mean_se_plot</w:t>
             </w:r>
           </w:p>
           <w:p>
@@ -8932,20 +5513,20 @@
             <w:r>
               <w:drawing>
                 <wp:inline>
-                  <wp:extent cx="6578600" cy="4186381"/>
+                  <wp:extent cx="2743200" cy="2743200"/>
                   <wp:effectExtent b="0" l="0" r="0" t="0"/>
-                  <wp:docPr descr="" title="" id="132" name="Picture"/>
+                  <wp:docPr descr="" title="" id="114" name="Picture"/>
                   <a:graphic>
                     <a:graphicData uri="http://schemas.openxmlformats.org/drawingml/2006/picture">
                       <pic:pic>
                         <pic:nvPicPr>
-                          <pic:cNvPr descr="05_01_lecture_powerpoint_files/figure-docx/unnamed-chunk-15-1.png" id="133" name="Picture"/>
+                          <pic:cNvPr descr="05_01_lecture_powerpoint_files/figure-docx/unnamed-chunk-13-1.png" id="115" name="Picture"/>
                           <pic:cNvPicPr>
                             <a:picLocks noChangeArrowheads="1" noChangeAspect="1"/>
                           </pic:cNvPicPr>
                         </pic:nvPicPr>
                         <pic:blipFill>
-                          <a:blip r:embed="rId131"/>
+                          <a:blip r:embed="rId113"/>
                           <a:stretch>
                             <a:fillRect/>
                           </a:stretch>
@@ -8953,7 +5534,7 @@
                         <pic:spPr bwMode="auto">
                           <a:xfrm>
                             <a:off x="0" y="0"/>
-                            <a:ext cx="6578600" cy="4186381"/>
+                            <a:ext cx="2743200" cy="2743200"/>
                           </a:xfrm>
                           <a:prstGeom prst="rect">
                             <a:avLst/>
@@ -8975,8 +5556,8 @@
         </w:tc>
       </w:tr>
     </w:tbl>
-    <w:bookmarkEnd w:id="134"/>
-    <w:bookmarkStart w:id="137" w:name="practice-exercise-7-separate-group-data"/>
+    <w:bookmarkEnd w:id="116"/>
+    <w:bookmarkStart w:id="119" w:name="practice-exercise-7-separate-group-data"/>
     <w:p>
       <w:pPr>
         <w:pStyle w:val="Heading1"/>
@@ -9027,18 +5608,18 @@
                 <wp:inline>
                   <wp:extent cx="152400" cy="152400"/>
                   <wp:effectExtent b="0" l="0" r="0" t="0"/>
-                  <wp:docPr descr="" title="" id="135" name="Picture"/>
+                  <wp:docPr descr="" title="" id="117" name="Picture"/>
                   <a:graphic>
                     <a:graphicData uri="http://schemas.openxmlformats.org/drawingml/2006/picture">
                       <pic:pic>
                         <pic:nvPicPr>
-                          <pic:cNvPr descr="/Applications/RStudio.app/Contents/Resources/app/quarto/share/formats/docx/tip.png" id="136" name="Picture"/>
+                          <pic:cNvPr descr="/Applications/RStudio.app/Contents/Resources/app/quarto/share/formats/docx/tip.png" id="118" name="Picture"/>
                           <pic:cNvPicPr>
                             <a:picLocks noChangeArrowheads="1" noChangeAspect="1"/>
                           </pic:cNvPicPr>
                         </pic:nvPicPr>
                         <pic:blipFill>
-                          <a:blip r:embed="rId45"/>
+                          <a:blip r:embed="rId67"/>
                           <a:stretch>
                             <a:fillRect/>
                           </a:stretch>
@@ -9132,7 +5713,7 @@
               <w:rPr>
                 <w:rStyle w:val="NormalTok"/>
               </w:rPr>
-              <w:t xml:space="preserve">windward_data </w:t>
+              <w:t xml:space="preserve">i3_data </w:t>
             </w:r>
             <w:r>
               <w:rPr>
@@ -9144,7 +5725,7 @@
               <w:rPr>
                 <w:rStyle w:val="NormalTok"/>
               </w:rPr>
-              <w:t xml:space="preserve"> pine_df </w:t>
+              <w:t xml:space="preserve"> grayling_df </w:t>
             </w:r>
             <w:r>
               <w:rPr>
@@ -9168,7 +5749,7 @@
               <w:rPr>
                 <w:rStyle w:val="NormalTok"/>
               </w:rPr>
-              <w:t xml:space="preserve">(wind </w:t>
+              <w:t xml:space="preserve">(lake </w:t>
             </w:r>
             <w:r>
               <w:rPr>
@@ -9186,7 +5767,7 @@
               <w:rPr>
                 <w:rStyle w:val="StringTok"/>
               </w:rPr>
-              <w:t xml:space="preserve">"wind"</w:t>
+              <w:t xml:space="preserve">"I3"</w:t>
             </w:r>
             <w:r>
               <w:rPr>
@@ -9201,7 +5782,7 @@
               <w:rPr>
                 <w:rStyle w:val="NormalTok"/>
               </w:rPr>
-              <w:t xml:space="preserve">leeward_data </w:t>
+              <w:t xml:space="preserve">i8_data </w:t>
             </w:r>
             <w:r>
               <w:rPr>
@@ -9213,7 +5794,7 @@
               <w:rPr>
                 <w:rStyle w:val="NormalTok"/>
               </w:rPr>
-              <w:t xml:space="preserve"> pine_df </w:t>
+              <w:t xml:space="preserve"> grayling_df </w:t>
             </w:r>
             <w:r>
               <w:rPr>
@@ -9237,7 +5818,7 @@
               <w:rPr>
                 <w:rStyle w:val="NormalTok"/>
               </w:rPr>
-              <w:t xml:space="preserve">(wind </w:t>
+              <w:t xml:space="preserve">(lake </w:t>
             </w:r>
             <w:r>
               <w:rPr>
@@ -9255,7 +5836,7 @@
               <w:rPr>
                 <w:rStyle w:val="StringTok"/>
               </w:rPr>
-              <w:t xml:space="preserve">"lee"</w:t>
+              <w:t xml:space="preserve">"I8"</w:t>
             </w:r>
             <w:r>
               <w:rPr>
@@ -9276,7 +5857,7 @@
               <w:rPr>
                 <w:rStyle w:val="NormalTok"/>
               </w:rPr>
-              <w:t xml:space="preserve">(leeward_data)</w:t>
+              <w:t xml:space="preserve">(i8_data)</w:t>
             </w:r>
           </w:p>
           <w:p>
@@ -9287,7 +5868,7 @@
               <w:rPr>
                 <w:rStyle w:val="VerbatimChar"/>
               </w:rPr>
-              <w:t xml:space="preserve"># A tibble: 6 × 6</w:t>
+              <w:t xml:space="preserve"># A tibble: 6 × 5</w:t>
             </w:r>
             <w:r>
               <w:br/>
@@ -9296,7 +5877,7 @@
               <w:rPr>
                 <w:rStyle w:val="VerbatimChar"/>
               </w:rPr>
-              <w:t xml:space="preserve">  date    group       n_s   wind  tree_no length_mm</w:t>
+              <w:t xml:space="preserve">   site lake  species         length_mm mass_g</w:t>
             </w:r>
             <w:r>
               <w:br/>
@@ -9305,7 +5886,7 @@
               <w:rPr>
                 <w:rStyle w:val="VerbatimChar"/>
               </w:rPr>
-              <w:t xml:space="preserve">  &lt;chr&gt;   &lt;chr&gt;       &lt;chr&gt; &lt;chr&gt;   &lt;dbl&gt;     &lt;dbl&gt;</w:t>
+              <w:t xml:space="preserve">  &lt;dbl&gt; &lt;chr&gt; &lt;chr&gt;               &lt;dbl&gt;  &lt;dbl&gt;</w:t>
             </w:r>
             <w:r>
               <w:br/>
@@ -9314,7 +5895,7 @@
               <w:rPr>
                 <w:rStyle w:val="VerbatimChar"/>
               </w:rPr>
-              <w:t xml:space="preserve">1 3/20/25 cephalopods n     lee         1        20</w:t>
+              <w:t xml:space="preserve">1   118 I8    arctic grayling       345    375</w:t>
             </w:r>
             <w:r>
               <w:br/>
@@ -9323,7 +5904,7 @@
               <w:rPr>
                 <w:rStyle w:val="VerbatimChar"/>
               </w:rPr>
-              <w:t xml:space="preserve">2 3/20/25 cephalopods n     lee         1        21</w:t>
+              <w:t xml:space="preserve">2   118 I8    arctic grayling       376    485</w:t>
             </w:r>
             <w:r>
               <w:br/>
@@ -9332,7 +5913,7 @@
               <w:rPr>
                 <w:rStyle w:val="VerbatimChar"/>
               </w:rPr>
-              <w:t xml:space="preserve">3 3/20/25 cephalopods n     lee         1        23</w:t>
+              <w:t xml:space="preserve">3   118 I8    arctic grayling       417    600</w:t>
             </w:r>
             <w:r>
               <w:br/>
@@ -9341,7 +5922,7 @@
               <w:rPr>
                 <w:rStyle w:val="VerbatimChar"/>
               </w:rPr>
-              <w:t xml:space="preserve">4 3/20/25 cephalopods n     lee         1        25</w:t>
+              <w:t xml:space="preserve">4   118 I8    arctic grayling       369    445</w:t>
             </w:r>
             <w:r>
               <w:br/>
@@ -9350,7 +5931,7 @@
               <w:rPr>
                 <w:rStyle w:val="VerbatimChar"/>
               </w:rPr>
-              <w:t xml:space="preserve">5 3/20/25 cephalopods n     lee         1        21</w:t>
+              <w:t xml:space="preserve">5   118 I8    arctic grayling       419    625</w:t>
             </w:r>
             <w:r>
               <w:br/>
@@ -9359,14 +5940,14 @@
               <w:rPr>
                 <w:rStyle w:val="VerbatimChar"/>
               </w:rPr>
-              <w:t xml:space="preserve">6 3/20/25 cephalopods n     lee         1        16</w:t>
+              <w:t xml:space="preserve">6   118 I8    arctic grayling       365    430</w:t>
             </w:r>
           </w:p>
         </w:tc>
       </w:tr>
     </w:tbl>
-    <w:bookmarkEnd w:id="137"/>
-    <w:bookmarkStart w:id="143" w:name="X1a988a0d3342852e0c53d37d24f9aecb940208e"/>
+    <w:bookmarkEnd w:id="119"/>
+    <w:bookmarkStart w:id="125" w:name="X1a988a0d3342852e0c53d37d24f9aecb940208e"/>
     <w:p>
       <w:pPr>
         <w:pStyle w:val="Heading1"/>
@@ -9417,18 +5998,18 @@
                 <wp:inline>
                   <wp:extent cx="152400" cy="152400"/>
                   <wp:effectExtent b="0" l="0" r="0" t="0"/>
-                  <wp:docPr descr="" title="" id="138" name="Picture"/>
+                  <wp:docPr descr="" title="" id="120" name="Picture"/>
                   <a:graphic>
                     <a:graphicData uri="http://schemas.openxmlformats.org/drawingml/2006/picture">
                       <pic:pic>
                         <pic:nvPicPr>
-                          <pic:cNvPr descr="/Applications/RStudio.app/Contents/Resources/app/quarto/share/formats/docx/tip.png" id="139" name="Picture"/>
+                          <pic:cNvPr descr="/Applications/RStudio.app/Contents/Resources/app/quarto/share/formats/docx/tip.png" id="121" name="Picture"/>
                           <pic:cNvPicPr>
                             <a:picLocks noChangeArrowheads="1" noChangeAspect="1"/>
                           </pic:cNvPicPr>
                         </pic:nvPicPr>
                         <pic:blipFill>
-                          <a:blip r:embed="rId45"/>
+                          <a:blip r:embed="rId67"/>
                           <a:stretch>
                             <a:fillRect/>
                           </a:stretch>
@@ -9519,7 +6100,7 @@
               <w:rPr>
                 <w:rStyle w:val="NormalTok"/>
               </w:rPr>
-              <w:t xml:space="preserve">(windward_data</w:t>
+              <w:t xml:space="preserve">(i8_data</w:t>
             </w:r>
             <w:r>
               <w:rPr>
@@ -9558,7 +6139,7 @@
               <w:rPr>
                 <w:rStyle w:val="StringTok"/>
               </w:rPr>
-              <w:t xml:space="preserve">"QQ Plot for Windward Pine Needles"</w:t>
+              <w:t xml:space="preserve">"QQ Plot for I8 fish length"</w:t>
             </w:r>
             <w:r>
               <w:rPr>
@@ -9607,20 +6188,20 @@
             <w:r>
               <w:drawing>
                 <wp:inline>
-                  <wp:extent cx="6578600" cy="4186381"/>
+                  <wp:extent cx="2743200" cy="2743200"/>
                   <wp:effectExtent b="0" l="0" r="0" t="0"/>
-                  <wp:docPr descr="" title="" id="141" name="Picture"/>
+                  <wp:docPr descr="" title="" id="123" name="Picture"/>
                   <a:graphic>
                     <a:graphicData uri="http://schemas.openxmlformats.org/drawingml/2006/picture">
                       <pic:pic>
                         <pic:nvPicPr>
-                          <pic:cNvPr descr="05_01_lecture_powerpoint_files/figure-docx/unnamed-chunk-17-1.png" id="142" name="Picture"/>
+                          <pic:cNvPr descr="05_01_lecture_powerpoint_files/figure-docx/unnamed-chunk-15-1.png" id="124" name="Picture"/>
                           <pic:cNvPicPr>
                             <a:picLocks noChangeArrowheads="1" noChangeAspect="1"/>
                           </pic:cNvPicPr>
                         </pic:nvPicPr>
                         <pic:blipFill>
-                          <a:blip r:embed="rId140"/>
+                          <a:blip r:embed="rId122"/>
                           <a:stretch>
                             <a:fillRect/>
                           </a:stretch>
@@ -9628,7 +6209,7 @@
                         <pic:spPr bwMode="auto">
                           <a:xfrm>
                             <a:off x="0" y="0"/>
-                            <a:ext cx="6578600" cy="4186381"/>
+                            <a:ext cx="2743200" cy="2743200"/>
                           </a:xfrm>
                           <a:prstGeom prst="rect">
                             <a:avLst/>
@@ -9655,14 +6236,14 @@
               <w:rPr>
                 <w:rStyle w:val="VerbatimChar"/>
               </w:rPr>
-              <w:t xml:space="preserve">[1] 21 22</w:t>
+              <w:t xml:space="preserve">[1] 79 62</w:t>
             </w:r>
           </w:p>
         </w:tc>
       </w:tr>
     </w:tbl>
-    <w:bookmarkEnd w:id="143"/>
-    <w:bookmarkStart w:id="146" w:name="practice-exercise-9-shapiro-wilk-test"/>
+    <w:bookmarkEnd w:id="125"/>
+    <w:bookmarkStart w:id="128" w:name="practice-exercise-9-shapiro-wilk-test"/>
     <w:p>
       <w:pPr>
         <w:pStyle w:val="Heading1"/>
@@ -9713,18 +6294,18 @@
                 <wp:inline>
                   <wp:extent cx="152400" cy="152400"/>
                   <wp:effectExtent b="0" l="0" r="0" t="0"/>
-                  <wp:docPr descr="" title="" id="144" name="Picture"/>
+                  <wp:docPr descr="" title="" id="126" name="Picture"/>
                   <a:graphic>
                     <a:graphicData uri="http://schemas.openxmlformats.org/drawingml/2006/picture">
                       <pic:pic>
                         <pic:nvPicPr>
-                          <pic:cNvPr descr="/Applications/RStudio.app/Contents/Resources/app/quarto/share/formats/docx/tip.png" id="145" name="Picture"/>
+                          <pic:cNvPr descr="/Applications/RStudio.app/Contents/Resources/app/quarto/share/formats/docx/tip.png" id="127" name="Picture"/>
                           <pic:cNvPicPr>
                             <a:picLocks noChangeArrowheads="1" noChangeAspect="1"/>
                           </pic:cNvPicPr>
                         </pic:nvPicPr>
                         <pic:blipFill>
-                          <a:blip r:embed="rId45"/>
+                          <a:blip r:embed="rId67"/>
                           <a:stretch>
                             <a:fillRect/>
                           </a:stretch>
@@ -9757,7 +6338,7 @@
               <w:t xml:space="preserve"> </w:t>
             </w:r>
             <w:r>
-              <w:t xml:space="preserve">Practice Exercise 9: Test normality of windward pine needle lengths</w:t>
+              <w:t xml:space="preserve">Practice Exercise 9: Test normality of I8 lengths</w:t>
             </w:r>
           </w:p>
         </w:tc>
@@ -9807,24 +6388,6 @@
             </w:r>
             <w:r>
               <w:rPr>
-                <w:rStyle w:val="NormalTok"/>
-              </w:rPr>
-              <w:t xml:space="preserve">shapiro_windward </w:t>
-            </w:r>
-            <w:r>
-              <w:rPr>
-                <w:rStyle w:val="OtherTok"/>
-              </w:rPr>
-              <w:t xml:space="preserve">&lt;-</w:t>
-            </w:r>
-            <w:r>
-              <w:rPr>
-                <w:rStyle w:val="NormalTok"/>
-              </w:rPr>
-              <w:t xml:space="preserve"> </w:t>
-            </w:r>
-            <w:r>
-              <w:rPr>
                 <w:rStyle w:val="FunctionTok"/>
               </w:rPr>
               <w:t xml:space="preserve">shapiro.test</w:t>
@@ -9833,7 +6396,7 @@
               <w:rPr>
                 <w:rStyle w:val="NormalTok"/>
               </w:rPr>
-              <w:t xml:space="preserve">(windward_data</w:t>
+              <w:t xml:space="preserve">(i8_data</w:t>
             </w:r>
             <w:r>
               <w:rPr>
@@ -9846,33 +6409,6 @@
                 <w:rStyle w:val="NormalTok"/>
               </w:rPr>
               <w:t xml:space="preserve">length_mm)</w:t>
-            </w:r>
-            <w:r>
-              <w:br/>
-            </w:r>
-            <w:r>
-              <w:rPr>
-                <w:rStyle w:val="FunctionTok"/>
-              </w:rPr>
-              <w:t xml:space="preserve">print</w:t>
-            </w:r>
-            <w:r>
-              <w:rPr>
-                <w:rStyle w:val="NormalTok"/>
-              </w:rPr>
-              <w:t xml:space="preserve">(</w:t>
-            </w:r>
-            <w:r>
-              <w:rPr>
-                <w:rStyle w:val="StringTok"/>
-              </w:rPr>
-              <w:t xml:space="preserve">"Shapiro-Wilk test for windward data:"</w:t>
-            </w:r>
-            <w:r>
-              <w:rPr>
-                <w:rStyle w:val="NormalTok"/>
-              </w:rPr>
-              <w:t xml:space="preserve">)</w:t>
             </w:r>
           </w:p>
           <w:p>
@@ -9880,75 +6416,47 @@
               <w:pStyle w:val="SourceCode"/>
             </w:pPr>
             <w:r>
+              <w:br/>
+            </w:r>
+            <w:r>
               <w:rPr>
                 <w:rStyle w:val="VerbatimChar"/>
               </w:rPr>
-              <w:t xml:space="preserve">[1] "Shapiro-Wilk test for windward data:"</w:t>
-            </w:r>
-          </w:p>
-          <w:p>
-            <w:pPr>
-              <w:pStyle w:val="SourceCode"/>
-            </w:pPr>
-            <w:r>
-              <w:rPr>
-                <w:rStyle w:val="FunctionTok"/>
-              </w:rPr>
-              <w:t xml:space="preserve">print</w:t>
-            </w:r>
-            <w:r>
-              <w:rPr>
-                <w:rStyle w:val="NormalTok"/>
-              </w:rPr>
-              <w:t xml:space="preserve">(shapiro_windward)</w:t>
-            </w:r>
-          </w:p>
-          <w:p>
-            <w:pPr>
-              <w:pStyle w:val="SourceCode"/>
-            </w:pPr>
+              <w:t xml:space="preserve">    Shapiro-Wilk normality test</w:t>
+            </w:r>
             <w:r>
               <w:br/>
             </w:r>
             <w:r>
+              <w:br/>
+            </w:r>
+            <w:r>
               <w:rPr>
                 <w:rStyle w:val="VerbatimChar"/>
               </w:rPr>
-              <w:t xml:space="preserve">    Shapiro-Wilk normality test</w:t>
+              <w:t xml:space="preserve">data:  i8_data$length_mm</w:t>
             </w:r>
             <w:r>
               <w:br/>
             </w:r>
             <w:r>
-              <w:br/>
-            </w:r>
-            <w:r>
               <w:rPr>
                 <w:rStyle w:val="VerbatimChar"/>
               </w:rPr>
-              <w:t xml:space="preserve">data:  windward_data$length_mm</w:t>
-            </w:r>
-            <w:r>
-              <w:br/>
-            </w:r>
-            <w:r>
-              <w:rPr>
-                <w:rStyle w:val="VerbatimChar"/>
-              </w:rPr>
-              <w:t xml:space="preserve">W = 0.96062, p-value = 0.451</w:t>
+              <w:t xml:space="preserve">W = 0.91962, p-value = 1.119e-05</w:t>
             </w:r>
           </w:p>
         </w:tc>
       </w:tr>
     </w:tbl>
-    <w:bookmarkEnd w:id="146"/>
-    <w:bookmarkStart w:id="152" w:name="X78b72907147f4017adfac3e0a3492085e98546a"/>
+    <w:bookmarkEnd w:id="128"/>
+    <w:bookmarkStart w:id="134" w:name="practice-exercise-10-qq-plot-for-i3"/>
     <w:p>
       <w:pPr>
         <w:pStyle w:val="Heading1"/>
       </w:pPr>
       <w:r>
-        <w:t xml:space="preserve">Practice Exercise 10: QQ Plot for Leeward Data</w:t>
+        <w:t xml:space="preserve">Practice Exercise 10: QQ Plot for I3</w:t>
       </w:r>
     </w:p>
     <w:tbl>
@@ -9993,18 +6501,18 @@
                 <wp:inline>
                   <wp:extent cx="152400" cy="152400"/>
                   <wp:effectExtent b="0" l="0" r="0" t="0"/>
-                  <wp:docPr descr="" title="" id="147" name="Picture"/>
+                  <wp:docPr descr="" title="" id="129" name="Picture"/>
                   <a:graphic>
                     <a:graphicData uri="http://schemas.openxmlformats.org/drawingml/2006/picture">
                       <pic:pic>
                         <pic:nvPicPr>
-                          <pic:cNvPr descr="/Applications/RStudio.app/Contents/Resources/app/quarto/share/formats/docx/tip.png" id="148" name="Picture"/>
+                          <pic:cNvPr descr="/Applications/RStudio.app/Contents/Resources/app/quarto/share/formats/docx/tip.png" id="130" name="Picture"/>
                           <pic:cNvPicPr>
                             <a:picLocks noChangeArrowheads="1" noChangeAspect="1"/>
                           </pic:cNvPicPr>
                         </pic:nvPicPr>
                         <pic:blipFill>
-                          <a:blip r:embed="rId45"/>
+                          <a:blip r:embed="rId67"/>
                           <a:stretch>
                             <a:fillRect/>
                           </a:stretch>
@@ -10037,7 +6545,7 @@
               <w:t xml:space="preserve"> </w:t>
             </w:r>
             <w:r>
-              <w:t xml:space="preserve">Practice Exercise 10: Test normality of leeward pine needle lengths</w:t>
+              <w:t xml:space="preserve">Practice Exercise 10: Test normality of I3 lengths</w:t>
             </w:r>
           </w:p>
         </w:tc>
@@ -10080,7 +6588,7 @@
               <w:rPr>
                 <w:rStyle w:val="CommentTok"/>
               </w:rPr>
-              <w:t xml:space="preserve"># You can also test the leeward group</w:t>
+              <w:t xml:space="preserve"># You can also test the i3</w:t>
             </w:r>
             <w:r>
               <w:br/>
@@ -10104,7 +6612,7 @@
               <w:rPr>
                 <w:rStyle w:val="NormalTok"/>
               </w:rPr>
-              <w:t xml:space="preserve">(leeward_data</w:t>
+              <w:t xml:space="preserve">(i3_data</w:t>
             </w:r>
             <w:r>
               <w:rPr>
@@ -10143,7 +6651,7 @@
               <w:rPr>
                 <w:rStyle w:val="StringTok"/>
               </w:rPr>
-              <w:t xml:space="preserve">"QQ Plot for Leeward Pine Needles"</w:t>
+              <w:t xml:space="preserve">"QQ Plot for I3"</w:t>
             </w:r>
             <w:r>
               <w:rPr>
@@ -10192,20 +6700,20 @@
             <w:r>
               <w:drawing>
                 <wp:inline>
-                  <wp:extent cx="6578600" cy="4186381"/>
+                  <wp:extent cx="2743200" cy="2743200"/>
                   <wp:effectExtent b="0" l="0" r="0" t="0"/>
-                  <wp:docPr descr="" title="" id="150" name="Picture"/>
+                  <wp:docPr descr="" title="" id="132" name="Picture"/>
                   <a:graphic>
                     <a:graphicData uri="http://schemas.openxmlformats.org/drawingml/2006/picture">
                       <pic:pic>
                         <pic:nvPicPr>
-                          <pic:cNvPr descr="05_01_lecture_powerpoint_files/figure-docx/unnamed-chunk-19-1.png" id="151" name="Picture"/>
+                          <pic:cNvPr descr="05_01_lecture_powerpoint_files/figure-docx/unnamed-chunk-17-1.png" id="133" name="Picture"/>
                           <pic:cNvPicPr>
                             <a:picLocks noChangeArrowheads="1" noChangeAspect="1"/>
                           </pic:cNvPicPr>
                         </pic:nvPicPr>
                         <pic:blipFill>
-                          <a:blip r:embed="rId149"/>
+                          <a:blip r:embed="rId131"/>
                           <a:stretch>
                             <a:fillRect/>
                           </a:stretch>
@@ -10213,7 +6721,7 @@
                         <pic:spPr bwMode="auto">
                           <a:xfrm>
                             <a:off x="0" y="0"/>
-                            <a:ext cx="6578600" cy="4186381"/>
+                            <a:ext cx="2743200" cy="2743200"/>
                           </a:xfrm>
                           <a:prstGeom prst="rect">
                             <a:avLst/>
@@ -10240,20 +6748,20 @@
               <w:rPr>
                 <w:rStyle w:val="VerbatimChar"/>
               </w:rPr>
-              <w:t xml:space="preserve">[1]  4 16</w:t>
+              <w:t xml:space="preserve">[1] 53 35</w:t>
             </w:r>
           </w:p>
         </w:tc>
       </w:tr>
     </w:tbl>
-    <w:bookmarkEnd w:id="152"/>
-    <w:bookmarkStart w:id="155" w:name="Xd47ab15bb5626bdce6e3671e406575aa36b8be2"/>
+    <w:bookmarkEnd w:id="134"/>
+    <w:bookmarkStart w:id="137" w:name="practice-exercise-11-shapiro-wilk-for-i3"/>
     <w:p>
       <w:pPr>
         <w:pStyle w:val="Heading1"/>
       </w:pPr>
       <w:r>
-        <w:t xml:space="preserve">Practice Exercise 11: Shapiro-Wilk for Leeward</w:t>
+        <w:t xml:space="preserve">Practice Exercise 11: Shapiro-Wilk for i3</w:t>
       </w:r>
     </w:p>
     <w:tbl>
@@ -10298,18 +6806,18 @@
                 <wp:inline>
                   <wp:extent cx="152400" cy="152400"/>
                   <wp:effectExtent b="0" l="0" r="0" t="0"/>
-                  <wp:docPr descr="" title="" id="153" name="Picture"/>
+                  <wp:docPr descr="" title="" id="135" name="Picture"/>
                   <a:graphic>
                     <a:graphicData uri="http://schemas.openxmlformats.org/drawingml/2006/picture">
                       <pic:pic>
                         <pic:nvPicPr>
-                          <pic:cNvPr descr="/Applications/RStudio.app/Contents/Resources/app/quarto/share/formats/docx/tip.png" id="154" name="Picture"/>
+                          <pic:cNvPr descr="/Applications/RStudio.app/Contents/Resources/app/quarto/share/formats/docx/tip.png" id="136" name="Picture"/>
                           <pic:cNvPicPr>
                             <a:picLocks noChangeArrowheads="1" noChangeAspect="1"/>
                           </pic:cNvPicPr>
                         </pic:nvPicPr>
                         <pic:blipFill>
-                          <a:blip r:embed="rId45"/>
+                          <a:blip r:embed="rId67"/>
                           <a:stretch>
                             <a:fillRect/>
                           </a:stretch>
@@ -10342,7 +6850,7 @@
               <w:t xml:space="preserve"> </w:t>
             </w:r>
             <w:r>
-              <w:t xml:space="preserve">Practice Exercise 11: Test normality of leeward pine needle lengths</w:t>
+              <w:t xml:space="preserve">Practice Exercise 11: Test normality of i3 lengths</w:t>
             </w:r>
           </w:p>
         </w:tc>
@@ -10394,18 +6902,6 @@
               <w:rPr>
                 <w:rStyle w:val="NormalTok"/>
               </w:rPr>
-              <w:t xml:space="preserve">shapiro_lee </w:t>
-            </w:r>
-            <w:r>
-              <w:rPr>
-                <w:rStyle w:val="OtherTok"/>
-              </w:rPr>
-              <w:t xml:space="preserve">&lt;-</w:t>
-            </w:r>
-            <w:r>
-              <w:rPr>
-                <w:rStyle w:val="NormalTok"/>
-              </w:rPr>
               <w:t xml:space="preserve"> </w:t>
             </w:r>
             <w:r>
@@ -10418,7 +6914,7 @@
               <w:rPr>
                 <w:rStyle w:val="NormalTok"/>
               </w:rPr>
-              <w:t xml:space="preserve">(leeward_data</w:t>
+              <w:t xml:space="preserve">(i3_data</w:t>
             </w:r>
             <w:r>
               <w:rPr>
@@ -10431,33 +6927,6 @@
                 <w:rStyle w:val="NormalTok"/>
               </w:rPr>
               <w:t xml:space="preserve">length_mm)</w:t>
-            </w:r>
-            <w:r>
-              <w:br/>
-            </w:r>
-            <w:r>
-              <w:rPr>
-                <w:rStyle w:val="FunctionTok"/>
-              </w:rPr>
-              <w:t xml:space="preserve">print</w:t>
-            </w:r>
-            <w:r>
-              <w:rPr>
-                <w:rStyle w:val="NormalTok"/>
-              </w:rPr>
-              <w:t xml:space="preserve">(</w:t>
-            </w:r>
-            <w:r>
-              <w:rPr>
-                <w:rStyle w:val="StringTok"/>
-              </w:rPr>
-              <w:t xml:space="preserve">"Shapiro-Wilk test for leeward data:"</w:t>
-            </w:r>
-            <w:r>
-              <w:rPr>
-                <w:rStyle w:val="NormalTok"/>
-              </w:rPr>
-              <w:t xml:space="preserve">)</w:t>
             </w:r>
           </w:p>
           <w:p>
@@ -10465,69 +6934,41 @@
               <w:pStyle w:val="SourceCode"/>
             </w:pPr>
             <w:r>
+              <w:br/>
+            </w:r>
+            <w:r>
               <w:rPr>
                 <w:rStyle w:val="VerbatimChar"/>
               </w:rPr>
-              <w:t xml:space="preserve">[1] "Shapiro-Wilk test for leeward data:"</w:t>
-            </w:r>
-          </w:p>
-          <w:p>
-            <w:pPr>
-              <w:pStyle w:val="SourceCode"/>
-            </w:pPr>
-            <w:r>
-              <w:rPr>
-                <w:rStyle w:val="FunctionTok"/>
-              </w:rPr>
-              <w:t xml:space="preserve">print</w:t>
-            </w:r>
-            <w:r>
-              <w:rPr>
-                <w:rStyle w:val="NormalTok"/>
-              </w:rPr>
-              <w:t xml:space="preserve">(shapiro_lee)</w:t>
-            </w:r>
-          </w:p>
-          <w:p>
-            <w:pPr>
-              <w:pStyle w:val="SourceCode"/>
-            </w:pPr>
+              <w:t xml:space="preserve">    Shapiro-Wilk normality test</w:t>
+            </w:r>
             <w:r>
               <w:br/>
             </w:r>
             <w:r>
+              <w:br/>
+            </w:r>
+            <w:r>
               <w:rPr>
                 <w:rStyle w:val="VerbatimChar"/>
               </w:rPr>
-              <w:t xml:space="preserve">    Shapiro-Wilk normality test</w:t>
+              <w:t xml:space="preserve">data:  i3_data$length_mm</w:t>
             </w:r>
             <w:r>
               <w:br/>
             </w:r>
             <w:r>
-              <w:br/>
-            </w:r>
-            <w:r>
               <w:rPr>
                 <w:rStyle w:val="VerbatimChar"/>
               </w:rPr>
-              <w:t xml:space="preserve">data:  leeward_data$length_mm</w:t>
-            </w:r>
-            <w:r>
-              <w:br/>
-            </w:r>
-            <w:r>
-              <w:rPr>
-                <w:rStyle w:val="VerbatimChar"/>
-              </w:rPr>
-              <w:t xml:space="preserve">W = 0.95477, p-value = 0.3425</w:t>
+              <w:t xml:space="preserve">W = 0.91051, p-value = 0.0001623</w:t>
             </w:r>
           </w:p>
         </w:tc>
       </w:tr>
     </w:tbl>
-    <w:bookmarkEnd w:id="155"/>
-    <w:bookmarkStart w:id="158" w:name="Xcb5756d597dc0e805d1cc63dc07752b2c06f513"/>
+    <w:bookmarkEnd w:id="137"/>
+    <w:bookmarkStart w:id="140" w:name="Xcb5756d597dc0e805d1cc63dc07752b2c06f513"/>
     <w:p>
       <w:pPr>
         <w:pStyle w:val="Heading1"/>
@@ -10578,18 +7019,18 @@
                 <wp:inline>
                   <wp:extent cx="152400" cy="152400"/>
                   <wp:effectExtent b="0" l="0" r="0" t="0"/>
-                  <wp:docPr descr="" title="" id="156" name="Picture"/>
+                  <wp:docPr descr="" title="" id="138" name="Picture"/>
                   <a:graphic>
                     <a:graphicData uri="http://schemas.openxmlformats.org/drawingml/2006/picture">
                       <pic:pic>
                         <pic:nvPicPr>
-                          <pic:cNvPr descr="/Applications/RStudio.app/Contents/Resources/app/quarto/share/formats/docx/tip.png" id="157" name="Picture"/>
+                          <pic:cNvPr descr="/Applications/RStudio.app/Contents/Resources/app/quarto/share/formats/docx/tip.png" id="139" name="Picture"/>
                           <pic:cNvPicPr>
                             <a:picLocks noChangeArrowheads="1" noChangeAspect="1"/>
                           </pic:cNvPicPr>
                         </pic:nvPicPr>
                         <pic:blipFill>
-                          <a:blip r:embed="rId45"/>
+                          <a:blip r:embed="rId67"/>
                           <a:stretch>
                             <a:fillRect/>
                           </a:stretch>
@@ -10696,7 +7137,7 @@
               <w:rPr>
                 <w:rStyle w:val="NormalTok"/>
               </w:rPr>
-              <w:t xml:space="preserve"> pine_df </w:t>
+              <w:t xml:space="preserve"> grayling_df </w:t>
             </w:r>
             <w:r>
               <w:rPr>
@@ -10723,7 +7164,7 @@
               <w:rPr>
                 <w:rStyle w:val="NormalTok"/>
               </w:rPr>
-              <w:t xml:space="preserve">(wind) </w:t>
+              <w:t xml:space="preserve">(lake) </w:t>
             </w:r>
             <w:r>
               <w:rPr>
@@ -10977,7 +7418,7 @@
               <w:rPr>
                 <w:rStyle w:val="VerbatimChar"/>
               </w:rPr>
-              <w:t xml:space="preserve">  wind  shapiro_stat shapiro_p_value normal_distribution</w:t>
+              <w:t xml:space="preserve">  lake  shapiro_stat shapiro_p_value normal_distribution</w:t>
             </w:r>
             <w:r>
               <w:br/>
@@ -10995,7 +7436,7 @@
               <w:rPr>
                 <w:rStyle w:val="VerbatimChar"/>
               </w:rPr>
-              <w:t xml:space="preserve">1 lee          0.955           0.343 Normal             </w:t>
+              <w:t xml:space="preserve">1 I3           0.911       0.000162  Non-normal         </w:t>
             </w:r>
             <w:r>
               <w:br/>
@@ -11004,14 +7445,14 @@
               <w:rPr>
                 <w:rStyle w:val="VerbatimChar"/>
               </w:rPr>
-              <w:t xml:space="preserve">2 wind         0.961           0.451 Normal             </w:t>
+              <w:t xml:space="preserve">2 I8           0.920       0.0000112 Non-normal         </w:t>
             </w:r>
           </w:p>
         </w:tc>
       </w:tr>
     </w:tbl>
-    <w:bookmarkEnd w:id="158"/>
-    <w:bookmarkStart w:id="161" w:name="X6d178b0a0ff3e7e9309dee53fd8c03316335bed"/>
+    <w:bookmarkEnd w:id="140"/>
+    <w:bookmarkStart w:id="143" w:name="X6d178b0a0ff3e7e9309dee53fd8c03316335bed"/>
     <w:p>
       <w:pPr>
         <w:pStyle w:val="Heading1"/>
@@ -11062,18 +7503,18 @@
                 <wp:inline>
                   <wp:extent cx="152400" cy="152400"/>
                   <wp:effectExtent b="0" l="0" r="0" t="0"/>
-                  <wp:docPr descr="" title="" id="159" name="Picture"/>
+                  <wp:docPr descr="" title="" id="141" name="Picture"/>
                   <a:graphic>
                     <a:graphicData uri="http://schemas.openxmlformats.org/drawingml/2006/picture">
                       <pic:pic>
                         <pic:nvPicPr>
-                          <pic:cNvPr descr="/Applications/RStudio.app/Contents/Resources/app/quarto/share/formats/docx/tip.png" id="160" name="Picture"/>
+                          <pic:cNvPr descr="/Applications/RStudio.app/Contents/Resources/app/quarto/share/formats/docx/tip.png" id="142" name="Picture"/>
                           <pic:cNvPicPr>
                             <a:picLocks noChangeArrowheads="1" noChangeAspect="1"/>
                           </pic:cNvPicPr>
                         </pic:nvPicPr>
                         <pic:blipFill>
-                          <a:blip r:embed="rId45"/>
+                          <a:blip r:embed="rId67"/>
                           <a:stretch>
                             <a:fillRect/>
                           </a:stretch>
@@ -11195,7 +7636,7 @@
               <w:rPr>
                 <w:rStyle w:val="NormalTok"/>
               </w:rPr>
-              <w:t xml:space="preserve"> wind, </w:t>
+              <w:t xml:space="preserve"> lake, </w:t>
             </w:r>
             <w:r>
               <w:rPr>
@@ -11207,7 +7648,7 @@
               <w:rPr>
                 <w:rStyle w:val="NormalTok"/>
               </w:rPr>
-              <w:t xml:space="preserve"> pine_df)</w:t>
+              <w:t xml:space="preserve"> grayling_df)</w:t>
             </w:r>
             <w:r>
               <w:br/>
@@ -11282,7 +7723,7 @@
               <w:rPr>
                 <w:rStyle w:val="VerbatimChar"/>
               </w:rPr>
-              <w:t xml:space="preserve">      Df F value Pr(&gt;F)</w:t>
+              <w:t xml:space="preserve">       Df F value    Pr(&gt;F)    </w:t>
             </w:r>
             <w:r>
               <w:br/>
@@ -11291,7 +7732,7 @@
               <w:rPr>
                 <w:rStyle w:val="VerbatimChar"/>
               </w:rPr>
-              <w:t xml:space="preserve">group  1  1.2004 0.2789</w:t>
+              <w:t xml:space="preserve">group   1  13.705 0.0002907 ***</w:t>
             </w:r>
             <w:r>
               <w:br/>
@@ -11300,14 +7741,32 @@
               <w:rPr>
                 <w:rStyle w:val="VerbatimChar"/>
               </w:rPr>
-              <w:t xml:space="preserve">      46               </w:t>
+              <w:t xml:space="preserve">      166                      </w:t>
+            </w:r>
+            <w:r>
+              <w:br/>
+            </w:r>
+            <w:r>
+              <w:rPr>
+                <w:rStyle w:val="VerbatimChar"/>
+              </w:rPr>
+              <w:t xml:space="preserve">---</w:t>
+            </w:r>
+            <w:r>
+              <w:br/>
+            </w:r>
+            <w:r>
+              <w:rPr>
+                <w:rStyle w:val="VerbatimChar"/>
+              </w:rPr>
+              <w:t xml:space="preserve">Signif. codes:  0 '***' 0.001 '**' 0.01 '*' 0.05 '.' 0.1 ' ' 1</w:t>
             </w:r>
           </w:p>
         </w:tc>
       </w:tr>
     </w:tbl>
-    <w:bookmarkEnd w:id="161"/>
-    <w:bookmarkStart w:id="162" w:name="X444de93c1a9e035769189163cb7593ed9dfda3b"/>
+    <w:bookmarkEnd w:id="143"/>
+    <w:bookmarkStart w:id="144" w:name="X444de93c1a9e035769189163cb7593ed9dfda3b"/>
     <w:p>
       <w:pPr>
         <w:pStyle w:val="Heading1"/>
@@ -11331,7 +7790,7 @@
         <w:pStyle w:val="FirstParagraph"/>
       </w:pPr>
       <w:r>
-        <w:t xml:space="preserve">Now we can compare the mean pine needle lengths between windward and leeward sides.</w:t>
+        <w:t xml:space="preserve">Now we can compare the mean fish lengths between i3 and i8.</w:t>
       </w:r>
     </w:p>
     <w:p>
@@ -11339,7 +7798,7 @@
         <w:pStyle w:val="BodyText"/>
       </w:pPr>
       <w:r>
-        <w:t xml:space="preserve">Ho: μ₁ = μ₂ (The mean needle lengths are equal)</w:t>
+        <w:t xml:space="preserve">Ho: μ₁ = μ₂ (The fish lengths do not differ)</w:t>
       </w:r>
     </w:p>
     <w:p>
@@ -11347,7 +7806,7 @@
         <w:pStyle w:val="BodyText"/>
       </w:pPr>
       <w:r>
-        <w:t xml:space="preserve">Ha: μ₁ ≠ μ₂ (The mean needle lengths are different)</w:t>
+        <w:t xml:space="preserve">Ha: μ₁ ≠ μ₂ (The mean fish lengths differ - direction is not specified)</w:t>
       </w:r>
     </w:p>
     <w:p>
@@ -11362,7 +7821,7 @@
       <w:pPr>
         <w:numPr>
           <w:ilvl w:val="0"/>
-          <w:numId w:val="1032"/>
+          <w:numId w:val="1029"/>
         </w:numPr>
       </w:pPr>
       <w:r>
@@ -11373,7 +7832,7 @@
       <w:pPr>
         <w:numPr>
           <w:ilvl w:val="0"/>
-          <w:numId w:val="1032"/>
+          <w:numId w:val="1029"/>
         </w:numPr>
       </w:pPr>
       <w:r>
@@ -11409,7 +7868,7 @@
         <w:rPr>
           <w:rStyle w:val="VerbatimChar"/>
         </w:rPr>
-        <w:t xml:space="preserve">      Df F value Pr(&gt;F)</w:t>
+        <w:t xml:space="preserve">       Df F value    Pr(&gt;F)    </w:t>
       </w:r>
       <w:r>
         <w:br/>
@@ -11418,7 +7877,7 @@
         <w:rPr>
           <w:rStyle w:val="VerbatimChar"/>
         </w:rPr>
-        <w:t xml:space="preserve">group  1  1.2004 0.2789</w:t>
+        <w:t xml:space="preserve">group   1  13.705 0.0002907 ***</w:t>
       </w:r>
       <w:r>
         <w:br/>
@@ -11427,11 +7886,29 @@
         <w:rPr>
           <w:rStyle w:val="VerbatimChar"/>
         </w:rPr>
-        <w:t xml:space="preserve">      46               </w:t>
-      </w:r>
-    </w:p>
-    <w:bookmarkEnd w:id="162"/>
-    <w:bookmarkStart w:id="165" w:name="lecture-5-running-the-two-sample-t-test"/>
+        <w:t xml:space="preserve">      166                      </w:t>
+      </w:r>
+      <w:r>
+        <w:br/>
+      </w:r>
+      <w:r>
+        <w:rPr>
+          <w:rStyle w:val="VerbatimChar"/>
+        </w:rPr>
+        <w:t xml:space="preserve">---</w:t>
+      </w:r>
+      <w:r>
+        <w:br/>
+      </w:r>
+      <w:r>
+        <w:rPr>
+          <w:rStyle w:val="VerbatimChar"/>
+        </w:rPr>
+        <w:t xml:space="preserve">Signif. codes:  0 '***' 0.001 '**' 0.01 '*' 0.05 '.' 0.1 ' ' 1</w:t>
+      </w:r>
+    </w:p>
+    <w:bookmarkEnd w:id="144"/>
+    <w:bookmarkStart w:id="147" w:name="lecture-5-running-the-two-sample-t-test"/>
     <w:p>
       <w:pPr>
         <w:pStyle w:val="Heading1"/>
@@ -11480,6 +7957,64 @@
       </w:pPr>
       <w:r>
         <w:t xml:space="preserve">t = (mean1 - mean2) / sqrt((s1^2/n1) + (s2^2/n2))</w:t>
+      </w:r>
+    </w:p>
+    <w:p>
+      <w:pPr>
+        <w:pStyle w:val="SourceCode"/>
+      </w:pPr>
+      <w:r>
+        <w:rPr>
+          <w:rStyle w:val="NormalTok"/>
+        </w:rPr>
+        <w:t xml:space="preserve">grayling_summary</w:t>
+      </w:r>
+    </w:p>
+    <w:p>
+      <w:pPr>
+        <w:pStyle w:val="SourceCode"/>
+      </w:pPr>
+      <w:r>
+        <w:rPr>
+          <w:rStyle w:val="VerbatimChar"/>
+        </w:rPr>
+        <w:t xml:space="preserve"># A tibble: 2 × 5</w:t>
+      </w:r>
+      <w:r>
+        <w:br/>
+      </w:r>
+      <w:r>
+        <w:rPr>
+          <w:rStyle w:val="VerbatimChar"/>
+        </w:rPr>
+        <w:t xml:space="preserve">  lake  mean_length sd_length se_length count</w:t>
+      </w:r>
+      <w:r>
+        <w:br/>
+      </w:r>
+      <w:r>
+        <w:rPr>
+          <w:rStyle w:val="VerbatimChar"/>
+        </w:rPr>
+        <w:t xml:space="preserve">  &lt;chr&gt;       &lt;dbl&gt;     &lt;dbl&gt;     &lt;dbl&gt; &lt;int&gt;</w:t>
+      </w:r>
+      <w:r>
+        <w:br/>
+      </w:r>
+      <w:r>
+        <w:rPr>
+          <w:rStyle w:val="VerbatimChar"/>
+        </w:rPr>
+        <w:t xml:space="preserve">1 I3           266.      28.3      3.48    66</w:t>
+      </w:r>
+      <w:r>
+        <w:br/>
+      </w:r>
+      <w:r>
+        <w:rPr>
+          <w:rStyle w:val="VerbatimChar"/>
+        </w:rPr>
+        <w:t xml:space="preserve">2 I8           363.      52.3      5.18   102</w:t>
       </w:r>
     </w:p>
     <w:tbl>
@@ -11513,7 +8048,7 @@
           </w:tcPr>
           <w:p>
             <w:pPr>
-              <w:pStyle w:val="BodyText"/>
+              <w:pStyle w:val="FirstParagraph"/>
             </w:pPr>
             <w:pPr>
               <w:spacing w:before="0" w:after="0"/>
@@ -11524,18 +8059,18 @@
                 <wp:inline>
                   <wp:extent cx="152400" cy="152400"/>
                   <wp:effectExtent b="0" l="0" r="0" t="0"/>
-                  <wp:docPr descr="" title="" id="163" name="Picture"/>
+                  <wp:docPr descr="" title="" id="145" name="Picture"/>
                   <a:graphic>
                     <a:graphicData uri="http://schemas.openxmlformats.org/drawingml/2006/picture">
                       <pic:pic>
                         <pic:nvPicPr>
-                          <pic:cNvPr descr="/Applications/RStudio.app/Contents/Resources/app/quarto/share/formats/docx/tip.png" id="164" name="Picture"/>
+                          <pic:cNvPr descr="/Applications/RStudio.app/Contents/Resources/app/quarto/share/formats/docx/tip.png" id="146" name="Picture"/>
                           <pic:cNvPicPr>
                             <a:picLocks noChangeArrowheads="1" noChangeAspect="1"/>
                           </pic:cNvPicPr>
                         </pic:nvPicPr>
                         <pic:blipFill>
-                          <a:blip r:embed="rId45"/>
+                          <a:blip r:embed="rId67"/>
                           <a:stretch>
                             <a:fillRect/>
                           </a:stretch>
@@ -11670,7 +8205,7 @@
               <w:rPr>
                 <w:rStyle w:val="NormalTok"/>
               </w:rPr>
-              <w:t xml:space="preserve"> wind, </w:t>
+              <w:t xml:space="preserve"> lake, </w:t>
             </w:r>
             <w:r>
               <w:rPr>
@@ -11682,7 +8217,7 @@
               <w:rPr>
                 <w:rStyle w:val="NormalTok"/>
               </w:rPr>
-              <w:t xml:space="preserve"> pine_df, </w:t>
+              <w:t xml:space="preserve"> grayling_df, </w:t>
             </w:r>
             <w:r>
               <w:rPr>
@@ -11787,7 +8322,7 @@
               <w:rPr>
                 <w:rStyle w:val="VerbatimChar"/>
               </w:rPr>
-              <w:t xml:space="preserve">data:  length_mm by wind</w:t>
+              <w:t xml:space="preserve">data:  length_mm by lake</w:t>
             </w:r>
             <w:r>
               <w:br/>
@@ -11796,7 +8331,7 @@
               <w:rPr>
                 <w:rStyle w:val="VerbatimChar"/>
               </w:rPr>
-              <w:t xml:space="preserve">t = 8.6792, df = 46, p-value = 3.01e-11</w:t>
+              <w:t xml:space="preserve">t = -13.797, df = 166, p-value &lt; 2.2e-16</w:t>
             </w:r>
             <w:r>
               <w:br/>
@@ -11805,7 +8340,7 @@
               <w:rPr>
                 <w:rStyle w:val="VerbatimChar"/>
               </w:rPr>
-              <w:t xml:space="preserve">alternative hypothesis: true difference in means between group lee and group wind is not equal to 0</w:t>
+              <w:t xml:space="preserve">alternative hypothesis: true difference in means between group I3 and group I8 is not equal to 0</w:t>
             </w:r>
             <w:r>
               <w:br/>
@@ -11823,7 +8358,7 @@
               <w:rPr>
                 <w:rStyle w:val="VerbatimChar"/>
               </w:rPr>
-              <w:t xml:space="preserve"> 4.224437 6.775563</w:t>
+              <w:t xml:space="preserve"> -110.87187  -83.11208</w:t>
             </w:r>
             <w:r>
               <w:br/>
@@ -11841,7 +8376,7 @@
               <w:rPr>
                 <w:rStyle w:val="VerbatimChar"/>
               </w:rPr>
-              <w:t xml:space="preserve"> mean in group lee mean in group wind </w:t>
+              <w:t xml:space="preserve">mean in group I3 mean in group I8 </w:t>
             </w:r>
             <w:r>
               <w:br/>
@@ -11850,7 +8385,7 @@
               <w:rPr>
                 <w:rStyle w:val="VerbatimChar"/>
               </w:rPr>
-              <w:t xml:space="preserve">          20.41667           14.91667 </w:t>
+              <w:t xml:space="preserve">        265.6061         362.5980 </w:t>
             </w:r>
           </w:p>
           <w:p>
@@ -11876,8 +8411,8 @@
         </w:tc>
       </w:tr>
     </w:tbl>
-    <w:bookmarkEnd w:id="165"/>
-    <w:bookmarkStart w:id="169" w:name="Xeb0cbf1649d7229187d2072456be4c9de180d37"/>
+    <w:bookmarkEnd w:id="147"/>
+    <w:bookmarkStart w:id="150" w:name="Xf1463e876a6591df32a37ec187f7b887dc2a0d1"/>
     <w:p>
       <w:pPr>
         <w:pStyle w:val="Heading1"/>
@@ -11893,38 +8428,315 @@
         <w:t xml:space="preserve"> </w:t>
       </w:r>
       <w:r>
-        <w:t xml:space="preserve">Interpreting Two-Sample T-Test Results</w:t>
-      </w:r>
-    </w:p>
-    <w:p>
-      <w:pPr>
-        <w:pStyle w:val="FirstParagraph"/>
+        <w:t xml:space="preserve">Difference between a Two-Sample T and Welch’s T Test</w:t>
+      </w:r>
+    </w:p>
+    <w:bookmarkStart w:id="148" w:name="standard-t-test-students-t-test"/>
+    <w:p>
+      <w:pPr>
+        <w:pStyle w:val="Heading2"/>
+      </w:pPr>
+      <w:r>
+        <w:t xml:space="preserve">Standard t-test (Student’s t-test)</w:t>
+      </w:r>
+    </w:p>
+    <w:p>
+      <w:pPr>
+        <w:pStyle w:val="Compact"/>
+        <w:numPr>
+          <w:ilvl w:val="0"/>
+          <w:numId w:val="1030"/>
+        </w:numPr>
       </w:pPr>
       <w:r>
         <w:rPr>
           <w:b/>
           <w:bCs/>
         </w:rPr>
-        <w:t xml:space="preserve">Interpret the results of the two-sample t-test</w:t>
-      </w:r>
-    </w:p>
-    <w:p>
-      <w:pPr>
-        <w:pStyle w:val="BodyText"/>
-      </w:pPr>
-      <w:r>
-        <w:t xml:space="preserve">What can we conclude about the needle lengths on windward vs. leeward sides?</w:t>
-      </w:r>
-    </w:p>
-    <w:p>
-      <w:pPr>
-        <w:pStyle w:val="BodyText"/>
-      </w:pPr>
+        <w:t xml:space="preserve">Assumes equal variances</w:t>
+      </w:r>
+      <w:r>
+        <w:t xml:space="preserve"> </w:t>
+      </w:r>
+      <w:r>
+        <w:t xml:space="preserve">between the two groups being compared</w:t>
+      </w:r>
+    </w:p>
+    <w:p>
+      <w:pPr>
+        <w:pStyle w:val="Compact"/>
+        <w:numPr>
+          <w:ilvl w:val="0"/>
+          <w:numId w:val="1030"/>
+        </w:numPr>
+      </w:pPr>
+      <w:r>
+        <w:t xml:space="preserve">Uses a</w:t>
+      </w:r>
+      <w:r>
+        <w:t xml:space="preserve"> </w:t>
+      </w:r>
       <w:r>
         <w:rPr>
           <w:b/>
           <w:bCs/>
         </w:rPr>
+        <w:t xml:space="preserve">pooled variance estimate</w:t>
+      </w:r>
+      <w:r>
+        <w:t xml:space="preserve"> </w:t>
+      </w:r>
+      <w:r>
+        <w:t xml:space="preserve">that combines data from both group</w:t>
+      </w:r>
+    </w:p>
+    <w:p>
+      <w:pPr>
+        <w:pStyle w:val="Compact"/>
+        <w:numPr>
+          <w:ilvl w:val="0"/>
+          <w:numId w:val="1030"/>
+        </w:numPr>
+      </w:pPr>
+      <w:r>
+        <w:t xml:space="preserve">Has</w:t>
+      </w:r>
+      <w:r>
+        <w:t xml:space="preserve"> </w:t>
+      </w:r>
+      <w:r>
+        <w:rPr>
+          <w:b/>
+          <w:bCs/>
+        </w:rPr>
+        <w:t xml:space="preserve">higher statistical power</w:t>
+      </w:r>
+      <w:r>
+        <w:t xml:space="preserve"> </w:t>
+      </w:r>
+      <w:r>
+        <w:t xml:space="preserve">when the equal variance assumption is met</w:t>
+      </w:r>
+    </w:p>
+    <w:p>
+      <w:pPr>
+        <w:pStyle w:val="Compact"/>
+        <w:numPr>
+          <w:ilvl w:val="0"/>
+          <w:numId w:val="1030"/>
+        </w:numPr>
+      </w:pPr>
+      <w:r>
+        <w:rPr>
+          <w:b/>
+          <w:bCs/>
+        </w:rPr>
+        <w:t xml:space="preserve">Degrees of freedom</w:t>
+      </w:r>
+      <w:r>
+        <w:t xml:space="preserve"> </w:t>
+      </w:r>
+      <w:r>
+        <w:t xml:space="preserve">= n₁ + n₂ - 2</w:t>
+      </w:r>
+    </w:p>
+    <w:bookmarkEnd w:id="148"/>
+    <w:bookmarkStart w:id="149" w:name="welchs-t-test"/>
+    <w:p>
+      <w:pPr>
+        <w:pStyle w:val="Heading2"/>
+      </w:pPr>
+      <w:r>
+        <w:t xml:space="preserve">Welch’s t-test</w:t>
+      </w:r>
+    </w:p>
+    <w:p>
+      <w:pPr>
+        <w:pStyle w:val="Compact"/>
+        <w:numPr>
+          <w:ilvl w:val="0"/>
+          <w:numId w:val="1031"/>
+        </w:numPr>
+      </w:pPr>
+      <w:r>
+        <w:rPr>
+          <w:b/>
+          <w:bCs/>
+        </w:rPr>
+        <w:t xml:space="preserve">Does not assume equal variances</w:t>
+      </w:r>
+      <w:r>
+        <w:t xml:space="preserve"> </w:t>
+      </w:r>
+      <w:r>
+        <w:t xml:space="preserve">between groups (also called the</w:t>
+      </w:r>
+      <w:r>
+        <w:t xml:space="preserve"> </w:t>
+      </w:r>
+      <w:r>
+        <w:t xml:space="preserve">“unequal variances t-test”</w:t>
+      </w:r>
+      <w:r>
+        <w:t xml:space="preserve">)</w:t>
+      </w:r>
+    </w:p>
+    <w:p>
+      <w:pPr>
+        <w:pStyle w:val="Compact"/>
+        <w:numPr>
+          <w:ilvl w:val="0"/>
+          <w:numId w:val="1031"/>
+        </w:numPr>
+      </w:pPr>
+      <w:r>
+        <w:t xml:space="preserve">Uses</w:t>
+      </w:r>
+      <w:r>
+        <w:t xml:space="preserve"> </w:t>
+      </w:r>
+      <w:r>
+        <w:rPr>
+          <w:b/>
+          <w:bCs/>
+        </w:rPr>
+        <w:t xml:space="preserve">separate variance estimates</w:t>
+      </w:r>
+      <w:r>
+        <w:t xml:space="preserve"> </w:t>
+      </w:r>
+      <w:r>
+        <w:t xml:space="preserve">for each group</w:t>
+      </w:r>
+    </w:p>
+    <w:p>
+      <w:pPr>
+        <w:pStyle w:val="Compact"/>
+        <w:numPr>
+          <w:ilvl w:val="0"/>
+          <w:numId w:val="1031"/>
+        </w:numPr>
+      </w:pPr>
+      <w:r>
+        <w:t xml:space="preserve">More</w:t>
+      </w:r>
+      <w:r>
+        <w:t xml:space="preserve"> </w:t>
+      </w:r>
+      <w:r>
+        <w:rPr>
+          <w:b/>
+          <w:bCs/>
+        </w:rPr>
+        <w:t xml:space="preserve">robust</w:t>
+      </w:r>
+      <w:r>
+        <w:t xml:space="preserve"> </w:t>
+      </w:r>
+      <w:r>
+        <w:t xml:space="preserve">when group variances are different</w:t>
+      </w:r>
+    </w:p>
+    <w:p>
+      <w:pPr>
+        <w:pStyle w:val="Compact"/>
+        <w:numPr>
+          <w:ilvl w:val="0"/>
+          <w:numId w:val="1031"/>
+        </w:numPr>
+      </w:pPr>
+      <w:r>
+        <w:t xml:space="preserve">Uses a more complex</w:t>
+      </w:r>
+      <w:r>
+        <w:t xml:space="preserve"> </w:t>
+      </w:r>
+      <w:r>
+        <w:rPr>
+          <w:b/>
+          <w:bCs/>
+        </w:rPr>
+        <w:t xml:space="preserve">degrees of freedom calculation</w:t>
+      </w:r>
+      <w:r>
+        <w:t xml:space="preserve"> </w:t>
+      </w:r>
+      <w:r>
+        <w:t xml:space="preserve">(Welch-Satterthwaite equation)</w:t>
+      </w:r>
+    </w:p>
+    <w:p>
+      <w:pPr>
+        <w:pStyle w:val="Compact"/>
+        <w:numPr>
+          <w:ilvl w:val="0"/>
+          <w:numId w:val="1031"/>
+        </w:numPr>
+      </w:pPr>
+      <w:r>
+        <w:rPr>
+          <w:b/>
+          <w:bCs/>
+        </w:rPr>
+        <w:t xml:space="preserve">Degrees of freedom</w:t>
+      </w:r>
+      <w:r>
+        <w:t xml:space="preserve"> </w:t>
+      </w:r>
+      <w:r>
+        <w:t xml:space="preserve">are typically non-integer and usually smaller than the standard t-test</w:t>
+      </w:r>
+    </w:p>
+    <w:bookmarkEnd w:id="149"/>
+    <w:bookmarkEnd w:id="150"/>
+    <w:bookmarkStart w:id="154" w:name="Xeb0cbf1649d7229187d2072456be4c9de180d37"/>
+    <w:p>
+      <w:pPr>
+        <w:pStyle w:val="Heading1"/>
+      </w:pPr>
+      <w:r>
+        <w:rPr>
+          <w:b/>
+          <w:bCs/>
+        </w:rPr>
+        <w:t xml:space="preserve">Lecture 5:</w:t>
+      </w:r>
+      <w:r>
+        <w:t xml:space="preserve"> </w:t>
+      </w:r>
+      <w:r>
+        <w:t xml:space="preserve">Interpreting Two-Sample T-Test Results</w:t>
+      </w:r>
+    </w:p>
+    <w:p>
+      <w:pPr>
+        <w:pStyle w:val="FirstParagraph"/>
+      </w:pPr>
+      <w:r>
+        <w:rPr>
+          <w:b/>
+          <w:bCs/>
+        </w:rPr>
+        <w:t xml:space="preserve">Interpret the results of the two-sample t-test</w:t>
+      </w:r>
+    </w:p>
+    <w:p>
+      <w:pPr>
+        <w:pStyle w:val="BodyText"/>
+      </w:pPr>
+      <w:r>
+        <w:t xml:space="preserve">What can we conclude about the needle lengths on windward vs. leeward sides?</w:t>
+      </w:r>
+    </w:p>
+    <w:p>
+      <w:pPr>
+        <w:pStyle w:val="BodyText"/>
+      </w:pPr>
+      <w:r>
+        <w:rPr>
+          <w:b/>
+          <w:bCs/>
+        </w:rPr>
         <w:t xml:space="preserve">How to report this result in a scientific paper:</w:t>
       </w:r>
     </w:p>
@@ -11943,20 +8755,20 @@
       <w:r>
         <w:drawing>
           <wp:inline>
-            <wp:extent cx="6578600" cy="5262880"/>
+            <wp:extent cx="4572000" cy="3657600"/>
             <wp:effectExtent b="0" l="0" r="0" t="0"/>
-            <wp:docPr descr="" title="" id="167" name="Picture"/>
+            <wp:docPr descr="" title="" id="152" name="Picture"/>
             <a:graphic>
               <a:graphicData uri="http://schemas.openxmlformats.org/drawingml/2006/picture">
                 <pic:pic>
                   <pic:nvPicPr>
-                    <pic:cNvPr descr="05_01_lecture_powerpoint_files/figure-docx/unnamed-chunk-24-1.png" id="168" name="Picture"/>
+                    <pic:cNvPr descr="05_01_lecture_powerpoint_files/figure-docx/unnamed-chunk-23-1.png" id="153" name="Picture"/>
                     <pic:cNvPicPr>
                       <a:picLocks noChangeArrowheads="1" noChangeAspect="1"/>
                     </pic:cNvPicPr>
                   </pic:nvPicPr>
                   <pic:blipFill>
-                    <a:blip r:embed="rId166"/>
+                    <a:blip r:embed="rId151"/>
                     <a:stretch>
                       <a:fillRect/>
                     </a:stretch>
@@ -11964,7 +8776,7 @@
                   <pic:spPr bwMode="auto">
                     <a:xfrm>
                       <a:off x="0" y="0"/>
-                      <a:ext cx="6578600" cy="5262880"/>
+                      <a:ext cx="4572000" cy="3657600"/>
                     </a:xfrm>
                     <a:prstGeom prst="rect">
                       <a:avLst/>
@@ -11983,8 +8795,8 @@
         </w:drawing>
       </w:r>
     </w:p>
-    <w:bookmarkEnd w:id="169"/>
-    <w:bookmarkStart w:id="173" w:name="lecture-5-visualizing-the-results"/>
+    <w:bookmarkEnd w:id="154"/>
+    <w:bookmarkStart w:id="158" w:name="lecture-5-visualizing-the-results"/>
     <w:p>
       <w:pPr>
         <w:pStyle w:val="Heading1"/>
@@ -12050,20 +8862,20 @@
       <w:r>
         <w:drawing>
           <wp:inline>
-            <wp:extent cx="6578600" cy="6578600"/>
+            <wp:extent cx="5486400" cy="5486400"/>
             <wp:effectExtent b="0" l="0" r="0" t="0"/>
-            <wp:docPr descr="" title="" id="171" name="Picture"/>
+            <wp:docPr descr="" title="" id="156" name="Picture"/>
             <a:graphic>
               <a:graphicData uri="http://schemas.openxmlformats.org/drawingml/2006/picture">
                 <pic:pic>
                   <pic:nvPicPr>
-                    <pic:cNvPr descr="05_01_lecture_powerpoint_files/figure-docx/unnamed-chunk-25-1.png" id="172" name="Picture"/>
+                    <pic:cNvPr descr="05_01_lecture_powerpoint_files/figure-docx/unnamed-chunk-24-1.png" id="157" name="Picture"/>
                     <pic:cNvPicPr>
                       <a:picLocks noChangeArrowheads="1" noChangeAspect="1"/>
                     </pic:cNvPicPr>
                   </pic:nvPicPr>
                   <pic:blipFill>
-                    <a:blip r:embed="rId170"/>
+                    <a:blip r:embed="rId155"/>
                     <a:stretch>
                       <a:fillRect/>
                     </a:stretch>
@@ -12071,7 +8883,7 @@
                   <pic:spPr bwMode="auto">
                     <a:xfrm>
                       <a:off x="0" y="0"/>
-                      <a:ext cx="6578600" cy="6578600"/>
+                      <a:ext cx="5486400" cy="5486400"/>
                     </a:xfrm>
                     <a:prstGeom prst="rect">
                       <a:avLst/>
@@ -12090,8 +8902,8 @@
         </w:drawing>
       </w:r>
     </w:p>
-    <w:bookmarkEnd w:id="173"/>
-    <w:bookmarkStart w:id="174" w:name="X49cc77c0b86294ee1035141a16a6384f5b51288"/>
+    <w:bookmarkEnd w:id="158"/>
+    <w:bookmarkStart w:id="159" w:name="X49cc77c0b86294ee1035141a16a6384f5b51288"/>
     <w:p>
       <w:pPr>
         <w:pStyle w:val="Heading1"/>
@@ -12120,6 +8932,70 @@
           <w:bCs/>
         </w:rPr>
         <w:t xml:space="preserve">Common assumptions for t-tests:</w:t>
+      </w:r>
+    </w:p>
+    <w:p>
+      <w:pPr>
+        <w:pStyle w:val="Compact"/>
+        <w:numPr>
+          <w:ilvl w:val="0"/>
+          <w:numId w:val="1032"/>
+        </w:numPr>
+      </w:pPr>
+      <w:r>
+        <w:t xml:space="preserve">Normality: Data comes from normally distributed populations</w:t>
+      </w:r>
+    </w:p>
+    <w:p>
+      <w:pPr>
+        <w:pStyle w:val="Compact"/>
+        <w:numPr>
+          <w:ilvl w:val="0"/>
+          <w:numId w:val="1032"/>
+        </w:numPr>
+      </w:pPr>
+      <w:r>
+        <w:t xml:space="preserve">Equal variances (for two-sample tests)</w:t>
+      </w:r>
+    </w:p>
+    <w:p>
+      <w:pPr>
+        <w:pStyle w:val="Compact"/>
+        <w:numPr>
+          <w:ilvl w:val="0"/>
+          <w:numId w:val="1032"/>
+        </w:numPr>
+      </w:pPr>
+      <w:r>
+        <w:t xml:space="preserve">Independence: Observations are independent</w:t>
+      </w:r>
+    </w:p>
+    <w:p>
+      <w:pPr>
+        <w:pStyle w:val="Compact"/>
+        <w:numPr>
+          <w:ilvl w:val="0"/>
+          <w:numId w:val="1032"/>
+        </w:numPr>
+      </w:pPr>
+      <w:r>
+        <w:t xml:space="preserve">No outliers: Extreme values can influence results</w:t>
+      </w:r>
+    </w:p>
+    <w:p>
+      <w:pPr>
+        <w:pStyle w:val="FirstParagraph"/>
+      </w:pPr>
+      <w:r>
+        <w:t xml:space="preserve">What can we do if our data violates these assumptions?</w:t>
+      </w:r>
+    </w:p>
+    <w:p>
+      <w:pPr>
+        <w:pStyle w:val="BodyText"/>
+      </w:pPr>
+      <w:r>
+        <w:t xml:space="preserve">Alternatives when assumptions are violated:</w:t>
       </w:r>
     </w:p>
     <w:p>
@@ -12131,7 +9007,7 @@
         </w:numPr>
       </w:pPr>
       <w:r>
-        <w:t xml:space="preserve">Normality: Data comes from normally distributed populations</w:t>
+        <w:t xml:space="preserve">Data transformation (log, square root, etc.)</w:t>
       </w:r>
     </w:p>
     <w:p>
@@ -12143,7 +9019,7 @@
         </w:numPr>
       </w:pPr>
       <w:r>
-        <w:t xml:space="preserve">Equal variances (for two-sample tests)</w:t>
+        <w:t xml:space="preserve">Non-parametric tests</w:t>
       </w:r>
     </w:p>
     <w:p>
@@ -12155,19 +9031,27 @@
         </w:numPr>
       </w:pPr>
       <w:r>
-        <w:t xml:space="preserve">Independence: Observations are independent</w:t>
-      </w:r>
-    </w:p>
-    <w:p>
-      <w:pPr>
-        <w:pStyle w:val="Compact"/>
-        <w:numPr>
-          <w:ilvl w:val="0"/>
-          <w:numId w:val="1033"/>
-        </w:numPr>
-      </w:pPr>
-      <w:r>
-        <w:t xml:space="preserve">No outliers: Extreme values can influence results</w:t>
+        <w:t xml:space="preserve">Robust statistical methods</w:t>
+      </w:r>
+    </w:p>
+    <w:bookmarkEnd w:id="159"/>
+    <w:bookmarkStart w:id="160" w:name="lecture-5-summary-and-conclusions"/>
+    <w:p>
+      <w:pPr>
+        <w:pStyle w:val="Heading1"/>
+      </w:pPr>
+      <w:r>
+        <w:rPr>
+          <w:b/>
+          <w:bCs/>
+        </w:rPr>
+        <w:t xml:space="preserve">Lecture 5:</w:t>
+      </w:r>
+      <w:r>
+        <w:t xml:space="preserve"> </w:t>
+      </w:r>
+      <w:r>
+        <w:t xml:space="preserve">Summary and Conclusions</w:t>
       </w:r>
     </w:p>
     <w:p>
@@ -12175,15 +9059,7 @@
         <w:pStyle w:val="FirstParagraph"/>
       </w:pPr>
       <w:r>
-        <w:t xml:space="preserve">What can we do if our data violates these assumptions?</w:t>
-      </w:r>
-    </w:p>
-    <w:p>
-      <w:pPr>
-        <w:pStyle w:val="BodyText"/>
-      </w:pPr>
-      <w:r>
-        <w:t xml:space="preserve">Alternatives when assumptions are violated:</w:t>
+        <w:t xml:space="preserve">In this activity, we’ve:</w:t>
       </w:r>
     </w:p>
     <w:p>
@@ -12195,7 +9071,7 @@
         </w:numPr>
       </w:pPr>
       <w:r>
-        <w:t xml:space="preserve">Data transformation (log, square root, etc.)</w:t>
+        <w:t xml:space="preserve">Formulated hypotheses about pine needle length</w:t>
       </w:r>
     </w:p>
     <w:p>
@@ -12207,7 +9083,7 @@
         </w:numPr>
       </w:pPr>
       <w:r>
-        <w:t xml:space="preserve">Non-parametric tests</w:t>
+        <w:t xml:space="preserve">Tested assumptions for parametric tests</w:t>
       </w:r>
     </w:p>
     <w:p>
@@ -12219,35 +9095,43 @@
         </w:numPr>
       </w:pPr>
       <w:r>
-        <w:t xml:space="preserve">Robust statistical methods</w:t>
-      </w:r>
-    </w:p>
-    <w:bookmarkEnd w:id="174"/>
-    <w:bookmarkStart w:id="175" w:name="lecture-5-summary-and-conclusions"/>
-    <w:p>
-      <w:pPr>
-        <w:pStyle w:val="Heading1"/>
+        <w:t xml:space="preserve">Conducted one-sample and two-sample t-tests</w:t>
+      </w:r>
+    </w:p>
+    <w:p>
+      <w:pPr>
+        <w:pStyle w:val="Compact"/>
+        <w:numPr>
+          <w:ilvl w:val="0"/>
+          <w:numId w:val="1034"/>
+        </w:numPr>
+      </w:pPr>
+      <w:r>
+        <w:t xml:space="preserve">Visualized data using appropriate methods</w:t>
+      </w:r>
+    </w:p>
+    <w:p>
+      <w:pPr>
+        <w:pStyle w:val="Compact"/>
+        <w:numPr>
+          <w:ilvl w:val="0"/>
+          <w:numId w:val="1034"/>
+        </w:numPr>
+      </w:pPr>
+      <w:r>
+        <w:t xml:space="preserve">Learned how to interpret and report t-test results</w:t>
+      </w:r>
+    </w:p>
+    <w:p>
+      <w:pPr>
+        <w:pStyle w:val="FirstParagraph"/>
       </w:pPr>
       <w:r>
         <w:rPr>
           <w:b/>
           <w:bCs/>
         </w:rPr>
-        <w:t xml:space="preserve">Lecture 5:</w:t>
-      </w:r>
-      <w:r>
-        <w:t xml:space="preserve"> </w:t>
-      </w:r>
-      <w:r>
-        <w:t xml:space="preserve">Summary and Conclusions</w:t>
-      </w:r>
-    </w:p>
-    <w:p>
-      <w:pPr>
-        <w:pStyle w:val="FirstParagraph"/>
-      </w:pPr>
-      <w:r>
-        <w:t xml:space="preserve">In this activity, we’ve:</w:t>
+        <w:t xml:space="preserve">Key takeaways:</w:t>
       </w:r>
     </w:p>
     <w:p>
@@ -12259,7 +9143,7 @@
         </w:numPr>
       </w:pPr>
       <w:r>
-        <w:t xml:space="preserve">Formulated hypotheses about pine needle length</w:t>
+        <w:t xml:space="preserve">Always check assumptions before conducting tests</w:t>
       </w:r>
     </w:p>
     <w:p>
@@ -12271,7 +9155,7 @@
         </w:numPr>
       </w:pPr>
       <w:r>
-        <w:t xml:space="preserve">Tested assumptions for parametric tests</w:t>
+        <w:t xml:space="preserve">Visualize your data to understand patterns</w:t>
       </w:r>
     </w:p>
     <w:p>
@@ -12283,7 +9167,7 @@
         </w:numPr>
       </w:pPr>
       <w:r>
-        <w:t xml:space="preserve">Conducted one-sample and two-sample t-tests</w:t>
+        <w:t xml:space="preserve">Report results comprehensively</w:t>
       </w:r>
     </w:p>
     <w:p>
@@ -12295,82 +9179,10 @@
         </w:numPr>
       </w:pPr>
       <w:r>
-        <w:t xml:space="preserve">Visualized data using appropriate methods</w:t>
-      </w:r>
-    </w:p>
-    <w:p>
-      <w:pPr>
-        <w:pStyle w:val="Compact"/>
-        <w:numPr>
-          <w:ilvl w:val="0"/>
-          <w:numId w:val="1035"/>
-        </w:numPr>
-      </w:pPr>
-      <w:r>
-        <w:t xml:space="preserve">Learned how to interpret and report t-test results</w:t>
-      </w:r>
-    </w:p>
-    <w:p>
-      <w:pPr>
-        <w:pStyle w:val="FirstParagraph"/>
-      </w:pPr>
-      <w:r>
-        <w:rPr>
-          <w:b/>
-          <w:bCs/>
-        </w:rPr>
-        <w:t xml:space="preserve">Key takeaways:</w:t>
-      </w:r>
-    </w:p>
-    <w:p>
-      <w:pPr>
-        <w:pStyle w:val="Compact"/>
-        <w:numPr>
-          <w:ilvl w:val="0"/>
-          <w:numId w:val="1036"/>
-        </w:numPr>
-      </w:pPr>
-      <w:r>
-        <w:t xml:space="preserve">Always check assumptions before conducting tests</w:t>
-      </w:r>
-    </w:p>
-    <w:p>
-      <w:pPr>
-        <w:pStyle w:val="Compact"/>
-        <w:numPr>
-          <w:ilvl w:val="0"/>
-          <w:numId w:val="1036"/>
-        </w:numPr>
-      </w:pPr>
-      <w:r>
-        <w:t xml:space="preserve">Visualize your data to understand patterns</w:t>
-      </w:r>
-    </w:p>
-    <w:p>
-      <w:pPr>
-        <w:pStyle w:val="Compact"/>
-        <w:numPr>
-          <w:ilvl w:val="0"/>
-          <w:numId w:val="1036"/>
-        </w:numPr>
-      </w:pPr>
-      <w:r>
-        <w:t xml:space="preserve">Report results comprehensively</w:t>
-      </w:r>
-    </w:p>
-    <w:p>
-      <w:pPr>
-        <w:pStyle w:val="Compact"/>
-        <w:numPr>
-          <w:ilvl w:val="0"/>
-          <w:numId w:val="1036"/>
-        </w:numPr>
-      </w:pPr>
-      <w:r>
-        <w:t xml:space="preserve">Consider alternatives when assumptions are violated</w:t>
-      </w:r>
-    </w:p>
-    <w:bookmarkEnd w:id="175"/>
+        <w:t xml:space="preserve">Consider alternatives when assumptions are violated - non parametric tests…</w:t>
+      </w:r>
+    </w:p>
+    <w:bookmarkEnd w:id="160"/>
     <w:sectPr>
       <w:pgSz w:h="15840" w:w="12240"/>
       <w:pgMar w:bottom="720" w:footer="720" w:gutter="0" w:header="720" w:left="1152" w:right="720" w:top="720"/>
@@ -12722,13 +9534,94 @@
     <w:abstractNumId w:val="991"/>
   </w:num>
   <w:num w:numId="1017">
-    <w:abstractNumId w:val="991"/>
+    <w:abstractNumId w:val="99411"/>
+    <w:lvlOverride w:ilvl="0">
+      <w:startOverride w:val="1"/>
+    </w:lvlOverride>
+    <w:lvlOverride w:ilvl="1">
+      <w:startOverride w:val="1"/>
+    </w:lvlOverride>
+    <w:lvlOverride w:ilvl="2">
+      <w:startOverride w:val="1"/>
+    </w:lvlOverride>
+    <w:lvlOverride w:ilvl="3">
+      <w:startOverride w:val="1"/>
+    </w:lvlOverride>
+    <w:lvlOverride w:ilvl="4">
+      <w:startOverride w:val="1"/>
+    </w:lvlOverride>
+    <w:lvlOverride w:ilvl="5">
+      <w:startOverride w:val="1"/>
+    </w:lvlOverride>
+    <w:lvlOverride w:ilvl="6">
+      <w:startOverride w:val="1"/>
+    </w:lvlOverride>
+    <w:lvlOverride w:ilvl="7">
+      <w:startOverride w:val="1"/>
+    </w:lvlOverride>
+    <w:lvlOverride w:ilvl="8">
+      <w:startOverride w:val="1"/>
+    </w:lvlOverride>
   </w:num>
   <w:num w:numId="1018">
-    <w:abstractNumId w:val="991"/>
+    <w:abstractNumId w:val="99411"/>
+    <w:lvlOverride w:ilvl="0">
+      <w:startOverride w:val="1"/>
+    </w:lvlOverride>
+    <w:lvlOverride w:ilvl="1">
+      <w:startOverride w:val="1"/>
+    </w:lvlOverride>
+    <w:lvlOverride w:ilvl="2">
+      <w:startOverride w:val="1"/>
+    </w:lvlOverride>
+    <w:lvlOverride w:ilvl="3">
+      <w:startOverride w:val="1"/>
+    </w:lvlOverride>
+    <w:lvlOverride w:ilvl="4">
+      <w:startOverride w:val="1"/>
+    </w:lvlOverride>
+    <w:lvlOverride w:ilvl="5">
+      <w:startOverride w:val="1"/>
+    </w:lvlOverride>
+    <w:lvlOverride w:ilvl="6">
+      <w:startOverride w:val="1"/>
+    </w:lvlOverride>
+    <w:lvlOverride w:ilvl="7">
+      <w:startOverride w:val="1"/>
+    </w:lvlOverride>
+    <w:lvlOverride w:ilvl="8">
+      <w:startOverride w:val="1"/>
+    </w:lvlOverride>
   </w:num>
   <w:num w:numId="1019">
-    <w:abstractNumId w:val="991"/>
+    <w:abstractNumId w:val="99411"/>
+    <w:lvlOverride w:ilvl="0">
+      <w:startOverride w:val="1"/>
+    </w:lvlOverride>
+    <w:lvlOverride w:ilvl="1">
+      <w:startOverride w:val="1"/>
+    </w:lvlOverride>
+    <w:lvlOverride w:ilvl="2">
+      <w:startOverride w:val="1"/>
+    </w:lvlOverride>
+    <w:lvlOverride w:ilvl="3">
+      <w:startOverride w:val="1"/>
+    </w:lvlOverride>
+    <w:lvlOverride w:ilvl="4">
+      <w:startOverride w:val="1"/>
+    </w:lvlOverride>
+    <w:lvlOverride w:ilvl="5">
+      <w:startOverride w:val="1"/>
+    </w:lvlOverride>
+    <w:lvlOverride w:ilvl="6">
+      <w:startOverride w:val="1"/>
+    </w:lvlOverride>
+    <w:lvlOverride w:ilvl="7">
+      <w:startOverride w:val="1"/>
+    </w:lvlOverride>
+    <w:lvlOverride w:ilvl="8">
+      <w:startOverride w:val="1"/>
+    </w:lvlOverride>
   </w:num>
   <w:num w:numId="1020">
     <w:abstractNumId w:val="99411"/>
@@ -12761,6 +9654,15 @@
     </w:lvlOverride>
   </w:num>
   <w:num w:numId="1021">
+    <w:abstractNumId w:val="991"/>
+  </w:num>
+  <w:num w:numId="1022">
+    <w:abstractNumId w:val="991"/>
+  </w:num>
+  <w:num w:numId="1023">
+    <w:abstractNumId w:val="991"/>
+  </w:num>
+  <w:num w:numId="1024">
     <w:abstractNumId w:val="99411"/>
     <w:lvlOverride w:ilvl="0">
       <w:startOverride w:val="1"/>
@@ -12790,7 +9692,10 @@
       <w:startOverride w:val="1"/>
     </w:lvlOverride>
   </w:num>
-  <w:num w:numId="1022">
+  <w:num w:numId="1025">
+    <w:abstractNumId w:val="991"/>
+  </w:num>
+  <w:num w:numId="1026">
     <w:abstractNumId w:val="99411"/>
     <w:lvlOverride w:ilvl="0">
       <w:startOverride w:val="1"/>
@@ -12819,45 +9724,6 @@
     <w:lvlOverride w:ilvl="8">
       <w:startOverride w:val="1"/>
     </w:lvlOverride>
-  </w:num>
-  <w:num w:numId="1023">
-    <w:abstractNumId w:val="99411"/>
-    <w:lvlOverride w:ilvl="0">
-      <w:startOverride w:val="1"/>
-    </w:lvlOverride>
-    <w:lvlOverride w:ilvl="1">
-      <w:startOverride w:val="1"/>
-    </w:lvlOverride>
-    <w:lvlOverride w:ilvl="2">
-      <w:startOverride w:val="1"/>
-    </w:lvlOverride>
-    <w:lvlOverride w:ilvl="3">
-      <w:startOverride w:val="1"/>
-    </w:lvlOverride>
-    <w:lvlOverride w:ilvl="4">
-      <w:startOverride w:val="1"/>
-    </w:lvlOverride>
-    <w:lvlOverride w:ilvl="5">
-      <w:startOverride w:val="1"/>
-    </w:lvlOverride>
-    <w:lvlOverride w:ilvl="6">
-      <w:startOverride w:val="1"/>
-    </w:lvlOverride>
-    <w:lvlOverride w:ilvl="7">
-      <w:startOverride w:val="1"/>
-    </w:lvlOverride>
-    <w:lvlOverride w:ilvl="8">
-      <w:startOverride w:val="1"/>
-    </w:lvlOverride>
-  </w:num>
-  <w:num w:numId="1024">
-    <w:abstractNumId w:val="991"/>
-  </w:num>
-  <w:num w:numId="1025">
-    <w:abstractNumId w:val="991"/>
-  </w:num>
-  <w:num w:numId="1026">
-    <w:abstractNumId w:val="991"/>
   </w:num>
   <w:num w:numId="1027">
     <w:abstractNumId w:val="99411"/>
@@ -12893,6 +9759,15 @@
     <w:abstractNumId w:val="991"/>
   </w:num>
   <w:num w:numId="1029">
+    <w:abstractNumId w:val="991"/>
+  </w:num>
+  <w:num w:numId="1030">
+    <w:abstractNumId w:val="991"/>
+  </w:num>
+  <w:num w:numId="1031">
+    <w:abstractNumId w:val="991"/>
+  </w:num>
+  <w:num w:numId="1032">
     <w:abstractNumId w:val="99411"/>
     <w:lvlOverride w:ilvl="0">
       <w:startOverride w:val="1"/>
@@ -12922,7 +9797,10 @@
       <w:startOverride w:val="1"/>
     </w:lvlOverride>
   </w:num>
-  <w:num w:numId="1030">
+  <w:num w:numId="1033">
+    <w:abstractNumId w:val="991"/>
+  </w:num>
+  <w:num w:numId="1034">
     <w:abstractNumId w:val="99411"/>
     <w:lvlOverride w:ilvl="0">
       <w:startOverride w:val="1"/>
@@ -12952,76 +9830,7 @@
       <w:startOverride w:val="1"/>
     </w:lvlOverride>
   </w:num>
-  <w:num w:numId="1031">
-    <w:abstractNumId w:val="991"/>
-  </w:num>
-  <w:num w:numId="1032">
-    <w:abstractNumId w:val="991"/>
-  </w:num>
-  <w:num w:numId="1033">
-    <w:abstractNumId w:val="99411"/>
-    <w:lvlOverride w:ilvl="0">
-      <w:startOverride w:val="1"/>
-    </w:lvlOverride>
-    <w:lvlOverride w:ilvl="1">
-      <w:startOverride w:val="1"/>
-    </w:lvlOverride>
-    <w:lvlOverride w:ilvl="2">
-      <w:startOverride w:val="1"/>
-    </w:lvlOverride>
-    <w:lvlOverride w:ilvl="3">
-      <w:startOverride w:val="1"/>
-    </w:lvlOverride>
-    <w:lvlOverride w:ilvl="4">
-      <w:startOverride w:val="1"/>
-    </w:lvlOverride>
-    <w:lvlOverride w:ilvl="5">
-      <w:startOverride w:val="1"/>
-    </w:lvlOverride>
-    <w:lvlOverride w:ilvl="6">
-      <w:startOverride w:val="1"/>
-    </w:lvlOverride>
-    <w:lvlOverride w:ilvl="7">
-      <w:startOverride w:val="1"/>
-    </w:lvlOverride>
-    <w:lvlOverride w:ilvl="8">
-      <w:startOverride w:val="1"/>
-    </w:lvlOverride>
-  </w:num>
-  <w:num w:numId="1034">
-    <w:abstractNumId w:val="991"/>
-  </w:num>
   <w:num w:numId="1035">
-    <w:abstractNumId w:val="99411"/>
-    <w:lvlOverride w:ilvl="0">
-      <w:startOverride w:val="1"/>
-    </w:lvlOverride>
-    <w:lvlOverride w:ilvl="1">
-      <w:startOverride w:val="1"/>
-    </w:lvlOverride>
-    <w:lvlOverride w:ilvl="2">
-      <w:startOverride w:val="1"/>
-    </w:lvlOverride>
-    <w:lvlOverride w:ilvl="3">
-      <w:startOverride w:val="1"/>
-    </w:lvlOverride>
-    <w:lvlOverride w:ilvl="4">
-      <w:startOverride w:val="1"/>
-    </w:lvlOverride>
-    <w:lvlOverride w:ilvl="5">
-      <w:startOverride w:val="1"/>
-    </w:lvlOverride>
-    <w:lvlOverride w:ilvl="6">
-      <w:startOverride w:val="1"/>
-    </w:lvlOverride>
-    <w:lvlOverride w:ilvl="7">
-      <w:startOverride w:val="1"/>
-    </w:lvlOverride>
-    <w:lvlOverride w:ilvl="8">
-      <w:startOverride w:val="1"/>
-    </w:lvlOverride>
-  </w:num>
-  <w:num w:numId="1036">
     <w:abstractNumId w:val="991"/>
   </w:num>
 </w:numbering>

--- a/docs/ecostats_lectures/lecture_05/05_01_lecture_powerpoint.docx
+++ b/docs/ecostats_lectures/lecture_05/05_01_lecture_powerpoint.docx
@@ -69,6 +69,7 @@
     </w:p>
     <w:p>
       <w:pPr>
+        <w:pStyle w:val="Compact"/>
         <w:numPr>
           <w:ilvl w:val="1"/>
           <w:numId w:val="1002"/>
@@ -80,6 +81,7 @@
     </w:p>
     <w:p>
       <w:pPr>
+        <w:pStyle w:val="Compact"/>
         <w:numPr>
           <w:ilvl w:val="1"/>
           <w:numId w:val="1002"/>
@@ -103,7 +105,6 @@
     </w:p>
     <w:p>
       <w:pPr>
-        <w:pStyle w:val="Compact"/>
         <w:numPr>
           <w:ilvl w:val="1"/>
           <w:numId w:val="1003"/>
@@ -115,7 +116,6 @@
     </w:p>
     <w:p>
       <w:pPr>
-        <w:pStyle w:val="Compact"/>
         <w:numPr>
           <w:ilvl w:val="1"/>
           <w:numId w:val="1003"/>
@@ -287,7 +287,7 @@
       <w:r>
         <w:drawing>
           <wp:inline>
-            <wp:extent cx="3333750" cy="2381250"/>
+            <wp:extent cx="4057650" cy="2886075"/>
             <wp:effectExtent b="0" l="0" r="0" t="0"/>
             <wp:docPr descr="" title="" id="25" name="Picture"/>
             <a:graphic>
@@ -308,7 +308,7 @@
                   <pic:spPr bwMode="auto">
                     <a:xfrm>
                       <a:off x="0" y="0"/>
-                      <a:ext cx="3333750" cy="2381250"/>
+                      <a:ext cx="4057650" cy="2886075"/>
                     </a:xfrm>
                     <a:prstGeom prst="rect">
                       <a:avLst/>
@@ -327,6 +327,14 @@
         </w:drawing>
       </w:r>
     </w:p>
+    <w:p>
+      <w:pPr>
+        <w:pStyle w:val="BodyText"/>
+      </w:pPr>
+      <w:r>
+        <w:t xml:space="preserve">xx</w:t>
+      </w:r>
+    </w:p>
     <w:bookmarkEnd w:id="27"/>
     <w:bookmarkStart w:id="28" w:name="lecture-4-review---summary-statistics"/>
     <w:p>
@@ -421,7 +429,13 @@
         </w:numPr>
       </w:pPr>
       <w:r>
-        <w:t xml:space="preserve">one sample - is the sample mean different from a hypothesized mean?</w:t>
+        <w:t xml:space="preserve">one sample - is the sample mean different from a hypothesized</w:t>
+      </w:r>
+      <w:r>
+        <w:t xml:space="preserve"> </w:t>
+      </w:r>
+      <w:r>
+        <w:t xml:space="preserve">mean?</w:t>
       </w:r>
     </w:p>
     <w:p>
@@ -432,7 +446,25 @@
         </w:numPr>
       </w:pPr>
       <w:r>
-        <w:t xml:space="preserve">two sample - are the sample means from two samples the same or different?</w:t>
+        <w:t xml:space="preserve">two sample - are the sample means from two samples the same or</w:t>
+      </w:r>
+      <w:r>
+        <w:t xml:space="preserve"> </w:t>
+      </w:r>
+      <w:r>
+        <w:t xml:space="preserve">different?</w:t>
+      </w:r>
+    </w:p>
+    <w:p>
+      <w:pPr>
+        <w:pStyle w:val="Compact"/>
+        <w:numPr>
+          <w:ilvl w:val="0"/>
+          <w:numId w:val="1007"/>
+        </w:numPr>
+      </w:pPr>
+      <w:r>
+        <w:t xml:space="preserve">for two sample T tests the df = n1+ n2 -2 = 8+8-2=14</w:t>
       </w:r>
     </w:p>
     <w:p>
@@ -452,7 +484,7 @@
         <w:rPr>
           <w:rStyle w:val="VerbatimChar"/>
         </w:rPr>
-        <w:t xml:space="preserve">  lake  mean_length sd_length se_length count</w:t>
+        <w:t xml:space="preserve">  side  mean_length sd_length se_length count</w:t>
       </w:r>
       <w:r>
         <w:br/>
@@ -470,7 +502,7 @@
         <w:rPr>
           <w:rStyle w:val="VerbatimChar"/>
         </w:rPr>
-        <w:t xml:space="preserve">1 I3           266.      28.3      3.48    66</w:t>
+        <w:t xml:space="preserve">1 shady        17.6      2.51     0.886     8</w:t>
       </w:r>
       <w:r>
         <w:br/>
@@ -479,11 +511,11 @@
         <w:rPr>
           <w:rStyle w:val="VerbatimChar"/>
         </w:rPr>
-        <w:t xml:space="preserve">2 I8           363.      52.3      5.18   102</w:t>
+        <w:t xml:space="preserve">2 sunny        16.2      2.64     0.934     8</w:t>
       </w:r>
     </w:p>
     <w:bookmarkEnd w:id="28"/>
-    <w:bookmarkStart w:id="32" w:name="Xc7f2672edddede19b99eaa4ae64aeef3a01384b"/>
+    <w:bookmarkStart w:id="33" w:name="Xc7f2672edddede19b99eaa4ae64aeef3a01384b"/>
     <w:p>
       <w:pPr>
         <w:pStyle w:val="Heading1"/>
@@ -496,11 +528,16 @@
         <w:t xml:space="preserve">Lecture 5: Probability and Statistical Inference</w:t>
       </w:r>
     </w:p>
-    <w:p>
-      <w:pPr>
-        <w:pStyle w:val="FirstParagraph"/>
-      </w:pPr>
-      <w:r>
+    <w:bookmarkStart w:id="29" w:name="the-goals-for-today"/>
+    <w:p>
+      <w:pPr>
+        <w:pStyle w:val="Heading3"/>
+      </w:pPr>
+      <w:r>
+        <w:rPr>
+          <w:b/>
+          <w:bCs/>
+        </w:rPr>
         <w:t xml:space="preserve">The goals for today</w:t>
       </w:r>
     </w:p>
@@ -564,6 +601,7 @@
         <w:t xml:space="preserve">Two sample T Test</w:t>
       </w:r>
     </w:p>
+    <w:bookmarkEnd w:id="29"/>
     <w:p>
       <w:pPr>
         <w:pStyle w:val="FirstParagraph"/>
@@ -573,18 +611,18 @@
           <wp:inline>
             <wp:extent cx="4572000" cy="3657600"/>
             <wp:effectExtent b="0" l="0" r="0" t="0"/>
-            <wp:docPr descr="" title="" id="30" name="Picture"/>
+            <wp:docPr descr="" title="" id="31" name="Picture"/>
             <a:graphic>
               <a:graphicData uri="http://schemas.openxmlformats.org/drawingml/2006/picture">
                 <pic:pic>
                   <pic:nvPicPr>
-                    <pic:cNvPr descr="05_01_lecture_powerpoint_files/figure-docx/unnamed-chunk-2-1.png" id="31" name="Picture"/>
+                    <pic:cNvPr descr="05_01_lecture_powerpoint_files/figure-docx/unnamed-chunk-2-1.png" id="32" name="Picture"/>
                     <pic:cNvPicPr>
                       <a:picLocks noChangeArrowheads="1" noChangeAspect="1"/>
                     </pic:cNvPicPr>
                   </pic:nvPicPr>
                   <pic:blipFill>
-                    <a:blip r:embed="rId29"/>
+                    <a:blip r:embed="rId30"/>
                     <a:stretch>
                       <a:fillRect/>
                     </a:stretch>
@@ -611,8 +649,8 @@
         </w:drawing>
       </w:r>
     </w:p>
-    <w:bookmarkEnd w:id="32"/>
-    <w:bookmarkStart w:id="36" w:name="lecture-5-students-t-distribution-table"/>
+    <w:bookmarkEnd w:id="33"/>
+    <w:bookmarkStart w:id="37" w:name="Xf6c3008325eb691e38cb10b4cfbeeaa5a1356c3"/>
     <w:p>
       <w:pPr>
         <w:pStyle w:val="Heading1"/>
@@ -622,13 +660,7 @@
           <w:b/>
           <w:bCs/>
         </w:rPr>
-        <w:t xml:space="preserve">Lecture 5:</w:t>
-      </w:r>
-      <w:r>
-        <w:t xml:space="preserve"> </w:t>
-      </w:r>
-      <w:r>
-        <w:t xml:space="preserve">Student’s t-distribution Table</w:t>
+        <w:t xml:space="preserve">Lecture 5: Probability and Statistical Inference</w:t>
       </w:r>
     </w:p>
     <w:p>
@@ -636,7 +668,7 @@
         <w:pStyle w:val="FirstParagraph"/>
       </w:pPr>
       <w:r>
-        <w:t xml:space="preserve">Here is a t-table</w:t>
+        <w:t xml:space="preserve">The goals for today</w:t>
       </w:r>
     </w:p>
     <w:p>
@@ -648,7 +680,7 @@
         </w:numPr>
       </w:pPr>
       <w:r>
-        <w:t xml:space="preserve">Values of t that correspond to probabilities</w:t>
+        <w:t xml:space="preserve">Statistical inference fundamentals</w:t>
       </w:r>
     </w:p>
     <w:p>
@@ -660,7 +692,7 @@
         </w:numPr>
       </w:pPr>
       <w:r>
-        <w:t xml:space="preserve">Probabilities listed along top</w:t>
+        <w:t xml:space="preserve">Hypothesis testing principles</w:t>
       </w:r>
     </w:p>
     <w:p>
@@ -672,7 +704,7 @@
         </w:numPr>
       </w:pPr>
       <w:r>
-        <w:t xml:space="preserve">Sample dfs are listed in the left-most column</w:t>
+        <w:t xml:space="preserve">T Distributions</w:t>
       </w:r>
     </w:p>
     <w:p>
@@ -684,13 +716,19 @@
         </w:numPr>
       </w:pPr>
       <w:r>
-        <w:t xml:space="preserve">Probabilities are given for one-tailed and two-tailed</w:t>
-      </w:r>
-      <w:r>
-        <w:t xml:space="preserve"> </w:t>
-      </w:r>
-      <w:r>
-        <w:t xml:space="preserve">“questions”</w:t>
+        <w:t xml:space="preserve">One sample T Tests</w:t>
+      </w:r>
+    </w:p>
+    <w:p>
+      <w:pPr>
+        <w:pStyle w:val="Compact"/>
+        <w:numPr>
+          <w:ilvl w:val="0"/>
+          <w:numId w:val="1011"/>
+        </w:numPr>
+      </w:pPr>
+      <w:r>
+        <w:t xml:space="preserve">Two sample T Test</w:t>
       </w:r>
     </w:p>
     <w:p>
@@ -700,20 +738,20 @@
       <w:r>
         <w:drawing>
           <wp:inline>
-            <wp:extent cx="4429125" cy="3905250"/>
+            <wp:extent cx="4572000" cy="3657600"/>
             <wp:effectExtent b="0" l="0" r="0" t="0"/>
-            <wp:docPr descr="" title="" id="34" name="Picture"/>
+            <wp:docPr descr="" title="" id="35" name="Picture"/>
             <a:graphic>
               <a:graphicData uri="http://schemas.openxmlformats.org/drawingml/2006/picture">
                 <pic:pic>
                   <pic:nvPicPr>
-                    <pic:cNvPr descr="images/clipboard-3203878802.png" id="35" name="Picture"/>
+                    <pic:cNvPr descr="05_01_lecture_powerpoint_files/figure-docx/unnamed-chunk-3-1.png" id="36" name="Picture"/>
                     <pic:cNvPicPr>
                       <a:picLocks noChangeArrowheads="1" noChangeAspect="1"/>
                     </pic:cNvPicPr>
                   </pic:nvPicPr>
                   <pic:blipFill>
-                    <a:blip r:embed="rId33"/>
+                    <a:blip r:embed="rId34"/>
                     <a:stretch>
                       <a:fillRect/>
                     </a:stretch>
@@ -721,7 +759,7 @@
                   <pic:spPr bwMode="auto">
                     <a:xfrm>
                       <a:off x="0" y="0"/>
-                      <a:ext cx="4429125" cy="3905250"/>
+                      <a:ext cx="4572000" cy="3657600"/>
                     </a:xfrm>
                     <a:prstGeom prst="rect">
                       <a:avLst/>
@@ -740,8 +778,8 @@
         </w:drawing>
       </w:r>
     </w:p>
-    <w:bookmarkEnd w:id="36"/>
-    <w:bookmarkStart w:id="43" w:name="lecture-5-one-tailed-questions"/>
+    <w:bookmarkEnd w:id="37"/>
+    <w:bookmarkStart w:id="44" w:name="lecture-5-one-tailed-questions"/>
     <w:p>
       <w:pPr>
         <w:pStyle w:val="Heading1"/>
@@ -765,7 +803,13 @@
         <w:pStyle w:val="FirstParagraph"/>
       </w:pPr>
       <w:r>
-        <w:t xml:space="preserve">One-tailed questions: area of distribution left or (right) of a certain value</w:t>
+        <w:t xml:space="preserve">One-tailed questions: area of distribution left or (right) of a certain</w:t>
+      </w:r>
+      <w:r>
+        <w:t xml:space="preserve"> </w:t>
+      </w:r>
+      <w:r>
+        <w:t xml:space="preserve">value for a one sample test</w:t>
       </w:r>
     </w:p>
     <w:p>
@@ -777,7 +821,7 @@
         </w:numPr>
       </w:pPr>
       <w:r>
-        <w:t xml:space="preserve">n=20 (df=19) - 90% of the observations found left</w:t>
+        <w:t xml:space="preserve">n=8 (df=7) - 95% of the observations found left</w:t>
       </w:r>
     </w:p>
     <w:p>
@@ -789,7 +833,7 @@
         </w:numPr>
       </w:pPr>
       <w:r>
-        <w:t xml:space="preserve">t= 1.328 (10% are outside)</w:t>
+        <w:t xml:space="preserve">t= 1.761 (5% are outside)</w:t>
       </w:r>
     </w:p>
     <w:p>
@@ -801,18 +845,18 @@
           <wp:inline>
             <wp:extent cx="2543175" cy="1885950"/>
             <wp:effectExtent b="0" l="0" r="0" t="0"/>
-            <wp:docPr descr="" title="" id="38" name="Picture"/>
+            <wp:docPr descr="" title="" id="39" name="Picture"/>
             <a:graphic>
               <a:graphicData uri="http://schemas.openxmlformats.org/drawingml/2006/picture">
                 <pic:pic>
                   <pic:nvPicPr>
-                    <pic:cNvPr descr="images/clipboard-1822465473.png" id="39" name="Picture"/>
+                    <pic:cNvPr descr="images/clipboard-1822465473.png" id="40" name="Picture"/>
                     <pic:cNvPicPr>
                       <a:picLocks noChangeArrowheads="1" noChangeAspect="1"/>
                     </pic:cNvPicPr>
                   </pic:nvPicPr>
                   <pic:blipFill>
-                    <a:blip r:embed="rId37"/>
+                    <a:blip r:embed="rId38"/>
                     <a:stretch>
                       <a:fillRect/>
                     </a:stretch>
@@ -846,20 +890,20 @@
       <w:r>
         <w:drawing>
           <wp:inline>
-            <wp:extent cx="4676775" cy="3324225"/>
+            <wp:extent cx="5800725" cy="3696226"/>
             <wp:effectExtent b="0" l="0" r="0" t="0"/>
-            <wp:docPr descr="" title="" id="41" name="Picture"/>
+            <wp:docPr descr="" title="" id="42" name="Picture"/>
             <a:graphic>
               <a:graphicData uri="http://schemas.openxmlformats.org/drawingml/2006/picture">
                 <pic:pic>
                   <pic:nvPicPr>
-                    <pic:cNvPr descr="images/clipboard-641796945.png" id="42" name="Picture"/>
+                    <pic:cNvPr descr="images/clipboard-4103165911.png" id="43" name="Picture"/>
                     <pic:cNvPicPr>
                       <a:picLocks noChangeArrowheads="1" noChangeAspect="1"/>
                     </pic:cNvPicPr>
                   </pic:nvPicPr>
                   <pic:blipFill>
-                    <a:blip r:embed="rId40"/>
+                    <a:blip r:embed="rId41"/>
                     <a:stretch>
                       <a:fillRect/>
                     </a:stretch>
@@ -867,7 +911,7 @@
                   <pic:spPr bwMode="auto">
                     <a:xfrm>
                       <a:off x="0" y="0"/>
-                      <a:ext cx="4676775" cy="3324225"/>
+                      <a:ext cx="5800725" cy="3696226"/>
                     </a:xfrm>
                     <a:prstGeom prst="rect">
                       <a:avLst/>
@@ -885,9 +929,15 @@
           </wp:inline>
         </w:drawing>
       </w:r>
-    </w:p>
-    <w:bookmarkEnd w:id="43"/>
-    <w:bookmarkStart w:id="50" w:name="lecture-5-two-tailed-questions"/>
+      <w:r>
+        <w:t xml:space="preserve"> </w:t>
+      </w:r>
+      <w:r>
+        <w:t xml:space="preserve">xxxx</w:t>
+      </w:r>
+    </w:p>
+    <w:bookmarkEnd w:id="44"/>
+    <w:bookmarkStart w:id="51" w:name="lecture-5-two-tailed-questions"/>
     <w:p>
       <w:pPr>
         <w:pStyle w:val="Heading1"/>
@@ -947,18 +997,18 @@
           <wp:inline>
             <wp:extent cx="1905000" cy="1428750"/>
             <wp:effectExtent b="0" l="0" r="0" t="0"/>
-            <wp:docPr descr="" title="" id="45" name="Picture"/>
+            <wp:docPr descr="" title="" id="46" name="Picture"/>
             <a:graphic>
               <a:graphicData uri="http://schemas.openxmlformats.org/drawingml/2006/picture">
                 <pic:pic>
                   <pic:nvPicPr>
-                    <pic:cNvPr descr="images/clipboard-2234740159.png" id="46" name="Picture"/>
+                    <pic:cNvPr descr="images/clipboard-2234740159.png" id="47" name="Picture"/>
                     <pic:cNvPicPr>
                       <a:picLocks noChangeArrowheads="1" noChangeAspect="1"/>
                     </pic:cNvPicPr>
                   </pic:nvPicPr>
                   <pic:blipFill>
-                    <a:blip r:embed="rId44"/>
+                    <a:blip r:embed="rId45"/>
                     <a:stretch>
                       <a:fillRect/>
                     </a:stretch>
@@ -992,20 +1042,20 @@
       <w:r>
         <w:drawing>
           <wp:inline>
-            <wp:extent cx="3333750" cy="1905000"/>
+            <wp:extent cx="6429375" cy="4077452"/>
             <wp:effectExtent b="0" l="0" r="0" t="0"/>
-            <wp:docPr descr="" title="" id="48" name="Picture"/>
+            <wp:docPr descr="" title="" id="49" name="Picture"/>
             <a:graphic>
               <a:graphicData uri="http://schemas.openxmlformats.org/drawingml/2006/picture">
                 <pic:pic>
                   <pic:nvPicPr>
-                    <pic:cNvPr descr="images/clipboard-1734806681.png" id="49" name="Picture"/>
+                    <pic:cNvPr descr="images/clipboard-1746531278.png" id="50" name="Picture"/>
                     <pic:cNvPicPr>
                       <a:picLocks noChangeArrowheads="1" noChangeAspect="1"/>
                     </pic:cNvPicPr>
                   </pic:nvPicPr>
                   <pic:blipFill>
-                    <a:blip r:embed="rId47"/>
+                    <a:blip r:embed="rId48"/>
                     <a:stretch>
                       <a:fillRect/>
                     </a:stretch>
@@ -1013,7 +1063,7 @@
                   <pic:spPr bwMode="auto">
                     <a:xfrm>
                       <a:off x="0" y="0"/>
-                      <a:ext cx="3333750" cy="1905000"/>
+                      <a:ext cx="6429375" cy="4077452"/>
                     </a:xfrm>
                     <a:prstGeom prst="rect">
                       <a:avLst/>
@@ -1032,8 +1082,16 @@
         </w:drawing>
       </w:r>
     </w:p>
-    <w:bookmarkEnd w:id="50"/>
-    <w:bookmarkStart w:id="53" w:name="lecture-5-calculating-ci-example"/>
+    <w:p>
+      <w:pPr>
+        <w:pStyle w:val="BodyText"/>
+      </w:pPr>
+      <w:r>
+        <w:t xml:space="preserve">xxxxx</w:t>
+      </w:r>
+    </w:p>
+    <w:bookmarkEnd w:id="51"/>
+    <w:bookmarkStart w:id="54" w:name="lecture-5-calculating-ci-example"/>
     <w:p>
       <w:pPr>
         <w:pStyle w:val="Heading1"/>
@@ -1149,7 +1207,7 @@
         </w:numPr>
       </w:pPr>
       <w:r>
-        <w:t xml:space="preserve">95% CI Sample A: = 272.8 ± 2.262 * (37.81/(10^0.5)) = 27.05</w:t>
+        <w:t xml:space="preserve">95% CI Sample A: = 17.6 ± 2.365 * (2.51/(8^0.5)) = +/- 2.098746</w:t>
       </w:r>
     </w:p>
     <w:p>
@@ -1161,7 +1219,7 @@
         </w:numPr>
       </w:pPr>
       <w:r>
-        <w:t xml:space="preserve">The 95% CI is between 245.8 and 299.8</w:t>
+        <w:t xml:space="preserve">The 95% CI is between 15.50 and 19.70</w:t>
       </w:r>
     </w:p>
     <w:p>
@@ -1173,7 +1231,7 @@
         </w:numPr>
       </w:pPr>
       <w:r>
-        <w:t xml:space="preserve">“The 95% CI for the population mean from sample A is 272.8 ± 27.05</w:t>
+        <w:t xml:space="preserve">“The 95% CI for the population mean from sample A is 17.6 ± 2.1</w:t>
       </w:r>
     </w:p>
     <w:p>
@@ -1183,20 +1241,20 @@
       <w:r>
         <w:drawing>
           <wp:inline>
-            <wp:extent cx="4933950" cy="3857625"/>
+            <wp:extent cx="6429375" cy="4077452"/>
             <wp:effectExtent b="0" l="0" r="0" t="0"/>
-            <wp:docPr descr="" title="" id="51" name="Picture"/>
+            <wp:docPr descr="" title="" id="52" name="Picture"/>
             <a:graphic>
               <a:graphicData uri="http://schemas.openxmlformats.org/drawingml/2006/picture">
                 <pic:pic>
                   <pic:nvPicPr>
-                    <pic:cNvPr descr="images/clipboard-3203878802.png" id="52" name="Picture"/>
+                    <pic:cNvPr descr="images/clipboard-1746531278.png" id="53" name="Picture"/>
                     <pic:cNvPicPr>
                       <a:picLocks noChangeArrowheads="1" noChangeAspect="1"/>
                     </pic:cNvPicPr>
                   </pic:nvPicPr>
                   <pic:blipFill>
-                    <a:blip r:embed="rId33"/>
+                    <a:blip r:embed="rId48"/>
                     <a:stretch>
                       <a:fillRect/>
                     </a:stretch>
@@ -1204,7 +1262,7 @@
                   <pic:spPr bwMode="auto">
                     <a:xfrm>
                       <a:off x="0" y="0"/>
-                      <a:ext cx="4933950" cy="3857625"/>
+                      <a:ext cx="6429375" cy="4077452"/>
                     </a:xfrm>
                     <a:prstGeom prst="rect">
                       <a:avLst/>
@@ -1223,8 +1281,8 @@
         </w:drawing>
       </w:r>
     </w:p>
-    <w:bookmarkEnd w:id="53"/>
-    <w:bookmarkStart w:id="54" w:name="lecture-5-applications-of-t-distribution"/>
+    <w:bookmarkEnd w:id="54"/>
+    <w:bookmarkStart w:id="55" w:name="lecture-5-applications-of-t-distribution"/>
     <w:p>
       <w:pPr>
         <w:pStyle w:val="Heading1"/>
@@ -1284,7 +1342,13 @@
         </w:numPr>
       </w:pPr>
       <w:r>
-        <w:t xml:space="preserve">“What is probability of getting sample with mean = ȳ from population with mean = µ?”</w:t>
+        <w:t xml:space="preserve">“What is probability of getting sample with mean = ȳ from</w:t>
+      </w:r>
+      <w:r>
+        <w:t xml:space="preserve"> </w:t>
+      </w:r>
+      <w:r>
+        <w:t xml:space="preserve">population with mean = µ?”</w:t>
       </w:r>
       <w:r>
         <w:t xml:space="preserve"> </w:t>
@@ -1302,17 +1366,23 @@
         </w:numPr>
       </w:pPr>
       <w:r>
-        <w:t xml:space="preserve">“What is the probability that two samples came from same population?”</w:t>
+        <w:t xml:space="preserve">“What is the probability that two samples came from same</w:t>
       </w:r>
       <w:r>
         <w:t xml:space="preserve"> </w:t>
       </w:r>
       <w:r>
+        <w:t xml:space="preserve">population?”</w:t>
+      </w:r>
+      <w:r>
+        <w:t xml:space="preserve"> </w:t>
+      </w:r>
+      <w:r>
         <w:t xml:space="preserve">(2 sample t-test)</w:t>
       </w:r>
     </w:p>
-    <w:bookmarkEnd w:id="54"/>
-    <w:bookmarkStart w:id="56" w:name="lecture-5-single-sample-t-test"/>
+    <w:bookmarkEnd w:id="55"/>
+    <w:bookmarkStart w:id="57" w:name="lecture-5-single-sample-t-test"/>
     <w:p>
       <w:pPr>
         <w:pStyle w:val="Heading1"/>
@@ -1356,7 +1426,7 @@
         <w:pStyle w:val="BodyText"/>
       </w:pPr>
       <w:r>
-        <w:t xml:space="preserve">H₀: μ = 240 (The mean fish length in I3 is 240mm)</w:t>
+        <w:t xml:space="preserve">H₀: μ = 15 (The mean needle length on shade side is 15mm)</w:t>
       </w:r>
     </w:p>
     <w:p>
@@ -1364,10 +1434,10 @@
         <w:pStyle w:val="BodyText"/>
       </w:pPr>
       <w:r>
-        <w:t xml:space="preserve">H₁: μ ≠ 240 (The mean fish length in I3 is not 240mm)</w:t>
-      </w:r>
-    </w:p>
-    <w:bookmarkStart w:id="55" w:name="assumptions-for-t-test"/>
+        <w:t xml:space="preserve">H₁: μ ≠ 15 (The mean needle length on shade side is not 240mm)</w:t>
+      </w:r>
+    </w:p>
+    <w:bookmarkStart w:id="56" w:name="assumptions-for-t-test"/>
     <w:p>
       <w:pPr>
         <w:pStyle w:val="Heading2"/>
@@ -1412,9 +1482,9 @@
         <w:t xml:space="preserve">No significant outliers</w:t>
       </w:r>
     </w:p>
-    <w:bookmarkEnd w:id="55"/>
     <w:bookmarkEnd w:id="56"/>
-    <w:bookmarkStart w:id="60" w:name="assumptions-in-r---qqplots-from-car"/>
+    <w:bookmarkEnd w:id="57"/>
+    <w:bookmarkStart w:id="61" w:name="assumptions-in-r---qqplots-from-car"/>
     <w:p>
       <w:pPr>
         <w:pStyle w:val="Heading1"/>
@@ -1479,7 +1549,7 @@
         <w:rPr>
           <w:rStyle w:val="NormalTok"/>
         </w:rPr>
-        <w:t xml:space="preserve">(i3_df</w:t>
+        <w:t xml:space="preserve">(ps_df</w:t>
       </w:r>
       <w:r>
         <w:rPr>
@@ -1518,7 +1588,7 @@
         <w:rPr>
           <w:rStyle w:val="StringTok"/>
         </w:rPr>
-        <w:t xml:space="preserve">"QQ Plot for length of Grayling"</w:t>
+        <w:t xml:space="preserve">"QQ Plot for length of pine needles"</w:t>
       </w:r>
       <w:r>
         <w:rPr>
@@ -1569,18 +1639,18 @@
           <wp:inline>
             <wp:extent cx="2743200" cy="2743200"/>
             <wp:effectExtent b="0" l="0" r="0" t="0"/>
-            <wp:docPr descr="" title="" id="58" name="Picture"/>
+            <wp:docPr descr="" title="" id="59" name="Picture"/>
             <a:graphic>
               <a:graphicData uri="http://schemas.openxmlformats.org/drawingml/2006/picture">
                 <pic:pic>
                   <pic:nvPicPr>
-                    <pic:cNvPr descr="05_01_lecture_powerpoint_files/figure-docx/test_assumptions-1.png" id="59" name="Picture"/>
+                    <pic:cNvPr descr="05_01_lecture_powerpoint_files/figure-docx/test_assumptions-1.png" id="60" name="Picture"/>
                     <pic:cNvPicPr>
                       <a:picLocks noChangeArrowheads="1" noChangeAspect="1"/>
                     </pic:cNvPicPr>
                   </pic:nvPicPr>
                   <pic:blipFill>
-                    <a:blip r:embed="rId57"/>
+                    <a:blip r:embed="rId58"/>
                     <a:stretch>
                       <a:fillRect/>
                     </a:stretch>
@@ -1615,11 +1685,11 @@
         <w:rPr>
           <w:rStyle w:val="VerbatimChar"/>
         </w:rPr>
-        <w:t xml:space="preserve">[1] 53 35</w:t>
-      </w:r>
-    </w:p>
-    <w:bookmarkEnd w:id="60"/>
-    <w:bookmarkStart w:id="62" w:name="statistical-test-of-normality"/>
+        <w:t xml:space="preserve">[1]  8 11</w:t>
+      </w:r>
+    </w:p>
+    <w:bookmarkEnd w:id="61"/>
+    <w:bookmarkStart w:id="63" w:name="statistical-test-of-normality"/>
     <w:p>
       <w:pPr>
         <w:pStyle w:val="Heading1"/>
@@ -1628,7 +1698,7 @@
         <w:t xml:space="preserve">Statistical Test of Normality</w:t>
       </w:r>
     </w:p>
-    <w:bookmarkStart w:id="61" w:name="shapiro-wilk-test"/>
+    <w:bookmarkStart w:id="62" w:name="shapiro-wilk-test"/>
     <w:p>
       <w:pPr>
         <w:pStyle w:val="Heading2"/>
@@ -1660,7 +1730,7 @@
         <w:rPr>
           <w:rStyle w:val="NormalTok"/>
         </w:rPr>
-        <w:t xml:space="preserve">(i3_df</w:t>
+        <w:t xml:space="preserve">(ps_df</w:t>
       </w:r>
       <w:r>
         <w:rPr>
@@ -1698,7 +1768,7 @@
         <w:rPr>
           <w:rStyle w:val="VerbatimChar"/>
         </w:rPr>
-        <w:t xml:space="preserve">data:  i3_df$length_mm</w:t>
+        <w:t xml:space="preserve">data:  ps_df$length_mm</w:t>
       </w:r>
       <w:r>
         <w:br/>
@@ -1707,12 +1777,12 @@
         <w:rPr>
           <w:rStyle w:val="VerbatimChar"/>
         </w:rPr>
-        <w:t xml:space="preserve">W = 0.91051, p-value = 0.0001623</w:t>
-      </w:r>
-    </w:p>
-    <w:bookmarkEnd w:id="61"/>
+        <w:t xml:space="preserve">W = 0.92754, p-value = 0.2228</w:t>
+      </w:r>
+    </w:p>
     <w:bookmarkEnd w:id="62"/>
-    <w:bookmarkStart w:id="66" w:name="checking-for-outliers"/>
+    <w:bookmarkEnd w:id="63"/>
+    <w:bookmarkStart w:id="67" w:name="checking-for-outliers"/>
     <w:p>
       <w:pPr>
         <w:pStyle w:val="Heading1"/>
@@ -1747,7 +1817,7 @@
         <w:rPr>
           <w:rStyle w:val="NormalTok"/>
         </w:rPr>
-        <w:t xml:space="preserve">i3_df </w:t>
+        <w:t xml:space="preserve">ps_df </w:t>
       </w:r>
       <w:r>
         <w:rPr>
@@ -1783,7 +1853,7 @@
         <w:rPr>
           <w:rStyle w:val="NormalTok"/>
         </w:rPr>
-        <w:t xml:space="preserve">(lake, length_mm))</w:t>
+        <w:t xml:space="preserve">(side, length_mm))</w:t>
       </w:r>
       <w:r>
         <w:rPr>
@@ -1813,18 +1883,18 @@
           <wp:inline>
             <wp:extent cx="2743200" cy="2743200"/>
             <wp:effectExtent b="0" l="0" r="0" t="0"/>
-            <wp:docPr descr="" title="" id="64" name="Picture"/>
+            <wp:docPr descr="" title="" id="65" name="Picture"/>
             <a:graphic>
               <a:graphicData uri="http://schemas.openxmlformats.org/drawingml/2006/picture">
                 <pic:pic>
                   <pic:nvPicPr>
-                    <pic:cNvPr descr="05_01_lecture_powerpoint_files/figure-docx/unnamed-chunk-4-1.png" id="65" name="Picture"/>
+                    <pic:cNvPr descr="05_01_lecture_powerpoint_files/figure-docx/unnamed-chunk-5-1.png" id="66" name="Picture"/>
                     <pic:cNvPicPr>
                       <a:picLocks noChangeArrowheads="1" noChangeAspect="1"/>
                     </pic:cNvPicPr>
                   </pic:nvPicPr>
                   <pic:blipFill>
-                    <a:blip r:embed="rId63"/>
+                    <a:blip r:embed="rId64"/>
                     <a:stretch>
                       <a:fillRect/>
                     </a:stretch>
@@ -1851,8 +1921,8 @@
         </w:drawing>
       </w:r>
     </w:p>
-    <w:bookmarkEnd w:id="66"/>
-    <w:bookmarkStart w:id="70" w:name="practice-exercise-1-one-sample-t-test"/>
+    <w:bookmarkEnd w:id="67"/>
+    <w:bookmarkStart w:id="71" w:name="practice-exercise-1-one-sample-t-test"/>
     <w:p>
       <w:pPr>
         <w:pStyle w:val="Heading1"/>
@@ -1903,18 +1973,18 @@
                 <wp:inline>
                   <wp:extent cx="152400" cy="152400"/>
                   <wp:effectExtent b="0" l="0" r="0" t="0"/>
-                  <wp:docPr descr="" title="" id="68" name="Picture"/>
+                  <wp:docPr descr="" title="" id="69" name="Picture"/>
                   <a:graphic>
                     <a:graphicData uri="http://schemas.openxmlformats.org/drawingml/2006/picture">
                       <pic:pic>
                         <pic:nvPicPr>
-                          <pic:cNvPr descr="/Applications/RStudio.app/Contents/Resources/app/quarto/share/formats/docx/tip.png" id="69" name="Picture"/>
+                          <pic:cNvPr descr="/Applications/RStudio.app/Contents/Resources/app/quarto/share/formats/docx/tip.png" id="70" name="Picture"/>
                           <pic:cNvPicPr>
                             <a:picLocks noChangeArrowheads="1" noChangeAspect="1"/>
                           </pic:cNvPicPr>
                         </pic:nvPicPr>
                         <pic:blipFill>
-                          <a:blip r:embed="rId67"/>
+                          <a:blip r:embed="rId68"/>
                           <a:stretch>
                             <a:fillRect/>
                           </a:stretch>
@@ -1971,7 +2041,13 @@
               <w:spacing w:before="16"/>
             </w:pPr>
             <w:r>
-              <w:t xml:space="preserve">Let’s perform a one-sample t-test to determine if the mean fish length in I3 Lake differs from 240 mm:</w:t>
+              <w:t xml:space="preserve">Let’s perform a one-sample t-test to determine if the mean fish length</w:t>
+            </w:r>
+            <w:r>
+              <w:t xml:space="preserve"> </w:t>
+            </w:r>
+            <w:r>
+              <w:t xml:space="preserve">in I3 Lake differs from 15 mm:</w:t>
             </w:r>
           </w:p>
           <w:p>
@@ -1988,10 +2064,13 @@
               <w:br/>
             </w:r>
             <w:r>
-              <w:rPr>
-                <w:rStyle w:val="NormalTok"/>
-              </w:rPr>
-              <w:t xml:space="preserve">i3_mean </w:t>
+              <w:br/>
+            </w:r>
+            <w:r>
+              <w:rPr>
+                <w:rStyle w:val="NormalTok"/>
+              </w:rPr>
+              <w:t xml:space="preserve">ps_shade_mean </w:t>
             </w:r>
             <w:r>
               <w:rPr>
@@ -2015,7 +2094,7 @@
               <w:rPr>
                 <w:rStyle w:val="NormalTok"/>
               </w:rPr>
-              <w:t xml:space="preserve">(i3_df</w:t>
+              <w:t xml:space="preserve">(ps_shady_df</w:t>
             </w:r>
             <w:r>
               <w:rPr>
@@ -2033,7 +2112,13 @@
               <w:rPr>
                 <w:rStyle w:val="AttributeTok"/>
               </w:rPr>
-              <w:t xml:space="preserve">na.rm=</w:t>
+              <w:t xml:space="preserve">na.rm =</w:t>
+            </w:r>
+            <w:r>
+              <w:rPr>
+                <w:rStyle w:val="NormalTok"/>
+              </w:rPr>
+              <w:t xml:space="preserve"> </w:t>
             </w:r>
             <w:r>
               <w:rPr>
@@ -2084,7 +2169,7 @@
               <w:rPr>
                 <w:rStyle w:val="NormalTok"/>
               </w:rPr>
-              <w:t xml:space="preserve">(i3_mean, </w:t>
+              <w:t xml:space="preserve">(ps_shade_mean, </w:t>
             </w:r>
             <w:r>
               <w:rPr>
@@ -2131,7 +2216,7 @@
               <w:rPr>
                 <w:rStyle w:val="VerbatimChar"/>
               </w:rPr>
-              <w:t xml:space="preserve">Mean: 265.6 mm</w:t>
+              <w:t xml:space="preserve">Mean: 17.6 mm</w:t>
             </w:r>
           </w:p>
           <w:p>
@@ -2175,7 +2260,7 @@
               <w:rPr>
                 <w:rStyle w:val="NormalTok"/>
               </w:rPr>
-              <w:t xml:space="preserve">(i3_df</w:t>
+              <w:t xml:space="preserve">(ps_shady_df</w:t>
             </w:r>
             <w:r>
               <w:rPr>
@@ -2205,7 +2290,7 @@
               <w:rPr>
                 <w:rStyle w:val="DecValTok"/>
               </w:rPr>
-              <w:t xml:space="preserve">240</w:t>
+              <w:t xml:space="preserve">15</w:t>
             </w:r>
             <w:r>
               <w:rPr>
@@ -2258,7 +2343,7 @@
               <w:rPr>
                 <w:rStyle w:val="VerbatimChar"/>
               </w:rPr>
-              <w:t xml:space="preserve">data:  i3_df$length_mm</w:t>
+              <w:t xml:space="preserve">data:  ps_shady_df$length_mm</w:t>
             </w:r>
             <w:r>
               <w:br/>
@@ -2267,7 +2352,7 @@
               <w:rPr>
                 <w:rStyle w:val="VerbatimChar"/>
               </w:rPr>
-              <w:t xml:space="preserve">t = 7.3497, df = 65, p-value = 4.17e-10</w:t>
+              <w:t xml:space="preserve">t = 2.9414, df = 7, p-value = 0.02167</w:t>
             </w:r>
             <w:r>
               <w:br/>
@@ -2276,7 +2361,7 @@
               <w:rPr>
                 <w:rStyle w:val="VerbatimChar"/>
               </w:rPr>
-              <w:t xml:space="preserve">alternative hypothesis: true mean is not equal to 240</w:t>
+              <w:t xml:space="preserve">alternative hypothesis: true mean is not equal to 15</w:t>
             </w:r>
             <w:r>
               <w:br/>
@@ -2294,7 +2379,7 @@
               <w:rPr>
                 <w:rStyle w:val="VerbatimChar"/>
               </w:rPr>
-              <w:t xml:space="preserve"> 258.6481 272.5640</w:t>
+              <w:t xml:space="preserve"> 15.51092 19.70030</w:t>
             </w:r>
             <w:r>
               <w:br/>
@@ -2321,7 +2406,7 @@
               <w:rPr>
                 <w:rStyle w:val="VerbatimChar"/>
               </w:rPr>
-              <w:t xml:space="preserve"> 265.6061 </w:t>
+              <w:t xml:space="preserve"> 17.60561 </w:t>
             </w:r>
           </w:p>
           <w:p>
@@ -2389,14 +2474,20 @@
               </w:numPr>
             </w:pPr>
             <w:r>
-              <w:t xml:space="preserve">What is the practical interpretation of this result for fish biologists?</w:t>
+              <w:t xml:space="preserve">What is the practical interpretation of this result for fish</w:t>
+            </w:r>
+            <w:r>
+              <w:t xml:space="preserve"> </w:t>
+            </w:r>
+            <w:r>
+              <w:t xml:space="preserve">biologists?</w:t>
             </w:r>
           </w:p>
         </w:tc>
       </w:tr>
     </w:tbl>
-    <w:bookmarkEnd w:id="70"/>
-    <w:bookmarkStart w:id="74" w:name="lecture-5-hypothesis-testing-framework"/>
+    <w:bookmarkEnd w:id="71"/>
+    <w:bookmarkStart w:id="75" w:name="lecture-5-hypothesis-testing-framework"/>
     <w:p>
       <w:pPr>
         <w:pStyle w:val="Heading1"/>
@@ -2420,7 +2511,13 @@
         <w:pStyle w:val="FirstParagraph"/>
       </w:pPr>
       <w:r>
-        <w:t xml:space="preserve">Hypothesis testing is a systematic way to evaluate research questions using data.</w:t>
+        <w:t xml:space="preserve">Hypothesis testing is a systematic way to evaluate research questions</w:t>
+      </w:r>
+      <w:r>
+        <w:t xml:space="preserve"> </w:t>
+      </w:r>
+      <w:r>
+        <w:t xml:space="preserve">using data.</w:t>
       </w:r>
     </w:p>
     <w:p>
@@ -2469,7 +2566,13 @@
         <w:t xml:space="preserve"> </w:t>
       </w:r>
       <w:r>
-        <w:t xml:space="preserve">“no difference”</w:t>
+        <w:t xml:space="preserve">“no</w:t>
+      </w:r>
+      <w:r>
+        <w:t xml:space="preserve"> </w:t>
+      </w:r>
+      <w:r>
+        <w:t xml:space="preserve">difference”</w:t>
       </w:r>
     </w:p>
     <w:p>
@@ -2526,7 +2629,13 @@
         <w:t xml:space="preserve">P-value</w:t>
       </w:r>
       <w:r>
-        <w:t xml:space="preserve">: Probability of observing our results (or more extreme) if H₀ is true</w:t>
+        <w:t xml:space="preserve">: Probability of observing our results (or more extreme)</w:t>
+      </w:r>
+      <w:r>
+        <w:t xml:space="preserve"> </w:t>
+      </w:r>
+      <w:r>
+        <w:t xml:space="preserve">if H₀ is true</w:t>
       </w:r>
     </w:p>
     <w:p>
@@ -2545,7 +2654,13 @@
         <w:t xml:space="preserve">Significance level (α)</w:t>
       </w:r>
       <w:r>
-        <w:t xml:space="preserve">: Threshold for rejecting H₀, typically 0.05</w:t>
+        <w:t xml:space="preserve">: Threshold for rejecting H₀, typically</w:t>
+      </w:r>
+      <w:r>
+        <w:t xml:space="preserve"> </w:t>
+      </w:r>
+      <w:r>
+        <w:t xml:space="preserve">0.05</w:t>
       </w:r>
     </w:p>
     <w:p>
@@ -2560,7 +2675,13 @@
         <w:t xml:space="preserve">Decision rule</w:t>
       </w:r>
       <w:r>
-        <w:t xml:space="preserve">: Reject Ho if p-value less than α or shorthand p &lt; 0.05</w:t>
+        <w:t xml:space="preserve">: Reject Ho if p-value less than α or shorthand p &lt;</w:t>
+      </w:r>
+      <w:r>
+        <w:t xml:space="preserve"> </w:t>
+      </w:r>
+      <w:r>
+        <w:t xml:space="preserve">0.05</w:t>
       </w:r>
     </w:p>
     <w:p>
@@ -2572,18 +2693,18 @@
           <wp:inline>
             <wp:extent cx="4572000" cy="4572000"/>
             <wp:effectExtent b="0" l="0" r="0" t="0"/>
-            <wp:docPr descr="" title="" id="72" name="Picture"/>
+            <wp:docPr descr="" title="" id="73" name="Picture"/>
             <a:graphic>
               <a:graphicData uri="http://schemas.openxmlformats.org/drawingml/2006/picture">
                 <pic:pic>
                   <pic:nvPicPr>
-                    <pic:cNvPr descr="05_01_lecture_powerpoint_files/figure-docx/unnamed-chunk-6-1.png" id="73" name="Picture"/>
+                    <pic:cNvPr descr="05_01_lecture_powerpoint_files/figure-docx/unnamed-chunk-7-1.png" id="74" name="Picture"/>
                     <pic:cNvPicPr>
                       <a:picLocks noChangeArrowheads="1" noChangeAspect="1"/>
                     </pic:cNvPicPr>
                   </pic:nvPicPr>
                   <pic:blipFill>
-                    <a:blip r:embed="rId71"/>
+                    <a:blip r:embed="rId72"/>
                     <a:stretch>
                       <a:fillRect/>
                     </a:stretch>
@@ -2610,8 +2731,8 @@
         </w:drawing>
       </w:r>
     </w:p>
-    <w:bookmarkEnd w:id="74"/>
-    <w:bookmarkStart w:id="78" w:name="lecture-5-hypothesis-testing"/>
+    <w:bookmarkEnd w:id="75"/>
+    <w:bookmarkStart w:id="79" w:name="lecture-5-hypothesis-testing"/>
     <w:p>
       <w:pPr>
         <w:pStyle w:val="Heading1"/>
@@ -2635,7 +2756,13 @@
         <w:pStyle w:val="FirstParagraph"/>
       </w:pPr>
       <w:r>
-        <w:t xml:space="preserve">Hypothesis testing is a systematic way to evaluate research questions using data.</w:t>
+        <w:t xml:space="preserve">Hypothesis testing is a systematic way to evaluate research questions</w:t>
+      </w:r>
+      <w:r>
+        <w:t xml:space="preserve"> </w:t>
+      </w:r>
+      <w:r>
+        <w:t xml:space="preserve">using data.</w:t>
       </w:r>
     </w:p>
     <w:p>
@@ -2683,7 +2810,13 @@
         <w:t xml:space="preserve"> </w:t>
       </w:r>
       <w:r>
-        <w:t xml:space="preserve">“no difference”</w:t>
+        <w:t xml:space="preserve">“no</w:t>
+      </w:r>
+      <w:r>
+        <w:t xml:space="preserve"> </w:t>
+      </w:r>
+      <w:r>
+        <w:t xml:space="preserve">difference”</w:t>
       </w:r>
     </w:p>
     <w:p>
@@ -2737,7 +2870,13 @@
         <w:t xml:space="preserve">P-value</w:t>
       </w:r>
       <w:r>
-        <w:t xml:space="preserve">: Probability of observing our results (or more extreme) if H₀ is true</w:t>
+        <w:t xml:space="preserve">: Probability of observing our results (or more extreme)</w:t>
+      </w:r>
+      <w:r>
+        <w:t xml:space="preserve"> </w:t>
+      </w:r>
+      <w:r>
+        <w:t xml:space="preserve">if H₀ is true</w:t>
       </w:r>
     </w:p>
     <w:p>
@@ -2755,7 +2894,13 @@
         <w:t xml:space="preserve">Significance level (α)</w:t>
       </w:r>
       <w:r>
-        <w:t xml:space="preserve">: Threshold for rejecting H₀, typically 0.05</w:t>
+        <w:t xml:space="preserve">: Threshold for rejecting H₀, typically</w:t>
+      </w:r>
+      <w:r>
+        <w:t xml:space="preserve"> </w:t>
+      </w:r>
+      <w:r>
+        <w:t xml:space="preserve">0.05</w:t>
       </w:r>
     </w:p>
     <w:p>
@@ -2782,18 +2927,18 @@
           <wp:inline>
             <wp:extent cx="4572000" cy="4572000"/>
             <wp:effectExtent b="0" l="0" r="0" t="0"/>
-            <wp:docPr descr="" title="" id="76" name="Picture"/>
+            <wp:docPr descr="" title="" id="77" name="Picture"/>
             <a:graphic>
               <a:graphicData uri="http://schemas.openxmlformats.org/drawingml/2006/picture">
                 <pic:pic>
                   <pic:nvPicPr>
-                    <pic:cNvPr descr="05_01_lecture_powerpoint_files/figure-docx/unnamed-chunk-7-1.png" id="77" name="Picture"/>
+                    <pic:cNvPr descr="05_01_lecture_powerpoint_files/figure-docx/unnamed-chunk-8-1.png" id="78" name="Picture"/>
                     <pic:cNvPicPr>
                       <a:picLocks noChangeArrowheads="1" noChangeAspect="1"/>
                     </pic:cNvPicPr>
                   </pic:nvPicPr>
                   <pic:blipFill>
-                    <a:blip r:embed="rId75"/>
+                    <a:blip r:embed="rId76"/>
                     <a:stretch>
                       <a:fillRect/>
                     </a:stretch>
@@ -2820,8 +2965,8 @@
         </w:drawing>
       </w:r>
     </w:p>
-    <w:bookmarkEnd w:id="78"/>
-    <w:bookmarkStart w:id="79" w:name="X372b87408d75407e0a3ae520c04a90017d9c40a"/>
+    <w:bookmarkEnd w:id="79"/>
+    <w:bookmarkStart w:id="80" w:name="X372b87408d75407e0a3ae520c04a90017d9c40a"/>
     <w:p>
       <w:pPr>
         <w:pStyle w:val="Heading1"/>
@@ -2883,11 +3028,23 @@
         <w:pStyle w:val="BodyText"/>
       </w:pPr>
       <w:r>
-        <w:t xml:space="preserve">“A one-sample t-test at α=0.05 showed that the mean fish length (… mm, SD = …) [was/was not] significantly different from the expected 240 mm, t(…) = …, p = …”</w:t>
-      </w:r>
-    </w:p>
-    <w:bookmarkEnd w:id="79"/>
-    <w:bookmarkStart w:id="83" w:name="X0b102983183a9a98684baf074efd5156d84eae0"/>
+        <w:t xml:space="preserve">“A one-sample t-test at α=0.05 showed that the mean needle length (…</w:t>
+      </w:r>
+      <w:r>
+        <w:t xml:space="preserve"> </w:t>
+      </w:r>
+      <w:r>
+        <w:t xml:space="preserve">mm, SD = …) [was/was not] significantly different from the expected</w:t>
+      </w:r>
+      <w:r>
+        <w:t xml:space="preserve"> </w:t>
+      </w:r>
+      <w:r>
+        <w:t xml:space="preserve">15 mm, t(…) = …, p = …”</w:t>
+      </w:r>
+    </w:p>
+    <w:bookmarkEnd w:id="80"/>
+    <w:bookmarkStart w:id="84" w:name="X0b102983183a9a98684baf074efd5156d84eae0"/>
     <w:p>
       <w:pPr>
         <w:pStyle w:val="Heading1"/>
@@ -2947,22 +3104,28 @@
         <w:pStyle w:val="BodyText"/>
       </w:pPr>
       <w:r>
+        <w:t xml:space="preserve">xxxxx</w:t>
+      </w:r>
+      <w:r>
+        <w:t xml:space="preserve"> </w:t>
+      </w:r>
+      <w:r>
         <w:drawing>
           <wp:inline>
-            <wp:extent cx="6578600" cy="2598547"/>
+            <wp:extent cx="1943100" cy="1943100"/>
             <wp:effectExtent b="0" l="0" r="0" t="0"/>
-            <wp:docPr descr="" title="" id="81" name="Picture"/>
+            <wp:docPr descr="" title="" id="82" name="Picture"/>
             <a:graphic>
               <a:graphicData uri="http://schemas.openxmlformats.org/drawingml/2006/picture">
                 <pic:pic>
                   <pic:nvPicPr>
-                    <pic:cNvPr descr="images/slimy_sculpin_cottus_cognatus.jpg" id="82" name="Picture"/>
+                    <pic:cNvPr descr="images/two_branches.jpg" id="83" name="Picture"/>
                     <pic:cNvPicPr>
                       <a:picLocks noChangeArrowheads="1" noChangeAspect="1"/>
                     </pic:cNvPicPr>
                   </pic:nvPicPr>
                   <pic:blipFill>
-                    <a:blip r:embed="rId80"/>
+                    <a:blip r:embed="rId81"/>
                     <a:stretch>
                       <a:fillRect/>
                     </a:stretch>
@@ -2970,7 +3133,7 @@
                   <pic:spPr bwMode="auto">
                     <a:xfrm>
                       <a:off x="0" y="0"/>
-                      <a:ext cx="6578600" cy="2598547"/>
+                      <a:ext cx="1943100" cy="1943100"/>
                     </a:xfrm>
                     <a:prstGeom prst="rect">
                       <a:avLst/>
@@ -2988,9 +3151,15 @@
           </wp:inline>
         </w:drawing>
       </w:r>
-    </w:p>
-    <w:bookmarkEnd w:id="83"/>
-    <w:bookmarkStart w:id="87" w:name="lecture-5-comparing-two-samples"/>
+      <w:r>
+        <w:t xml:space="preserve"> </w:t>
+      </w:r>
+      <w:r>
+        <w:t xml:space="preserve">xxx</w:t>
+      </w:r>
+    </w:p>
+    <w:bookmarkEnd w:id="84"/>
+    <w:bookmarkStart w:id="88" w:name="lecture-5-comparing-two-samples"/>
     <w:p>
       <w:pPr>
         <w:pStyle w:val="Heading1"/>
@@ -3069,7 +3238,7 @@
         <w:rPr>
           <w:rStyle w:val="NormalTok"/>
         </w:rPr>
-        <w:t xml:space="preserve">i3_i8_plot </w:t>
+        <w:t xml:space="preserve">shady_sunny_plot </w:t>
       </w:r>
       <w:r>
         <w:rPr>
@@ -3081,7 +3250,7 @@
         <w:rPr>
           <w:rStyle w:val="NormalTok"/>
         </w:rPr>
-        <w:t xml:space="preserve"> grayling_df </w:t>
+        <w:t xml:space="preserve"> ps_df </w:t>
       </w:r>
       <w:r>
         <w:rPr>
@@ -3132,7 +3301,7 @@
         <w:rPr>
           <w:rStyle w:val="NormalTok"/>
         </w:rPr>
-        <w:t xml:space="preserve"> lake, </w:t>
+        <w:t xml:space="preserve"> side, </w:t>
       </w:r>
       <w:r>
         <w:rPr>
@@ -3156,7 +3325,7 @@
         <w:rPr>
           <w:rStyle w:val="NormalTok"/>
         </w:rPr>
-        <w:t xml:space="preserve"> lake)) </w:t>
+        <w:t xml:space="preserve"> side)) </w:t>
       </w:r>
       <w:r>
         <w:rPr>
@@ -3237,7 +3406,7 @@
         <w:rPr>
           <w:rStyle w:val="StringTok"/>
         </w:rPr>
-        <w:t xml:space="preserve">"lake"</w:t>
+        <w:t xml:space="preserve">"side"</w:t>
       </w:r>
       <w:r>
         <w:rPr>
@@ -3303,7 +3472,7 @@
         <w:rPr>
           <w:rStyle w:val="StringTok"/>
         </w:rPr>
-        <w:t xml:space="preserve">"Lake"</w:t>
+        <w:t xml:space="preserve">"side"</w:t>
       </w:r>
       <w:r>
         <w:rPr>
@@ -3318,7 +3487,7 @@
         <w:rPr>
           <w:rStyle w:val="NormalTok"/>
         </w:rPr>
-        <w:t xml:space="preserve">i3_i8_plot</w:t>
+        <w:t xml:space="preserve">shady_sunny_plot</w:t>
       </w:r>
     </w:p>
     <w:p>
@@ -3330,18 +3499,18 @@
           <wp:inline>
             <wp:extent cx="4572000" cy="3657600"/>
             <wp:effectExtent b="0" l="0" r="0" t="0"/>
-            <wp:docPr descr="" title="" id="85" name="Picture"/>
+            <wp:docPr descr="" title="" id="86" name="Picture"/>
             <a:graphic>
               <a:graphicData uri="http://schemas.openxmlformats.org/drawingml/2006/picture">
                 <pic:pic>
                   <pic:nvPicPr>
-                    <pic:cNvPr descr="05_01_lecture_powerpoint_files/figure-docx/unnamed-chunk-8-1.png" id="86" name="Picture"/>
+                    <pic:cNvPr descr="05_01_lecture_powerpoint_files/figure-docx/unnamed-chunk-9-1.png" id="87" name="Picture"/>
                     <pic:cNvPicPr>
                       <a:picLocks noChangeArrowheads="1" noChangeAspect="1"/>
                     </pic:cNvPicPr>
                   </pic:nvPicPr>
                   <pic:blipFill>
-                    <a:blip r:embed="rId84"/>
+                    <a:blip r:embed="rId85"/>
                     <a:stretch>
                       <a:fillRect/>
                     </a:stretch>
@@ -3397,8 +3566,8 @@
         <w:t xml:space="preserve"># what can you conclude about the fish populations in these two lakes?</w:t>
       </w:r>
     </w:p>
-    <w:bookmarkEnd w:id="87"/>
-    <w:bookmarkStart w:id="90" w:name="X35a48391bcbf6b78dcbae43dc4f943f3e08dc72"/>
+    <w:bookmarkEnd w:id="88"/>
+    <w:bookmarkStart w:id="91" w:name="X35a48391bcbf6b78dcbae43dc4f943f3e08dc72"/>
     <w:p>
       <w:pPr>
         <w:pStyle w:val="Heading1"/>
@@ -3449,18 +3618,18 @@
                 <wp:inline>
                   <wp:extent cx="152400" cy="152400"/>
                   <wp:effectExtent b="0" l="0" r="0" t="0"/>
-                  <wp:docPr descr="" title="" id="88" name="Picture"/>
+                  <wp:docPr descr="" title="" id="89" name="Picture"/>
                   <a:graphic>
                     <a:graphicData uri="http://schemas.openxmlformats.org/drawingml/2006/picture">
                       <pic:pic>
                         <pic:nvPicPr>
-                          <pic:cNvPr descr="/Applications/RStudio.app/Contents/Resources/app/quarto/share/formats/docx/tip.png" id="89" name="Picture"/>
+                          <pic:cNvPr descr="/Applications/RStudio.app/Contents/Resources/app/quarto/share/formats/docx/tip.png" id="90" name="Picture"/>
                           <pic:cNvPicPr>
                             <a:picLocks noChangeArrowheads="1" noChangeAspect="1"/>
                           </pic:cNvPicPr>
                         </pic:nvPicPr>
                         <pic:blipFill>
-                          <a:blip r:embed="rId67"/>
+                          <a:blip r:embed="rId68"/>
                           <a:stretch>
                             <a:fillRect/>
                           </a:stretch>
@@ -3517,7 +3686,13 @@
               <w:spacing w:before="16"/>
             </w:pPr>
             <w:r>
-              <w:t xml:space="preserve">For the following research questions about fish lenghts write the null and alternative hypotheses:</w:t>
+              <w:t xml:space="preserve">For the following research questions about fish lengths write the null</w:t>
+            </w:r>
+            <w:r>
+              <w:t xml:space="preserve"> </w:t>
+            </w:r>
+            <w:r>
+              <w:t xml:space="preserve">and alternative hypotheses:</w:t>
             </w:r>
           </w:p>
           <w:p>
@@ -3529,7 +3704,7 @@
               </w:numPr>
             </w:pPr>
             <w:r>
-              <w:t xml:space="preserve">Are fish lengths in lake I3 and I8 different?</w:t>
+              <w:t xml:space="preserve">Are needle lengths ion shady and sunny sides different?</w:t>
             </w:r>
           </w:p>
           <w:p>
@@ -3562,8 +3737,8 @@
         </w:tc>
       </w:tr>
     </w:tbl>
-    <w:bookmarkEnd w:id="90"/>
-    <w:bookmarkStart w:id="93" w:name="lecture-5-two-sample-t-test-framework"/>
+    <w:bookmarkEnd w:id="91"/>
+    <w:bookmarkStart w:id="94" w:name="lecture-5-two-sample-t-test-framework"/>
     <w:p>
       <w:pPr>
         <w:pStyle w:val="Heading1"/>
@@ -3587,7 +3762,7 @@
         <w:pStyle w:val="FirstParagraph"/>
       </w:pPr>
       <w:r>
-        <w:t xml:space="preserve">Now, let’s compare fish lengths from the two lakes</w:t>
+        <w:t xml:space="preserve">Now, let’s compare needles lengths from the two sides</w:t>
       </w:r>
     </w:p>
     <w:p>
@@ -3605,7 +3780,21 @@
           <w:b/>
           <w:bCs/>
         </w:rPr>
-        <w:t xml:space="preserve">Is there a significant difference in fish length between the lakes?</w:t>
+        <w:t xml:space="preserve">Is there a significant difference in neele length between</w:t>
+      </w:r>
+      <w:r>
+        <w:rPr>
+          <w:b/>
+          <w:bCs/>
+        </w:rPr>
+        <w:t xml:space="preserve"> </w:t>
+      </w:r>
+      <w:r>
+        <w:rPr>
+          <w:b/>
+          <w:bCs/>
+        </w:rPr>
+        <w:t xml:space="preserve">the sides?</w:t>
       </w:r>
     </w:p>
     <w:p>
@@ -3624,7 +3813,7 @@
         <w:t xml:space="preserve">Two-sample t-test compares means from two independent groups.</w:t>
       </w:r>
     </w:p>
-    <w:bookmarkStart w:id="91" w:name="X7662a3cdcadc3763938df42613bafa2189727d7"/>
+    <w:bookmarkStart w:id="92" w:name="X7662a3cdcadc3763938df42613bafa2189727d7"/>
     <w:p>
       <w:pPr>
         <w:pStyle w:val="Heading2"/>
@@ -3785,7 +3974,13 @@
         </w:numPr>
       </w:pPr>
       <w:r>
-        <w:t xml:space="preserve">x̄₁ and x̄₂: These represent the sample means of the two groups you’re comparing</w:t>
+        <w:t xml:space="preserve">x̄₁ and x̄₂: These represent the sample means of the two groups you’re</w:t>
+      </w:r>
+      <w:r>
+        <w:t xml:space="preserve"> </w:t>
+      </w:r>
+      <w:r>
+        <w:t xml:space="preserve">comparing</w:t>
       </w:r>
     </w:p>
     <w:p>
@@ -3797,7 +3992,19 @@
         </w:numPr>
       </w:pPr>
       <w:r>
-        <w:t xml:space="preserve">s²ₚ: This is the pooled variance, calculated as: s²ₚ = [(n₁ - 1)s₁² + (n₂ - 1)s₂²] / (n₁ + n₂ - 2), where s₁² and s₂² are the sample variances of the two groups.</w:t>
+        <w:t xml:space="preserve">s²ₚ: This is the pooled variance, calculated as: s²ₚ = [(n₁ -</w:t>
+      </w:r>
+      <w:r>
+        <w:t xml:space="preserve"> </w:t>
+      </w:r>
+      <w:r>
+        <w:t xml:space="preserve">1)s₁² + (n₂ - 1)s₂²] / (n₁ + n₂ - 2), where s₁² and s₂² are the</w:t>
+      </w:r>
+      <w:r>
+        <w:t xml:space="preserve"> </w:t>
+      </w:r>
+      <w:r>
+        <w:t xml:space="preserve">sample variances of the two groups.</w:t>
       </w:r>
     </w:p>
     <w:p>
@@ -3844,8 +4051,8 @@
         <w:t xml:space="preserve">This represents the pooled standard error.</w:t>
       </w:r>
     </w:p>
-    <w:bookmarkEnd w:id="91"/>
-    <w:bookmarkStart w:id="92" w:name="t-fracsignalnoise"/>
+    <w:bookmarkEnd w:id="92"/>
+    <w:bookmarkStart w:id="93" w:name="t-fracsignalnoise"/>
     <w:p>
       <w:pPr>
         <w:pStyle w:val="Heading2"/>
@@ -3904,9 +4111,9 @@
         </m:f>
       </m:oMath>
     </w:p>
-    <w:bookmarkEnd w:id="92"/>
     <w:bookmarkEnd w:id="93"/>
-    <w:bookmarkStart w:id="96" w:name="practice-exercise-3-summary-statistics"/>
+    <w:bookmarkEnd w:id="94"/>
+    <w:bookmarkStart w:id="97" w:name="practice-exercise-3-summary-statistics"/>
     <w:p>
       <w:pPr>
         <w:pStyle w:val="Heading1"/>
@@ -3957,18 +4164,18 @@
                 <wp:inline>
                   <wp:extent cx="152400" cy="152400"/>
                   <wp:effectExtent b="0" l="0" r="0" t="0"/>
-                  <wp:docPr descr="" title="" id="94" name="Picture"/>
+                  <wp:docPr descr="" title="" id="95" name="Picture"/>
                   <a:graphic>
                     <a:graphicData uri="http://schemas.openxmlformats.org/drawingml/2006/picture">
                       <pic:pic>
                         <pic:nvPicPr>
-                          <pic:cNvPr descr="/Applications/RStudio.app/Contents/Resources/app/quarto/share/formats/docx/tip.png" id="95" name="Picture"/>
+                          <pic:cNvPr descr="/Applications/RStudio.app/Contents/Resources/app/quarto/share/formats/docx/tip.png" id="96" name="Picture"/>
                           <pic:cNvPicPr>
                             <a:picLocks noChangeArrowheads="1" noChangeAspect="1"/>
                           </pic:cNvPicPr>
                         </pic:nvPicPr>
                         <pic:blipFill>
-                          <a:blip r:embed="rId67"/>
+                          <a:blip r:embed="rId68"/>
                           <a:stretch>
                             <a:fillRect/>
                           </a:stretch>
@@ -4035,7 +4242,13 @@
               <w:spacing w:before="16"/>
             </w:pPr>
             <w:r>
-              <w:t xml:space="preserve">Before conducting the test, we need to understand the data for each group.</w:t>
+              <w:t xml:space="preserve">Before conducting the test, we need to understand the data for each</w:t>
+            </w:r>
+            <w:r>
+              <w:t xml:space="preserve"> </w:t>
+            </w:r>
+            <w:r>
+              <w:t xml:space="preserve">group.</w:t>
             </w:r>
           </w:p>
           <w:p>
@@ -4073,7 +4286,7 @@
               <w:rPr>
                 <w:rStyle w:val="NormalTok"/>
               </w:rPr>
-              <w:t xml:space="preserve"> grayling_df </w:t>
+              <w:t xml:space="preserve"> ps_df </w:t>
             </w:r>
             <w:r>
               <w:rPr>
@@ -4100,7 +4313,7 @@
               <w:rPr>
                 <w:rStyle w:val="NormalTok"/>
               </w:rPr>
-              <w:t xml:space="preserve">(lake) </w:t>
+              <w:t xml:space="preserve">(side) </w:t>
             </w:r>
             <w:r>
               <w:rPr>
@@ -4322,7 +4535,7 @@
               <w:rPr>
                 <w:rStyle w:val="VerbatimChar"/>
               </w:rPr>
-              <w:t xml:space="preserve">  lake  mean_length sd_length     n se_length</w:t>
+              <w:t xml:space="preserve">  side  mean_length sd_length     n se_length</w:t>
             </w:r>
             <w:r>
               <w:br/>
@@ -4340,7 +4553,7 @@
               <w:rPr>
                 <w:rStyle w:val="VerbatimChar"/>
               </w:rPr>
-              <w:t xml:space="preserve">1 I3           266.      28.3    66      3.48</w:t>
+              <w:t xml:space="preserve">1 shady        17.6      2.51     8     0.886</w:t>
             </w:r>
             <w:r>
               <w:br/>
@@ -4349,14 +4562,14 @@
               <w:rPr>
                 <w:rStyle w:val="VerbatimChar"/>
               </w:rPr>
-              <w:t xml:space="preserve">2 I8           363.      52.3   102      5.18</w:t>
+              <w:t xml:space="preserve">2 sunny        16.2      2.64     8     0.934</w:t>
             </w:r>
           </w:p>
         </w:tc>
       </w:tr>
     </w:tbl>
-    <w:bookmarkEnd w:id="96"/>
-    <w:bookmarkStart w:id="100" w:name="visualizing-group-differences"/>
+    <w:bookmarkEnd w:id="97"/>
+    <w:bookmarkStart w:id="101" w:name="visualizing-group-differences"/>
     <w:p>
       <w:pPr>
         <w:pStyle w:val="Heading1"/>
@@ -4382,7 +4595,7 @@
         <w:rPr>
           <w:rStyle w:val="NormalTok"/>
         </w:rPr>
-        <w:t xml:space="preserve">i3_i8_plot</w:t>
+        <w:t xml:space="preserve">shady_sunny_plot</w:t>
       </w:r>
     </w:p>
     <w:p>
@@ -4394,18 +4607,18 @@
           <wp:inline>
             <wp:extent cx="5486400" cy="3657600"/>
             <wp:effectExtent b="0" l="0" r="0" t="0"/>
-            <wp:docPr descr="" title="" id="98" name="Picture"/>
+            <wp:docPr descr="" title="" id="99" name="Picture"/>
             <a:graphic>
               <a:graphicData uri="http://schemas.openxmlformats.org/drawingml/2006/picture">
                 <pic:pic>
                   <pic:nvPicPr>
-                    <pic:cNvPr descr="05_01_lecture_powerpoint_files/figure-docx/unnamed-chunk-10-1.png" id="99" name="Picture"/>
+                    <pic:cNvPr descr="05_01_lecture_powerpoint_files/figure-docx/unnamed-chunk-11-1.png" id="100" name="Picture"/>
                     <pic:cNvPicPr>
                       <a:picLocks noChangeArrowheads="1" noChangeAspect="1"/>
                     </pic:cNvPicPr>
                   </pic:nvPicPr>
                   <pic:blipFill>
-                    <a:blip r:embed="rId97"/>
+                    <a:blip r:embed="rId98"/>
                     <a:stretch>
                       <a:fillRect/>
                     </a:stretch>
@@ -4432,8 +4645,8 @@
         </w:drawing>
       </w:r>
     </w:p>
-    <w:bookmarkEnd w:id="100"/>
-    <w:bookmarkStart w:id="103" w:name="practice-exercise-4-effect-size"/>
+    <w:bookmarkEnd w:id="101"/>
+    <w:bookmarkStart w:id="104" w:name="practice-exercise-4-effect-size"/>
     <w:p>
       <w:pPr>
         <w:pStyle w:val="Heading1"/>
@@ -4484,18 +4697,18 @@
                 <wp:inline>
                   <wp:extent cx="152400" cy="152400"/>
                   <wp:effectExtent b="0" l="0" r="0" t="0"/>
-                  <wp:docPr descr="" title="" id="101" name="Picture"/>
+                  <wp:docPr descr="" title="" id="102" name="Picture"/>
                   <a:graphic>
                     <a:graphicData uri="http://schemas.openxmlformats.org/drawingml/2006/picture">
                       <pic:pic>
                         <pic:nvPicPr>
-                          <pic:cNvPr descr="/Applications/RStudio.app/Contents/Resources/app/quarto/share/formats/docx/tip.png" id="102" name="Picture"/>
+                          <pic:cNvPr descr="/Applications/RStudio.app/Contents/Resources/app/quarto/share/formats/docx/tip.png" id="103" name="Picture"/>
                           <pic:cNvPicPr>
                             <a:picLocks noChangeArrowheads="1" noChangeAspect="1"/>
                           </pic:cNvPicPr>
                         </pic:nvPicPr>
                         <pic:blipFill>
-                          <a:blip r:embed="rId67"/>
+                          <a:blip r:embed="rId68"/>
                           <a:stretch>
                             <a:fillRect/>
                           </a:stretch>
@@ -4611,7 +4824,7 @@
               <w:rPr>
                 <w:rStyle w:val="NormalTok"/>
               </w:rPr>
-              <w:t xml:space="preserve"> mean_length[lake </w:t>
+              <w:t xml:space="preserve"> mean_length[side </w:t>
             </w:r>
             <w:r>
               <w:rPr>
@@ -4629,7 +4842,7 @@
               <w:rPr>
                 <w:rStyle w:val="StringTok"/>
               </w:rPr>
-              <w:t xml:space="preserve">"I8"</w:t>
+              <w:t xml:space="preserve">"shady"</w:t>
             </w:r>
             <w:r>
               <w:rPr>
@@ -4647,7 +4860,7 @@
               <w:rPr>
                 <w:rStyle w:val="NormalTok"/>
               </w:rPr>
-              <w:t xml:space="preserve"> mean_length[lake </w:t>
+              <w:t xml:space="preserve"> mean_length[side </w:t>
             </w:r>
             <w:r>
               <w:rPr>
@@ -4665,7 +4878,7 @@
               <w:rPr>
                 <w:rStyle w:val="StringTok"/>
               </w:rPr>
-              <w:t xml:space="preserve">"I3"</w:t>
+              <w:t xml:space="preserve">"sunny"</w:t>
             </w:r>
             <w:r>
               <w:rPr>
@@ -4709,14 +4922,14 @@
               <w:rPr>
                 <w:rStyle w:val="VerbatimChar"/>
               </w:rPr>
-              <w:t xml:space="preserve">1       97.0</w:t>
+              <w:t xml:space="preserve">1       1.45</w:t>
             </w:r>
           </w:p>
         </w:tc>
       </w:tr>
     </w:tbl>
-    <w:bookmarkEnd w:id="103"/>
-    <w:bookmarkStart w:id="109" w:name="X40f9a176d6622d15916dde12447fa0f40dd2e2c"/>
+    <w:bookmarkEnd w:id="104"/>
+    <w:bookmarkStart w:id="110" w:name="X40f9a176d6622d15916dde12447fa0f40dd2e2c"/>
     <w:p>
       <w:pPr>
         <w:pStyle w:val="Heading1"/>
@@ -4767,18 +4980,18 @@
                 <wp:inline>
                   <wp:extent cx="152400" cy="152400"/>
                   <wp:effectExtent b="0" l="0" r="0" t="0"/>
-                  <wp:docPr descr="" title="" id="104" name="Picture"/>
+                  <wp:docPr descr="" title="" id="105" name="Picture"/>
                   <a:graphic>
                     <a:graphicData uri="http://schemas.openxmlformats.org/drawingml/2006/picture">
                       <pic:pic>
                         <pic:nvPicPr>
-                          <pic:cNvPr descr="/Applications/RStudio.app/Contents/Resources/app/quarto/share/formats/docx/tip.png" id="105" name="Picture"/>
+                          <pic:cNvPr descr="/Applications/RStudio.app/Contents/Resources/app/quarto/share/formats/docx/tip.png" id="106" name="Picture"/>
                           <pic:cNvPicPr>
                             <a:picLocks noChangeArrowheads="1" noChangeAspect="1"/>
                           </pic:cNvPicPr>
                         </pic:nvPicPr>
                         <pic:blipFill>
-                          <a:blip r:embed="rId67"/>
+                          <a:blip r:embed="rId68"/>
                           <a:stretch>
                             <a:fillRect/>
                           </a:stretch>
@@ -4835,7 +5048,13 @@
               <w:spacing w:before="16"/>
             </w:pPr>
             <w:r>
-              <w:t xml:space="preserve">GGplot also has code to make the mean and standard error plots we are interested in along with a lot of others</w:t>
+              <w:t xml:space="preserve">GGplot also has code to make the mean and standard error plots we are</w:t>
+            </w:r>
+            <w:r>
+              <w:t xml:space="preserve"> </w:t>
+            </w:r>
+            <w:r>
+              <w:t xml:space="preserve">interested in along with a lot of others</w:t>
             </w:r>
           </w:p>
           <w:p>
@@ -4855,7 +5074,7 @@
               <w:rPr>
                 <w:rStyle w:val="NormalTok"/>
               </w:rPr>
-              <w:t xml:space="preserve">fish_mean_se_plot </w:t>
+              <w:t xml:space="preserve">neelde_mean_se_plot </w:t>
             </w:r>
             <w:r>
               <w:rPr>
@@ -4879,7 +5098,7 @@
               <w:rPr>
                 <w:rStyle w:val="NormalTok"/>
               </w:rPr>
-              <w:t xml:space="preserve">(grayling_df, </w:t>
+              <w:t xml:space="preserve">(ps_df, </w:t>
             </w:r>
             <w:r>
               <w:rPr>
@@ -4903,7 +5122,7 @@
               <w:rPr>
                 <w:rStyle w:val="NormalTok"/>
               </w:rPr>
-              <w:t xml:space="preserve"> lake, </w:t>
+              <w:t xml:space="preserve"> side, </w:t>
             </w:r>
             <w:r>
               <w:rPr>
@@ -4927,7 +5146,7 @@
               <w:rPr>
                 <w:rStyle w:val="NormalTok"/>
               </w:rPr>
-              <w:t xml:space="preserve"> lake)) </w:t>
+              <w:t xml:space="preserve"> side)) </w:t>
             </w:r>
             <w:r>
               <w:rPr>
@@ -5131,7 +5350,7 @@
               <w:rPr>
                 <w:rStyle w:val="StringTok"/>
               </w:rPr>
-              <w:t xml:space="preserve">"lake"</w:t>
+              <w:t xml:space="preserve">"side"</w:t>
             </w:r>
             <w:r>
               <w:rPr>
@@ -5206,7 +5425,7 @@
               <w:rPr>
                 <w:rStyle w:val="NormalTok"/>
               </w:rPr>
-              <w:t xml:space="preserve">fish_mean_se_plot</w:t>
+              <w:t xml:space="preserve">neelde_mean_se_plot</w:t>
             </w:r>
           </w:p>
           <w:p>
@@ -5218,18 +5437,18 @@
                 <wp:inline>
                   <wp:extent cx="2743200" cy="2743200"/>
                   <wp:effectExtent b="0" l="0" r="0" t="0"/>
-                  <wp:docPr descr="" title="" id="107" name="Picture"/>
+                  <wp:docPr descr="" title="" id="108" name="Picture"/>
                   <a:graphic>
                     <a:graphicData uri="http://schemas.openxmlformats.org/drawingml/2006/picture">
                       <pic:pic>
                         <pic:nvPicPr>
-                          <pic:cNvPr descr="05_01_lecture_powerpoint_files/figure-docx/unnamed-chunk-12-1.png" id="108" name="Picture"/>
+                          <pic:cNvPr descr="05_01_lecture_powerpoint_files/figure-docx/unnamed-chunk-13-1.png" id="109" name="Picture"/>
                           <pic:cNvPicPr>
                             <a:picLocks noChangeArrowheads="1" noChangeAspect="1"/>
                           </pic:cNvPicPr>
                         </pic:nvPicPr>
                         <pic:blipFill>
-                          <a:blip r:embed="rId106"/>
+                          <a:blip r:embed="rId107"/>
                           <a:stretch>
                             <a:fillRect/>
                           </a:stretch>
@@ -5259,8 +5478,8 @@
         </w:tc>
       </w:tr>
     </w:tbl>
-    <w:bookmarkEnd w:id="109"/>
-    <w:bookmarkStart w:id="110" w:name="Xfd821338b32200eb3e0b683848d6bbc196df1ea"/>
+    <w:bookmarkEnd w:id="110"/>
+    <w:bookmarkStart w:id="111" w:name="Xfd821338b32200eb3e0b683848d6bbc196df1ea"/>
     <w:p>
       <w:pPr>
         <w:pStyle w:val="Heading1"/>
@@ -5355,8 +5574,8 @@
         <w:t xml:space="preserve">Non-parametric alternatives (Mann-Whitney U test)</w:t>
       </w:r>
     </w:p>
-    <w:bookmarkEnd w:id="110"/>
-    <w:bookmarkStart w:id="116" w:name="practice-exercise-6-creating-group-data"/>
+    <w:bookmarkEnd w:id="111"/>
+    <w:bookmarkStart w:id="117" w:name="practice-exercise-6-creating-group-data"/>
     <w:p>
       <w:pPr>
         <w:pStyle w:val="Heading1"/>
@@ -5407,18 +5626,18 @@
                 <wp:inline>
                   <wp:extent cx="152400" cy="152400"/>
                   <wp:effectExtent b="0" l="0" r="0" t="0"/>
-                  <wp:docPr descr="" title="" id="111" name="Picture"/>
+                  <wp:docPr descr="" title="" id="112" name="Picture"/>
                   <a:graphic>
                     <a:graphicData uri="http://schemas.openxmlformats.org/drawingml/2006/picture">
                       <pic:pic>
                         <pic:nvPicPr>
-                          <pic:cNvPr descr="/Applications/RStudio.app/Contents/Resources/app/quarto/share/formats/docx/tip.png" id="112" name="Picture"/>
+                          <pic:cNvPr descr="/Applications/RStudio.app/Contents/Resources/app/quarto/share/formats/docx/tip.png" id="113" name="Picture"/>
                           <pic:cNvPicPr>
                             <a:picLocks noChangeArrowheads="1" noChangeAspect="1"/>
                           </pic:cNvPicPr>
                         </pic:nvPicPr>
                         <pic:blipFill>
-                          <a:blip r:embed="rId67"/>
+                          <a:blip r:embed="rId68"/>
                           <a:stretch>
                             <a:fillRect/>
                           </a:stretch>
@@ -5503,7 +5722,7 @@
               <w:rPr>
                 <w:rStyle w:val="NormalTok"/>
               </w:rPr>
-              <w:t xml:space="preserve">fish_mean_se_plot</w:t>
+              <w:t xml:space="preserve">neelde_mean_se_plot</w:t>
             </w:r>
           </w:p>
           <w:p>
@@ -5515,18 +5734,18 @@
                 <wp:inline>
                   <wp:extent cx="2743200" cy="2743200"/>
                   <wp:effectExtent b="0" l="0" r="0" t="0"/>
-                  <wp:docPr descr="" title="" id="114" name="Picture"/>
+                  <wp:docPr descr="" title="" id="115" name="Picture"/>
                   <a:graphic>
                     <a:graphicData uri="http://schemas.openxmlformats.org/drawingml/2006/picture">
                       <pic:pic>
                         <pic:nvPicPr>
-                          <pic:cNvPr descr="05_01_lecture_powerpoint_files/figure-docx/unnamed-chunk-13-1.png" id="115" name="Picture"/>
+                          <pic:cNvPr descr="05_01_lecture_powerpoint_files/figure-docx/unnamed-chunk-14-1.png" id="116" name="Picture"/>
                           <pic:cNvPicPr>
                             <a:picLocks noChangeArrowheads="1" noChangeAspect="1"/>
                           </pic:cNvPicPr>
                         </pic:nvPicPr>
                         <pic:blipFill>
-                          <a:blip r:embed="rId113"/>
+                          <a:blip r:embed="rId114"/>
                           <a:stretch>
                             <a:fillRect/>
                           </a:stretch>
@@ -5556,8 +5775,8 @@
         </w:tc>
       </w:tr>
     </w:tbl>
-    <w:bookmarkEnd w:id="116"/>
-    <w:bookmarkStart w:id="119" w:name="practice-exercise-7-separate-group-data"/>
+    <w:bookmarkEnd w:id="117"/>
+    <w:bookmarkStart w:id="120" w:name="practice-exercise-7-separate-group-data"/>
     <w:p>
       <w:pPr>
         <w:pStyle w:val="Heading1"/>
@@ -5608,18 +5827,18 @@
                 <wp:inline>
                   <wp:extent cx="152400" cy="152400"/>
                   <wp:effectExtent b="0" l="0" r="0" t="0"/>
-                  <wp:docPr descr="" title="" id="117" name="Picture"/>
+                  <wp:docPr descr="" title="" id="118" name="Picture"/>
                   <a:graphic>
                     <a:graphicData uri="http://schemas.openxmlformats.org/drawingml/2006/picture">
                       <pic:pic>
                         <pic:nvPicPr>
-                          <pic:cNvPr descr="/Applications/RStudio.app/Contents/Resources/app/quarto/share/formats/docx/tip.png" id="118" name="Picture"/>
+                          <pic:cNvPr descr="/Applications/RStudio.app/Contents/Resources/app/quarto/share/formats/docx/tip.png" id="119" name="Picture"/>
                           <pic:cNvPicPr>
                             <a:picLocks noChangeArrowheads="1" noChangeAspect="1"/>
                           </pic:cNvPicPr>
                         </pic:nvPicPr>
                         <pic:blipFill>
-                          <a:blip r:embed="rId67"/>
+                          <a:blip r:embed="rId68"/>
                           <a:stretch>
                             <a:fillRect/>
                           </a:stretch>
@@ -5711,153 +5930,15 @@
             </w:r>
             <w:r>
               <w:rPr>
-                <w:rStyle w:val="NormalTok"/>
-              </w:rPr>
-              <w:t xml:space="preserve">i3_data </w:t>
-            </w:r>
-            <w:r>
-              <w:rPr>
-                <w:rStyle w:val="OtherTok"/>
-              </w:rPr>
-              <w:t xml:space="preserve">&lt;-</w:t>
-            </w:r>
-            <w:r>
-              <w:rPr>
-                <w:rStyle w:val="NormalTok"/>
-              </w:rPr>
-              <w:t xml:space="preserve"> grayling_df </w:t>
-            </w:r>
-            <w:r>
-              <w:rPr>
-                <w:rStyle w:val="SpecialCharTok"/>
-              </w:rPr>
-              <w:t xml:space="preserve">%&gt;%</w:t>
-            </w:r>
-            <w:r>
-              <w:rPr>
-                <w:rStyle w:val="NormalTok"/>
-              </w:rPr>
-              <w:t xml:space="preserve"> </w:t>
-            </w:r>
-            <w:r>
-              <w:rPr>
                 <w:rStyle w:val="FunctionTok"/>
               </w:rPr>
-              <w:t xml:space="preserve">filter</w:t>
-            </w:r>
-            <w:r>
-              <w:rPr>
-                <w:rStyle w:val="NormalTok"/>
-              </w:rPr>
-              <w:t xml:space="preserve">(lake </w:t>
-            </w:r>
-            <w:r>
-              <w:rPr>
-                <w:rStyle w:val="SpecialCharTok"/>
-              </w:rPr>
-              <w:t xml:space="preserve">==</w:t>
-            </w:r>
-            <w:r>
-              <w:rPr>
-                <w:rStyle w:val="NormalTok"/>
-              </w:rPr>
-              <w:t xml:space="preserve"> </w:t>
-            </w:r>
-            <w:r>
-              <w:rPr>
-                <w:rStyle w:val="StringTok"/>
-              </w:rPr>
-              <w:t xml:space="preserve">"I3"</w:t>
-            </w:r>
-            <w:r>
-              <w:rPr>
-                <w:rStyle w:val="NormalTok"/>
-              </w:rPr>
-              <w:t xml:space="preserve">)</w:t>
-            </w:r>
-            <w:r>
-              <w:br/>
-            </w:r>
-            <w:r>
-              <w:rPr>
-                <w:rStyle w:val="NormalTok"/>
-              </w:rPr>
-              <w:t xml:space="preserve">i8_data </w:t>
-            </w:r>
-            <w:r>
-              <w:rPr>
-                <w:rStyle w:val="OtherTok"/>
-              </w:rPr>
-              <w:t xml:space="preserve">&lt;-</w:t>
-            </w:r>
-            <w:r>
-              <w:rPr>
-                <w:rStyle w:val="NormalTok"/>
-              </w:rPr>
-              <w:t xml:space="preserve"> grayling_df </w:t>
-            </w:r>
-            <w:r>
-              <w:rPr>
-                <w:rStyle w:val="SpecialCharTok"/>
-              </w:rPr>
-              <w:t xml:space="preserve">%&gt;%</w:t>
-            </w:r>
-            <w:r>
-              <w:rPr>
-                <w:rStyle w:val="NormalTok"/>
-              </w:rPr>
-              <w:t xml:space="preserve"> </w:t>
-            </w:r>
-            <w:r>
-              <w:rPr>
-                <w:rStyle w:val="FunctionTok"/>
-              </w:rPr>
-              <w:t xml:space="preserve">filter</w:t>
-            </w:r>
-            <w:r>
-              <w:rPr>
-                <w:rStyle w:val="NormalTok"/>
-              </w:rPr>
-              <w:t xml:space="preserve">(lake </w:t>
-            </w:r>
-            <w:r>
-              <w:rPr>
-                <w:rStyle w:val="SpecialCharTok"/>
-              </w:rPr>
-              <w:t xml:space="preserve">==</w:t>
-            </w:r>
-            <w:r>
-              <w:rPr>
-                <w:rStyle w:val="NormalTok"/>
-              </w:rPr>
-              <w:t xml:space="preserve"> </w:t>
-            </w:r>
-            <w:r>
-              <w:rPr>
-                <w:rStyle w:val="StringTok"/>
-              </w:rPr>
-              <w:t xml:space="preserve">"I8"</w:t>
-            </w:r>
-            <w:r>
-              <w:rPr>
-                <w:rStyle w:val="NormalTok"/>
-              </w:rPr>
-              <w:t xml:space="preserve">)</w:t>
-            </w:r>
-            <w:r>
-              <w:br/>
-            </w:r>
-            <w:r>
-              <w:rPr>
-                <w:rStyle w:val="FunctionTok"/>
-              </w:rPr>
               <w:t xml:space="preserve">head</w:t>
             </w:r>
             <w:r>
               <w:rPr>
                 <w:rStyle w:val="NormalTok"/>
               </w:rPr>
-              <w:t xml:space="preserve">(i8_data)</w:t>
+              <w:t xml:space="preserve">(ps_shady_df)</w:t>
             </w:r>
           </w:p>
           <w:p>
@@ -5877,7 +5958,7 @@
               <w:rPr>
                 <w:rStyle w:val="VerbatimChar"/>
               </w:rPr>
-              <w:t xml:space="preserve">   site lake  species         length_mm mass_g</w:t>
+              <w:t xml:space="preserve"># Groups:   group, tree_no, tree_char [6]</w:t>
             </w:r>
             <w:r>
               <w:br/>
@@ -5886,7 +5967,7 @@
               <w:rPr>
                 <w:rStyle w:val="VerbatimChar"/>
               </w:rPr>
-              <w:t xml:space="preserve">  &lt;dbl&gt; &lt;chr&gt; &lt;chr&gt;               &lt;dbl&gt;  &lt;dbl&gt;</w:t>
+              <w:t xml:space="preserve">  group                      tree_no tree_char side  length_mm</w:t>
             </w:r>
             <w:r>
               <w:br/>
@@ -5895,7 +5976,7 @@
               <w:rPr>
                 <w:rStyle w:val="VerbatimChar"/>
               </w:rPr>
-              <w:t xml:space="preserve">1   118 I8    arctic grayling       345    375</w:t>
+              <w:t xml:space="preserve">  &lt;chr&gt;                        &lt;dbl&gt; &lt;chr&gt;     &lt;chr&gt;     &lt;dbl&gt;</w:t>
             </w:r>
             <w:r>
               <w:br/>
@@ -5904,7 +5985,7 @@
               <w:rPr>
                 <w:rStyle w:val="VerbatimChar"/>
               </w:rPr>
-              <w:t xml:space="preserve">2   118 I8    arctic grayling       376    485</w:t>
+              <w:t xml:space="preserve">1 big_fat_fecund_female_fish       2 tree_2    shady      15.4</w:t>
             </w:r>
             <w:r>
               <w:br/>
@@ -5913,7 +5994,7 @@
               <w:rPr>
                 <w:rStyle w:val="VerbatimChar"/>
               </w:rPr>
-              <w:t xml:space="preserve">3   118 I8    arctic grayling       417    600</w:t>
+              <w:t xml:space="preserve">2 bill                             3 tree_3    shady      16.7</w:t>
             </w:r>
             <w:r>
               <w:br/>
@@ -5922,7 +6003,7 @@
               <w:rPr>
                 <w:rStyle w:val="VerbatimChar"/>
               </w:rPr>
-              <w:t xml:space="preserve">4   118 I8    arctic grayling       369    445</w:t>
+              <w:t xml:space="preserve">3 ciabatta                         5 tree_5    shady      19.1</w:t>
             </w:r>
             <w:r>
               <w:br/>
@@ -5931,7 +6012,7 @@
               <w:rPr>
                 <w:rStyle w:val="VerbatimChar"/>
               </w:rPr>
-              <w:t xml:space="preserve">5   118 I8    arctic grayling       419    625</w:t>
+              <w:t xml:space="preserve">4 fake_data                        8 tree_8    shady      17.4</w:t>
             </w:r>
             <w:r>
               <w:br/>
@@ -5940,20 +6021,138 @@
               <w:rPr>
                 <w:rStyle w:val="VerbatimChar"/>
               </w:rPr>
-              <w:t xml:space="preserve">6   118 I8    arctic grayling       365    430</w:t>
+              <w:t xml:space="preserve">5 five                             1 tree_1    shady      20.3</w:t>
+            </w:r>
+            <w:r>
+              <w:br/>
+            </w:r>
+            <w:r>
+              <w:rPr>
+                <w:rStyle w:val="VerbatimChar"/>
+              </w:rPr>
+              <w:t xml:space="preserve">6 moose_walkin                     7 tree_7    shady      20.7</w:t>
+            </w:r>
+          </w:p>
+          <w:p>
+            <w:pPr>
+              <w:pStyle w:val="SourceCode"/>
+            </w:pPr>
+            <w:r>
+              <w:rPr>
+                <w:rStyle w:val="FunctionTok"/>
+              </w:rPr>
+              <w:t xml:space="preserve">head</w:t>
+            </w:r>
+            <w:r>
+              <w:rPr>
+                <w:rStyle w:val="NormalTok"/>
+              </w:rPr>
+              <w:t xml:space="preserve">(ps_sunny_df)</w:t>
+            </w:r>
+          </w:p>
+          <w:p>
+            <w:pPr>
+              <w:pStyle w:val="SourceCode"/>
+            </w:pPr>
+            <w:r>
+              <w:rPr>
+                <w:rStyle w:val="VerbatimChar"/>
+              </w:rPr>
+              <w:t xml:space="preserve"># A tibble: 6 × 5</w:t>
+            </w:r>
+            <w:r>
+              <w:br/>
+            </w:r>
+            <w:r>
+              <w:rPr>
+                <w:rStyle w:val="VerbatimChar"/>
+              </w:rPr>
+              <w:t xml:space="preserve"># Groups:   group, tree_no, tree_char [6]</w:t>
+            </w:r>
+            <w:r>
+              <w:br/>
+            </w:r>
+            <w:r>
+              <w:rPr>
+                <w:rStyle w:val="VerbatimChar"/>
+              </w:rPr>
+              <w:t xml:space="preserve">  group                      tree_no tree_char side  length_mm</w:t>
+            </w:r>
+            <w:r>
+              <w:br/>
+            </w:r>
+            <w:r>
+              <w:rPr>
+                <w:rStyle w:val="VerbatimChar"/>
+              </w:rPr>
+              <w:t xml:space="preserve">  &lt;chr&gt;                        &lt;dbl&gt; &lt;chr&gt;     &lt;chr&gt;     &lt;dbl&gt;</w:t>
+            </w:r>
+            <w:r>
+              <w:br/>
+            </w:r>
+            <w:r>
+              <w:rPr>
+                <w:rStyle w:val="VerbatimChar"/>
+              </w:rPr>
+              <w:t xml:space="preserve">1 big_fat_fecund_female_fish       2 tree_2    sunny      13.2</w:t>
+            </w:r>
+            <w:r>
+              <w:br/>
+            </w:r>
+            <w:r>
+              <w:rPr>
+                <w:rStyle w:val="VerbatimChar"/>
+              </w:rPr>
+              <w:t xml:space="preserve">2 bill                             3 tree_3    sunny      16.0</w:t>
+            </w:r>
+            <w:r>
+              <w:br/>
+            </w:r>
+            <w:r>
+              <w:rPr>
+                <w:rStyle w:val="VerbatimChar"/>
+              </w:rPr>
+              <w:t xml:space="preserve">3 ciabatta                         5 tree_5    sunny      17.7</w:t>
+            </w:r>
+            <w:r>
+              <w:br/>
+            </w:r>
+            <w:r>
+              <w:rPr>
+                <w:rStyle w:val="VerbatimChar"/>
+              </w:rPr>
+              <w:t xml:space="preserve">4 fake_data                        8 tree_8    sunny      13.0</w:t>
+            </w:r>
+            <w:r>
+              <w:br/>
+            </w:r>
+            <w:r>
+              <w:rPr>
+                <w:rStyle w:val="VerbatimChar"/>
+              </w:rPr>
+              <w:t xml:space="preserve">5 five                             1 tree_1    sunny      19.9</w:t>
+            </w:r>
+            <w:r>
+              <w:br/>
+            </w:r>
+            <w:r>
+              <w:rPr>
+                <w:rStyle w:val="VerbatimChar"/>
+              </w:rPr>
+              <w:t xml:space="preserve">6 moose_walkin                     7 tree_7    sunny      18.4</w:t>
             </w:r>
           </w:p>
         </w:tc>
       </w:tr>
     </w:tbl>
-    <w:bookmarkEnd w:id="119"/>
-    <w:bookmarkStart w:id="125" w:name="X1a988a0d3342852e0c53d37d24f9aecb940208e"/>
+    <w:bookmarkEnd w:id="120"/>
+    <w:bookmarkStart w:id="126" w:name="X4e411193aebeae8546f9c86d75dc0e4e1f143ee"/>
     <w:p>
       <w:pPr>
         <w:pStyle w:val="Heading1"/>
       </w:pPr>
       <w:r>
-        <w:t xml:space="preserve">Practice Exercise 8: QQ Plot for Windward Data</w:t>
+        <w:t xml:space="preserve">Practice Exercise 8: QQ Plot for Sunny Data</w:t>
       </w:r>
     </w:p>
     <w:tbl>
@@ -5998,18 +6197,18 @@
                 <wp:inline>
                   <wp:extent cx="152400" cy="152400"/>
                   <wp:effectExtent b="0" l="0" r="0" t="0"/>
-                  <wp:docPr descr="" title="" id="120" name="Picture"/>
+                  <wp:docPr descr="" title="" id="121" name="Picture"/>
                   <a:graphic>
                     <a:graphicData uri="http://schemas.openxmlformats.org/drawingml/2006/picture">
                       <pic:pic>
                         <pic:nvPicPr>
-                          <pic:cNvPr descr="/Applications/RStudio.app/Contents/Resources/app/quarto/share/formats/docx/tip.png" id="121" name="Picture"/>
+                          <pic:cNvPr descr="/Applications/RStudio.app/Contents/Resources/app/quarto/share/formats/docx/tip.png" id="122" name="Picture"/>
                           <pic:cNvPicPr>
                             <a:picLocks noChangeArrowheads="1" noChangeAspect="1"/>
                           </pic:cNvPicPr>
                         </pic:nvPicPr>
                         <pic:blipFill>
-                          <a:blip r:embed="rId67"/>
+                          <a:blip r:embed="rId68"/>
                           <a:stretch>
                             <a:fillRect/>
                           </a:stretch>
@@ -6100,7 +6299,7 @@
               <w:rPr>
                 <w:rStyle w:val="NormalTok"/>
               </w:rPr>
-              <w:t xml:space="preserve">(i8_data</w:t>
+              <w:t xml:space="preserve">(ps_sunny_df</w:t>
             </w:r>
             <w:r>
               <w:rPr>
@@ -6139,7 +6338,7 @@
               <w:rPr>
                 <w:rStyle w:val="StringTok"/>
               </w:rPr>
-              <w:t xml:space="preserve">"QQ Plot for I8 fish length"</w:t>
+              <w:t xml:space="preserve">"QQ Plot for sunny needle length"</w:t>
             </w:r>
             <w:r>
               <w:rPr>
@@ -6190,18 +6389,18 @@
                 <wp:inline>
                   <wp:extent cx="2743200" cy="2743200"/>
                   <wp:effectExtent b="0" l="0" r="0" t="0"/>
-                  <wp:docPr descr="" title="" id="123" name="Picture"/>
+                  <wp:docPr descr="" title="" id="124" name="Picture"/>
                   <a:graphic>
                     <a:graphicData uri="http://schemas.openxmlformats.org/drawingml/2006/picture">
                       <pic:pic>
                         <pic:nvPicPr>
-                          <pic:cNvPr descr="05_01_lecture_powerpoint_files/figure-docx/unnamed-chunk-15-1.png" id="124" name="Picture"/>
+                          <pic:cNvPr descr="05_01_lecture_powerpoint_files/figure-docx/unnamed-chunk-16-1.png" id="125" name="Picture"/>
                           <pic:cNvPicPr>
                             <a:picLocks noChangeArrowheads="1" noChangeAspect="1"/>
                           </pic:cNvPicPr>
                         </pic:nvPicPr>
                         <pic:blipFill>
-                          <a:blip r:embed="rId122"/>
+                          <a:blip r:embed="rId123"/>
                           <a:stretch>
                             <a:fillRect/>
                           </a:stretch>
@@ -6236,14 +6435,14 @@
               <w:rPr>
                 <w:rStyle w:val="VerbatimChar"/>
               </w:rPr>
-              <w:t xml:space="preserve">[1] 79 62</w:t>
+              <w:t xml:space="preserve">[1] 5 4</w:t>
             </w:r>
           </w:p>
         </w:tc>
       </w:tr>
     </w:tbl>
-    <w:bookmarkEnd w:id="125"/>
-    <w:bookmarkStart w:id="128" w:name="practice-exercise-9-shapiro-wilk-test"/>
+    <w:bookmarkEnd w:id="126"/>
+    <w:bookmarkStart w:id="129" w:name="practice-exercise-9-shapiro-wilk-test"/>
     <w:p>
       <w:pPr>
         <w:pStyle w:val="Heading1"/>
@@ -6294,18 +6493,18 @@
                 <wp:inline>
                   <wp:extent cx="152400" cy="152400"/>
                   <wp:effectExtent b="0" l="0" r="0" t="0"/>
-                  <wp:docPr descr="" title="" id="126" name="Picture"/>
+                  <wp:docPr descr="" title="" id="127" name="Picture"/>
                   <a:graphic>
                     <a:graphicData uri="http://schemas.openxmlformats.org/drawingml/2006/picture">
                       <pic:pic>
                         <pic:nvPicPr>
-                          <pic:cNvPr descr="/Applications/RStudio.app/Contents/Resources/app/quarto/share/formats/docx/tip.png" id="127" name="Picture"/>
+                          <pic:cNvPr descr="/Applications/RStudio.app/Contents/Resources/app/quarto/share/formats/docx/tip.png" id="128" name="Picture"/>
                           <pic:cNvPicPr>
                             <a:picLocks noChangeArrowheads="1" noChangeAspect="1"/>
                           </pic:cNvPicPr>
                         </pic:nvPicPr>
                         <pic:blipFill>
-                          <a:blip r:embed="rId67"/>
+                          <a:blip r:embed="rId68"/>
                           <a:stretch>
                             <a:fillRect/>
                           </a:stretch>
@@ -6396,7 +6595,7 @@
               <w:rPr>
                 <w:rStyle w:val="NormalTok"/>
               </w:rPr>
-              <w:t xml:space="preserve">(i8_data</w:t>
+              <w:t xml:space="preserve">(ps_sunny_df</w:t>
             </w:r>
             <w:r>
               <w:rPr>
@@ -6434,7 +6633,7 @@
               <w:rPr>
                 <w:rStyle w:val="VerbatimChar"/>
               </w:rPr>
-              <w:t xml:space="preserve">data:  i8_data$length_mm</w:t>
+              <w:t xml:space="preserve">data:  ps_sunny_df$length_mm</w:t>
             </w:r>
             <w:r>
               <w:br/>
@@ -6443,20 +6642,20 @@
               <w:rPr>
                 <w:rStyle w:val="VerbatimChar"/>
               </w:rPr>
-              <w:t xml:space="preserve">W = 0.91962, p-value = 1.119e-05</w:t>
+              <w:t xml:space="preserve">W = 0.89994, p-value = 0.2886</w:t>
             </w:r>
           </w:p>
         </w:tc>
       </w:tr>
     </w:tbl>
-    <w:bookmarkEnd w:id="128"/>
-    <w:bookmarkStart w:id="134" w:name="practice-exercise-10-qq-plot-for-i3"/>
+    <w:bookmarkEnd w:id="129"/>
+    <w:bookmarkStart w:id="135" w:name="practice-exercise-10-qq-plot-for-shady"/>
     <w:p>
       <w:pPr>
         <w:pStyle w:val="Heading1"/>
       </w:pPr>
       <w:r>
-        <w:t xml:space="preserve">Practice Exercise 10: QQ Plot for I3</w:t>
+        <w:t xml:space="preserve">Practice Exercise 10: QQ Plot for Shady</w:t>
       </w:r>
     </w:p>
     <w:tbl>
@@ -6501,18 +6700,18 @@
                 <wp:inline>
                   <wp:extent cx="152400" cy="152400"/>
                   <wp:effectExtent b="0" l="0" r="0" t="0"/>
-                  <wp:docPr descr="" title="" id="129" name="Picture"/>
+                  <wp:docPr descr="" title="" id="130" name="Picture"/>
                   <a:graphic>
                     <a:graphicData uri="http://schemas.openxmlformats.org/drawingml/2006/picture">
                       <pic:pic>
                         <pic:nvPicPr>
-                          <pic:cNvPr descr="/Applications/RStudio.app/Contents/Resources/app/quarto/share/formats/docx/tip.png" id="130" name="Picture"/>
+                          <pic:cNvPr descr="/Applications/RStudio.app/Contents/Resources/app/quarto/share/formats/docx/tip.png" id="131" name="Picture"/>
                           <pic:cNvPicPr>
                             <a:picLocks noChangeArrowheads="1" noChangeAspect="1"/>
                           </pic:cNvPicPr>
                         </pic:nvPicPr>
                         <pic:blipFill>
-                          <a:blip r:embed="rId67"/>
+                          <a:blip r:embed="rId68"/>
                           <a:stretch>
                             <a:fillRect/>
                           </a:stretch>
@@ -6545,7 +6744,7 @@
               <w:t xml:space="preserve"> </w:t>
             </w:r>
             <w:r>
-              <w:t xml:space="preserve">Practice Exercise 10: Test normality of I3 lengths</w:t>
+              <w:t xml:space="preserve">Practice Exercise 10: Test normality of shady lengths</w:t>
             </w:r>
           </w:p>
         </w:tc>
@@ -6612,7 +6811,7 @@
               <w:rPr>
                 <w:rStyle w:val="NormalTok"/>
               </w:rPr>
-              <w:t xml:space="preserve">(i3_data</w:t>
+              <w:t xml:space="preserve">(ps_shady_df</w:t>
             </w:r>
             <w:r>
               <w:rPr>
@@ -6651,7 +6850,7 @@
               <w:rPr>
                 <w:rStyle w:val="StringTok"/>
               </w:rPr>
-              <w:t xml:space="preserve">"QQ Plot for I3"</w:t>
+              <w:t xml:space="preserve">"QQ Plot for shady needle length"</w:t>
             </w:r>
             <w:r>
               <w:rPr>
@@ -6702,18 +6901,18 @@
                 <wp:inline>
                   <wp:extent cx="2743200" cy="2743200"/>
                   <wp:effectExtent b="0" l="0" r="0" t="0"/>
-                  <wp:docPr descr="" title="" id="132" name="Picture"/>
+                  <wp:docPr descr="" title="" id="133" name="Picture"/>
                   <a:graphic>
                     <a:graphicData uri="http://schemas.openxmlformats.org/drawingml/2006/picture">
                       <pic:pic>
                         <pic:nvPicPr>
-                          <pic:cNvPr descr="05_01_lecture_powerpoint_files/figure-docx/unnamed-chunk-17-1.png" id="133" name="Picture"/>
+                          <pic:cNvPr descr="05_01_lecture_powerpoint_files/figure-docx/unnamed-chunk-18-1.png" id="134" name="Picture"/>
                           <pic:cNvPicPr>
                             <a:picLocks noChangeArrowheads="1" noChangeAspect="1"/>
                           </pic:cNvPicPr>
                         </pic:nvPicPr>
                         <pic:blipFill>
-                          <a:blip r:embed="rId131"/>
+                          <a:blip r:embed="rId132"/>
                           <a:stretch>
                             <a:fillRect/>
                           </a:stretch>
@@ -6748,20 +6947,20 @@
               <w:rPr>
                 <w:rStyle w:val="VerbatimChar"/>
               </w:rPr>
-              <w:t xml:space="preserve">[1] 53 35</w:t>
+              <w:t xml:space="preserve">[1] 7 6</w:t>
             </w:r>
           </w:p>
         </w:tc>
       </w:tr>
     </w:tbl>
-    <w:bookmarkEnd w:id="134"/>
-    <w:bookmarkStart w:id="137" w:name="practice-exercise-11-shapiro-wilk-for-i3"/>
+    <w:bookmarkEnd w:id="135"/>
+    <w:bookmarkStart w:id="138" w:name="X7ce9e81128b9f577b71aba3283d1ae57275086f"/>
     <w:p>
       <w:pPr>
         <w:pStyle w:val="Heading1"/>
       </w:pPr>
       <w:r>
-        <w:t xml:space="preserve">Practice Exercise 11: Shapiro-Wilk for i3</w:t>
+        <w:t xml:space="preserve">Practice Exercise 11: Shapiro-Wilk for Shady</w:t>
       </w:r>
     </w:p>
     <w:tbl>
@@ -6806,18 +7005,18 @@
                 <wp:inline>
                   <wp:extent cx="152400" cy="152400"/>
                   <wp:effectExtent b="0" l="0" r="0" t="0"/>
-                  <wp:docPr descr="" title="" id="135" name="Picture"/>
+                  <wp:docPr descr="" title="" id="136" name="Picture"/>
                   <a:graphic>
                     <a:graphicData uri="http://schemas.openxmlformats.org/drawingml/2006/picture">
                       <pic:pic>
                         <pic:nvPicPr>
-                          <pic:cNvPr descr="/Applications/RStudio.app/Contents/Resources/app/quarto/share/formats/docx/tip.png" id="136" name="Picture"/>
+                          <pic:cNvPr descr="/Applications/RStudio.app/Contents/Resources/app/quarto/share/formats/docx/tip.png" id="137" name="Picture"/>
                           <pic:cNvPicPr>
                             <a:picLocks noChangeArrowheads="1" noChangeAspect="1"/>
                           </pic:cNvPicPr>
                         </pic:nvPicPr>
                         <pic:blipFill>
-                          <a:blip r:embed="rId67"/>
+                          <a:blip r:embed="rId68"/>
                           <a:stretch>
                             <a:fillRect/>
                           </a:stretch>
@@ -6850,7 +7049,7 @@
               <w:t xml:space="preserve"> </w:t>
             </w:r>
             <w:r>
-              <w:t xml:space="preserve">Practice Exercise 11: Test normality of i3 lengths</w:t>
+              <w:t xml:space="preserve">Practice Exercise 11: Test normality of shady lengths</w:t>
             </w:r>
           </w:p>
         </w:tc>
@@ -6914,7 +7113,7 @@
               <w:rPr>
                 <w:rStyle w:val="NormalTok"/>
               </w:rPr>
-              <w:t xml:space="preserve">(i3_data</w:t>
+              <w:t xml:space="preserve">(ps_shady_df</w:t>
             </w:r>
             <w:r>
               <w:rPr>
@@ -6952,7 +7151,7 @@
               <w:rPr>
                 <w:rStyle w:val="VerbatimChar"/>
               </w:rPr>
-              <w:t xml:space="preserve">data:  i3_data$length_mm</w:t>
+              <w:t xml:space="preserve">data:  ps_shady_df$length_mm</w:t>
             </w:r>
             <w:r>
               <w:br/>
@@ -6961,14 +7160,14 @@
               <w:rPr>
                 <w:rStyle w:val="VerbatimChar"/>
               </w:rPr>
-              <w:t xml:space="preserve">W = 0.91051, p-value = 0.0001623</w:t>
+              <w:t xml:space="preserve">W = 0.96639, p-value = 0.8683</w:t>
             </w:r>
           </w:p>
         </w:tc>
       </w:tr>
     </w:tbl>
-    <w:bookmarkEnd w:id="137"/>
-    <w:bookmarkStart w:id="140" w:name="Xcb5756d597dc0e805d1cc63dc07752b2c06f513"/>
+    <w:bookmarkEnd w:id="138"/>
+    <w:bookmarkStart w:id="141" w:name="Xcb5756d597dc0e805d1cc63dc07752b2c06f513"/>
     <w:p>
       <w:pPr>
         <w:pStyle w:val="Heading1"/>
@@ -7019,18 +7218,18 @@
                 <wp:inline>
                   <wp:extent cx="152400" cy="152400"/>
                   <wp:effectExtent b="0" l="0" r="0" t="0"/>
-                  <wp:docPr descr="" title="" id="138" name="Picture"/>
+                  <wp:docPr descr="" title="" id="139" name="Picture"/>
                   <a:graphic>
                     <a:graphicData uri="http://schemas.openxmlformats.org/drawingml/2006/picture">
                       <pic:pic>
                         <pic:nvPicPr>
-                          <pic:cNvPr descr="/Applications/RStudio.app/Contents/Resources/app/quarto/share/formats/docx/tip.png" id="139" name="Picture"/>
+                          <pic:cNvPr descr="/Applications/RStudio.app/Contents/Resources/app/quarto/share/formats/docx/tip.png" id="140" name="Picture"/>
                           <pic:cNvPicPr>
                             <a:picLocks noChangeArrowheads="1" noChangeAspect="1"/>
                           </pic:cNvPicPr>
                         </pic:nvPicPr>
                         <pic:blipFill>
-                          <a:blip r:embed="rId67"/>
+                          <a:blip r:embed="rId68"/>
                           <a:stretch>
                             <a:fillRect/>
                           </a:stretch>
@@ -7137,7 +7336,7 @@
               <w:rPr>
                 <w:rStyle w:val="NormalTok"/>
               </w:rPr>
-              <w:t xml:space="preserve"> grayling_df </w:t>
+              <w:t xml:space="preserve"> ps_df </w:t>
             </w:r>
             <w:r>
               <w:rPr>
@@ -7164,7 +7363,7 @@
               <w:rPr>
                 <w:rStyle w:val="NormalTok"/>
               </w:rPr>
-              <w:t xml:space="preserve">(lake) </w:t>
+              <w:t xml:space="preserve">(side) </w:t>
             </w:r>
             <w:r>
               <w:rPr>
@@ -7418,7 +7617,7 @@
               <w:rPr>
                 <w:rStyle w:val="VerbatimChar"/>
               </w:rPr>
-              <w:t xml:space="preserve">  lake  shapiro_stat shapiro_p_value normal_distribution</w:t>
+              <w:t xml:space="preserve">  side  shapiro_stat shapiro_p_value normal_distribution</w:t>
             </w:r>
             <w:r>
               <w:br/>
@@ -7436,7 +7635,7 @@
               <w:rPr>
                 <w:rStyle w:val="VerbatimChar"/>
               </w:rPr>
-              <w:t xml:space="preserve">1 I3           0.911       0.000162  Non-normal         </w:t>
+              <w:t xml:space="preserve">1 shady        0.966           0.868 Normal             </w:t>
             </w:r>
             <w:r>
               <w:br/>
@@ -7445,14 +7644,14 @@
               <w:rPr>
                 <w:rStyle w:val="VerbatimChar"/>
               </w:rPr>
-              <w:t xml:space="preserve">2 I8           0.920       0.0000112 Non-normal         </w:t>
+              <w:t xml:space="preserve">2 sunny        0.900           0.289 Normal             </w:t>
             </w:r>
           </w:p>
         </w:tc>
       </w:tr>
     </w:tbl>
-    <w:bookmarkEnd w:id="140"/>
-    <w:bookmarkStart w:id="143" w:name="X6d178b0a0ff3e7e9309dee53fd8c03316335bed"/>
+    <w:bookmarkEnd w:id="141"/>
+    <w:bookmarkStart w:id="144" w:name="X6d178b0a0ff3e7e9309dee53fd8c03316335bed"/>
     <w:p>
       <w:pPr>
         <w:pStyle w:val="Heading1"/>
@@ -7503,18 +7702,18 @@
                 <wp:inline>
                   <wp:extent cx="152400" cy="152400"/>
                   <wp:effectExtent b="0" l="0" r="0" t="0"/>
-                  <wp:docPr descr="" title="" id="141" name="Picture"/>
+                  <wp:docPr descr="" title="" id="142" name="Picture"/>
                   <a:graphic>
                     <a:graphicData uri="http://schemas.openxmlformats.org/drawingml/2006/picture">
                       <pic:pic>
                         <pic:nvPicPr>
-                          <pic:cNvPr descr="/Applications/RStudio.app/Contents/Resources/app/quarto/share/formats/docx/tip.png" id="142" name="Picture"/>
+                          <pic:cNvPr descr="/Applications/RStudio.app/Contents/Resources/app/quarto/share/formats/docx/tip.png" id="143" name="Picture"/>
                           <pic:cNvPicPr>
                             <a:picLocks noChangeArrowheads="1" noChangeAspect="1"/>
                           </pic:cNvPicPr>
                         </pic:nvPicPr>
                         <pic:blipFill>
-                          <a:blip r:embed="rId67"/>
+                          <a:blip r:embed="rId68"/>
                           <a:stretch>
                             <a:fillRect/>
                           </a:stretch>
@@ -7636,7 +7835,7 @@
               <w:rPr>
                 <w:rStyle w:val="NormalTok"/>
               </w:rPr>
-              <w:t xml:space="preserve"> lake, </w:t>
+              <w:t xml:space="preserve"> side, </w:t>
             </w:r>
             <w:r>
               <w:rPr>
@@ -7648,7 +7847,7 @@
               <w:rPr>
                 <w:rStyle w:val="NormalTok"/>
               </w:rPr>
-              <w:t xml:space="preserve"> grayling_df)</w:t>
+              <w:t xml:space="preserve"> ps_df)</w:t>
             </w:r>
             <w:r>
               <w:br/>
@@ -7723,7 +7922,7 @@
               <w:rPr>
                 <w:rStyle w:val="VerbatimChar"/>
               </w:rPr>
-              <w:t xml:space="preserve">       Df F value    Pr(&gt;F)    </w:t>
+              <w:t xml:space="preserve">      Df F value Pr(&gt;F)</w:t>
             </w:r>
             <w:r>
               <w:br/>
@@ -7732,7 +7931,7 @@
               <w:rPr>
                 <w:rStyle w:val="VerbatimChar"/>
               </w:rPr>
-              <w:t xml:space="preserve">group   1  13.705 0.0002907 ***</w:t>
+              <w:t xml:space="preserve">group  1  0.2062 0.6567</w:t>
             </w:r>
             <w:r>
               <w:br/>
@@ -7741,32 +7940,14 @@
               <w:rPr>
                 <w:rStyle w:val="VerbatimChar"/>
               </w:rPr>
-              <w:t xml:space="preserve">      166                      </w:t>
-            </w:r>
-            <w:r>
-              <w:br/>
-            </w:r>
-            <w:r>
-              <w:rPr>
-                <w:rStyle w:val="VerbatimChar"/>
-              </w:rPr>
-              <w:t xml:space="preserve">---</w:t>
-            </w:r>
-            <w:r>
-              <w:br/>
-            </w:r>
-            <w:r>
-              <w:rPr>
-                <w:rStyle w:val="VerbatimChar"/>
-              </w:rPr>
-              <w:t xml:space="preserve">Signif. codes:  0 '***' 0.001 '**' 0.01 '*' 0.05 '.' 0.1 ' ' 1</w:t>
+              <w:t xml:space="preserve">      14               </w:t>
             </w:r>
           </w:p>
         </w:tc>
       </w:tr>
     </w:tbl>
-    <w:bookmarkEnd w:id="143"/>
-    <w:bookmarkStart w:id="144" w:name="X444de93c1a9e035769189163cb7593ed9dfda3b"/>
+    <w:bookmarkEnd w:id="144"/>
+    <w:bookmarkStart w:id="145" w:name="X444de93c1a9e035769189163cb7593ed9dfda3b"/>
     <w:p>
       <w:pPr>
         <w:pStyle w:val="Heading1"/>
@@ -7790,7 +7971,7 @@
         <w:pStyle w:val="FirstParagraph"/>
       </w:pPr>
       <w:r>
-        <w:t xml:space="preserve">Now we can compare the mean fish lengths between i3 and i8.</w:t>
+        <w:t xml:space="preserve">Now we can compare the mean fish lengths between shady and sunny sides.</w:t>
       </w:r>
     </w:p>
     <w:p>
@@ -7798,7 +7979,7 @@
         <w:pStyle w:val="BodyText"/>
       </w:pPr>
       <w:r>
-        <w:t xml:space="preserve">Ho: μ₁ = μ₂ (The fish lengths do not differ)</w:t>
+        <w:t xml:space="preserve">Ho: μ₁ = μ₂ (The needle lengths do not differ)</w:t>
       </w:r>
     </w:p>
     <w:p>
@@ -7806,7 +7987,13 @@
         <w:pStyle w:val="BodyText"/>
       </w:pPr>
       <w:r>
-        <w:t xml:space="preserve">Ha: μ₁ ≠ μ₂ (The mean fish lengths differ - direction is not specified)</w:t>
+        <w:t xml:space="preserve">Ha: μ₁ ≠ μ₂ (The mean needle lengths differ - direction is not</w:t>
+      </w:r>
+      <w:r>
+        <w:t xml:space="preserve"> </w:t>
+      </w:r>
+      <w:r>
+        <w:t xml:space="preserve">specified)</w:t>
       </w:r>
     </w:p>
     <w:p>
@@ -7848,76 +8035,72 @@
           <w:b/>
           <w:bCs/>
         </w:rPr>
-        <w:t xml:space="preserve">Note the Levenes Test should be NOT SIGNIFICANT - What is the null hypothesis</w:t>
-      </w:r>
-    </w:p>
-    <w:p>
-      <w:pPr>
-        <w:pStyle w:val="SourceCode"/>
-      </w:pPr>
-      <w:r>
-        <w:rPr>
-          <w:rStyle w:val="VerbatimChar"/>
-        </w:rPr>
-        <w:t xml:space="preserve">Levene's Test for Homogeneity of Variance (center = median)</w:t>
-      </w:r>
-      <w:r>
-        <w:br/>
-      </w:r>
-      <w:r>
-        <w:rPr>
-          <w:rStyle w:val="VerbatimChar"/>
-        </w:rPr>
-        <w:t xml:space="preserve">       Df F value    Pr(&gt;F)    </w:t>
-      </w:r>
-      <w:r>
-        <w:br/>
-      </w:r>
-      <w:r>
-        <w:rPr>
-          <w:rStyle w:val="VerbatimChar"/>
-        </w:rPr>
-        <w:t xml:space="preserve">group   1  13.705 0.0002907 ***</w:t>
-      </w:r>
-      <w:r>
-        <w:br/>
-      </w:r>
-      <w:r>
-        <w:rPr>
-          <w:rStyle w:val="VerbatimChar"/>
-        </w:rPr>
-        <w:t xml:space="preserve">      166                      </w:t>
-      </w:r>
-      <w:r>
-        <w:br/>
-      </w:r>
-      <w:r>
-        <w:rPr>
-          <w:rStyle w:val="VerbatimChar"/>
-        </w:rPr>
-        <w:t xml:space="preserve">---</w:t>
-      </w:r>
-      <w:r>
-        <w:br/>
-      </w:r>
-      <w:r>
-        <w:rPr>
-          <w:rStyle w:val="VerbatimChar"/>
-        </w:rPr>
-        <w:t xml:space="preserve">Signif. codes:  0 '***' 0.001 '**' 0.01 '*' 0.05 '.' 0.1 ' ' 1</w:t>
-      </w:r>
-    </w:p>
-    <w:bookmarkEnd w:id="144"/>
-    <w:bookmarkStart w:id="147" w:name="lecture-5-running-the-two-sample-t-test"/>
-    <w:p>
-      <w:pPr>
-        <w:pStyle w:val="Heading1"/>
-      </w:pPr>
+        <w:t xml:space="preserve">Note the Levenes Test should be NOT SIGNIFICANT - What is the null</w:t>
+      </w:r>
       <w:r>
         <w:rPr>
           <w:b/>
           <w:bCs/>
         </w:rPr>
+        <w:t xml:space="preserve"> </w:t>
+      </w:r>
+      <w:r>
+        <w:rPr>
+          <w:b/>
+          <w:bCs/>
+        </w:rPr>
+        <w:t xml:space="preserve">hypothesis</w:t>
+      </w:r>
+    </w:p>
+    <w:p>
+      <w:pPr>
+        <w:pStyle w:val="SourceCode"/>
+      </w:pPr>
+      <w:r>
+        <w:rPr>
+          <w:rStyle w:val="VerbatimChar"/>
+        </w:rPr>
+        <w:t xml:space="preserve">Levene's Test for Homogeneity of Variance (center = median)</w:t>
+      </w:r>
+      <w:r>
+        <w:br/>
+      </w:r>
+      <w:r>
+        <w:rPr>
+          <w:rStyle w:val="VerbatimChar"/>
+        </w:rPr>
+        <w:t xml:space="preserve">      Df F value Pr(&gt;F)</w:t>
+      </w:r>
+      <w:r>
+        <w:br/>
+      </w:r>
+      <w:r>
+        <w:rPr>
+          <w:rStyle w:val="VerbatimChar"/>
+        </w:rPr>
+        <w:t xml:space="preserve">group  1  0.2062 0.6567</w:t>
+      </w:r>
+      <w:r>
+        <w:br/>
+      </w:r>
+      <w:r>
+        <w:rPr>
+          <w:rStyle w:val="VerbatimChar"/>
+        </w:rPr>
+        <w:t xml:space="preserve">      14               </w:t>
+      </w:r>
+    </w:p>
+    <w:bookmarkEnd w:id="145"/>
+    <w:bookmarkStart w:id="148" w:name="lecture-5-running-the-two-sample-t-test"/>
+    <w:p>
+      <w:pPr>
+        <w:pStyle w:val="Heading1"/>
+      </w:pPr>
+      <w:r>
+        <w:rPr>
+          <w:b/>
+          <w:bCs/>
+        </w:rPr>
         <w:t xml:space="preserve">Lecture 5:</w:t>
       </w:r>
       <w:r>
@@ -7957,64 +8140,6 @@
       </w:pPr>
       <w:r>
         <w:t xml:space="preserve">t = (mean1 - mean2) / sqrt((s1^2/n1) + (s2^2/n2))</w:t>
-      </w:r>
-    </w:p>
-    <w:p>
-      <w:pPr>
-        <w:pStyle w:val="SourceCode"/>
-      </w:pPr>
-      <w:r>
-        <w:rPr>
-          <w:rStyle w:val="NormalTok"/>
-        </w:rPr>
-        <w:t xml:space="preserve">grayling_summary</w:t>
-      </w:r>
-    </w:p>
-    <w:p>
-      <w:pPr>
-        <w:pStyle w:val="SourceCode"/>
-      </w:pPr>
-      <w:r>
-        <w:rPr>
-          <w:rStyle w:val="VerbatimChar"/>
-        </w:rPr>
-        <w:t xml:space="preserve"># A tibble: 2 × 5</w:t>
-      </w:r>
-      <w:r>
-        <w:br/>
-      </w:r>
-      <w:r>
-        <w:rPr>
-          <w:rStyle w:val="VerbatimChar"/>
-        </w:rPr>
-        <w:t xml:space="preserve">  lake  mean_length sd_length se_length count</w:t>
-      </w:r>
-      <w:r>
-        <w:br/>
-      </w:r>
-      <w:r>
-        <w:rPr>
-          <w:rStyle w:val="VerbatimChar"/>
-        </w:rPr>
-        <w:t xml:space="preserve">  &lt;chr&gt;       &lt;dbl&gt;     &lt;dbl&gt;     &lt;dbl&gt; &lt;int&gt;</w:t>
-      </w:r>
-      <w:r>
-        <w:br/>
-      </w:r>
-      <w:r>
-        <w:rPr>
-          <w:rStyle w:val="VerbatimChar"/>
-        </w:rPr>
-        <w:t xml:space="preserve">1 I3           266.      28.3      3.48    66</w:t>
-      </w:r>
-      <w:r>
-        <w:br/>
-      </w:r>
-      <w:r>
-        <w:rPr>
-          <w:rStyle w:val="VerbatimChar"/>
-        </w:rPr>
-        <w:t xml:space="preserve">2 I8           363.      52.3      5.18   102</w:t>
       </w:r>
     </w:p>
     <w:tbl>
@@ -8048,7 +8173,7 @@
           </w:tcPr>
           <w:p>
             <w:pPr>
-              <w:pStyle w:val="FirstParagraph"/>
+              <w:pStyle w:val="BodyText"/>
             </w:pPr>
             <w:pPr>
               <w:spacing w:before="0" w:after="0"/>
@@ -8059,18 +8184,18 @@
                 <wp:inline>
                   <wp:extent cx="152400" cy="152400"/>
                   <wp:effectExtent b="0" l="0" r="0" t="0"/>
-                  <wp:docPr descr="" title="" id="145" name="Picture"/>
+                  <wp:docPr descr="" title="" id="146" name="Picture"/>
                   <a:graphic>
                     <a:graphicData uri="http://schemas.openxmlformats.org/drawingml/2006/picture">
                       <pic:pic>
                         <pic:nvPicPr>
-                          <pic:cNvPr descr="/Applications/RStudio.app/Contents/Resources/app/quarto/share/formats/docx/tip.png" id="146" name="Picture"/>
+                          <pic:cNvPr descr="/Applications/RStudio.app/Contents/Resources/app/quarto/share/formats/docx/tip.png" id="147" name="Picture"/>
                           <pic:cNvPicPr>
                             <a:picLocks noChangeArrowheads="1" noChangeAspect="1"/>
                           </pic:cNvPicPr>
                         </pic:nvPicPr>
                         <pic:blipFill>
-                          <a:blip r:embed="rId67"/>
+                          <a:blip r:embed="rId68"/>
                           <a:stretch>
                             <a:fillRect/>
                           </a:stretch>
@@ -8205,7 +8330,7 @@
               <w:rPr>
                 <w:rStyle w:val="NormalTok"/>
               </w:rPr>
-              <w:t xml:space="preserve"> lake, </w:t>
+              <w:t xml:space="preserve"> side, </w:t>
             </w:r>
             <w:r>
               <w:rPr>
@@ -8217,7 +8342,7 @@
               <w:rPr>
                 <w:rStyle w:val="NormalTok"/>
               </w:rPr>
-              <w:t xml:space="preserve"> grayling_df, </w:t>
+              <w:t xml:space="preserve"> ps_df, </w:t>
             </w:r>
             <w:r>
               <w:rPr>
@@ -8322,7 +8447,7 @@
               <w:rPr>
                 <w:rStyle w:val="VerbatimChar"/>
               </w:rPr>
-              <w:t xml:space="preserve">data:  length_mm by lake</w:t>
+              <w:t xml:space="preserve">data:  length_mm by side</w:t>
             </w:r>
             <w:r>
               <w:br/>
@@ -8331,7 +8456,7 @@
               <w:rPr>
                 <w:rStyle w:val="VerbatimChar"/>
               </w:rPr>
-              <w:t xml:space="preserve">t = -13.797, df = 166, p-value &lt; 2.2e-16</w:t>
+              <w:t xml:space="preserve">t = 1.1279, df = 14, p-value = 0.2783</w:t>
             </w:r>
             <w:r>
               <w:br/>
@@ -8340,7 +8465,7 @@
               <w:rPr>
                 <w:rStyle w:val="VerbatimChar"/>
               </w:rPr>
-              <w:t xml:space="preserve">alternative hypothesis: true difference in means between group I3 and group I8 is not equal to 0</w:t>
+              <w:t xml:space="preserve">alternative hypothesis: true difference in means between group shady and group sunny is not equal to 0</w:t>
             </w:r>
             <w:r>
               <w:br/>
@@ -8358,7 +8483,7 @@
               <w:rPr>
                 <w:rStyle w:val="VerbatimChar"/>
               </w:rPr>
-              <w:t xml:space="preserve"> -110.87187  -83.11208</w:t>
+              <w:t xml:space="preserve"> -1.309330  4.214005</w:t>
             </w:r>
             <w:r>
               <w:br/>
@@ -8376,7 +8501,7 @@
               <w:rPr>
                 <w:rStyle w:val="VerbatimChar"/>
               </w:rPr>
-              <w:t xml:space="preserve">mean in group I3 mean in group I8 </w:t>
+              <w:t xml:space="preserve">mean in group shady mean in group sunny </w:t>
             </w:r>
             <w:r>
               <w:br/>
@@ -8385,7 +8510,7 @@
               <w:rPr>
                 <w:rStyle w:val="VerbatimChar"/>
               </w:rPr>
-              <w:t xml:space="preserve">        265.6061         362.5980 </w:t>
+              <w:t xml:space="preserve">           17.60561            16.15328 </w:t>
             </w:r>
           </w:p>
           <w:p>
@@ -8411,8 +8536,8 @@
         </w:tc>
       </w:tr>
     </w:tbl>
-    <w:bookmarkEnd w:id="147"/>
-    <w:bookmarkStart w:id="150" w:name="Xf1463e876a6591df32a37ec187f7b887dc2a0d1"/>
+    <w:bookmarkEnd w:id="148"/>
+    <w:bookmarkStart w:id="151" w:name="X25c5547e5810e4df5113393446b19a96a3621da"/>
     <w:p>
       <w:pPr>
         <w:pStyle w:val="Heading1"/>
@@ -8428,10 +8553,456 @@
         <w:t xml:space="preserve"> </w:t>
       </w:r>
       <w:r>
+        <w:t xml:space="preserve">Running the Two-Sample T-Test</w:t>
+      </w:r>
+    </w:p>
+    <w:p>
+      <w:pPr>
+        <w:pStyle w:val="FirstParagraph"/>
+      </w:pPr>
+      <w:r>
+        <w:t xml:space="preserve">Now we can do a two sample TTEST</w:t>
+      </w:r>
+    </w:p>
+    <w:p>
+      <w:pPr>
+        <w:pStyle w:val="BodyText"/>
+      </w:pPr>
+      <w:r>
+        <w:t xml:space="preserve">Calculate t-statistic manually (optional)</w:t>
+      </w:r>
+    </w:p>
+    <w:p>
+      <w:pPr>
+        <w:pStyle w:val="BodyText"/>
+      </w:pPr>
+      <w:r>
+        <w:t xml:space="preserve">YOUR CODE HERE:</w:t>
+      </w:r>
+    </w:p>
+    <w:p>
+      <w:pPr>
+        <w:pStyle w:val="BodyText"/>
+      </w:pPr>
+      <w:r>
+        <w:t xml:space="preserve">t = (mean1 - mean2) / sqrt((s1^2/n1) + (s2^2/n2))</w:t>
+      </w:r>
+    </w:p>
+    <w:tbl>
+      <w:tblPr>
+        <w:tblStyle w:val="Table"/>
+        <w:tblLook w:firstRow="0" w:lastRow="0" w:firstColumn="0" w:lastColumn="0" w:noHBand="0" w:noVBand="0" w:val="0000"/>
+        <w:tblBorders>
+          <w:left w:val="single" w:sz="24" w:space="0" w:color="00A047"/>
+          <w:right w:val="single" w:sz="4" w:space="0" w:color="00A047"/>
+          <w:top w:val="single" w:sz="4" w:space="0" w:color="00A047"/>
+          <w:bottom w:val="single" w:sz="4" w:space="0" w:color="00A047"/>
+        </w:tblBorders>
+        <w:tblCellMar>
+          <w:left w:w="144" w:type="dxa"/>
+          <w:right w:w="144" w:type="dxa"/>
+        </w:tblCellMar>
+        <w:tblInd w:w="164" w:type="dxa"/>
+        <w:tblW w:type="pct" w:w="100%"/>
+      </w:tblPr>
+      <w:tr>
+        <w:trPr>
+          <w:cantSplit/>
+        </w:trPr>
+        <w:tc>
+          <w:tcPr>
+            <w:shd w:color="auto" w:fill="ccf1e3" w:val="clear"/>
+            <w:tcMar>
+              <w:top w:w="92" w:type="dxa"/>
+              <w:bottom w:w="92" w:type="dxa"/>
+            </w:tcMar>
+          </w:tcPr>
+          <w:p>
+            <w:pPr>
+              <w:pStyle w:val="BodyText"/>
+            </w:pPr>
+            <w:pPr>
+              <w:spacing w:before="0" w:after="0"/>
+              <w:textAlignment w:val="center"/>
+            </w:pPr>
+            <w:r>
+              <w:drawing>
+                <wp:inline>
+                  <wp:extent cx="152400" cy="152400"/>
+                  <wp:effectExtent b="0" l="0" r="0" t="0"/>
+                  <wp:docPr descr="" title="" id="149" name="Picture"/>
+                  <a:graphic>
+                    <a:graphicData uri="http://schemas.openxmlformats.org/drawingml/2006/picture">
+                      <pic:pic>
+                        <pic:nvPicPr>
+                          <pic:cNvPr descr="/Applications/RStudio.app/Contents/Resources/app/quarto/share/formats/docx/tip.png" id="150" name="Picture"/>
+                          <pic:cNvPicPr>
+                            <a:picLocks noChangeArrowheads="1" noChangeAspect="1"/>
+                          </pic:cNvPicPr>
+                        </pic:nvPicPr>
+                        <pic:blipFill>
+                          <a:blip r:embed="rId68"/>
+                          <a:stretch>
+                            <a:fillRect/>
+                          </a:stretch>
+                        </pic:blipFill>
+                        <pic:spPr bwMode="auto">
+                          <a:xfrm>
+                            <a:off x="0" y="0"/>
+                            <a:ext cx="152400" cy="152400"/>
+                          </a:xfrm>
+                          <a:prstGeom prst="rect">
+                            <a:avLst/>
+                          </a:prstGeom>
+                          <a:noFill/>
+                          <a:ln w="9525">
+                            <a:noFill/>
+                            <a:headEnd/>
+                            <a:tailEnd/>
+                          </a:ln>
+                        </pic:spPr>
+                      </pic:pic>
+                    </a:graphicData>
+                  </a:graphic>
+                </wp:inline>
+              </w:drawing>
+            </w:r>
+            <w:r>
+              <w:t xml:space="preserve"> </w:t>
+            </w:r>
+            <w:r>
+              <w:t xml:space="preserve"> </w:t>
+            </w:r>
+            <w:r>
+              <w:t xml:space="preserve">Tip</w:t>
+            </w:r>
+          </w:p>
+        </w:tc>
+      </w:tr>
+      <w:tr>
+        <w:trPr>
+          <w:cantSplit/>
+        </w:trPr>
+        <w:tc>
+          <w:tcPr>
+            <w:tcMar>
+              <w:top w:w="108" w:type="dxa"/>
+              <w:bottom w:w="108" w:type="dxa"/>
+            </w:tcMar>
+          </w:tcPr>
+          <w:p>
+            <w:pPr>
+              <w:pStyle w:val="SourceCode"/>
+            </w:pPr>
+            <w:r>
+              <w:rPr>
+                <w:rStyle w:val="CommentTok"/>
+              </w:rPr>
+              <w:t xml:space="preserve"># YOUR </w:t>
+            </w:r>
+            <w:r>
+              <w:rPr>
+                <w:rStyle w:val="AlertTok"/>
+              </w:rPr>
+              <w:t xml:space="preserve">TASK</w:t>
+            </w:r>
+            <w:r>
+              <w:rPr>
+                <w:rStyle w:val="CommentTok"/>
+              </w:rPr>
+              <w:t xml:space="preserve">: Conduct a two-sample t-test</w:t>
+            </w:r>
+            <w:r>
+              <w:br/>
+            </w:r>
+            <w:r>
+              <w:rPr>
+                <w:rStyle w:val="CommentTok"/>
+              </w:rPr>
+              <w:t xml:space="preserve"># Use var.equal=TRUE for standard t-test or var.equal=FALSE for Welch's t-test</w:t>
+            </w:r>
+            <w:r>
+              <w:br/>
+            </w:r>
+            <w:r>
+              <w:br/>
+            </w:r>
+            <w:r>
+              <w:rPr>
+                <w:rStyle w:val="CommentTok"/>
+              </w:rPr>
+              <w:t xml:space="preserve"># Standard t-test (if variances are equal)</w:t>
+            </w:r>
+            <w:r>
+              <w:br/>
+            </w:r>
+            <w:r>
+              <w:rPr>
+                <w:rStyle w:val="NormalTok"/>
+              </w:rPr>
+              <w:t xml:space="preserve">t_test_result </w:t>
+            </w:r>
+            <w:r>
+              <w:rPr>
+                <w:rStyle w:val="OtherTok"/>
+              </w:rPr>
+              <w:t xml:space="preserve">&lt;-</w:t>
+            </w:r>
+            <w:r>
+              <w:rPr>
+                <w:rStyle w:val="NormalTok"/>
+              </w:rPr>
+              <w:t xml:space="preserve"> </w:t>
+            </w:r>
+            <w:r>
+              <w:rPr>
+                <w:rStyle w:val="FunctionTok"/>
+              </w:rPr>
+              <w:t xml:space="preserve">t.test</w:t>
+            </w:r>
+            <w:r>
+              <w:rPr>
+                <w:rStyle w:val="NormalTok"/>
+              </w:rPr>
+              <w:t xml:space="preserve">(length_mm </w:t>
+            </w:r>
+            <w:r>
+              <w:rPr>
+                <w:rStyle w:val="SpecialCharTok"/>
+              </w:rPr>
+              <w:t xml:space="preserve">~</w:t>
+            </w:r>
+            <w:r>
+              <w:rPr>
+                <w:rStyle w:val="NormalTok"/>
+              </w:rPr>
+              <w:t xml:space="preserve"> side, </w:t>
+            </w:r>
+            <w:r>
+              <w:rPr>
+                <w:rStyle w:val="AttributeTok"/>
+              </w:rPr>
+              <w:t xml:space="preserve">data =</w:t>
+            </w:r>
+            <w:r>
+              <w:rPr>
+                <w:rStyle w:val="NormalTok"/>
+              </w:rPr>
+              <w:t xml:space="preserve"> ps_df, </w:t>
+            </w:r>
+            <w:r>
+              <w:rPr>
+                <w:rStyle w:val="AttributeTok"/>
+              </w:rPr>
+              <w:t xml:space="preserve">var.equal =</w:t>
+            </w:r>
+            <w:r>
+              <w:rPr>
+                <w:rStyle w:val="NormalTok"/>
+              </w:rPr>
+              <w:t xml:space="preserve"> </w:t>
+            </w:r>
+            <w:r>
+              <w:rPr>
+                <w:rStyle w:val="ConstantTok"/>
+              </w:rPr>
+              <w:t xml:space="preserve">FALSE</w:t>
+            </w:r>
+            <w:r>
+              <w:rPr>
+                <w:rStyle w:val="NormalTok"/>
+              </w:rPr>
+              <w:t xml:space="preserve">)</w:t>
+            </w:r>
+            <w:r>
+              <w:br/>
+            </w:r>
+            <w:r>
+              <w:rPr>
+                <w:rStyle w:val="FunctionTok"/>
+              </w:rPr>
+              <w:t xml:space="preserve">print</w:t>
+            </w:r>
+            <w:r>
+              <w:rPr>
+                <w:rStyle w:val="NormalTok"/>
+              </w:rPr>
+              <w:t xml:space="preserve">(</w:t>
+            </w:r>
+            <w:r>
+              <w:rPr>
+                <w:rStyle w:val="StringTok"/>
+              </w:rPr>
+              <w:t xml:space="preserve">"Standard two-sample t-test:"</w:t>
+            </w:r>
+            <w:r>
+              <w:rPr>
+                <w:rStyle w:val="NormalTok"/>
+              </w:rPr>
+              <w:t xml:space="preserve">)</w:t>
+            </w:r>
+          </w:p>
+          <w:p>
+            <w:pPr>
+              <w:pStyle w:val="SourceCode"/>
+            </w:pPr>
+            <w:r>
+              <w:rPr>
+                <w:rStyle w:val="VerbatimChar"/>
+              </w:rPr>
+              <w:t xml:space="preserve">[1] "Standard two-sample t-test:"</w:t>
+            </w:r>
+          </w:p>
+          <w:p>
+            <w:pPr>
+              <w:pStyle w:val="SourceCode"/>
+            </w:pPr>
+            <w:r>
+              <w:rPr>
+                <w:rStyle w:val="FunctionTok"/>
+              </w:rPr>
+              <w:t xml:space="preserve">print</w:t>
+            </w:r>
+            <w:r>
+              <w:rPr>
+                <w:rStyle w:val="NormalTok"/>
+              </w:rPr>
+              <w:t xml:space="preserve">(t_test_result)</w:t>
+            </w:r>
+          </w:p>
+          <w:p>
+            <w:pPr>
+              <w:pStyle w:val="SourceCode"/>
+            </w:pPr>
+            <w:r>
+              <w:br/>
+            </w:r>
+            <w:r>
+              <w:rPr>
+                <w:rStyle w:val="VerbatimChar"/>
+              </w:rPr>
+              <w:t xml:space="preserve">    Welch Two Sample t-test</w:t>
+            </w:r>
+            <w:r>
+              <w:br/>
+            </w:r>
+            <w:r>
+              <w:br/>
+            </w:r>
+            <w:r>
+              <w:rPr>
+                <w:rStyle w:val="VerbatimChar"/>
+              </w:rPr>
+              <w:t xml:space="preserve">data:  length_mm by side</w:t>
+            </w:r>
+            <w:r>
+              <w:br/>
+            </w:r>
+            <w:r>
+              <w:rPr>
+                <w:rStyle w:val="VerbatimChar"/>
+              </w:rPr>
+              <w:t xml:space="preserve">t = 1.1279, df = 13.96, p-value = 0.2784</w:t>
+            </w:r>
+            <w:r>
+              <w:br/>
+            </w:r>
+            <w:r>
+              <w:rPr>
+                <w:rStyle w:val="VerbatimChar"/>
+              </w:rPr>
+              <w:t xml:space="preserve">alternative hypothesis: true difference in means between group shady and group sunny is not equal to 0</w:t>
+            </w:r>
+            <w:r>
+              <w:br/>
+            </w:r>
+            <w:r>
+              <w:rPr>
+                <w:rStyle w:val="VerbatimChar"/>
+              </w:rPr>
+              <w:t xml:space="preserve">95 percent confidence interval:</w:t>
+            </w:r>
+            <w:r>
+              <w:br/>
+            </w:r>
+            <w:r>
+              <w:rPr>
+                <w:rStyle w:val="VerbatimChar"/>
+              </w:rPr>
+              <w:t xml:space="preserve"> -1.310069  4.214743</w:t>
+            </w:r>
+            <w:r>
+              <w:br/>
+            </w:r>
+            <w:r>
+              <w:rPr>
+                <w:rStyle w:val="VerbatimChar"/>
+              </w:rPr>
+              <w:t xml:space="preserve">sample estimates:</w:t>
+            </w:r>
+            <w:r>
+              <w:br/>
+            </w:r>
+            <w:r>
+              <w:rPr>
+                <w:rStyle w:val="VerbatimChar"/>
+              </w:rPr>
+              <w:t xml:space="preserve">mean in group shady mean in group sunny </w:t>
+            </w:r>
+            <w:r>
+              <w:br/>
+            </w:r>
+            <w:r>
+              <w:rPr>
+                <w:rStyle w:val="VerbatimChar"/>
+              </w:rPr>
+              <w:t xml:space="preserve">           17.60561            16.15328 </w:t>
+            </w:r>
+          </w:p>
+          <w:p>
+            <w:pPr>
+              <w:pStyle w:val="SourceCode"/>
+            </w:pPr>
+            <w:r>
+              <w:rPr>
+                <w:rStyle w:val="CommentTok"/>
+              </w:rPr>
+              <w:t xml:space="preserve"># Welch's t-test (if variances are unequal)</w:t>
+            </w:r>
+            <w:r>
+              <w:br/>
+            </w:r>
+            <w:r>
+              <w:rPr>
+                <w:rStyle w:val="CommentTok"/>
+              </w:rPr>
+              <w:t xml:space="preserve"># YOUR CODE HERE</w:t>
+            </w:r>
+          </w:p>
+        </w:tc>
+      </w:tr>
+    </w:tbl>
+    <w:bookmarkEnd w:id="151"/>
+    <w:bookmarkStart w:id="154" w:name="Xf1463e876a6591df32a37ec187f7b887dc2a0d1"/>
+    <w:p>
+      <w:pPr>
+        <w:pStyle w:val="Heading1"/>
+      </w:pPr>
+      <w:r>
+        <w:rPr>
+          <w:b/>
+          <w:bCs/>
+        </w:rPr>
+        <w:t xml:space="preserve">Lecture 5:</w:t>
+      </w:r>
+      <w:r>
+        <w:t xml:space="preserve"> </w:t>
+      </w:r>
+      <w:r>
         <w:t xml:space="preserve">Difference between a Two-Sample T and Welch’s T Test</w:t>
       </w:r>
     </w:p>
-    <w:bookmarkStart w:id="148" w:name="standard-t-test-students-t-test"/>
+    <w:bookmarkStart w:id="152" w:name="standard-t-test-students-t-test"/>
     <w:p>
       <w:pPr>
         <w:pStyle w:val="Heading2"/>
@@ -8487,7 +9058,13 @@
         <w:t xml:space="preserve"> </w:t>
       </w:r>
       <w:r>
-        <w:t xml:space="preserve">that combines data from both group</w:t>
+        <w:t xml:space="preserve">that combines data from both</w:t>
+      </w:r>
+      <w:r>
+        <w:t xml:space="preserve"> </w:t>
+      </w:r>
+      <w:r>
+        <w:t xml:space="preserve">group</w:t>
       </w:r>
     </w:p>
     <w:p>
@@ -8515,7 +9092,13 @@
         <w:t xml:space="preserve"> </w:t>
       </w:r>
       <w:r>
-        <w:t xml:space="preserve">when the equal variance assumption is met</w:t>
+        <w:t xml:space="preserve">when the equal variance assumption</w:t>
+      </w:r>
+      <w:r>
+        <w:t xml:space="preserve"> </w:t>
+      </w:r>
+      <w:r>
+        <w:t xml:space="preserve">is met</w:t>
       </w:r>
     </w:p>
     <w:p>
@@ -8540,8 +9123,8 @@
         <w:t xml:space="preserve">= n₁ + n₂ - 2</w:t>
       </w:r>
     </w:p>
-    <w:bookmarkEnd w:id="148"/>
-    <w:bookmarkStart w:id="149" w:name="welchs-t-test"/>
+    <w:bookmarkEnd w:id="152"/>
+    <w:bookmarkStart w:id="153" w:name="welchs-t-test"/>
     <w:p>
       <w:pPr>
         <w:pStyle w:val="Heading2"/>
@@ -8662,7 +9245,17 @@
         <w:t xml:space="preserve"> </w:t>
       </w:r>
       <w:r>
-        <w:t xml:space="preserve">(Welch-Satterthwaite equation)</w:t>
+        <w:t xml:space="preserve">(</w:t>
+      </w:r>
+      <w:r>
+        <w:rPr>
+          <w:b/>
+          <w:bCs/>
+        </w:rPr>
+        <w:t xml:space="preserve">Welch-Satterthwaite equation</w:t>
+      </w:r>
+      <w:r>
+        <w:t xml:space="preserve">) and decimal!!!</w:t>
       </w:r>
     </w:p>
     <w:p>
@@ -8684,12 +9277,18 @@
         <w:t xml:space="preserve"> </w:t>
       </w:r>
       <w:r>
-        <w:t xml:space="preserve">are typically non-integer and usually smaller than the standard t-test</w:t>
-      </w:r>
-    </w:p>
-    <w:bookmarkEnd w:id="149"/>
-    <w:bookmarkEnd w:id="150"/>
-    <w:bookmarkStart w:id="154" w:name="Xeb0cbf1649d7229187d2072456be4c9de180d37"/>
+        <w:t xml:space="preserve">are typically non-integer and usually smaller</w:t>
+      </w:r>
+      <w:r>
+        <w:t xml:space="preserve"> </w:t>
+      </w:r>
+      <w:r>
+        <w:t xml:space="preserve">than the standard t-test</w:t>
+      </w:r>
+    </w:p>
+    <w:bookmarkEnd w:id="153"/>
+    <w:bookmarkEnd w:id="154"/>
+    <w:bookmarkStart w:id="158" w:name="Xeb0cbf1649d7229187d2072456be4c9de180d37"/>
     <w:p>
       <w:pPr>
         <w:pStyle w:val="Heading1"/>
@@ -8725,7 +9324,7 @@
         <w:pStyle w:val="BodyText"/>
       </w:pPr>
       <w:r>
-        <w:t xml:space="preserve">What can we conclude about the needle lengths on windward vs. leeward sides?</w:t>
+        <w:t xml:space="preserve">What can we conclude about the needle lengths on sunny vs shady sides?</w:t>
       </w:r>
     </w:p>
     <w:p>
@@ -8745,7 +9344,25 @@
         <w:pStyle w:val="BodyText"/>
       </w:pPr>
       <w:r>
-        <w:t xml:space="preserve">“A two-tailed, two-sample t-test at α=0.05 showed [a significant/no significant] difference in needle length between windward (M = …, SD = …) and leeward (M = …, SD = …) sides of pine trees, t(…) = …, p = ….”</w:t>
+        <w:t xml:space="preserve">“A two-tailed, two-sample t-test at α=0.05 showed [a significant/no</w:t>
+      </w:r>
+      <w:r>
+        <w:t xml:space="preserve"> </w:t>
+      </w:r>
+      <w:r>
+        <w:t xml:space="preserve">significant] difference in needle length between windward (M = …, SD</w:t>
+      </w:r>
+      <w:r>
+        <w:t xml:space="preserve"> </w:t>
+      </w:r>
+      <w:r>
+        <w:t xml:space="preserve">= …) and leeward (M = …, SD = …) sides of pine trees, t(…) =</w:t>
+      </w:r>
+      <w:r>
+        <w:t xml:space="preserve"> </w:t>
+      </w:r>
+      <w:r>
+        <w:t xml:space="preserve">…, p = ….”</w:t>
       </w:r>
     </w:p>
     <w:p>
@@ -8757,18 +9374,18 @@
           <wp:inline>
             <wp:extent cx="4572000" cy="3657600"/>
             <wp:effectExtent b="0" l="0" r="0" t="0"/>
-            <wp:docPr descr="" title="" id="152" name="Picture"/>
+            <wp:docPr descr="" title="" id="156" name="Picture"/>
             <a:graphic>
               <a:graphicData uri="http://schemas.openxmlformats.org/drawingml/2006/picture">
                 <pic:pic>
                   <pic:nvPicPr>
-                    <pic:cNvPr descr="05_01_lecture_powerpoint_files/figure-docx/unnamed-chunk-23-1.png" id="153" name="Picture"/>
+                    <pic:cNvPr descr="05_01_lecture_powerpoint_files/figure-docx/unnamed-chunk-23-1.png" id="157" name="Picture"/>
                     <pic:cNvPicPr>
                       <a:picLocks noChangeArrowheads="1" noChangeAspect="1"/>
                     </pic:cNvPicPr>
                   </pic:nvPicPr>
                   <pic:blipFill>
-                    <a:blip r:embed="rId151"/>
+                    <a:blip r:embed="rId155"/>
                     <a:stretch>
                       <a:fillRect/>
                     </a:stretch>
@@ -8795,8 +9412,8 @@
         </w:drawing>
       </w:r>
     </w:p>
-    <w:bookmarkEnd w:id="154"/>
-    <w:bookmarkStart w:id="158" w:name="lecture-5-visualizing-the-results"/>
+    <w:bookmarkEnd w:id="158"/>
+    <w:bookmarkStart w:id="162" w:name="lecture-5-visualizing-the-results"/>
     <w:p>
       <w:pPr>
         <w:pStyle w:val="Heading1"/>
@@ -8832,7 +9449,7 @@
         <w:pStyle w:val="BodyText"/>
       </w:pPr>
       <w:r>
-        <w:t xml:space="preserve">What can we conclude about the needle lengths on windward vs. leeward sides?</w:t>
+        <w:t xml:space="preserve">What can we conclude about the needle lengths on sunny vs shady sides?</w:t>
       </w:r>
     </w:p>
     <w:p>
@@ -8852,7 +9469,25 @@
         <w:pStyle w:val="BodyText"/>
       </w:pPr>
       <w:r>
-        <w:t xml:space="preserve">“A two-tailed, two-sample t-test at α=0.05 showed [a significant/no significant] difference in needle length between windward (M = …, SD = …) and leeward (M = …, SD = …) sides of pine trees, t(…) = …, p = ….”</w:t>
+        <w:t xml:space="preserve">“A two-tailed, two-sample t-test at α=0.05 showed [a significant/no</w:t>
+      </w:r>
+      <w:r>
+        <w:t xml:space="preserve"> </w:t>
+      </w:r>
+      <w:r>
+        <w:t xml:space="preserve">significant] difference in needle length between windward (M = …, SD</w:t>
+      </w:r>
+      <w:r>
+        <w:t xml:space="preserve"> </w:t>
+      </w:r>
+      <w:r>
+        <w:t xml:space="preserve">= …) and leeward (M = …, SD = …) sides of pine trees, t(…) =</w:t>
+      </w:r>
+      <w:r>
+        <w:t xml:space="preserve"> </w:t>
+      </w:r>
+      <w:r>
+        <w:t xml:space="preserve">…, p = ….”</w:t>
       </w:r>
     </w:p>
     <w:p>
@@ -8864,18 +9499,18 @@
           <wp:inline>
             <wp:extent cx="5486400" cy="5486400"/>
             <wp:effectExtent b="0" l="0" r="0" t="0"/>
-            <wp:docPr descr="" title="" id="156" name="Picture"/>
+            <wp:docPr descr="" title="" id="160" name="Picture"/>
             <a:graphic>
               <a:graphicData uri="http://schemas.openxmlformats.org/drawingml/2006/picture">
                 <pic:pic>
                   <pic:nvPicPr>
-                    <pic:cNvPr descr="05_01_lecture_powerpoint_files/figure-docx/unnamed-chunk-24-1.png" id="157" name="Picture"/>
+                    <pic:cNvPr descr="05_01_lecture_powerpoint_files/figure-docx/unnamed-chunk-24-1.png" id="161" name="Picture"/>
                     <pic:cNvPicPr>
                       <a:picLocks noChangeArrowheads="1" noChangeAspect="1"/>
                     </pic:cNvPicPr>
                   </pic:nvPicPr>
                   <pic:blipFill>
-                    <a:blip r:embed="rId155"/>
+                    <a:blip r:embed="rId159"/>
                     <a:stretch>
                       <a:fillRect/>
                     </a:stretch>
@@ -8902,8 +9537,524 @@
         </w:drawing>
       </w:r>
     </w:p>
-    <w:bookmarkEnd w:id="158"/>
-    <w:bookmarkStart w:id="159" w:name="X49cc77c0b86294ee1035141a16a6384f5b51288"/>
+    <w:bookmarkEnd w:id="162"/>
+    <w:bookmarkStart w:id="163" w:name="X3e4a8fe8080d47b40a396aacaaf9ff7c7f94d86"/>
+    <w:p>
+      <w:pPr>
+        <w:pStyle w:val="Heading1"/>
+      </w:pPr>
+      <w:r>
+        <w:rPr>
+          <w:b/>
+          <w:bCs/>
+        </w:rPr>
+        <w:t xml:space="preserve">Lecture 5:</w:t>
+      </w:r>
+      <w:r>
+        <w:t xml:space="preserve"> </w:t>
+      </w:r>
+      <w:r>
+        <w:t xml:space="preserve">Now what does a paired T test tell us</w:t>
+      </w:r>
+    </w:p>
+    <w:p>
+      <w:pPr>
+        <w:pStyle w:val="FirstParagraph"/>
+      </w:pPr>
+      <w:r>
+        <w:t xml:space="preserve">Why do a paired T test</w:t>
+      </w:r>
+    </w:p>
+    <w:p>
+      <w:pPr>
+        <w:pStyle w:val="SourceCode"/>
+      </w:pPr>
+      <w:r>
+        <w:rPr>
+          <w:rStyle w:val="CommentTok"/>
+        </w:rPr>
+        <w:t xml:space="preserve"># YOUR </w:t>
+      </w:r>
+      <w:r>
+        <w:rPr>
+          <w:rStyle w:val="AlertTok"/>
+        </w:rPr>
+        <w:t xml:space="preserve">TASK</w:t>
+      </w:r>
+      <w:r>
+        <w:rPr>
+          <w:rStyle w:val="CommentTok"/>
+        </w:rPr>
+        <w:t xml:space="preserve">: Conduct a two-sample t-test</w:t>
+      </w:r>
+      <w:r>
+        <w:br/>
+      </w:r>
+      <w:r>
+        <w:rPr>
+          <w:rStyle w:val="CommentTok"/>
+        </w:rPr>
+        <w:t xml:space="preserve"># Use var.equal=TRUE for standard t-test or var.equal=FALSE for Welch's t-test</w:t>
+      </w:r>
+      <w:r>
+        <w:br/>
+      </w:r>
+      <w:r>
+        <w:br/>
+      </w:r>
+      <w:r>
+        <w:rPr>
+          <w:rStyle w:val="NormalTok"/>
+        </w:rPr>
+        <w:t xml:space="preserve">ps_wide_df </w:t>
+      </w:r>
+      <w:r>
+        <w:rPr>
+          <w:rStyle w:val="OtherTok"/>
+        </w:rPr>
+        <w:t xml:space="preserve">&lt;-</w:t>
+      </w:r>
+      <w:r>
+        <w:rPr>
+          <w:rStyle w:val="NormalTok"/>
+        </w:rPr>
+        <w:t xml:space="preserve"> ps_df </w:t>
+      </w:r>
+      <w:r>
+        <w:rPr>
+          <w:rStyle w:val="SpecialCharTok"/>
+        </w:rPr>
+        <w:t xml:space="preserve">%&gt;%</w:t>
+      </w:r>
+      <w:r>
+        <w:br/>
+      </w:r>
+      <w:r>
+        <w:rPr>
+          <w:rStyle w:val="NormalTok"/>
+        </w:rPr>
+        <w:t xml:space="preserve">  </w:t>
+      </w:r>
+      <w:r>
+        <w:rPr>
+          <w:rStyle w:val="FunctionTok"/>
+        </w:rPr>
+        <w:t xml:space="preserve">pivot_wider</w:t>
+      </w:r>
+      <w:r>
+        <w:rPr>
+          <w:rStyle w:val="NormalTok"/>
+        </w:rPr>
+        <w:t xml:space="preserve">(</w:t>
+      </w:r>
+      <w:r>
+        <w:br/>
+      </w:r>
+      <w:r>
+        <w:rPr>
+          <w:rStyle w:val="NormalTok"/>
+        </w:rPr>
+        <w:t xml:space="preserve">    </w:t>
+      </w:r>
+      <w:r>
+        <w:rPr>
+          <w:rStyle w:val="AttributeTok"/>
+        </w:rPr>
+        <w:t xml:space="preserve">names_from =</w:t>
+      </w:r>
+      <w:r>
+        <w:rPr>
+          <w:rStyle w:val="NormalTok"/>
+        </w:rPr>
+        <w:t xml:space="preserve"> </w:t>
+      </w:r>
+      <w:r>
+        <w:rPr>
+          <w:rStyle w:val="StringTok"/>
+        </w:rPr>
+        <w:t xml:space="preserve">"side"</w:t>
+      </w:r>
+      <w:r>
+        <w:rPr>
+          <w:rStyle w:val="NormalTok"/>
+        </w:rPr>
+        <w:t xml:space="preserve">,</w:t>
+      </w:r>
+      <w:r>
+        <w:br/>
+      </w:r>
+      <w:r>
+        <w:rPr>
+          <w:rStyle w:val="NormalTok"/>
+        </w:rPr>
+        <w:t xml:space="preserve">    </w:t>
+      </w:r>
+      <w:r>
+        <w:rPr>
+          <w:rStyle w:val="AttributeTok"/>
+        </w:rPr>
+        <w:t xml:space="preserve">values_from =</w:t>
+      </w:r>
+      <w:r>
+        <w:rPr>
+          <w:rStyle w:val="NormalTok"/>
+        </w:rPr>
+        <w:t xml:space="preserve"> length_mm</w:t>
+      </w:r>
+      <w:r>
+        <w:br/>
+      </w:r>
+      <w:r>
+        <w:rPr>
+          <w:rStyle w:val="NormalTok"/>
+        </w:rPr>
+        <w:t xml:space="preserve">  )</w:t>
+      </w:r>
+      <w:r>
+        <w:br/>
+      </w:r>
+      <w:r>
+        <w:br/>
+      </w:r>
+      <w:r>
+        <w:br/>
+      </w:r>
+      <w:r>
+        <w:rPr>
+          <w:rStyle w:val="CommentTok"/>
+        </w:rPr>
+        <w:t xml:space="preserve"># Standard t-test (if variances are equal)</w:t>
+      </w:r>
+      <w:r>
+        <w:br/>
+      </w:r>
+      <w:r>
+        <w:rPr>
+          <w:rStyle w:val="NormalTok"/>
+        </w:rPr>
+        <w:t xml:space="preserve">paired_t_test_result </w:t>
+      </w:r>
+      <w:r>
+        <w:rPr>
+          <w:rStyle w:val="OtherTok"/>
+        </w:rPr>
+        <w:t xml:space="preserve">&lt;-</w:t>
+      </w:r>
+      <w:r>
+        <w:rPr>
+          <w:rStyle w:val="NormalTok"/>
+        </w:rPr>
+        <w:t xml:space="preserve"> </w:t>
+      </w:r>
+      <w:r>
+        <w:rPr>
+          <w:rStyle w:val="FunctionTok"/>
+        </w:rPr>
+        <w:t xml:space="preserve">t.test</w:t>
+      </w:r>
+      <w:r>
+        <w:rPr>
+          <w:rStyle w:val="NormalTok"/>
+        </w:rPr>
+        <w:t xml:space="preserve">(ps_wide_df</w:t>
+      </w:r>
+      <w:r>
+        <w:rPr>
+          <w:rStyle w:val="SpecialCharTok"/>
+        </w:rPr>
+        <w:t xml:space="preserve">$</w:t>
+      </w:r>
+      <w:r>
+        <w:rPr>
+          <w:rStyle w:val="NormalTok"/>
+        </w:rPr>
+        <w:t xml:space="preserve">sunny, ps_wide_df</w:t>
+      </w:r>
+      <w:r>
+        <w:rPr>
+          <w:rStyle w:val="SpecialCharTok"/>
+        </w:rPr>
+        <w:t xml:space="preserve">$</w:t>
+      </w:r>
+      <w:r>
+        <w:rPr>
+          <w:rStyle w:val="NormalTok"/>
+        </w:rPr>
+        <w:t xml:space="preserve">shady, </w:t>
+      </w:r>
+      <w:r>
+        <w:rPr>
+          <w:rStyle w:val="AttributeTok"/>
+        </w:rPr>
+        <w:t xml:space="preserve">paired =</w:t>
+      </w:r>
+      <w:r>
+        <w:rPr>
+          <w:rStyle w:val="NormalTok"/>
+        </w:rPr>
+        <w:t xml:space="preserve"> </w:t>
+      </w:r>
+      <w:r>
+        <w:rPr>
+          <w:rStyle w:val="ConstantTok"/>
+        </w:rPr>
+        <w:t xml:space="preserve">TRUE</w:t>
+      </w:r>
+      <w:r>
+        <w:rPr>
+          <w:rStyle w:val="NormalTok"/>
+        </w:rPr>
+        <w:t xml:space="preserve">)</w:t>
+      </w:r>
+      <w:r>
+        <w:br/>
+      </w:r>
+      <w:r>
+        <w:rPr>
+          <w:rStyle w:val="FunctionTok"/>
+        </w:rPr>
+        <w:t xml:space="preserve">print</w:t>
+      </w:r>
+      <w:r>
+        <w:rPr>
+          <w:rStyle w:val="NormalTok"/>
+        </w:rPr>
+        <w:t xml:space="preserve">(</w:t>
+      </w:r>
+      <w:r>
+        <w:rPr>
+          <w:rStyle w:val="StringTok"/>
+        </w:rPr>
+        <w:t xml:space="preserve">"Standard two-sample t-test:"</w:t>
+      </w:r>
+      <w:r>
+        <w:rPr>
+          <w:rStyle w:val="NormalTok"/>
+        </w:rPr>
+        <w:t xml:space="preserve">)</w:t>
+      </w:r>
+    </w:p>
+    <w:p>
+      <w:pPr>
+        <w:pStyle w:val="SourceCode"/>
+      </w:pPr>
+      <w:r>
+        <w:rPr>
+          <w:rStyle w:val="VerbatimChar"/>
+        </w:rPr>
+        <w:t xml:space="preserve">[1] "Standard two-sample t-test:"</w:t>
+      </w:r>
+    </w:p>
+    <w:p>
+      <w:pPr>
+        <w:pStyle w:val="SourceCode"/>
+      </w:pPr>
+      <w:r>
+        <w:rPr>
+          <w:rStyle w:val="FunctionTok"/>
+        </w:rPr>
+        <w:t xml:space="preserve">print</w:t>
+      </w:r>
+      <w:r>
+        <w:rPr>
+          <w:rStyle w:val="NormalTok"/>
+        </w:rPr>
+        <w:t xml:space="preserve">(paired_t_test_result)</w:t>
+      </w:r>
+    </w:p>
+    <w:p>
+      <w:pPr>
+        <w:pStyle w:val="SourceCode"/>
+      </w:pPr>
+      <w:r>
+        <w:br/>
+      </w:r>
+      <w:r>
+        <w:rPr>
+          <w:rStyle w:val="VerbatimChar"/>
+        </w:rPr>
+        <w:t xml:space="preserve">    Paired t-test</w:t>
+      </w:r>
+      <w:r>
+        <w:br/>
+      </w:r>
+      <w:r>
+        <w:br/>
+      </w:r>
+      <w:r>
+        <w:rPr>
+          <w:rStyle w:val="VerbatimChar"/>
+        </w:rPr>
+        <w:t xml:space="preserve">data:  ps_wide_df$sunny and ps_wide_df$shady</w:t>
+      </w:r>
+      <w:r>
+        <w:br/>
+      </w:r>
+      <w:r>
+        <w:rPr>
+          <w:rStyle w:val="VerbatimChar"/>
+        </w:rPr>
+        <w:t xml:space="preserve">t = -2.7818, df = 7, p-value = 0.02723</w:t>
+      </w:r>
+      <w:r>
+        <w:br/>
+      </w:r>
+      <w:r>
+        <w:rPr>
+          <w:rStyle w:val="VerbatimChar"/>
+        </w:rPr>
+        <w:t xml:space="preserve">alternative hypothesis: true mean difference is not equal to 0</w:t>
+      </w:r>
+      <w:r>
+        <w:br/>
+      </w:r>
+      <w:r>
+        <w:rPr>
+          <w:rStyle w:val="VerbatimChar"/>
+        </w:rPr>
+        <w:t xml:space="preserve">95 percent confidence interval:</w:t>
+      </w:r>
+      <w:r>
+        <w:br/>
+      </w:r>
+      <w:r>
+        <w:rPr>
+          <w:rStyle w:val="VerbatimChar"/>
+        </w:rPr>
+        <w:t xml:space="preserve"> -2.6868652 -0.2178092</w:t>
+      </w:r>
+      <w:r>
+        <w:br/>
+      </w:r>
+      <w:r>
+        <w:rPr>
+          <w:rStyle w:val="VerbatimChar"/>
+        </w:rPr>
+        <w:t xml:space="preserve">sample estimates:</w:t>
+      </w:r>
+      <w:r>
+        <w:br/>
+      </w:r>
+      <w:r>
+        <w:rPr>
+          <w:rStyle w:val="VerbatimChar"/>
+        </w:rPr>
+        <w:t xml:space="preserve">mean difference </w:t>
+      </w:r>
+      <w:r>
+        <w:br/>
+      </w:r>
+      <w:r>
+        <w:rPr>
+          <w:rStyle w:val="VerbatimChar"/>
+        </w:rPr>
+        <w:t xml:space="preserve">      -1.452337 </w:t>
+      </w:r>
+    </w:p>
+    <w:p>
+      <w:pPr>
+        <w:pStyle w:val="SourceCode"/>
+      </w:pPr>
+      <w:r>
+        <w:rPr>
+          <w:rStyle w:val="CommentTok"/>
+        </w:rPr>
+        <w:t xml:space="preserve"># Welch's t-test (if variances are unequal)</w:t>
+      </w:r>
+      <w:r>
+        <w:br/>
+      </w:r>
+      <w:r>
+        <w:rPr>
+          <w:rStyle w:val="CommentTok"/>
+        </w:rPr>
+        <w:t xml:space="preserve"># YOUR CODE HERE</w:t>
+      </w:r>
+    </w:p>
+    <w:bookmarkEnd w:id="163"/>
+    <w:bookmarkStart w:id="167" w:name="lecture-5-what-is-going-on"/>
+    <w:p>
+      <w:pPr>
+        <w:pStyle w:val="Heading1"/>
+      </w:pPr>
+      <w:r>
+        <w:t xml:space="preserve">Lecture 5: What is going on??</w:t>
+      </w:r>
+    </w:p>
+    <w:p>
+      <w:pPr>
+        <w:pStyle w:val="FirstParagraph"/>
+      </w:pPr>
+      <w:r>
+        <w:t xml:space="preserve">Note that thee is a lot of variation within trees but the trend is the</w:t>
+      </w:r>
+      <w:r>
+        <w:t xml:space="preserve"> </w:t>
+      </w:r>
+      <w:r>
+        <w:t xml:space="preserve">same</w:t>
+      </w:r>
+    </w:p>
+    <w:p>
+      <w:pPr>
+        <w:pStyle w:val="SourceCode"/>
+      </w:pPr>
+      <w:r>
+        <w:rPr>
+          <w:rStyle w:val="NormalTok"/>
+        </w:rPr>
+        <w:t xml:space="preserve">ps_plot</w:t>
+      </w:r>
+    </w:p>
+    <w:p>
+      <w:pPr>
+        <w:pStyle w:val="FirstParagraph"/>
+      </w:pPr>
+      <w:r>
+        <w:drawing>
+          <wp:inline>
+            <wp:extent cx="2743200" cy="2743200"/>
+            <wp:effectExtent b="0" l="0" r="0" t="0"/>
+            <wp:docPr descr="" title="" id="165" name="Picture"/>
+            <a:graphic>
+              <a:graphicData uri="http://schemas.openxmlformats.org/drawingml/2006/picture">
+                <pic:pic>
+                  <pic:nvPicPr>
+                    <pic:cNvPr descr="05_01_lecture_powerpoint_files/figure-docx/unnamed-chunk-26-1.png" id="166" name="Picture"/>
+                    <pic:cNvPicPr>
+                      <a:picLocks noChangeArrowheads="1" noChangeAspect="1"/>
+                    </pic:cNvPicPr>
+                  </pic:nvPicPr>
+                  <pic:blipFill>
+                    <a:blip r:embed="rId164"/>
+                    <a:stretch>
+                      <a:fillRect/>
+                    </a:stretch>
+                  </pic:blipFill>
+                  <pic:spPr bwMode="auto">
+                    <a:xfrm>
+                      <a:off x="0" y="0"/>
+                      <a:ext cx="2743200" cy="2743200"/>
+                    </a:xfrm>
+                    <a:prstGeom prst="rect">
+                      <a:avLst/>
+                    </a:prstGeom>
+                    <a:noFill/>
+                    <a:ln w="9525">
+                      <a:noFill/>
+                      <a:headEnd/>
+                      <a:tailEnd/>
+                    </a:ln>
+                  </pic:spPr>
+                </pic:pic>
+              </a:graphicData>
+            </a:graphic>
+          </wp:inline>
+        </w:drawing>
+      </w:r>
+    </w:p>
+    <w:bookmarkEnd w:id="167"/>
+    <w:bookmarkStart w:id="168" w:name="X49cc77c0b86294ee1035141a16a6384f5b51288"/>
     <w:p>
       <w:pPr>
         <w:pStyle w:val="Heading1"/>
@@ -9034,8 +10185,8 @@
         <w:t xml:space="preserve">Robust statistical methods</w:t>
       </w:r>
     </w:p>
-    <w:bookmarkEnd w:id="159"/>
-    <w:bookmarkStart w:id="160" w:name="lecture-5-summary-and-conclusions"/>
+    <w:bookmarkEnd w:id="168"/>
+    <w:bookmarkStart w:id="169" w:name="lecture-5-summary-and-conclusions"/>
     <w:p>
       <w:pPr>
         <w:pStyle w:val="Heading1"/>
@@ -9179,10 +10330,16 @@
         </w:numPr>
       </w:pPr>
       <w:r>
-        <w:t xml:space="preserve">Consider alternatives when assumptions are violated - non parametric tests…</w:t>
-      </w:r>
-    </w:p>
-    <w:bookmarkEnd w:id="160"/>
+        <w:t xml:space="preserve">Consider alternatives when assumptions are violated - non parametric</w:t>
+      </w:r>
+      <w:r>
+        <w:t xml:space="preserve"> </w:t>
+      </w:r>
+      <w:r>
+        <w:t xml:space="preserve">tests…</w:t>
+      </w:r>
+    </w:p>
+    <w:bookmarkEnd w:id="169"/>
     <w:sectPr>
       <w:pgSz w:h="15840" w:w="12240"/>
       <w:pgMar w:bottom="720" w:footer="720" w:gutter="0" w:header="720" w:left="1152" w:right="720" w:top="720"/>

--- a/docs/ecostats_lectures/lecture_05/05_01_lecture_powerpoint.docx
+++ b/docs/ecostats_lectures/lecture_05/05_01_lecture_powerpoint.docx
@@ -195,7 +195,19 @@
         </w:numPr>
       </w:pPr>
       <w:r>
-        <w:t xml:space="preserve">Introduction to histograms or frequency distributions</w:t>
+        <w:t xml:space="preserve">Probability Distribution Functions (PDF)</w:t>
+      </w:r>
+    </w:p>
+    <w:p>
+      <w:pPr>
+        <w:pStyle w:val="Compact"/>
+        <w:numPr>
+          <w:ilvl w:val="1"/>
+          <w:numId w:val="1005"/>
+        </w:numPr>
+      </w:pPr>
+      <w:r>
+        <w:t xml:space="preserve">Z scores and T scores</w:t>
       </w:r>
     </w:p>
     <w:p>
@@ -207,43 +219,7 @@
         </w:numPr>
       </w:pPr>
       <w:r>
-        <w:t xml:space="preserve">Probability Distribution Functions (PDF)</w:t>
-      </w:r>
-    </w:p>
-    <w:p>
-      <w:pPr>
-        <w:pStyle w:val="Compact"/>
-        <w:numPr>
-          <w:ilvl w:val="0"/>
-          <w:numId w:val="1004"/>
-        </w:numPr>
-      </w:pPr>
-      <w:r>
-        <w:t xml:space="preserve">Descriptive Statistics</w:t>
-      </w:r>
-    </w:p>
-    <w:p>
-      <w:pPr>
-        <w:pStyle w:val="Compact"/>
-        <w:numPr>
-          <w:ilvl w:val="1"/>
-          <w:numId w:val="1005"/>
-        </w:numPr>
-      </w:pPr>
-      <w:r>
-        <w:t xml:space="preserve">Center - mean, median, mode</w:t>
-      </w:r>
-    </w:p>
-    <w:p>
-      <w:pPr>
-        <w:pStyle w:val="Compact"/>
-        <w:numPr>
-          <w:ilvl w:val="1"/>
-          <w:numId w:val="1005"/>
-        </w:numPr>
-      </w:pPr>
-      <w:r>
-        <w:t xml:space="preserve">Spread - range, variance, standard deviation</w:t>
+        <w:t xml:space="preserve">Hypothesis testing</w:t>
       </w:r>
     </w:p>
     <w:p>
@@ -358,7 +334,43 @@
         </w:numPr>
       </w:pPr>
       <w:r>
-        <w:t xml:space="preserve">Introduction to histograms or frequency distributions</w:t>
+        <w:t xml:space="preserve">Tests of means using T-Tests</w:t>
+      </w:r>
+    </w:p>
+    <w:p>
+      <w:pPr>
+        <w:pStyle w:val="Compact"/>
+        <w:numPr>
+          <w:ilvl w:val="1"/>
+          <w:numId w:val="1008"/>
+        </w:numPr>
+      </w:pPr>
+      <w:r>
+        <w:t xml:space="preserve">one sample - is the sample mean different from a hypothesized</w:t>
+      </w:r>
+      <w:r>
+        <w:t xml:space="preserve"> </w:t>
+      </w:r>
+      <w:r>
+        <w:t xml:space="preserve">mean?</w:t>
+      </w:r>
+    </w:p>
+    <w:p>
+      <w:pPr>
+        <w:pStyle w:val="Compact"/>
+        <w:numPr>
+          <w:ilvl w:val="1"/>
+          <w:numId w:val="1008"/>
+        </w:numPr>
+      </w:pPr>
+      <w:r>
+        <w:t xml:space="preserve">two sample - are the sample means from two samples the same or</w:t>
+      </w:r>
+      <w:r>
+        <w:t xml:space="preserve"> </w:t>
+      </w:r>
+      <w:r>
+        <w:t xml:space="preserve">different?</w:t>
       </w:r>
     </w:p>
     <w:p>
@@ -370,7 +382,81 @@
         </w:numPr>
       </w:pPr>
       <w:r>
-        <w:t xml:space="preserve">Probability Distribution Functions (PDF)</w:t>
+        <w:t xml:space="preserve">for two sample T tests the df = n1+ n2 -2 = 8+8-2=14</w:t>
+      </w:r>
+    </w:p>
+    <w:p>
+      <w:pPr>
+        <w:pStyle w:val="SourceCode"/>
+      </w:pPr>
+      <w:r>
+        <w:rPr>
+          <w:rStyle w:val="VerbatimChar"/>
+        </w:rPr>
+        <w:t xml:space="preserve"># A tibble: 2 × 5</w:t>
+      </w:r>
+      <w:r>
+        <w:br/>
+      </w:r>
+      <w:r>
+        <w:rPr>
+          <w:rStyle w:val="VerbatimChar"/>
+        </w:rPr>
+        <w:t xml:space="preserve">  side  mean_length sd_length se_length count</w:t>
+      </w:r>
+      <w:r>
+        <w:br/>
+      </w:r>
+      <w:r>
+        <w:rPr>
+          <w:rStyle w:val="VerbatimChar"/>
+        </w:rPr>
+        <w:t xml:space="preserve">  &lt;chr&gt;       &lt;dbl&gt;     &lt;dbl&gt;     &lt;dbl&gt; &lt;int&gt;</w:t>
+      </w:r>
+      <w:r>
+        <w:br/>
+      </w:r>
+      <w:r>
+        <w:rPr>
+          <w:rStyle w:val="VerbatimChar"/>
+        </w:rPr>
+        <w:t xml:space="preserve">1 shady        17.6      2.51     0.886     8</w:t>
+      </w:r>
+      <w:r>
+        <w:br/>
+      </w:r>
+      <w:r>
+        <w:rPr>
+          <w:rStyle w:val="VerbatimChar"/>
+        </w:rPr>
+        <w:t xml:space="preserve">2 sunny        16.2      2.64     0.934     8</w:t>
+      </w:r>
+    </w:p>
+    <w:bookmarkEnd w:id="28"/>
+    <w:bookmarkStart w:id="33" w:name="Xc7f2672edddede19b99eaa4ae64aeef3a01384b"/>
+    <w:p>
+      <w:pPr>
+        <w:pStyle w:val="Heading1"/>
+      </w:pPr>
+      <w:r>
+        <w:rPr>
+          <w:b/>
+          <w:bCs/>
+        </w:rPr>
+        <w:t xml:space="preserve">Lecture 5: Probability and Statistical Inference</w:t>
+      </w:r>
+    </w:p>
+    <w:bookmarkStart w:id="29" w:name="the-goals-for-today"/>
+    <w:p>
+      <w:pPr>
+        <w:pStyle w:val="Heading3"/>
+      </w:pPr>
+      <w:r>
+        <w:rPr>
+          <w:b/>
+          <w:bCs/>
+        </w:rPr>
+        <w:t xml:space="preserve">The goals for today</w:t>
       </w:r>
     </w:p>
     <w:p>
@@ -378,35 +464,11 @@
         <w:pStyle w:val="Compact"/>
         <w:numPr>
           <w:ilvl w:val="0"/>
-          <w:numId w:val="1007"/>
+          <w:numId w:val="1009"/>
         </w:numPr>
       </w:pPr>
       <w:r>
-        <w:t xml:space="preserve">Descriptive Statistics</w:t>
-      </w:r>
-    </w:p>
-    <w:p>
-      <w:pPr>
-        <w:pStyle w:val="Compact"/>
-        <w:numPr>
-          <w:ilvl w:val="1"/>
-          <w:numId w:val="1008"/>
-        </w:numPr>
-      </w:pPr>
-      <w:r>
-        <w:t xml:space="preserve">Center - mean, median, mode</w:t>
-      </w:r>
-    </w:p>
-    <w:p>
-      <w:pPr>
-        <w:pStyle w:val="Compact"/>
-        <w:numPr>
-          <w:ilvl w:val="1"/>
-          <w:numId w:val="1008"/>
-        </w:numPr>
-      </w:pPr>
-      <w:r>
-        <w:t xml:space="preserve">Spread - range, variance, standard deviation</w:t>
+        <w:t xml:space="preserve">Statistical inference fundamentals</w:t>
       </w:r>
     </w:p>
     <w:p>
@@ -414,45 +476,11 @@
         <w:pStyle w:val="Compact"/>
         <w:numPr>
           <w:ilvl w:val="0"/>
-          <w:numId w:val="1007"/>
-        </w:numPr>
-      </w:pPr>
-      <w:r>
-        <w:t xml:space="preserve">Tests of means using T-Tests</w:t>
-      </w:r>
-    </w:p>
-    <w:p>
-      <w:pPr>
-        <w:numPr>
-          <w:ilvl w:val="1"/>
           <w:numId w:val="1009"/>
         </w:numPr>
       </w:pPr>
       <w:r>
-        <w:t xml:space="preserve">one sample - is the sample mean different from a hypothesized</w:t>
-      </w:r>
-      <w:r>
-        <w:t xml:space="preserve"> </w:t>
-      </w:r>
-      <w:r>
-        <w:t xml:space="preserve">mean?</w:t>
-      </w:r>
-    </w:p>
-    <w:p>
-      <w:pPr>
-        <w:numPr>
-          <w:ilvl w:val="1"/>
-          <w:numId w:val="1009"/>
-        </w:numPr>
-      </w:pPr>
-      <w:r>
-        <w:t xml:space="preserve">two sample - are the sample means from two samples the same or</w:t>
-      </w:r>
-      <w:r>
-        <w:t xml:space="preserve"> </w:t>
-      </w:r>
-      <w:r>
-        <w:t xml:space="preserve">different?</w:t>
+        <w:t xml:space="preserve">Hypothesis testing principles</w:t>
       </w:r>
     </w:p>
     <w:p>
@@ -460,85 +488,11 @@
         <w:pStyle w:val="Compact"/>
         <w:numPr>
           <w:ilvl w:val="0"/>
-          <w:numId w:val="1007"/>
+          <w:numId w:val="1009"/>
         </w:numPr>
       </w:pPr>
       <w:r>
-        <w:t xml:space="preserve">for two sample T tests the df = n1+ n2 -2 = 8+8-2=14</w:t>
-      </w:r>
-    </w:p>
-    <w:p>
-      <w:pPr>
-        <w:pStyle w:val="SourceCode"/>
-      </w:pPr>
-      <w:r>
-        <w:rPr>
-          <w:rStyle w:val="VerbatimChar"/>
-        </w:rPr>
-        <w:t xml:space="preserve"># A tibble: 2 × 5</w:t>
-      </w:r>
-      <w:r>
-        <w:br/>
-      </w:r>
-      <w:r>
-        <w:rPr>
-          <w:rStyle w:val="VerbatimChar"/>
-        </w:rPr>
-        <w:t xml:space="preserve">  side  mean_length sd_length se_length count</w:t>
-      </w:r>
-      <w:r>
-        <w:br/>
-      </w:r>
-      <w:r>
-        <w:rPr>
-          <w:rStyle w:val="VerbatimChar"/>
-        </w:rPr>
-        <w:t xml:space="preserve">  &lt;chr&gt;       &lt;dbl&gt;     &lt;dbl&gt;     &lt;dbl&gt; &lt;int&gt;</w:t>
-      </w:r>
-      <w:r>
-        <w:br/>
-      </w:r>
-      <w:r>
-        <w:rPr>
-          <w:rStyle w:val="VerbatimChar"/>
-        </w:rPr>
-        <w:t xml:space="preserve">1 shady        17.6      2.51     0.886     8</w:t>
-      </w:r>
-      <w:r>
-        <w:br/>
-      </w:r>
-      <w:r>
-        <w:rPr>
-          <w:rStyle w:val="VerbatimChar"/>
-        </w:rPr>
-        <w:t xml:space="preserve">2 sunny        16.2      2.64     0.934     8</w:t>
-      </w:r>
-    </w:p>
-    <w:bookmarkEnd w:id="28"/>
-    <w:bookmarkStart w:id="33" w:name="Xc7f2672edddede19b99eaa4ae64aeef3a01384b"/>
-    <w:p>
-      <w:pPr>
-        <w:pStyle w:val="Heading1"/>
-      </w:pPr>
-      <w:r>
-        <w:rPr>
-          <w:b/>
-          <w:bCs/>
-        </w:rPr>
-        <w:t xml:space="preserve">Lecture 5: Probability and Statistical Inference</w:t>
-      </w:r>
-    </w:p>
-    <w:bookmarkStart w:id="29" w:name="the-goals-for-today"/>
-    <w:p>
-      <w:pPr>
-        <w:pStyle w:val="Heading3"/>
-      </w:pPr>
-      <w:r>
-        <w:rPr>
-          <w:b/>
-          <w:bCs/>
-        </w:rPr>
-        <w:t xml:space="preserve">The goals for today</w:t>
+        <w:t xml:space="preserve">T Distributions</w:t>
       </w:r>
     </w:p>
     <w:p>
@@ -546,11 +500,11 @@
         <w:pStyle w:val="Compact"/>
         <w:numPr>
           <w:ilvl w:val="0"/>
-          <w:numId w:val="1010"/>
+          <w:numId w:val="1009"/>
         </w:numPr>
       </w:pPr>
       <w:r>
-        <w:t xml:space="preserve">Statistical inference fundamentals</w:t>
+        <w:t xml:space="preserve">One sample T Tests</w:t>
       </w:r>
     </w:p>
     <w:p>
@@ -558,11 +512,11 @@
         <w:pStyle w:val="Compact"/>
         <w:numPr>
           <w:ilvl w:val="0"/>
-          <w:numId w:val="1010"/>
+          <w:numId w:val="1009"/>
         </w:numPr>
       </w:pPr>
       <w:r>
-        <w:t xml:space="preserve">Hypothesis testing principles</w:t>
+        <w:t xml:space="preserve">Two sample T Test</w:t>
       </w:r>
     </w:p>
     <w:p>
@@ -570,35 +524,11 @@
         <w:pStyle w:val="Compact"/>
         <w:numPr>
           <w:ilvl w:val="0"/>
-          <w:numId w:val="1010"/>
+          <w:numId w:val="1009"/>
         </w:numPr>
       </w:pPr>
       <w:r>
-        <w:t xml:space="preserve">T Distributions</w:t>
-      </w:r>
-    </w:p>
-    <w:p>
-      <w:pPr>
-        <w:pStyle w:val="Compact"/>
-        <w:numPr>
-          <w:ilvl w:val="0"/>
-          <w:numId w:val="1010"/>
-        </w:numPr>
-      </w:pPr>
-      <w:r>
-        <w:t xml:space="preserve">One sample T Tests</w:t>
-      </w:r>
-    </w:p>
-    <w:p>
-      <w:pPr>
-        <w:pStyle w:val="Compact"/>
-        <w:numPr>
-          <w:ilvl w:val="0"/>
-          <w:numId w:val="1010"/>
-        </w:numPr>
-      </w:pPr>
-      <w:r>
-        <w:t xml:space="preserve">Two sample T Test</w:t>
+        <w:t xml:space="preserve">Assumption tests</w:t>
       </w:r>
     </w:p>
     <w:bookmarkEnd w:id="29"/>
@@ -676,7 +606,7 @@
         <w:pStyle w:val="Compact"/>
         <w:numPr>
           <w:ilvl w:val="0"/>
-          <w:numId w:val="1011"/>
+          <w:numId w:val="1010"/>
         </w:numPr>
       </w:pPr>
       <w:r>
@@ -688,7 +618,7 @@
         <w:pStyle w:val="Compact"/>
         <w:numPr>
           <w:ilvl w:val="0"/>
-          <w:numId w:val="1011"/>
+          <w:numId w:val="1010"/>
         </w:numPr>
       </w:pPr>
       <w:r>
@@ -700,7 +630,7 @@
         <w:pStyle w:val="Compact"/>
         <w:numPr>
           <w:ilvl w:val="0"/>
-          <w:numId w:val="1011"/>
+          <w:numId w:val="1010"/>
         </w:numPr>
       </w:pPr>
       <w:r>
@@ -712,7 +642,7 @@
         <w:pStyle w:val="Compact"/>
         <w:numPr>
           <w:ilvl w:val="0"/>
-          <w:numId w:val="1011"/>
+          <w:numId w:val="1010"/>
         </w:numPr>
       </w:pPr>
       <w:r>
@@ -724,7 +654,7 @@
         <w:pStyle w:val="Compact"/>
         <w:numPr>
           <w:ilvl w:val="0"/>
-          <w:numId w:val="1011"/>
+          <w:numId w:val="1010"/>
         </w:numPr>
       </w:pPr>
       <w:r>
@@ -817,7 +747,7 @@
         <w:pStyle w:val="Compact"/>
         <w:numPr>
           <w:ilvl w:val="0"/>
-          <w:numId w:val="1012"/>
+          <w:numId w:val="1011"/>
         </w:numPr>
       </w:pPr>
       <w:r>
@@ -829,11 +759,11 @@
         <w:pStyle w:val="Compact"/>
         <w:numPr>
           <w:ilvl w:val="0"/>
-          <w:numId w:val="1012"/>
+          <w:numId w:val="1011"/>
         </w:numPr>
       </w:pPr>
       <w:r>
-        <w:t xml:space="preserve">t= 1.761 (5% are outside)</w:t>
+        <w:t xml:space="preserve">t= 1.895 (5% are outside)</w:t>
       </w:r>
     </w:p>
     <w:p>
@@ -969,11 +899,11 @@
         <w:pStyle w:val="Compact"/>
         <w:numPr>
           <w:ilvl w:val="0"/>
-          <w:numId w:val="1013"/>
+          <w:numId w:val="1012"/>
         </w:numPr>
       </w:pPr>
       <w:r>
-        <w:t xml:space="preserve">n= 20 (df=19), 90% of the observations are between</w:t>
+        <w:t xml:space="preserve">n= 8 (df=7), 95% of the observations are between</w:t>
       </w:r>
     </w:p>
     <w:p>
@@ -981,11 +911,23 @@
         <w:pStyle w:val="Compact"/>
         <w:numPr>
           <w:ilvl w:val="0"/>
-          <w:numId w:val="1013"/>
+          <w:numId w:val="1012"/>
         </w:numPr>
       </w:pPr>
       <w:r>
-        <w:t xml:space="preserve">t=-1.729 and t=1.729 (10% are outside)</w:t>
+        <w:t xml:space="preserve">t=-2.365 and t=2.365 (2.5% are outside on each side)</w:t>
+      </w:r>
+    </w:p>
+    <w:p>
+      <w:pPr>
+        <w:pStyle w:val="Compact"/>
+        <w:numPr>
+          <w:ilvl w:val="0"/>
+          <w:numId w:val="1012"/>
+        </w:numPr>
+      </w:pPr>
+      <w:r>
+        <w:t xml:space="preserve">One tailed was t= 1.895 (5% are outside)</w:t>
       </w:r>
     </w:p>
     <w:p>
@@ -1131,7 +1073,7 @@
         <w:pStyle w:val="Compact"/>
         <w:numPr>
           <w:ilvl w:val="0"/>
-          <w:numId w:val="1014"/>
+          <w:numId w:val="1013"/>
         </w:numPr>
       </w:pPr>
       <m:oMath>
@@ -1203,7 +1145,7 @@
         <w:pStyle w:val="Compact"/>
         <w:numPr>
           <w:ilvl w:val="0"/>
-          <w:numId w:val="1014"/>
+          <w:numId w:val="1013"/>
         </w:numPr>
       </w:pPr>
       <w:r>
@@ -1215,7 +1157,7 @@
         <w:pStyle w:val="Compact"/>
         <w:numPr>
           <w:ilvl w:val="0"/>
-          <w:numId w:val="1014"/>
+          <w:numId w:val="1013"/>
         </w:numPr>
       </w:pPr>
       <w:r>
@@ -1227,7 +1169,7 @@
         <w:pStyle w:val="Compact"/>
         <w:numPr>
           <w:ilvl w:val="0"/>
-          <w:numId w:val="1014"/>
+          <w:numId w:val="1013"/>
         </w:numPr>
       </w:pPr>
       <w:r>
@@ -1314,7 +1256,7 @@
         <w:pStyle w:val="Compact"/>
         <w:numPr>
           <w:ilvl w:val="0"/>
-          <w:numId w:val="1015"/>
+          <w:numId w:val="1014"/>
         </w:numPr>
       </w:pPr>
       <w:r>
@@ -1326,7 +1268,7 @@
         <w:pStyle w:val="Compact"/>
         <w:numPr>
           <w:ilvl w:val="0"/>
-          <w:numId w:val="1015"/>
+          <w:numId w:val="1014"/>
         </w:numPr>
       </w:pPr>
       <w:r>
@@ -1338,17 +1280,17 @@
         <w:pStyle w:val="Compact"/>
         <w:numPr>
           <w:ilvl w:val="1"/>
-          <w:numId w:val="1016"/>
+          <w:numId w:val="1015"/>
         </w:numPr>
       </w:pPr>
       <w:r>
-        <w:t xml:space="preserve">“What is probability of getting sample with mean = ȳ from</w:t>
-      </w:r>
-      <w:r>
-        <w:t xml:space="preserve"> </w:t>
-      </w:r>
-      <w:r>
-        <w:t xml:space="preserve">population with mean = µ?”</w:t>
+        <w:t xml:space="preserve">“What is probability of getting sample with mean = ȳ</w:t>
+      </w:r>
+      <w:r>
+        <w:br/>
+      </w:r>
+      <w:r>
+        <w:t xml:space="preserve">from population with mean = µ?”</w:t>
       </w:r>
       <w:r>
         <w:t xml:space="preserve"> </w:t>
@@ -1362,27 +1304,27 @@
         <w:pStyle w:val="Compact"/>
         <w:numPr>
           <w:ilvl w:val="1"/>
-          <w:numId w:val="1016"/>
+          <w:numId w:val="1015"/>
         </w:numPr>
       </w:pPr>
       <w:r>
-        <w:t xml:space="preserve">“What is the probability that two samples came from same</w:t>
+        <w:t xml:space="preserve">“What is the probability that two samples came from</w:t>
+      </w:r>
+      <w:r>
+        <w:br/>
+      </w:r>
+      <w:r>
+        <w:t xml:space="preserve">the same population?”</w:t>
       </w:r>
       <w:r>
         <w:t xml:space="preserve"> </w:t>
       </w:r>
       <w:r>
-        <w:t xml:space="preserve">population?”</w:t>
-      </w:r>
-      <w:r>
-        <w:t xml:space="preserve"> </w:t>
-      </w:r>
-      <w:r>
         <w:t xml:space="preserve">(2 sample t-test)</w:t>
       </w:r>
     </w:p>
     <w:bookmarkEnd w:id="55"/>
-    <w:bookmarkStart w:id="57" w:name="lecture-5-single-sample-t-test"/>
+    <w:bookmarkStart w:id="58" w:name="lecture-5-single-sample-t-test"/>
     <w:p>
       <w:pPr>
         <w:pStyle w:val="Heading1"/>
@@ -1409,9 +1351,10 @@
         <w:t xml:space="preserve">We want to test if the mean fish length in I3 differs from 240mm.</w:t>
       </w:r>
     </w:p>
-    <w:p>
-      <w:pPr>
-        <w:pStyle w:val="BodyText"/>
+    <w:bookmarkStart w:id="56" w:name="X62eccc29a4cbb6f0f20b7c06da2f663e6037887"/>
+    <w:p>
+      <w:pPr>
+        <w:pStyle w:val="Heading3"/>
       </w:pPr>
       <w:r>
         <w:rPr>
@@ -1423,24 +1366,25 @@
     </w:p>
     <w:p>
       <w:pPr>
+        <w:pStyle w:val="FirstParagraph"/>
+      </w:pPr>
+      <w:r>
+        <w:t xml:space="preserve">H₀: μ = 15 (The mean needle length on shade side is 15mm)</w:t>
+      </w:r>
+    </w:p>
+    <w:p>
+      <w:pPr>
         <w:pStyle w:val="BodyText"/>
       </w:pPr>
       <w:r>
-        <w:t xml:space="preserve">H₀: μ = 15 (The mean needle length on shade side is 15mm)</w:t>
-      </w:r>
-    </w:p>
-    <w:p>
-      <w:pPr>
-        <w:pStyle w:val="BodyText"/>
-      </w:pPr>
-      <w:r>
         <w:t xml:space="preserve">H₁: μ ≠ 15 (The mean needle length on shade side is not 240mm)</w:t>
       </w:r>
     </w:p>
-    <w:bookmarkStart w:id="56" w:name="assumptions-for-t-test"/>
-    <w:p>
-      <w:pPr>
-        <w:pStyle w:val="Heading2"/>
+    <w:bookmarkEnd w:id="56"/>
+    <w:bookmarkStart w:id="57" w:name="assumptions-for-t-test"/>
+    <w:p>
+      <w:pPr>
+        <w:pStyle w:val="Heading3"/>
       </w:pPr>
       <w:r>
         <w:t xml:space="preserve">Assumptions for t-test:</w:t>
@@ -1451,7 +1395,7 @@
         <w:pStyle w:val="Compact"/>
         <w:numPr>
           <w:ilvl w:val="0"/>
-          <w:numId w:val="1017"/>
+          <w:numId w:val="1016"/>
         </w:numPr>
       </w:pPr>
       <w:r>
@@ -1463,7 +1407,7 @@
         <w:pStyle w:val="Compact"/>
         <w:numPr>
           <w:ilvl w:val="0"/>
-          <w:numId w:val="1017"/>
+          <w:numId w:val="1016"/>
         </w:numPr>
       </w:pPr>
       <w:r>
@@ -1475,16 +1419,16 @@
         <w:pStyle w:val="Compact"/>
         <w:numPr>
           <w:ilvl w:val="0"/>
-          <w:numId w:val="1017"/>
+          <w:numId w:val="1016"/>
         </w:numPr>
       </w:pPr>
       <w:r>
         <w:t xml:space="preserve">No significant outliers</w:t>
       </w:r>
     </w:p>
-    <w:bookmarkEnd w:id="56"/>
     <w:bookmarkEnd w:id="57"/>
-    <w:bookmarkStart w:id="61" w:name="assumptions-in-r---qqplots-from-car"/>
+    <w:bookmarkEnd w:id="58"/>
+    <w:bookmarkStart w:id="62" w:name="assumptions-in-r---qqplots-from-car"/>
     <w:p>
       <w:pPr>
         <w:pStyle w:val="Heading1"/>
@@ -1639,18 +1583,18 @@
           <wp:inline>
             <wp:extent cx="2743200" cy="2743200"/>
             <wp:effectExtent b="0" l="0" r="0" t="0"/>
-            <wp:docPr descr="" title="" id="59" name="Picture"/>
+            <wp:docPr descr="" title="" id="60" name="Picture"/>
             <a:graphic>
               <a:graphicData uri="http://schemas.openxmlformats.org/drawingml/2006/picture">
                 <pic:pic>
                   <pic:nvPicPr>
-                    <pic:cNvPr descr="05_01_lecture_powerpoint_files/figure-docx/test_assumptions-1.png" id="60" name="Picture"/>
+                    <pic:cNvPr descr="05_01_lecture_powerpoint_files/figure-docx/test_assumptions-1.png" id="61" name="Picture"/>
                     <pic:cNvPicPr>
                       <a:picLocks noChangeArrowheads="1" noChangeAspect="1"/>
                     </pic:cNvPicPr>
                   </pic:nvPicPr>
                   <pic:blipFill>
-                    <a:blip r:embed="rId58"/>
+                    <a:blip r:embed="rId59"/>
                     <a:stretch>
                       <a:fillRect/>
                     </a:stretch>
@@ -1688,8 +1632,8 @@
         <w:t xml:space="preserve">[1]  8 11</w:t>
       </w:r>
     </w:p>
-    <w:bookmarkEnd w:id="61"/>
-    <w:bookmarkStart w:id="63" w:name="statistical-test-of-normality"/>
+    <w:bookmarkEnd w:id="62"/>
+    <w:bookmarkStart w:id="64" w:name="statistical-test-of-normality"/>
     <w:p>
       <w:pPr>
         <w:pStyle w:val="Heading1"/>
@@ -1698,10 +1642,10 @@
         <w:t xml:space="preserve">Statistical Test of Normality</w:t>
       </w:r>
     </w:p>
-    <w:bookmarkStart w:id="62" w:name="shapiro-wilk-test"/>
-    <w:p>
-      <w:pPr>
-        <w:pStyle w:val="Heading2"/>
+    <w:bookmarkStart w:id="63" w:name="shapiro-wilk-test"/>
+    <w:p>
+      <w:pPr>
+        <w:pStyle w:val="Heading3"/>
       </w:pPr>
       <w:r>
         <w:t xml:space="preserve">Shapiro-Wilk test</w:t>
@@ -1780,9 +1724,9 @@
         <w:t xml:space="preserve">W = 0.92754, p-value = 0.2228</w:t>
       </w:r>
     </w:p>
-    <w:bookmarkEnd w:id="62"/>
     <w:bookmarkEnd w:id="63"/>
-    <w:bookmarkStart w:id="67" w:name="checking-for-outliers"/>
+    <w:bookmarkEnd w:id="64"/>
+    <w:bookmarkStart w:id="68" w:name="checking-for-outliers"/>
     <w:p>
       <w:pPr>
         <w:pStyle w:val="Heading1"/>
@@ -1883,18 +1827,18 @@
           <wp:inline>
             <wp:extent cx="2743200" cy="2743200"/>
             <wp:effectExtent b="0" l="0" r="0" t="0"/>
-            <wp:docPr descr="" title="" id="65" name="Picture"/>
+            <wp:docPr descr="" title="" id="66" name="Picture"/>
             <a:graphic>
               <a:graphicData uri="http://schemas.openxmlformats.org/drawingml/2006/picture">
                 <pic:pic>
                   <pic:nvPicPr>
-                    <pic:cNvPr descr="05_01_lecture_powerpoint_files/figure-docx/unnamed-chunk-5-1.png" id="66" name="Picture"/>
+                    <pic:cNvPr descr="05_01_lecture_powerpoint_files/figure-docx/unnamed-chunk-5-1.png" id="67" name="Picture"/>
                     <pic:cNvPicPr>
                       <a:picLocks noChangeArrowheads="1" noChangeAspect="1"/>
                     </pic:cNvPicPr>
                   </pic:nvPicPr>
                   <pic:blipFill>
-                    <a:blip r:embed="rId64"/>
+                    <a:blip r:embed="rId65"/>
                     <a:stretch>
                       <a:fillRect/>
                     </a:stretch>
@@ -1921,8 +1865,8 @@
         </w:drawing>
       </w:r>
     </w:p>
-    <w:bookmarkEnd w:id="67"/>
-    <w:bookmarkStart w:id="71" w:name="practice-exercise-1-one-sample-t-test"/>
+    <w:bookmarkEnd w:id="68"/>
+    <w:bookmarkStart w:id="72" w:name="practice-exercise-1-one-sample-t-test"/>
     <w:p>
       <w:pPr>
         <w:pStyle w:val="Heading1"/>
@@ -1973,18 +1917,18 @@
                 <wp:inline>
                   <wp:extent cx="152400" cy="152400"/>
                   <wp:effectExtent b="0" l="0" r="0" t="0"/>
-                  <wp:docPr descr="" title="" id="69" name="Picture"/>
+                  <wp:docPr descr="" title="" id="70" name="Picture"/>
                   <a:graphic>
                     <a:graphicData uri="http://schemas.openxmlformats.org/drawingml/2006/picture">
                       <pic:pic>
                         <pic:nvPicPr>
-                          <pic:cNvPr descr="/Applications/RStudio.app/Contents/Resources/app/quarto/share/formats/docx/tip.png" id="70" name="Picture"/>
+                          <pic:cNvPr descr="/Applications/RStudio.app/Contents/Resources/app/quarto/share/formats/docx/tip.png" id="71" name="Picture"/>
                           <pic:cNvPicPr>
                             <a:picLocks noChangeArrowheads="1" noChangeAspect="1"/>
                           </pic:cNvPicPr>
                         </pic:nvPicPr>
                         <pic:blipFill>
-                          <a:blip r:embed="rId68"/>
+                          <a:blip r:embed="rId69"/>
                           <a:stretch>
                             <a:fillRect/>
                           </a:stretch>
@@ -2064,9 +2008,6 @@
               <w:br/>
             </w:r>
             <w:r>
-              <w:br/>
-            </w:r>
-            <w:r>
               <w:rPr>
                 <w:rStyle w:val="NormalTok"/>
               </w:rPr>
@@ -2297,18 +2238,6 @@
                 <w:rStyle w:val="NormalTok"/>
               </w:rPr>
               <w:t xml:space="preserve">)</w:t>
-            </w:r>
-            <w:r>
-              <w:br/>
-            </w:r>
-            <w:r>
-              <w:br/>
-            </w:r>
-            <w:r>
-              <w:rPr>
-                <w:rStyle w:val="CommentTok"/>
-              </w:rPr>
-              <w:t xml:space="preserve"># View the test results</w:t>
             </w:r>
             <w:r>
               <w:br/>
@@ -2422,7 +2351,7 @@
               <w:pStyle w:val="Compact"/>
               <w:numPr>
                 <w:ilvl w:val="0"/>
-                <w:numId w:val="1018"/>
+                <w:numId w:val="1017"/>
               </w:numPr>
             </w:pPr>
             <w:r>
@@ -2434,7 +2363,7 @@
               <w:pStyle w:val="Compact"/>
               <w:numPr>
                 <w:ilvl w:val="0"/>
-                <w:numId w:val="1018"/>
+                <w:numId w:val="1017"/>
               </w:numPr>
             </w:pPr>
             <w:r>
@@ -2446,7 +2375,7 @@
               <w:pStyle w:val="Compact"/>
               <w:numPr>
                 <w:ilvl w:val="0"/>
-                <w:numId w:val="1018"/>
+                <w:numId w:val="1017"/>
               </w:numPr>
             </w:pPr>
             <w:r>
@@ -2458,7 +2387,7 @@
               <w:pStyle w:val="Compact"/>
               <w:numPr>
                 <w:ilvl w:val="0"/>
-                <w:numId w:val="1018"/>
+                <w:numId w:val="1017"/>
               </w:numPr>
             </w:pPr>
             <w:r>
@@ -2470,7 +2399,7 @@
               <w:pStyle w:val="Compact"/>
               <w:numPr>
                 <w:ilvl w:val="0"/>
-                <w:numId w:val="1018"/>
+                <w:numId w:val="1017"/>
               </w:numPr>
             </w:pPr>
             <w:r>
@@ -2486,8 +2415,8 @@
         </w:tc>
       </w:tr>
     </w:tbl>
-    <w:bookmarkEnd w:id="71"/>
-    <w:bookmarkStart w:id="75" w:name="lecture-5-hypothesis-testing-framework"/>
+    <w:bookmarkEnd w:id="72"/>
+    <w:bookmarkStart w:id="76" w:name="lecture-5-hypothesis-testing-framework"/>
     <w:p>
       <w:pPr>
         <w:pStyle w:val="Heading1"/>
@@ -2537,7 +2466,7 @@
         <w:pStyle w:val="Compact"/>
         <w:numPr>
           <w:ilvl w:val="0"/>
-          <w:numId w:val="1019"/>
+          <w:numId w:val="1018"/>
         </w:numPr>
       </w:pPr>
       <w:r>
@@ -2580,7 +2509,7 @@
         <w:pStyle w:val="Compact"/>
         <w:numPr>
           <w:ilvl w:val="0"/>
-          <w:numId w:val="1019"/>
+          <w:numId w:val="1018"/>
         </w:numPr>
       </w:pPr>
       <w:r>
@@ -2599,7 +2528,7 @@
         <w:pStyle w:val="Compact"/>
         <w:numPr>
           <w:ilvl w:val="0"/>
-          <w:numId w:val="1019"/>
+          <w:numId w:val="1018"/>
         </w:numPr>
       </w:pPr>
       <w:r>
@@ -2618,7 +2547,7 @@
         <w:pStyle w:val="Compact"/>
         <w:numPr>
           <w:ilvl w:val="0"/>
-          <w:numId w:val="1019"/>
+          <w:numId w:val="1018"/>
         </w:numPr>
       </w:pPr>
       <w:r>
@@ -2643,7 +2572,7 @@
         <w:pStyle w:val="Compact"/>
         <w:numPr>
           <w:ilvl w:val="0"/>
-          <w:numId w:val="1019"/>
+          <w:numId w:val="1018"/>
         </w:numPr>
       </w:pPr>
       <w:r>
@@ -2693,18 +2622,18 @@
           <wp:inline>
             <wp:extent cx="4572000" cy="4572000"/>
             <wp:effectExtent b="0" l="0" r="0" t="0"/>
-            <wp:docPr descr="" title="" id="73" name="Picture"/>
+            <wp:docPr descr="" title="" id="74" name="Picture"/>
             <a:graphic>
               <a:graphicData uri="http://schemas.openxmlformats.org/drawingml/2006/picture">
                 <pic:pic>
                   <pic:nvPicPr>
-                    <pic:cNvPr descr="05_01_lecture_powerpoint_files/figure-docx/unnamed-chunk-7-1.png" id="74" name="Picture"/>
+                    <pic:cNvPr descr="05_01_lecture_powerpoint_files/figure-docx/unnamed-chunk-7-1.png" id="75" name="Picture"/>
                     <pic:cNvPicPr>
                       <a:picLocks noChangeArrowheads="1" noChangeAspect="1"/>
                     </pic:cNvPicPr>
                   </pic:nvPicPr>
                   <pic:blipFill>
-                    <a:blip r:embed="rId72"/>
+                    <a:blip r:embed="rId73"/>
                     <a:stretch>
                       <a:fillRect/>
                     </a:stretch>
@@ -2731,8 +2660,8 @@
         </w:drawing>
       </w:r>
     </w:p>
-    <w:bookmarkEnd w:id="75"/>
-    <w:bookmarkStart w:id="79" w:name="lecture-5-hypothesis-testing"/>
+    <w:bookmarkEnd w:id="76"/>
+    <w:bookmarkStart w:id="80" w:name="lecture-5-hypothesis-testing"/>
     <w:p>
       <w:pPr>
         <w:pStyle w:val="Heading1"/>
@@ -2781,7 +2710,7 @@
       <w:pPr>
         <w:numPr>
           <w:ilvl w:val="0"/>
-          <w:numId w:val="1020"/>
+          <w:numId w:val="1019"/>
         </w:numPr>
       </w:pPr>
       <w:r>
@@ -2823,7 +2752,7 @@
       <w:pPr>
         <w:numPr>
           <w:ilvl w:val="0"/>
-          <w:numId w:val="1020"/>
+          <w:numId w:val="1019"/>
         </w:numPr>
       </w:pPr>
       <w:r>
@@ -2841,7 +2770,7 @@
       <w:pPr>
         <w:numPr>
           <w:ilvl w:val="0"/>
-          <w:numId w:val="1020"/>
+          <w:numId w:val="1019"/>
         </w:numPr>
       </w:pPr>
       <w:r>
@@ -2859,7 +2788,7 @@
       <w:pPr>
         <w:numPr>
           <w:ilvl w:val="0"/>
-          <w:numId w:val="1020"/>
+          <w:numId w:val="1019"/>
         </w:numPr>
       </w:pPr>
       <w:r>
@@ -2883,7 +2812,7 @@
       <w:pPr>
         <w:numPr>
           <w:ilvl w:val="0"/>
-          <w:numId w:val="1020"/>
+          <w:numId w:val="1019"/>
         </w:numPr>
       </w:pPr>
       <w:r>
@@ -2927,18 +2856,18 @@
           <wp:inline>
             <wp:extent cx="4572000" cy="4572000"/>
             <wp:effectExtent b="0" l="0" r="0" t="0"/>
-            <wp:docPr descr="" title="" id="77" name="Picture"/>
+            <wp:docPr descr="" title="" id="78" name="Picture"/>
             <a:graphic>
               <a:graphicData uri="http://schemas.openxmlformats.org/drawingml/2006/picture">
                 <pic:pic>
                   <pic:nvPicPr>
-                    <pic:cNvPr descr="05_01_lecture_powerpoint_files/figure-docx/unnamed-chunk-8-1.png" id="78" name="Picture"/>
+                    <pic:cNvPr descr="05_01_lecture_powerpoint_files/figure-docx/unnamed-chunk-8-1.png" id="79" name="Picture"/>
                     <pic:cNvPicPr>
                       <a:picLocks noChangeArrowheads="1" noChangeAspect="1"/>
                     </pic:cNvPicPr>
                   </pic:nvPicPr>
                   <pic:blipFill>
-                    <a:blip r:embed="rId76"/>
+                    <a:blip r:embed="rId77"/>
                     <a:stretch>
                       <a:fillRect/>
                     </a:stretch>
@@ -2965,8 +2894,8 @@
         </w:drawing>
       </w:r>
     </w:p>
-    <w:bookmarkEnd w:id="79"/>
-    <w:bookmarkStart w:id="80" w:name="X372b87408d75407e0a3ae520c04a90017d9c40a"/>
+    <w:bookmarkEnd w:id="80"/>
+    <w:bookmarkStart w:id="81" w:name="X372b87408d75407e0a3ae520c04a90017d9c40a"/>
     <w:p>
       <w:pPr>
         <w:pStyle w:val="Heading1"/>
@@ -2985,6 +2914,90 @@
           <w:bCs/>
         </w:rPr>
         <w:t xml:space="preserve">Activity: Interpret the t-test results</w:t>
+      </w:r>
+    </w:p>
+    <w:p>
+      <w:pPr>
+        <w:pStyle w:val="Compact"/>
+        <w:numPr>
+          <w:ilvl w:val="0"/>
+          <w:numId w:val="1020"/>
+        </w:numPr>
+      </w:pPr>
+      <w:r>
+        <w:t xml:space="preserve">What does the p-value tell us?</w:t>
+      </w:r>
+    </w:p>
+    <w:p>
+      <w:pPr>
+        <w:pStyle w:val="Compact"/>
+        <w:numPr>
+          <w:ilvl w:val="0"/>
+          <w:numId w:val="1020"/>
+        </w:numPr>
+      </w:pPr>
+      <w:r>
+        <w:t xml:space="preserve">Should we reject or fail to reject the null hypothesis?</w:t>
+      </w:r>
+    </w:p>
+    <w:p>
+      <w:pPr>
+        <w:pStyle w:val="FirstParagraph"/>
+      </w:pPr>
+      <w:r>
+        <w:rPr>
+          <w:b/>
+          <w:bCs/>
+        </w:rPr>
+        <w:t xml:space="preserve">How to report this result in a scientific paper:</w:t>
+      </w:r>
+    </w:p>
+    <w:p>
+      <w:pPr>
+        <w:pStyle w:val="BodyText"/>
+      </w:pPr>
+      <w:r>
+        <w:t xml:space="preserve">“A one-sample t-test at α=0.05 showed that the mean needle length (…</w:t>
+      </w:r>
+      <w:r>
+        <w:t xml:space="preserve"> </w:t>
+      </w:r>
+      <w:r>
+        <w:t xml:space="preserve">mm, SD = …) [was/was not] significantly different from the expected</w:t>
+      </w:r>
+      <w:r>
+        <w:t xml:space="preserve"> </w:t>
+      </w:r>
+      <w:r>
+        <w:t xml:space="preserve">15 mm, t(…) = …, p = …”</w:t>
+      </w:r>
+    </w:p>
+    <w:bookmarkEnd w:id="81"/>
+    <w:bookmarkStart w:id="85" w:name="X0b102983183a9a98684baf074efd5156d84eae0"/>
+    <w:p>
+      <w:pPr>
+        <w:pStyle w:val="Heading1"/>
+      </w:pPr>
+      <w:r>
+        <w:rPr>
+          <w:b/>
+          <w:bCs/>
+        </w:rPr>
+        <w:t xml:space="preserve">Lecture 5:</w:t>
+      </w:r>
+      <w:r>
+        <w:t xml:space="preserve"> </w:t>
+      </w:r>
+      <w:r>
+        <w:t xml:space="preserve">Two Sample T-Tests Introduction</w:t>
+      </w:r>
+    </w:p>
+    <w:p>
+      <w:pPr>
+        <w:pStyle w:val="FirstParagraph"/>
+      </w:pPr>
+      <w:r>
+        <w:t xml:space="preserve">For example</w:t>
       </w:r>
     </w:p>
     <w:p>
@@ -2996,19 +3009,7 @@
         </w:numPr>
       </w:pPr>
       <w:r>
-        <w:t xml:space="preserve">What does the p-value tell us?</w:t>
-      </w:r>
-    </w:p>
-    <w:p>
-      <w:pPr>
-        <w:pStyle w:val="Compact"/>
-        <w:numPr>
-          <w:ilvl w:val="0"/>
-          <w:numId w:val="1021"/>
-        </w:numPr>
-      </w:pPr>
-      <w:r>
-        <w:t xml:space="preserve">Should we reject or fail to reject the null hypothesis?</w:t>
+        <w:t xml:space="preserve">what is probability that population X is the same as population Y?</w:t>
       </w:r>
     </w:p>
     <w:p>
@@ -3016,11 +3017,7 @@
         <w:pStyle w:val="FirstParagraph"/>
       </w:pPr>
       <w:r>
-        <w:rPr>
-          <w:b/>
-          <w:bCs/>
-        </w:rPr>
-        <w:t xml:space="preserve">How to report this result in a scientific paper:</w:t>
+        <w:t xml:space="preserve">How would you assess this question using what we learned?</w:t>
       </w:r>
     </w:p>
     <w:p>
@@ -3028,104 +3025,30 @@
         <w:pStyle w:val="BodyText"/>
       </w:pPr>
       <w:r>
-        <w:t xml:space="preserve">“A one-sample t-test at α=0.05 showed that the mean needle length (…</w:t>
-      </w:r>
-      <w:r>
-        <w:t xml:space="preserve"> </w:t>
-      </w:r>
-      <w:r>
-        <w:t xml:space="preserve">mm, SD = …) [was/was not] significantly different from the expected</w:t>
-      </w:r>
-      <w:r>
-        <w:t xml:space="preserve"> </w:t>
-      </w:r>
-      <w:r>
-        <w:t xml:space="preserve">15 mm, t(…) = …, p = …”</w:t>
-      </w:r>
-    </w:p>
-    <w:bookmarkEnd w:id="80"/>
-    <w:bookmarkStart w:id="84" w:name="X0b102983183a9a98684baf074efd5156d84eae0"/>
-    <w:p>
-      <w:pPr>
-        <w:pStyle w:val="Heading1"/>
-      </w:pPr>
-      <w:r>
-        <w:rPr>
-          <w:b/>
-          <w:bCs/>
-        </w:rPr>
-        <w:t xml:space="preserve">Lecture 5:</w:t>
-      </w:r>
-      <w:r>
-        <w:t xml:space="preserve"> </w:t>
-      </w:r>
-      <w:r>
-        <w:t xml:space="preserve">Two Sample T-Tests Introduction</w:t>
-      </w:r>
-    </w:p>
-    <w:p>
-      <w:pPr>
-        <w:pStyle w:val="FirstParagraph"/>
-      </w:pPr>
-      <w:r>
-        <w:t xml:space="preserve">For example</w:t>
-      </w:r>
-    </w:p>
-    <w:p>
-      <w:pPr>
-        <w:pStyle w:val="Compact"/>
-        <w:numPr>
-          <w:ilvl w:val="0"/>
-          <w:numId w:val="1022"/>
-        </w:numPr>
-      </w:pPr>
-      <w:r>
-        <w:t xml:space="preserve">what is probability that population X is the same as population Y?</w:t>
-      </w:r>
-    </w:p>
-    <w:p>
-      <w:pPr>
-        <w:pStyle w:val="FirstParagraph"/>
-      </w:pPr>
-      <w:r>
-        <w:t xml:space="preserve">How would you assess this question using what we learned?</w:t>
+        <w:t xml:space="preserve">This is what we will do with the fish length again…</w:t>
       </w:r>
     </w:p>
     <w:p>
       <w:pPr>
         <w:pStyle w:val="BodyText"/>
       </w:pPr>
-      <w:r>
-        <w:t xml:space="preserve">This is what we will do with the fish length again…</w:t>
-      </w:r>
-    </w:p>
-    <w:p>
-      <w:pPr>
-        <w:pStyle w:val="BodyText"/>
-      </w:pPr>
-      <w:r>
-        <w:t xml:space="preserve">xxxxx</w:t>
-      </w:r>
-      <w:r>
-        <w:t xml:space="preserve"> </w:t>
-      </w:r>
       <w:r>
         <w:drawing>
           <wp:inline>
             <wp:extent cx="1943100" cy="1943100"/>
             <wp:effectExtent b="0" l="0" r="0" t="0"/>
-            <wp:docPr descr="" title="" id="82" name="Picture"/>
+            <wp:docPr descr="" title="" id="83" name="Picture"/>
             <a:graphic>
               <a:graphicData uri="http://schemas.openxmlformats.org/drawingml/2006/picture">
                 <pic:pic>
                   <pic:nvPicPr>
-                    <pic:cNvPr descr="images/two_branches.jpg" id="83" name="Picture"/>
+                    <pic:cNvPr descr="images/two_branches.jpg" id="84" name="Picture"/>
                     <pic:cNvPicPr>
                       <a:picLocks noChangeArrowheads="1" noChangeAspect="1"/>
                     </pic:cNvPicPr>
                   </pic:nvPicPr>
                   <pic:blipFill>
-                    <a:blip r:embed="rId81"/>
+                    <a:blip r:embed="rId82"/>
                     <a:stretch>
                       <a:fillRect/>
                     </a:stretch>
@@ -3158,8 +3081,8 @@
         <w:t xml:space="preserve">xxx</w:t>
       </w:r>
     </w:p>
-    <w:bookmarkEnd w:id="84"/>
-    <w:bookmarkStart w:id="88" w:name="lecture-5-comparing-two-samples"/>
+    <w:bookmarkEnd w:id="85"/>
+    <w:bookmarkStart w:id="89" w:name="lecture-5-comparing-two-samples"/>
     <w:p>
       <w:pPr>
         <w:pStyle w:val="Heading1"/>
@@ -3191,7 +3114,7 @@
         <w:pStyle w:val="Compact"/>
         <w:numPr>
           <w:ilvl w:val="0"/>
-          <w:numId w:val="1023"/>
+          <w:numId w:val="1022"/>
         </w:numPr>
       </w:pPr>
       <w:r>
@@ -3499,18 +3422,18 @@
           <wp:inline>
             <wp:extent cx="4572000" cy="3657600"/>
             <wp:effectExtent b="0" l="0" r="0" t="0"/>
-            <wp:docPr descr="" title="" id="86" name="Picture"/>
+            <wp:docPr descr="" title="" id="87" name="Picture"/>
             <a:graphic>
               <a:graphicData uri="http://schemas.openxmlformats.org/drawingml/2006/picture">
                 <pic:pic>
                   <pic:nvPicPr>
-                    <pic:cNvPr descr="05_01_lecture_powerpoint_files/figure-docx/unnamed-chunk-9-1.png" id="87" name="Picture"/>
+                    <pic:cNvPr descr="05_01_lecture_powerpoint_files/figure-docx/unnamed-chunk-9-1.png" id="88" name="Picture"/>
                     <pic:cNvPicPr>
                       <a:picLocks noChangeArrowheads="1" noChangeAspect="1"/>
                     </pic:cNvPicPr>
                   </pic:nvPicPr>
                   <pic:blipFill>
-                    <a:blip r:embed="rId85"/>
+                    <a:blip r:embed="rId86"/>
                     <a:stretch>
                       <a:fillRect/>
                     </a:stretch>
@@ -3566,8 +3489,8 @@
         <w:t xml:space="preserve"># what can you conclude about the fish populations in these two lakes?</w:t>
       </w:r>
     </w:p>
-    <w:bookmarkEnd w:id="88"/>
-    <w:bookmarkStart w:id="91" w:name="X35a48391bcbf6b78dcbae43dc4f943f3e08dc72"/>
+    <w:bookmarkEnd w:id="89"/>
+    <w:bookmarkStart w:id="92" w:name="X35a48391bcbf6b78dcbae43dc4f943f3e08dc72"/>
     <w:p>
       <w:pPr>
         <w:pStyle w:val="Heading1"/>
@@ -3618,18 +3541,18 @@
                 <wp:inline>
                   <wp:extent cx="152400" cy="152400"/>
                   <wp:effectExtent b="0" l="0" r="0" t="0"/>
-                  <wp:docPr descr="" title="" id="89" name="Picture"/>
+                  <wp:docPr descr="" title="" id="90" name="Picture"/>
                   <a:graphic>
                     <a:graphicData uri="http://schemas.openxmlformats.org/drawingml/2006/picture">
                       <pic:pic>
                         <pic:nvPicPr>
-                          <pic:cNvPr descr="/Applications/RStudio.app/Contents/Resources/app/quarto/share/formats/docx/tip.png" id="90" name="Picture"/>
+                          <pic:cNvPr descr="/Applications/RStudio.app/Contents/Resources/app/quarto/share/formats/docx/tip.png" id="91" name="Picture"/>
                           <pic:cNvPicPr>
                             <a:picLocks noChangeArrowheads="1" noChangeAspect="1"/>
                           </pic:cNvPicPr>
                         </pic:nvPicPr>
                         <pic:blipFill>
-                          <a:blip r:embed="rId68"/>
+                          <a:blip r:embed="rId69"/>
                           <a:stretch>
                             <a:fillRect/>
                           </a:stretch>
@@ -3700,7 +3623,7 @@
               <w:pStyle w:val="Compact"/>
               <w:numPr>
                 <w:ilvl w:val="0"/>
-                <w:numId w:val="1024"/>
+                <w:numId w:val="1023"/>
               </w:numPr>
             </w:pPr>
             <w:r>
@@ -3737,8 +3660,8 @@
         </w:tc>
       </w:tr>
     </w:tbl>
-    <w:bookmarkEnd w:id="91"/>
-    <w:bookmarkStart w:id="94" w:name="lecture-5-two-sample-t-test-framework"/>
+    <w:bookmarkEnd w:id="92"/>
+    <w:bookmarkStart w:id="95" w:name="lecture-5-two-sample-t-test-framework"/>
     <w:p>
       <w:pPr>
         <w:pStyle w:val="Heading1"/>
@@ -3813,7 +3736,7 @@
         <w:t xml:space="preserve">Two-sample t-test compares means from two independent groups.</w:t>
       </w:r>
     </w:p>
-    <w:bookmarkStart w:id="92" w:name="X7662a3cdcadc3763938df42613bafa2189727d7"/>
+    <w:bookmarkStart w:id="93" w:name="X7662a3cdcadc3763938df42613bafa2189727d7"/>
     <w:p>
       <w:pPr>
         <w:pStyle w:val="Heading2"/>
@@ -3970,7 +3893,7 @@
         <w:pStyle w:val="Compact"/>
         <w:numPr>
           <w:ilvl w:val="0"/>
-          <w:numId w:val="1025"/>
+          <w:numId w:val="1024"/>
         </w:numPr>
       </w:pPr>
       <w:r>
@@ -3988,7 +3911,7 @@
         <w:pStyle w:val="Compact"/>
         <w:numPr>
           <w:ilvl w:val="0"/>
-          <w:numId w:val="1025"/>
+          <w:numId w:val="1024"/>
         </w:numPr>
       </w:pPr>
       <w:r>
@@ -4012,7 +3935,7 @@
         <w:pStyle w:val="Compact"/>
         <w:numPr>
           <w:ilvl w:val="0"/>
-          <w:numId w:val="1025"/>
+          <w:numId w:val="1024"/>
         </w:numPr>
       </w:pPr>
       <w:r>
@@ -4034,7 +3957,7 @@
         <w:pStyle w:val="Compact"/>
         <w:numPr>
           <w:ilvl w:val="0"/>
-          <w:numId w:val="1025"/>
+          <w:numId w:val="1024"/>
         </w:numPr>
       </w:pPr>
       <w:r>
@@ -4051,8 +3974,8 @@
         <w:t xml:space="preserve">This represents the pooled standard error.</w:t>
       </w:r>
     </w:p>
-    <w:bookmarkEnd w:id="92"/>
-    <w:bookmarkStart w:id="93" w:name="t-fracsignalnoise"/>
+    <w:bookmarkEnd w:id="93"/>
+    <w:bookmarkStart w:id="94" w:name="t-fracsignalnoise"/>
     <w:p>
       <w:pPr>
         <w:pStyle w:val="Heading2"/>
@@ -4111,9 +4034,9 @@
         </m:f>
       </m:oMath>
     </w:p>
-    <w:bookmarkEnd w:id="93"/>
     <w:bookmarkEnd w:id="94"/>
-    <w:bookmarkStart w:id="97" w:name="practice-exercise-3-summary-statistics"/>
+    <w:bookmarkEnd w:id="95"/>
+    <w:bookmarkStart w:id="98" w:name="practice-exercise-3-summary-statistics"/>
     <w:p>
       <w:pPr>
         <w:pStyle w:val="Heading1"/>
@@ -4164,18 +4087,18 @@
                 <wp:inline>
                   <wp:extent cx="152400" cy="152400"/>
                   <wp:effectExtent b="0" l="0" r="0" t="0"/>
-                  <wp:docPr descr="" title="" id="95" name="Picture"/>
+                  <wp:docPr descr="" title="" id="96" name="Picture"/>
                   <a:graphic>
                     <a:graphicData uri="http://schemas.openxmlformats.org/drawingml/2006/picture">
                       <pic:pic>
                         <pic:nvPicPr>
-                          <pic:cNvPr descr="/Applications/RStudio.app/Contents/Resources/app/quarto/share/formats/docx/tip.png" id="96" name="Picture"/>
+                          <pic:cNvPr descr="/Applications/RStudio.app/Contents/Resources/app/quarto/share/formats/docx/tip.png" id="97" name="Picture"/>
                           <pic:cNvPicPr>
                             <a:picLocks noChangeArrowheads="1" noChangeAspect="1"/>
                           </pic:cNvPicPr>
                         </pic:nvPicPr>
                         <pic:blipFill>
-                          <a:blip r:embed="rId68"/>
+                          <a:blip r:embed="rId69"/>
                           <a:stretch>
                             <a:fillRect/>
                           </a:stretch>
@@ -4255,7 +4178,7 @@
             <w:pPr>
               <w:numPr>
                 <w:ilvl w:val="0"/>
-                <w:numId w:val="1026"/>
+                <w:numId w:val="1025"/>
               </w:numPr>
             </w:pPr>
             <w:r>
@@ -4568,8 +4491,8 @@
         </w:tc>
       </w:tr>
     </w:tbl>
-    <w:bookmarkEnd w:id="97"/>
-    <w:bookmarkStart w:id="101" w:name="visualizing-group-differences"/>
+    <w:bookmarkEnd w:id="98"/>
+    <w:bookmarkStart w:id="102" w:name="visualizing-group-differences"/>
     <w:p>
       <w:pPr>
         <w:pStyle w:val="Heading1"/>
@@ -4607,18 +4530,18 @@
           <wp:inline>
             <wp:extent cx="5486400" cy="3657600"/>
             <wp:effectExtent b="0" l="0" r="0" t="0"/>
-            <wp:docPr descr="" title="" id="99" name="Picture"/>
+            <wp:docPr descr="" title="" id="100" name="Picture"/>
             <a:graphic>
               <a:graphicData uri="http://schemas.openxmlformats.org/drawingml/2006/picture">
                 <pic:pic>
                   <pic:nvPicPr>
-                    <pic:cNvPr descr="05_01_lecture_powerpoint_files/figure-docx/unnamed-chunk-11-1.png" id="100" name="Picture"/>
+                    <pic:cNvPr descr="05_01_lecture_powerpoint_files/figure-docx/unnamed-chunk-11-1.png" id="101" name="Picture"/>
                     <pic:cNvPicPr>
                       <a:picLocks noChangeArrowheads="1" noChangeAspect="1"/>
                     </pic:cNvPicPr>
                   </pic:nvPicPr>
                   <pic:blipFill>
-                    <a:blip r:embed="rId98"/>
+                    <a:blip r:embed="rId99"/>
                     <a:stretch>
                       <a:fillRect/>
                     </a:stretch>
@@ -4645,8 +4568,8 @@
         </w:drawing>
       </w:r>
     </w:p>
-    <w:bookmarkEnd w:id="101"/>
-    <w:bookmarkStart w:id="104" w:name="practice-exercise-4-effect-size"/>
+    <w:bookmarkEnd w:id="102"/>
+    <w:bookmarkStart w:id="105" w:name="practice-exercise-4-effect-size"/>
     <w:p>
       <w:pPr>
         <w:pStyle w:val="Heading1"/>
@@ -4697,18 +4620,18 @@
                 <wp:inline>
                   <wp:extent cx="152400" cy="152400"/>
                   <wp:effectExtent b="0" l="0" r="0" t="0"/>
-                  <wp:docPr descr="" title="" id="102" name="Picture"/>
+                  <wp:docPr descr="" title="" id="103" name="Picture"/>
                   <a:graphic>
                     <a:graphicData uri="http://schemas.openxmlformats.org/drawingml/2006/picture">
                       <pic:pic>
                         <pic:nvPicPr>
-                          <pic:cNvPr descr="/Applications/RStudio.app/Contents/Resources/app/quarto/share/formats/docx/tip.png" id="103" name="Picture"/>
+                          <pic:cNvPr descr="/Applications/RStudio.app/Contents/Resources/app/quarto/share/formats/docx/tip.png" id="104" name="Picture"/>
                           <pic:cNvPicPr>
                             <a:picLocks noChangeArrowheads="1" noChangeAspect="1"/>
                           </pic:cNvPicPr>
                         </pic:nvPicPr>
                         <pic:blipFill>
-                          <a:blip r:embed="rId68"/>
+                          <a:blip r:embed="rId69"/>
                           <a:stretch>
                             <a:fillRect/>
                           </a:stretch>
@@ -4928,8 +4851,8 @@
         </w:tc>
       </w:tr>
     </w:tbl>
-    <w:bookmarkEnd w:id="104"/>
-    <w:bookmarkStart w:id="110" w:name="X40f9a176d6622d15916dde12447fa0f40dd2e2c"/>
+    <w:bookmarkEnd w:id="105"/>
+    <w:bookmarkStart w:id="111" w:name="X40f9a176d6622d15916dde12447fa0f40dd2e2c"/>
     <w:p>
       <w:pPr>
         <w:pStyle w:val="Heading1"/>
@@ -4980,18 +4903,18 @@
                 <wp:inline>
                   <wp:extent cx="152400" cy="152400"/>
                   <wp:effectExtent b="0" l="0" r="0" t="0"/>
-                  <wp:docPr descr="" title="" id="105" name="Picture"/>
+                  <wp:docPr descr="" title="" id="106" name="Picture"/>
                   <a:graphic>
                     <a:graphicData uri="http://schemas.openxmlformats.org/drawingml/2006/picture">
                       <pic:pic>
                         <pic:nvPicPr>
-                          <pic:cNvPr descr="/Applications/RStudio.app/Contents/Resources/app/quarto/share/formats/docx/tip.png" id="106" name="Picture"/>
+                          <pic:cNvPr descr="/Applications/RStudio.app/Contents/Resources/app/quarto/share/formats/docx/tip.png" id="107" name="Picture"/>
                           <pic:cNvPicPr>
                             <a:picLocks noChangeArrowheads="1" noChangeAspect="1"/>
                           </pic:cNvPicPr>
                         </pic:nvPicPr>
                         <pic:blipFill>
-                          <a:blip r:embed="rId68"/>
+                          <a:blip r:embed="rId69"/>
                           <a:stretch>
                             <a:fillRect/>
                           </a:stretch>
@@ -5437,18 +5360,18 @@
                 <wp:inline>
                   <wp:extent cx="2743200" cy="2743200"/>
                   <wp:effectExtent b="0" l="0" r="0" t="0"/>
-                  <wp:docPr descr="" title="" id="108" name="Picture"/>
+                  <wp:docPr descr="" title="" id="109" name="Picture"/>
                   <a:graphic>
                     <a:graphicData uri="http://schemas.openxmlformats.org/drawingml/2006/picture">
                       <pic:pic>
                         <pic:nvPicPr>
-                          <pic:cNvPr descr="05_01_lecture_powerpoint_files/figure-docx/unnamed-chunk-13-1.png" id="109" name="Picture"/>
+                          <pic:cNvPr descr="05_01_lecture_powerpoint_files/figure-docx/unnamed-chunk-13-1.png" id="110" name="Picture"/>
                           <pic:cNvPicPr>
                             <a:picLocks noChangeArrowheads="1" noChangeAspect="1"/>
                           </pic:cNvPicPr>
                         </pic:nvPicPr>
                         <pic:blipFill>
-                          <a:blip r:embed="rId107"/>
+                          <a:blip r:embed="rId108"/>
                           <a:stretch>
                             <a:fillRect/>
                           </a:stretch>
@@ -5478,8 +5401,8 @@
         </w:tc>
       </w:tr>
     </w:tbl>
-    <w:bookmarkEnd w:id="110"/>
-    <w:bookmarkStart w:id="111" w:name="Xfd821338b32200eb3e0b683848d6bbc196df1ea"/>
+    <w:bookmarkEnd w:id="111"/>
+    <w:bookmarkStart w:id="112" w:name="Xfd821338b32200eb3e0b683848d6bbc196df1ea"/>
     <w:p>
       <w:pPr>
         <w:pStyle w:val="Heading1"/>
@@ -5504,6 +5427,50 @@
       </w:pPr>
       <w:r>
         <w:t xml:space="preserve">For a two-sample t-test, we need to check:</w:t>
+      </w:r>
+    </w:p>
+    <w:p>
+      <w:pPr>
+        <w:pStyle w:val="Compact"/>
+        <w:numPr>
+          <w:ilvl w:val="0"/>
+          <w:numId w:val="1026"/>
+        </w:numPr>
+      </w:pPr>
+      <w:r>
+        <w:t xml:space="preserve">Normality within each group</w:t>
+      </w:r>
+    </w:p>
+    <w:p>
+      <w:pPr>
+        <w:pStyle w:val="Compact"/>
+        <w:numPr>
+          <w:ilvl w:val="0"/>
+          <w:numId w:val="1026"/>
+        </w:numPr>
+      </w:pPr>
+      <w:r>
+        <w:t xml:space="preserve">Equal variances between groups (for standard t-test)</w:t>
+      </w:r>
+    </w:p>
+    <w:p>
+      <w:pPr>
+        <w:pStyle w:val="Compact"/>
+        <w:numPr>
+          <w:ilvl w:val="0"/>
+          <w:numId w:val="1026"/>
+        </w:numPr>
+      </w:pPr>
+      <w:r>
+        <w:t xml:space="preserve">Independent observations</w:t>
+      </w:r>
+    </w:p>
+    <w:p>
+      <w:pPr>
+        <w:pStyle w:val="FirstParagraph"/>
+      </w:pPr>
+      <w:r>
+        <w:t xml:space="preserve">If assumptions are violated:</w:t>
       </w:r>
     </w:p>
     <w:p>
@@ -5515,7 +5482,7 @@
         </w:numPr>
       </w:pPr>
       <w:r>
-        <w:t xml:space="preserve">Normality within each group</w:t>
+        <w:t xml:space="preserve">Welch’s t-test (unequal variances)</w:t>
       </w:r>
     </w:p>
     <w:p>
@@ -5527,55 +5494,11 @@
         </w:numPr>
       </w:pPr>
       <w:r>
-        <w:t xml:space="preserve">Equal variances between groups (for standard t-test)</w:t>
-      </w:r>
-    </w:p>
-    <w:p>
-      <w:pPr>
-        <w:pStyle w:val="Compact"/>
-        <w:numPr>
-          <w:ilvl w:val="0"/>
-          <w:numId w:val="1027"/>
-        </w:numPr>
-      </w:pPr>
-      <w:r>
-        <w:t xml:space="preserve">Independent observations</w:t>
-      </w:r>
-    </w:p>
-    <w:p>
-      <w:pPr>
-        <w:pStyle w:val="FirstParagraph"/>
-      </w:pPr>
-      <w:r>
-        <w:t xml:space="preserve">If assumptions are violated:</w:t>
-      </w:r>
-    </w:p>
-    <w:p>
-      <w:pPr>
-        <w:pStyle w:val="Compact"/>
-        <w:numPr>
-          <w:ilvl w:val="0"/>
-          <w:numId w:val="1028"/>
-        </w:numPr>
-      </w:pPr>
-      <w:r>
-        <w:t xml:space="preserve">Welch’s t-test (unequal variances)</w:t>
-      </w:r>
-    </w:p>
-    <w:p>
-      <w:pPr>
-        <w:pStyle w:val="Compact"/>
-        <w:numPr>
-          <w:ilvl w:val="0"/>
-          <w:numId w:val="1028"/>
-        </w:numPr>
-      </w:pPr>
-      <w:r>
         <w:t xml:space="preserve">Non-parametric alternatives (Mann-Whitney U test)</w:t>
       </w:r>
     </w:p>
-    <w:bookmarkEnd w:id="111"/>
-    <w:bookmarkStart w:id="117" w:name="practice-exercise-6-creating-group-data"/>
+    <w:bookmarkEnd w:id="112"/>
+    <w:bookmarkStart w:id="118" w:name="practice-exercise-6-creating-group-data"/>
     <w:p>
       <w:pPr>
         <w:pStyle w:val="Heading1"/>
@@ -5626,18 +5549,18 @@
                 <wp:inline>
                   <wp:extent cx="152400" cy="152400"/>
                   <wp:effectExtent b="0" l="0" r="0" t="0"/>
-                  <wp:docPr descr="" title="" id="112" name="Picture"/>
+                  <wp:docPr descr="" title="" id="113" name="Picture"/>
                   <a:graphic>
                     <a:graphicData uri="http://schemas.openxmlformats.org/drawingml/2006/picture">
                       <pic:pic>
                         <pic:nvPicPr>
-                          <pic:cNvPr descr="/Applications/RStudio.app/Contents/Resources/app/quarto/share/formats/docx/tip.png" id="113" name="Picture"/>
+                          <pic:cNvPr descr="/Applications/RStudio.app/Contents/Resources/app/quarto/share/formats/docx/tip.png" id="114" name="Picture"/>
                           <pic:cNvPicPr>
                             <a:picLocks noChangeArrowheads="1" noChangeAspect="1"/>
                           </pic:cNvPicPr>
                         </pic:nvPicPr>
                         <pic:blipFill>
-                          <a:blip r:embed="rId68"/>
+                          <a:blip r:embed="rId69"/>
                           <a:stretch>
                             <a:fillRect/>
                           </a:stretch>
@@ -5734,18 +5657,18 @@
                 <wp:inline>
                   <wp:extent cx="2743200" cy="2743200"/>
                   <wp:effectExtent b="0" l="0" r="0" t="0"/>
-                  <wp:docPr descr="" title="" id="115" name="Picture"/>
+                  <wp:docPr descr="" title="" id="116" name="Picture"/>
                   <a:graphic>
                     <a:graphicData uri="http://schemas.openxmlformats.org/drawingml/2006/picture">
                       <pic:pic>
                         <pic:nvPicPr>
-                          <pic:cNvPr descr="05_01_lecture_powerpoint_files/figure-docx/unnamed-chunk-14-1.png" id="116" name="Picture"/>
+                          <pic:cNvPr descr="05_01_lecture_powerpoint_files/figure-docx/unnamed-chunk-14-1.png" id="117" name="Picture"/>
                           <pic:cNvPicPr>
                             <a:picLocks noChangeArrowheads="1" noChangeAspect="1"/>
                           </pic:cNvPicPr>
                         </pic:nvPicPr>
                         <pic:blipFill>
-                          <a:blip r:embed="rId114"/>
+                          <a:blip r:embed="rId115"/>
                           <a:stretch>
                             <a:fillRect/>
                           </a:stretch>
@@ -5775,8 +5698,8 @@
         </w:tc>
       </w:tr>
     </w:tbl>
-    <w:bookmarkEnd w:id="117"/>
-    <w:bookmarkStart w:id="120" w:name="practice-exercise-7-separate-group-data"/>
+    <w:bookmarkEnd w:id="118"/>
+    <w:bookmarkStart w:id="121" w:name="practice-exercise-7-separate-group-data"/>
     <w:p>
       <w:pPr>
         <w:pStyle w:val="Heading1"/>
@@ -5827,18 +5750,18 @@
                 <wp:inline>
                   <wp:extent cx="152400" cy="152400"/>
                   <wp:effectExtent b="0" l="0" r="0" t="0"/>
-                  <wp:docPr descr="" title="" id="118" name="Picture"/>
+                  <wp:docPr descr="" title="" id="119" name="Picture"/>
                   <a:graphic>
                     <a:graphicData uri="http://schemas.openxmlformats.org/drawingml/2006/picture">
                       <pic:pic>
                         <pic:nvPicPr>
-                          <pic:cNvPr descr="/Applications/RStudio.app/Contents/Resources/app/quarto/share/formats/docx/tip.png" id="119" name="Picture"/>
+                          <pic:cNvPr descr="/Applications/RStudio.app/Contents/Resources/app/quarto/share/formats/docx/tip.png" id="120" name="Picture"/>
                           <pic:cNvPicPr>
                             <a:picLocks noChangeArrowheads="1" noChangeAspect="1"/>
                           </pic:cNvPicPr>
                         </pic:nvPicPr>
                         <pic:blipFill>
-                          <a:blip r:embed="rId68"/>
+                          <a:blip r:embed="rId69"/>
                           <a:stretch>
                             <a:fillRect/>
                           </a:stretch>
@@ -6145,8 +6068,8 @@
         </w:tc>
       </w:tr>
     </w:tbl>
-    <w:bookmarkEnd w:id="120"/>
-    <w:bookmarkStart w:id="126" w:name="X4e411193aebeae8546f9c86d75dc0e4e1f143ee"/>
+    <w:bookmarkEnd w:id="121"/>
+    <w:bookmarkStart w:id="127" w:name="X4e411193aebeae8546f9c86d75dc0e4e1f143ee"/>
     <w:p>
       <w:pPr>
         <w:pStyle w:val="Heading1"/>
@@ -6197,18 +6120,18 @@
                 <wp:inline>
                   <wp:extent cx="152400" cy="152400"/>
                   <wp:effectExtent b="0" l="0" r="0" t="0"/>
-                  <wp:docPr descr="" title="" id="121" name="Picture"/>
+                  <wp:docPr descr="" title="" id="122" name="Picture"/>
                   <a:graphic>
                     <a:graphicData uri="http://schemas.openxmlformats.org/drawingml/2006/picture">
                       <pic:pic>
                         <pic:nvPicPr>
-                          <pic:cNvPr descr="/Applications/RStudio.app/Contents/Resources/app/quarto/share/formats/docx/tip.png" id="122" name="Picture"/>
+                          <pic:cNvPr descr="/Applications/RStudio.app/Contents/Resources/app/quarto/share/formats/docx/tip.png" id="123" name="Picture"/>
                           <pic:cNvPicPr>
                             <a:picLocks noChangeArrowheads="1" noChangeAspect="1"/>
                           </pic:cNvPicPr>
                         </pic:nvPicPr>
                         <pic:blipFill>
-                          <a:blip r:embed="rId68"/>
+                          <a:blip r:embed="rId69"/>
                           <a:stretch>
                             <a:fillRect/>
                           </a:stretch>
@@ -6389,18 +6312,18 @@
                 <wp:inline>
                   <wp:extent cx="2743200" cy="2743200"/>
                   <wp:effectExtent b="0" l="0" r="0" t="0"/>
-                  <wp:docPr descr="" title="" id="124" name="Picture"/>
+                  <wp:docPr descr="" title="" id="125" name="Picture"/>
                   <a:graphic>
                     <a:graphicData uri="http://schemas.openxmlformats.org/drawingml/2006/picture">
                       <pic:pic>
                         <pic:nvPicPr>
-                          <pic:cNvPr descr="05_01_lecture_powerpoint_files/figure-docx/unnamed-chunk-16-1.png" id="125" name="Picture"/>
+                          <pic:cNvPr descr="05_01_lecture_powerpoint_files/figure-docx/unnamed-chunk-16-1.png" id="126" name="Picture"/>
                           <pic:cNvPicPr>
                             <a:picLocks noChangeArrowheads="1" noChangeAspect="1"/>
                           </pic:cNvPicPr>
                         </pic:nvPicPr>
                         <pic:blipFill>
-                          <a:blip r:embed="rId123"/>
+                          <a:blip r:embed="rId124"/>
                           <a:stretch>
                             <a:fillRect/>
                           </a:stretch>
@@ -6441,8 +6364,8 @@
         </w:tc>
       </w:tr>
     </w:tbl>
-    <w:bookmarkEnd w:id="126"/>
-    <w:bookmarkStart w:id="129" w:name="practice-exercise-9-shapiro-wilk-test"/>
+    <w:bookmarkEnd w:id="127"/>
+    <w:bookmarkStart w:id="130" w:name="practice-exercise-9-shapiro-wilk-test"/>
     <w:p>
       <w:pPr>
         <w:pStyle w:val="Heading1"/>
@@ -6493,18 +6416,18 @@
                 <wp:inline>
                   <wp:extent cx="152400" cy="152400"/>
                   <wp:effectExtent b="0" l="0" r="0" t="0"/>
-                  <wp:docPr descr="" title="" id="127" name="Picture"/>
+                  <wp:docPr descr="" title="" id="128" name="Picture"/>
                   <a:graphic>
                     <a:graphicData uri="http://schemas.openxmlformats.org/drawingml/2006/picture">
                       <pic:pic>
                         <pic:nvPicPr>
-                          <pic:cNvPr descr="/Applications/RStudio.app/Contents/Resources/app/quarto/share/formats/docx/tip.png" id="128" name="Picture"/>
+                          <pic:cNvPr descr="/Applications/RStudio.app/Contents/Resources/app/quarto/share/formats/docx/tip.png" id="129" name="Picture"/>
                           <pic:cNvPicPr>
                             <a:picLocks noChangeArrowheads="1" noChangeAspect="1"/>
                           </pic:cNvPicPr>
                         </pic:nvPicPr>
                         <pic:blipFill>
-                          <a:blip r:embed="rId68"/>
+                          <a:blip r:embed="rId69"/>
                           <a:stretch>
                             <a:fillRect/>
                           </a:stretch>
@@ -6648,8 +6571,8 @@
         </w:tc>
       </w:tr>
     </w:tbl>
-    <w:bookmarkEnd w:id="129"/>
-    <w:bookmarkStart w:id="135" w:name="practice-exercise-10-qq-plot-for-shady"/>
+    <w:bookmarkEnd w:id="130"/>
+    <w:bookmarkStart w:id="136" w:name="practice-exercise-10-qq-plot-for-shady"/>
     <w:p>
       <w:pPr>
         <w:pStyle w:val="Heading1"/>
@@ -6700,18 +6623,18 @@
                 <wp:inline>
                   <wp:extent cx="152400" cy="152400"/>
                   <wp:effectExtent b="0" l="0" r="0" t="0"/>
-                  <wp:docPr descr="" title="" id="130" name="Picture"/>
+                  <wp:docPr descr="" title="" id="131" name="Picture"/>
                   <a:graphic>
                     <a:graphicData uri="http://schemas.openxmlformats.org/drawingml/2006/picture">
                       <pic:pic>
                         <pic:nvPicPr>
-                          <pic:cNvPr descr="/Applications/RStudio.app/Contents/Resources/app/quarto/share/formats/docx/tip.png" id="131" name="Picture"/>
+                          <pic:cNvPr descr="/Applications/RStudio.app/Contents/Resources/app/quarto/share/formats/docx/tip.png" id="132" name="Picture"/>
                           <pic:cNvPicPr>
                             <a:picLocks noChangeArrowheads="1" noChangeAspect="1"/>
                           </pic:cNvPicPr>
                         </pic:nvPicPr>
                         <pic:blipFill>
-                          <a:blip r:embed="rId68"/>
+                          <a:blip r:embed="rId69"/>
                           <a:stretch>
                             <a:fillRect/>
                           </a:stretch>
@@ -6901,18 +6824,18 @@
                 <wp:inline>
                   <wp:extent cx="2743200" cy="2743200"/>
                   <wp:effectExtent b="0" l="0" r="0" t="0"/>
-                  <wp:docPr descr="" title="" id="133" name="Picture"/>
+                  <wp:docPr descr="" title="" id="134" name="Picture"/>
                   <a:graphic>
                     <a:graphicData uri="http://schemas.openxmlformats.org/drawingml/2006/picture">
                       <pic:pic>
                         <pic:nvPicPr>
-                          <pic:cNvPr descr="05_01_lecture_powerpoint_files/figure-docx/unnamed-chunk-18-1.png" id="134" name="Picture"/>
+                          <pic:cNvPr descr="05_01_lecture_powerpoint_files/figure-docx/unnamed-chunk-18-1.png" id="135" name="Picture"/>
                           <pic:cNvPicPr>
                             <a:picLocks noChangeArrowheads="1" noChangeAspect="1"/>
                           </pic:cNvPicPr>
                         </pic:nvPicPr>
                         <pic:blipFill>
-                          <a:blip r:embed="rId132"/>
+                          <a:blip r:embed="rId133"/>
                           <a:stretch>
                             <a:fillRect/>
                           </a:stretch>
@@ -6953,8 +6876,8 @@
         </w:tc>
       </w:tr>
     </w:tbl>
-    <w:bookmarkEnd w:id="135"/>
-    <w:bookmarkStart w:id="138" w:name="X7ce9e81128b9f577b71aba3283d1ae57275086f"/>
+    <w:bookmarkEnd w:id="136"/>
+    <w:bookmarkStart w:id="139" w:name="X7ce9e81128b9f577b71aba3283d1ae57275086f"/>
     <w:p>
       <w:pPr>
         <w:pStyle w:val="Heading1"/>
@@ -7005,18 +6928,18 @@
                 <wp:inline>
                   <wp:extent cx="152400" cy="152400"/>
                   <wp:effectExtent b="0" l="0" r="0" t="0"/>
-                  <wp:docPr descr="" title="" id="136" name="Picture"/>
+                  <wp:docPr descr="" title="" id="137" name="Picture"/>
                   <a:graphic>
                     <a:graphicData uri="http://schemas.openxmlformats.org/drawingml/2006/picture">
                       <pic:pic>
                         <pic:nvPicPr>
-                          <pic:cNvPr descr="/Applications/RStudio.app/Contents/Resources/app/quarto/share/formats/docx/tip.png" id="137" name="Picture"/>
+                          <pic:cNvPr descr="/Applications/RStudio.app/Contents/Resources/app/quarto/share/formats/docx/tip.png" id="138" name="Picture"/>
                           <pic:cNvPicPr>
                             <a:picLocks noChangeArrowheads="1" noChangeAspect="1"/>
                           </pic:cNvPicPr>
                         </pic:nvPicPr>
                         <pic:blipFill>
-                          <a:blip r:embed="rId68"/>
+                          <a:blip r:embed="rId69"/>
                           <a:stretch>
                             <a:fillRect/>
                           </a:stretch>
@@ -7166,8 +7089,8 @@
         </w:tc>
       </w:tr>
     </w:tbl>
-    <w:bookmarkEnd w:id="138"/>
-    <w:bookmarkStart w:id="141" w:name="Xcb5756d597dc0e805d1cc63dc07752b2c06f513"/>
+    <w:bookmarkEnd w:id="139"/>
+    <w:bookmarkStart w:id="142" w:name="Xcb5756d597dc0e805d1cc63dc07752b2c06f513"/>
     <w:p>
       <w:pPr>
         <w:pStyle w:val="Heading1"/>
@@ -7218,18 +7141,18 @@
                 <wp:inline>
                   <wp:extent cx="152400" cy="152400"/>
                   <wp:effectExtent b="0" l="0" r="0" t="0"/>
-                  <wp:docPr descr="" title="" id="139" name="Picture"/>
+                  <wp:docPr descr="" title="" id="140" name="Picture"/>
                   <a:graphic>
                     <a:graphicData uri="http://schemas.openxmlformats.org/drawingml/2006/picture">
                       <pic:pic>
                         <pic:nvPicPr>
-                          <pic:cNvPr descr="/Applications/RStudio.app/Contents/Resources/app/quarto/share/formats/docx/tip.png" id="140" name="Picture"/>
+                          <pic:cNvPr descr="/Applications/RStudio.app/Contents/Resources/app/quarto/share/formats/docx/tip.png" id="141" name="Picture"/>
                           <pic:cNvPicPr>
                             <a:picLocks noChangeArrowheads="1" noChangeAspect="1"/>
                           </pic:cNvPicPr>
                         </pic:nvPicPr>
                         <pic:blipFill>
-                          <a:blip r:embed="rId68"/>
+                          <a:blip r:embed="rId69"/>
                           <a:stretch>
                             <a:fillRect/>
                           </a:stretch>
@@ -7650,8 +7573,8 @@
         </w:tc>
       </w:tr>
     </w:tbl>
-    <w:bookmarkEnd w:id="141"/>
-    <w:bookmarkStart w:id="144" w:name="X6d178b0a0ff3e7e9309dee53fd8c03316335bed"/>
+    <w:bookmarkEnd w:id="142"/>
+    <w:bookmarkStart w:id="145" w:name="X6d178b0a0ff3e7e9309dee53fd8c03316335bed"/>
     <w:p>
       <w:pPr>
         <w:pStyle w:val="Heading1"/>
@@ -7702,18 +7625,18 @@
                 <wp:inline>
                   <wp:extent cx="152400" cy="152400"/>
                   <wp:effectExtent b="0" l="0" r="0" t="0"/>
-                  <wp:docPr descr="" title="" id="142" name="Picture"/>
+                  <wp:docPr descr="" title="" id="143" name="Picture"/>
                   <a:graphic>
                     <a:graphicData uri="http://schemas.openxmlformats.org/drawingml/2006/picture">
                       <pic:pic>
                         <pic:nvPicPr>
-                          <pic:cNvPr descr="/Applications/RStudio.app/Contents/Resources/app/quarto/share/formats/docx/tip.png" id="143" name="Picture"/>
+                          <pic:cNvPr descr="/Applications/RStudio.app/Contents/Resources/app/quarto/share/formats/docx/tip.png" id="144" name="Picture"/>
                           <pic:cNvPicPr>
                             <a:picLocks noChangeArrowheads="1" noChangeAspect="1"/>
                           </pic:cNvPicPr>
                         </pic:nvPicPr>
                         <pic:blipFill>
-                          <a:blip r:embed="rId68"/>
+                          <a:blip r:embed="rId69"/>
                           <a:stretch>
                             <a:fillRect/>
                           </a:stretch>
@@ -7946,8 +7869,8 @@
         </w:tc>
       </w:tr>
     </w:tbl>
-    <w:bookmarkEnd w:id="144"/>
-    <w:bookmarkStart w:id="145" w:name="X444de93c1a9e035769189163cb7593ed9dfda3b"/>
+    <w:bookmarkEnd w:id="145"/>
+    <w:bookmarkStart w:id="146" w:name="X444de93c1a9e035769189163cb7593ed9dfda3b"/>
     <w:p>
       <w:pPr>
         <w:pStyle w:val="Heading1"/>
@@ -8008,7 +7931,7 @@
       <w:pPr>
         <w:numPr>
           <w:ilvl w:val="0"/>
-          <w:numId w:val="1029"/>
+          <w:numId w:val="1028"/>
         </w:numPr>
       </w:pPr>
       <w:r>
@@ -8019,7 +7942,7 @@
       <w:pPr>
         <w:numPr>
           <w:ilvl w:val="0"/>
-          <w:numId w:val="1029"/>
+          <w:numId w:val="1028"/>
         </w:numPr>
       </w:pPr>
       <w:r>
@@ -8090,8 +8013,8 @@
         <w:t xml:space="preserve">      14               </w:t>
       </w:r>
     </w:p>
-    <w:bookmarkEnd w:id="145"/>
-    <w:bookmarkStart w:id="148" w:name="lecture-5-running-the-two-sample-t-test"/>
+    <w:bookmarkEnd w:id="146"/>
+    <w:bookmarkStart w:id="149" w:name="lecture-5-running-the-two-sample-t-test"/>
     <w:p>
       <w:pPr>
         <w:pStyle w:val="Heading1"/>
@@ -8184,18 +8107,18 @@
                 <wp:inline>
                   <wp:extent cx="152400" cy="152400"/>
                   <wp:effectExtent b="0" l="0" r="0" t="0"/>
-                  <wp:docPr descr="" title="" id="146" name="Picture"/>
+                  <wp:docPr descr="" title="" id="147" name="Picture"/>
                   <a:graphic>
                     <a:graphicData uri="http://schemas.openxmlformats.org/drawingml/2006/picture">
                       <pic:pic>
                         <pic:nvPicPr>
-                          <pic:cNvPr descr="/Applications/RStudio.app/Contents/Resources/app/quarto/share/formats/docx/tip.png" id="147" name="Picture"/>
+                          <pic:cNvPr descr="/Applications/RStudio.app/Contents/Resources/app/quarto/share/formats/docx/tip.png" id="148" name="Picture"/>
                           <pic:cNvPicPr>
                             <a:picLocks noChangeArrowheads="1" noChangeAspect="1"/>
                           </pic:cNvPicPr>
                         </pic:nvPicPr>
                         <pic:blipFill>
-                          <a:blip r:embed="rId68"/>
+                          <a:blip r:embed="rId69"/>
                           <a:stretch>
                             <a:fillRect/>
                           </a:stretch>
@@ -8536,8 +8459,8 @@
         </w:tc>
       </w:tr>
     </w:tbl>
-    <w:bookmarkEnd w:id="148"/>
-    <w:bookmarkStart w:id="151" w:name="X25c5547e5810e4df5113393446b19a96a3621da"/>
+    <w:bookmarkEnd w:id="149"/>
+    <w:bookmarkStart w:id="152" w:name="X25c5547e5810e4df5113393446b19a96a3621da"/>
     <w:p>
       <w:pPr>
         <w:pStyle w:val="Heading1"/>
@@ -8630,18 +8553,18 @@
                 <wp:inline>
                   <wp:extent cx="152400" cy="152400"/>
                   <wp:effectExtent b="0" l="0" r="0" t="0"/>
-                  <wp:docPr descr="" title="" id="149" name="Picture"/>
+                  <wp:docPr descr="" title="" id="150" name="Picture"/>
                   <a:graphic>
                     <a:graphicData uri="http://schemas.openxmlformats.org/drawingml/2006/picture">
                       <pic:pic>
                         <pic:nvPicPr>
-                          <pic:cNvPr descr="/Applications/RStudio.app/Contents/Resources/app/quarto/share/formats/docx/tip.png" id="150" name="Picture"/>
+                          <pic:cNvPr descr="/Applications/RStudio.app/Contents/Resources/app/quarto/share/formats/docx/tip.png" id="151" name="Picture"/>
                           <pic:cNvPicPr>
                             <a:picLocks noChangeArrowheads="1" noChangeAspect="1"/>
                           </pic:cNvPicPr>
                         </pic:nvPicPr>
                         <pic:blipFill>
-                          <a:blip r:embed="rId68"/>
+                          <a:blip r:embed="rId69"/>
                           <a:stretch>
                             <a:fillRect/>
                           </a:stretch>
@@ -8982,8 +8905,8 @@
         </w:tc>
       </w:tr>
     </w:tbl>
-    <w:bookmarkEnd w:id="151"/>
-    <w:bookmarkStart w:id="154" w:name="Xf1463e876a6591df32a37ec187f7b887dc2a0d1"/>
+    <w:bookmarkEnd w:id="152"/>
+    <w:bookmarkStart w:id="155" w:name="Xf1463e876a6591df32a37ec187f7b887dc2a0d1"/>
     <w:p>
       <w:pPr>
         <w:pStyle w:val="Heading1"/>
@@ -9002,13 +8925,135 @@
         <w:t xml:space="preserve">Difference between a Two-Sample T and Welch’s T Test</w:t>
       </w:r>
     </w:p>
-    <w:bookmarkStart w:id="152" w:name="standard-t-test-students-t-test"/>
+    <w:bookmarkStart w:id="153" w:name="standard-t-test-students-t-test"/>
     <w:p>
       <w:pPr>
         <w:pStyle w:val="Heading2"/>
       </w:pPr>
       <w:r>
         <w:t xml:space="preserve">Standard t-test (Student’s t-test)</w:t>
+      </w:r>
+    </w:p>
+    <w:p>
+      <w:pPr>
+        <w:pStyle w:val="Compact"/>
+        <w:numPr>
+          <w:ilvl w:val="0"/>
+          <w:numId w:val="1029"/>
+        </w:numPr>
+      </w:pPr>
+      <w:r>
+        <w:rPr>
+          <w:b/>
+          <w:bCs/>
+        </w:rPr>
+        <w:t xml:space="preserve">Assumes equal variances</w:t>
+      </w:r>
+      <w:r>
+        <w:t xml:space="preserve"> </w:t>
+      </w:r>
+      <w:r>
+        <w:t xml:space="preserve">between the two groups being compared</w:t>
+      </w:r>
+    </w:p>
+    <w:p>
+      <w:pPr>
+        <w:pStyle w:val="Compact"/>
+        <w:numPr>
+          <w:ilvl w:val="0"/>
+          <w:numId w:val="1029"/>
+        </w:numPr>
+      </w:pPr>
+      <w:r>
+        <w:t xml:space="preserve">Uses a</w:t>
+      </w:r>
+      <w:r>
+        <w:t xml:space="preserve"> </w:t>
+      </w:r>
+      <w:r>
+        <w:rPr>
+          <w:b/>
+          <w:bCs/>
+        </w:rPr>
+        <w:t xml:space="preserve">pooled variance estimate</w:t>
+      </w:r>
+      <w:r>
+        <w:t xml:space="preserve"> </w:t>
+      </w:r>
+      <w:r>
+        <w:t xml:space="preserve">that combines data from both</w:t>
+      </w:r>
+      <w:r>
+        <w:t xml:space="preserve"> </w:t>
+      </w:r>
+      <w:r>
+        <w:t xml:space="preserve">group</w:t>
+      </w:r>
+    </w:p>
+    <w:p>
+      <w:pPr>
+        <w:pStyle w:val="Compact"/>
+        <w:numPr>
+          <w:ilvl w:val="0"/>
+          <w:numId w:val="1029"/>
+        </w:numPr>
+      </w:pPr>
+      <w:r>
+        <w:t xml:space="preserve">Has</w:t>
+      </w:r>
+      <w:r>
+        <w:t xml:space="preserve"> </w:t>
+      </w:r>
+      <w:r>
+        <w:rPr>
+          <w:b/>
+          <w:bCs/>
+        </w:rPr>
+        <w:t xml:space="preserve">higher statistical power</w:t>
+      </w:r>
+      <w:r>
+        <w:t xml:space="preserve"> </w:t>
+      </w:r>
+      <w:r>
+        <w:t xml:space="preserve">when the equal variance assumption</w:t>
+      </w:r>
+      <w:r>
+        <w:t xml:space="preserve"> </w:t>
+      </w:r>
+      <w:r>
+        <w:t xml:space="preserve">is met</w:t>
+      </w:r>
+    </w:p>
+    <w:p>
+      <w:pPr>
+        <w:pStyle w:val="Compact"/>
+        <w:numPr>
+          <w:ilvl w:val="0"/>
+          <w:numId w:val="1029"/>
+        </w:numPr>
+      </w:pPr>
+      <w:r>
+        <w:rPr>
+          <w:b/>
+          <w:bCs/>
+        </w:rPr>
+        <w:t xml:space="preserve">Degrees of freedom</w:t>
+      </w:r>
+      <w:r>
+        <w:t xml:space="preserve"> </w:t>
+      </w:r>
+      <w:r>
+        <w:t xml:space="preserve">= n₁ + n₂ - 2</w:t>
+      </w:r>
+    </w:p>
+    <w:bookmarkEnd w:id="153"/>
+    <w:bookmarkStart w:id="154" w:name="welchs-t-test"/>
+    <w:p>
+      <w:pPr>
+        <w:pStyle w:val="Heading2"/>
+      </w:pPr>
+      <w:r>
+        <w:t xml:space="preserve">Welch’s t-test</w:t>
       </w:r>
     </w:p>
     <w:p>
@@ -9024,13 +9069,22 @@
           <w:b/>
           <w:bCs/>
         </w:rPr>
-        <w:t xml:space="preserve">Assumes equal variances</w:t>
+        <w:t xml:space="preserve">Does not assume equal variances</w:t>
       </w:r>
       <w:r>
         <w:t xml:space="preserve"> </w:t>
       </w:r>
       <w:r>
-        <w:t xml:space="preserve">between the two groups being compared</w:t>
+        <w:t xml:space="preserve">between groups (also called the</w:t>
+      </w:r>
+      <w:r>
+        <w:t xml:space="preserve"> </w:t>
+      </w:r>
+      <w:r>
+        <w:t xml:space="preserve">“unequal variances t-test”</w:t>
+      </w:r>
+      <w:r>
+        <w:t xml:space="preserve">)</w:t>
       </w:r>
     </w:p>
     <w:p>
@@ -9042,7 +9096,7 @@
         </w:numPr>
       </w:pPr>
       <w:r>
-        <w:t xml:space="preserve">Uses a</w:t>
+        <w:t xml:space="preserve">Uses</w:t>
       </w:r>
       <w:r>
         <w:t xml:space="preserve"> </w:t>
@@ -9052,19 +9106,13 @@
           <w:b/>
           <w:bCs/>
         </w:rPr>
-        <w:t xml:space="preserve">pooled variance estimate</w:t>
+        <w:t xml:space="preserve">separate variance estimates</w:t>
       </w:r>
       <w:r>
         <w:t xml:space="preserve"> </w:t>
       </w:r>
       <w:r>
-        <w:t xml:space="preserve">that combines data from both</w:t>
-      </w:r>
-      <w:r>
-        <w:t xml:space="preserve"> </w:t>
-      </w:r>
-      <w:r>
-        <w:t xml:space="preserve">group</w:t>
+        <w:t xml:space="preserve">for each group</w:t>
       </w:r>
     </w:p>
     <w:p>
@@ -9076,7 +9124,7 @@
         </w:numPr>
       </w:pPr>
       <w:r>
-        <w:t xml:space="preserve">Has</w:t>
+        <w:t xml:space="preserve">More</w:t>
       </w:r>
       <w:r>
         <w:t xml:space="preserve"> </w:t>
@@ -9086,19 +9134,13 @@
           <w:b/>
           <w:bCs/>
         </w:rPr>
-        <w:t xml:space="preserve">higher statistical power</w:t>
+        <w:t xml:space="preserve">robust</w:t>
       </w:r>
       <w:r>
         <w:t xml:space="preserve"> </w:t>
       </w:r>
       <w:r>
-        <w:t xml:space="preserve">when the equal variance assumption</w:t>
-      </w:r>
-      <w:r>
-        <w:t xml:space="preserve"> </w:t>
-      </w:r>
-      <w:r>
-        <w:t xml:space="preserve">is met</w:t>
+        <w:t xml:space="preserve">when group variances are different</w:t>
       </w:r>
     </w:p>
     <w:p>
@@ -9110,27 +9152,33 @@
         </w:numPr>
       </w:pPr>
       <w:r>
+        <w:t xml:space="preserve">Uses a more complex</w:t>
+      </w:r>
+      <w:r>
+        <w:t xml:space="preserve"> </w:t>
+      </w:r>
+      <w:r>
         <w:rPr>
           <w:b/>
           <w:bCs/>
         </w:rPr>
-        <w:t xml:space="preserve">Degrees of freedom</w:t>
+        <w:t xml:space="preserve">degrees of freedom calculation</w:t>
       </w:r>
       <w:r>
         <w:t xml:space="preserve"> </w:t>
       </w:r>
       <w:r>
-        <w:t xml:space="preserve">= n₁ + n₂ - 2</w:t>
-      </w:r>
-    </w:p>
-    <w:bookmarkEnd w:id="152"/>
-    <w:bookmarkStart w:id="153" w:name="welchs-t-test"/>
-    <w:p>
-      <w:pPr>
-        <w:pStyle w:val="Heading2"/>
-      </w:pPr>
-      <w:r>
-        <w:t xml:space="preserve">Welch’s t-test</w:t>
+        <w:t xml:space="preserve">(</w:t>
+      </w:r>
+      <w:r>
+        <w:rPr>
+          <w:b/>
+          <w:bCs/>
+        </w:rPr>
+        <w:t xml:space="preserve">Welch-Satterthwaite equation</w:t>
+      </w:r>
+      <w:r>
+        <w:t xml:space="preserve">) and decimal!!!</w:t>
       </w:r>
     </w:p>
     <w:p>
@@ -9138,7 +9186,7 @@
         <w:pStyle w:val="Compact"/>
         <w:numPr>
           <w:ilvl w:val="0"/>
-          <w:numId w:val="1031"/>
+          <w:numId w:val="1030"/>
         </w:numPr>
       </w:pPr>
       <w:r>
@@ -9146,149 +9194,24 @@
           <w:b/>
           <w:bCs/>
         </w:rPr>
-        <w:t xml:space="preserve">Does not assume equal variances</w:t>
+        <w:t xml:space="preserve">Degrees of freedom</w:t>
       </w:r>
       <w:r>
         <w:t xml:space="preserve"> </w:t>
       </w:r>
       <w:r>
-        <w:t xml:space="preserve">between groups (also called the</w:t>
+        <w:t xml:space="preserve">are typically non-integer and usually smaller</w:t>
       </w:r>
       <w:r>
         <w:t xml:space="preserve"> </w:t>
       </w:r>
       <w:r>
-        <w:t xml:space="preserve">“unequal variances t-test”</w:t>
-      </w:r>
-      <w:r>
-        <w:t xml:space="preserve">)</w:t>
-      </w:r>
-    </w:p>
-    <w:p>
-      <w:pPr>
-        <w:pStyle w:val="Compact"/>
-        <w:numPr>
-          <w:ilvl w:val="0"/>
-          <w:numId w:val="1031"/>
-        </w:numPr>
-      </w:pPr>
-      <w:r>
-        <w:t xml:space="preserve">Uses</w:t>
-      </w:r>
-      <w:r>
-        <w:t xml:space="preserve"> </w:t>
-      </w:r>
-      <w:r>
-        <w:rPr>
-          <w:b/>
-          <w:bCs/>
-        </w:rPr>
-        <w:t xml:space="preserve">separate variance estimates</w:t>
-      </w:r>
-      <w:r>
-        <w:t xml:space="preserve"> </w:t>
-      </w:r>
-      <w:r>
-        <w:t xml:space="preserve">for each group</w:t>
-      </w:r>
-    </w:p>
-    <w:p>
-      <w:pPr>
-        <w:pStyle w:val="Compact"/>
-        <w:numPr>
-          <w:ilvl w:val="0"/>
-          <w:numId w:val="1031"/>
-        </w:numPr>
-      </w:pPr>
-      <w:r>
-        <w:t xml:space="preserve">More</w:t>
-      </w:r>
-      <w:r>
-        <w:t xml:space="preserve"> </w:t>
-      </w:r>
-      <w:r>
-        <w:rPr>
-          <w:b/>
-          <w:bCs/>
-        </w:rPr>
-        <w:t xml:space="preserve">robust</w:t>
-      </w:r>
-      <w:r>
-        <w:t xml:space="preserve"> </w:t>
-      </w:r>
-      <w:r>
-        <w:t xml:space="preserve">when group variances are different</w:t>
-      </w:r>
-    </w:p>
-    <w:p>
-      <w:pPr>
-        <w:pStyle w:val="Compact"/>
-        <w:numPr>
-          <w:ilvl w:val="0"/>
-          <w:numId w:val="1031"/>
-        </w:numPr>
-      </w:pPr>
-      <w:r>
-        <w:t xml:space="preserve">Uses a more complex</w:t>
-      </w:r>
-      <w:r>
-        <w:t xml:space="preserve"> </w:t>
-      </w:r>
-      <w:r>
-        <w:rPr>
-          <w:b/>
-          <w:bCs/>
-        </w:rPr>
-        <w:t xml:space="preserve">degrees of freedom calculation</w:t>
-      </w:r>
-      <w:r>
-        <w:t xml:space="preserve"> </w:t>
-      </w:r>
-      <w:r>
-        <w:t xml:space="preserve">(</w:t>
-      </w:r>
-      <w:r>
-        <w:rPr>
-          <w:b/>
-          <w:bCs/>
-        </w:rPr>
-        <w:t xml:space="preserve">Welch-Satterthwaite equation</w:t>
-      </w:r>
-      <w:r>
-        <w:t xml:space="preserve">) and decimal!!!</w:t>
-      </w:r>
-    </w:p>
-    <w:p>
-      <w:pPr>
-        <w:pStyle w:val="Compact"/>
-        <w:numPr>
-          <w:ilvl w:val="0"/>
-          <w:numId w:val="1031"/>
-        </w:numPr>
-      </w:pPr>
-      <w:r>
-        <w:rPr>
-          <w:b/>
-          <w:bCs/>
-        </w:rPr>
-        <w:t xml:space="preserve">Degrees of freedom</w:t>
-      </w:r>
-      <w:r>
-        <w:t xml:space="preserve"> </w:t>
-      </w:r>
-      <w:r>
-        <w:t xml:space="preserve">are typically non-integer and usually smaller</w:t>
-      </w:r>
-      <w:r>
-        <w:t xml:space="preserve"> </w:t>
-      </w:r>
-      <w:r>
         <w:t xml:space="preserve">than the standard t-test</w:t>
       </w:r>
     </w:p>
-    <w:bookmarkEnd w:id="153"/>
     <w:bookmarkEnd w:id="154"/>
-    <w:bookmarkStart w:id="158" w:name="Xeb0cbf1649d7229187d2072456be4c9de180d37"/>
+    <w:bookmarkEnd w:id="155"/>
+    <w:bookmarkStart w:id="159" w:name="Xeb0cbf1649d7229187d2072456be4c9de180d37"/>
     <w:p>
       <w:pPr>
         <w:pStyle w:val="Heading1"/>
@@ -9374,18 +9297,18 @@
           <wp:inline>
             <wp:extent cx="4572000" cy="3657600"/>
             <wp:effectExtent b="0" l="0" r="0" t="0"/>
-            <wp:docPr descr="" title="" id="156" name="Picture"/>
+            <wp:docPr descr="" title="" id="157" name="Picture"/>
             <a:graphic>
               <a:graphicData uri="http://schemas.openxmlformats.org/drawingml/2006/picture">
                 <pic:pic>
                   <pic:nvPicPr>
-                    <pic:cNvPr descr="05_01_lecture_powerpoint_files/figure-docx/unnamed-chunk-23-1.png" id="157" name="Picture"/>
+                    <pic:cNvPr descr="05_01_lecture_powerpoint_files/figure-docx/unnamed-chunk-23-1.png" id="158" name="Picture"/>
                     <pic:cNvPicPr>
                       <a:picLocks noChangeArrowheads="1" noChangeAspect="1"/>
                     </pic:cNvPicPr>
                   </pic:nvPicPr>
                   <pic:blipFill>
-                    <a:blip r:embed="rId155"/>
+                    <a:blip r:embed="rId156"/>
                     <a:stretch>
                       <a:fillRect/>
                     </a:stretch>
@@ -9412,8 +9335,8 @@
         </w:drawing>
       </w:r>
     </w:p>
-    <w:bookmarkEnd w:id="158"/>
-    <w:bookmarkStart w:id="162" w:name="lecture-5-visualizing-the-results"/>
+    <w:bookmarkEnd w:id="159"/>
+    <w:bookmarkStart w:id="163" w:name="lecture-5-visualizing-the-results"/>
     <w:p>
       <w:pPr>
         <w:pStyle w:val="Heading1"/>
@@ -9499,18 +9422,18 @@
           <wp:inline>
             <wp:extent cx="5486400" cy="5486400"/>
             <wp:effectExtent b="0" l="0" r="0" t="0"/>
-            <wp:docPr descr="" title="" id="160" name="Picture"/>
+            <wp:docPr descr="" title="" id="161" name="Picture"/>
             <a:graphic>
               <a:graphicData uri="http://schemas.openxmlformats.org/drawingml/2006/picture">
                 <pic:pic>
                   <pic:nvPicPr>
-                    <pic:cNvPr descr="05_01_lecture_powerpoint_files/figure-docx/unnamed-chunk-24-1.png" id="161" name="Picture"/>
+                    <pic:cNvPr descr="05_01_lecture_powerpoint_files/figure-docx/unnamed-chunk-24-1.png" id="162" name="Picture"/>
                     <pic:cNvPicPr>
                       <a:picLocks noChangeArrowheads="1" noChangeAspect="1"/>
                     </pic:cNvPicPr>
                   </pic:nvPicPr>
                   <pic:blipFill>
-                    <a:blip r:embed="rId159"/>
+                    <a:blip r:embed="rId160"/>
                     <a:stretch>
                       <a:fillRect/>
                     </a:stretch>
@@ -9537,8 +9460,8 @@
         </w:drawing>
       </w:r>
     </w:p>
-    <w:bookmarkEnd w:id="162"/>
-    <w:bookmarkStart w:id="163" w:name="X3e4a8fe8080d47b40a396aacaaf9ff7c7f94d86"/>
+    <w:bookmarkEnd w:id="163"/>
+    <w:bookmarkStart w:id="164" w:name="X3e4a8fe8080d47b40a396aacaaf9ff7c7f94d86"/>
     <w:p>
       <w:pPr>
         <w:pStyle w:val="Heading1"/>
@@ -9971,8 +9894,8 @@
         <w:t xml:space="preserve"># YOUR CODE HERE</w:t>
       </w:r>
     </w:p>
-    <w:bookmarkEnd w:id="163"/>
-    <w:bookmarkStart w:id="167" w:name="lecture-5-what-is-going-on"/>
+    <w:bookmarkEnd w:id="164"/>
+    <w:bookmarkStart w:id="168" w:name="lecture-5-what-is-going-on"/>
     <w:p>
       <w:pPr>
         <w:pStyle w:val="Heading1"/>
@@ -10015,18 +9938,18 @@
           <wp:inline>
             <wp:extent cx="2743200" cy="2743200"/>
             <wp:effectExtent b="0" l="0" r="0" t="0"/>
-            <wp:docPr descr="" title="" id="165" name="Picture"/>
+            <wp:docPr descr="" title="" id="166" name="Picture"/>
             <a:graphic>
               <a:graphicData uri="http://schemas.openxmlformats.org/drawingml/2006/picture">
                 <pic:pic>
                   <pic:nvPicPr>
-                    <pic:cNvPr descr="05_01_lecture_powerpoint_files/figure-docx/unnamed-chunk-26-1.png" id="166" name="Picture"/>
+                    <pic:cNvPr descr="05_01_lecture_powerpoint_files/figure-docx/unnamed-chunk-26-1.png" id="167" name="Picture"/>
                     <pic:cNvPicPr>
                       <a:picLocks noChangeArrowheads="1" noChangeAspect="1"/>
                     </pic:cNvPicPr>
                   </pic:nvPicPr>
                   <pic:blipFill>
-                    <a:blip r:embed="rId164"/>
+                    <a:blip r:embed="rId165"/>
                     <a:stretch>
                       <a:fillRect/>
                     </a:stretch>
@@ -10053,8 +9976,8 @@
         </w:drawing>
       </w:r>
     </w:p>
-    <w:bookmarkEnd w:id="167"/>
-    <w:bookmarkStart w:id="168" w:name="X49cc77c0b86294ee1035141a16a6384f5b51288"/>
+    <w:bookmarkEnd w:id="168"/>
+    <w:bookmarkStart w:id="169" w:name="X49cc77c0b86294ee1035141a16a6384f5b51288"/>
     <w:p>
       <w:pPr>
         <w:pStyle w:val="Heading1"/>
@@ -10083,6 +10006,70 @@
           <w:bCs/>
         </w:rPr>
         <w:t xml:space="preserve">Common assumptions for t-tests:</w:t>
+      </w:r>
+    </w:p>
+    <w:p>
+      <w:pPr>
+        <w:pStyle w:val="Compact"/>
+        <w:numPr>
+          <w:ilvl w:val="0"/>
+          <w:numId w:val="1031"/>
+        </w:numPr>
+      </w:pPr>
+      <w:r>
+        <w:t xml:space="preserve">Normality: Data comes from normally distributed populations</w:t>
+      </w:r>
+    </w:p>
+    <w:p>
+      <w:pPr>
+        <w:pStyle w:val="Compact"/>
+        <w:numPr>
+          <w:ilvl w:val="0"/>
+          <w:numId w:val="1031"/>
+        </w:numPr>
+      </w:pPr>
+      <w:r>
+        <w:t xml:space="preserve">Equal variances (for two-sample tests)</w:t>
+      </w:r>
+    </w:p>
+    <w:p>
+      <w:pPr>
+        <w:pStyle w:val="Compact"/>
+        <w:numPr>
+          <w:ilvl w:val="0"/>
+          <w:numId w:val="1031"/>
+        </w:numPr>
+      </w:pPr>
+      <w:r>
+        <w:t xml:space="preserve">Independence: Observations are independent</w:t>
+      </w:r>
+    </w:p>
+    <w:p>
+      <w:pPr>
+        <w:pStyle w:val="Compact"/>
+        <w:numPr>
+          <w:ilvl w:val="0"/>
+          <w:numId w:val="1031"/>
+        </w:numPr>
+      </w:pPr>
+      <w:r>
+        <w:t xml:space="preserve">No outliers: Extreme values can influence results</w:t>
+      </w:r>
+    </w:p>
+    <w:p>
+      <w:pPr>
+        <w:pStyle w:val="FirstParagraph"/>
+      </w:pPr>
+      <w:r>
+        <w:t xml:space="preserve">What can we do if our data violates these assumptions?</w:t>
+      </w:r>
+    </w:p>
+    <w:p>
+      <w:pPr>
+        <w:pStyle w:val="BodyText"/>
+      </w:pPr>
+      <w:r>
+        <w:t xml:space="preserve">Alternatives when assumptions are violated:</w:t>
       </w:r>
     </w:p>
     <w:p>
@@ -10094,7 +10081,7 @@
         </w:numPr>
       </w:pPr>
       <w:r>
-        <w:t xml:space="preserve">Normality: Data comes from normally distributed populations</w:t>
+        <w:t xml:space="preserve">Data transformation (log, square root, etc.)</w:t>
       </w:r>
     </w:p>
     <w:p>
@@ -10106,7 +10093,7 @@
         </w:numPr>
       </w:pPr>
       <w:r>
-        <w:t xml:space="preserve">Equal variances (for two-sample tests)</w:t>
+        <w:t xml:space="preserve">Non-parametric tests</w:t>
       </w:r>
     </w:p>
     <w:p>
@@ -10118,19 +10105,27 @@
         </w:numPr>
       </w:pPr>
       <w:r>
-        <w:t xml:space="preserve">Independence: Observations are independent</w:t>
-      </w:r>
-    </w:p>
-    <w:p>
-      <w:pPr>
-        <w:pStyle w:val="Compact"/>
-        <w:numPr>
-          <w:ilvl w:val="0"/>
-          <w:numId w:val="1032"/>
-        </w:numPr>
-      </w:pPr>
-      <w:r>
-        <w:t xml:space="preserve">No outliers: Extreme values can influence results</w:t>
+        <w:t xml:space="preserve">Robust statistical methods</w:t>
+      </w:r>
+    </w:p>
+    <w:bookmarkEnd w:id="169"/>
+    <w:bookmarkStart w:id="170" w:name="lecture-5-summary-and-conclusions"/>
+    <w:p>
+      <w:pPr>
+        <w:pStyle w:val="Heading1"/>
+      </w:pPr>
+      <w:r>
+        <w:rPr>
+          <w:b/>
+          <w:bCs/>
+        </w:rPr>
+        <w:t xml:space="preserve">Lecture 5:</w:t>
+      </w:r>
+      <w:r>
+        <w:t xml:space="preserve"> </w:t>
+      </w:r>
+      <w:r>
+        <w:t xml:space="preserve">Summary and Conclusions</w:t>
       </w:r>
     </w:p>
     <w:p>
@@ -10138,15 +10133,7 @@
         <w:pStyle w:val="FirstParagraph"/>
       </w:pPr>
       <w:r>
-        <w:t xml:space="preserve">What can we do if our data violates these assumptions?</w:t>
-      </w:r>
-    </w:p>
-    <w:p>
-      <w:pPr>
-        <w:pStyle w:val="BodyText"/>
-      </w:pPr>
-      <w:r>
-        <w:t xml:space="preserve">Alternatives when assumptions are violated:</w:t>
+        <w:t xml:space="preserve">In this activity, we’ve:</w:t>
       </w:r>
     </w:p>
     <w:p>
@@ -10158,7 +10145,7 @@
         </w:numPr>
       </w:pPr>
       <w:r>
-        <w:t xml:space="preserve">Data transformation (log, square root, etc.)</w:t>
+        <w:t xml:space="preserve">Formulated hypotheses about pine needle length</w:t>
       </w:r>
     </w:p>
     <w:p>
@@ -10170,7 +10157,7 @@
         </w:numPr>
       </w:pPr>
       <w:r>
-        <w:t xml:space="preserve">Non-parametric tests</w:t>
+        <w:t xml:space="preserve">Tested assumptions for parametric tests</w:t>
       </w:r>
     </w:p>
     <w:p>
@@ -10182,35 +10169,43 @@
         </w:numPr>
       </w:pPr>
       <w:r>
-        <w:t xml:space="preserve">Robust statistical methods</w:t>
-      </w:r>
-    </w:p>
-    <w:bookmarkEnd w:id="168"/>
-    <w:bookmarkStart w:id="169" w:name="lecture-5-summary-and-conclusions"/>
-    <w:p>
-      <w:pPr>
-        <w:pStyle w:val="Heading1"/>
+        <w:t xml:space="preserve">Conducted one-sample and two-sample t-tests</w:t>
+      </w:r>
+    </w:p>
+    <w:p>
+      <w:pPr>
+        <w:pStyle w:val="Compact"/>
+        <w:numPr>
+          <w:ilvl w:val="0"/>
+          <w:numId w:val="1033"/>
+        </w:numPr>
+      </w:pPr>
+      <w:r>
+        <w:t xml:space="preserve">Visualized data using appropriate methods</w:t>
+      </w:r>
+    </w:p>
+    <w:p>
+      <w:pPr>
+        <w:pStyle w:val="Compact"/>
+        <w:numPr>
+          <w:ilvl w:val="0"/>
+          <w:numId w:val="1033"/>
+        </w:numPr>
+      </w:pPr>
+      <w:r>
+        <w:t xml:space="preserve">Learned how to interpret and report t-test results</w:t>
+      </w:r>
+    </w:p>
+    <w:p>
+      <w:pPr>
+        <w:pStyle w:val="FirstParagraph"/>
       </w:pPr>
       <w:r>
         <w:rPr>
           <w:b/>
           <w:bCs/>
         </w:rPr>
-        <w:t xml:space="preserve">Lecture 5:</w:t>
-      </w:r>
-      <w:r>
-        <w:t xml:space="preserve"> </w:t>
-      </w:r>
-      <w:r>
-        <w:t xml:space="preserve">Summary and Conclusions</w:t>
-      </w:r>
-    </w:p>
-    <w:p>
-      <w:pPr>
-        <w:pStyle w:val="FirstParagraph"/>
-      </w:pPr>
-      <w:r>
-        <w:t xml:space="preserve">In this activity, we’ve:</w:t>
+        <w:t xml:space="preserve">Key takeaways:</w:t>
       </w:r>
     </w:p>
     <w:p>
@@ -10222,7 +10217,7 @@
         </w:numPr>
       </w:pPr>
       <w:r>
-        <w:t xml:space="preserve">Formulated hypotheses about pine needle length</w:t>
+        <w:t xml:space="preserve">Always check assumptions before conducting tests</w:t>
       </w:r>
     </w:p>
     <w:p>
@@ -10234,7 +10229,7 @@
         </w:numPr>
       </w:pPr>
       <w:r>
-        <w:t xml:space="preserve">Tested assumptions for parametric tests</w:t>
+        <w:t xml:space="preserve">Visualize your data to understand patterns</w:t>
       </w:r>
     </w:p>
     <w:p>
@@ -10246,7 +10241,7 @@
         </w:numPr>
       </w:pPr>
       <w:r>
-        <w:t xml:space="preserve">Conducted one-sample and two-sample t-tests</w:t>
+        <w:t xml:space="preserve">Report results comprehensively</w:t>
       </w:r>
     </w:p>
     <w:p>
@@ -10258,78 +10253,6 @@
         </w:numPr>
       </w:pPr>
       <w:r>
-        <w:t xml:space="preserve">Visualized data using appropriate methods</w:t>
-      </w:r>
-    </w:p>
-    <w:p>
-      <w:pPr>
-        <w:pStyle w:val="Compact"/>
-        <w:numPr>
-          <w:ilvl w:val="0"/>
-          <w:numId w:val="1034"/>
-        </w:numPr>
-      </w:pPr>
-      <w:r>
-        <w:t xml:space="preserve">Learned how to interpret and report t-test results</w:t>
-      </w:r>
-    </w:p>
-    <w:p>
-      <w:pPr>
-        <w:pStyle w:val="FirstParagraph"/>
-      </w:pPr>
-      <w:r>
-        <w:rPr>
-          <w:b/>
-          <w:bCs/>
-        </w:rPr>
-        <w:t xml:space="preserve">Key takeaways:</w:t>
-      </w:r>
-    </w:p>
-    <w:p>
-      <w:pPr>
-        <w:pStyle w:val="Compact"/>
-        <w:numPr>
-          <w:ilvl w:val="0"/>
-          <w:numId w:val="1035"/>
-        </w:numPr>
-      </w:pPr>
-      <w:r>
-        <w:t xml:space="preserve">Always check assumptions before conducting tests</w:t>
-      </w:r>
-    </w:p>
-    <w:p>
-      <w:pPr>
-        <w:pStyle w:val="Compact"/>
-        <w:numPr>
-          <w:ilvl w:val="0"/>
-          <w:numId w:val="1035"/>
-        </w:numPr>
-      </w:pPr>
-      <w:r>
-        <w:t xml:space="preserve">Visualize your data to understand patterns</w:t>
-      </w:r>
-    </w:p>
-    <w:p>
-      <w:pPr>
-        <w:pStyle w:val="Compact"/>
-        <w:numPr>
-          <w:ilvl w:val="0"/>
-          <w:numId w:val="1035"/>
-        </w:numPr>
-      </w:pPr>
-      <w:r>
-        <w:t xml:space="preserve">Report results comprehensively</w:t>
-      </w:r>
-    </w:p>
-    <w:p>
-      <w:pPr>
-        <w:pStyle w:val="Compact"/>
-        <w:numPr>
-          <w:ilvl w:val="0"/>
-          <w:numId w:val="1035"/>
-        </w:numPr>
-      </w:pPr>
-      <w:r>
         <w:t xml:space="preserve">Consider alternatives when assumptions are violated - non parametric</w:t>
       </w:r>
       <w:r>
@@ -10339,7 +10262,7 @@
         <w:t xml:space="preserve">tests…</w:t>
       </w:r>
     </w:p>
-    <w:bookmarkEnd w:id="169"/>
+    <w:bookmarkEnd w:id="170"/>
     <w:sectPr>
       <w:pgSz w:h="15840" w:w="12240"/>
       <w:pgMar w:bottom="720" w:footer="720" w:gutter="0" w:header="720" w:left="1152" w:right="720" w:top="720"/>
@@ -10688,7 +10611,34 @@
     <w:abstractNumId w:val="991"/>
   </w:num>
   <w:num w:numId="1016">
-    <w:abstractNumId w:val="991"/>
+    <w:abstractNumId w:val="99411"/>
+    <w:lvlOverride w:ilvl="0">
+      <w:startOverride w:val="1"/>
+    </w:lvlOverride>
+    <w:lvlOverride w:ilvl="1">
+      <w:startOverride w:val="1"/>
+    </w:lvlOverride>
+    <w:lvlOverride w:ilvl="2">
+      <w:startOverride w:val="1"/>
+    </w:lvlOverride>
+    <w:lvlOverride w:ilvl="3">
+      <w:startOverride w:val="1"/>
+    </w:lvlOverride>
+    <w:lvlOverride w:ilvl="4">
+      <w:startOverride w:val="1"/>
+    </w:lvlOverride>
+    <w:lvlOverride w:ilvl="5">
+      <w:startOverride w:val="1"/>
+    </w:lvlOverride>
+    <w:lvlOverride w:ilvl="6">
+      <w:startOverride w:val="1"/>
+    </w:lvlOverride>
+    <w:lvlOverride w:ilvl="7">
+      <w:startOverride w:val="1"/>
+    </w:lvlOverride>
+    <w:lvlOverride w:ilvl="8">
+      <w:startOverride w:val="1"/>
+    </w:lvlOverride>
   </w:num>
   <w:num w:numId="1017">
     <w:abstractNumId w:val="99411"/>
@@ -10781,6 +10731,15 @@
     </w:lvlOverride>
   </w:num>
   <w:num w:numId="1020">
+    <w:abstractNumId w:val="991"/>
+  </w:num>
+  <w:num w:numId="1021">
+    <w:abstractNumId w:val="991"/>
+  </w:num>
+  <w:num w:numId="1022">
+    <w:abstractNumId w:val="991"/>
+  </w:num>
+  <w:num w:numId="1023">
     <w:abstractNumId w:val="99411"/>
     <w:lvlOverride w:ilvl="0">
       <w:startOverride w:val="1"/>
@@ -10810,16 +10769,10 @@
       <w:startOverride w:val="1"/>
     </w:lvlOverride>
   </w:num>
-  <w:num w:numId="1021">
+  <w:num w:numId="1024">
     <w:abstractNumId w:val="991"/>
   </w:num>
-  <w:num w:numId="1022">
-    <w:abstractNumId w:val="991"/>
-  </w:num>
-  <w:num w:numId="1023">
-    <w:abstractNumId w:val="991"/>
-  </w:num>
-  <w:num w:numId="1024">
+  <w:num w:numId="1025">
     <w:abstractNumId w:val="99411"/>
     <w:lvlOverride w:ilvl="0">
       <w:startOverride w:val="1"/>
@@ -10848,9 +10801,6 @@
     <w:lvlOverride w:ilvl="8">
       <w:startOverride w:val="1"/>
     </w:lvlOverride>
-  </w:num>
-  <w:num w:numId="1025">
-    <w:abstractNumId w:val="991"/>
   </w:num>
   <w:num w:numId="1026">
     <w:abstractNumId w:val="99411"/>
@@ -10883,6 +10833,18 @@
     </w:lvlOverride>
   </w:num>
   <w:num w:numId="1027">
+    <w:abstractNumId w:val="991"/>
+  </w:num>
+  <w:num w:numId="1028">
+    <w:abstractNumId w:val="991"/>
+  </w:num>
+  <w:num w:numId="1029">
+    <w:abstractNumId w:val="991"/>
+  </w:num>
+  <w:num w:numId="1030">
+    <w:abstractNumId w:val="991"/>
+  </w:num>
+  <w:num w:numId="1031">
     <w:abstractNumId w:val="99411"/>
     <w:lvlOverride w:ilvl="0">
       <w:startOverride w:val="1"/>
@@ -10912,19 +10874,10 @@
       <w:startOverride w:val="1"/>
     </w:lvlOverride>
   </w:num>
-  <w:num w:numId="1028">
+  <w:num w:numId="1032">
     <w:abstractNumId w:val="991"/>
   </w:num>
-  <w:num w:numId="1029">
-    <w:abstractNumId w:val="991"/>
-  </w:num>
-  <w:num w:numId="1030">
-    <w:abstractNumId w:val="991"/>
-  </w:num>
-  <w:num w:numId="1031">
-    <w:abstractNumId w:val="991"/>
-  </w:num>
-  <w:num w:numId="1032">
+  <w:num w:numId="1033">
     <w:abstractNumId w:val="99411"/>
     <w:lvlOverride w:ilvl="0">
       <w:startOverride w:val="1"/>
@@ -10954,40 +10907,7 @@
       <w:startOverride w:val="1"/>
     </w:lvlOverride>
   </w:num>
-  <w:num w:numId="1033">
-    <w:abstractNumId w:val="991"/>
-  </w:num>
   <w:num w:numId="1034">
-    <w:abstractNumId w:val="99411"/>
-    <w:lvlOverride w:ilvl="0">
-      <w:startOverride w:val="1"/>
-    </w:lvlOverride>
-    <w:lvlOverride w:ilvl="1">
-      <w:startOverride w:val="1"/>
-    </w:lvlOverride>
-    <w:lvlOverride w:ilvl="2">
-      <w:startOverride w:val="1"/>
-    </w:lvlOverride>
-    <w:lvlOverride w:ilvl="3">
-      <w:startOverride w:val="1"/>
-    </w:lvlOverride>
-    <w:lvlOverride w:ilvl="4">
-      <w:startOverride w:val="1"/>
-    </w:lvlOverride>
-    <w:lvlOverride w:ilvl="5">
-      <w:startOverride w:val="1"/>
-    </w:lvlOverride>
-    <w:lvlOverride w:ilvl="6">
-      <w:startOverride w:val="1"/>
-    </w:lvlOverride>
-    <w:lvlOverride w:ilvl="7">
-      <w:startOverride w:val="1"/>
-    </w:lvlOverride>
-    <w:lvlOverride w:ilvl="8">
-      <w:startOverride w:val="1"/>
-    </w:lvlOverride>
-  </w:num>
-  <w:num w:numId="1035">
     <w:abstractNumId w:val="991"/>
   </w:num>
 </w:numbering>

--- a/docs/ecostats_lectures/lecture_05/05_01_lecture_powerpoint.docx
+++ b/docs/ecostats_lectures/lecture_05/05_01_lecture_powerpoint.docx
@@ -59,36 +59,12 @@
       <w:pPr>
         <w:pStyle w:val="Compact"/>
         <w:numPr>
-          <w:ilvl w:val="0"/>
-          <w:numId w:val="1001"/>
-        </w:numPr>
-      </w:pPr>
-      <w:r>
-        <w:t xml:space="preserve">Descriptive Statistics</w:t>
-      </w:r>
-    </w:p>
-    <w:p>
-      <w:pPr>
-        <w:pStyle w:val="Compact"/>
-        <w:numPr>
           <w:ilvl w:val="1"/>
           <w:numId w:val="1002"/>
         </w:numPr>
       </w:pPr>
       <w:r>
-        <w:t xml:space="preserve">Center - mean, median, mode</w:t>
-      </w:r>
-    </w:p>
-    <w:p>
-      <w:pPr>
-        <w:pStyle w:val="Compact"/>
-        <w:numPr>
-          <w:ilvl w:val="1"/>
-          <w:numId w:val="1002"/>
-        </w:numPr>
-      </w:pPr>
-      <w:r>
-        <w:t xml:space="preserve">Spread - range, variance, standard deviation</w:t>
+        <w:t xml:space="preserve">Z scores and T scores</w:t>
       </w:r>
     </w:p>
     <w:p>
@@ -173,7 +149,7 @@
       </w:r>
     </w:p>
     <w:bookmarkEnd w:id="23"/>
-    <w:bookmarkStart w:id="27" w:name="lecture-4-review---statistical-concepts"/>
+    <w:bookmarkStart w:id="24" w:name="lecture-4-review---summary-statistics"/>
     <w:p>
       <w:pPr>
         <w:pStyle w:val="Heading1"/>
@@ -183,7 +159,7 @@
           <w:b/>
           <w:bCs/>
         </w:rPr>
-        <w:t xml:space="preserve">Lecture 4: Review - Statistical Concepts</w:t>
+        <w:t xml:space="preserve">Lecture 4: Review - Summary Statistics</w:t>
       </w:r>
     </w:p>
     <w:p>
@@ -195,7 +171,7 @@
         </w:numPr>
       </w:pPr>
       <w:r>
-        <w:t xml:space="preserve">Probability Distribution Functions (PDF)</w:t>
+        <w:t xml:space="preserve">Tests of means using T-Tests</w:t>
       </w:r>
     </w:p>
     <w:p>
@@ -207,7 +183,31 @@
         </w:numPr>
       </w:pPr>
       <w:r>
-        <w:t xml:space="preserve">Z scores and T scores</w:t>
+        <w:t xml:space="preserve">one sample - is the sample mean different from a hypothesized</w:t>
+      </w:r>
+      <w:r>
+        <w:t xml:space="preserve"> </w:t>
+      </w:r>
+      <w:r>
+        <w:t xml:space="preserve">mean?</w:t>
+      </w:r>
+    </w:p>
+    <w:p>
+      <w:pPr>
+        <w:pStyle w:val="Compact"/>
+        <w:numPr>
+          <w:ilvl w:val="1"/>
+          <w:numId w:val="1005"/>
+        </w:numPr>
+      </w:pPr>
+      <w:r>
+        <w:t xml:space="preserve">two sample - are the sample means from two samples the same or</w:t>
+      </w:r>
+      <w:r>
+        <w:t xml:space="preserve"> </w:t>
+      </w:r>
+      <w:r>
+        <w:t xml:space="preserve">different?</w:t>
       </w:r>
     </w:p>
     <w:p>
@@ -219,7 +219,81 @@
         </w:numPr>
       </w:pPr>
       <w:r>
-        <w:t xml:space="preserve">Hypothesis testing</w:t>
+        <w:t xml:space="preserve">for Two sample T-tests the df = n1+ n2 -2 = 8+8-2=14</w:t>
+      </w:r>
+    </w:p>
+    <w:p>
+      <w:pPr>
+        <w:pStyle w:val="SourceCode"/>
+      </w:pPr>
+      <w:r>
+        <w:rPr>
+          <w:rStyle w:val="VerbatimChar"/>
+        </w:rPr>
+        <w:t xml:space="preserve"># A tibble: 2 × 5</w:t>
+      </w:r>
+      <w:r>
+        <w:br/>
+      </w:r>
+      <w:r>
+        <w:rPr>
+          <w:rStyle w:val="VerbatimChar"/>
+        </w:rPr>
+        <w:t xml:space="preserve">  side  mean_length sd_length se_length count</w:t>
+      </w:r>
+      <w:r>
+        <w:br/>
+      </w:r>
+      <w:r>
+        <w:rPr>
+          <w:rStyle w:val="VerbatimChar"/>
+        </w:rPr>
+        <w:t xml:space="preserve">  &lt;chr&gt;       &lt;dbl&gt;     &lt;dbl&gt;     &lt;dbl&gt; &lt;int&gt;</w:t>
+      </w:r>
+      <w:r>
+        <w:br/>
+      </w:r>
+      <w:r>
+        <w:rPr>
+          <w:rStyle w:val="VerbatimChar"/>
+        </w:rPr>
+        <w:t xml:space="preserve">1 shady        17.6      2.51     0.886     8</w:t>
+      </w:r>
+      <w:r>
+        <w:br/>
+      </w:r>
+      <w:r>
+        <w:rPr>
+          <w:rStyle w:val="VerbatimChar"/>
+        </w:rPr>
+        <w:t xml:space="preserve">2 sunny        16.2      2.64     0.934     8</w:t>
+      </w:r>
+    </w:p>
+    <w:bookmarkEnd w:id="24"/>
+    <w:bookmarkStart w:id="29" w:name="Xc7f2672edddede19b99eaa4ae64aeef3a01384b"/>
+    <w:p>
+      <w:pPr>
+        <w:pStyle w:val="Heading1"/>
+      </w:pPr>
+      <w:r>
+        <w:rPr>
+          <w:b/>
+          <w:bCs/>
+        </w:rPr>
+        <w:t xml:space="preserve">Lecture 5: Probability and Statistical Inference</w:t>
+      </w:r>
+    </w:p>
+    <w:bookmarkStart w:id="25" w:name="the-goals-for-today"/>
+    <w:p>
+      <w:pPr>
+        <w:pStyle w:val="Heading3"/>
+      </w:pPr>
+      <w:r>
+        <w:rPr>
+          <w:b/>
+          <w:bCs/>
+        </w:rPr>
+        <w:t xml:space="preserve">The goals for today</w:t>
       </w:r>
     </w:p>
     <w:p>
@@ -227,35 +301,86 @@
         <w:pStyle w:val="Compact"/>
         <w:numPr>
           <w:ilvl w:val="0"/>
-          <w:numId w:val="1004"/>
-        </w:numPr>
-      </w:pPr>
-      <w:r>
-        <w:t xml:space="preserve">Tests of means using T-Tests</w:t>
-      </w:r>
-    </w:p>
-    <w:p>
-      <w:pPr>
-        <w:numPr>
-          <w:ilvl w:val="1"/>
           <w:numId w:val="1006"/>
         </w:numPr>
       </w:pPr>
       <w:r>
-        <w:t xml:space="preserve">one sample</w:t>
-      </w:r>
-    </w:p>
-    <w:p>
-      <w:pPr>
+        <w:t xml:space="preserve">Statistical inference fundamentals</w:t>
+      </w:r>
+    </w:p>
+    <w:p>
+      <w:pPr>
+        <w:pStyle w:val="Compact"/>
         <w:numPr>
-          <w:ilvl w:val="1"/>
+          <w:ilvl w:val="0"/>
           <w:numId w:val="1006"/>
         </w:numPr>
       </w:pPr>
       <w:r>
-        <w:t xml:space="preserve">two sample</w:t>
-      </w:r>
-    </w:p>
+        <w:t xml:space="preserve">Hypothesis testing principles</w:t>
+      </w:r>
+    </w:p>
+    <w:p>
+      <w:pPr>
+        <w:pStyle w:val="Compact"/>
+        <w:numPr>
+          <w:ilvl w:val="0"/>
+          <w:numId w:val="1006"/>
+        </w:numPr>
+      </w:pPr>
+      <w:r>
+        <w:t xml:space="preserve">T Distributions</w:t>
+      </w:r>
+    </w:p>
+    <w:p>
+      <w:pPr>
+        <w:pStyle w:val="Compact"/>
+        <w:numPr>
+          <w:ilvl w:val="0"/>
+          <w:numId w:val="1006"/>
+        </w:numPr>
+      </w:pPr>
+      <w:r>
+        <w:t xml:space="preserve">One sample T Test</w:t>
+      </w:r>
+    </w:p>
+    <w:p>
+      <w:pPr>
+        <w:pStyle w:val="Compact"/>
+        <w:numPr>
+          <w:ilvl w:val="0"/>
+          <w:numId w:val="1006"/>
+        </w:numPr>
+      </w:pPr>
+      <w:r>
+        <w:t xml:space="preserve">Two sample T Test</w:t>
+      </w:r>
+    </w:p>
+    <w:p>
+      <w:pPr>
+        <w:pStyle w:val="Compact"/>
+        <w:numPr>
+          <w:ilvl w:val="0"/>
+          <w:numId w:val="1006"/>
+        </w:numPr>
+      </w:pPr>
+      <w:r>
+        <w:t xml:space="preserve">Paired T Test</w:t>
+      </w:r>
+    </w:p>
+    <w:p>
+      <w:pPr>
+        <w:pStyle w:val="Compact"/>
+        <w:numPr>
+          <w:ilvl w:val="0"/>
+          <w:numId w:val="1006"/>
+        </w:numPr>
+      </w:pPr>
+      <w:r>
+        <w:t xml:space="preserve">Assumption tests</w:t>
+      </w:r>
+    </w:p>
+    <w:bookmarkEnd w:id="25"/>
     <w:p>
       <w:pPr>
         <w:pStyle w:val="FirstParagraph"/>
@@ -263,20 +388,20 @@
       <w:r>
         <w:drawing>
           <wp:inline>
-            <wp:extent cx="4057650" cy="2886075"/>
+            <wp:extent cx="4572000" cy="3657600"/>
             <wp:effectExtent b="0" l="0" r="0" t="0"/>
-            <wp:docPr descr="" title="" id="25" name="Picture"/>
+            <wp:docPr descr="" title="" id="27" name="Picture"/>
             <a:graphic>
               <a:graphicData uri="http://schemas.openxmlformats.org/drawingml/2006/picture">
                 <pic:pic>
                   <pic:nvPicPr>
-                    <pic:cNvPr descr="images/clipboard-3257239263.png" id="26" name="Picture"/>
+                    <pic:cNvPr descr="05_01_lecture_powerpoint_files/figure-docx/unnamed-chunk-2-1.png" id="28" name="Picture"/>
                     <pic:cNvPicPr>
                       <a:picLocks noChangeArrowheads="1" noChangeAspect="1"/>
                     </pic:cNvPicPr>
                   </pic:nvPicPr>
                   <pic:blipFill>
-                    <a:blip r:embed="rId24"/>
+                    <a:blip r:embed="rId26"/>
                     <a:stretch>
                       <a:fillRect/>
                     </a:stretch>
@@ -284,7 +409,7 @@
                   <pic:spPr bwMode="auto">
                     <a:xfrm>
                       <a:off x="0" y="0"/>
-                      <a:ext cx="4057650" cy="2886075"/>
+                      <a:ext cx="4572000" cy="3657600"/>
                     </a:xfrm>
                     <a:prstGeom prst="rect">
                       <a:avLst/>
@@ -303,16 +428,8 @@
         </w:drawing>
       </w:r>
     </w:p>
-    <w:p>
-      <w:pPr>
-        <w:pStyle w:val="BodyText"/>
-      </w:pPr>
-      <w:r>
-        <w:t xml:space="preserve">xx</w:t>
-      </w:r>
-    </w:p>
-    <w:bookmarkEnd w:id="27"/>
-    <w:bookmarkStart w:id="28" w:name="lecture-4-review---summary-statistics"/>
+    <w:bookmarkEnd w:id="29"/>
+    <w:bookmarkStart w:id="33" w:name="Xf6c3008325eb691e38cb10b4cfbeeaa5a1356c3"/>
     <w:p>
       <w:pPr>
         <w:pStyle w:val="Heading1"/>
@@ -322,7 +439,15 @@
           <w:b/>
           <w:bCs/>
         </w:rPr>
-        <w:t xml:space="preserve">Lecture 4: Review - Summary Statistics</w:t>
+        <w:t xml:space="preserve">Lecture 5: Probability and Statistical Inference</w:t>
+      </w:r>
+    </w:p>
+    <w:p>
+      <w:pPr>
+        <w:pStyle w:val="FirstParagraph"/>
+      </w:pPr>
+      <w:r>
+        <w:t xml:space="preserve">The goals for today</w:t>
       </w:r>
     </w:p>
     <w:p>
@@ -334,43 +459,7 @@
         </w:numPr>
       </w:pPr>
       <w:r>
-        <w:t xml:space="preserve">Tests of means using T-Tests</w:t>
-      </w:r>
-    </w:p>
-    <w:p>
-      <w:pPr>
-        <w:pStyle w:val="Compact"/>
-        <w:numPr>
-          <w:ilvl w:val="1"/>
-          <w:numId w:val="1008"/>
-        </w:numPr>
-      </w:pPr>
-      <w:r>
-        <w:t xml:space="preserve">one sample - is the sample mean different from a hypothesized</w:t>
-      </w:r>
-      <w:r>
-        <w:t xml:space="preserve"> </w:t>
-      </w:r>
-      <w:r>
-        <w:t xml:space="preserve">mean?</w:t>
-      </w:r>
-    </w:p>
-    <w:p>
-      <w:pPr>
-        <w:pStyle w:val="Compact"/>
-        <w:numPr>
-          <w:ilvl w:val="1"/>
-          <w:numId w:val="1008"/>
-        </w:numPr>
-      </w:pPr>
-      <w:r>
-        <w:t xml:space="preserve">two sample - are the sample means from two samples the same or</w:t>
-      </w:r>
-      <w:r>
-        <w:t xml:space="preserve"> </w:t>
-      </w:r>
-      <w:r>
-        <w:t xml:space="preserve">different?</w:t>
+        <w:t xml:space="preserve">Statistical inference fundamentals</w:t>
       </w:r>
     </w:p>
     <w:p>
@@ -382,81 +471,7 @@
         </w:numPr>
       </w:pPr>
       <w:r>
-        <w:t xml:space="preserve">for two sample T tests the df = n1+ n2 -2 = 8+8-2=14</w:t>
-      </w:r>
-    </w:p>
-    <w:p>
-      <w:pPr>
-        <w:pStyle w:val="SourceCode"/>
-      </w:pPr>
-      <w:r>
-        <w:rPr>
-          <w:rStyle w:val="VerbatimChar"/>
-        </w:rPr>
-        <w:t xml:space="preserve"># A tibble: 2 × 5</w:t>
-      </w:r>
-      <w:r>
-        <w:br/>
-      </w:r>
-      <w:r>
-        <w:rPr>
-          <w:rStyle w:val="VerbatimChar"/>
-        </w:rPr>
-        <w:t xml:space="preserve">  side  mean_length sd_length se_length count</w:t>
-      </w:r>
-      <w:r>
-        <w:br/>
-      </w:r>
-      <w:r>
-        <w:rPr>
-          <w:rStyle w:val="VerbatimChar"/>
-        </w:rPr>
-        <w:t xml:space="preserve">  &lt;chr&gt;       &lt;dbl&gt;     &lt;dbl&gt;     &lt;dbl&gt; &lt;int&gt;</w:t>
-      </w:r>
-      <w:r>
-        <w:br/>
-      </w:r>
-      <w:r>
-        <w:rPr>
-          <w:rStyle w:val="VerbatimChar"/>
-        </w:rPr>
-        <w:t xml:space="preserve">1 shady        17.6      2.51     0.886     8</w:t>
-      </w:r>
-      <w:r>
-        <w:br/>
-      </w:r>
-      <w:r>
-        <w:rPr>
-          <w:rStyle w:val="VerbatimChar"/>
-        </w:rPr>
-        <w:t xml:space="preserve">2 sunny        16.2      2.64     0.934     8</w:t>
-      </w:r>
-    </w:p>
-    <w:bookmarkEnd w:id="28"/>
-    <w:bookmarkStart w:id="33" w:name="Xc7f2672edddede19b99eaa4ae64aeef3a01384b"/>
-    <w:p>
-      <w:pPr>
-        <w:pStyle w:val="Heading1"/>
-      </w:pPr>
-      <w:r>
-        <w:rPr>
-          <w:b/>
-          <w:bCs/>
-        </w:rPr>
-        <w:t xml:space="preserve">Lecture 5: Probability and Statistical Inference</w:t>
-      </w:r>
-    </w:p>
-    <w:bookmarkStart w:id="29" w:name="the-goals-for-today"/>
-    <w:p>
-      <w:pPr>
-        <w:pStyle w:val="Heading3"/>
-      </w:pPr>
-      <w:r>
-        <w:rPr>
-          <w:b/>
-          <w:bCs/>
-        </w:rPr>
-        <w:t xml:space="preserve">The goals for today</w:t>
+        <w:t xml:space="preserve">Hypothesis testing principles</w:t>
       </w:r>
     </w:p>
     <w:p>
@@ -464,11 +479,11 @@
         <w:pStyle w:val="Compact"/>
         <w:numPr>
           <w:ilvl w:val="0"/>
-          <w:numId w:val="1009"/>
+          <w:numId w:val="1007"/>
         </w:numPr>
       </w:pPr>
       <w:r>
-        <w:t xml:space="preserve">Statistical inference fundamentals</w:t>
+        <w:t xml:space="preserve">T Distributions</w:t>
       </w:r>
     </w:p>
     <w:p>
@@ -476,11 +491,11 @@
         <w:pStyle w:val="Compact"/>
         <w:numPr>
           <w:ilvl w:val="0"/>
-          <w:numId w:val="1009"/>
+          <w:numId w:val="1007"/>
         </w:numPr>
       </w:pPr>
       <w:r>
-        <w:t xml:space="preserve">Hypothesis testing principles</w:t>
+        <w:t xml:space="preserve">One sample T Tests</w:t>
       </w:r>
     </w:p>
     <w:p>
@@ -488,50 +503,13 @@
         <w:pStyle w:val="Compact"/>
         <w:numPr>
           <w:ilvl w:val="0"/>
-          <w:numId w:val="1009"/>
+          <w:numId w:val="1007"/>
         </w:numPr>
       </w:pPr>
       <w:r>
-        <w:t xml:space="preserve">T Distributions</w:t>
-      </w:r>
-    </w:p>
-    <w:p>
-      <w:pPr>
-        <w:pStyle w:val="Compact"/>
-        <w:numPr>
-          <w:ilvl w:val="0"/>
-          <w:numId w:val="1009"/>
-        </w:numPr>
-      </w:pPr>
-      <w:r>
-        <w:t xml:space="preserve">One sample T Tests</w:t>
-      </w:r>
-    </w:p>
-    <w:p>
-      <w:pPr>
-        <w:pStyle w:val="Compact"/>
-        <w:numPr>
-          <w:ilvl w:val="0"/>
-          <w:numId w:val="1009"/>
-        </w:numPr>
-      </w:pPr>
-      <w:r>
         <w:t xml:space="preserve">Two sample T Test</w:t>
       </w:r>
     </w:p>
-    <w:p>
-      <w:pPr>
-        <w:pStyle w:val="Compact"/>
-        <w:numPr>
-          <w:ilvl w:val="0"/>
-          <w:numId w:val="1009"/>
-        </w:numPr>
-      </w:pPr>
-      <w:r>
-        <w:t xml:space="preserve">Assumption tests</w:t>
-      </w:r>
-    </w:p>
-    <w:bookmarkEnd w:id="29"/>
     <w:p>
       <w:pPr>
         <w:pStyle w:val="FirstParagraph"/>
@@ -546,7 +524,7 @@
               <a:graphicData uri="http://schemas.openxmlformats.org/drawingml/2006/picture">
                 <pic:pic>
                   <pic:nvPicPr>
-                    <pic:cNvPr descr="05_01_lecture_powerpoint_files/figure-docx/unnamed-chunk-2-1.png" id="32" name="Picture"/>
+                    <pic:cNvPr descr="05_01_lecture_powerpoint_files/figure-docx/unnamed-chunk-3-1.png" id="32" name="Picture"/>
                     <pic:cNvPicPr>
                       <a:picLocks noChangeArrowheads="1" noChangeAspect="1"/>
                     </pic:cNvPicPr>
@@ -580,7 +558,7 @@
       </w:r>
     </w:p>
     <w:bookmarkEnd w:id="33"/>
-    <w:bookmarkStart w:id="37" w:name="Xf6c3008325eb691e38cb10b4cfbeeaa5a1356c3"/>
+    <w:bookmarkStart w:id="40" w:name="lecture-5-one-tailed-questions"/>
     <w:p>
       <w:pPr>
         <w:pStyle w:val="Heading1"/>
@@ -590,7 +568,13 @@
           <w:b/>
           <w:bCs/>
         </w:rPr>
-        <w:t xml:space="preserve">Lecture 5: Probability and Statistical Inference</w:t>
+        <w:t xml:space="preserve">Lecture 5:</w:t>
+      </w:r>
+      <w:r>
+        <w:t xml:space="preserve"> </w:t>
+      </w:r>
+      <w:r>
+        <w:t xml:space="preserve">One-tailed Questions</w:t>
       </w:r>
     </w:p>
     <w:p>
@@ -598,7 +582,13 @@
         <w:pStyle w:val="FirstParagraph"/>
       </w:pPr>
       <w:r>
-        <w:t xml:space="preserve">The goals for today</w:t>
+        <w:t xml:space="preserve">One-tailed questions: area of distribution left or (right) of a certain</w:t>
+      </w:r>
+      <w:r>
+        <w:t xml:space="preserve"> </w:t>
+      </w:r>
+      <w:r>
+        <w:t xml:space="preserve">value for a one sample test</w:t>
       </w:r>
     </w:p>
     <w:p>
@@ -606,11 +596,11 @@
         <w:pStyle w:val="Compact"/>
         <w:numPr>
           <w:ilvl w:val="0"/>
-          <w:numId w:val="1010"/>
+          <w:numId w:val="1008"/>
         </w:numPr>
       </w:pPr>
       <w:r>
-        <w:t xml:space="preserve">Statistical inference fundamentals</w:t>
+        <w:t xml:space="preserve">n=8 (df=7) - 95% of the observations found left</w:t>
       </w:r>
     </w:p>
     <w:p>
@@ -618,47 +608,11 @@
         <w:pStyle w:val="Compact"/>
         <w:numPr>
           <w:ilvl w:val="0"/>
-          <w:numId w:val="1010"/>
+          <w:numId w:val="1008"/>
         </w:numPr>
       </w:pPr>
       <w:r>
-        <w:t xml:space="preserve">Hypothesis testing principles</w:t>
-      </w:r>
-    </w:p>
-    <w:p>
-      <w:pPr>
-        <w:pStyle w:val="Compact"/>
-        <w:numPr>
-          <w:ilvl w:val="0"/>
-          <w:numId w:val="1010"/>
-        </w:numPr>
-      </w:pPr>
-      <w:r>
-        <w:t xml:space="preserve">T Distributions</w:t>
-      </w:r>
-    </w:p>
-    <w:p>
-      <w:pPr>
-        <w:pStyle w:val="Compact"/>
-        <w:numPr>
-          <w:ilvl w:val="0"/>
-          <w:numId w:val="1010"/>
-        </w:numPr>
-      </w:pPr>
-      <w:r>
-        <w:t xml:space="preserve">One sample T Tests</w:t>
-      </w:r>
-    </w:p>
-    <w:p>
-      <w:pPr>
-        <w:pStyle w:val="Compact"/>
-        <w:numPr>
-          <w:ilvl w:val="0"/>
-          <w:numId w:val="1010"/>
-        </w:numPr>
-      </w:pPr>
-      <w:r>
-        <w:t xml:space="preserve">Two sample T Test</w:t>
+        <w:t xml:space="preserve">t= 1.895 (5% are outside)</w:t>
       </w:r>
     </w:p>
     <w:p>
@@ -668,125 +622,20 @@
       <w:r>
         <w:drawing>
           <wp:inline>
-            <wp:extent cx="4572000" cy="3657600"/>
+            <wp:extent cx="2543175" cy="1885950"/>
             <wp:effectExtent b="0" l="0" r="0" t="0"/>
             <wp:docPr descr="" title="" id="35" name="Picture"/>
             <a:graphic>
               <a:graphicData uri="http://schemas.openxmlformats.org/drawingml/2006/picture">
                 <pic:pic>
                   <pic:nvPicPr>
-                    <pic:cNvPr descr="05_01_lecture_powerpoint_files/figure-docx/unnamed-chunk-3-1.png" id="36" name="Picture"/>
+                    <pic:cNvPr descr="images/clipboard-1822465473.png" id="36" name="Picture"/>
                     <pic:cNvPicPr>
                       <a:picLocks noChangeArrowheads="1" noChangeAspect="1"/>
                     </pic:cNvPicPr>
                   </pic:nvPicPr>
                   <pic:blipFill>
                     <a:blip r:embed="rId34"/>
-                    <a:stretch>
-                      <a:fillRect/>
-                    </a:stretch>
-                  </pic:blipFill>
-                  <pic:spPr bwMode="auto">
-                    <a:xfrm>
-                      <a:off x="0" y="0"/>
-                      <a:ext cx="4572000" cy="3657600"/>
-                    </a:xfrm>
-                    <a:prstGeom prst="rect">
-                      <a:avLst/>
-                    </a:prstGeom>
-                    <a:noFill/>
-                    <a:ln w="9525">
-                      <a:noFill/>
-                      <a:headEnd/>
-                      <a:tailEnd/>
-                    </a:ln>
-                  </pic:spPr>
-                </pic:pic>
-              </a:graphicData>
-            </a:graphic>
-          </wp:inline>
-        </w:drawing>
-      </w:r>
-    </w:p>
-    <w:bookmarkEnd w:id="37"/>
-    <w:bookmarkStart w:id="44" w:name="lecture-5-one-tailed-questions"/>
-    <w:p>
-      <w:pPr>
-        <w:pStyle w:val="Heading1"/>
-      </w:pPr>
-      <w:r>
-        <w:rPr>
-          <w:b/>
-          <w:bCs/>
-        </w:rPr>
-        <w:t xml:space="preserve">Lecture 5:</w:t>
-      </w:r>
-      <w:r>
-        <w:t xml:space="preserve"> </w:t>
-      </w:r>
-      <w:r>
-        <w:t xml:space="preserve">One-tailed Questions</w:t>
-      </w:r>
-    </w:p>
-    <w:p>
-      <w:pPr>
-        <w:pStyle w:val="FirstParagraph"/>
-      </w:pPr>
-      <w:r>
-        <w:t xml:space="preserve">One-tailed questions: area of distribution left or (right) of a certain</w:t>
-      </w:r>
-      <w:r>
-        <w:t xml:space="preserve"> </w:t>
-      </w:r>
-      <w:r>
-        <w:t xml:space="preserve">value for a one sample test</w:t>
-      </w:r>
-    </w:p>
-    <w:p>
-      <w:pPr>
-        <w:pStyle w:val="Compact"/>
-        <w:numPr>
-          <w:ilvl w:val="0"/>
-          <w:numId w:val="1011"/>
-        </w:numPr>
-      </w:pPr>
-      <w:r>
-        <w:t xml:space="preserve">n=8 (df=7) - 95% of the observations found left</w:t>
-      </w:r>
-    </w:p>
-    <w:p>
-      <w:pPr>
-        <w:pStyle w:val="Compact"/>
-        <w:numPr>
-          <w:ilvl w:val="0"/>
-          <w:numId w:val="1011"/>
-        </w:numPr>
-      </w:pPr>
-      <w:r>
-        <w:t xml:space="preserve">t= 1.895 (5% are outside)</w:t>
-      </w:r>
-    </w:p>
-    <w:p>
-      <w:pPr>
-        <w:pStyle w:val="FirstParagraph"/>
-      </w:pPr>
-      <w:r>
-        <w:drawing>
-          <wp:inline>
-            <wp:extent cx="2543175" cy="1885950"/>
-            <wp:effectExtent b="0" l="0" r="0" t="0"/>
-            <wp:docPr descr="" title="" id="39" name="Picture"/>
-            <a:graphic>
-              <a:graphicData uri="http://schemas.openxmlformats.org/drawingml/2006/picture">
-                <pic:pic>
-                  <pic:nvPicPr>
-                    <pic:cNvPr descr="images/clipboard-1822465473.png" id="40" name="Picture"/>
-                    <pic:cNvPicPr>
-                      <a:picLocks noChangeArrowheads="1" noChangeAspect="1"/>
-                    </pic:cNvPicPr>
-                  </pic:nvPicPr>
-                  <pic:blipFill>
-                    <a:blip r:embed="rId38"/>
                     <a:stretch>
                       <a:fillRect/>
                     </a:stretch>
@@ -822,18 +671,18 @@
           <wp:inline>
             <wp:extent cx="5800725" cy="3696226"/>
             <wp:effectExtent b="0" l="0" r="0" t="0"/>
-            <wp:docPr descr="" title="" id="42" name="Picture"/>
+            <wp:docPr descr="" title="" id="38" name="Picture"/>
             <a:graphic>
               <a:graphicData uri="http://schemas.openxmlformats.org/drawingml/2006/picture">
                 <pic:pic>
                   <pic:nvPicPr>
-                    <pic:cNvPr descr="images/clipboard-4103165911.png" id="43" name="Picture"/>
+                    <pic:cNvPr descr="images/clipboard-4103165911.png" id="39" name="Picture"/>
                     <pic:cNvPicPr>
                       <a:picLocks noChangeArrowheads="1" noChangeAspect="1"/>
                     </pic:cNvPicPr>
                   </pic:nvPicPr>
                   <pic:blipFill>
-                    <a:blip r:embed="rId41"/>
+                    <a:blip r:embed="rId37"/>
                     <a:stretch>
                       <a:fillRect/>
                     </a:stretch>
@@ -866,8 +715,8 @@
         <w:t xml:space="preserve">xxxx</w:t>
       </w:r>
     </w:p>
-    <w:bookmarkEnd w:id="44"/>
-    <w:bookmarkStart w:id="51" w:name="lecture-5-two-tailed-questions"/>
+    <w:bookmarkEnd w:id="40"/>
+    <w:bookmarkStart w:id="47" w:name="lecture-5-two-tailed-questions"/>
     <w:p>
       <w:pPr>
         <w:pStyle w:val="Heading1"/>
@@ -899,7 +748,7 @@
         <w:pStyle w:val="Compact"/>
         <w:numPr>
           <w:ilvl w:val="0"/>
-          <w:numId w:val="1012"/>
+          <w:numId w:val="1009"/>
         </w:numPr>
       </w:pPr>
       <w:r>
@@ -911,7 +760,7 @@
         <w:pStyle w:val="Compact"/>
         <w:numPr>
           <w:ilvl w:val="0"/>
-          <w:numId w:val="1012"/>
+          <w:numId w:val="1009"/>
         </w:numPr>
       </w:pPr>
       <w:r>
@@ -923,7 +772,7 @@
         <w:pStyle w:val="Compact"/>
         <w:numPr>
           <w:ilvl w:val="0"/>
-          <w:numId w:val="1012"/>
+          <w:numId w:val="1009"/>
         </w:numPr>
       </w:pPr>
       <w:r>
@@ -939,18 +788,18 @@
           <wp:inline>
             <wp:extent cx="1905000" cy="1428750"/>
             <wp:effectExtent b="0" l="0" r="0" t="0"/>
-            <wp:docPr descr="" title="" id="46" name="Picture"/>
+            <wp:docPr descr="" title="" id="42" name="Picture"/>
             <a:graphic>
               <a:graphicData uri="http://schemas.openxmlformats.org/drawingml/2006/picture">
                 <pic:pic>
                   <pic:nvPicPr>
-                    <pic:cNvPr descr="images/clipboard-2234740159.png" id="47" name="Picture"/>
+                    <pic:cNvPr descr="images/clipboard-2234740159.png" id="43" name="Picture"/>
                     <pic:cNvPicPr>
                       <a:picLocks noChangeArrowheads="1" noChangeAspect="1"/>
                     </pic:cNvPicPr>
                   </pic:nvPicPr>
                   <pic:blipFill>
-                    <a:blip r:embed="rId45"/>
+                    <a:blip r:embed="rId41"/>
                     <a:stretch>
                       <a:fillRect/>
                     </a:stretch>
@@ -986,18 +835,18 @@
           <wp:inline>
             <wp:extent cx="6429375" cy="4077452"/>
             <wp:effectExtent b="0" l="0" r="0" t="0"/>
-            <wp:docPr descr="" title="" id="49" name="Picture"/>
+            <wp:docPr descr="" title="" id="45" name="Picture"/>
             <a:graphic>
               <a:graphicData uri="http://schemas.openxmlformats.org/drawingml/2006/picture">
                 <pic:pic>
                   <pic:nvPicPr>
-                    <pic:cNvPr descr="images/clipboard-1746531278.png" id="50" name="Picture"/>
+                    <pic:cNvPr descr="images/clipboard-1746531278.png" id="46" name="Picture"/>
                     <pic:cNvPicPr>
                       <a:picLocks noChangeArrowheads="1" noChangeAspect="1"/>
                     </pic:cNvPicPr>
                   </pic:nvPicPr>
                   <pic:blipFill>
-                    <a:blip r:embed="rId48"/>
+                    <a:blip r:embed="rId44"/>
                     <a:stretch>
                       <a:fillRect/>
                     </a:stretch>
@@ -1024,16 +873,8 @@
         </w:drawing>
       </w:r>
     </w:p>
-    <w:p>
-      <w:pPr>
-        <w:pStyle w:val="BodyText"/>
-      </w:pPr>
-      <w:r>
-        <w:t xml:space="preserve">xxxxx</w:t>
-      </w:r>
-    </w:p>
-    <w:bookmarkEnd w:id="51"/>
-    <w:bookmarkStart w:id="54" w:name="lecture-5-calculating-ci-example"/>
+    <w:bookmarkEnd w:id="47"/>
+    <w:bookmarkStart w:id="50" w:name="lecture-5-calculating-ci-example"/>
     <w:p>
       <w:pPr>
         <w:pStyle w:val="Heading1"/>
@@ -1073,7 +914,7 @@
         <w:pStyle w:val="Compact"/>
         <w:numPr>
           <w:ilvl w:val="0"/>
-          <w:numId w:val="1013"/>
+          <w:numId w:val="1010"/>
         </w:numPr>
       </w:pPr>
       <m:oMath>
@@ -1145,7 +986,7 @@
         <w:pStyle w:val="Compact"/>
         <w:numPr>
           <w:ilvl w:val="0"/>
-          <w:numId w:val="1013"/>
+          <w:numId w:val="1010"/>
         </w:numPr>
       </w:pPr>
       <w:r>
@@ -1157,7 +998,7 @@
         <w:pStyle w:val="Compact"/>
         <w:numPr>
           <w:ilvl w:val="0"/>
-          <w:numId w:val="1013"/>
+          <w:numId w:val="1010"/>
         </w:numPr>
       </w:pPr>
       <w:r>
@@ -1169,7 +1010,7 @@
         <w:pStyle w:val="Compact"/>
         <w:numPr>
           <w:ilvl w:val="0"/>
-          <w:numId w:val="1013"/>
+          <w:numId w:val="1010"/>
         </w:numPr>
       </w:pPr>
       <w:r>
@@ -1185,18 +1026,18 @@
           <wp:inline>
             <wp:extent cx="6429375" cy="4077452"/>
             <wp:effectExtent b="0" l="0" r="0" t="0"/>
-            <wp:docPr descr="" title="" id="52" name="Picture"/>
+            <wp:docPr descr="" title="" id="48" name="Picture"/>
             <a:graphic>
               <a:graphicData uri="http://schemas.openxmlformats.org/drawingml/2006/picture">
                 <pic:pic>
                   <pic:nvPicPr>
-                    <pic:cNvPr descr="images/clipboard-1746531278.png" id="53" name="Picture"/>
+                    <pic:cNvPr descr="images/clipboard-1746531278.png" id="49" name="Picture"/>
                     <pic:cNvPicPr>
                       <a:picLocks noChangeArrowheads="1" noChangeAspect="1"/>
                     </pic:cNvPicPr>
                   </pic:nvPicPr>
                   <pic:blipFill>
-                    <a:blip r:embed="rId48"/>
+                    <a:blip r:embed="rId44"/>
                     <a:stretch>
                       <a:fillRect/>
                     </a:stretch>
@@ -1223,8 +1064,8 @@
         </w:drawing>
       </w:r>
     </w:p>
-    <w:bookmarkEnd w:id="54"/>
-    <w:bookmarkStart w:id="55" w:name="lecture-5-applications-of-t-distribution"/>
+    <w:bookmarkEnd w:id="50"/>
+    <w:bookmarkStart w:id="51" w:name="lecture-5-applications-of-t-distribution"/>
     <w:p>
       <w:pPr>
         <w:pStyle w:val="Heading1"/>
@@ -1256,7 +1097,7 @@
         <w:pStyle w:val="Compact"/>
         <w:numPr>
           <w:ilvl w:val="0"/>
-          <w:numId w:val="1014"/>
+          <w:numId w:val="1011"/>
         </w:numPr>
       </w:pPr>
       <w:r>
@@ -1268,7 +1109,7 @@
         <w:pStyle w:val="Compact"/>
         <w:numPr>
           <w:ilvl w:val="0"/>
-          <w:numId w:val="1014"/>
+          <w:numId w:val="1011"/>
         </w:numPr>
       </w:pPr>
       <w:r>
@@ -1280,7 +1121,7 @@
         <w:pStyle w:val="Compact"/>
         <w:numPr>
           <w:ilvl w:val="1"/>
-          <w:numId w:val="1015"/>
+          <w:numId w:val="1012"/>
         </w:numPr>
       </w:pPr>
       <w:r>
@@ -1304,7 +1145,7 @@
         <w:pStyle w:val="Compact"/>
         <w:numPr>
           <w:ilvl w:val="1"/>
-          <w:numId w:val="1015"/>
+          <w:numId w:val="1012"/>
         </w:numPr>
       </w:pPr>
       <w:r>
@@ -1323,8 +1164,8 @@
         <w:t xml:space="preserve">(2 sample t-test)</w:t>
       </w:r>
     </w:p>
-    <w:bookmarkEnd w:id="55"/>
-    <w:bookmarkStart w:id="58" w:name="lecture-5-single-sample-t-test"/>
+    <w:bookmarkEnd w:id="51"/>
+    <w:bookmarkStart w:id="54" w:name="lecture-5-one-sample-t-test"/>
     <w:p>
       <w:pPr>
         <w:pStyle w:val="Heading1"/>
@@ -1340,7 +1181,7 @@
         <w:t xml:space="preserve"> </w:t>
       </w:r>
       <w:r>
-        <w:t xml:space="preserve">Single Sample T-Test</w:t>
+        <w:t xml:space="preserve">One Sample T-Test</w:t>
       </w:r>
     </w:p>
     <w:p>
@@ -1348,10 +1189,10 @@
         <w:pStyle w:val="FirstParagraph"/>
       </w:pPr>
       <w:r>
-        <w:t xml:space="preserve">We want to test if the mean fish length in I3 differs from 240mm.</w:t>
-      </w:r>
-    </w:p>
-    <w:bookmarkStart w:id="56" w:name="X62eccc29a4cbb6f0f20b7c06da2f663e6037887"/>
+        <w:t xml:space="preserve">We want to test if the mean needle length on one side differs from 15mm.</w:t>
+      </w:r>
+    </w:p>
+    <w:bookmarkStart w:id="52" w:name="X62eccc29a4cbb6f0f20b7c06da2f663e6037887"/>
     <w:p>
       <w:pPr>
         <w:pStyle w:val="Heading3"/>
@@ -1380,8 +1221,8 @@
         <w:t xml:space="preserve">H₁: μ ≠ 15 (The mean needle length on shade side is not 240mm)</w:t>
       </w:r>
     </w:p>
-    <w:bookmarkEnd w:id="56"/>
-    <w:bookmarkStart w:id="57" w:name="assumptions-for-t-test"/>
+    <w:bookmarkEnd w:id="52"/>
+    <w:bookmarkStart w:id="53" w:name="assumptions-for-t-test"/>
     <w:p>
       <w:pPr>
         <w:pStyle w:val="Heading3"/>
@@ -1395,7 +1236,7 @@
         <w:pStyle w:val="Compact"/>
         <w:numPr>
           <w:ilvl w:val="0"/>
-          <w:numId w:val="1016"/>
+          <w:numId w:val="1013"/>
         </w:numPr>
       </w:pPr>
       <w:r>
@@ -1407,7 +1248,7 @@
         <w:pStyle w:val="Compact"/>
         <w:numPr>
           <w:ilvl w:val="0"/>
-          <w:numId w:val="1016"/>
+          <w:numId w:val="1013"/>
         </w:numPr>
       </w:pPr>
       <w:r>
@@ -1419,16 +1260,16 @@
         <w:pStyle w:val="Compact"/>
         <w:numPr>
           <w:ilvl w:val="0"/>
-          <w:numId w:val="1016"/>
+          <w:numId w:val="1013"/>
         </w:numPr>
       </w:pPr>
       <w:r>
         <w:t xml:space="preserve">No significant outliers</w:t>
       </w:r>
     </w:p>
-    <w:bookmarkEnd w:id="57"/>
-    <w:bookmarkEnd w:id="58"/>
-    <w:bookmarkStart w:id="62" w:name="assumptions-in-r---qqplots-from-car"/>
+    <w:bookmarkEnd w:id="53"/>
+    <w:bookmarkEnd w:id="54"/>
+    <w:bookmarkStart w:id="58" w:name="assumptions-in-r---qqplots-from-car"/>
     <w:p>
       <w:pPr>
         <w:pStyle w:val="Heading1"/>
@@ -1445,31 +1286,19 @@
         <w:rPr>
           <w:rStyle w:val="CommentTok"/>
         </w:rPr>
-        <w:t xml:space="preserve"># Filter for just windward side needles</w:t>
-      </w:r>
-      <w:r>
-        <w:br/>
-      </w:r>
-      <w:r>
-        <w:br/>
+        <w:t xml:space="preserve"># YOUR </w:t>
+      </w:r>
+      <w:r>
+        <w:rPr>
+          <w:rStyle w:val="AlertTok"/>
+        </w:rPr>
+        <w:t xml:space="preserve">TASK</w:t>
       </w:r>
       <w:r>
         <w:rPr>
           <w:rStyle w:val="CommentTok"/>
         </w:rPr>
-        <w:t xml:space="preserve"># YOUR </w:t>
-      </w:r>
-      <w:r>
-        <w:rPr>
-          <w:rStyle w:val="AlertTok"/>
-        </w:rPr>
-        <w:t xml:space="preserve">TASK</w:t>
-      </w:r>
-      <w:r>
-        <w:rPr>
-          <w:rStyle w:val="CommentTok"/>
-        </w:rPr>
-        <w:t xml:space="preserve">: Test normality of windward pine needle lengths</w:t>
+        <w:t xml:space="preserve">: Test normality of all pine needle lengths</w:t>
       </w:r>
       <w:r>
         <w:br/>
@@ -1583,18 +1412,18 @@
           <wp:inline>
             <wp:extent cx="2743200" cy="2743200"/>
             <wp:effectExtent b="0" l="0" r="0" t="0"/>
-            <wp:docPr descr="" title="" id="60" name="Picture"/>
+            <wp:docPr descr="" title="" id="56" name="Picture"/>
             <a:graphic>
               <a:graphicData uri="http://schemas.openxmlformats.org/drawingml/2006/picture">
                 <pic:pic>
                   <pic:nvPicPr>
-                    <pic:cNvPr descr="05_01_lecture_powerpoint_files/figure-docx/test_assumptions-1.png" id="61" name="Picture"/>
+                    <pic:cNvPr descr="05_01_lecture_powerpoint_files/figure-docx/test_assumptions-1.png" id="57" name="Picture"/>
                     <pic:cNvPicPr>
                       <a:picLocks noChangeArrowheads="1" noChangeAspect="1"/>
                     </pic:cNvPicPr>
                   </pic:nvPicPr>
                   <pic:blipFill>
-                    <a:blip r:embed="rId59"/>
+                    <a:blip r:embed="rId55"/>
                     <a:stretch>
                       <a:fillRect/>
                     </a:stretch>
@@ -1632,8 +1461,8 @@
         <w:t xml:space="preserve">[1]  8 11</w:t>
       </w:r>
     </w:p>
-    <w:bookmarkEnd w:id="62"/>
-    <w:bookmarkStart w:id="64" w:name="statistical-test-of-normality"/>
+    <w:bookmarkEnd w:id="58"/>
+    <w:bookmarkStart w:id="60" w:name="statistical-test-of-normality"/>
     <w:p>
       <w:pPr>
         <w:pStyle w:val="Heading1"/>
@@ -1642,7 +1471,7 @@
         <w:t xml:space="preserve">Statistical Test of Normality</w:t>
       </w:r>
     </w:p>
-    <w:bookmarkStart w:id="63" w:name="shapiro-wilk-test"/>
+    <w:bookmarkStart w:id="59" w:name="shapiro-wilk-test"/>
     <w:p>
       <w:pPr>
         <w:pStyle w:val="Heading3"/>
@@ -1724,9 +1553,9 @@
         <w:t xml:space="preserve">W = 0.92754, p-value = 0.2228</w:t>
       </w:r>
     </w:p>
-    <w:bookmarkEnd w:id="63"/>
-    <w:bookmarkEnd w:id="64"/>
-    <w:bookmarkStart w:id="68" w:name="checking-for-outliers"/>
+    <w:bookmarkEnd w:id="59"/>
+    <w:bookmarkEnd w:id="60"/>
+    <w:bookmarkStart w:id="64" w:name="checking-for-outliers"/>
     <w:p>
       <w:pPr>
         <w:pStyle w:val="Heading1"/>
@@ -1759,9 +1588,30 @@
       </w:r>
       <w:r>
         <w:rPr>
+          <w:rStyle w:val="CommentTok"/>
+        </w:rPr>
+        <w:t xml:space="preserve"># Create a boxplot comparing the two lakes</w:t>
+      </w:r>
+      <w:r>
+        <w:br/>
+      </w:r>
+      <w:r>
+        <w:rPr>
           <w:rStyle w:val="NormalTok"/>
         </w:rPr>
-        <w:t xml:space="preserve">ps_df </w:t>
+        <w:t xml:space="preserve">shady_sunny_plot </w:t>
+      </w:r>
+      <w:r>
+        <w:rPr>
+          <w:rStyle w:val="OtherTok"/>
+        </w:rPr>
+        <w:t xml:space="preserve">&lt;-</w:t>
+      </w:r>
+      <w:r>
+        <w:rPr>
+          <w:rStyle w:val="NormalTok"/>
+        </w:rPr>
+        <w:t xml:space="preserve"> ps_df </w:t>
       </w:r>
       <w:r>
         <w:rPr>
@@ -1770,52 +1620,235 @@
         <w:t xml:space="preserve">%&gt;%</w:t>
       </w:r>
       <w:r>
+        <w:br/>
+      </w:r>
+      <w:r>
         <w:rPr>
           <w:rStyle w:val="NormalTok"/>
         </w:rPr>
+        <w:t xml:space="preserve">  </w:t>
+      </w:r>
+      <w:r>
+        <w:rPr>
+          <w:rStyle w:val="FunctionTok"/>
+        </w:rPr>
+        <w:t xml:space="preserve">ggplot</w:t>
+      </w:r>
+      <w:r>
+        <w:rPr>
+          <w:rStyle w:val="NormalTok"/>
+        </w:rPr>
+        <w:t xml:space="preserve">(</w:t>
+      </w:r>
+      <w:r>
+        <w:rPr>
+          <w:rStyle w:val="FunctionTok"/>
+        </w:rPr>
+        <w:t xml:space="preserve">aes</w:t>
+      </w:r>
+      <w:r>
+        <w:rPr>
+          <w:rStyle w:val="NormalTok"/>
+        </w:rPr>
+        <w:t xml:space="preserve">(</w:t>
+      </w:r>
+      <w:r>
+        <w:rPr>
+          <w:rStyle w:val="AttributeTok"/>
+        </w:rPr>
+        <w:t xml:space="preserve">x =</w:t>
+      </w:r>
+      <w:r>
+        <w:rPr>
+          <w:rStyle w:val="NormalTok"/>
+        </w:rPr>
+        <w:t xml:space="preserve"> side, </w:t>
+      </w:r>
+      <w:r>
+        <w:rPr>
+          <w:rStyle w:val="AttributeTok"/>
+        </w:rPr>
+        <w:t xml:space="preserve">y =</w:t>
+      </w:r>
+      <w:r>
+        <w:rPr>
+          <w:rStyle w:val="NormalTok"/>
+        </w:rPr>
+        <w:t xml:space="preserve"> length_mm, </w:t>
+      </w:r>
+      <w:r>
+        <w:rPr>
+          <w:rStyle w:val="AttributeTok"/>
+        </w:rPr>
+        <w:t xml:space="preserve">fill =</w:t>
+      </w:r>
+      <w:r>
+        <w:rPr>
+          <w:rStyle w:val="NormalTok"/>
+        </w:rPr>
+        <w:t xml:space="preserve"> side)) </w:t>
+      </w:r>
+      <w:r>
+        <w:rPr>
+          <w:rStyle w:val="SpecialCharTok"/>
+        </w:rPr>
+        <w:t xml:space="preserve">+</w:t>
+      </w:r>
+      <w:r>
+        <w:br/>
+      </w:r>
+      <w:r>
+        <w:rPr>
+          <w:rStyle w:val="NormalTok"/>
+        </w:rPr>
+        <w:t xml:space="preserve">  </w:t>
+      </w:r>
+      <w:r>
+        <w:rPr>
+          <w:rStyle w:val="FunctionTok"/>
+        </w:rPr>
+        <w:t xml:space="preserve">geom_boxplot</w:t>
+      </w:r>
+      <w:r>
+        <w:rPr>
+          <w:rStyle w:val="NormalTok"/>
+        </w:rPr>
+        <w:t xml:space="preserve">() </w:t>
+      </w:r>
+      <w:r>
+        <w:rPr>
+          <w:rStyle w:val="SpecialCharTok"/>
+        </w:rPr>
+        <w:t xml:space="preserve">+</w:t>
+      </w:r>
+      <w:r>
+        <w:br/>
+      </w:r>
+      <w:r>
+        <w:rPr>
+          <w:rStyle w:val="NormalTok"/>
+        </w:rPr>
+        <w:t xml:space="preserve">  </w:t>
+      </w:r>
+      <w:r>
+        <w:rPr>
+          <w:rStyle w:val="FunctionTok"/>
+        </w:rPr>
+        <w:t xml:space="preserve">labs</w:t>
+      </w:r>
+      <w:r>
+        <w:rPr>
+          <w:rStyle w:val="NormalTok"/>
+        </w:rPr>
+        <w:t xml:space="preserve">(</w:t>
+      </w:r>
+      <w:r>
+        <w:br/>
+      </w:r>
+      <w:r>
+        <w:rPr>
+          <w:rStyle w:val="NormalTok"/>
+        </w:rPr>
+        <w:t xml:space="preserve">       </w:t>
+      </w:r>
+      <w:r>
+        <w:rPr>
+          <w:rStyle w:val="AttributeTok"/>
+        </w:rPr>
+        <w:t xml:space="preserve">x =</w:t>
+      </w:r>
+      <w:r>
+        <w:rPr>
+          <w:rStyle w:val="NormalTok"/>
+        </w:rPr>
         <w:t xml:space="preserve"> </w:t>
       </w:r>
       <w:r>
         <w:rPr>
-          <w:rStyle w:val="FunctionTok"/>
-        </w:rPr>
-        <w:t xml:space="preserve">ggplot</w:t>
+          <w:rStyle w:val="StringTok"/>
+        </w:rPr>
+        <w:t xml:space="preserve">"side"</w:t>
       </w:r>
       <w:r>
         <w:rPr>
           <w:rStyle w:val="NormalTok"/>
         </w:rPr>
-        <w:t xml:space="preserve">(</w:t>
-      </w:r>
-      <w:r>
-        <w:rPr>
-          <w:rStyle w:val="FunctionTok"/>
-        </w:rPr>
-        <w:t xml:space="preserve">aes</w:t>
+        <w:t xml:space="preserve">,</w:t>
+      </w:r>
+      <w:r>
+        <w:br/>
       </w:r>
       <w:r>
         <w:rPr>
           <w:rStyle w:val="NormalTok"/>
         </w:rPr>
-        <w:t xml:space="preserve">(side, length_mm))</w:t>
-      </w:r>
-      <w:r>
-        <w:rPr>
-          <w:rStyle w:val="SpecialCharTok"/>
-        </w:rPr>
-        <w:t xml:space="preserve">+</w:t>
-      </w:r>
-      <w:r>
-        <w:rPr>
-          <w:rStyle w:val="FunctionTok"/>
-        </w:rPr>
-        <w:t xml:space="preserve">geom_boxplot</w:t>
+        <w:t xml:space="preserve">       </w:t>
+      </w:r>
+      <w:r>
+        <w:rPr>
+          <w:rStyle w:val="AttributeTok"/>
+        </w:rPr>
+        <w:t xml:space="preserve">y =</w:t>
       </w:r>
       <w:r>
         <w:rPr>
           <w:rStyle w:val="NormalTok"/>
         </w:rPr>
-        <w:t xml:space="preserve">()</w:t>
+        <w:t xml:space="preserve"> </w:t>
+      </w:r>
+      <w:r>
+        <w:rPr>
+          <w:rStyle w:val="StringTok"/>
+        </w:rPr>
+        <w:t xml:space="preserve">"Length (mm)"</w:t>
+      </w:r>
+      <w:r>
+        <w:rPr>
+          <w:rStyle w:val="NormalTok"/>
+        </w:rPr>
+        <w:t xml:space="preserve">,</w:t>
+      </w:r>
+      <w:r>
+        <w:br/>
+      </w:r>
+      <w:r>
+        <w:rPr>
+          <w:rStyle w:val="NormalTok"/>
+        </w:rPr>
+        <w:t xml:space="preserve">       </w:t>
+      </w:r>
+      <w:r>
+        <w:rPr>
+          <w:rStyle w:val="AttributeTok"/>
+        </w:rPr>
+        <w:t xml:space="preserve">fill =</w:t>
+      </w:r>
+      <w:r>
+        <w:rPr>
+          <w:rStyle w:val="NormalTok"/>
+        </w:rPr>
+        <w:t xml:space="preserve"> </w:t>
+      </w:r>
+      <w:r>
+        <w:rPr>
+          <w:rStyle w:val="StringTok"/>
+        </w:rPr>
+        <w:t xml:space="preserve">"side"</w:t>
+      </w:r>
+      <w:r>
+        <w:rPr>
+          <w:rStyle w:val="NormalTok"/>
+        </w:rPr>
+        <w:t xml:space="preserve">) </w:t>
+      </w:r>
+      <w:r>
+        <w:br/>
+      </w:r>
+      <w:r>
+        <w:rPr>
+          <w:rStyle w:val="NormalTok"/>
+        </w:rPr>
+        <w:t xml:space="preserve">shady_sunny_plot</w:t>
       </w:r>
     </w:p>
     <w:p>
@@ -1827,18 +1860,18 @@
           <wp:inline>
             <wp:extent cx="2743200" cy="2743200"/>
             <wp:effectExtent b="0" l="0" r="0" t="0"/>
-            <wp:docPr descr="" title="" id="66" name="Picture"/>
+            <wp:docPr descr="" title="" id="62" name="Picture"/>
             <a:graphic>
               <a:graphicData uri="http://schemas.openxmlformats.org/drawingml/2006/picture">
                 <pic:pic>
                   <pic:nvPicPr>
-                    <pic:cNvPr descr="05_01_lecture_powerpoint_files/figure-docx/unnamed-chunk-5-1.png" id="67" name="Picture"/>
+                    <pic:cNvPr descr="05_01_lecture_powerpoint_files/figure-docx/unnamed-chunk-5-1.png" id="63" name="Picture"/>
                     <pic:cNvPicPr>
                       <a:picLocks noChangeArrowheads="1" noChangeAspect="1"/>
                     </pic:cNvPicPr>
                   </pic:nvPicPr>
                   <pic:blipFill>
-                    <a:blip r:embed="rId65"/>
+                    <a:blip r:embed="rId61"/>
                     <a:stretch>
                       <a:fillRect/>
                     </a:stretch>
@@ -1865,8 +1898,8 @@
         </w:drawing>
       </w:r>
     </w:p>
-    <w:bookmarkEnd w:id="68"/>
-    <w:bookmarkStart w:id="72" w:name="practice-exercise-1-one-sample-t-test"/>
+    <w:bookmarkEnd w:id="64"/>
+    <w:bookmarkStart w:id="68" w:name="practice-exercise-1-one-sample-t-test"/>
     <w:p>
       <w:pPr>
         <w:pStyle w:val="Heading1"/>
@@ -1917,18 +1950,18 @@
                 <wp:inline>
                   <wp:extent cx="152400" cy="152400"/>
                   <wp:effectExtent b="0" l="0" r="0" t="0"/>
-                  <wp:docPr descr="" title="" id="70" name="Picture"/>
+                  <wp:docPr descr="" title="" id="66" name="Picture"/>
                   <a:graphic>
                     <a:graphicData uri="http://schemas.openxmlformats.org/drawingml/2006/picture">
                       <pic:pic>
                         <pic:nvPicPr>
-                          <pic:cNvPr descr="/Applications/RStudio.app/Contents/Resources/app/quarto/share/formats/docx/tip.png" id="71" name="Picture"/>
+                          <pic:cNvPr descr="/Applications/RStudio.app/Contents/Resources/app/quarto/share/formats/docx/tip.png" id="67" name="Picture"/>
                           <pic:cNvPicPr>
                             <a:picLocks noChangeArrowheads="1" noChangeAspect="1"/>
                           </pic:cNvPicPr>
                         </pic:nvPicPr>
                         <pic:blipFill>
-                          <a:blip r:embed="rId69"/>
+                          <a:blip r:embed="rId65"/>
                           <a:stretch>
                             <a:fillRect/>
                           </a:stretch>
@@ -1985,13 +2018,13 @@
               <w:spacing w:before="16"/>
             </w:pPr>
             <w:r>
-              <w:t xml:space="preserve">Let’s perform a one-sample t-test to determine if the mean fish length</w:t>
+              <w:t xml:space="preserve">Let’s perform a one-sample t-test to determine if the mean needle length</w:t>
             </w:r>
             <w:r>
               <w:t xml:space="preserve"> </w:t>
             </w:r>
             <w:r>
-              <w:t xml:space="preserve">in I3 Lake differs from 15 mm:</w:t>
+              <w:t xml:space="preserve">on the shady side differs from 15 mm:</w:t>
             </w:r>
           </w:p>
           <w:p>
@@ -2351,7 +2384,7 @@
               <w:pStyle w:val="Compact"/>
               <w:numPr>
                 <w:ilvl w:val="0"/>
-                <w:numId w:val="1017"/>
+                <w:numId w:val="1014"/>
               </w:numPr>
             </w:pPr>
             <w:r>
@@ -2363,7 +2396,7 @@
               <w:pStyle w:val="Compact"/>
               <w:numPr>
                 <w:ilvl w:val="0"/>
-                <w:numId w:val="1017"/>
+                <w:numId w:val="1014"/>
               </w:numPr>
             </w:pPr>
             <w:r>
@@ -2375,7 +2408,7 @@
               <w:pStyle w:val="Compact"/>
               <w:numPr>
                 <w:ilvl w:val="0"/>
-                <w:numId w:val="1017"/>
+                <w:numId w:val="1014"/>
               </w:numPr>
             </w:pPr>
             <w:r>
@@ -2387,7 +2420,7 @@
               <w:pStyle w:val="Compact"/>
               <w:numPr>
                 <w:ilvl w:val="0"/>
-                <w:numId w:val="1017"/>
+                <w:numId w:val="1014"/>
               </w:numPr>
             </w:pPr>
             <w:r>
@@ -2399,24 +2432,18 @@
               <w:pStyle w:val="Compact"/>
               <w:numPr>
                 <w:ilvl w:val="0"/>
-                <w:numId w:val="1017"/>
+                <w:numId w:val="1014"/>
               </w:numPr>
             </w:pPr>
             <w:r>
-              <w:t xml:space="preserve">What is the practical interpretation of this result for fish</w:t>
-            </w:r>
-            <w:r>
-              <w:t xml:space="preserve"> </w:t>
-            </w:r>
-            <w:r>
-              <w:t xml:space="preserve">biologists?</w:t>
+              <w:t xml:space="preserve">What is the practical interpretation of this result for botanists?</w:t>
             </w:r>
           </w:p>
         </w:tc>
       </w:tr>
     </w:tbl>
-    <w:bookmarkEnd w:id="72"/>
-    <w:bookmarkStart w:id="76" w:name="lecture-5-hypothesis-testing-framework"/>
+    <w:bookmarkEnd w:id="68"/>
+    <w:bookmarkStart w:id="72" w:name="lecture-5-hypothesis-testing-framework"/>
     <w:p>
       <w:pPr>
         <w:pStyle w:val="Heading1"/>
@@ -2466,7 +2493,7 @@
         <w:pStyle w:val="Compact"/>
         <w:numPr>
           <w:ilvl w:val="0"/>
-          <w:numId w:val="1018"/>
+          <w:numId w:val="1015"/>
         </w:numPr>
       </w:pPr>
       <w:r>
@@ -2509,7 +2536,7 @@
         <w:pStyle w:val="Compact"/>
         <w:numPr>
           <w:ilvl w:val="0"/>
-          <w:numId w:val="1018"/>
+          <w:numId w:val="1015"/>
         </w:numPr>
       </w:pPr>
       <w:r>
@@ -2528,7 +2555,7 @@
         <w:pStyle w:val="Compact"/>
         <w:numPr>
           <w:ilvl w:val="0"/>
-          <w:numId w:val="1018"/>
+          <w:numId w:val="1015"/>
         </w:numPr>
       </w:pPr>
       <w:r>
@@ -2547,7 +2574,7 @@
         <w:pStyle w:val="Compact"/>
         <w:numPr>
           <w:ilvl w:val="0"/>
-          <w:numId w:val="1018"/>
+          <w:numId w:val="1015"/>
         </w:numPr>
       </w:pPr>
       <w:r>
@@ -2572,7 +2599,7 @@
         <w:pStyle w:val="Compact"/>
         <w:numPr>
           <w:ilvl w:val="0"/>
-          <w:numId w:val="1018"/>
+          <w:numId w:val="1015"/>
         </w:numPr>
       </w:pPr>
       <w:r>
@@ -2611,6 +2638,245 @@
       </w:r>
       <w:r>
         <w:t xml:space="preserve">0.05</w:t>
+      </w:r>
+    </w:p>
+    <w:p>
+      <w:pPr>
+        <w:pStyle w:val="BodyText"/>
+      </w:pPr>
+      <w:r>
+        <w:drawing>
+          <wp:inline>
+            <wp:extent cx="4572000" cy="4572000"/>
+            <wp:effectExtent b="0" l="0" r="0" t="0"/>
+            <wp:docPr descr="" title="" id="70" name="Picture"/>
+            <a:graphic>
+              <a:graphicData uri="http://schemas.openxmlformats.org/drawingml/2006/picture">
+                <pic:pic>
+                  <pic:nvPicPr>
+                    <pic:cNvPr descr="05_01_lecture_powerpoint_files/figure-docx/unnamed-chunk-7-1.png" id="71" name="Picture"/>
+                    <pic:cNvPicPr>
+                      <a:picLocks noChangeArrowheads="1" noChangeAspect="1"/>
+                    </pic:cNvPicPr>
+                  </pic:nvPicPr>
+                  <pic:blipFill>
+                    <a:blip r:embed="rId69"/>
+                    <a:stretch>
+                      <a:fillRect/>
+                    </a:stretch>
+                  </pic:blipFill>
+                  <pic:spPr bwMode="auto">
+                    <a:xfrm>
+                      <a:off x="0" y="0"/>
+                      <a:ext cx="4572000" cy="4572000"/>
+                    </a:xfrm>
+                    <a:prstGeom prst="rect">
+                      <a:avLst/>
+                    </a:prstGeom>
+                    <a:noFill/>
+                    <a:ln w="9525">
+                      <a:noFill/>
+                      <a:headEnd/>
+                      <a:tailEnd/>
+                    </a:ln>
+                  </pic:spPr>
+                </pic:pic>
+              </a:graphicData>
+            </a:graphic>
+          </wp:inline>
+        </w:drawing>
+      </w:r>
+    </w:p>
+    <w:bookmarkEnd w:id="72"/>
+    <w:bookmarkStart w:id="76" w:name="lecture-5-hypothesis-testing"/>
+    <w:p>
+      <w:pPr>
+        <w:pStyle w:val="Heading1"/>
+      </w:pPr>
+      <w:r>
+        <w:rPr>
+          <w:b/>
+          <w:bCs/>
+        </w:rPr>
+        <w:t xml:space="preserve">Lecture 5:</w:t>
+      </w:r>
+      <w:r>
+        <w:t xml:space="preserve"> </w:t>
+      </w:r>
+      <w:r>
+        <w:t xml:space="preserve">Hypothesis Testing</w:t>
+      </w:r>
+    </w:p>
+    <w:p>
+      <w:pPr>
+        <w:pStyle w:val="FirstParagraph"/>
+      </w:pPr>
+      <w:r>
+        <w:t xml:space="preserve">Hypothesis testing is a systematic way to evaluate research questions</w:t>
+      </w:r>
+      <w:r>
+        <w:t xml:space="preserve"> </w:t>
+      </w:r>
+      <w:r>
+        <w:t xml:space="preserve">using data.</w:t>
+      </w:r>
+    </w:p>
+    <w:p>
+      <w:pPr>
+        <w:pStyle w:val="BodyText"/>
+      </w:pPr>
+      <w:r>
+        <w:rPr>
+          <w:b/>
+          <w:bCs/>
+        </w:rPr>
+        <w:t xml:space="preserve">Key components:</w:t>
+      </w:r>
+    </w:p>
+    <w:p>
+      <w:pPr>
+        <w:pStyle w:val="Compact"/>
+        <w:numPr>
+          <w:ilvl w:val="0"/>
+          <w:numId w:val="1016"/>
+        </w:numPr>
+      </w:pPr>
+      <w:r>
+        <w:rPr>
+          <w:b/>
+          <w:bCs/>
+        </w:rPr>
+        <w:t xml:space="preserve">Null hypothesis (H₀)</w:t>
+      </w:r>
+      <w:r>
+        <w:t xml:space="preserve">: Typically assumes</w:t>
+      </w:r>
+      <w:r>
+        <w:t xml:space="preserve"> </w:t>
+      </w:r>
+      <w:r>
+        <w:t xml:space="preserve">“no effect”</w:t>
+      </w:r>
+      <w:r>
+        <w:t xml:space="preserve"> </w:t>
+      </w:r>
+      <w:r>
+        <w:t xml:space="preserve">or</w:t>
+      </w:r>
+      <w:r>
+        <w:t xml:space="preserve"> </w:t>
+      </w:r>
+      <w:r>
+        <w:t xml:space="preserve">“no</w:t>
+      </w:r>
+      <w:r>
+        <w:t xml:space="preserve"> </w:t>
+      </w:r>
+      <w:r>
+        <w:t xml:space="preserve">difference”</w:t>
+      </w:r>
+    </w:p>
+    <w:p>
+      <w:pPr>
+        <w:pStyle w:val="Compact"/>
+        <w:numPr>
+          <w:ilvl w:val="0"/>
+          <w:numId w:val="1016"/>
+        </w:numPr>
+      </w:pPr>
+      <w:r>
+        <w:rPr>
+          <w:b/>
+          <w:bCs/>
+        </w:rPr>
+        <w:t xml:space="preserve">Alternative hypothesis (Hₐ)</w:t>
+      </w:r>
+      <w:r>
+        <w:t xml:space="preserve">: The claim we’re trying to support</w:t>
+      </w:r>
+    </w:p>
+    <w:p>
+      <w:pPr>
+        <w:pStyle w:val="Compact"/>
+        <w:numPr>
+          <w:ilvl w:val="0"/>
+          <w:numId w:val="1016"/>
+        </w:numPr>
+      </w:pPr>
+      <w:r>
+        <w:rPr>
+          <w:b/>
+          <w:bCs/>
+        </w:rPr>
+        <w:t xml:space="preserve">Statistical test</w:t>
+      </w:r>
+      <w:r>
+        <w:t xml:space="preserve">: Method for evaluating evidence against H₀</w:t>
+      </w:r>
+    </w:p>
+    <w:p>
+      <w:pPr>
+        <w:pStyle w:val="Compact"/>
+        <w:numPr>
+          <w:ilvl w:val="0"/>
+          <w:numId w:val="1016"/>
+        </w:numPr>
+      </w:pPr>
+      <w:r>
+        <w:rPr>
+          <w:b/>
+          <w:bCs/>
+        </w:rPr>
+        <w:t xml:space="preserve">P-value</w:t>
+      </w:r>
+      <w:r>
+        <w:t xml:space="preserve">: Probability of observing our results (or more extreme)</w:t>
+      </w:r>
+      <w:r>
+        <w:t xml:space="preserve"> </w:t>
+      </w:r>
+      <w:r>
+        <w:t xml:space="preserve">if H₀ is true</w:t>
+      </w:r>
+    </w:p>
+    <w:p>
+      <w:pPr>
+        <w:pStyle w:val="Compact"/>
+        <w:numPr>
+          <w:ilvl w:val="0"/>
+          <w:numId w:val="1016"/>
+        </w:numPr>
+      </w:pPr>
+      <w:r>
+        <w:rPr>
+          <w:b/>
+          <w:bCs/>
+        </w:rPr>
+        <w:t xml:space="preserve">Significance level (α)</w:t>
+      </w:r>
+      <w:r>
+        <w:t xml:space="preserve">: Threshold for rejecting H₀, typically</w:t>
+      </w:r>
+      <w:r>
+        <w:t xml:space="preserve"> </w:t>
+      </w:r>
+      <w:r>
+        <w:t xml:space="preserve">0.05</w:t>
+      </w:r>
+    </w:p>
+    <w:p>
+      <w:pPr>
+        <w:pStyle w:val="FirstParagraph"/>
+      </w:pPr>
+      <w:r>
+        <w:rPr>
+          <w:b/>
+          <w:bCs/>
+        </w:rPr>
+        <w:t xml:space="preserve">Decision rule</w:t>
+      </w:r>
+      <w:r>
+        <w:t xml:space="preserve">: Reject H₀ if p-value &lt; α</w:t>
       </w:r>
     </w:p>
     <w:p>
@@ -2627,7 +2893,7 @@
               <a:graphicData uri="http://schemas.openxmlformats.org/drawingml/2006/picture">
                 <pic:pic>
                   <pic:nvPicPr>
-                    <pic:cNvPr descr="05_01_lecture_powerpoint_files/figure-docx/unnamed-chunk-7-1.png" id="75" name="Picture"/>
+                    <pic:cNvPr descr="05_01_lecture_powerpoint_files/figure-docx/unnamed-chunk-8-1.png" id="75" name="Picture"/>
                     <pic:cNvPicPr>
                       <a:picLocks noChangeArrowheads="1" noChangeAspect="1"/>
                     </pic:cNvPicPr>
@@ -2661,394 +2927,168 @@
       </w:r>
     </w:p>
     <w:bookmarkEnd w:id="76"/>
-    <w:bookmarkStart w:id="80" w:name="lecture-5-hypothesis-testing"/>
+    <w:bookmarkStart w:id="77" w:name="X372b87408d75407e0a3ae520c04a90017d9c40a"/>
     <w:p>
       <w:pPr>
         <w:pStyle w:val="Heading1"/>
+      </w:pPr>
+      <w:r>
+        <w:t xml:space="preserve">Lecture 5: Interpreting One-Sample T-Test Results</w:t>
+      </w:r>
+    </w:p>
+    <w:p>
+      <w:pPr>
+        <w:pStyle w:val="FirstParagraph"/>
       </w:pPr>
       <w:r>
         <w:rPr>
           <w:b/>
           <w:bCs/>
         </w:rPr>
-        <w:t xml:space="preserve">Lecture 5:</w:t>
-      </w:r>
-      <w:r>
-        <w:t xml:space="preserve"> </w:t>
-      </w:r>
-      <w:r>
-        <w:t xml:space="preserve">Hypothesis Testing</w:t>
+        <w:t xml:space="preserve">Activity: Interpret the t-test results</w:t>
+      </w:r>
+    </w:p>
+    <w:p>
+      <w:pPr>
+        <w:pStyle w:val="Compact"/>
+        <w:numPr>
+          <w:ilvl w:val="0"/>
+          <w:numId w:val="1017"/>
+        </w:numPr>
+      </w:pPr>
+      <w:r>
+        <w:t xml:space="preserve">What does the p-value tell us?</w:t>
+      </w:r>
+    </w:p>
+    <w:p>
+      <w:pPr>
+        <w:pStyle w:val="Compact"/>
+        <w:numPr>
+          <w:ilvl w:val="0"/>
+          <w:numId w:val="1017"/>
+        </w:numPr>
+      </w:pPr>
+      <w:r>
+        <w:t xml:space="preserve">Should we reject or fail to reject the null hypothesis?</w:t>
       </w:r>
     </w:p>
     <w:p>
       <w:pPr>
         <w:pStyle w:val="FirstParagraph"/>
-      </w:pPr>
-      <w:r>
-        <w:t xml:space="preserve">Hypothesis testing is a systematic way to evaluate research questions</w:t>
-      </w:r>
-      <w:r>
-        <w:t xml:space="preserve"> </w:t>
-      </w:r>
-      <w:r>
-        <w:t xml:space="preserve">using data.</w:t>
-      </w:r>
-    </w:p>
-    <w:p>
-      <w:pPr>
-        <w:pStyle w:val="BodyText"/>
       </w:pPr>
       <w:r>
         <w:rPr>
           <w:b/>
           <w:bCs/>
         </w:rPr>
-        <w:t xml:space="preserve">Key components:</w:t>
-      </w:r>
-    </w:p>
-    <w:p>
-      <w:pPr>
+        <w:t xml:space="preserve">How to report this result in a scientific paper:</w:t>
+      </w:r>
+    </w:p>
+    <w:p>
+      <w:pPr>
+        <w:pStyle w:val="BodyText"/>
+      </w:pPr>
+      <w:r>
+        <w:t xml:space="preserve">“A one-sample t-test at α=0.05 showed that the mean needle length (…</w:t>
+      </w:r>
+      <w:r>
+        <w:t xml:space="preserve"> </w:t>
+      </w:r>
+      <w:r>
+        <w:t xml:space="preserve">mm, SD = …) [was/was not] significantly different from the expected</w:t>
+      </w:r>
+      <w:r>
+        <w:t xml:space="preserve"> </w:t>
+      </w:r>
+      <w:r>
+        <w:t xml:space="preserve">15 mm, t(…) = …, p = …”</w:t>
+      </w:r>
+    </w:p>
+    <w:bookmarkEnd w:id="77"/>
+    <w:bookmarkStart w:id="81" w:name="X0b102983183a9a98684baf074efd5156d84eae0"/>
+    <w:p>
+      <w:pPr>
+        <w:pStyle w:val="Heading1"/>
+      </w:pPr>
+      <w:r>
+        <w:rPr>
+          <w:b/>
+          <w:bCs/>
+        </w:rPr>
+        <w:t xml:space="preserve">Lecture 5:</w:t>
+      </w:r>
+      <w:r>
+        <w:t xml:space="preserve"> </w:t>
+      </w:r>
+      <w:r>
+        <w:t xml:space="preserve">Two Sample T-Tests Introduction</w:t>
+      </w:r>
+    </w:p>
+    <w:p>
+      <w:pPr>
+        <w:pStyle w:val="FirstParagraph"/>
+      </w:pPr>
+      <w:r>
+        <w:t xml:space="preserve">For example</w:t>
+      </w:r>
+    </w:p>
+    <w:p>
+      <w:pPr>
+        <w:pStyle w:val="Compact"/>
         <w:numPr>
           <w:ilvl w:val="0"/>
-          <w:numId w:val="1019"/>
+          <w:numId w:val="1018"/>
         </w:numPr>
       </w:pPr>
       <w:r>
-        <w:rPr>
-          <w:b/>
-          <w:bCs/>
-        </w:rPr>
-        <w:t xml:space="preserve">Null hypothesis (H₀)</w:t>
-      </w:r>
-      <w:r>
-        <w:t xml:space="preserve">: Typically assumes</w:t>
-      </w:r>
-      <w:r>
-        <w:t xml:space="preserve"> </w:t>
-      </w:r>
-      <w:r>
-        <w:t xml:space="preserve">“no effect”</w:t>
-      </w:r>
-      <w:r>
-        <w:t xml:space="preserve"> </w:t>
-      </w:r>
-      <w:r>
-        <w:t xml:space="preserve">or</w:t>
-      </w:r>
-      <w:r>
-        <w:t xml:space="preserve"> </w:t>
-      </w:r>
-      <w:r>
-        <w:t xml:space="preserve">“no</w:t>
-      </w:r>
-      <w:r>
-        <w:t xml:space="preserve"> </w:t>
-      </w:r>
-      <w:r>
-        <w:t xml:space="preserve">difference”</w:t>
-      </w:r>
-    </w:p>
-    <w:p>
-      <w:pPr>
+        <w:t xml:space="preserve">what is probability that population X is the same as population Y?</w:t>
+      </w:r>
+    </w:p>
+    <w:p>
+      <w:pPr>
+        <w:pStyle w:val="Compact"/>
         <w:numPr>
           <w:ilvl w:val="0"/>
-          <w:numId w:val="1019"/>
+          <w:numId w:val="1018"/>
         </w:numPr>
       </w:pPr>
       <w:r>
-        <w:rPr>
-          <w:b/>
-          <w:bCs/>
-        </w:rPr>
-        <w:t xml:space="preserve">Alternative hypothesis (Hₐ)</w:t>
-      </w:r>
-      <w:r>
-        <w:t xml:space="preserve">: The claim we’re trying to support</w:t>
-      </w:r>
-    </w:p>
-    <w:p>
-      <w:pPr>
+        <w:t xml:space="preserve">How would you assess this question using what we learned?</w:t>
+      </w:r>
+    </w:p>
+    <w:p>
+      <w:pPr>
+        <w:pStyle w:val="Compact"/>
         <w:numPr>
           <w:ilvl w:val="0"/>
-          <w:numId w:val="1019"/>
+          <w:numId w:val="1018"/>
         </w:numPr>
       </w:pPr>
       <w:r>
-        <w:rPr>
-          <w:b/>
-          <w:bCs/>
-        </w:rPr>
-        <w:t xml:space="preserve">Statistical test</w:t>
-      </w:r>
-      <w:r>
-        <w:t xml:space="preserve">: Method for evaluating evidence against H₀</w:t>
-      </w:r>
-    </w:p>
-    <w:p>
-      <w:pPr>
-        <w:numPr>
-          <w:ilvl w:val="0"/>
-          <w:numId w:val="1019"/>
-        </w:numPr>
-      </w:pPr>
-      <w:r>
-        <w:rPr>
-          <w:b/>
-          <w:bCs/>
-        </w:rPr>
-        <w:t xml:space="preserve">P-value</w:t>
-      </w:r>
-      <w:r>
-        <w:t xml:space="preserve">: Probability of observing our results (or more extreme)</w:t>
-      </w:r>
-      <w:r>
-        <w:t xml:space="preserve"> </w:t>
-      </w:r>
-      <w:r>
-        <w:t xml:space="preserve">if H₀ is true</w:t>
-      </w:r>
-    </w:p>
-    <w:p>
-      <w:pPr>
-        <w:numPr>
-          <w:ilvl w:val="0"/>
-          <w:numId w:val="1019"/>
-        </w:numPr>
-      </w:pPr>
-      <w:r>
-        <w:rPr>
-          <w:b/>
-          <w:bCs/>
-        </w:rPr>
-        <w:t xml:space="preserve">Significance level (α)</w:t>
-      </w:r>
-      <w:r>
-        <w:t xml:space="preserve">: Threshold for rejecting H₀, typically</w:t>
-      </w:r>
-      <w:r>
-        <w:t xml:space="preserve"> </w:t>
-      </w:r>
-      <w:r>
-        <w:t xml:space="preserve">0.05</w:t>
+        <w:t xml:space="preserve">This is what we will do with the needle length again…</w:t>
       </w:r>
     </w:p>
     <w:p>
       <w:pPr>
         <w:pStyle w:val="FirstParagraph"/>
-      </w:pPr>
-      <w:r>
-        <w:rPr>
-          <w:b/>
-          <w:bCs/>
-        </w:rPr>
-        <w:t xml:space="preserve">Decision rule</w:t>
-      </w:r>
-      <w:r>
-        <w:t xml:space="preserve">: Reject H₀ if p-value &lt; α</w:t>
-      </w:r>
-    </w:p>
-    <w:p>
-      <w:pPr>
-        <w:pStyle w:val="BodyText"/>
       </w:pPr>
       <w:r>
         <w:drawing>
           <wp:inline>
-            <wp:extent cx="4572000" cy="4572000"/>
+            <wp:extent cx="1943100" cy="1943100"/>
             <wp:effectExtent b="0" l="0" r="0" t="0"/>
-            <wp:docPr descr="" title="" id="78" name="Picture"/>
+            <wp:docPr descr="" title="" id="79" name="Picture"/>
             <a:graphic>
               <a:graphicData uri="http://schemas.openxmlformats.org/drawingml/2006/picture">
                 <pic:pic>
                   <pic:nvPicPr>
-                    <pic:cNvPr descr="05_01_lecture_powerpoint_files/figure-docx/unnamed-chunk-8-1.png" id="79" name="Picture"/>
+                    <pic:cNvPr descr="images/two_branches.jpg" id="80" name="Picture"/>
                     <pic:cNvPicPr>
                       <a:picLocks noChangeArrowheads="1" noChangeAspect="1"/>
                     </pic:cNvPicPr>
                   </pic:nvPicPr>
                   <pic:blipFill>
-                    <a:blip r:embed="rId77"/>
-                    <a:stretch>
-                      <a:fillRect/>
-                    </a:stretch>
-                  </pic:blipFill>
-                  <pic:spPr bwMode="auto">
-                    <a:xfrm>
-                      <a:off x="0" y="0"/>
-                      <a:ext cx="4572000" cy="4572000"/>
-                    </a:xfrm>
-                    <a:prstGeom prst="rect">
-                      <a:avLst/>
-                    </a:prstGeom>
-                    <a:noFill/>
-                    <a:ln w="9525">
-                      <a:noFill/>
-                      <a:headEnd/>
-                      <a:tailEnd/>
-                    </a:ln>
-                  </pic:spPr>
-                </pic:pic>
-              </a:graphicData>
-            </a:graphic>
-          </wp:inline>
-        </w:drawing>
-      </w:r>
-    </w:p>
-    <w:bookmarkEnd w:id="80"/>
-    <w:bookmarkStart w:id="81" w:name="X372b87408d75407e0a3ae520c04a90017d9c40a"/>
-    <w:p>
-      <w:pPr>
-        <w:pStyle w:val="Heading1"/>
-      </w:pPr>
-      <w:r>
-        <w:t xml:space="preserve">Lecture 5: Interpreting One-Sample T-Test Results</w:t>
-      </w:r>
-    </w:p>
-    <w:p>
-      <w:pPr>
-        <w:pStyle w:val="FirstParagraph"/>
-      </w:pPr>
-      <w:r>
-        <w:rPr>
-          <w:b/>
-          <w:bCs/>
-        </w:rPr>
-        <w:t xml:space="preserve">Activity: Interpret the t-test results</w:t>
-      </w:r>
-    </w:p>
-    <w:p>
-      <w:pPr>
-        <w:pStyle w:val="Compact"/>
-        <w:numPr>
-          <w:ilvl w:val="0"/>
-          <w:numId w:val="1020"/>
-        </w:numPr>
-      </w:pPr>
-      <w:r>
-        <w:t xml:space="preserve">What does the p-value tell us?</w:t>
-      </w:r>
-    </w:p>
-    <w:p>
-      <w:pPr>
-        <w:pStyle w:val="Compact"/>
-        <w:numPr>
-          <w:ilvl w:val="0"/>
-          <w:numId w:val="1020"/>
-        </w:numPr>
-      </w:pPr>
-      <w:r>
-        <w:t xml:space="preserve">Should we reject or fail to reject the null hypothesis?</w:t>
-      </w:r>
-    </w:p>
-    <w:p>
-      <w:pPr>
-        <w:pStyle w:val="FirstParagraph"/>
-      </w:pPr>
-      <w:r>
-        <w:rPr>
-          <w:b/>
-          <w:bCs/>
-        </w:rPr>
-        <w:t xml:space="preserve">How to report this result in a scientific paper:</w:t>
-      </w:r>
-    </w:p>
-    <w:p>
-      <w:pPr>
-        <w:pStyle w:val="BodyText"/>
-      </w:pPr>
-      <w:r>
-        <w:t xml:space="preserve">“A one-sample t-test at α=0.05 showed that the mean needle length (…</w:t>
-      </w:r>
-      <w:r>
-        <w:t xml:space="preserve"> </w:t>
-      </w:r>
-      <w:r>
-        <w:t xml:space="preserve">mm, SD = …) [was/was not] significantly different from the expected</w:t>
-      </w:r>
-      <w:r>
-        <w:t xml:space="preserve"> </w:t>
-      </w:r>
-      <w:r>
-        <w:t xml:space="preserve">15 mm, t(…) = …, p = …”</w:t>
-      </w:r>
-    </w:p>
-    <w:bookmarkEnd w:id="81"/>
-    <w:bookmarkStart w:id="85" w:name="X0b102983183a9a98684baf074efd5156d84eae0"/>
-    <w:p>
-      <w:pPr>
-        <w:pStyle w:val="Heading1"/>
-      </w:pPr>
-      <w:r>
-        <w:rPr>
-          <w:b/>
-          <w:bCs/>
-        </w:rPr>
-        <w:t xml:space="preserve">Lecture 5:</w:t>
-      </w:r>
-      <w:r>
-        <w:t xml:space="preserve"> </w:t>
-      </w:r>
-      <w:r>
-        <w:t xml:space="preserve">Two Sample T-Tests Introduction</w:t>
-      </w:r>
-    </w:p>
-    <w:p>
-      <w:pPr>
-        <w:pStyle w:val="FirstParagraph"/>
-      </w:pPr>
-      <w:r>
-        <w:t xml:space="preserve">For example</w:t>
-      </w:r>
-    </w:p>
-    <w:p>
-      <w:pPr>
-        <w:pStyle w:val="Compact"/>
-        <w:numPr>
-          <w:ilvl w:val="0"/>
-          <w:numId w:val="1021"/>
-        </w:numPr>
-      </w:pPr>
-      <w:r>
-        <w:t xml:space="preserve">what is probability that population X is the same as population Y?</w:t>
-      </w:r>
-    </w:p>
-    <w:p>
-      <w:pPr>
-        <w:pStyle w:val="FirstParagraph"/>
-      </w:pPr>
-      <w:r>
-        <w:t xml:space="preserve">How would you assess this question using what we learned?</w:t>
-      </w:r>
-    </w:p>
-    <w:p>
-      <w:pPr>
-        <w:pStyle w:val="BodyText"/>
-      </w:pPr>
-      <w:r>
-        <w:t xml:space="preserve">This is what we will do with the fish length again…</w:t>
-      </w:r>
-    </w:p>
-    <w:p>
-      <w:pPr>
-        <w:pStyle w:val="BodyText"/>
-      </w:pPr>
-      <w:r>
-        <w:drawing>
-          <wp:inline>
-            <wp:extent cx="1943100" cy="1943100"/>
-            <wp:effectExtent b="0" l="0" r="0" t="0"/>
-            <wp:docPr descr="" title="" id="83" name="Picture"/>
-            <a:graphic>
-              <a:graphicData uri="http://schemas.openxmlformats.org/drawingml/2006/picture">
-                <pic:pic>
-                  <pic:nvPicPr>
-                    <pic:cNvPr descr="images/two_branches.jpg" id="84" name="Picture"/>
-                    <pic:cNvPicPr>
-                      <a:picLocks noChangeArrowheads="1" noChangeAspect="1"/>
-                    </pic:cNvPicPr>
-                  </pic:nvPicPr>
-                  <pic:blipFill>
-                    <a:blip r:embed="rId82"/>
+                    <a:blip r:embed="rId78"/>
                     <a:stretch>
                       <a:fillRect/>
                     </a:stretch>
@@ -3074,15 +3114,9 @@
           </wp:inline>
         </w:drawing>
       </w:r>
-      <w:r>
-        <w:t xml:space="preserve"> </w:t>
-      </w:r>
-      <w:r>
-        <w:t xml:space="preserve">xxx</w:t>
-      </w:r>
-    </w:p>
-    <w:bookmarkEnd w:id="85"/>
-    <w:bookmarkStart w:id="89" w:name="lecture-5-comparing-two-samples"/>
+    </w:p>
+    <w:bookmarkEnd w:id="81"/>
+    <w:bookmarkStart w:id="85" w:name="lecture-5-comparing-two-samples"/>
     <w:p>
       <w:pPr>
         <w:pStyle w:val="Heading1"/>
@@ -3114,7 +3148,7 @@
         <w:pStyle w:val="Compact"/>
         <w:numPr>
           <w:ilvl w:val="0"/>
-          <w:numId w:val="1022"/>
+          <w:numId w:val="1019"/>
         </w:numPr>
       </w:pPr>
       <w:r>
@@ -3133,279 +3167,6 @@
       <w:pPr>
         <w:pStyle w:val="SourceCode"/>
       </w:pPr>
-      <w:r>
-        <w:rPr>
-          <w:rStyle w:val="CommentTok"/>
-        </w:rPr>
-        <w:t xml:space="preserve"># Now create a boxplot to visualize the difference in fish lengths between these lakes:</w:t>
-      </w:r>
-      <w:r>
-        <w:br/>
-      </w:r>
-      <w:r>
-        <w:br/>
-      </w:r>
-      <w:r>
-        <w:br/>
-      </w:r>
-      <w:r>
-        <w:rPr>
-          <w:rStyle w:val="CommentTok"/>
-        </w:rPr>
-        <w:t xml:space="preserve"># Create a boxplot comparing the two lakes</w:t>
-      </w:r>
-      <w:r>
-        <w:br/>
-      </w:r>
-      <w:r>
-        <w:rPr>
-          <w:rStyle w:val="NormalTok"/>
-        </w:rPr>
-        <w:t xml:space="preserve">shady_sunny_plot </w:t>
-      </w:r>
-      <w:r>
-        <w:rPr>
-          <w:rStyle w:val="OtherTok"/>
-        </w:rPr>
-        <w:t xml:space="preserve">&lt;-</w:t>
-      </w:r>
-      <w:r>
-        <w:rPr>
-          <w:rStyle w:val="NormalTok"/>
-        </w:rPr>
-        <w:t xml:space="preserve"> ps_df </w:t>
-      </w:r>
-      <w:r>
-        <w:rPr>
-          <w:rStyle w:val="SpecialCharTok"/>
-        </w:rPr>
-        <w:t xml:space="preserve">%&gt;%</w:t>
-      </w:r>
-      <w:r>
-        <w:br/>
-      </w:r>
-      <w:r>
-        <w:rPr>
-          <w:rStyle w:val="NormalTok"/>
-        </w:rPr>
-        <w:t xml:space="preserve">  </w:t>
-      </w:r>
-      <w:r>
-        <w:rPr>
-          <w:rStyle w:val="FunctionTok"/>
-        </w:rPr>
-        <w:t xml:space="preserve">ggplot</w:t>
-      </w:r>
-      <w:r>
-        <w:rPr>
-          <w:rStyle w:val="NormalTok"/>
-        </w:rPr>
-        <w:t xml:space="preserve">(</w:t>
-      </w:r>
-      <w:r>
-        <w:rPr>
-          <w:rStyle w:val="FunctionTok"/>
-        </w:rPr>
-        <w:t xml:space="preserve">aes</w:t>
-      </w:r>
-      <w:r>
-        <w:rPr>
-          <w:rStyle w:val="NormalTok"/>
-        </w:rPr>
-        <w:t xml:space="preserve">(</w:t>
-      </w:r>
-      <w:r>
-        <w:rPr>
-          <w:rStyle w:val="AttributeTok"/>
-        </w:rPr>
-        <w:t xml:space="preserve">x =</w:t>
-      </w:r>
-      <w:r>
-        <w:rPr>
-          <w:rStyle w:val="NormalTok"/>
-        </w:rPr>
-        <w:t xml:space="preserve"> side, </w:t>
-      </w:r>
-      <w:r>
-        <w:rPr>
-          <w:rStyle w:val="AttributeTok"/>
-        </w:rPr>
-        <w:t xml:space="preserve">y =</w:t>
-      </w:r>
-      <w:r>
-        <w:rPr>
-          <w:rStyle w:val="NormalTok"/>
-        </w:rPr>
-        <w:t xml:space="preserve"> length_mm, </w:t>
-      </w:r>
-      <w:r>
-        <w:rPr>
-          <w:rStyle w:val="AttributeTok"/>
-        </w:rPr>
-        <w:t xml:space="preserve">fill =</w:t>
-      </w:r>
-      <w:r>
-        <w:rPr>
-          <w:rStyle w:val="NormalTok"/>
-        </w:rPr>
-        <w:t xml:space="preserve"> side)) </w:t>
-      </w:r>
-      <w:r>
-        <w:rPr>
-          <w:rStyle w:val="SpecialCharTok"/>
-        </w:rPr>
-        <w:t xml:space="preserve">+</w:t>
-      </w:r>
-      <w:r>
-        <w:br/>
-      </w:r>
-      <w:r>
-        <w:rPr>
-          <w:rStyle w:val="NormalTok"/>
-        </w:rPr>
-        <w:t xml:space="preserve">  </w:t>
-      </w:r>
-      <w:r>
-        <w:rPr>
-          <w:rStyle w:val="FunctionTok"/>
-        </w:rPr>
-        <w:t xml:space="preserve">geom_boxplot</w:t>
-      </w:r>
-      <w:r>
-        <w:rPr>
-          <w:rStyle w:val="NormalTok"/>
-        </w:rPr>
-        <w:t xml:space="preserve">() </w:t>
-      </w:r>
-      <w:r>
-        <w:rPr>
-          <w:rStyle w:val="SpecialCharTok"/>
-        </w:rPr>
-        <w:t xml:space="preserve">+</w:t>
-      </w:r>
-      <w:r>
-        <w:br/>
-      </w:r>
-      <w:r>
-        <w:rPr>
-          <w:rStyle w:val="NormalTok"/>
-        </w:rPr>
-        <w:t xml:space="preserve">  </w:t>
-      </w:r>
-      <w:r>
-        <w:rPr>
-          <w:rStyle w:val="FunctionTok"/>
-        </w:rPr>
-        <w:t xml:space="preserve">labs</w:t>
-      </w:r>
-      <w:r>
-        <w:rPr>
-          <w:rStyle w:val="NormalTok"/>
-        </w:rPr>
-        <w:t xml:space="preserve">(</w:t>
-      </w:r>
-      <w:r>
-        <w:br/>
-      </w:r>
-      <w:r>
-        <w:rPr>
-          <w:rStyle w:val="NormalTok"/>
-        </w:rPr>
-        <w:t xml:space="preserve">       </w:t>
-      </w:r>
-      <w:r>
-        <w:rPr>
-          <w:rStyle w:val="AttributeTok"/>
-        </w:rPr>
-        <w:t xml:space="preserve">x =</w:t>
-      </w:r>
-      <w:r>
-        <w:rPr>
-          <w:rStyle w:val="NormalTok"/>
-        </w:rPr>
-        <w:t xml:space="preserve"> </w:t>
-      </w:r>
-      <w:r>
-        <w:rPr>
-          <w:rStyle w:val="StringTok"/>
-        </w:rPr>
-        <w:t xml:space="preserve">"side"</w:t>
-      </w:r>
-      <w:r>
-        <w:rPr>
-          <w:rStyle w:val="NormalTok"/>
-        </w:rPr>
-        <w:t xml:space="preserve">,</w:t>
-      </w:r>
-      <w:r>
-        <w:br/>
-      </w:r>
-      <w:r>
-        <w:rPr>
-          <w:rStyle w:val="NormalTok"/>
-        </w:rPr>
-        <w:t xml:space="preserve">       </w:t>
-      </w:r>
-      <w:r>
-        <w:rPr>
-          <w:rStyle w:val="AttributeTok"/>
-        </w:rPr>
-        <w:t xml:space="preserve">y =</w:t>
-      </w:r>
-      <w:r>
-        <w:rPr>
-          <w:rStyle w:val="NormalTok"/>
-        </w:rPr>
-        <w:t xml:space="preserve"> </w:t>
-      </w:r>
-      <w:r>
-        <w:rPr>
-          <w:rStyle w:val="StringTok"/>
-        </w:rPr>
-        <w:t xml:space="preserve">"Length (mm)"</w:t>
-      </w:r>
-      <w:r>
-        <w:rPr>
-          <w:rStyle w:val="NormalTok"/>
-        </w:rPr>
-        <w:t xml:space="preserve">,</w:t>
-      </w:r>
-      <w:r>
-        <w:br/>
-      </w:r>
-      <w:r>
-        <w:rPr>
-          <w:rStyle w:val="NormalTok"/>
-        </w:rPr>
-        <w:t xml:space="preserve">       </w:t>
-      </w:r>
-      <w:r>
-        <w:rPr>
-          <w:rStyle w:val="AttributeTok"/>
-        </w:rPr>
-        <w:t xml:space="preserve">fill =</w:t>
-      </w:r>
-      <w:r>
-        <w:rPr>
-          <w:rStyle w:val="NormalTok"/>
-        </w:rPr>
-        <w:t xml:space="preserve"> </w:t>
-      </w:r>
-      <w:r>
-        <w:rPr>
-          <w:rStyle w:val="StringTok"/>
-        </w:rPr>
-        <w:t xml:space="preserve">"side"</w:t>
-      </w:r>
-      <w:r>
-        <w:rPr>
-          <w:rStyle w:val="NormalTok"/>
-        </w:rPr>
-        <w:t xml:space="preserve">) </w:t>
-      </w:r>
-      <w:r>
-        <w:br/>
-      </w:r>
       <w:r>
         <w:rPr>
           <w:rStyle w:val="NormalTok"/>
@@ -3422,18 +3183,18 @@
           <wp:inline>
             <wp:extent cx="4572000" cy="3657600"/>
             <wp:effectExtent b="0" l="0" r="0" t="0"/>
-            <wp:docPr descr="" title="" id="87" name="Picture"/>
+            <wp:docPr descr="" title="" id="83" name="Picture"/>
             <a:graphic>
               <a:graphicData uri="http://schemas.openxmlformats.org/drawingml/2006/picture">
                 <pic:pic>
                   <pic:nvPicPr>
-                    <pic:cNvPr descr="05_01_lecture_powerpoint_files/figure-docx/unnamed-chunk-9-1.png" id="88" name="Picture"/>
+                    <pic:cNvPr descr="05_01_lecture_powerpoint_files/figure-docx/unnamed-chunk-9-1.png" id="84" name="Picture"/>
                     <pic:cNvPicPr>
                       <a:picLocks noChangeArrowheads="1" noChangeAspect="1"/>
                     </pic:cNvPicPr>
                   </pic:nvPicPr>
                   <pic:blipFill>
-                    <a:blip r:embed="rId86"/>
+                    <a:blip r:embed="rId82"/>
                     <a:stretch>
                       <a:fillRect/>
                     </a:stretch>
@@ -3486,11 +3247,11 @@
         <w:rPr>
           <w:rStyle w:val="CommentTok"/>
         </w:rPr>
-        <w:t xml:space="preserve"># what can you conclude about the fish populations in these two lakes?</w:t>
-      </w:r>
-    </w:p>
-    <w:bookmarkEnd w:id="89"/>
-    <w:bookmarkStart w:id="92" w:name="X35a48391bcbf6b78dcbae43dc4f943f3e08dc72"/>
+        <w:t xml:space="preserve"># what can you conclude about the needle lenght on the two sides?</w:t>
+      </w:r>
+    </w:p>
+    <w:bookmarkEnd w:id="85"/>
+    <w:bookmarkStart w:id="88" w:name="X35a48391bcbf6b78dcbae43dc4f943f3e08dc72"/>
     <w:p>
       <w:pPr>
         <w:pStyle w:val="Heading1"/>
@@ -3541,18 +3302,18 @@
                 <wp:inline>
                   <wp:extent cx="152400" cy="152400"/>
                   <wp:effectExtent b="0" l="0" r="0" t="0"/>
-                  <wp:docPr descr="" title="" id="90" name="Picture"/>
+                  <wp:docPr descr="" title="" id="86" name="Picture"/>
                   <a:graphic>
                     <a:graphicData uri="http://schemas.openxmlformats.org/drawingml/2006/picture">
                       <pic:pic>
                         <pic:nvPicPr>
-                          <pic:cNvPr descr="/Applications/RStudio.app/Contents/Resources/app/quarto/share/formats/docx/tip.png" id="91" name="Picture"/>
+                          <pic:cNvPr descr="/Applications/RStudio.app/Contents/Resources/app/quarto/share/formats/docx/tip.png" id="87" name="Picture"/>
                           <pic:cNvPicPr>
                             <a:picLocks noChangeArrowheads="1" noChangeAspect="1"/>
                           </pic:cNvPicPr>
                         </pic:nvPicPr>
                         <pic:blipFill>
-                          <a:blip r:embed="rId69"/>
+                          <a:blip r:embed="rId65"/>
                           <a:stretch>
                             <a:fillRect/>
                           </a:stretch>
@@ -3609,7 +3370,7 @@
               <w:spacing w:before="16"/>
             </w:pPr>
             <w:r>
-              <w:t xml:space="preserve">For the following research questions about fish lengths write the null</w:t>
+              <w:t xml:space="preserve">For the following research questions about needle lengths write the null</w:t>
             </w:r>
             <w:r>
               <w:t xml:space="preserve"> </w:t>
@@ -3623,11 +3384,11 @@
               <w:pStyle w:val="Compact"/>
               <w:numPr>
                 <w:ilvl w:val="0"/>
-                <w:numId w:val="1023"/>
+                <w:numId w:val="1020"/>
               </w:numPr>
             </w:pPr>
             <w:r>
-              <w:t xml:space="preserve">Are needle lengths ion shady and sunny sides different?</w:t>
+              <w:t xml:space="preserve">Are needle lengths on shady and sunny sides different?</w:t>
             </w:r>
           </w:p>
           <w:p>
@@ -3660,8 +3421,8 @@
         </w:tc>
       </w:tr>
     </w:tbl>
-    <w:bookmarkEnd w:id="92"/>
-    <w:bookmarkStart w:id="95" w:name="lecture-5-two-sample-t-test-framework"/>
+    <w:bookmarkEnd w:id="88"/>
+    <w:bookmarkStart w:id="92" w:name="lecture-5-two-sample-t-test-framework"/>
     <w:p>
       <w:pPr>
         <w:pStyle w:val="Heading1"/>
@@ -3703,7 +3464,7 @@
           <w:b/>
           <w:bCs/>
         </w:rPr>
-        <w:t xml:space="preserve">Is there a significant difference in neele length between</w:t>
+        <w:t xml:space="preserve">Is there a significant difference in needle length between</w:t>
       </w:r>
       <w:r>
         <w:rPr>
@@ -3736,10 +3497,10 @@
         <w:t xml:space="preserve">Two-sample t-test compares means from two independent groups.</w:t>
       </w:r>
     </w:p>
-    <w:bookmarkStart w:id="93" w:name="X7662a3cdcadc3763938df42613bafa2189727d7"/>
-    <w:p>
-      <w:pPr>
-        <w:pStyle w:val="Heading2"/>
+    <w:bookmarkStart w:id="89" w:name="X7662a3cdcadc3763938df42613bafa2189727d7"/>
+    <w:p>
+      <w:pPr>
+        <w:pStyle w:val="Heading3"/>
       </w:pPr>
       <m:oMath>
         <m:r>
@@ -3880,9 +3641,11 @@
         </m:f>
       </m:oMath>
     </w:p>
-    <w:p>
-      <w:pPr>
-        <w:pStyle w:val="FirstParagraph"/>
+    <w:bookmarkEnd w:id="89"/>
+    <w:bookmarkStart w:id="90" w:name="where"/>
+    <w:p>
+      <w:pPr>
+        <w:pStyle w:val="Heading3"/>
       </w:pPr>
       <w:r>
         <w:t xml:space="preserve">where:</w:t>
@@ -3893,7 +3656,7 @@
         <w:pStyle w:val="Compact"/>
         <w:numPr>
           <w:ilvl w:val="0"/>
-          <w:numId w:val="1024"/>
+          <w:numId w:val="1021"/>
         </w:numPr>
       </w:pPr>
       <w:r>
@@ -3911,7 +3674,7 @@
         <w:pStyle w:val="Compact"/>
         <w:numPr>
           <w:ilvl w:val="0"/>
-          <w:numId w:val="1024"/>
+          <w:numId w:val="1021"/>
         </w:numPr>
       </w:pPr>
       <w:r>
@@ -3935,7 +3698,7 @@
         <w:pStyle w:val="Compact"/>
         <w:numPr>
           <w:ilvl w:val="0"/>
-          <w:numId w:val="1024"/>
+          <w:numId w:val="1021"/>
         </w:numPr>
       </w:pPr>
       <w:r>
@@ -3957,7 +3720,7 @@
         <w:pStyle w:val="Compact"/>
         <w:numPr>
           <w:ilvl w:val="0"/>
-          <w:numId w:val="1024"/>
+          <w:numId w:val="1021"/>
         </w:numPr>
       </w:pPr>
       <w:r>
@@ -3974,11 +3737,11 @@
         <w:t xml:space="preserve">This represents the pooled standard error.</w:t>
       </w:r>
     </w:p>
-    <w:bookmarkEnd w:id="93"/>
-    <w:bookmarkStart w:id="94" w:name="t-fracsignalnoise"/>
-    <w:p>
-      <w:pPr>
-        <w:pStyle w:val="Heading2"/>
+    <w:bookmarkEnd w:id="90"/>
+    <w:bookmarkStart w:id="91" w:name="t-fracsignalnoise"/>
+    <w:p>
+      <w:pPr>
+        <w:pStyle w:val="Heading3"/>
       </w:pPr>
       <m:oMath>
         <m:r>
@@ -4034,9 +3797,9 @@
         </m:f>
       </m:oMath>
     </w:p>
-    <w:bookmarkEnd w:id="94"/>
-    <w:bookmarkEnd w:id="95"/>
-    <w:bookmarkStart w:id="98" w:name="practice-exercise-3-summary-statistics"/>
+    <w:bookmarkEnd w:id="91"/>
+    <w:bookmarkEnd w:id="92"/>
+    <w:bookmarkStart w:id="95" w:name="practice-exercise-3-summary-statistics"/>
     <w:p>
       <w:pPr>
         <w:pStyle w:val="Heading1"/>
@@ -4087,18 +3850,18 @@
                 <wp:inline>
                   <wp:extent cx="152400" cy="152400"/>
                   <wp:effectExtent b="0" l="0" r="0" t="0"/>
-                  <wp:docPr descr="" title="" id="96" name="Picture"/>
+                  <wp:docPr descr="" title="" id="93" name="Picture"/>
                   <a:graphic>
                     <a:graphicData uri="http://schemas.openxmlformats.org/drawingml/2006/picture">
                       <pic:pic>
                         <pic:nvPicPr>
-                          <pic:cNvPr descr="/Applications/RStudio.app/Contents/Resources/app/quarto/share/formats/docx/tip.png" id="97" name="Picture"/>
+                          <pic:cNvPr descr="/Applications/RStudio.app/Contents/Resources/app/quarto/share/formats/docx/tip.png" id="94" name="Picture"/>
                           <pic:cNvPicPr>
                             <a:picLocks noChangeArrowheads="1" noChangeAspect="1"/>
                           </pic:cNvPicPr>
                         </pic:nvPicPr>
                         <pic:blipFill>
-                          <a:blip r:embed="rId69"/>
+                          <a:blip r:embed="rId65"/>
                           <a:stretch>
                             <a:fillRect/>
                           </a:stretch>
@@ -4178,7 +3941,7 @@
             <w:pPr>
               <w:numPr>
                 <w:ilvl w:val="0"/>
-                <w:numId w:val="1025"/>
+                <w:numId w:val="1022"/>
               </w:numPr>
             </w:pPr>
             <w:r>
@@ -4491,8 +4254,8 @@
         </w:tc>
       </w:tr>
     </w:tbl>
-    <w:bookmarkEnd w:id="98"/>
-    <w:bookmarkStart w:id="102" w:name="visualizing-group-differences"/>
+    <w:bookmarkEnd w:id="95"/>
+    <w:bookmarkStart w:id="99" w:name="visualizing-group-differences"/>
     <w:p>
       <w:pPr>
         <w:pStyle w:val="Heading1"/>
@@ -4530,18 +4293,18 @@
           <wp:inline>
             <wp:extent cx="5486400" cy="3657600"/>
             <wp:effectExtent b="0" l="0" r="0" t="0"/>
-            <wp:docPr descr="" title="" id="100" name="Picture"/>
+            <wp:docPr descr="" title="" id="97" name="Picture"/>
             <a:graphic>
               <a:graphicData uri="http://schemas.openxmlformats.org/drawingml/2006/picture">
                 <pic:pic>
                   <pic:nvPicPr>
-                    <pic:cNvPr descr="05_01_lecture_powerpoint_files/figure-docx/unnamed-chunk-11-1.png" id="101" name="Picture"/>
+                    <pic:cNvPr descr="05_01_lecture_powerpoint_files/figure-docx/unnamed-chunk-11-1.png" id="98" name="Picture"/>
                     <pic:cNvPicPr>
                       <a:picLocks noChangeArrowheads="1" noChangeAspect="1"/>
                     </pic:cNvPicPr>
                   </pic:nvPicPr>
                   <pic:blipFill>
-                    <a:blip r:embed="rId99"/>
+                    <a:blip r:embed="rId96"/>
                     <a:stretch>
                       <a:fillRect/>
                     </a:stretch>
@@ -4568,8 +4331,8 @@
         </w:drawing>
       </w:r>
     </w:p>
-    <w:bookmarkEnd w:id="102"/>
-    <w:bookmarkStart w:id="105" w:name="practice-exercise-4-effect-size"/>
+    <w:bookmarkEnd w:id="99"/>
+    <w:bookmarkStart w:id="102" w:name="practice-exercise-4-effect-size"/>
     <w:p>
       <w:pPr>
         <w:pStyle w:val="Heading1"/>
@@ -4620,18 +4383,18 @@
                 <wp:inline>
                   <wp:extent cx="152400" cy="152400"/>
                   <wp:effectExtent b="0" l="0" r="0" t="0"/>
-                  <wp:docPr descr="" title="" id="103" name="Picture"/>
+                  <wp:docPr descr="" title="" id="100" name="Picture"/>
                   <a:graphic>
                     <a:graphicData uri="http://schemas.openxmlformats.org/drawingml/2006/picture">
                       <pic:pic>
                         <pic:nvPicPr>
-                          <pic:cNvPr descr="/Applications/RStudio.app/Contents/Resources/app/quarto/share/formats/docx/tip.png" id="104" name="Picture"/>
+                          <pic:cNvPr descr="/Applications/RStudio.app/Contents/Resources/app/quarto/share/formats/docx/tip.png" id="101" name="Picture"/>
                           <pic:cNvPicPr>
                             <a:picLocks noChangeArrowheads="1" noChangeAspect="1"/>
                           </pic:cNvPicPr>
                         </pic:nvPicPr>
                         <pic:blipFill>
-                          <a:blip r:embed="rId69"/>
+                          <a:blip r:embed="rId65"/>
                           <a:stretch>
                             <a:fillRect/>
                           </a:stretch>
@@ -4851,8 +4614,8 @@
         </w:tc>
       </w:tr>
     </w:tbl>
-    <w:bookmarkEnd w:id="105"/>
-    <w:bookmarkStart w:id="111" w:name="X40f9a176d6622d15916dde12447fa0f40dd2e2c"/>
+    <w:bookmarkEnd w:id="102"/>
+    <w:bookmarkStart w:id="108" w:name="X40f9a176d6622d15916dde12447fa0f40dd2e2c"/>
     <w:p>
       <w:pPr>
         <w:pStyle w:val="Heading1"/>
@@ -4903,18 +4666,18 @@
                 <wp:inline>
                   <wp:extent cx="152400" cy="152400"/>
                   <wp:effectExtent b="0" l="0" r="0" t="0"/>
-                  <wp:docPr descr="" title="" id="106" name="Picture"/>
+                  <wp:docPr descr="" title="" id="103" name="Picture"/>
                   <a:graphic>
                     <a:graphicData uri="http://schemas.openxmlformats.org/drawingml/2006/picture">
                       <pic:pic>
                         <pic:nvPicPr>
-                          <pic:cNvPr descr="/Applications/RStudio.app/Contents/Resources/app/quarto/share/formats/docx/tip.png" id="107" name="Picture"/>
+                          <pic:cNvPr descr="/Applications/RStudio.app/Contents/Resources/app/quarto/share/formats/docx/tip.png" id="104" name="Picture"/>
                           <pic:cNvPicPr>
                             <a:picLocks noChangeArrowheads="1" noChangeAspect="1"/>
                           </pic:cNvPicPr>
                         </pic:nvPicPr>
                         <pic:blipFill>
-                          <a:blip r:embed="rId69"/>
+                          <a:blip r:embed="rId65"/>
                           <a:stretch>
                             <a:fillRect/>
                           </a:stretch>
@@ -4997,7 +4760,7 @@
               <w:rPr>
                 <w:rStyle w:val="NormalTok"/>
               </w:rPr>
-              <w:t xml:space="preserve">neelde_mean_se_plot </w:t>
+              <w:t xml:space="preserve">needle_mean_se_plot </w:t>
             </w:r>
             <w:r>
               <w:rPr>
@@ -5348,7 +5111,7 @@
               <w:rPr>
                 <w:rStyle w:val="NormalTok"/>
               </w:rPr>
-              <w:t xml:space="preserve">neelde_mean_se_plot</w:t>
+              <w:t xml:space="preserve">needle_mean_se_plot</w:t>
             </w:r>
           </w:p>
           <w:p>
@@ -5360,18 +5123,18 @@
                 <wp:inline>
                   <wp:extent cx="2743200" cy="2743200"/>
                   <wp:effectExtent b="0" l="0" r="0" t="0"/>
-                  <wp:docPr descr="" title="" id="109" name="Picture"/>
+                  <wp:docPr descr="" title="" id="106" name="Picture"/>
                   <a:graphic>
                     <a:graphicData uri="http://schemas.openxmlformats.org/drawingml/2006/picture">
                       <pic:pic>
                         <pic:nvPicPr>
-                          <pic:cNvPr descr="05_01_lecture_powerpoint_files/figure-docx/unnamed-chunk-13-1.png" id="110" name="Picture"/>
+                          <pic:cNvPr descr="05_01_lecture_powerpoint_files/figure-docx/unnamed-chunk-13-1.png" id="107" name="Picture"/>
                           <pic:cNvPicPr>
                             <a:picLocks noChangeArrowheads="1" noChangeAspect="1"/>
                           </pic:cNvPicPr>
                         </pic:nvPicPr>
                         <pic:blipFill>
-                          <a:blip r:embed="rId108"/>
+                          <a:blip r:embed="rId105"/>
                           <a:stretch>
                             <a:fillRect/>
                           </a:stretch>
@@ -5401,8 +5164,8 @@
         </w:tc>
       </w:tr>
     </w:tbl>
-    <w:bookmarkEnd w:id="111"/>
-    <w:bookmarkStart w:id="112" w:name="Xfd821338b32200eb3e0b683848d6bbc196df1ea"/>
+    <w:bookmarkEnd w:id="108"/>
+    <w:bookmarkStart w:id="109" w:name="Xfd821338b32200eb3e0b683848d6bbc196df1ea"/>
     <w:p>
       <w:pPr>
         <w:pStyle w:val="Heading1"/>
@@ -5434,7 +5197,7 @@
         <w:pStyle w:val="Compact"/>
         <w:numPr>
           <w:ilvl w:val="0"/>
-          <w:numId w:val="1026"/>
+          <w:numId w:val="1023"/>
         </w:numPr>
       </w:pPr>
       <w:r>
@@ -5446,7 +5209,7 @@
         <w:pStyle w:val="Compact"/>
         <w:numPr>
           <w:ilvl w:val="0"/>
-          <w:numId w:val="1026"/>
+          <w:numId w:val="1023"/>
         </w:numPr>
       </w:pPr>
       <w:r>
@@ -5458,7 +5221,7 @@
         <w:pStyle w:val="Compact"/>
         <w:numPr>
           <w:ilvl w:val="0"/>
-          <w:numId w:val="1026"/>
+          <w:numId w:val="1023"/>
         </w:numPr>
       </w:pPr>
       <w:r>
@@ -5478,7 +5241,7 @@
         <w:pStyle w:val="Compact"/>
         <w:numPr>
           <w:ilvl w:val="0"/>
-          <w:numId w:val="1027"/>
+          <w:numId w:val="1024"/>
         </w:numPr>
       </w:pPr>
       <w:r>
@@ -5490,15 +5253,15 @@
         <w:pStyle w:val="Compact"/>
         <w:numPr>
           <w:ilvl w:val="0"/>
-          <w:numId w:val="1027"/>
+          <w:numId w:val="1024"/>
         </w:numPr>
       </w:pPr>
       <w:r>
         <w:t xml:space="preserve">Non-parametric alternatives (Mann-Whitney U test)</w:t>
       </w:r>
     </w:p>
-    <w:bookmarkEnd w:id="112"/>
-    <w:bookmarkStart w:id="118" w:name="practice-exercise-6-creating-group-data"/>
+    <w:bookmarkEnd w:id="109"/>
+    <w:bookmarkStart w:id="116" w:name="practice-exercise-6-creating-group-data"/>
     <w:p>
       <w:pPr>
         <w:pStyle w:val="Heading1"/>
@@ -5549,18 +5312,18 @@
                 <wp:inline>
                   <wp:extent cx="152400" cy="152400"/>
                   <wp:effectExtent b="0" l="0" r="0" t="0"/>
-                  <wp:docPr descr="" title="" id="113" name="Picture"/>
+                  <wp:docPr descr="" title="" id="110" name="Picture"/>
                   <a:graphic>
                     <a:graphicData uri="http://schemas.openxmlformats.org/drawingml/2006/picture">
                       <pic:pic>
                         <pic:nvPicPr>
-                          <pic:cNvPr descr="/Applications/RStudio.app/Contents/Resources/app/quarto/share/formats/docx/tip.png" id="114" name="Picture"/>
+                          <pic:cNvPr descr="/Applications/RStudio.app/Contents/Resources/app/quarto/share/formats/docx/tip.png" id="111" name="Picture"/>
                           <pic:cNvPicPr>
                             <a:picLocks noChangeArrowheads="1" noChangeAspect="1"/>
                           </pic:cNvPicPr>
                         </pic:nvPicPr>
                         <pic:blipFill>
-                          <a:blip r:embed="rId69"/>
+                          <a:blip r:embed="rId65"/>
                           <a:stretch>
                             <a:fillRect/>
                           </a:stretch>
@@ -5593,7 +5356,7 @@
               <w:t xml:space="preserve"> </w:t>
             </w:r>
             <w:r>
-              <w:t xml:space="preserve">Practice Exercise 6: Test normality of windward pine needle lengths</w:t>
+              <w:t xml:space="preserve">Practice Exercise 6: Test normality of sunny pine needle lengths</w:t>
             </w:r>
           </w:p>
         </w:tc>
@@ -5609,12 +5372,10 @@
               <w:bottom w:w="108" w:type="dxa"/>
             </w:tcMar>
           </w:tcPr>
+          <w:bookmarkStart w:id="115" w:name="qqplots"/>
           <w:p>
             <w:pPr>
-              <w:pStyle w:val="BodyText"/>
-            </w:pPr>
-            <w:pPr>
-              <w:spacing w:before="16"/>
+              <w:pStyle w:val="Heading3"/>
             </w:pPr>
             <w:r>
               <w:t xml:space="preserve">qqplots</w:t>
@@ -5622,7 +5383,7 @@
           </w:p>
           <w:p>
             <w:pPr>
-              <w:pStyle w:val="BodyText"/>
+              <w:pStyle w:val="FirstParagraph"/>
             </w:pPr>
             <w:r>
               <w:t xml:space="preserve">Note you need to test each groups separately…</w:t>
@@ -5645,7 +5406,7 @@
               <w:rPr>
                 <w:rStyle w:val="NormalTok"/>
               </w:rPr>
-              <w:t xml:space="preserve">neelde_mean_se_plot</w:t>
+              <w:t xml:space="preserve">needle_mean_se_plot</w:t>
             </w:r>
           </w:p>
           <w:p>
@@ -5657,18 +5418,18 @@
                 <wp:inline>
                   <wp:extent cx="2743200" cy="2743200"/>
                   <wp:effectExtent b="0" l="0" r="0" t="0"/>
-                  <wp:docPr descr="" title="" id="116" name="Picture"/>
+                  <wp:docPr descr="" title="" id="113" name="Picture"/>
                   <a:graphic>
                     <a:graphicData uri="http://schemas.openxmlformats.org/drawingml/2006/picture">
                       <pic:pic>
                         <pic:nvPicPr>
-                          <pic:cNvPr descr="05_01_lecture_powerpoint_files/figure-docx/unnamed-chunk-14-1.png" id="117" name="Picture"/>
+                          <pic:cNvPr descr="05_01_lecture_powerpoint_files/figure-docx/unnamed-chunk-14-1.png" id="114" name="Picture"/>
                           <pic:cNvPicPr>
                             <a:picLocks noChangeArrowheads="1" noChangeAspect="1"/>
                           </pic:cNvPicPr>
                         </pic:nvPicPr>
                         <pic:blipFill>
-                          <a:blip r:embed="rId115"/>
+                          <a:blip r:embed="rId112"/>
                           <a:stretch>
                             <a:fillRect/>
                           </a:stretch>
@@ -5698,8 +5459,9 @@
         </w:tc>
       </w:tr>
     </w:tbl>
-    <w:bookmarkEnd w:id="118"/>
-    <w:bookmarkStart w:id="121" w:name="practice-exercise-7-separate-group-data"/>
+    <w:bookmarkEnd w:id="115"/>
+    <w:bookmarkEnd w:id="116"/>
+    <w:bookmarkStart w:id="119" w:name="practice-exercise-7-separate-group-data"/>
     <w:p>
       <w:pPr>
         <w:pStyle w:val="Heading1"/>
@@ -5750,18 +5512,18 @@
                 <wp:inline>
                   <wp:extent cx="152400" cy="152400"/>
                   <wp:effectExtent b="0" l="0" r="0" t="0"/>
-                  <wp:docPr descr="" title="" id="119" name="Picture"/>
+                  <wp:docPr descr="" title="" id="117" name="Picture"/>
                   <a:graphic>
                     <a:graphicData uri="http://schemas.openxmlformats.org/drawingml/2006/picture">
                       <pic:pic>
                         <pic:nvPicPr>
-                          <pic:cNvPr descr="/Applications/RStudio.app/Contents/Resources/app/quarto/share/formats/docx/tip.png" id="120" name="Picture"/>
+                          <pic:cNvPr descr="/Applications/RStudio.app/Contents/Resources/app/quarto/share/formats/docx/tip.png" id="118" name="Picture"/>
                           <pic:cNvPicPr>
                             <a:picLocks noChangeArrowheads="1" noChangeAspect="1"/>
                           </pic:cNvPicPr>
                         </pic:nvPicPr>
                         <pic:blipFill>
-                          <a:blip r:embed="rId69"/>
+                          <a:blip r:embed="rId65"/>
                           <a:stretch>
                             <a:fillRect/>
                           </a:stretch>
@@ -5794,7 +5556,7 @@
               <w:t xml:space="preserve"> </w:t>
             </w:r>
             <w:r>
-              <w:t xml:space="preserve">Practice Exercise 7: Test normality of windward pine needle lengths</w:t>
+              <w:t xml:space="preserve">Practice Exercise 7: Test normality of sunny pine needle lengths</w:t>
             </w:r>
           </w:p>
         </w:tc>
@@ -6068,8 +5830,8 @@
         </w:tc>
       </w:tr>
     </w:tbl>
-    <w:bookmarkEnd w:id="121"/>
-    <w:bookmarkStart w:id="127" w:name="X4e411193aebeae8546f9c86d75dc0e4e1f143ee"/>
+    <w:bookmarkEnd w:id="119"/>
+    <w:bookmarkStart w:id="125" w:name="X4e411193aebeae8546f9c86d75dc0e4e1f143ee"/>
     <w:p>
       <w:pPr>
         <w:pStyle w:val="Heading1"/>
@@ -6120,18 +5882,18 @@
                 <wp:inline>
                   <wp:extent cx="152400" cy="152400"/>
                   <wp:effectExtent b="0" l="0" r="0" t="0"/>
-                  <wp:docPr descr="" title="" id="122" name="Picture"/>
+                  <wp:docPr descr="" title="" id="120" name="Picture"/>
                   <a:graphic>
                     <a:graphicData uri="http://schemas.openxmlformats.org/drawingml/2006/picture">
                       <pic:pic>
                         <pic:nvPicPr>
-                          <pic:cNvPr descr="/Applications/RStudio.app/Contents/Resources/app/quarto/share/formats/docx/tip.png" id="123" name="Picture"/>
+                          <pic:cNvPr descr="/Applications/RStudio.app/Contents/Resources/app/quarto/share/formats/docx/tip.png" id="121" name="Picture"/>
                           <pic:cNvPicPr>
                             <a:picLocks noChangeArrowheads="1" noChangeAspect="1"/>
                           </pic:cNvPicPr>
                         </pic:nvPicPr>
                         <pic:blipFill>
-                          <a:blip r:embed="rId69"/>
+                          <a:blip r:embed="rId65"/>
                           <a:stretch>
                             <a:fillRect/>
                           </a:stretch>
@@ -6164,7 +5926,7 @@
               <w:t xml:space="preserve"> </w:t>
             </w:r>
             <w:r>
-              <w:t xml:space="preserve">Practice Exercise 8: Test normality of windward pine needle lengths</w:t>
+              <w:t xml:space="preserve">Practice Exercise 8: Test normality of sunny pine needle lengths</w:t>
             </w:r>
           </w:p>
         </w:tc>
@@ -6312,18 +6074,18 @@
                 <wp:inline>
                   <wp:extent cx="2743200" cy="2743200"/>
                   <wp:effectExtent b="0" l="0" r="0" t="0"/>
-                  <wp:docPr descr="" title="" id="125" name="Picture"/>
+                  <wp:docPr descr="" title="" id="123" name="Picture"/>
                   <a:graphic>
                     <a:graphicData uri="http://schemas.openxmlformats.org/drawingml/2006/picture">
                       <pic:pic>
                         <pic:nvPicPr>
-                          <pic:cNvPr descr="05_01_lecture_powerpoint_files/figure-docx/unnamed-chunk-16-1.png" id="126" name="Picture"/>
+                          <pic:cNvPr descr="05_01_lecture_powerpoint_files/figure-docx/unnamed-chunk-16-1.png" id="124" name="Picture"/>
                           <pic:cNvPicPr>
                             <a:picLocks noChangeArrowheads="1" noChangeAspect="1"/>
                           </pic:cNvPicPr>
                         </pic:nvPicPr>
                         <pic:blipFill>
-                          <a:blip r:embed="rId124"/>
+                          <a:blip r:embed="rId122"/>
                           <a:stretch>
                             <a:fillRect/>
                           </a:stretch>
@@ -6364,8 +6126,8 @@
         </w:tc>
       </w:tr>
     </w:tbl>
-    <w:bookmarkEnd w:id="127"/>
-    <w:bookmarkStart w:id="130" w:name="practice-exercise-9-shapiro-wilk-test"/>
+    <w:bookmarkEnd w:id="125"/>
+    <w:bookmarkStart w:id="128" w:name="practice-exercise-9-shapiro-wilk-test"/>
     <w:p>
       <w:pPr>
         <w:pStyle w:val="Heading1"/>
@@ -6416,18 +6178,18 @@
                 <wp:inline>
                   <wp:extent cx="152400" cy="152400"/>
                   <wp:effectExtent b="0" l="0" r="0" t="0"/>
-                  <wp:docPr descr="" title="" id="128" name="Picture"/>
+                  <wp:docPr descr="" title="" id="126" name="Picture"/>
                   <a:graphic>
                     <a:graphicData uri="http://schemas.openxmlformats.org/drawingml/2006/picture">
                       <pic:pic>
                         <pic:nvPicPr>
-                          <pic:cNvPr descr="/Applications/RStudio.app/Contents/Resources/app/quarto/share/formats/docx/tip.png" id="129" name="Picture"/>
+                          <pic:cNvPr descr="/Applications/RStudio.app/Contents/Resources/app/quarto/share/formats/docx/tip.png" id="127" name="Picture"/>
                           <pic:cNvPicPr>
                             <a:picLocks noChangeArrowheads="1" noChangeAspect="1"/>
                           </pic:cNvPicPr>
                         </pic:nvPicPr>
                         <pic:blipFill>
-                          <a:blip r:embed="rId69"/>
+                          <a:blip r:embed="rId65"/>
                           <a:stretch>
                             <a:fillRect/>
                           </a:stretch>
@@ -6503,7 +6265,7 @@
               <w:rPr>
                 <w:rStyle w:val="CommentTok"/>
               </w:rPr>
-              <w:t xml:space="preserve"># Shapiro-Wilk test for windward group</w:t>
+              <w:t xml:space="preserve"># Shapiro-Wilk test for sunny group</w:t>
             </w:r>
             <w:r>
               <w:br/>
@@ -6571,8 +6333,8 @@
         </w:tc>
       </w:tr>
     </w:tbl>
-    <w:bookmarkEnd w:id="130"/>
-    <w:bookmarkStart w:id="136" w:name="practice-exercise-10-qq-plot-for-shady"/>
+    <w:bookmarkEnd w:id="128"/>
+    <w:bookmarkStart w:id="134" w:name="practice-exercise-10-qq-plot-for-shady"/>
     <w:p>
       <w:pPr>
         <w:pStyle w:val="Heading1"/>
@@ -6623,18 +6385,18 @@
                 <wp:inline>
                   <wp:extent cx="152400" cy="152400"/>
                   <wp:effectExtent b="0" l="0" r="0" t="0"/>
-                  <wp:docPr descr="" title="" id="131" name="Picture"/>
+                  <wp:docPr descr="" title="" id="129" name="Picture"/>
                   <a:graphic>
                     <a:graphicData uri="http://schemas.openxmlformats.org/drawingml/2006/picture">
                       <pic:pic>
                         <pic:nvPicPr>
-                          <pic:cNvPr descr="/Applications/RStudio.app/Contents/Resources/app/quarto/share/formats/docx/tip.png" id="132" name="Picture"/>
+                          <pic:cNvPr descr="/Applications/RStudio.app/Contents/Resources/app/quarto/share/formats/docx/tip.png" id="130" name="Picture"/>
                           <pic:cNvPicPr>
                             <a:picLocks noChangeArrowheads="1" noChangeAspect="1"/>
                           </pic:cNvPicPr>
                         </pic:nvPicPr>
                         <pic:blipFill>
-                          <a:blip r:embed="rId69"/>
+                          <a:blip r:embed="rId65"/>
                           <a:stretch>
                             <a:fillRect/>
                           </a:stretch>
@@ -6719,7 +6481,7 @@
               <w:rPr>
                 <w:rStyle w:val="CommentTok"/>
               </w:rPr>
-              <w:t xml:space="preserve"># QQ Plot for leeward group</w:t>
+              <w:t xml:space="preserve"># QQ Plot for shady group</w:t>
             </w:r>
             <w:r>
               <w:br/>
@@ -6824,18 +6586,18 @@
                 <wp:inline>
                   <wp:extent cx="2743200" cy="2743200"/>
                   <wp:effectExtent b="0" l="0" r="0" t="0"/>
-                  <wp:docPr descr="" title="" id="134" name="Picture"/>
+                  <wp:docPr descr="" title="" id="132" name="Picture"/>
                   <a:graphic>
                     <a:graphicData uri="http://schemas.openxmlformats.org/drawingml/2006/picture">
                       <pic:pic>
                         <pic:nvPicPr>
-                          <pic:cNvPr descr="05_01_lecture_powerpoint_files/figure-docx/unnamed-chunk-18-1.png" id="135" name="Picture"/>
+                          <pic:cNvPr descr="05_01_lecture_powerpoint_files/figure-docx/unnamed-chunk-18-1.png" id="133" name="Picture"/>
                           <pic:cNvPicPr>
                             <a:picLocks noChangeArrowheads="1" noChangeAspect="1"/>
                           </pic:cNvPicPr>
                         </pic:nvPicPr>
                         <pic:blipFill>
-                          <a:blip r:embed="rId133"/>
+                          <a:blip r:embed="rId131"/>
                           <a:stretch>
                             <a:fillRect/>
                           </a:stretch>
@@ -6876,8 +6638,8 @@
         </w:tc>
       </w:tr>
     </w:tbl>
-    <w:bookmarkEnd w:id="136"/>
-    <w:bookmarkStart w:id="139" w:name="X7ce9e81128b9f577b71aba3283d1ae57275086f"/>
+    <w:bookmarkEnd w:id="134"/>
+    <w:bookmarkStart w:id="137" w:name="X7ce9e81128b9f577b71aba3283d1ae57275086f"/>
     <w:p>
       <w:pPr>
         <w:pStyle w:val="Heading1"/>
@@ -6928,18 +6690,18 @@
                 <wp:inline>
                   <wp:extent cx="152400" cy="152400"/>
                   <wp:effectExtent b="0" l="0" r="0" t="0"/>
-                  <wp:docPr descr="" title="" id="137" name="Picture"/>
+                  <wp:docPr descr="" title="" id="135" name="Picture"/>
                   <a:graphic>
                     <a:graphicData uri="http://schemas.openxmlformats.org/drawingml/2006/picture">
                       <pic:pic>
                         <pic:nvPicPr>
-                          <pic:cNvPr descr="/Applications/RStudio.app/Contents/Resources/app/quarto/share/formats/docx/tip.png" id="138" name="Picture"/>
+                          <pic:cNvPr descr="/Applications/RStudio.app/Contents/Resources/app/quarto/share/formats/docx/tip.png" id="136" name="Picture"/>
                           <pic:cNvPicPr>
                             <a:picLocks noChangeArrowheads="1" noChangeAspect="1"/>
                           </pic:cNvPicPr>
                         </pic:nvPicPr>
                         <pic:blipFill>
-                          <a:blip r:embed="rId69"/>
+                          <a:blip r:embed="rId65"/>
                           <a:stretch>
                             <a:fillRect/>
                           </a:stretch>
@@ -7015,7 +6777,7 @@
               <w:rPr>
                 <w:rStyle w:val="CommentTok"/>
               </w:rPr>
-              <w:t xml:space="preserve"># Shapiro-Wilk test for leeward group</w:t>
+              <w:t xml:space="preserve"># Shapiro-Wilk test for shady group</w:t>
             </w:r>
             <w:r>
               <w:br/>
@@ -7089,8 +6851,8 @@
         </w:tc>
       </w:tr>
     </w:tbl>
-    <w:bookmarkEnd w:id="139"/>
-    <w:bookmarkStart w:id="142" w:name="Xcb5756d597dc0e805d1cc63dc07752b2c06f513"/>
+    <w:bookmarkEnd w:id="137"/>
+    <w:bookmarkStart w:id="140" w:name="Xcb5756d597dc0e805d1cc63dc07752b2c06f513"/>
     <w:p>
       <w:pPr>
         <w:pStyle w:val="Heading1"/>
@@ -7141,18 +6903,18 @@
                 <wp:inline>
                   <wp:extent cx="152400" cy="152400"/>
                   <wp:effectExtent b="0" l="0" r="0" t="0"/>
-                  <wp:docPr descr="" title="" id="140" name="Picture"/>
+                  <wp:docPr descr="" title="" id="138" name="Picture"/>
                   <a:graphic>
                     <a:graphicData uri="http://schemas.openxmlformats.org/drawingml/2006/picture">
                       <pic:pic>
                         <pic:nvPicPr>
-                          <pic:cNvPr descr="/Applications/RStudio.app/Contents/Resources/app/quarto/share/formats/docx/tip.png" id="141" name="Picture"/>
+                          <pic:cNvPr descr="/Applications/RStudio.app/Contents/Resources/app/quarto/share/formats/docx/tip.png" id="139" name="Picture"/>
                           <pic:cNvPicPr>
                             <a:picLocks noChangeArrowheads="1" noChangeAspect="1"/>
                           </pic:cNvPicPr>
                         </pic:nvPicPr>
                         <pic:blipFill>
-                          <a:blip r:embed="rId69"/>
+                          <a:blip r:embed="rId65"/>
                           <a:stretch>
                             <a:fillRect/>
                           </a:stretch>
@@ -7573,8 +7335,8 @@
         </w:tc>
       </w:tr>
     </w:tbl>
-    <w:bookmarkEnd w:id="142"/>
-    <w:bookmarkStart w:id="145" w:name="X6d178b0a0ff3e7e9309dee53fd8c03316335bed"/>
+    <w:bookmarkEnd w:id="140"/>
+    <w:bookmarkStart w:id="143" w:name="X6d178b0a0ff3e7e9309dee53fd8c03316335bed"/>
     <w:p>
       <w:pPr>
         <w:pStyle w:val="Heading1"/>
@@ -7625,18 +7387,18 @@
                 <wp:inline>
                   <wp:extent cx="152400" cy="152400"/>
                   <wp:effectExtent b="0" l="0" r="0" t="0"/>
-                  <wp:docPr descr="" title="" id="143" name="Picture"/>
+                  <wp:docPr descr="" title="" id="141" name="Picture"/>
                   <a:graphic>
                     <a:graphicData uri="http://schemas.openxmlformats.org/drawingml/2006/picture">
                       <pic:pic>
                         <pic:nvPicPr>
-                          <pic:cNvPr descr="/Applications/RStudio.app/Contents/Resources/app/quarto/share/formats/docx/tip.png" id="144" name="Picture"/>
+                          <pic:cNvPr descr="/Applications/RStudio.app/Contents/Resources/app/quarto/share/formats/docx/tip.png" id="142" name="Picture"/>
                           <pic:cNvPicPr>
                             <a:picLocks noChangeArrowheads="1" noChangeAspect="1"/>
                           </pic:cNvPicPr>
                         </pic:nvPicPr>
                         <pic:blipFill>
-                          <a:blip r:embed="rId69"/>
+                          <a:blip r:embed="rId65"/>
                           <a:stretch>
                             <a:fillRect/>
                           </a:stretch>
@@ -7869,8 +7631,8 @@
         </w:tc>
       </w:tr>
     </w:tbl>
-    <w:bookmarkEnd w:id="145"/>
-    <w:bookmarkStart w:id="146" w:name="X444de93c1a9e035769189163cb7593ed9dfda3b"/>
+    <w:bookmarkEnd w:id="143"/>
+    <w:bookmarkStart w:id="144" w:name="X444de93c1a9e035769189163cb7593ed9dfda3b"/>
     <w:p>
       <w:pPr>
         <w:pStyle w:val="Heading1"/>
@@ -7894,7 +7656,13 @@
         <w:pStyle w:val="FirstParagraph"/>
       </w:pPr>
       <w:r>
-        <w:t xml:space="preserve">Now we can compare the mean fish lengths between shady and sunny sides.</w:t>
+        <w:t xml:space="preserve">Now we can compare the mean needle lengths between shady and sunny</w:t>
+      </w:r>
+      <w:r>
+        <w:t xml:space="preserve"> </w:t>
+      </w:r>
+      <w:r>
+        <w:t xml:space="preserve">sides.</w:t>
       </w:r>
     </w:p>
     <w:p>
@@ -7931,7 +7699,7 @@
       <w:pPr>
         <w:numPr>
           <w:ilvl w:val="0"/>
-          <w:numId w:val="1028"/>
+          <w:numId w:val="1025"/>
         </w:numPr>
       </w:pPr>
       <w:r>
@@ -7942,7 +7710,7 @@
       <w:pPr>
         <w:numPr>
           <w:ilvl w:val="0"/>
-          <w:numId w:val="1028"/>
+          <w:numId w:val="1025"/>
         </w:numPr>
       </w:pPr>
       <w:r>
@@ -8013,8 +7781,8 @@
         <w:t xml:space="preserve">      14               </w:t>
       </w:r>
     </w:p>
-    <w:bookmarkEnd w:id="146"/>
-    <w:bookmarkStart w:id="149" w:name="lecture-5-running-the-two-sample-t-test"/>
+    <w:bookmarkEnd w:id="144"/>
+    <w:bookmarkStart w:id="147" w:name="lecture-5-running-the-two-sample-t-test"/>
     <w:p>
       <w:pPr>
         <w:pStyle w:val="Heading1"/>
@@ -8107,18 +7875,18 @@
                 <wp:inline>
                   <wp:extent cx="152400" cy="152400"/>
                   <wp:effectExtent b="0" l="0" r="0" t="0"/>
-                  <wp:docPr descr="" title="" id="147" name="Picture"/>
+                  <wp:docPr descr="" title="" id="145" name="Picture"/>
                   <a:graphic>
                     <a:graphicData uri="http://schemas.openxmlformats.org/drawingml/2006/picture">
                       <pic:pic>
                         <pic:nvPicPr>
-                          <pic:cNvPr descr="/Applications/RStudio.app/Contents/Resources/app/quarto/share/formats/docx/tip.png" id="148" name="Picture"/>
+                          <pic:cNvPr descr="/Applications/RStudio.app/Contents/Resources/app/quarto/share/formats/docx/tip.png" id="146" name="Picture"/>
                           <pic:cNvPicPr>
                             <a:picLocks noChangeArrowheads="1" noChangeAspect="1"/>
                           </pic:cNvPicPr>
                         </pic:nvPicPr>
                         <pic:blipFill>
-                          <a:blip r:embed="rId69"/>
+                          <a:blip r:embed="rId65"/>
                           <a:stretch>
                             <a:fillRect/>
                           </a:stretch>
@@ -8459,8 +8227,8 @@
         </w:tc>
       </w:tr>
     </w:tbl>
-    <w:bookmarkEnd w:id="149"/>
-    <w:bookmarkStart w:id="152" w:name="X25c5547e5810e4df5113393446b19a96a3621da"/>
+    <w:bookmarkEnd w:id="147"/>
+    <w:bookmarkStart w:id="150" w:name="X25c5547e5810e4df5113393446b19a96a3621da"/>
     <w:p>
       <w:pPr>
         <w:pStyle w:val="Heading1"/>
@@ -8553,18 +8321,18 @@
                 <wp:inline>
                   <wp:extent cx="152400" cy="152400"/>
                   <wp:effectExtent b="0" l="0" r="0" t="0"/>
-                  <wp:docPr descr="" title="" id="150" name="Picture"/>
+                  <wp:docPr descr="" title="" id="148" name="Picture"/>
                   <a:graphic>
                     <a:graphicData uri="http://schemas.openxmlformats.org/drawingml/2006/picture">
                       <pic:pic>
                         <pic:nvPicPr>
-                          <pic:cNvPr descr="/Applications/RStudio.app/Contents/Resources/app/quarto/share/formats/docx/tip.png" id="151" name="Picture"/>
+                          <pic:cNvPr descr="/Applications/RStudio.app/Contents/Resources/app/quarto/share/formats/docx/tip.png" id="149" name="Picture"/>
                           <pic:cNvPicPr>
                             <a:picLocks noChangeArrowheads="1" noChangeAspect="1"/>
                           </pic:cNvPicPr>
                         </pic:nvPicPr>
                         <pic:blipFill>
-                          <a:blip r:embed="rId69"/>
+                          <a:blip r:embed="rId65"/>
                           <a:stretch>
                             <a:fillRect/>
                           </a:stretch>
@@ -8905,8 +8673,8 @@
         </w:tc>
       </w:tr>
     </w:tbl>
-    <w:bookmarkEnd w:id="152"/>
-    <w:bookmarkStart w:id="155" w:name="Xf1463e876a6591df32a37ec187f7b887dc2a0d1"/>
+    <w:bookmarkEnd w:id="150"/>
+    <w:bookmarkStart w:id="153" w:name="Xf1463e876a6591df32a37ec187f7b887dc2a0d1"/>
     <w:p>
       <w:pPr>
         <w:pStyle w:val="Heading1"/>
@@ -8925,7 +8693,7 @@
         <w:t xml:space="preserve">Difference between a Two-Sample T and Welch’s T Test</w:t>
       </w:r>
     </w:p>
-    <w:bookmarkStart w:id="153" w:name="standard-t-test-students-t-test"/>
+    <w:bookmarkStart w:id="151" w:name="standard-t-test-students-t-test"/>
     <w:p>
       <w:pPr>
         <w:pStyle w:val="Heading2"/>
@@ -8939,7 +8707,7 @@
         <w:pStyle w:val="Compact"/>
         <w:numPr>
           <w:ilvl w:val="0"/>
-          <w:numId w:val="1029"/>
+          <w:numId w:val="1026"/>
         </w:numPr>
       </w:pPr>
       <w:r>
@@ -8961,7 +8729,7 @@
         <w:pStyle w:val="Compact"/>
         <w:numPr>
           <w:ilvl w:val="0"/>
-          <w:numId w:val="1029"/>
+          <w:numId w:val="1026"/>
         </w:numPr>
       </w:pPr>
       <w:r>
@@ -8995,7 +8763,7 @@
         <w:pStyle w:val="Compact"/>
         <w:numPr>
           <w:ilvl w:val="0"/>
-          <w:numId w:val="1029"/>
+          <w:numId w:val="1026"/>
         </w:numPr>
       </w:pPr>
       <w:r>
@@ -9029,7 +8797,7 @@
         <w:pStyle w:val="Compact"/>
         <w:numPr>
           <w:ilvl w:val="0"/>
-          <w:numId w:val="1029"/>
+          <w:numId w:val="1026"/>
         </w:numPr>
       </w:pPr>
       <w:r>
@@ -9046,8 +8814,8 @@
         <w:t xml:space="preserve">= n₁ + n₂ - 2</w:t>
       </w:r>
     </w:p>
-    <w:bookmarkEnd w:id="153"/>
-    <w:bookmarkStart w:id="154" w:name="welchs-t-test"/>
+    <w:bookmarkEnd w:id="151"/>
+    <w:bookmarkStart w:id="152" w:name="welchs-t-test"/>
     <w:p>
       <w:pPr>
         <w:pStyle w:val="Heading2"/>
@@ -9061,7 +8829,7 @@
         <w:pStyle w:val="Compact"/>
         <w:numPr>
           <w:ilvl w:val="0"/>
-          <w:numId w:val="1030"/>
+          <w:numId w:val="1027"/>
         </w:numPr>
       </w:pPr>
       <w:r>
@@ -9092,7 +8860,7 @@
         <w:pStyle w:val="Compact"/>
         <w:numPr>
           <w:ilvl w:val="0"/>
-          <w:numId w:val="1030"/>
+          <w:numId w:val="1027"/>
         </w:numPr>
       </w:pPr>
       <w:r>
@@ -9120,7 +8888,7 @@
         <w:pStyle w:val="Compact"/>
         <w:numPr>
           <w:ilvl w:val="0"/>
-          <w:numId w:val="1030"/>
+          <w:numId w:val="1027"/>
         </w:numPr>
       </w:pPr>
       <w:r>
@@ -9148,7 +8916,7 @@
         <w:pStyle w:val="Compact"/>
         <w:numPr>
           <w:ilvl w:val="0"/>
-          <w:numId w:val="1030"/>
+          <w:numId w:val="1027"/>
         </w:numPr>
       </w:pPr>
       <w:r>
@@ -9186,7 +8954,7 @@
         <w:pStyle w:val="Compact"/>
         <w:numPr>
           <w:ilvl w:val="0"/>
-          <w:numId w:val="1030"/>
+          <w:numId w:val="1027"/>
         </w:numPr>
       </w:pPr>
       <w:r>
@@ -9209,9 +8977,9 @@
         <w:t xml:space="preserve">than the standard t-test</w:t>
       </w:r>
     </w:p>
-    <w:bookmarkEnd w:id="154"/>
-    <w:bookmarkEnd w:id="155"/>
-    <w:bookmarkStart w:id="159" w:name="Xeb0cbf1649d7229187d2072456be4c9de180d37"/>
+    <w:bookmarkEnd w:id="152"/>
+    <w:bookmarkEnd w:id="153"/>
+    <w:bookmarkStart w:id="157" w:name="Xeb0cbf1649d7229187d2072456be4c9de180d37"/>
     <w:p>
       <w:pPr>
         <w:pStyle w:val="Heading1"/>
@@ -9273,19 +9041,19 @@
         <w:t xml:space="preserve"> </w:t>
       </w:r>
       <w:r>
-        <w:t xml:space="preserve">significant] difference in needle length between windward (M = …, SD</w:t>
+        <w:t xml:space="preserve">significant] difference in needle length between sunny (M = …, SD =</w:t>
       </w:r>
       <w:r>
         <w:t xml:space="preserve"> </w:t>
       </w:r>
       <w:r>
-        <w:t xml:space="preserve">= …) and leeward (M = …, SD = …) sides of pine trees, t(…) =</w:t>
+        <w:t xml:space="preserve">…) and shady (M = …, SD = …) sides of pine trees, t(…) = …, p</w:t>
       </w:r>
       <w:r>
         <w:t xml:space="preserve"> </w:t>
       </w:r>
       <w:r>
-        <w:t xml:space="preserve">…, p = ….”</w:t>
+        <w:t xml:space="preserve">= ….”</w:t>
       </w:r>
     </w:p>
     <w:p>
@@ -9297,18 +9065,18 @@
           <wp:inline>
             <wp:extent cx="4572000" cy="3657600"/>
             <wp:effectExtent b="0" l="0" r="0" t="0"/>
-            <wp:docPr descr="" title="" id="157" name="Picture"/>
+            <wp:docPr descr="" title="" id="155" name="Picture"/>
             <a:graphic>
               <a:graphicData uri="http://schemas.openxmlformats.org/drawingml/2006/picture">
                 <pic:pic>
                   <pic:nvPicPr>
-                    <pic:cNvPr descr="05_01_lecture_powerpoint_files/figure-docx/unnamed-chunk-23-1.png" id="158" name="Picture"/>
+                    <pic:cNvPr descr="05_01_lecture_powerpoint_files/figure-docx/unnamed-chunk-23-1.png" id="156" name="Picture"/>
                     <pic:cNvPicPr>
                       <a:picLocks noChangeArrowheads="1" noChangeAspect="1"/>
                     </pic:cNvPicPr>
                   </pic:nvPicPr>
                   <pic:blipFill>
-                    <a:blip r:embed="rId156"/>
+                    <a:blip r:embed="rId154"/>
                     <a:stretch>
                       <a:fillRect/>
                     </a:stretch>
@@ -9335,8 +9103,8 @@
         </w:drawing>
       </w:r>
     </w:p>
-    <w:bookmarkEnd w:id="159"/>
-    <w:bookmarkStart w:id="163" w:name="lecture-5-visualizing-the-results"/>
+    <w:bookmarkEnd w:id="157"/>
+    <w:bookmarkStart w:id="161" w:name="lecture-5-visualizing-the-results"/>
     <w:p>
       <w:pPr>
         <w:pStyle w:val="Heading1"/>
@@ -9398,19 +9166,19 @@
         <w:t xml:space="preserve"> </w:t>
       </w:r>
       <w:r>
-        <w:t xml:space="preserve">significant] difference in needle length between windward (M = …, SD</w:t>
+        <w:t xml:space="preserve">significant] difference in needle length between sunny (M = …, SD =</w:t>
       </w:r>
       <w:r>
         <w:t xml:space="preserve"> </w:t>
       </w:r>
       <w:r>
-        <w:t xml:space="preserve">= …) and leeward (M = …, SD = …) sides of pine trees, t(…) =</w:t>
+        <w:t xml:space="preserve">…) and shady (M = …, SD = …) sides of pine trees, t(…) = …, p</w:t>
       </w:r>
       <w:r>
         <w:t xml:space="preserve"> </w:t>
       </w:r>
       <w:r>
-        <w:t xml:space="preserve">…, p = ….”</w:t>
+        <w:t xml:space="preserve">= ….”</w:t>
       </w:r>
     </w:p>
     <w:p>
@@ -9422,18 +9190,18 @@
           <wp:inline>
             <wp:extent cx="5486400" cy="5486400"/>
             <wp:effectExtent b="0" l="0" r="0" t="0"/>
-            <wp:docPr descr="" title="" id="161" name="Picture"/>
+            <wp:docPr descr="" title="" id="159" name="Picture"/>
             <a:graphic>
               <a:graphicData uri="http://schemas.openxmlformats.org/drawingml/2006/picture">
                 <pic:pic>
                   <pic:nvPicPr>
-                    <pic:cNvPr descr="05_01_lecture_powerpoint_files/figure-docx/unnamed-chunk-24-1.png" id="162" name="Picture"/>
+                    <pic:cNvPr descr="05_01_lecture_powerpoint_files/figure-docx/unnamed-chunk-24-1.png" id="160" name="Picture"/>
                     <pic:cNvPicPr>
                       <a:picLocks noChangeArrowheads="1" noChangeAspect="1"/>
                     </pic:cNvPicPr>
                   </pic:nvPicPr>
                   <pic:blipFill>
-                    <a:blip r:embed="rId160"/>
+                    <a:blip r:embed="rId158"/>
                     <a:stretch>
                       <a:fillRect/>
                     </a:stretch>
@@ -9460,8 +9228,8 @@
         </w:drawing>
       </w:r>
     </w:p>
-    <w:bookmarkEnd w:id="163"/>
-    <w:bookmarkStart w:id="164" w:name="X3e4a8fe8080d47b40a396aacaaf9ff7c7f94d86"/>
+    <w:bookmarkEnd w:id="161"/>
+    <w:bookmarkStart w:id="162" w:name="X3e4a8fe8080d47b40a396aacaaf9ff7c7f94d86"/>
     <w:p>
       <w:pPr>
         <w:pStyle w:val="Heading1"/>
@@ -9894,8 +9662,8 @@
         <w:t xml:space="preserve"># YOUR CODE HERE</w:t>
       </w:r>
     </w:p>
-    <w:bookmarkEnd w:id="164"/>
-    <w:bookmarkStart w:id="168" w:name="lecture-5-what-is-going-on"/>
+    <w:bookmarkEnd w:id="162"/>
+    <w:bookmarkStart w:id="166" w:name="lecture-5-what-is-going-on"/>
     <w:p>
       <w:pPr>
         <w:pStyle w:val="Heading1"/>
@@ -9938,18 +9706,18 @@
           <wp:inline>
             <wp:extent cx="2743200" cy="2743200"/>
             <wp:effectExtent b="0" l="0" r="0" t="0"/>
-            <wp:docPr descr="" title="" id="166" name="Picture"/>
+            <wp:docPr descr="" title="" id="164" name="Picture"/>
             <a:graphic>
               <a:graphicData uri="http://schemas.openxmlformats.org/drawingml/2006/picture">
                 <pic:pic>
                   <pic:nvPicPr>
-                    <pic:cNvPr descr="05_01_lecture_powerpoint_files/figure-docx/unnamed-chunk-26-1.png" id="167" name="Picture"/>
+                    <pic:cNvPr descr="05_01_lecture_powerpoint_files/figure-docx/unnamed-chunk-26-1.png" id="165" name="Picture"/>
                     <pic:cNvPicPr>
                       <a:picLocks noChangeArrowheads="1" noChangeAspect="1"/>
                     </pic:cNvPicPr>
                   </pic:nvPicPr>
                   <pic:blipFill>
-                    <a:blip r:embed="rId165"/>
+                    <a:blip r:embed="rId163"/>
                     <a:stretch>
                       <a:fillRect/>
                     </a:stretch>
@@ -9976,8 +9744,8 @@
         </w:drawing>
       </w:r>
     </w:p>
-    <w:bookmarkEnd w:id="168"/>
-    <w:bookmarkStart w:id="169" w:name="X49cc77c0b86294ee1035141a16a6384f5b51288"/>
+    <w:bookmarkEnd w:id="166"/>
+    <w:bookmarkStart w:id="167" w:name="X49cc77c0b86294ee1035141a16a6384f5b51288"/>
     <w:p>
       <w:pPr>
         <w:pStyle w:val="Heading1"/>
@@ -10006,6 +9774,206 @@
           <w:bCs/>
         </w:rPr>
         <w:t xml:space="preserve">Common assumptions for t-tests:</w:t>
+      </w:r>
+    </w:p>
+    <w:p>
+      <w:pPr>
+        <w:pStyle w:val="Compact"/>
+        <w:numPr>
+          <w:ilvl w:val="0"/>
+          <w:numId w:val="1028"/>
+        </w:numPr>
+      </w:pPr>
+      <w:r>
+        <w:t xml:space="preserve">Normality: Data comes from normally distributed populations</w:t>
+      </w:r>
+    </w:p>
+    <w:p>
+      <w:pPr>
+        <w:pStyle w:val="Compact"/>
+        <w:numPr>
+          <w:ilvl w:val="0"/>
+          <w:numId w:val="1028"/>
+        </w:numPr>
+      </w:pPr>
+      <w:r>
+        <w:t xml:space="preserve">Equal variances (for two-sample tests)</w:t>
+      </w:r>
+    </w:p>
+    <w:p>
+      <w:pPr>
+        <w:pStyle w:val="Compact"/>
+        <w:numPr>
+          <w:ilvl w:val="0"/>
+          <w:numId w:val="1028"/>
+        </w:numPr>
+      </w:pPr>
+      <w:r>
+        <w:t xml:space="preserve">Independence: Observations are independent</w:t>
+      </w:r>
+    </w:p>
+    <w:p>
+      <w:pPr>
+        <w:pStyle w:val="Compact"/>
+        <w:numPr>
+          <w:ilvl w:val="0"/>
+          <w:numId w:val="1028"/>
+        </w:numPr>
+      </w:pPr>
+      <w:r>
+        <w:t xml:space="preserve">No outliers: Extreme values can influence results</w:t>
+      </w:r>
+    </w:p>
+    <w:p>
+      <w:pPr>
+        <w:pStyle w:val="FirstParagraph"/>
+      </w:pPr>
+      <w:r>
+        <w:t xml:space="preserve">What can we do if our data violates these assumptions?</w:t>
+      </w:r>
+    </w:p>
+    <w:p>
+      <w:pPr>
+        <w:pStyle w:val="BodyText"/>
+      </w:pPr>
+      <w:r>
+        <w:t xml:space="preserve">Alternatives when assumptions are violated:</w:t>
+      </w:r>
+    </w:p>
+    <w:p>
+      <w:pPr>
+        <w:pStyle w:val="Compact"/>
+        <w:numPr>
+          <w:ilvl w:val="0"/>
+          <w:numId w:val="1029"/>
+        </w:numPr>
+      </w:pPr>
+      <w:r>
+        <w:t xml:space="preserve">Data transformation (log, square root, etc.)</w:t>
+      </w:r>
+    </w:p>
+    <w:p>
+      <w:pPr>
+        <w:pStyle w:val="Compact"/>
+        <w:numPr>
+          <w:ilvl w:val="0"/>
+          <w:numId w:val="1029"/>
+        </w:numPr>
+      </w:pPr>
+      <w:r>
+        <w:t xml:space="preserve">Non-parametric tests</w:t>
+      </w:r>
+    </w:p>
+    <w:p>
+      <w:pPr>
+        <w:pStyle w:val="Compact"/>
+        <w:numPr>
+          <w:ilvl w:val="0"/>
+          <w:numId w:val="1029"/>
+        </w:numPr>
+      </w:pPr>
+      <w:r>
+        <w:t xml:space="preserve">Robust statistical methods</w:t>
+      </w:r>
+    </w:p>
+    <w:bookmarkEnd w:id="167"/>
+    <w:bookmarkStart w:id="168" w:name="lecture-5-summary-and-conclusions"/>
+    <w:p>
+      <w:pPr>
+        <w:pStyle w:val="Heading1"/>
+      </w:pPr>
+      <w:r>
+        <w:rPr>
+          <w:b/>
+          <w:bCs/>
+        </w:rPr>
+        <w:t xml:space="preserve">Lecture 5:</w:t>
+      </w:r>
+      <w:r>
+        <w:t xml:space="preserve"> </w:t>
+      </w:r>
+      <w:r>
+        <w:t xml:space="preserve">Summary and Conclusions</w:t>
+      </w:r>
+    </w:p>
+    <w:p>
+      <w:pPr>
+        <w:pStyle w:val="FirstParagraph"/>
+      </w:pPr>
+      <w:r>
+        <w:t xml:space="preserve">In this activity, we’ve:</w:t>
+      </w:r>
+    </w:p>
+    <w:p>
+      <w:pPr>
+        <w:pStyle w:val="Compact"/>
+        <w:numPr>
+          <w:ilvl w:val="0"/>
+          <w:numId w:val="1030"/>
+        </w:numPr>
+      </w:pPr>
+      <w:r>
+        <w:t xml:space="preserve">Formulated hypotheses about pine needle length</w:t>
+      </w:r>
+    </w:p>
+    <w:p>
+      <w:pPr>
+        <w:pStyle w:val="Compact"/>
+        <w:numPr>
+          <w:ilvl w:val="0"/>
+          <w:numId w:val="1030"/>
+        </w:numPr>
+      </w:pPr>
+      <w:r>
+        <w:t xml:space="preserve">Tested assumptions for parametric tests</w:t>
+      </w:r>
+    </w:p>
+    <w:p>
+      <w:pPr>
+        <w:pStyle w:val="Compact"/>
+        <w:numPr>
+          <w:ilvl w:val="0"/>
+          <w:numId w:val="1030"/>
+        </w:numPr>
+      </w:pPr>
+      <w:r>
+        <w:t xml:space="preserve">Conducted one-sample and two-sample t-tests</w:t>
+      </w:r>
+    </w:p>
+    <w:p>
+      <w:pPr>
+        <w:pStyle w:val="Compact"/>
+        <w:numPr>
+          <w:ilvl w:val="0"/>
+          <w:numId w:val="1030"/>
+        </w:numPr>
+      </w:pPr>
+      <w:r>
+        <w:t xml:space="preserve">Visualized data using appropriate methods</w:t>
+      </w:r>
+    </w:p>
+    <w:p>
+      <w:pPr>
+        <w:pStyle w:val="Compact"/>
+        <w:numPr>
+          <w:ilvl w:val="0"/>
+          <w:numId w:val="1030"/>
+        </w:numPr>
+      </w:pPr>
+      <w:r>
+        <w:t xml:space="preserve">Learned how to interpret and report t-test results</w:t>
+      </w:r>
+    </w:p>
+    <w:p>
+      <w:pPr>
+        <w:pStyle w:val="FirstParagraph"/>
+      </w:pPr>
+      <w:r>
+        <w:rPr>
+          <w:b/>
+          <w:bCs/>
+        </w:rPr>
+        <w:t xml:space="preserve">Key takeaways:</w:t>
       </w:r>
     </w:p>
     <w:p>
@@ -10017,7 +9985,7 @@
         </w:numPr>
       </w:pPr>
       <w:r>
-        <w:t xml:space="preserve">Normality: Data comes from normally distributed populations</w:t>
+        <w:t xml:space="preserve">Always check assumptions before conducting tests</w:t>
       </w:r>
     </w:p>
     <w:p>
@@ -10029,7 +9997,7 @@
         </w:numPr>
       </w:pPr>
       <w:r>
-        <w:t xml:space="preserve">Equal variances (for two-sample tests)</w:t>
+        <w:t xml:space="preserve">Visualize your data to understand patterns</w:t>
       </w:r>
     </w:p>
     <w:p>
@@ -10041,7 +10009,7 @@
         </w:numPr>
       </w:pPr>
       <w:r>
-        <w:t xml:space="preserve">Independence: Observations are independent</w:t>
+        <w:t xml:space="preserve">Report results comprehensively</w:t>
       </w:r>
     </w:p>
     <w:p>
@@ -10053,216 +10021,16 @@
         </w:numPr>
       </w:pPr>
       <w:r>
-        <w:t xml:space="preserve">No outliers: Extreme values can influence results</w:t>
-      </w:r>
-    </w:p>
-    <w:p>
-      <w:pPr>
-        <w:pStyle w:val="FirstParagraph"/>
-      </w:pPr>
-      <w:r>
-        <w:t xml:space="preserve">What can we do if our data violates these assumptions?</w:t>
-      </w:r>
-    </w:p>
-    <w:p>
-      <w:pPr>
-        <w:pStyle w:val="BodyText"/>
-      </w:pPr>
-      <w:r>
-        <w:t xml:space="preserve">Alternatives when assumptions are violated:</w:t>
-      </w:r>
-    </w:p>
-    <w:p>
-      <w:pPr>
-        <w:pStyle w:val="Compact"/>
-        <w:numPr>
-          <w:ilvl w:val="0"/>
-          <w:numId w:val="1032"/>
-        </w:numPr>
-      </w:pPr>
-      <w:r>
-        <w:t xml:space="preserve">Data transformation (log, square root, etc.)</w:t>
-      </w:r>
-    </w:p>
-    <w:p>
-      <w:pPr>
-        <w:pStyle w:val="Compact"/>
-        <w:numPr>
-          <w:ilvl w:val="0"/>
-          <w:numId w:val="1032"/>
-        </w:numPr>
-      </w:pPr>
-      <w:r>
-        <w:t xml:space="preserve">Non-parametric tests</w:t>
-      </w:r>
-    </w:p>
-    <w:p>
-      <w:pPr>
-        <w:pStyle w:val="Compact"/>
-        <w:numPr>
-          <w:ilvl w:val="0"/>
-          <w:numId w:val="1032"/>
-        </w:numPr>
-      </w:pPr>
-      <w:r>
-        <w:t xml:space="preserve">Robust statistical methods</w:t>
-      </w:r>
-    </w:p>
-    <w:bookmarkEnd w:id="169"/>
-    <w:bookmarkStart w:id="170" w:name="lecture-5-summary-and-conclusions"/>
-    <w:p>
-      <w:pPr>
-        <w:pStyle w:val="Heading1"/>
-      </w:pPr>
-      <w:r>
-        <w:rPr>
-          <w:b/>
-          <w:bCs/>
-        </w:rPr>
-        <w:t xml:space="preserve">Lecture 5:</w:t>
+        <w:t xml:space="preserve">Consider alternatives when assumptions are violated - non parametric</w:t>
       </w:r>
       <w:r>
         <w:t xml:space="preserve"> </w:t>
       </w:r>
       <w:r>
-        <w:t xml:space="preserve">Summary and Conclusions</w:t>
-      </w:r>
-    </w:p>
-    <w:p>
-      <w:pPr>
-        <w:pStyle w:val="FirstParagraph"/>
-      </w:pPr>
-      <w:r>
-        <w:t xml:space="preserve">In this activity, we’ve:</w:t>
-      </w:r>
-    </w:p>
-    <w:p>
-      <w:pPr>
-        <w:pStyle w:val="Compact"/>
-        <w:numPr>
-          <w:ilvl w:val="0"/>
-          <w:numId w:val="1033"/>
-        </w:numPr>
-      </w:pPr>
-      <w:r>
-        <w:t xml:space="preserve">Formulated hypotheses about pine needle length</w:t>
-      </w:r>
-    </w:p>
-    <w:p>
-      <w:pPr>
-        <w:pStyle w:val="Compact"/>
-        <w:numPr>
-          <w:ilvl w:val="0"/>
-          <w:numId w:val="1033"/>
-        </w:numPr>
-      </w:pPr>
-      <w:r>
-        <w:t xml:space="preserve">Tested assumptions for parametric tests</w:t>
-      </w:r>
-    </w:p>
-    <w:p>
-      <w:pPr>
-        <w:pStyle w:val="Compact"/>
-        <w:numPr>
-          <w:ilvl w:val="0"/>
-          <w:numId w:val="1033"/>
-        </w:numPr>
-      </w:pPr>
-      <w:r>
-        <w:t xml:space="preserve">Conducted one-sample and two-sample t-tests</w:t>
-      </w:r>
-    </w:p>
-    <w:p>
-      <w:pPr>
-        <w:pStyle w:val="Compact"/>
-        <w:numPr>
-          <w:ilvl w:val="0"/>
-          <w:numId w:val="1033"/>
-        </w:numPr>
-      </w:pPr>
-      <w:r>
-        <w:t xml:space="preserve">Visualized data using appropriate methods</w:t>
-      </w:r>
-    </w:p>
-    <w:p>
-      <w:pPr>
-        <w:pStyle w:val="Compact"/>
-        <w:numPr>
-          <w:ilvl w:val="0"/>
-          <w:numId w:val="1033"/>
-        </w:numPr>
-      </w:pPr>
-      <w:r>
-        <w:t xml:space="preserve">Learned how to interpret and report t-test results</w:t>
-      </w:r>
-    </w:p>
-    <w:p>
-      <w:pPr>
-        <w:pStyle w:val="FirstParagraph"/>
-      </w:pPr>
-      <w:r>
-        <w:rPr>
-          <w:b/>
-          <w:bCs/>
-        </w:rPr>
-        <w:t xml:space="preserve">Key takeaways:</w:t>
-      </w:r>
-    </w:p>
-    <w:p>
-      <w:pPr>
-        <w:pStyle w:val="Compact"/>
-        <w:numPr>
-          <w:ilvl w:val="0"/>
-          <w:numId w:val="1034"/>
-        </w:numPr>
-      </w:pPr>
-      <w:r>
-        <w:t xml:space="preserve">Always check assumptions before conducting tests</w:t>
-      </w:r>
-    </w:p>
-    <w:p>
-      <w:pPr>
-        <w:pStyle w:val="Compact"/>
-        <w:numPr>
-          <w:ilvl w:val="0"/>
-          <w:numId w:val="1034"/>
-        </w:numPr>
-      </w:pPr>
-      <w:r>
-        <w:t xml:space="preserve">Visualize your data to understand patterns</w:t>
-      </w:r>
-    </w:p>
-    <w:p>
-      <w:pPr>
-        <w:pStyle w:val="Compact"/>
-        <w:numPr>
-          <w:ilvl w:val="0"/>
-          <w:numId w:val="1034"/>
-        </w:numPr>
-      </w:pPr>
-      <w:r>
-        <w:t xml:space="preserve">Report results comprehensively</w:t>
-      </w:r>
-    </w:p>
-    <w:p>
-      <w:pPr>
-        <w:pStyle w:val="Compact"/>
-        <w:numPr>
-          <w:ilvl w:val="0"/>
-          <w:numId w:val="1034"/>
-        </w:numPr>
-      </w:pPr>
-      <w:r>
-        <w:t xml:space="preserve">Consider alternatives when assumptions are violated - non parametric</w:t>
-      </w:r>
-      <w:r>
-        <w:t xml:space="preserve"> </w:t>
-      </w:r>
-      <w:r>
         <w:t xml:space="preserve">tests…</w:t>
       </w:r>
     </w:p>
-    <w:bookmarkEnd w:id="170"/>
+    <w:bookmarkEnd w:id="168"/>
     <w:sectPr>
       <w:pgSz w:h="15840" w:w="12240"/>
       <w:pgMar w:bottom="720" w:footer="720" w:gutter="0" w:header="720" w:left="1152" w:right="720" w:top="720"/>
@@ -10602,13 +10370,94 @@
     <w:abstractNumId w:val="991"/>
   </w:num>
   <w:num w:numId="1013">
-    <w:abstractNumId w:val="991"/>
+    <w:abstractNumId w:val="99411"/>
+    <w:lvlOverride w:ilvl="0">
+      <w:startOverride w:val="1"/>
+    </w:lvlOverride>
+    <w:lvlOverride w:ilvl="1">
+      <w:startOverride w:val="1"/>
+    </w:lvlOverride>
+    <w:lvlOverride w:ilvl="2">
+      <w:startOverride w:val="1"/>
+    </w:lvlOverride>
+    <w:lvlOverride w:ilvl="3">
+      <w:startOverride w:val="1"/>
+    </w:lvlOverride>
+    <w:lvlOverride w:ilvl="4">
+      <w:startOverride w:val="1"/>
+    </w:lvlOverride>
+    <w:lvlOverride w:ilvl="5">
+      <w:startOverride w:val="1"/>
+    </w:lvlOverride>
+    <w:lvlOverride w:ilvl="6">
+      <w:startOverride w:val="1"/>
+    </w:lvlOverride>
+    <w:lvlOverride w:ilvl="7">
+      <w:startOverride w:val="1"/>
+    </w:lvlOverride>
+    <w:lvlOverride w:ilvl="8">
+      <w:startOverride w:val="1"/>
+    </w:lvlOverride>
   </w:num>
   <w:num w:numId="1014">
-    <w:abstractNumId w:val="991"/>
+    <w:abstractNumId w:val="99411"/>
+    <w:lvlOverride w:ilvl="0">
+      <w:startOverride w:val="1"/>
+    </w:lvlOverride>
+    <w:lvlOverride w:ilvl="1">
+      <w:startOverride w:val="1"/>
+    </w:lvlOverride>
+    <w:lvlOverride w:ilvl="2">
+      <w:startOverride w:val="1"/>
+    </w:lvlOverride>
+    <w:lvlOverride w:ilvl="3">
+      <w:startOverride w:val="1"/>
+    </w:lvlOverride>
+    <w:lvlOverride w:ilvl="4">
+      <w:startOverride w:val="1"/>
+    </w:lvlOverride>
+    <w:lvlOverride w:ilvl="5">
+      <w:startOverride w:val="1"/>
+    </w:lvlOverride>
+    <w:lvlOverride w:ilvl="6">
+      <w:startOverride w:val="1"/>
+    </w:lvlOverride>
+    <w:lvlOverride w:ilvl="7">
+      <w:startOverride w:val="1"/>
+    </w:lvlOverride>
+    <w:lvlOverride w:ilvl="8">
+      <w:startOverride w:val="1"/>
+    </w:lvlOverride>
   </w:num>
   <w:num w:numId="1015">
-    <w:abstractNumId w:val="991"/>
+    <w:abstractNumId w:val="99411"/>
+    <w:lvlOverride w:ilvl="0">
+      <w:startOverride w:val="1"/>
+    </w:lvlOverride>
+    <w:lvlOverride w:ilvl="1">
+      <w:startOverride w:val="1"/>
+    </w:lvlOverride>
+    <w:lvlOverride w:ilvl="2">
+      <w:startOverride w:val="1"/>
+    </w:lvlOverride>
+    <w:lvlOverride w:ilvl="3">
+      <w:startOverride w:val="1"/>
+    </w:lvlOverride>
+    <w:lvlOverride w:ilvl="4">
+      <w:startOverride w:val="1"/>
+    </w:lvlOverride>
+    <w:lvlOverride w:ilvl="5">
+      <w:startOverride w:val="1"/>
+    </w:lvlOverride>
+    <w:lvlOverride w:ilvl="6">
+      <w:startOverride w:val="1"/>
+    </w:lvlOverride>
+    <w:lvlOverride w:ilvl="7">
+      <w:startOverride w:val="1"/>
+    </w:lvlOverride>
+    <w:lvlOverride w:ilvl="8">
+      <w:startOverride w:val="1"/>
+    </w:lvlOverride>
   </w:num>
   <w:num w:numId="1016">
     <w:abstractNumId w:val="99411"/>
@@ -10641,6 +10490,15 @@
     </w:lvlOverride>
   </w:num>
   <w:num w:numId="1017">
+    <w:abstractNumId w:val="991"/>
+  </w:num>
+  <w:num w:numId="1018">
+    <w:abstractNumId w:val="991"/>
+  </w:num>
+  <w:num w:numId="1019">
+    <w:abstractNumId w:val="991"/>
+  </w:num>
+  <w:num w:numId="1020">
     <w:abstractNumId w:val="99411"/>
     <w:lvlOverride w:ilvl="0">
       <w:startOverride w:val="1"/>
@@ -10670,7 +10528,10 @@
       <w:startOverride w:val="1"/>
     </w:lvlOverride>
   </w:num>
-  <w:num w:numId="1018">
+  <w:num w:numId="1021">
+    <w:abstractNumId w:val="991"/>
+  </w:num>
+  <w:num w:numId="1022">
     <w:abstractNumId w:val="99411"/>
     <w:lvlOverride w:ilvl="0">
       <w:startOverride w:val="1"/>
@@ -10699,45 +10560,6 @@
     <w:lvlOverride w:ilvl="8">
       <w:startOverride w:val="1"/>
     </w:lvlOverride>
-  </w:num>
-  <w:num w:numId="1019">
-    <w:abstractNumId w:val="99411"/>
-    <w:lvlOverride w:ilvl="0">
-      <w:startOverride w:val="1"/>
-    </w:lvlOverride>
-    <w:lvlOverride w:ilvl="1">
-      <w:startOverride w:val="1"/>
-    </w:lvlOverride>
-    <w:lvlOverride w:ilvl="2">
-      <w:startOverride w:val="1"/>
-    </w:lvlOverride>
-    <w:lvlOverride w:ilvl="3">
-      <w:startOverride w:val="1"/>
-    </w:lvlOverride>
-    <w:lvlOverride w:ilvl="4">
-      <w:startOverride w:val="1"/>
-    </w:lvlOverride>
-    <w:lvlOverride w:ilvl="5">
-      <w:startOverride w:val="1"/>
-    </w:lvlOverride>
-    <w:lvlOverride w:ilvl="6">
-      <w:startOverride w:val="1"/>
-    </w:lvlOverride>
-    <w:lvlOverride w:ilvl="7">
-      <w:startOverride w:val="1"/>
-    </w:lvlOverride>
-    <w:lvlOverride w:ilvl="8">
-      <w:startOverride w:val="1"/>
-    </w:lvlOverride>
-  </w:num>
-  <w:num w:numId="1020">
-    <w:abstractNumId w:val="991"/>
-  </w:num>
-  <w:num w:numId="1021">
-    <w:abstractNumId w:val="991"/>
-  </w:num>
-  <w:num w:numId="1022">
-    <w:abstractNumId w:val="991"/>
   </w:num>
   <w:num w:numId="1023">
     <w:abstractNumId w:val="99411"/>
@@ -10773,6 +10595,15 @@
     <w:abstractNumId w:val="991"/>
   </w:num>
   <w:num w:numId="1025">
+    <w:abstractNumId w:val="991"/>
+  </w:num>
+  <w:num w:numId="1026">
+    <w:abstractNumId w:val="991"/>
+  </w:num>
+  <w:num w:numId="1027">
+    <w:abstractNumId w:val="991"/>
+  </w:num>
+  <w:num w:numId="1028">
     <w:abstractNumId w:val="99411"/>
     <w:lvlOverride w:ilvl="0">
       <w:startOverride w:val="1"/>
@@ -10802,7 +10633,10 @@
       <w:startOverride w:val="1"/>
     </w:lvlOverride>
   </w:num>
-  <w:num w:numId="1026">
+  <w:num w:numId="1029">
+    <w:abstractNumId w:val="991"/>
+  </w:num>
+  <w:num w:numId="1030">
     <w:abstractNumId w:val="99411"/>
     <w:lvlOverride w:ilvl="0">
       <w:startOverride w:val="1"/>
@@ -10832,82 +10666,7 @@
       <w:startOverride w:val="1"/>
     </w:lvlOverride>
   </w:num>
-  <w:num w:numId="1027">
-    <w:abstractNumId w:val="991"/>
-  </w:num>
-  <w:num w:numId="1028">
-    <w:abstractNumId w:val="991"/>
-  </w:num>
-  <w:num w:numId="1029">
-    <w:abstractNumId w:val="991"/>
-  </w:num>
-  <w:num w:numId="1030">
-    <w:abstractNumId w:val="991"/>
-  </w:num>
   <w:num w:numId="1031">
-    <w:abstractNumId w:val="99411"/>
-    <w:lvlOverride w:ilvl="0">
-      <w:startOverride w:val="1"/>
-    </w:lvlOverride>
-    <w:lvlOverride w:ilvl="1">
-      <w:startOverride w:val="1"/>
-    </w:lvlOverride>
-    <w:lvlOverride w:ilvl="2">
-      <w:startOverride w:val="1"/>
-    </w:lvlOverride>
-    <w:lvlOverride w:ilvl="3">
-      <w:startOverride w:val="1"/>
-    </w:lvlOverride>
-    <w:lvlOverride w:ilvl="4">
-      <w:startOverride w:val="1"/>
-    </w:lvlOverride>
-    <w:lvlOverride w:ilvl="5">
-      <w:startOverride w:val="1"/>
-    </w:lvlOverride>
-    <w:lvlOverride w:ilvl="6">
-      <w:startOverride w:val="1"/>
-    </w:lvlOverride>
-    <w:lvlOverride w:ilvl="7">
-      <w:startOverride w:val="1"/>
-    </w:lvlOverride>
-    <w:lvlOverride w:ilvl="8">
-      <w:startOverride w:val="1"/>
-    </w:lvlOverride>
-  </w:num>
-  <w:num w:numId="1032">
-    <w:abstractNumId w:val="991"/>
-  </w:num>
-  <w:num w:numId="1033">
-    <w:abstractNumId w:val="99411"/>
-    <w:lvlOverride w:ilvl="0">
-      <w:startOverride w:val="1"/>
-    </w:lvlOverride>
-    <w:lvlOverride w:ilvl="1">
-      <w:startOverride w:val="1"/>
-    </w:lvlOverride>
-    <w:lvlOverride w:ilvl="2">
-      <w:startOverride w:val="1"/>
-    </w:lvlOverride>
-    <w:lvlOverride w:ilvl="3">
-      <w:startOverride w:val="1"/>
-    </w:lvlOverride>
-    <w:lvlOverride w:ilvl="4">
-      <w:startOverride w:val="1"/>
-    </w:lvlOverride>
-    <w:lvlOverride w:ilvl="5">
-      <w:startOverride w:val="1"/>
-    </w:lvlOverride>
-    <w:lvlOverride w:ilvl="6">
-      <w:startOverride w:val="1"/>
-    </w:lvlOverride>
-    <w:lvlOverride w:ilvl="7">
-      <w:startOverride w:val="1"/>
-    </w:lvlOverride>
-    <w:lvlOverride w:ilvl="8">
-      <w:startOverride w:val="1"/>
-    </w:lvlOverride>
-  </w:num>
-  <w:num w:numId="1034">
     <w:abstractNumId w:val="991"/>
   </w:num>
 </w:numbering>

--- a/docs/ecostats_lectures/lecture_05/05_01_lecture_powerpoint.docx
+++ b/docs/ecostats_lectures/lecture_05/05_01_lecture_powerpoint.docx
@@ -148,20 +148,6 @@
         </w:drawing>
       </w:r>
     </w:p>
-    <w:bookmarkEnd w:id="23"/>
-    <w:bookmarkStart w:id="24" w:name="lecture-4-review---summary-statistics"/>
-    <w:p>
-      <w:pPr>
-        <w:pStyle w:val="Heading1"/>
-      </w:pPr>
-      <w:r>
-        <w:rPr>
-          <w:b/>
-          <w:bCs/>
-        </w:rPr>
-        <w:t xml:space="preserve">Lecture 4: Review - Summary Statistics</w:t>
-      </w:r>
-    </w:p>
     <w:p>
       <w:pPr>
         <w:pStyle w:val="Compact"/>
@@ -269,8 +255,8 @@
         <w:t xml:space="preserve">2 sunny        16.2      2.64     0.934     8</w:t>
       </w:r>
     </w:p>
-    <w:bookmarkEnd w:id="24"/>
-    <w:bookmarkStart w:id="29" w:name="Xc7f2672edddede19b99eaa4ae64aeef3a01384b"/>
+    <w:bookmarkEnd w:id="23"/>
+    <w:bookmarkStart w:id="28" w:name="Xc7f2672edddede19b99eaa4ae64aeef3a01384b"/>
     <w:p>
       <w:pPr>
         <w:pStyle w:val="Heading1"/>
@@ -283,7 +269,7 @@
         <w:t xml:space="preserve">Lecture 5: Probability and Statistical Inference</w:t>
       </w:r>
     </w:p>
-    <w:bookmarkStart w:id="25" w:name="the-goals-for-today"/>
+    <w:bookmarkStart w:id="24" w:name="the-goals-for-today"/>
     <w:p>
       <w:pPr>
         <w:pStyle w:val="Heading3"/>
@@ -380,7 +366,7 @@
         <w:t xml:space="preserve">Assumption tests</w:t>
       </w:r>
     </w:p>
-    <w:bookmarkEnd w:id="25"/>
+    <w:bookmarkEnd w:id="24"/>
     <w:p>
       <w:pPr>
         <w:pStyle w:val="FirstParagraph"/>
@@ -390,18 +376,18 @@
           <wp:inline>
             <wp:extent cx="4572000" cy="3657600"/>
             <wp:effectExtent b="0" l="0" r="0" t="0"/>
-            <wp:docPr descr="" title="" id="27" name="Picture"/>
+            <wp:docPr descr="" title="" id="26" name="Picture"/>
             <a:graphic>
               <a:graphicData uri="http://schemas.openxmlformats.org/drawingml/2006/picture">
                 <pic:pic>
                   <pic:nvPicPr>
-                    <pic:cNvPr descr="05_01_lecture_powerpoint_files/figure-docx/unnamed-chunk-2-1.png" id="28" name="Picture"/>
+                    <pic:cNvPr descr="05_01_lecture_powerpoint_files/figure-docx/unnamed-chunk-2-1.png" id="27" name="Picture"/>
                     <pic:cNvPicPr>
                       <a:picLocks noChangeArrowheads="1" noChangeAspect="1"/>
                     </pic:cNvPicPr>
                   </pic:nvPicPr>
                   <pic:blipFill>
-                    <a:blip r:embed="rId26"/>
+                    <a:blip r:embed="rId25"/>
                     <a:stretch>
                       <a:fillRect/>
                     </a:stretch>
@@ -428,8 +414,8 @@
         </w:drawing>
       </w:r>
     </w:p>
-    <w:bookmarkEnd w:id="29"/>
-    <w:bookmarkStart w:id="33" w:name="Xf6c3008325eb691e38cb10b4cfbeeaa5a1356c3"/>
+    <w:bookmarkEnd w:id="28"/>
+    <w:bookmarkStart w:id="32" w:name="Xf6c3008325eb691e38cb10b4cfbeeaa5a1356c3"/>
     <w:p>
       <w:pPr>
         <w:pStyle w:val="Heading1"/>
@@ -495,7 +481,7 @@
         </w:numPr>
       </w:pPr>
       <w:r>
-        <w:t xml:space="preserve">One sample T Tests</w:t>
+        <w:t xml:space="preserve">One sample T Test</w:t>
       </w:r>
     </w:p>
     <w:p>
@@ -512,6 +498,18 @@
     </w:p>
     <w:p>
       <w:pPr>
+        <w:pStyle w:val="Compact"/>
+        <w:numPr>
+          <w:ilvl w:val="0"/>
+          <w:numId w:val="1007"/>
+        </w:numPr>
+      </w:pPr>
+      <w:r>
+        <w:t xml:space="preserve">Paired T Test</w:t>
+      </w:r>
+    </w:p>
+    <w:p>
+      <w:pPr>
         <w:pStyle w:val="FirstParagraph"/>
       </w:pPr>
       <w:r>
@@ -519,18 +517,18 @@
           <wp:inline>
             <wp:extent cx="4572000" cy="3657600"/>
             <wp:effectExtent b="0" l="0" r="0" t="0"/>
-            <wp:docPr descr="" title="" id="31" name="Picture"/>
+            <wp:docPr descr="" title="" id="30" name="Picture"/>
             <a:graphic>
               <a:graphicData uri="http://schemas.openxmlformats.org/drawingml/2006/picture">
                 <pic:pic>
                   <pic:nvPicPr>
-                    <pic:cNvPr descr="05_01_lecture_powerpoint_files/figure-docx/unnamed-chunk-3-1.png" id="32" name="Picture"/>
+                    <pic:cNvPr descr="05_01_lecture_powerpoint_files/figure-docx/unnamed-chunk-3-1.png" id="31" name="Picture"/>
                     <pic:cNvPicPr>
                       <a:picLocks noChangeArrowheads="1" noChangeAspect="1"/>
                     </pic:cNvPicPr>
                   </pic:nvPicPr>
                   <pic:blipFill>
-                    <a:blip r:embed="rId30"/>
+                    <a:blip r:embed="rId29"/>
                     <a:stretch>
                       <a:fillRect/>
                     </a:stretch>
@@ -557,8 +555,8 @@
         </w:drawing>
       </w:r>
     </w:p>
-    <w:bookmarkEnd w:id="33"/>
-    <w:bookmarkStart w:id="40" w:name="lecture-5-one-tailed-questions"/>
+    <w:bookmarkEnd w:id="32"/>
+    <w:bookmarkStart w:id="39" w:name="lecture-5-one-tailed-questions"/>
     <w:p>
       <w:pPr>
         <w:pStyle w:val="Heading1"/>
@@ -624,18 +622,18 @@
           <wp:inline>
             <wp:extent cx="2543175" cy="1885950"/>
             <wp:effectExtent b="0" l="0" r="0" t="0"/>
-            <wp:docPr descr="" title="" id="35" name="Picture"/>
+            <wp:docPr descr="" title="" id="34" name="Picture"/>
             <a:graphic>
               <a:graphicData uri="http://schemas.openxmlformats.org/drawingml/2006/picture">
                 <pic:pic>
                   <pic:nvPicPr>
-                    <pic:cNvPr descr="images/clipboard-1822465473.png" id="36" name="Picture"/>
+                    <pic:cNvPr descr="images/clipboard-1822465473.png" id="35" name="Picture"/>
                     <pic:cNvPicPr>
                       <a:picLocks noChangeArrowheads="1" noChangeAspect="1"/>
                     </pic:cNvPicPr>
                   </pic:nvPicPr>
                   <pic:blipFill>
-                    <a:blip r:embed="rId34"/>
+                    <a:blip r:embed="rId33"/>
                     <a:stretch>
                       <a:fillRect/>
                     </a:stretch>
@@ -671,18 +669,18 @@
           <wp:inline>
             <wp:extent cx="5800725" cy="3696226"/>
             <wp:effectExtent b="0" l="0" r="0" t="0"/>
-            <wp:docPr descr="" title="" id="38" name="Picture"/>
+            <wp:docPr descr="" title="" id="37" name="Picture"/>
             <a:graphic>
               <a:graphicData uri="http://schemas.openxmlformats.org/drawingml/2006/picture">
                 <pic:pic>
                   <pic:nvPicPr>
-                    <pic:cNvPr descr="images/clipboard-4103165911.png" id="39" name="Picture"/>
+                    <pic:cNvPr descr="images/clipboard-4103165911.png" id="38" name="Picture"/>
                     <pic:cNvPicPr>
                       <a:picLocks noChangeArrowheads="1" noChangeAspect="1"/>
                     </pic:cNvPicPr>
                   </pic:nvPicPr>
                   <pic:blipFill>
-                    <a:blip r:embed="rId37"/>
+                    <a:blip r:embed="rId36"/>
                     <a:stretch>
                       <a:fillRect/>
                     </a:stretch>
@@ -715,8 +713,8 @@
         <w:t xml:space="preserve">xxxx</w:t>
       </w:r>
     </w:p>
-    <w:bookmarkEnd w:id="40"/>
-    <w:bookmarkStart w:id="47" w:name="lecture-5-two-tailed-questions"/>
+    <w:bookmarkEnd w:id="39"/>
+    <w:bookmarkStart w:id="46" w:name="lecture-5-two-tailed-questions"/>
     <w:p>
       <w:pPr>
         <w:pStyle w:val="Heading1"/>
@@ -788,18 +786,18 @@
           <wp:inline>
             <wp:extent cx="1905000" cy="1428750"/>
             <wp:effectExtent b="0" l="0" r="0" t="0"/>
-            <wp:docPr descr="" title="" id="42" name="Picture"/>
+            <wp:docPr descr="" title="" id="41" name="Picture"/>
             <a:graphic>
               <a:graphicData uri="http://schemas.openxmlformats.org/drawingml/2006/picture">
                 <pic:pic>
                   <pic:nvPicPr>
-                    <pic:cNvPr descr="images/clipboard-2234740159.png" id="43" name="Picture"/>
+                    <pic:cNvPr descr="images/clipboard-2234740159.png" id="42" name="Picture"/>
                     <pic:cNvPicPr>
                       <a:picLocks noChangeArrowheads="1" noChangeAspect="1"/>
                     </pic:cNvPicPr>
                   </pic:nvPicPr>
                   <pic:blipFill>
-                    <a:blip r:embed="rId41"/>
+                    <a:blip r:embed="rId40"/>
                     <a:stretch>
                       <a:fillRect/>
                     </a:stretch>
@@ -835,18 +833,18 @@
           <wp:inline>
             <wp:extent cx="6429375" cy="4077452"/>
             <wp:effectExtent b="0" l="0" r="0" t="0"/>
-            <wp:docPr descr="" title="" id="45" name="Picture"/>
+            <wp:docPr descr="" title="" id="44" name="Picture"/>
             <a:graphic>
               <a:graphicData uri="http://schemas.openxmlformats.org/drawingml/2006/picture">
                 <pic:pic>
                   <pic:nvPicPr>
-                    <pic:cNvPr descr="images/clipboard-1746531278.png" id="46" name="Picture"/>
+                    <pic:cNvPr descr="images/clipboard-1746531278.png" id="45" name="Picture"/>
                     <pic:cNvPicPr>
                       <a:picLocks noChangeArrowheads="1" noChangeAspect="1"/>
                     </pic:cNvPicPr>
                   </pic:nvPicPr>
                   <pic:blipFill>
-                    <a:blip r:embed="rId44"/>
+                    <a:blip r:embed="rId43"/>
                     <a:stretch>
                       <a:fillRect/>
                     </a:stretch>
@@ -873,8 +871,8 @@
         </w:drawing>
       </w:r>
     </w:p>
-    <w:bookmarkEnd w:id="47"/>
-    <w:bookmarkStart w:id="50" w:name="lecture-5-calculating-ci-example"/>
+    <w:bookmarkEnd w:id="46"/>
+    <w:bookmarkStart w:id="49" w:name="lecture-5-calculating-ci-example"/>
     <w:p>
       <w:pPr>
         <w:pStyle w:val="Heading1"/>
@@ -1026,18 +1024,18 @@
           <wp:inline>
             <wp:extent cx="6429375" cy="4077452"/>
             <wp:effectExtent b="0" l="0" r="0" t="0"/>
-            <wp:docPr descr="" title="" id="48" name="Picture"/>
+            <wp:docPr descr="" title="" id="47" name="Picture"/>
             <a:graphic>
               <a:graphicData uri="http://schemas.openxmlformats.org/drawingml/2006/picture">
                 <pic:pic>
                   <pic:nvPicPr>
-                    <pic:cNvPr descr="images/clipboard-1746531278.png" id="49" name="Picture"/>
+                    <pic:cNvPr descr="images/clipboard-1746531278.png" id="48" name="Picture"/>
                     <pic:cNvPicPr>
                       <a:picLocks noChangeArrowheads="1" noChangeAspect="1"/>
                     </pic:cNvPicPr>
                   </pic:nvPicPr>
                   <pic:blipFill>
-                    <a:blip r:embed="rId44"/>
+                    <a:blip r:embed="rId43"/>
                     <a:stretch>
                       <a:fillRect/>
                     </a:stretch>
@@ -1064,8 +1062,8 @@
         </w:drawing>
       </w:r>
     </w:p>
-    <w:bookmarkEnd w:id="50"/>
-    <w:bookmarkStart w:id="51" w:name="lecture-5-applications-of-t-distribution"/>
+    <w:bookmarkEnd w:id="49"/>
+    <w:bookmarkStart w:id="50" w:name="lecture-5-applications-of-t-distribution"/>
     <w:p>
       <w:pPr>
         <w:pStyle w:val="Heading1"/>
@@ -1164,8 +1162,8 @@
         <w:t xml:space="preserve">(2 sample t-test)</w:t>
       </w:r>
     </w:p>
-    <w:bookmarkEnd w:id="51"/>
-    <w:bookmarkStart w:id="54" w:name="lecture-5-one-sample-t-test"/>
+    <w:bookmarkEnd w:id="50"/>
+    <w:bookmarkStart w:id="53" w:name="lecture-5-one-sample-t-test"/>
     <w:p>
       <w:pPr>
         <w:pStyle w:val="Heading1"/>
@@ -1192,7 +1190,7 @@
         <w:t xml:space="preserve">We want to test if the mean needle length on one side differs from 15mm.</w:t>
       </w:r>
     </w:p>
-    <w:bookmarkStart w:id="52" w:name="X62eccc29a4cbb6f0f20b7c06da2f663e6037887"/>
+    <w:bookmarkStart w:id="51" w:name="X62eccc29a4cbb6f0f20b7c06da2f663e6037887"/>
     <w:p>
       <w:pPr>
         <w:pStyle w:val="Heading3"/>
@@ -1221,8 +1219,8 @@
         <w:t xml:space="preserve">H₁: μ ≠ 15 (The mean needle length on shade side is not 240mm)</w:t>
       </w:r>
     </w:p>
-    <w:bookmarkEnd w:id="52"/>
-    <w:bookmarkStart w:id="53" w:name="assumptions-for-t-test"/>
+    <w:bookmarkEnd w:id="51"/>
+    <w:bookmarkStart w:id="52" w:name="assumptions-for-t-test"/>
     <w:p>
       <w:pPr>
         <w:pStyle w:val="Heading3"/>
@@ -1267,9 +1265,9 @@
         <w:t xml:space="preserve">No significant outliers</w:t>
       </w:r>
     </w:p>
+    <w:bookmarkEnd w:id="52"/>
     <w:bookmarkEnd w:id="53"/>
-    <w:bookmarkEnd w:id="54"/>
-    <w:bookmarkStart w:id="58" w:name="assumptions-in-r---qqplots-from-car"/>
+    <w:bookmarkStart w:id="57" w:name="assumptions-in-r---qqplots-from-car"/>
     <w:p>
       <w:pPr>
         <w:pStyle w:val="Heading1"/>
@@ -1412,18 +1410,18 @@
           <wp:inline>
             <wp:extent cx="2743200" cy="2743200"/>
             <wp:effectExtent b="0" l="0" r="0" t="0"/>
-            <wp:docPr descr="" title="" id="56" name="Picture"/>
+            <wp:docPr descr="" title="" id="55" name="Picture"/>
             <a:graphic>
               <a:graphicData uri="http://schemas.openxmlformats.org/drawingml/2006/picture">
                 <pic:pic>
                   <pic:nvPicPr>
-                    <pic:cNvPr descr="05_01_lecture_powerpoint_files/figure-docx/test_assumptions-1.png" id="57" name="Picture"/>
+                    <pic:cNvPr descr="05_01_lecture_powerpoint_files/figure-docx/test_assumptions-1.png" id="56" name="Picture"/>
                     <pic:cNvPicPr>
                       <a:picLocks noChangeArrowheads="1" noChangeAspect="1"/>
                     </pic:cNvPicPr>
                   </pic:nvPicPr>
                   <pic:blipFill>
-                    <a:blip r:embed="rId55"/>
+                    <a:blip r:embed="rId54"/>
                     <a:stretch>
                       <a:fillRect/>
                     </a:stretch>
@@ -1461,101 +1459,101 @@
         <w:t xml:space="preserve">[1]  8 11</w:t>
       </w:r>
     </w:p>
+    <w:bookmarkEnd w:id="57"/>
+    <w:bookmarkStart w:id="59" w:name="statistical-test-of-normality"/>
+    <w:p>
+      <w:pPr>
+        <w:pStyle w:val="Heading1"/>
+      </w:pPr>
+      <w:r>
+        <w:t xml:space="preserve">Statistical Test of Normality</w:t>
+      </w:r>
+    </w:p>
+    <w:bookmarkStart w:id="58" w:name="shapiro-wilk-test"/>
+    <w:p>
+      <w:pPr>
+        <w:pStyle w:val="Heading3"/>
+      </w:pPr>
+      <w:r>
+        <w:t xml:space="preserve">Shapiro-Wilk test</w:t>
+      </w:r>
+    </w:p>
+    <w:p>
+      <w:pPr>
+        <w:pStyle w:val="SourceCode"/>
+      </w:pPr>
+      <w:r>
+        <w:rPr>
+          <w:rStyle w:val="CommentTok"/>
+        </w:rPr>
+        <w:t xml:space="preserve"># Shapiro-Wilk test</w:t>
+      </w:r>
+      <w:r>
+        <w:br/>
+      </w:r>
+      <w:r>
+        <w:rPr>
+          <w:rStyle w:val="FunctionTok"/>
+        </w:rPr>
+        <w:t xml:space="preserve">shapiro.test</w:t>
+      </w:r>
+      <w:r>
+        <w:rPr>
+          <w:rStyle w:val="NormalTok"/>
+        </w:rPr>
+        <w:t xml:space="preserve">(ps_df</w:t>
+      </w:r>
+      <w:r>
+        <w:rPr>
+          <w:rStyle w:val="SpecialCharTok"/>
+        </w:rPr>
+        <w:t xml:space="preserve">$</w:t>
+      </w:r>
+      <w:r>
+        <w:rPr>
+          <w:rStyle w:val="NormalTok"/>
+        </w:rPr>
+        <w:t xml:space="preserve">length_mm)</w:t>
+      </w:r>
+    </w:p>
+    <w:p>
+      <w:pPr>
+        <w:pStyle w:val="SourceCode"/>
+      </w:pPr>
+      <w:r>
+        <w:br/>
+      </w:r>
+      <w:r>
+        <w:rPr>
+          <w:rStyle w:val="VerbatimChar"/>
+        </w:rPr>
+        <w:t xml:space="preserve">    Shapiro-Wilk normality test</w:t>
+      </w:r>
+      <w:r>
+        <w:br/>
+      </w:r>
+      <w:r>
+        <w:br/>
+      </w:r>
+      <w:r>
+        <w:rPr>
+          <w:rStyle w:val="VerbatimChar"/>
+        </w:rPr>
+        <w:t xml:space="preserve">data:  ps_df$length_mm</w:t>
+      </w:r>
+      <w:r>
+        <w:br/>
+      </w:r>
+      <w:r>
+        <w:rPr>
+          <w:rStyle w:val="VerbatimChar"/>
+        </w:rPr>
+        <w:t xml:space="preserve">W = 0.92754, p-value = 0.2228</w:t>
+      </w:r>
+    </w:p>
     <w:bookmarkEnd w:id="58"/>
-    <w:bookmarkStart w:id="60" w:name="statistical-test-of-normality"/>
-    <w:p>
-      <w:pPr>
-        <w:pStyle w:val="Heading1"/>
-      </w:pPr>
-      <w:r>
-        <w:t xml:space="preserve">Statistical Test of Normality</w:t>
-      </w:r>
-    </w:p>
-    <w:bookmarkStart w:id="59" w:name="shapiro-wilk-test"/>
-    <w:p>
-      <w:pPr>
-        <w:pStyle w:val="Heading3"/>
-      </w:pPr>
-      <w:r>
-        <w:t xml:space="preserve">Shapiro-Wilk test</w:t>
-      </w:r>
-    </w:p>
-    <w:p>
-      <w:pPr>
-        <w:pStyle w:val="SourceCode"/>
-      </w:pPr>
-      <w:r>
-        <w:rPr>
-          <w:rStyle w:val="CommentTok"/>
-        </w:rPr>
-        <w:t xml:space="preserve"># Shapiro-Wilk test</w:t>
-      </w:r>
-      <w:r>
-        <w:br/>
-      </w:r>
-      <w:r>
-        <w:rPr>
-          <w:rStyle w:val="FunctionTok"/>
-        </w:rPr>
-        <w:t xml:space="preserve">shapiro.test</w:t>
-      </w:r>
-      <w:r>
-        <w:rPr>
-          <w:rStyle w:val="NormalTok"/>
-        </w:rPr>
-        <w:t xml:space="preserve">(ps_df</w:t>
-      </w:r>
-      <w:r>
-        <w:rPr>
-          <w:rStyle w:val="SpecialCharTok"/>
-        </w:rPr>
-        <w:t xml:space="preserve">$</w:t>
-      </w:r>
-      <w:r>
-        <w:rPr>
-          <w:rStyle w:val="NormalTok"/>
-        </w:rPr>
-        <w:t xml:space="preserve">length_mm)</w:t>
-      </w:r>
-    </w:p>
-    <w:p>
-      <w:pPr>
-        <w:pStyle w:val="SourceCode"/>
-      </w:pPr>
-      <w:r>
-        <w:br/>
-      </w:r>
-      <w:r>
-        <w:rPr>
-          <w:rStyle w:val="VerbatimChar"/>
-        </w:rPr>
-        <w:t xml:space="preserve">    Shapiro-Wilk normality test</w:t>
-      </w:r>
-      <w:r>
-        <w:br/>
-      </w:r>
-      <w:r>
-        <w:br/>
-      </w:r>
-      <w:r>
-        <w:rPr>
-          <w:rStyle w:val="VerbatimChar"/>
-        </w:rPr>
-        <w:t xml:space="preserve">data:  ps_df$length_mm</w:t>
-      </w:r>
-      <w:r>
-        <w:br/>
-      </w:r>
-      <w:r>
-        <w:rPr>
-          <w:rStyle w:val="VerbatimChar"/>
-        </w:rPr>
-        <w:t xml:space="preserve">W = 0.92754, p-value = 0.2228</w:t>
-      </w:r>
-    </w:p>
     <w:bookmarkEnd w:id="59"/>
-    <w:bookmarkEnd w:id="60"/>
-    <w:bookmarkStart w:id="64" w:name="checking-for-outliers"/>
+    <w:bookmarkStart w:id="63" w:name="checking-for-outliers"/>
     <w:p>
       <w:pPr>
         <w:pStyle w:val="Heading1"/>
@@ -1860,18 +1858,18 @@
           <wp:inline>
             <wp:extent cx="2743200" cy="2743200"/>
             <wp:effectExtent b="0" l="0" r="0" t="0"/>
-            <wp:docPr descr="" title="" id="62" name="Picture"/>
+            <wp:docPr descr="" title="" id="61" name="Picture"/>
             <a:graphic>
               <a:graphicData uri="http://schemas.openxmlformats.org/drawingml/2006/picture">
                 <pic:pic>
                   <pic:nvPicPr>
-                    <pic:cNvPr descr="05_01_lecture_powerpoint_files/figure-docx/unnamed-chunk-5-1.png" id="63" name="Picture"/>
+                    <pic:cNvPr descr="05_01_lecture_powerpoint_files/figure-docx/unnamed-chunk-5-1.png" id="62" name="Picture"/>
                     <pic:cNvPicPr>
                       <a:picLocks noChangeArrowheads="1" noChangeAspect="1"/>
                     </pic:cNvPicPr>
                   </pic:nvPicPr>
                   <pic:blipFill>
-                    <a:blip r:embed="rId61"/>
+                    <a:blip r:embed="rId60"/>
                     <a:stretch>
                       <a:fillRect/>
                     </a:stretch>
@@ -1898,8 +1896,8 @@
         </w:drawing>
       </w:r>
     </w:p>
-    <w:bookmarkEnd w:id="64"/>
-    <w:bookmarkStart w:id="68" w:name="practice-exercise-1-one-sample-t-test"/>
+    <w:bookmarkEnd w:id="63"/>
+    <w:bookmarkStart w:id="67" w:name="practice-exercise-1-one-sample-t-test"/>
     <w:p>
       <w:pPr>
         <w:pStyle w:val="Heading1"/>
@@ -1950,18 +1948,18 @@
                 <wp:inline>
                   <wp:extent cx="152400" cy="152400"/>
                   <wp:effectExtent b="0" l="0" r="0" t="0"/>
-                  <wp:docPr descr="" title="" id="66" name="Picture"/>
+                  <wp:docPr descr="" title="" id="65" name="Picture"/>
                   <a:graphic>
                     <a:graphicData uri="http://schemas.openxmlformats.org/drawingml/2006/picture">
                       <pic:pic>
                         <pic:nvPicPr>
-                          <pic:cNvPr descr="/Applications/RStudio.app/Contents/Resources/app/quarto/share/formats/docx/tip.png" id="67" name="Picture"/>
+                          <pic:cNvPr descr="/Applications/RStudio.app/Contents/Resources/app/quarto/share/formats/docx/tip.png" id="66" name="Picture"/>
                           <pic:cNvPicPr>
                             <a:picLocks noChangeArrowheads="1" noChangeAspect="1"/>
                           </pic:cNvPicPr>
                         </pic:nvPicPr>
                         <pic:blipFill>
-                          <a:blip r:embed="rId65"/>
+                          <a:blip r:embed="rId64"/>
                           <a:stretch>
                             <a:fillRect/>
                           </a:stretch>
@@ -2442,8 +2440,8 @@
         </w:tc>
       </w:tr>
     </w:tbl>
-    <w:bookmarkEnd w:id="68"/>
-    <w:bookmarkStart w:id="72" w:name="lecture-5-hypothesis-testing-framework"/>
+    <w:bookmarkEnd w:id="67"/>
+    <w:bookmarkStart w:id="71" w:name="lecture-5-hypothesis-testing-framework"/>
     <w:p>
       <w:pPr>
         <w:pStyle w:val="Heading1"/>
@@ -2649,18 +2647,18 @@
           <wp:inline>
             <wp:extent cx="4572000" cy="4572000"/>
             <wp:effectExtent b="0" l="0" r="0" t="0"/>
-            <wp:docPr descr="" title="" id="70" name="Picture"/>
+            <wp:docPr descr="" title="" id="69" name="Picture"/>
             <a:graphic>
               <a:graphicData uri="http://schemas.openxmlformats.org/drawingml/2006/picture">
                 <pic:pic>
                   <pic:nvPicPr>
-                    <pic:cNvPr descr="05_01_lecture_powerpoint_files/figure-docx/unnamed-chunk-7-1.png" id="71" name="Picture"/>
+                    <pic:cNvPr descr="05_01_lecture_powerpoint_files/figure-docx/unnamed-chunk-7-1.png" id="70" name="Picture"/>
                     <pic:cNvPicPr>
                       <a:picLocks noChangeArrowheads="1" noChangeAspect="1"/>
                     </pic:cNvPicPr>
                   </pic:nvPicPr>
                   <pic:blipFill>
-                    <a:blip r:embed="rId69"/>
+                    <a:blip r:embed="rId68"/>
                     <a:stretch>
                       <a:fillRect/>
                     </a:stretch>
@@ -2687,8 +2685,8 @@
         </w:drawing>
       </w:r>
     </w:p>
-    <w:bookmarkEnd w:id="72"/>
-    <w:bookmarkStart w:id="76" w:name="lecture-5-hypothesis-testing"/>
+    <w:bookmarkEnd w:id="71"/>
+    <w:bookmarkStart w:id="75" w:name="lecture-5-hypothesis-testing"/>
     <w:p>
       <w:pPr>
         <w:pStyle w:val="Heading1"/>
@@ -2888,18 +2886,18 @@
           <wp:inline>
             <wp:extent cx="4572000" cy="4572000"/>
             <wp:effectExtent b="0" l="0" r="0" t="0"/>
-            <wp:docPr descr="" title="" id="74" name="Picture"/>
+            <wp:docPr descr="" title="" id="73" name="Picture"/>
             <a:graphic>
               <a:graphicData uri="http://schemas.openxmlformats.org/drawingml/2006/picture">
                 <pic:pic>
                   <pic:nvPicPr>
-                    <pic:cNvPr descr="05_01_lecture_powerpoint_files/figure-docx/unnamed-chunk-8-1.png" id="75" name="Picture"/>
+                    <pic:cNvPr descr="05_01_lecture_powerpoint_files/figure-docx/unnamed-chunk-8-1.png" id="74" name="Picture"/>
                     <pic:cNvPicPr>
                       <a:picLocks noChangeArrowheads="1" noChangeAspect="1"/>
                     </pic:cNvPicPr>
                   </pic:nvPicPr>
                   <pic:blipFill>
-                    <a:blip r:embed="rId73"/>
+                    <a:blip r:embed="rId72"/>
                     <a:stretch>
                       <a:fillRect/>
                     </a:stretch>
@@ -2926,8 +2924,8 @@
         </w:drawing>
       </w:r>
     </w:p>
-    <w:bookmarkEnd w:id="76"/>
-    <w:bookmarkStart w:id="77" w:name="X372b87408d75407e0a3ae520c04a90017d9c40a"/>
+    <w:bookmarkEnd w:id="75"/>
+    <w:bookmarkStart w:id="76" w:name="X372b87408d75407e0a3ae520c04a90017d9c40a"/>
     <w:p>
       <w:pPr>
         <w:pStyle w:val="Heading1"/>
@@ -3004,8 +3002,8 @@
         <w:t xml:space="preserve">15 mm, t(…) = …, p = …”</w:t>
       </w:r>
     </w:p>
-    <w:bookmarkEnd w:id="77"/>
-    <w:bookmarkStart w:id="81" w:name="X0b102983183a9a98684baf074efd5156d84eae0"/>
+    <w:bookmarkEnd w:id="76"/>
+    <w:bookmarkStart w:id="80" w:name="X0b102983183a9a98684baf074efd5156d84eae0"/>
     <w:p>
       <w:pPr>
         <w:pStyle w:val="Heading1"/>
@@ -3077,18 +3075,18 @@
           <wp:inline>
             <wp:extent cx="1943100" cy="1943100"/>
             <wp:effectExtent b="0" l="0" r="0" t="0"/>
-            <wp:docPr descr="" title="" id="79" name="Picture"/>
+            <wp:docPr descr="" title="" id="78" name="Picture"/>
             <a:graphic>
               <a:graphicData uri="http://schemas.openxmlformats.org/drawingml/2006/picture">
                 <pic:pic>
                   <pic:nvPicPr>
-                    <pic:cNvPr descr="images/two_branches.jpg" id="80" name="Picture"/>
+                    <pic:cNvPr descr="images/two_branches.jpg" id="79" name="Picture"/>
                     <pic:cNvPicPr>
                       <a:picLocks noChangeArrowheads="1" noChangeAspect="1"/>
                     </pic:cNvPicPr>
                   </pic:nvPicPr>
                   <pic:blipFill>
-                    <a:blip r:embed="rId78"/>
+                    <a:blip r:embed="rId77"/>
                     <a:stretch>
                       <a:fillRect/>
                     </a:stretch>
@@ -3115,8 +3113,8 @@
         </w:drawing>
       </w:r>
     </w:p>
-    <w:bookmarkEnd w:id="81"/>
-    <w:bookmarkStart w:id="85" w:name="lecture-5-comparing-two-samples"/>
+    <w:bookmarkEnd w:id="80"/>
+    <w:bookmarkStart w:id="84" w:name="lecture-5-comparing-two-samples"/>
     <w:p>
       <w:pPr>
         <w:pStyle w:val="Heading1"/>
@@ -3183,18 +3181,18 @@
           <wp:inline>
             <wp:extent cx="4572000" cy="3657600"/>
             <wp:effectExtent b="0" l="0" r="0" t="0"/>
-            <wp:docPr descr="" title="" id="83" name="Picture"/>
+            <wp:docPr descr="" title="" id="82" name="Picture"/>
             <a:graphic>
               <a:graphicData uri="http://schemas.openxmlformats.org/drawingml/2006/picture">
                 <pic:pic>
                   <pic:nvPicPr>
-                    <pic:cNvPr descr="05_01_lecture_powerpoint_files/figure-docx/unnamed-chunk-9-1.png" id="84" name="Picture"/>
+                    <pic:cNvPr descr="05_01_lecture_powerpoint_files/figure-docx/unnamed-chunk-9-1.png" id="83" name="Picture"/>
                     <pic:cNvPicPr>
                       <a:picLocks noChangeArrowheads="1" noChangeAspect="1"/>
                     </pic:cNvPicPr>
                   </pic:nvPicPr>
                   <pic:blipFill>
-                    <a:blip r:embed="rId82"/>
+                    <a:blip r:embed="rId81"/>
                     <a:stretch>
                       <a:fillRect/>
                     </a:stretch>
@@ -3250,8 +3248,8 @@
         <w:t xml:space="preserve"># what can you conclude about the needle lenght on the two sides?</w:t>
       </w:r>
     </w:p>
-    <w:bookmarkEnd w:id="85"/>
-    <w:bookmarkStart w:id="88" w:name="X35a48391bcbf6b78dcbae43dc4f943f3e08dc72"/>
+    <w:bookmarkEnd w:id="84"/>
+    <w:bookmarkStart w:id="87" w:name="X35a48391bcbf6b78dcbae43dc4f943f3e08dc72"/>
     <w:p>
       <w:pPr>
         <w:pStyle w:val="Heading1"/>
@@ -3302,18 +3300,18 @@
                 <wp:inline>
                   <wp:extent cx="152400" cy="152400"/>
                   <wp:effectExtent b="0" l="0" r="0" t="0"/>
-                  <wp:docPr descr="" title="" id="86" name="Picture"/>
+                  <wp:docPr descr="" title="" id="85" name="Picture"/>
                   <a:graphic>
                     <a:graphicData uri="http://schemas.openxmlformats.org/drawingml/2006/picture">
                       <pic:pic>
                         <pic:nvPicPr>
-                          <pic:cNvPr descr="/Applications/RStudio.app/Contents/Resources/app/quarto/share/formats/docx/tip.png" id="87" name="Picture"/>
+                          <pic:cNvPr descr="/Applications/RStudio.app/Contents/Resources/app/quarto/share/formats/docx/tip.png" id="86" name="Picture"/>
                           <pic:cNvPicPr>
                             <a:picLocks noChangeArrowheads="1" noChangeAspect="1"/>
                           </pic:cNvPicPr>
                         </pic:nvPicPr>
                         <pic:blipFill>
-                          <a:blip r:embed="rId65"/>
+                          <a:blip r:embed="rId64"/>
                           <a:stretch>
                             <a:fillRect/>
                           </a:stretch>
@@ -3421,8 +3419,8 @@
         </w:tc>
       </w:tr>
     </w:tbl>
-    <w:bookmarkEnd w:id="88"/>
-    <w:bookmarkStart w:id="92" w:name="lecture-5-two-sample-t-test-framework"/>
+    <w:bookmarkEnd w:id="87"/>
+    <w:bookmarkStart w:id="91" w:name="lecture-5-two-sample-t-test-framework"/>
     <w:p>
       <w:pPr>
         <w:pStyle w:val="Heading1"/>
@@ -3497,7 +3495,7 @@
         <w:t xml:space="preserve">Two-sample t-test compares means from two independent groups.</w:t>
       </w:r>
     </w:p>
-    <w:bookmarkStart w:id="89" w:name="X7662a3cdcadc3763938df42613bafa2189727d7"/>
+    <w:bookmarkStart w:id="88" w:name="X7662a3cdcadc3763938df42613bafa2189727d7"/>
     <w:p>
       <w:pPr>
         <w:pStyle w:val="Heading3"/>
@@ -3641,8 +3639,8 @@
         </m:f>
       </m:oMath>
     </w:p>
-    <w:bookmarkEnd w:id="89"/>
-    <w:bookmarkStart w:id="90" w:name="where"/>
+    <w:bookmarkEnd w:id="88"/>
+    <w:bookmarkStart w:id="89" w:name="where"/>
     <w:p>
       <w:pPr>
         <w:pStyle w:val="Heading3"/>
@@ -3737,8 +3735,8 @@
         <w:t xml:space="preserve">This represents the pooled standard error.</w:t>
       </w:r>
     </w:p>
-    <w:bookmarkEnd w:id="90"/>
-    <w:bookmarkStart w:id="91" w:name="t-fracsignalnoise"/>
+    <w:bookmarkEnd w:id="89"/>
+    <w:bookmarkStart w:id="90" w:name="t-fracsignalnoise"/>
     <w:p>
       <w:pPr>
         <w:pStyle w:val="Heading3"/>
@@ -3797,9 +3795,9 @@
         </m:f>
       </m:oMath>
     </w:p>
+    <w:bookmarkEnd w:id="90"/>
     <w:bookmarkEnd w:id="91"/>
-    <w:bookmarkEnd w:id="92"/>
-    <w:bookmarkStart w:id="95" w:name="practice-exercise-3-summary-statistics"/>
+    <w:bookmarkStart w:id="94" w:name="practice-exercise-3-summary-statistics"/>
     <w:p>
       <w:pPr>
         <w:pStyle w:val="Heading1"/>
@@ -3850,18 +3848,18 @@
                 <wp:inline>
                   <wp:extent cx="152400" cy="152400"/>
                   <wp:effectExtent b="0" l="0" r="0" t="0"/>
-                  <wp:docPr descr="" title="" id="93" name="Picture"/>
+                  <wp:docPr descr="" title="" id="92" name="Picture"/>
                   <a:graphic>
                     <a:graphicData uri="http://schemas.openxmlformats.org/drawingml/2006/picture">
                       <pic:pic>
                         <pic:nvPicPr>
-                          <pic:cNvPr descr="/Applications/RStudio.app/Contents/Resources/app/quarto/share/formats/docx/tip.png" id="94" name="Picture"/>
+                          <pic:cNvPr descr="/Applications/RStudio.app/Contents/Resources/app/quarto/share/formats/docx/tip.png" id="93" name="Picture"/>
                           <pic:cNvPicPr>
                             <a:picLocks noChangeArrowheads="1" noChangeAspect="1"/>
                           </pic:cNvPicPr>
                         </pic:nvPicPr>
                         <pic:blipFill>
-                          <a:blip r:embed="rId65"/>
+                          <a:blip r:embed="rId64"/>
                           <a:stretch>
                             <a:fillRect/>
                           </a:stretch>
@@ -4185,19 +4183,10 @@
               <w:br/>
             </w:r>
             <w:r>
-              <w:br/>
-            </w:r>
-            <w:r>
-              <w:rPr>
-                <w:rStyle w:val="FunctionTok"/>
-              </w:rPr>
-              <w:t xml:space="preserve">print</w:t>
-            </w:r>
-            <w:r>
-              <w:rPr>
-                <w:rStyle w:val="NormalTok"/>
-              </w:rPr>
-              <w:t xml:space="preserve">(group_summary)</w:t>
+              <w:rPr>
+                <w:rStyle w:val="NormalTok"/>
+              </w:rPr>
+              <w:t xml:space="preserve">group_summary</w:t>
             </w:r>
           </w:p>
           <w:p>
@@ -4254,85 +4243,8 @@
         </w:tc>
       </w:tr>
     </w:tbl>
-    <w:bookmarkEnd w:id="95"/>
-    <w:bookmarkStart w:id="99" w:name="visualizing-group-differences"/>
-    <w:p>
-      <w:pPr>
-        <w:pStyle w:val="Heading1"/>
-      </w:pPr>
-      <w:r>
-        <w:t xml:space="preserve">Visualizing Group Differences</w:t>
-      </w:r>
-    </w:p>
-    <w:p>
-      <w:pPr>
-        <w:pStyle w:val="SourceCode"/>
-      </w:pPr>
-      <w:r>
-        <w:rPr>
-          <w:rStyle w:val="CommentTok"/>
-        </w:rPr>
-        <w:t xml:space="preserve"># Create a boxplot comparing the two sides</w:t>
-      </w:r>
-      <w:r>
-        <w:br/>
-      </w:r>
-      <w:r>
-        <w:rPr>
-          <w:rStyle w:val="NormalTok"/>
-        </w:rPr>
-        <w:t xml:space="preserve">shady_sunny_plot</w:t>
-      </w:r>
-    </w:p>
-    <w:p>
-      <w:pPr>
-        <w:pStyle w:val="FirstParagraph"/>
-      </w:pPr>
-      <w:r>
-        <w:drawing>
-          <wp:inline>
-            <wp:extent cx="5486400" cy="3657600"/>
-            <wp:effectExtent b="0" l="0" r="0" t="0"/>
-            <wp:docPr descr="" title="" id="97" name="Picture"/>
-            <a:graphic>
-              <a:graphicData uri="http://schemas.openxmlformats.org/drawingml/2006/picture">
-                <pic:pic>
-                  <pic:nvPicPr>
-                    <pic:cNvPr descr="05_01_lecture_powerpoint_files/figure-docx/unnamed-chunk-11-1.png" id="98" name="Picture"/>
-                    <pic:cNvPicPr>
-                      <a:picLocks noChangeArrowheads="1" noChangeAspect="1"/>
-                    </pic:cNvPicPr>
-                  </pic:nvPicPr>
-                  <pic:blipFill>
-                    <a:blip r:embed="rId96"/>
-                    <a:stretch>
-                      <a:fillRect/>
-                    </a:stretch>
-                  </pic:blipFill>
-                  <pic:spPr bwMode="auto">
-                    <a:xfrm>
-                      <a:off x="0" y="0"/>
-                      <a:ext cx="5486400" cy="3657600"/>
-                    </a:xfrm>
-                    <a:prstGeom prst="rect">
-                      <a:avLst/>
-                    </a:prstGeom>
-                    <a:noFill/>
-                    <a:ln w="9525">
-                      <a:noFill/>
-                      <a:headEnd/>
-                      <a:tailEnd/>
-                    </a:ln>
-                  </pic:spPr>
-                </pic:pic>
-              </a:graphicData>
-            </a:graphic>
-          </wp:inline>
-        </w:drawing>
-      </w:r>
-    </w:p>
-    <w:bookmarkEnd w:id="99"/>
-    <w:bookmarkStart w:id="102" w:name="practice-exercise-4-effect-size"/>
+    <w:bookmarkEnd w:id="94"/>
+    <w:bookmarkStart w:id="97" w:name="practice-exercise-4-effect-size"/>
     <w:p>
       <w:pPr>
         <w:pStyle w:val="Heading1"/>
@@ -4383,18 +4295,18 @@
                 <wp:inline>
                   <wp:extent cx="152400" cy="152400"/>
                   <wp:effectExtent b="0" l="0" r="0" t="0"/>
-                  <wp:docPr descr="" title="" id="100" name="Picture"/>
+                  <wp:docPr descr="" title="" id="95" name="Picture"/>
                   <a:graphic>
                     <a:graphicData uri="http://schemas.openxmlformats.org/drawingml/2006/picture">
                       <pic:pic>
                         <pic:nvPicPr>
-                          <pic:cNvPr descr="/Applications/RStudio.app/Contents/Resources/app/quarto/share/formats/docx/tip.png" id="101" name="Picture"/>
+                          <pic:cNvPr descr="/Applications/RStudio.app/Contents/Resources/app/quarto/share/formats/docx/tip.png" id="96" name="Picture"/>
                           <pic:cNvPicPr>
                             <a:picLocks noChangeArrowheads="1" noChangeAspect="1"/>
                           </pic:cNvPicPr>
                         </pic:nvPicPr>
                         <pic:blipFill>
-                          <a:blip r:embed="rId65"/>
+                          <a:blip r:embed="rId64"/>
                           <a:stretch>
                             <a:fillRect/>
                           </a:stretch>
@@ -4614,8 +4526,8 @@
         </w:tc>
       </w:tr>
     </w:tbl>
-    <w:bookmarkEnd w:id="102"/>
-    <w:bookmarkStart w:id="108" w:name="X40f9a176d6622d15916dde12447fa0f40dd2e2c"/>
+    <w:bookmarkEnd w:id="97"/>
+    <w:bookmarkStart w:id="103" w:name="X40f9a176d6622d15916dde12447fa0f40dd2e2c"/>
     <w:p>
       <w:pPr>
         <w:pStyle w:val="Heading1"/>
@@ -4666,18 +4578,18 @@
                 <wp:inline>
                   <wp:extent cx="152400" cy="152400"/>
                   <wp:effectExtent b="0" l="0" r="0" t="0"/>
-                  <wp:docPr descr="" title="" id="103" name="Picture"/>
+                  <wp:docPr descr="" title="" id="98" name="Picture"/>
                   <a:graphic>
                     <a:graphicData uri="http://schemas.openxmlformats.org/drawingml/2006/picture">
                       <pic:pic>
                         <pic:nvPicPr>
-                          <pic:cNvPr descr="/Applications/RStudio.app/Contents/Resources/app/quarto/share/formats/docx/tip.png" id="104" name="Picture"/>
+                          <pic:cNvPr descr="/Applications/RStudio.app/Contents/Resources/app/quarto/share/formats/docx/tip.png" id="99" name="Picture"/>
                           <pic:cNvPicPr>
                             <a:picLocks noChangeArrowheads="1" noChangeAspect="1"/>
                           </pic:cNvPicPr>
                         </pic:nvPicPr>
                         <pic:blipFill>
-                          <a:blip r:embed="rId65"/>
+                          <a:blip r:embed="rId64"/>
                           <a:stretch>
                             <a:fillRect/>
                           </a:stretch>
@@ -4710,7 +4622,7 @@
               <w:t xml:space="preserve"> </w:t>
             </w:r>
             <w:r>
-              <w:t xml:space="preserve">Practice Exercise 5: Using GGPLOT to get summary stats</w:t>
+              <w:t xml:space="preserve">Practice Exercise 5: Using GGPLOT to get summary plot</w:t>
             </w:r>
           </w:p>
         </w:tc>
@@ -5123,18 +5035,18 @@
                 <wp:inline>
                   <wp:extent cx="2743200" cy="2743200"/>
                   <wp:effectExtent b="0" l="0" r="0" t="0"/>
-                  <wp:docPr descr="" title="" id="106" name="Picture"/>
+                  <wp:docPr descr="" title="" id="101" name="Picture"/>
                   <a:graphic>
                     <a:graphicData uri="http://schemas.openxmlformats.org/drawingml/2006/picture">
                       <pic:pic>
                         <pic:nvPicPr>
-                          <pic:cNvPr descr="05_01_lecture_powerpoint_files/figure-docx/unnamed-chunk-13-1.png" id="107" name="Picture"/>
+                          <pic:cNvPr descr="05_01_lecture_powerpoint_files/figure-docx/unnamed-chunk-12-1.png" id="102" name="Picture"/>
                           <pic:cNvPicPr>
                             <a:picLocks noChangeArrowheads="1" noChangeAspect="1"/>
                           </pic:cNvPicPr>
                         </pic:nvPicPr>
                         <pic:blipFill>
-                          <a:blip r:embed="rId105"/>
+                          <a:blip r:embed="rId100"/>
                           <a:stretch>
                             <a:fillRect/>
                           </a:stretch>
@@ -5164,8 +5076,8 @@
         </w:tc>
       </w:tr>
     </w:tbl>
-    <w:bookmarkEnd w:id="108"/>
-    <w:bookmarkStart w:id="109" w:name="Xfd821338b32200eb3e0b683848d6bbc196df1ea"/>
+    <w:bookmarkEnd w:id="103"/>
+    <w:bookmarkStart w:id="104" w:name="Xfd821338b32200eb3e0b683848d6bbc196df1ea"/>
     <w:p>
       <w:pPr>
         <w:pStyle w:val="Heading1"/>
@@ -5260,14 +5172,14 @@
         <w:t xml:space="preserve">Non-parametric alternatives (Mann-Whitney U test)</w:t>
       </w:r>
     </w:p>
-    <w:bookmarkEnd w:id="109"/>
-    <w:bookmarkStart w:id="116" w:name="practice-exercise-6-creating-group-data"/>
+    <w:bookmarkEnd w:id="104"/>
+    <w:bookmarkStart w:id="107" w:name="practice-exercise-6-separate-group-data"/>
     <w:p>
       <w:pPr>
         <w:pStyle w:val="Heading1"/>
       </w:pPr>
       <w:r>
-        <w:t xml:space="preserve">Practice Exercise 6: Creating Group Data</w:t>
+        <w:t xml:space="preserve">Practice Exercise 6: Separate Group Data</w:t>
       </w:r>
     </w:p>
     <w:tbl>
@@ -5312,18 +5224,18 @@
                 <wp:inline>
                   <wp:extent cx="152400" cy="152400"/>
                   <wp:effectExtent b="0" l="0" r="0" t="0"/>
-                  <wp:docPr descr="" title="" id="110" name="Picture"/>
+                  <wp:docPr descr="" title="" id="105" name="Picture"/>
                   <a:graphic>
                     <a:graphicData uri="http://schemas.openxmlformats.org/drawingml/2006/picture">
                       <pic:pic>
                         <pic:nvPicPr>
-                          <pic:cNvPr descr="/Applications/RStudio.app/Contents/Resources/app/quarto/share/formats/docx/tip.png" id="111" name="Picture"/>
+                          <pic:cNvPr descr="/Applications/RStudio.app/Contents/Resources/app/quarto/share/formats/docx/tip.png" id="106" name="Picture"/>
                           <pic:cNvPicPr>
                             <a:picLocks noChangeArrowheads="1" noChangeAspect="1"/>
                           </pic:cNvPicPr>
                         </pic:nvPicPr>
                         <pic:blipFill>
-                          <a:blip r:embed="rId65"/>
+                          <a:blip r:embed="rId64"/>
                           <a:stretch>
                             <a:fillRect/>
                           </a:stretch>
@@ -5356,7 +5268,7 @@
               <w:t xml:space="preserve"> </w:t>
             </w:r>
             <w:r>
-              <w:t xml:space="preserve">Practice Exercise 6: Test normality of sunny pine needle lengths</w:t>
+              <w:t xml:space="preserve">Practice Exercise 7: Test normality of sunny pine needle lengths</w:t>
             </w:r>
           </w:p>
         </w:tc>
@@ -5372,18 +5284,12 @@
               <w:bottom w:w="108" w:type="dxa"/>
             </w:tcMar>
           </w:tcPr>
-          <w:bookmarkStart w:id="115" w:name="qqplots"/>
           <w:p>
             <w:pPr>
-              <w:pStyle w:val="Heading3"/>
+              <w:pStyle w:val="BodyText"/>
             </w:pPr>
-            <w:r>
-              <w:t xml:space="preserve">qqplots</w:t>
-            </w:r>
-          </w:p>
-          <w:p>
             <w:pPr>
-              <w:pStyle w:val="FirstParagraph"/>
+              <w:spacing w:before="16"/>
             </w:pPr>
             <w:r>
               <w:t xml:space="preserve">Note you need to test each groups separately…</w:t>
@@ -5397,77 +5303,245 @@
               <w:rPr>
                 <w:rStyle w:val="CommentTok"/>
               </w:rPr>
-              <w:t xml:space="preserve"># Assuming your dataframe is called df</w:t>
+              <w:t xml:space="preserve"># how do you make separate dataframes to do this on?</w:t>
             </w:r>
             <w:r>
               <w:br/>
             </w:r>
             <w:r>
               <w:rPr>
-                <w:rStyle w:val="NormalTok"/>
-              </w:rPr>
-              <w:t xml:space="preserve">needle_mean_se_plot</w:t>
+                <w:rStyle w:val="CommentTok"/>
+              </w:rPr>
+              <w:t xml:space="preserve"># Separate data by groups</w:t>
+            </w:r>
+            <w:r>
+              <w:br/>
+            </w:r>
+            <w:r>
+              <w:rPr>
+                <w:rStyle w:val="FunctionTok"/>
+              </w:rPr>
+              <w:t xml:space="preserve">head</w:t>
+            </w:r>
+            <w:r>
+              <w:rPr>
+                <w:rStyle w:val="NormalTok"/>
+              </w:rPr>
+              <w:t xml:space="preserve">(ps_shady_df)</w:t>
             </w:r>
           </w:p>
           <w:p>
             <w:pPr>
-              <w:pStyle w:val="FirstParagraph"/>
+              <w:pStyle w:val="SourceCode"/>
             </w:pPr>
             <w:r>
-              <w:drawing>
-                <wp:inline>
-                  <wp:extent cx="2743200" cy="2743200"/>
-                  <wp:effectExtent b="0" l="0" r="0" t="0"/>
-                  <wp:docPr descr="" title="" id="113" name="Picture"/>
-                  <a:graphic>
-                    <a:graphicData uri="http://schemas.openxmlformats.org/drawingml/2006/picture">
-                      <pic:pic>
-                        <pic:nvPicPr>
-                          <pic:cNvPr descr="05_01_lecture_powerpoint_files/figure-docx/unnamed-chunk-14-1.png" id="114" name="Picture"/>
-                          <pic:cNvPicPr>
-                            <a:picLocks noChangeArrowheads="1" noChangeAspect="1"/>
-                          </pic:cNvPicPr>
-                        </pic:nvPicPr>
-                        <pic:blipFill>
-                          <a:blip r:embed="rId112"/>
-                          <a:stretch>
-                            <a:fillRect/>
-                          </a:stretch>
-                        </pic:blipFill>
-                        <pic:spPr bwMode="auto">
-                          <a:xfrm>
-                            <a:off x="0" y="0"/>
-                            <a:ext cx="2743200" cy="2743200"/>
-                          </a:xfrm>
-                          <a:prstGeom prst="rect">
-                            <a:avLst/>
-                          </a:prstGeom>
-                          <a:noFill/>
-                          <a:ln w="9525">
-                            <a:noFill/>
-                            <a:headEnd/>
-                            <a:tailEnd/>
-                          </a:ln>
-                        </pic:spPr>
-                      </pic:pic>
-                    </a:graphicData>
-                  </a:graphic>
-                </wp:inline>
-              </w:drawing>
+              <w:rPr>
+                <w:rStyle w:val="VerbatimChar"/>
+              </w:rPr>
+              <w:t xml:space="preserve"># A tibble: 6 × 5</w:t>
+            </w:r>
+            <w:r>
+              <w:br/>
+            </w:r>
+            <w:r>
+              <w:rPr>
+                <w:rStyle w:val="VerbatimChar"/>
+              </w:rPr>
+              <w:t xml:space="preserve"># Groups:   group, tree_no, tree_char [6]</w:t>
+            </w:r>
+            <w:r>
+              <w:br/>
+            </w:r>
+            <w:r>
+              <w:rPr>
+                <w:rStyle w:val="VerbatimChar"/>
+              </w:rPr>
+              <w:t xml:space="preserve">  group                      tree_no tree_char side  length_mm</w:t>
+            </w:r>
+            <w:r>
+              <w:br/>
+            </w:r>
+            <w:r>
+              <w:rPr>
+                <w:rStyle w:val="VerbatimChar"/>
+              </w:rPr>
+              <w:t xml:space="preserve">  &lt;chr&gt;                        &lt;dbl&gt; &lt;chr&gt;     &lt;chr&gt;     &lt;dbl&gt;</w:t>
+            </w:r>
+            <w:r>
+              <w:br/>
+            </w:r>
+            <w:r>
+              <w:rPr>
+                <w:rStyle w:val="VerbatimChar"/>
+              </w:rPr>
+              <w:t xml:space="preserve">1 big_fat_fecund_female_fish       2 tree_2    shady      15.4</w:t>
+            </w:r>
+            <w:r>
+              <w:br/>
+            </w:r>
+            <w:r>
+              <w:rPr>
+                <w:rStyle w:val="VerbatimChar"/>
+              </w:rPr>
+              <w:t xml:space="preserve">2 bill                             3 tree_3    shady      16.7</w:t>
+            </w:r>
+            <w:r>
+              <w:br/>
+            </w:r>
+            <w:r>
+              <w:rPr>
+                <w:rStyle w:val="VerbatimChar"/>
+              </w:rPr>
+              <w:t xml:space="preserve">3 ciabatta                         5 tree_5    shady      19.1</w:t>
+            </w:r>
+            <w:r>
+              <w:br/>
+            </w:r>
+            <w:r>
+              <w:rPr>
+                <w:rStyle w:val="VerbatimChar"/>
+              </w:rPr>
+              <w:t xml:space="preserve">4 fake_data                        8 tree_8    shady      17.4</w:t>
+            </w:r>
+            <w:r>
+              <w:br/>
+            </w:r>
+            <w:r>
+              <w:rPr>
+                <w:rStyle w:val="VerbatimChar"/>
+              </w:rPr>
+              <w:t xml:space="preserve">5 five                             1 tree_1    shady      20.3</w:t>
+            </w:r>
+            <w:r>
+              <w:br/>
+            </w:r>
+            <w:r>
+              <w:rPr>
+                <w:rStyle w:val="VerbatimChar"/>
+              </w:rPr>
+              <w:t xml:space="preserve">6 moose_walkin                     7 tree_7    shady      20.7</w:t>
+            </w:r>
+          </w:p>
+          <w:p>
+            <w:pPr>
+              <w:pStyle w:val="SourceCode"/>
+            </w:pPr>
+            <w:r>
+              <w:rPr>
+                <w:rStyle w:val="FunctionTok"/>
+              </w:rPr>
+              <w:t xml:space="preserve">head</w:t>
+            </w:r>
+            <w:r>
+              <w:rPr>
+                <w:rStyle w:val="NormalTok"/>
+              </w:rPr>
+              <w:t xml:space="preserve">(ps_sunny_df)</w:t>
+            </w:r>
+          </w:p>
+          <w:p>
+            <w:pPr>
+              <w:pStyle w:val="SourceCode"/>
+            </w:pPr>
+            <w:r>
+              <w:rPr>
+                <w:rStyle w:val="VerbatimChar"/>
+              </w:rPr>
+              <w:t xml:space="preserve"># A tibble: 6 × 5</w:t>
+            </w:r>
+            <w:r>
+              <w:br/>
+            </w:r>
+            <w:r>
+              <w:rPr>
+                <w:rStyle w:val="VerbatimChar"/>
+              </w:rPr>
+              <w:t xml:space="preserve"># Groups:   group, tree_no, tree_char [6]</w:t>
+            </w:r>
+            <w:r>
+              <w:br/>
+            </w:r>
+            <w:r>
+              <w:rPr>
+                <w:rStyle w:val="VerbatimChar"/>
+              </w:rPr>
+              <w:t xml:space="preserve">  group                      tree_no tree_char side  length_mm</w:t>
+            </w:r>
+            <w:r>
+              <w:br/>
+            </w:r>
+            <w:r>
+              <w:rPr>
+                <w:rStyle w:val="VerbatimChar"/>
+              </w:rPr>
+              <w:t xml:space="preserve">  &lt;chr&gt;                        &lt;dbl&gt; &lt;chr&gt;     &lt;chr&gt;     &lt;dbl&gt;</w:t>
+            </w:r>
+            <w:r>
+              <w:br/>
+            </w:r>
+            <w:r>
+              <w:rPr>
+                <w:rStyle w:val="VerbatimChar"/>
+              </w:rPr>
+              <w:t xml:space="preserve">1 big_fat_fecund_female_fish       2 tree_2    sunny      13.2</w:t>
+            </w:r>
+            <w:r>
+              <w:br/>
+            </w:r>
+            <w:r>
+              <w:rPr>
+                <w:rStyle w:val="VerbatimChar"/>
+              </w:rPr>
+              <w:t xml:space="preserve">2 bill                             3 tree_3    sunny      16.0</w:t>
+            </w:r>
+            <w:r>
+              <w:br/>
+            </w:r>
+            <w:r>
+              <w:rPr>
+                <w:rStyle w:val="VerbatimChar"/>
+              </w:rPr>
+              <w:t xml:space="preserve">3 ciabatta                         5 tree_5    sunny      17.7</w:t>
+            </w:r>
+            <w:r>
+              <w:br/>
+            </w:r>
+            <w:r>
+              <w:rPr>
+                <w:rStyle w:val="VerbatimChar"/>
+              </w:rPr>
+              <w:t xml:space="preserve">4 fake_data                        8 tree_8    sunny      13.0</w:t>
+            </w:r>
+            <w:r>
+              <w:br/>
+            </w:r>
+            <w:r>
+              <w:rPr>
+                <w:rStyle w:val="VerbatimChar"/>
+              </w:rPr>
+              <w:t xml:space="preserve">5 five                             1 tree_1    sunny      19.9</w:t>
+            </w:r>
+            <w:r>
+              <w:br/>
+            </w:r>
+            <w:r>
+              <w:rPr>
+                <w:rStyle w:val="VerbatimChar"/>
+              </w:rPr>
+              <w:t xml:space="preserve">6 moose_walkin                     7 tree_7    sunny      18.4</w:t>
             </w:r>
           </w:p>
         </w:tc>
       </w:tr>
     </w:tbl>
-    <w:bookmarkEnd w:id="115"/>
-    <w:bookmarkEnd w:id="116"/>
-    <w:bookmarkStart w:id="119" w:name="practice-exercise-7-separate-group-data"/>
+    <w:bookmarkEnd w:id="107"/>
+    <w:bookmarkStart w:id="110" w:name="X42b7536217e4086cfb0d1d140009f1b6165dfcd"/>
     <w:p>
       <w:pPr>
         <w:pStyle w:val="Heading1"/>
       </w:pPr>
       <w:r>
-        <w:t xml:space="preserve">Practice Exercise 7: Separate Group Data</w:t>
+        <w:t xml:space="preserve">Practice Exercise 8: Combined Normality Test</w:t>
       </w:r>
     </w:p>
     <w:tbl>
@@ -5512,18 +5586,18 @@
                 <wp:inline>
                   <wp:extent cx="152400" cy="152400"/>
                   <wp:effectExtent b="0" l="0" r="0" t="0"/>
-                  <wp:docPr descr="" title="" id="117" name="Picture"/>
+                  <wp:docPr descr="" title="" id="108" name="Picture"/>
                   <a:graphic>
                     <a:graphicData uri="http://schemas.openxmlformats.org/drawingml/2006/picture">
                       <pic:pic>
                         <pic:nvPicPr>
-                          <pic:cNvPr descr="/Applications/RStudio.app/Contents/Resources/app/quarto/share/formats/docx/tip.png" id="118" name="Picture"/>
+                          <pic:cNvPr descr="/Applications/RStudio.app/Contents/Resources/app/quarto/share/formats/docx/tip.png" id="109" name="Picture"/>
                           <pic:cNvPicPr>
                             <a:picLocks noChangeArrowheads="1" noChangeAspect="1"/>
                           </pic:cNvPicPr>
                         </pic:nvPicPr>
                         <pic:blipFill>
-                          <a:blip r:embed="rId65"/>
+                          <a:blip r:embed="rId64"/>
                           <a:stretch>
                             <a:fillRect/>
                           </a:stretch>
@@ -5556,7 +5630,7 @@
               <w:t xml:space="preserve"> </w:t>
             </w:r>
             <w:r>
-              <w:t xml:space="preserve">Practice Exercise 7: Test normality of sunny pine needle lengths</w:t>
+              <w:t xml:space="preserve">Practice Exercise 8: Test Normality at one time</w:t>
             </w:r>
           </w:p>
         </w:tc>
@@ -5580,15 +5654,7 @@
               <w:spacing w:before="16"/>
             </w:pPr>
             <w:r>
-              <w:t xml:space="preserve">qqplots</w:t>
-            </w:r>
-          </w:p>
-          <w:p>
-            <w:pPr>
-              <w:pStyle w:val="BodyText"/>
-            </w:pPr>
-            <w:r>
-              <w:t xml:space="preserve">Note you need to test each groups separately…</w:t>
+              <w:t xml:space="preserve">There are always a lot of ways to do this in R</w:t>
             </w:r>
           </w:p>
           <w:p>
@@ -5599,7 +5665,7 @@
               <w:rPr>
                 <w:rStyle w:val="CommentTok"/>
               </w:rPr>
-              <w:t xml:space="preserve"># how do you make separate dataframes to do this on?</w:t>
+              <w:t xml:space="preserve"># there are always two ways</w:t>
             </w:r>
             <w:r>
               <w:br/>
@@ -5608,22 +5674,271 @@
               <w:rPr>
                 <w:rStyle w:val="CommentTok"/>
               </w:rPr>
-              <w:t xml:space="preserve"># Separate data by groups</w:t>
+              <w:t xml:space="preserve"># Test for normality using Shapiro-Wilk test for each wind group</w:t>
             </w:r>
             <w:r>
               <w:br/>
             </w:r>
             <w:r>
               <w:rPr>
+                <w:rStyle w:val="CommentTok"/>
+              </w:rPr>
+              <w:t xml:space="preserve"># All in one pipeline using tidyverse approach</w:t>
+            </w:r>
+            <w:r>
+              <w:br/>
+            </w:r>
+            <w:r>
+              <w:rPr>
+                <w:rStyle w:val="NormalTok"/>
+              </w:rPr>
+              <w:t xml:space="preserve">normality_results </w:t>
+            </w:r>
+            <w:r>
+              <w:rPr>
+                <w:rStyle w:val="OtherTok"/>
+              </w:rPr>
+              <w:t xml:space="preserve">&lt;-</w:t>
+            </w:r>
+            <w:r>
+              <w:rPr>
+                <w:rStyle w:val="NormalTok"/>
+              </w:rPr>
+              <w:t xml:space="preserve"> ps_df </w:t>
+            </w:r>
+            <w:r>
+              <w:rPr>
+                <w:rStyle w:val="SpecialCharTok"/>
+              </w:rPr>
+              <w:t xml:space="preserve">%&gt;%</w:t>
+            </w:r>
+            <w:r>
+              <w:br/>
+            </w:r>
+            <w:r>
+              <w:rPr>
+                <w:rStyle w:val="NormalTok"/>
+              </w:rPr>
+              <w:t xml:space="preserve">  </w:t>
+            </w:r>
+            <w:r>
+              <w:rPr>
                 <w:rStyle w:val="FunctionTok"/>
               </w:rPr>
-              <w:t xml:space="preserve">head</w:t>
-            </w:r>
-            <w:r>
-              <w:rPr>
-                <w:rStyle w:val="NormalTok"/>
-              </w:rPr>
-              <w:t xml:space="preserve">(ps_shady_df)</w:t>
+              <w:t xml:space="preserve">group_by</w:t>
+            </w:r>
+            <w:r>
+              <w:rPr>
+                <w:rStyle w:val="NormalTok"/>
+              </w:rPr>
+              <w:t xml:space="preserve">(side) </w:t>
+            </w:r>
+            <w:r>
+              <w:rPr>
+                <w:rStyle w:val="SpecialCharTok"/>
+              </w:rPr>
+              <w:t xml:space="preserve">%&gt;%</w:t>
+            </w:r>
+            <w:r>
+              <w:br/>
+            </w:r>
+            <w:r>
+              <w:rPr>
+                <w:rStyle w:val="NormalTok"/>
+              </w:rPr>
+              <w:t xml:space="preserve">  </w:t>
+            </w:r>
+            <w:r>
+              <w:rPr>
+                <w:rStyle w:val="FunctionTok"/>
+              </w:rPr>
+              <w:t xml:space="preserve">summarize</w:t>
+            </w:r>
+            <w:r>
+              <w:rPr>
+                <w:rStyle w:val="NormalTok"/>
+              </w:rPr>
+              <w:t xml:space="preserve">(</w:t>
+            </w:r>
+            <w:r>
+              <w:br/>
+            </w:r>
+            <w:r>
+              <w:rPr>
+                <w:rStyle w:val="NormalTok"/>
+              </w:rPr>
+              <w:t xml:space="preserve">    </w:t>
+            </w:r>
+            <w:r>
+              <w:rPr>
+                <w:rStyle w:val="AttributeTok"/>
+              </w:rPr>
+              <w:t xml:space="preserve">shapiro_stat =</w:t>
+            </w:r>
+            <w:r>
+              <w:rPr>
+                <w:rStyle w:val="NormalTok"/>
+              </w:rPr>
+              <w:t xml:space="preserve"> </w:t>
+            </w:r>
+            <w:r>
+              <w:rPr>
+                <w:rStyle w:val="FunctionTok"/>
+              </w:rPr>
+              <w:t xml:space="preserve">shapiro.test</w:t>
+            </w:r>
+            <w:r>
+              <w:rPr>
+                <w:rStyle w:val="NormalTok"/>
+              </w:rPr>
+              <w:t xml:space="preserve">(length_mm)</w:t>
+            </w:r>
+            <w:r>
+              <w:rPr>
+                <w:rStyle w:val="SpecialCharTok"/>
+              </w:rPr>
+              <w:t xml:space="preserve">$</w:t>
+            </w:r>
+            <w:r>
+              <w:rPr>
+                <w:rStyle w:val="NormalTok"/>
+              </w:rPr>
+              <w:t xml:space="preserve">statistic,</w:t>
+            </w:r>
+            <w:r>
+              <w:br/>
+            </w:r>
+            <w:r>
+              <w:rPr>
+                <w:rStyle w:val="NormalTok"/>
+              </w:rPr>
+              <w:t xml:space="preserve">    </w:t>
+            </w:r>
+            <w:r>
+              <w:rPr>
+                <w:rStyle w:val="AttributeTok"/>
+              </w:rPr>
+              <w:t xml:space="preserve">shapiro_p_value =</w:t>
+            </w:r>
+            <w:r>
+              <w:rPr>
+                <w:rStyle w:val="NormalTok"/>
+              </w:rPr>
+              <w:t xml:space="preserve"> </w:t>
+            </w:r>
+            <w:r>
+              <w:rPr>
+                <w:rStyle w:val="FunctionTok"/>
+              </w:rPr>
+              <w:t xml:space="preserve">shapiro.test</w:t>
+            </w:r>
+            <w:r>
+              <w:rPr>
+                <w:rStyle w:val="NormalTok"/>
+              </w:rPr>
+              <w:t xml:space="preserve">(length_mm)</w:t>
+            </w:r>
+            <w:r>
+              <w:rPr>
+                <w:rStyle w:val="SpecialCharTok"/>
+              </w:rPr>
+              <w:t xml:space="preserve">$</w:t>
+            </w:r>
+            <w:r>
+              <w:rPr>
+                <w:rStyle w:val="NormalTok"/>
+              </w:rPr>
+              <w:t xml:space="preserve">p.value,</w:t>
+            </w:r>
+            <w:r>
+              <w:br/>
+            </w:r>
+            <w:r>
+              <w:rPr>
+                <w:rStyle w:val="NormalTok"/>
+              </w:rPr>
+              <w:t xml:space="preserve">    </w:t>
+            </w:r>
+            <w:r>
+              <w:rPr>
+                <w:rStyle w:val="AttributeTok"/>
+              </w:rPr>
+              <w:t xml:space="preserve">normal_distribution =</w:t>
+            </w:r>
+            <w:r>
+              <w:rPr>
+                <w:rStyle w:val="NormalTok"/>
+              </w:rPr>
+              <w:t xml:space="preserve"> </w:t>
+            </w:r>
+            <w:r>
+              <w:rPr>
+                <w:rStyle w:val="FunctionTok"/>
+              </w:rPr>
+              <w:t xml:space="preserve">if_else</w:t>
+            </w:r>
+            <w:r>
+              <w:rPr>
+                <w:rStyle w:val="NormalTok"/>
+              </w:rPr>
+              <w:t xml:space="preserve">(shapiro_p_value </w:t>
+            </w:r>
+            <w:r>
+              <w:rPr>
+                <w:rStyle w:val="SpecialCharTok"/>
+              </w:rPr>
+              <w:t xml:space="preserve">&gt;</w:t>
+            </w:r>
+            <w:r>
+              <w:rPr>
+                <w:rStyle w:val="NormalTok"/>
+              </w:rPr>
+              <w:t xml:space="preserve"> </w:t>
+            </w:r>
+            <w:r>
+              <w:rPr>
+                <w:rStyle w:val="FloatTok"/>
+              </w:rPr>
+              <w:t xml:space="preserve">0.05</w:t>
+            </w:r>
+            <w:r>
+              <w:rPr>
+                <w:rStyle w:val="NormalTok"/>
+              </w:rPr>
+              <w:t xml:space="preserve">, </w:t>
+            </w:r>
+            <w:r>
+              <w:rPr>
+                <w:rStyle w:val="StringTok"/>
+              </w:rPr>
+              <w:t xml:space="preserve">"Normal"</w:t>
+            </w:r>
+            <w:r>
+              <w:rPr>
+                <w:rStyle w:val="NormalTok"/>
+              </w:rPr>
+              <w:t xml:space="preserve">, </w:t>
+            </w:r>
+            <w:r>
+              <w:rPr>
+                <w:rStyle w:val="StringTok"/>
+              </w:rPr>
+              <w:t xml:space="preserve">"Non-normal"</w:t>
+            </w:r>
+            <w:r>
+              <w:rPr>
+                <w:rStyle w:val="NormalTok"/>
+              </w:rPr>
+              <w:t xml:space="preserve">))</w:t>
+            </w:r>
+            <w:r>
+              <w:br/>
+            </w:r>
+            <w:r>
+              <w:rPr>
+                <w:rStyle w:val="NormalTok"/>
+              </w:rPr>
+              <w:t xml:space="preserve">normality_results</w:t>
             </w:r>
           </w:p>
           <w:p>
@@ -5634,7 +5949,7 @@
               <w:rPr>
                 <w:rStyle w:val="VerbatimChar"/>
               </w:rPr>
-              <w:t xml:space="preserve"># A tibble: 6 × 5</w:t>
+              <w:t xml:space="preserve"># A tibble: 2 × 4</w:t>
             </w:r>
             <w:r>
               <w:br/>
@@ -5643,7 +5958,7 @@
               <w:rPr>
                 <w:rStyle w:val="VerbatimChar"/>
               </w:rPr>
-              <w:t xml:space="preserve"># Groups:   group, tree_no, tree_char [6]</w:t>
+              <w:t xml:space="preserve">  side  shapiro_stat shapiro_p_value normal_distribution</w:t>
             </w:r>
             <w:r>
               <w:br/>
@@ -5652,7 +5967,7 @@
               <w:rPr>
                 <w:rStyle w:val="VerbatimChar"/>
               </w:rPr>
-              <w:t xml:space="preserve">  group                      tree_no tree_char side  length_mm</w:t>
+              <w:t xml:space="preserve">  &lt;chr&gt;        &lt;dbl&gt;           &lt;dbl&gt; &lt;chr&gt;              </w:t>
             </w:r>
             <w:r>
               <w:br/>
@@ -5661,7 +5976,7 @@
               <w:rPr>
                 <w:rStyle w:val="VerbatimChar"/>
               </w:rPr>
-              <w:t xml:space="preserve">  &lt;chr&gt;                        &lt;dbl&gt; &lt;chr&gt;     &lt;chr&gt;     &lt;dbl&gt;</w:t>
+              <w:t xml:space="preserve">1 shady        0.966           0.868 Normal             </w:t>
             </w:r>
             <w:r>
               <w:br/>
@@ -5670,174 +5985,20 @@
               <w:rPr>
                 <w:rStyle w:val="VerbatimChar"/>
               </w:rPr>
-              <w:t xml:space="preserve">1 big_fat_fecund_female_fish       2 tree_2    shady      15.4</w:t>
-            </w:r>
-            <w:r>
-              <w:br/>
-            </w:r>
-            <w:r>
-              <w:rPr>
-                <w:rStyle w:val="VerbatimChar"/>
-              </w:rPr>
-              <w:t xml:space="preserve">2 bill                             3 tree_3    shady      16.7</w:t>
-            </w:r>
-            <w:r>
-              <w:br/>
-            </w:r>
-            <w:r>
-              <w:rPr>
-                <w:rStyle w:val="VerbatimChar"/>
-              </w:rPr>
-              <w:t xml:space="preserve">3 ciabatta                         5 tree_5    shady      19.1</w:t>
-            </w:r>
-            <w:r>
-              <w:br/>
-            </w:r>
-            <w:r>
-              <w:rPr>
-                <w:rStyle w:val="VerbatimChar"/>
-              </w:rPr>
-              <w:t xml:space="preserve">4 fake_data                        8 tree_8    shady      17.4</w:t>
-            </w:r>
-            <w:r>
-              <w:br/>
-            </w:r>
-            <w:r>
-              <w:rPr>
-                <w:rStyle w:val="VerbatimChar"/>
-              </w:rPr>
-              <w:t xml:space="preserve">5 five                             1 tree_1    shady      20.3</w:t>
-            </w:r>
-            <w:r>
-              <w:br/>
-            </w:r>
-            <w:r>
-              <w:rPr>
-                <w:rStyle w:val="VerbatimChar"/>
-              </w:rPr>
-              <w:t xml:space="preserve">6 moose_walkin                     7 tree_7    shady      20.7</w:t>
-            </w:r>
-          </w:p>
-          <w:p>
-            <w:pPr>
-              <w:pStyle w:val="SourceCode"/>
-            </w:pPr>
-            <w:r>
-              <w:rPr>
-                <w:rStyle w:val="FunctionTok"/>
-              </w:rPr>
-              <w:t xml:space="preserve">head</w:t>
-            </w:r>
-            <w:r>
-              <w:rPr>
-                <w:rStyle w:val="NormalTok"/>
-              </w:rPr>
-              <w:t xml:space="preserve">(ps_sunny_df)</w:t>
-            </w:r>
-          </w:p>
-          <w:p>
-            <w:pPr>
-              <w:pStyle w:val="SourceCode"/>
-            </w:pPr>
-            <w:r>
-              <w:rPr>
-                <w:rStyle w:val="VerbatimChar"/>
-              </w:rPr>
-              <w:t xml:space="preserve"># A tibble: 6 × 5</w:t>
-            </w:r>
-            <w:r>
-              <w:br/>
-            </w:r>
-            <w:r>
-              <w:rPr>
-                <w:rStyle w:val="VerbatimChar"/>
-              </w:rPr>
-              <w:t xml:space="preserve"># Groups:   group, tree_no, tree_char [6]</w:t>
-            </w:r>
-            <w:r>
-              <w:br/>
-            </w:r>
-            <w:r>
-              <w:rPr>
-                <w:rStyle w:val="VerbatimChar"/>
-              </w:rPr>
-              <w:t xml:space="preserve">  group                      tree_no tree_char side  length_mm</w:t>
-            </w:r>
-            <w:r>
-              <w:br/>
-            </w:r>
-            <w:r>
-              <w:rPr>
-                <w:rStyle w:val="VerbatimChar"/>
-              </w:rPr>
-              <w:t xml:space="preserve">  &lt;chr&gt;                        &lt;dbl&gt; &lt;chr&gt;     &lt;chr&gt;     &lt;dbl&gt;</w:t>
-            </w:r>
-            <w:r>
-              <w:br/>
-            </w:r>
-            <w:r>
-              <w:rPr>
-                <w:rStyle w:val="VerbatimChar"/>
-              </w:rPr>
-              <w:t xml:space="preserve">1 big_fat_fecund_female_fish       2 tree_2    sunny      13.2</w:t>
-            </w:r>
-            <w:r>
-              <w:br/>
-            </w:r>
-            <w:r>
-              <w:rPr>
-                <w:rStyle w:val="VerbatimChar"/>
-              </w:rPr>
-              <w:t xml:space="preserve">2 bill                             3 tree_3    sunny      16.0</w:t>
-            </w:r>
-            <w:r>
-              <w:br/>
-            </w:r>
-            <w:r>
-              <w:rPr>
-                <w:rStyle w:val="VerbatimChar"/>
-              </w:rPr>
-              <w:t xml:space="preserve">3 ciabatta                         5 tree_5    sunny      17.7</w:t>
-            </w:r>
-            <w:r>
-              <w:br/>
-            </w:r>
-            <w:r>
-              <w:rPr>
-                <w:rStyle w:val="VerbatimChar"/>
-              </w:rPr>
-              <w:t xml:space="preserve">4 fake_data                        8 tree_8    sunny      13.0</w:t>
-            </w:r>
-            <w:r>
-              <w:br/>
-            </w:r>
-            <w:r>
-              <w:rPr>
-                <w:rStyle w:val="VerbatimChar"/>
-              </w:rPr>
-              <w:t xml:space="preserve">5 five                             1 tree_1    sunny      19.9</w:t>
-            </w:r>
-            <w:r>
-              <w:br/>
-            </w:r>
-            <w:r>
-              <w:rPr>
-                <w:rStyle w:val="VerbatimChar"/>
-              </w:rPr>
-              <w:t xml:space="preserve">6 moose_walkin                     7 tree_7    sunny      18.4</w:t>
+              <w:t xml:space="preserve">2 sunny        0.900           0.289 Normal             </w:t>
             </w:r>
           </w:p>
         </w:tc>
       </w:tr>
     </w:tbl>
-    <w:bookmarkEnd w:id="119"/>
-    <w:bookmarkStart w:id="125" w:name="X4e411193aebeae8546f9c86d75dc0e4e1f143ee"/>
+    <w:bookmarkEnd w:id="110"/>
+    <w:bookmarkStart w:id="113" w:name="X6d178b0a0ff3e7e9309dee53fd8c03316335bed"/>
     <w:p>
       <w:pPr>
         <w:pStyle w:val="Heading1"/>
       </w:pPr>
       <w:r>
-        <w:t xml:space="preserve">Practice Exercise 8: QQ Plot for Sunny Data</w:t>
+        <w:t xml:space="preserve">Practice Exercise 13: Test Equal Variances</w:t>
       </w:r>
     </w:p>
     <w:tbl>
@@ -5882,18 +6043,18 @@
                 <wp:inline>
                   <wp:extent cx="152400" cy="152400"/>
                   <wp:effectExtent b="0" l="0" r="0" t="0"/>
-                  <wp:docPr descr="" title="" id="120" name="Picture"/>
+                  <wp:docPr descr="" title="" id="111" name="Picture"/>
                   <a:graphic>
                     <a:graphicData uri="http://schemas.openxmlformats.org/drawingml/2006/picture">
                       <pic:pic>
                         <pic:nvPicPr>
-                          <pic:cNvPr descr="/Applications/RStudio.app/Contents/Resources/app/quarto/share/formats/docx/tip.png" id="121" name="Picture"/>
+                          <pic:cNvPr descr="/Applications/RStudio.app/Contents/Resources/app/quarto/share/formats/docx/tip.png" id="112" name="Picture"/>
                           <pic:cNvPicPr>
                             <a:picLocks noChangeArrowheads="1" noChangeAspect="1"/>
                           </pic:cNvPicPr>
                         </pic:nvPicPr>
                         <pic:blipFill>
-                          <a:blip r:embed="rId65"/>
+                          <a:blip r:embed="rId64"/>
                           <a:stretch>
                             <a:fillRect/>
                           </a:stretch>
@@ -5926,7 +6087,7 @@
               <w:t xml:space="preserve"> </w:t>
             </w:r>
             <w:r>
-              <w:t xml:space="preserve">Practice Exercise 8: Test normality of sunny pine needle lengths</w:t>
+              <w:t xml:space="preserve">Practice Exercise 13: Test equal variances</w:t>
             </w:r>
           </w:p>
         </w:tc>
@@ -5950,7 +6111,7 @@
               <w:spacing w:before="16"/>
             </w:pPr>
             <w:r>
-              <w:t xml:space="preserve">qqplots</w:t>
+              <w:t xml:space="preserve">Levenes test can be done on the original dataframe</w:t>
             </w:r>
           </w:p>
           <w:p>
@@ -5958,7 +6119,25 @@
               <w:pStyle w:val="BodyText"/>
             </w:pPr>
             <w:r>
-              <w:t xml:space="preserve">Note you need to test each groups separately…</w:t>
+              <w:rPr>
+                <w:b/>
+                <w:bCs/>
+              </w:rPr>
+              <w:t xml:space="preserve">Note: the Levenes Test should be NOT SIGNIFICANT - What is the null</w:t>
+            </w:r>
+            <w:r>
+              <w:rPr>
+                <w:b/>
+                <w:bCs/>
+              </w:rPr>
+              <w:t xml:space="preserve"> </w:t>
+            </w:r>
+            <w:r>
+              <w:rPr>
+                <w:b/>
+                <w:bCs/>
+              </w:rPr>
+              <w:t xml:space="preserve">hypothesis</w:t>
             </w:r>
           </w:p>
           <w:p>
@@ -5969,147 +6148,100 @@
               <w:rPr>
                 <w:rStyle w:val="CommentTok"/>
               </w:rPr>
-              <w:t xml:space="preserve"># QQ Plot for windward group</w:t>
+              <w:t xml:space="preserve"># Method 1: Using car package's leveneTest</w:t>
             </w:r>
             <w:r>
               <w:br/>
             </w:r>
             <w:r>
               <w:rPr>
+                <w:rStyle w:val="CommentTok"/>
+              </w:rPr>
+              <w:t xml:space="preserve"># This is often preferred as it's more robust to departures from normality</w:t>
+            </w:r>
+            <w:r>
+              <w:br/>
+            </w:r>
+            <w:r>
+              <w:rPr>
+                <w:rStyle w:val="NormalTok"/>
+              </w:rPr>
+              <w:t xml:space="preserve">levene_result </w:t>
+            </w:r>
+            <w:r>
+              <w:rPr>
+                <w:rStyle w:val="OtherTok"/>
+              </w:rPr>
+              <w:t xml:space="preserve">&lt;-</w:t>
+            </w:r>
+            <w:r>
+              <w:rPr>
+                <w:rStyle w:val="NormalTok"/>
+              </w:rPr>
+              <w:t xml:space="preserve"> </w:t>
+            </w:r>
+            <w:r>
+              <w:rPr>
                 <w:rStyle w:val="FunctionTok"/>
               </w:rPr>
-              <w:t xml:space="preserve">qqPlot</w:t>
-            </w:r>
-            <w:r>
-              <w:rPr>
-                <w:rStyle w:val="NormalTok"/>
-              </w:rPr>
-              <w:t xml:space="preserve">(ps_sunny_df</w:t>
+              <w:t xml:space="preserve">leveneTest</w:t>
+            </w:r>
+            <w:r>
+              <w:rPr>
+                <w:rStyle w:val="NormalTok"/>
+              </w:rPr>
+              <w:t xml:space="preserve">(length_mm </w:t>
             </w:r>
             <w:r>
               <w:rPr>
                 <w:rStyle w:val="SpecialCharTok"/>
               </w:rPr>
-              <w:t xml:space="preserve">$</w:t>
-            </w:r>
-            <w:r>
-              <w:rPr>
-                <w:rStyle w:val="NormalTok"/>
-              </w:rPr>
-              <w:t xml:space="preserve">length_mm, </w:t>
+              <w:t xml:space="preserve">~</w:t>
+            </w:r>
+            <w:r>
+              <w:rPr>
+                <w:rStyle w:val="NormalTok"/>
+              </w:rPr>
+              <w:t xml:space="preserve"> side, </w:t>
+            </w:r>
+            <w:r>
+              <w:rPr>
+                <w:rStyle w:val="AttributeTok"/>
+              </w:rPr>
+              <w:t xml:space="preserve">data =</w:t>
+            </w:r>
+            <w:r>
+              <w:rPr>
+                <w:rStyle w:val="NormalTok"/>
+              </w:rPr>
+              <w:t xml:space="preserve"> ps_df)</w:t>
             </w:r>
             <w:r>
               <w:br/>
             </w:r>
             <w:r>
               <w:rPr>
-                <w:rStyle w:val="NormalTok"/>
-              </w:rPr>
-              <w:t xml:space="preserve">       </w:t>
-            </w:r>
-            <w:r>
-              <w:rPr>
-                <w:rStyle w:val="AttributeTok"/>
-              </w:rPr>
-              <w:t xml:space="preserve">main =</w:t>
-            </w:r>
-            <w:r>
-              <w:rPr>
-                <w:rStyle w:val="NormalTok"/>
-              </w:rPr>
-              <w:t xml:space="preserve"> </w:t>
+                <w:rStyle w:val="FunctionTok"/>
+              </w:rPr>
+              <w:t xml:space="preserve">print</w:t>
+            </w:r>
+            <w:r>
+              <w:rPr>
+                <w:rStyle w:val="NormalTok"/>
+              </w:rPr>
+              <w:t xml:space="preserve">(</w:t>
             </w:r>
             <w:r>
               <w:rPr>
                 <w:rStyle w:val="StringTok"/>
               </w:rPr>
-              <w:t xml:space="preserve">"QQ Plot for sunny needle length"</w:t>
-            </w:r>
-            <w:r>
-              <w:rPr>
-                <w:rStyle w:val="NormalTok"/>
-              </w:rPr>
-              <w:t xml:space="preserve">,</w:t>
-            </w:r>
-            <w:r>
-              <w:br/>
-            </w:r>
-            <w:r>
-              <w:rPr>
-                <w:rStyle w:val="NormalTok"/>
-              </w:rPr>
-              <w:t xml:space="preserve">       </w:t>
-            </w:r>
-            <w:r>
-              <w:rPr>
-                <w:rStyle w:val="AttributeTok"/>
-              </w:rPr>
-              <w:t xml:space="preserve">ylab =</w:t>
-            </w:r>
-            <w:r>
-              <w:rPr>
-                <w:rStyle w:val="NormalTok"/>
-              </w:rPr>
-              <w:t xml:space="preserve"> </w:t>
-            </w:r>
-            <w:r>
-              <w:rPr>
-                <w:rStyle w:val="StringTok"/>
-              </w:rPr>
-              <w:t xml:space="preserve">"Sample Quantiles"</w:t>
+              <w:t xml:space="preserve">"Levene's Test for Homogeneity of Variance:"</w:t>
             </w:r>
             <w:r>
               <w:rPr>
                 <w:rStyle w:val="NormalTok"/>
               </w:rPr>
               <w:t xml:space="preserve">)</w:t>
-            </w:r>
-          </w:p>
-          <w:p>
-            <w:pPr>
-              <w:pStyle w:val="FirstParagraph"/>
-            </w:pPr>
-            <w:r>
-              <w:drawing>
-                <wp:inline>
-                  <wp:extent cx="2743200" cy="2743200"/>
-                  <wp:effectExtent b="0" l="0" r="0" t="0"/>
-                  <wp:docPr descr="" title="" id="123" name="Picture"/>
-                  <a:graphic>
-                    <a:graphicData uri="http://schemas.openxmlformats.org/drawingml/2006/picture">
-                      <pic:pic>
-                        <pic:nvPicPr>
-                          <pic:cNvPr descr="05_01_lecture_powerpoint_files/figure-docx/unnamed-chunk-16-1.png" id="124" name="Picture"/>
-                          <pic:cNvPicPr>
-                            <a:picLocks noChangeArrowheads="1" noChangeAspect="1"/>
-                          </pic:cNvPicPr>
-                        </pic:nvPicPr>
-                        <pic:blipFill>
-                          <a:blip r:embed="rId122"/>
-                          <a:stretch>
-                            <a:fillRect/>
-                          </a:stretch>
-                        </pic:blipFill>
-                        <pic:spPr bwMode="auto">
-                          <a:xfrm>
-                            <a:off x="0" y="0"/>
-                            <a:ext cx="2743200" cy="2743200"/>
-                          </a:xfrm>
-                          <a:prstGeom prst="rect">
-                            <a:avLst/>
-                          </a:prstGeom>
-                          <a:noFill/>
-                          <a:ln w="9525">
-                            <a:noFill/>
-                            <a:headEnd/>
-                            <a:tailEnd/>
-                          </a:ln>
-                        </pic:spPr>
-                      </pic:pic>
-                    </a:graphicData>
-                  </a:graphic>
-                </wp:inline>
-              </w:drawing>
             </w:r>
           </w:p>
           <w:p>
@@ -6120,141 +6252,7 @@
               <w:rPr>
                 <w:rStyle w:val="VerbatimChar"/>
               </w:rPr>
-              <w:t xml:space="preserve">[1] 5 4</w:t>
-            </w:r>
-          </w:p>
-        </w:tc>
-      </w:tr>
-    </w:tbl>
-    <w:bookmarkEnd w:id="125"/>
-    <w:bookmarkStart w:id="128" w:name="practice-exercise-9-shapiro-wilk-test"/>
-    <w:p>
-      <w:pPr>
-        <w:pStyle w:val="Heading1"/>
-      </w:pPr>
-      <w:r>
-        <w:t xml:space="preserve">Practice Exercise 9: Shapiro-Wilk Test</w:t>
-      </w:r>
-    </w:p>
-    <w:tbl>
-      <w:tblPr>
-        <w:tblStyle w:val="Table"/>
-        <w:tblLook w:firstRow="0" w:lastRow="0" w:firstColumn="0" w:lastColumn="0" w:noHBand="0" w:noVBand="0" w:val="0000"/>
-        <w:tblBorders>
-          <w:left w:val="single" w:sz="24" w:space="0" w:color="00A047"/>
-          <w:right w:val="single" w:sz="4" w:space="0" w:color="00A047"/>
-          <w:top w:val="single" w:sz="4" w:space="0" w:color="00A047"/>
-          <w:bottom w:val="single" w:sz="4" w:space="0" w:color="00A047"/>
-        </w:tblBorders>
-        <w:tblCellMar>
-          <w:left w:w="144" w:type="dxa"/>
-          <w:right w:w="144" w:type="dxa"/>
-        </w:tblCellMar>
-        <w:tblInd w:w="164" w:type="dxa"/>
-        <w:tblW w:type="pct" w:w="100%"/>
-      </w:tblPr>
-      <w:tr>
-        <w:trPr>
-          <w:cantSplit/>
-        </w:trPr>
-        <w:tc>
-          <w:tcPr>
-            <w:shd w:color="auto" w:fill="ccf1e3" w:val="clear"/>
-            <w:tcMar>
-              <w:top w:w="92" w:type="dxa"/>
-              <w:bottom w:w="92" w:type="dxa"/>
-            </w:tcMar>
-          </w:tcPr>
-          <w:p>
-            <w:pPr>
-              <w:pStyle w:val="FirstParagraph"/>
-            </w:pPr>
-            <w:pPr>
-              <w:spacing w:before="0" w:after="0"/>
-              <w:textAlignment w:val="center"/>
-            </w:pPr>
-            <w:r>
-              <w:drawing>
-                <wp:inline>
-                  <wp:extent cx="152400" cy="152400"/>
-                  <wp:effectExtent b="0" l="0" r="0" t="0"/>
-                  <wp:docPr descr="" title="" id="126" name="Picture"/>
-                  <a:graphic>
-                    <a:graphicData uri="http://schemas.openxmlformats.org/drawingml/2006/picture">
-                      <pic:pic>
-                        <pic:nvPicPr>
-                          <pic:cNvPr descr="/Applications/RStudio.app/Contents/Resources/app/quarto/share/formats/docx/tip.png" id="127" name="Picture"/>
-                          <pic:cNvPicPr>
-                            <a:picLocks noChangeArrowheads="1" noChangeAspect="1"/>
-                          </pic:cNvPicPr>
-                        </pic:nvPicPr>
-                        <pic:blipFill>
-                          <a:blip r:embed="rId65"/>
-                          <a:stretch>
-                            <a:fillRect/>
-                          </a:stretch>
-                        </pic:blipFill>
-                        <pic:spPr bwMode="auto">
-                          <a:xfrm>
-                            <a:off x="0" y="0"/>
-                            <a:ext cx="152400" cy="152400"/>
-                          </a:xfrm>
-                          <a:prstGeom prst="rect">
-                            <a:avLst/>
-                          </a:prstGeom>
-                          <a:noFill/>
-                          <a:ln w="9525">
-                            <a:noFill/>
-                            <a:headEnd/>
-                            <a:tailEnd/>
-                          </a:ln>
-                        </pic:spPr>
-                      </pic:pic>
-                    </a:graphicData>
-                  </a:graphic>
-                </wp:inline>
-              </w:drawing>
-            </w:r>
-            <w:r>
-              <w:t xml:space="preserve"> </w:t>
-            </w:r>
-            <w:r>
-              <w:t xml:space="preserve"> </w:t>
-            </w:r>
-            <w:r>
-              <w:t xml:space="preserve">Practice Exercise 9: Test normality of I8 lengths</w:t>
-            </w:r>
-          </w:p>
-        </w:tc>
-      </w:tr>
-      <w:tr>
-        <w:trPr>
-          <w:cantSplit/>
-        </w:trPr>
-        <w:tc>
-          <w:tcPr>
-            <w:tcMar>
-              <w:top w:w="108" w:type="dxa"/>
-              <w:bottom w:w="108" w:type="dxa"/>
-            </w:tcMar>
-          </w:tcPr>
-          <w:p>
-            <w:pPr>
-              <w:pStyle w:val="BodyText"/>
-            </w:pPr>
-            <w:pPr>
-              <w:spacing w:before="16"/>
-            </w:pPr>
-            <w:r>
-              <w:t xml:space="preserve">Shapiro-Wilk test</w:t>
-            </w:r>
-          </w:p>
-          <w:p>
-            <w:pPr>
-              <w:pStyle w:val="BodyText"/>
-            </w:pPr>
-            <w:r>
-              <w:t xml:space="preserve">Note you need to test each groups separately…</w:t>
+              <w:t xml:space="preserve">[1] "Levene's Test for Homogeneity of Variance:"</w:t>
             </w:r>
           </w:p>
           <w:p>
@@ -6263,36 +6261,15 @@
             </w:pPr>
             <w:r>
               <w:rPr>
-                <w:rStyle w:val="CommentTok"/>
-              </w:rPr>
-              <w:t xml:space="preserve"># Shapiro-Wilk test for sunny group</w:t>
-            </w:r>
-            <w:r>
-              <w:br/>
-            </w:r>
-            <w:r>
-              <w:rPr>
                 <w:rStyle w:val="FunctionTok"/>
               </w:rPr>
-              <w:t xml:space="preserve">shapiro.test</w:t>
-            </w:r>
-            <w:r>
-              <w:rPr>
-                <w:rStyle w:val="NormalTok"/>
-              </w:rPr>
-              <w:t xml:space="preserve">(ps_sunny_df</w:t>
-            </w:r>
-            <w:r>
-              <w:rPr>
-                <w:rStyle w:val="SpecialCharTok"/>
-              </w:rPr>
-              <w:t xml:space="preserve">$</w:t>
-            </w:r>
-            <w:r>
-              <w:rPr>
-                <w:rStyle w:val="NormalTok"/>
-              </w:rPr>
-              <w:t xml:space="preserve">length_mm)</w:t>
+              <w:t xml:space="preserve">print</w:t>
+            </w:r>
+            <w:r>
+              <w:rPr>
+                <w:rStyle w:val="NormalTok"/>
+              </w:rPr>
+              <w:t xml:space="preserve">(levene_result)</w:t>
             </w:r>
           </w:p>
           <w:p>
@@ -6300,1339 +6277,44 @@
               <w:pStyle w:val="SourceCode"/>
             </w:pPr>
             <w:r>
+              <w:rPr>
+                <w:rStyle w:val="VerbatimChar"/>
+              </w:rPr>
+              <w:t xml:space="preserve">Levene's Test for Homogeneity of Variance (center = median)</w:t>
+            </w:r>
+            <w:r>
               <w:br/>
             </w:r>
             <w:r>
               <w:rPr>
                 <w:rStyle w:val="VerbatimChar"/>
               </w:rPr>
-              <w:t xml:space="preserve">    Shapiro-Wilk normality test</w:t>
+              <w:t xml:space="preserve">      Df F value Pr(&gt;F)</w:t>
             </w:r>
             <w:r>
               <w:br/>
             </w:r>
             <w:r>
+              <w:rPr>
+                <w:rStyle w:val="VerbatimChar"/>
+              </w:rPr>
+              <w:t xml:space="preserve">group  1  0.2062 0.6567</w:t>
+            </w:r>
+            <w:r>
               <w:br/>
             </w:r>
             <w:r>
               <w:rPr>
                 <w:rStyle w:val="VerbatimChar"/>
               </w:rPr>
-              <w:t xml:space="preserve">data:  ps_sunny_df$length_mm</w:t>
-            </w:r>
-            <w:r>
-              <w:br/>
-            </w:r>
-            <w:r>
-              <w:rPr>
-                <w:rStyle w:val="VerbatimChar"/>
-              </w:rPr>
-              <w:t xml:space="preserve">W = 0.89994, p-value = 0.2886</w:t>
+              <w:t xml:space="preserve">      14               </w:t>
             </w:r>
           </w:p>
         </w:tc>
       </w:tr>
     </w:tbl>
-    <w:bookmarkEnd w:id="128"/>
-    <w:bookmarkStart w:id="134" w:name="practice-exercise-10-qq-plot-for-shady"/>
-    <w:p>
-      <w:pPr>
-        <w:pStyle w:val="Heading1"/>
-      </w:pPr>
-      <w:r>
-        <w:t xml:space="preserve">Practice Exercise 10: QQ Plot for Shady</w:t>
-      </w:r>
-    </w:p>
-    <w:tbl>
-      <w:tblPr>
-        <w:tblStyle w:val="Table"/>
-        <w:tblLook w:firstRow="0" w:lastRow="0" w:firstColumn="0" w:lastColumn="0" w:noHBand="0" w:noVBand="0" w:val="0000"/>
-        <w:tblBorders>
-          <w:left w:val="single" w:sz="24" w:space="0" w:color="00A047"/>
-          <w:right w:val="single" w:sz="4" w:space="0" w:color="00A047"/>
-          <w:top w:val="single" w:sz="4" w:space="0" w:color="00A047"/>
-          <w:bottom w:val="single" w:sz="4" w:space="0" w:color="00A047"/>
-        </w:tblBorders>
-        <w:tblCellMar>
-          <w:left w:w="144" w:type="dxa"/>
-          <w:right w:w="144" w:type="dxa"/>
-        </w:tblCellMar>
-        <w:tblInd w:w="164" w:type="dxa"/>
-        <w:tblW w:type="pct" w:w="100%"/>
-      </w:tblPr>
-      <w:tr>
-        <w:trPr>
-          <w:cantSplit/>
-        </w:trPr>
-        <w:tc>
-          <w:tcPr>
-            <w:shd w:color="auto" w:fill="ccf1e3" w:val="clear"/>
-            <w:tcMar>
-              <w:top w:w="92" w:type="dxa"/>
-              <w:bottom w:w="92" w:type="dxa"/>
-            </w:tcMar>
-          </w:tcPr>
-          <w:p>
-            <w:pPr>
-              <w:pStyle w:val="FirstParagraph"/>
-            </w:pPr>
-            <w:pPr>
-              <w:spacing w:before="0" w:after="0"/>
-              <w:textAlignment w:val="center"/>
-            </w:pPr>
-            <w:r>
-              <w:drawing>
-                <wp:inline>
-                  <wp:extent cx="152400" cy="152400"/>
-                  <wp:effectExtent b="0" l="0" r="0" t="0"/>
-                  <wp:docPr descr="" title="" id="129" name="Picture"/>
-                  <a:graphic>
-                    <a:graphicData uri="http://schemas.openxmlformats.org/drawingml/2006/picture">
-                      <pic:pic>
-                        <pic:nvPicPr>
-                          <pic:cNvPr descr="/Applications/RStudio.app/Contents/Resources/app/quarto/share/formats/docx/tip.png" id="130" name="Picture"/>
-                          <pic:cNvPicPr>
-                            <a:picLocks noChangeArrowheads="1" noChangeAspect="1"/>
-                          </pic:cNvPicPr>
-                        </pic:nvPicPr>
-                        <pic:blipFill>
-                          <a:blip r:embed="rId65"/>
-                          <a:stretch>
-                            <a:fillRect/>
-                          </a:stretch>
-                        </pic:blipFill>
-                        <pic:spPr bwMode="auto">
-                          <a:xfrm>
-                            <a:off x="0" y="0"/>
-                            <a:ext cx="152400" cy="152400"/>
-                          </a:xfrm>
-                          <a:prstGeom prst="rect">
-                            <a:avLst/>
-                          </a:prstGeom>
-                          <a:noFill/>
-                          <a:ln w="9525">
-                            <a:noFill/>
-                            <a:headEnd/>
-                            <a:tailEnd/>
-                          </a:ln>
-                        </pic:spPr>
-                      </pic:pic>
-                    </a:graphicData>
-                  </a:graphic>
-                </wp:inline>
-              </w:drawing>
-            </w:r>
-            <w:r>
-              <w:t xml:space="preserve"> </w:t>
-            </w:r>
-            <w:r>
-              <w:t xml:space="preserve"> </w:t>
-            </w:r>
-            <w:r>
-              <w:t xml:space="preserve">Practice Exercise 10: Test normality of shady lengths</w:t>
-            </w:r>
-          </w:p>
-        </w:tc>
-      </w:tr>
-      <w:tr>
-        <w:trPr>
-          <w:cantSplit/>
-        </w:trPr>
-        <w:tc>
-          <w:tcPr>
-            <w:tcMar>
-              <w:top w:w="108" w:type="dxa"/>
-              <w:bottom w:w="108" w:type="dxa"/>
-            </w:tcMar>
-          </w:tcPr>
-          <w:p>
-            <w:pPr>
-              <w:pStyle w:val="BodyText"/>
-            </w:pPr>
-            <w:pPr>
-              <w:spacing w:before="16"/>
-            </w:pPr>
-            <w:r>
-              <w:t xml:space="preserve">qqplots</w:t>
-            </w:r>
-          </w:p>
-          <w:p>
-            <w:pPr>
-              <w:pStyle w:val="BodyText"/>
-            </w:pPr>
-            <w:r>
-              <w:t xml:space="preserve">Note you need to test each groups separately…</w:t>
-            </w:r>
-          </w:p>
-          <w:p>
-            <w:pPr>
-              <w:pStyle w:val="SourceCode"/>
-            </w:pPr>
-            <w:r>
-              <w:rPr>
-                <w:rStyle w:val="CommentTok"/>
-              </w:rPr>
-              <w:t xml:space="preserve"># You can also test the i3</w:t>
-            </w:r>
-            <w:r>
-              <w:br/>
-            </w:r>
-            <w:r>
-              <w:rPr>
-                <w:rStyle w:val="CommentTok"/>
-              </w:rPr>
-              <w:t xml:space="preserve"># QQ Plot for shady group</w:t>
-            </w:r>
-            <w:r>
-              <w:br/>
-            </w:r>
-            <w:r>
-              <w:rPr>
-                <w:rStyle w:val="FunctionTok"/>
-              </w:rPr>
-              <w:t xml:space="preserve">qqPlot</w:t>
-            </w:r>
-            <w:r>
-              <w:rPr>
-                <w:rStyle w:val="NormalTok"/>
-              </w:rPr>
-              <w:t xml:space="preserve">(ps_shady_df</w:t>
-            </w:r>
-            <w:r>
-              <w:rPr>
-                <w:rStyle w:val="SpecialCharTok"/>
-              </w:rPr>
-              <w:t xml:space="preserve">$</w:t>
-            </w:r>
-            <w:r>
-              <w:rPr>
-                <w:rStyle w:val="NormalTok"/>
-              </w:rPr>
-              <w:t xml:space="preserve">length_mm, </w:t>
-            </w:r>
-            <w:r>
-              <w:br/>
-            </w:r>
-            <w:r>
-              <w:rPr>
-                <w:rStyle w:val="NormalTok"/>
-              </w:rPr>
-              <w:t xml:space="preserve">       </w:t>
-            </w:r>
-            <w:r>
-              <w:rPr>
-                <w:rStyle w:val="AttributeTok"/>
-              </w:rPr>
-              <w:t xml:space="preserve">main =</w:t>
-            </w:r>
-            <w:r>
-              <w:rPr>
-                <w:rStyle w:val="NormalTok"/>
-              </w:rPr>
-              <w:t xml:space="preserve"> </w:t>
-            </w:r>
-            <w:r>
-              <w:rPr>
-                <w:rStyle w:val="StringTok"/>
-              </w:rPr>
-              <w:t xml:space="preserve">"QQ Plot for shady needle length"</w:t>
-            </w:r>
-            <w:r>
-              <w:rPr>
-                <w:rStyle w:val="NormalTok"/>
-              </w:rPr>
-              <w:t xml:space="preserve">,</w:t>
-            </w:r>
-            <w:r>
-              <w:br/>
-            </w:r>
-            <w:r>
-              <w:rPr>
-                <w:rStyle w:val="NormalTok"/>
-              </w:rPr>
-              <w:t xml:space="preserve">       </w:t>
-            </w:r>
-            <w:r>
-              <w:rPr>
-                <w:rStyle w:val="AttributeTok"/>
-              </w:rPr>
-              <w:t xml:space="preserve">ylab =</w:t>
-            </w:r>
-            <w:r>
-              <w:rPr>
-                <w:rStyle w:val="NormalTok"/>
-              </w:rPr>
-              <w:t xml:space="preserve"> </w:t>
-            </w:r>
-            <w:r>
-              <w:rPr>
-                <w:rStyle w:val="StringTok"/>
-              </w:rPr>
-              <w:t xml:space="preserve">"Sample Quantiles"</w:t>
-            </w:r>
-            <w:r>
-              <w:rPr>
-                <w:rStyle w:val="NormalTok"/>
-              </w:rPr>
-              <w:t xml:space="preserve">)</w:t>
-            </w:r>
-          </w:p>
-          <w:p>
-            <w:pPr>
-              <w:pStyle w:val="FirstParagraph"/>
-            </w:pPr>
-            <w:r>
-              <w:drawing>
-                <wp:inline>
-                  <wp:extent cx="2743200" cy="2743200"/>
-                  <wp:effectExtent b="0" l="0" r="0" t="0"/>
-                  <wp:docPr descr="" title="" id="132" name="Picture"/>
-                  <a:graphic>
-                    <a:graphicData uri="http://schemas.openxmlformats.org/drawingml/2006/picture">
-                      <pic:pic>
-                        <pic:nvPicPr>
-                          <pic:cNvPr descr="05_01_lecture_powerpoint_files/figure-docx/unnamed-chunk-18-1.png" id="133" name="Picture"/>
-                          <pic:cNvPicPr>
-                            <a:picLocks noChangeArrowheads="1" noChangeAspect="1"/>
-                          </pic:cNvPicPr>
-                        </pic:nvPicPr>
-                        <pic:blipFill>
-                          <a:blip r:embed="rId131"/>
-                          <a:stretch>
-                            <a:fillRect/>
-                          </a:stretch>
-                        </pic:blipFill>
-                        <pic:spPr bwMode="auto">
-                          <a:xfrm>
-                            <a:off x="0" y="0"/>
-                            <a:ext cx="2743200" cy="2743200"/>
-                          </a:xfrm>
-                          <a:prstGeom prst="rect">
-                            <a:avLst/>
-                          </a:prstGeom>
-                          <a:noFill/>
-                          <a:ln w="9525">
-                            <a:noFill/>
-                            <a:headEnd/>
-                            <a:tailEnd/>
-                          </a:ln>
-                        </pic:spPr>
-                      </pic:pic>
-                    </a:graphicData>
-                  </a:graphic>
-                </wp:inline>
-              </w:drawing>
-            </w:r>
-          </w:p>
-          <w:p>
-            <w:pPr>
-              <w:pStyle w:val="SourceCode"/>
-            </w:pPr>
-            <w:r>
-              <w:rPr>
-                <w:rStyle w:val="VerbatimChar"/>
-              </w:rPr>
-              <w:t xml:space="preserve">[1] 7 6</w:t>
-            </w:r>
-          </w:p>
-        </w:tc>
-      </w:tr>
-    </w:tbl>
-    <w:bookmarkEnd w:id="134"/>
-    <w:bookmarkStart w:id="137" w:name="X7ce9e81128b9f577b71aba3283d1ae57275086f"/>
-    <w:p>
-      <w:pPr>
-        <w:pStyle w:val="Heading1"/>
-      </w:pPr>
-      <w:r>
-        <w:t xml:space="preserve">Practice Exercise 11: Shapiro-Wilk for Shady</w:t>
-      </w:r>
-    </w:p>
-    <w:tbl>
-      <w:tblPr>
-        <w:tblStyle w:val="Table"/>
-        <w:tblLook w:firstRow="0" w:lastRow="0" w:firstColumn="0" w:lastColumn="0" w:noHBand="0" w:noVBand="0" w:val="0000"/>
-        <w:tblBorders>
-          <w:left w:val="single" w:sz="24" w:space="0" w:color="00A047"/>
-          <w:right w:val="single" w:sz="4" w:space="0" w:color="00A047"/>
-          <w:top w:val="single" w:sz="4" w:space="0" w:color="00A047"/>
-          <w:bottom w:val="single" w:sz="4" w:space="0" w:color="00A047"/>
-        </w:tblBorders>
-        <w:tblCellMar>
-          <w:left w:w="144" w:type="dxa"/>
-          <w:right w:w="144" w:type="dxa"/>
-        </w:tblCellMar>
-        <w:tblInd w:w="164" w:type="dxa"/>
-        <w:tblW w:type="pct" w:w="100%"/>
-      </w:tblPr>
-      <w:tr>
-        <w:trPr>
-          <w:cantSplit/>
-        </w:trPr>
-        <w:tc>
-          <w:tcPr>
-            <w:shd w:color="auto" w:fill="ccf1e3" w:val="clear"/>
-            <w:tcMar>
-              <w:top w:w="92" w:type="dxa"/>
-              <w:bottom w:w="92" w:type="dxa"/>
-            </w:tcMar>
-          </w:tcPr>
-          <w:p>
-            <w:pPr>
-              <w:pStyle w:val="FirstParagraph"/>
-            </w:pPr>
-            <w:pPr>
-              <w:spacing w:before="0" w:after="0"/>
-              <w:textAlignment w:val="center"/>
-            </w:pPr>
-            <w:r>
-              <w:drawing>
-                <wp:inline>
-                  <wp:extent cx="152400" cy="152400"/>
-                  <wp:effectExtent b="0" l="0" r="0" t="0"/>
-                  <wp:docPr descr="" title="" id="135" name="Picture"/>
-                  <a:graphic>
-                    <a:graphicData uri="http://schemas.openxmlformats.org/drawingml/2006/picture">
-                      <pic:pic>
-                        <pic:nvPicPr>
-                          <pic:cNvPr descr="/Applications/RStudio.app/Contents/Resources/app/quarto/share/formats/docx/tip.png" id="136" name="Picture"/>
-                          <pic:cNvPicPr>
-                            <a:picLocks noChangeArrowheads="1" noChangeAspect="1"/>
-                          </pic:cNvPicPr>
-                        </pic:nvPicPr>
-                        <pic:blipFill>
-                          <a:blip r:embed="rId65"/>
-                          <a:stretch>
-                            <a:fillRect/>
-                          </a:stretch>
-                        </pic:blipFill>
-                        <pic:spPr bwMode="auto">
-                          <a:xfrm>
-                            <a:off x="0" y="0"/>
-                            <a:ext cx="152400" cy="152400"/>
-                          </a:xfrm>
-                          <a:prstGeom prst="rect">
-                            <a:avLst/>
-                          </a:prstGeom>
-                          <a:noFill/>
-                          <a:ln w="9525">
-                            <a:noFill/>
-                            <a:headEnd/>
-                            <a:tailEnd/>
-                          </a:ln>
-                        </pic:spPr>
-                      </pic:pic>
-                    </a:graphicData>
-                  </a:graphic>
-                </wp:inline>
-              </w:drawing>
-            </w:r>
-            <w:r>
-              <w:t xml:space="preserve"> </w:t>
-            </w:r>
-            <w:r>
-              <w:t xml:space="preserve"> </w:t>
-            </w:r>
-            <w:r>
-              <w:t xml:space="preserve">Practice Exercise 11: Test normality of shady lengths</w:t>
-            </w:r>
-          </w:p>
-        </w:tc>
-      </w:tr>
-      <w:tr>
-        <w:trPr>
-          <w:cantSplit/>
-        </w:trPr>
-        <w:tc>
-          <w:tcPr>
-            <w:tcMar>
-              <w:top w:w="108" w:type="dxa"/>
-              <w:bottom w:w="108" w:type="dxa"/>
-            </w:tcMar>
-          </w:tcPr>
-          <w:p>
-            <w:pPr>
-              <w:pStyle w:val="BodyText"/>
-            </w:pPr>
-            <w:pPr>
-              <w:spacing w:before="16"/>
-            </w:pPr>
-            <w:r>
-              <w:t xml:space="preserve">Shapiro-Wilk test</w:t>
-            </w:r>
-          </w:p>
-          <w:p>
-            <w:pPr>
-              <w:pStyle w:val="BodyText"/>
-            </w:pPr>
-            <w:r>
-              <w:t xml:space="preserve">Note you need to test each groups separately…</w:t>
-            </w:r>
-          </w:p>
-          <w:p>
-            <w:pPr>
-              <w:pStyle w:val="SourceCode"/>
-            </w:pPr>
-            <w:r>
-              <w:rPr>
-                <w:rStyle w:val="CommentTok"/>
-              </w:rPr>
-              <w:t xml:space="preserve"># Shapiro-Wilk test for shady group</w:t>
-            </w:r>
-            <w:r>
-              <w:br/>
-            </w:r>
-            <w:r>
-              <w:rPr>
-                <w:rStyle w:val="NormalTok"/>
-              </w:rPr>
-              <w:t xml:space="preserve"> </w:t>
-            </w:r>
-            <w:r>
-              <w:rPr>
-                <w:rStyle w:val="FunctionTok"/>
-              </w:rPr>
-              <w:t xml:space="preserve">shapiro.test</w:t>
-            </w:r>
-            <w:r>
-              <w:rPr>
-                <w:rStyle w:val="NormalTok"/>
-              </w:rPr>
-              <w:t xml:space="preserve">(ps_shady_df</w:t>
-            </w:r>
-            <w:r>
-              <w:rPr>
-                <w:rStyle w:val="SpecialCharTok"/>
-              </w:rPr>
-              <w:t xml:space="preserve">$</w:t>
-            </w:r>
-            <w:r>
-              <w:rPr>
-                <w:rStyle w:val="NormalTok"/>
-              </w:rPr>
-              <w:t xml:space="preserve">length_mm)</w:t>
-            </w:r>
-          </w:p>
-          <w:p>
-            <w:pPr>
-              <w:pStyle w:val="SourceCode"/>
-            </w:pPr>
-            <w:r>
-              <w:br/>
-            </w:r>
-            <w:r>
-              <w:rPr>
-                <w:rStyle w:val="VerbatimChar"/>
-              </w:rPr>
-              <w:t xml:space="preserve">    Shapiro-Wilk normality test</w:t>
-            </w:r>
-            <w:r>
-              <w:br/>
-            </w:r>
-            <w:r>
-              <w:br/>
-            </w:r>
-            <w:r>
-              <w:rPr>
-                <w:rStyle w:val="VerbatimChar"/>
-              </w:rPr>
-              <w:t xml:space="preserve">data:  ps_shady_df$length_mm</w:t>
-            </w:r>
-            <w:r>
-              <w:br/>
-            </w:r>
-            <w:r>
-              <w:rPr>
-                <w:rStyle w:val="VerbatimChar"/>
-              </w:rPr>
-              <w:t xml:space="preserve">W = 0.96639, p-value = 0.8683</w:t>
-            </w:r>
-          </w:p>
-        </w:tc>
-      </w:tr>
-    </w:tbl>
-    <w:bookmarkEnd w:id="137"/>
-    <w:bookmarkStart w:id="140" w:name="Xcb5756d597dc0e805d1cc63dc07752b2c06f513"/>
-    <w:p>
-      <w:pPr>
-        <w:pStyle w:val="Heading1"/>
-      </w:pPr>
-      <w:r>
-        <w:t xml:space="preserve">Practice Exercise 12: Combined Normality Test</w:t>
-      </w:r>
-    </w:p>
-    <w:tbl>
-      <w:tblPr>
-        <w:tblStyle w:val="Table"/>
-        <w:tblLook w:firstRow="0" w:lastRow="0" w:firstColumn="0" w:lastColumn="0" w:noHBand="0" w:noVBand="0" w:val="0000"/>
-        <w:tblBorders>
-          <w:left w:val="single" w:sz="24" w:space="0" w:color="00A047"/>
-          <w:right w:val="single" w:sz="4" w:space="0" w:color="00A047"/>
-          <w:top w:val="single" w:sz="4" w:space="0" w:color="00A047"/>
-          <w:bottom w:val="single" w:sz="4" w:space="0" w:color="00A047"/>
-        </w:tblBorders>
-        <w:tblCellMar>
-          <w:left w:w="144" w:type="dxa"/>
-          <w:right w:w="144" w:type="dxa"/>
-        </w:tblCellMar>
-        <w:tblInd w:w="164" w:type="dxa"/>
-        <w:tblW w:type="pct" w:w="100%"/>
-      </w:tblPr>
-      <w:tr>
-        <w:trPr>
-          <w:cantSplit/>
-        </w:trPr>
-        <w:tc>
-          <w:tcPr>
-            <w:shd w:color="auto" w:fill="ccf1e3" w:val="clear"/>
-            <w:tcMar>
-              <w:top w:w="92" w:type="dxa"/>
-              <w:bottom w:w="92" w:type="dxa"/>
-            </w:tcMar>
-          </w:tcPr>
-          <w:p>
-            <w:pPr>
-              <w:pStyle w:val="FirstParagraph"/>
-            </w:pPr>
-            <w:pPr>
-              <w:spacing w:before="0" w:after="0"/>
-              <w:textAlignment w:val="center"/>
-            </w:pPr>
-            <w:r>
-              <w:drawing>
-                <wp:inline>
-                  <wp:extent cx="152400" cy="152400"/>
-                  <wp:effectExtent b="0" l="0" r="0" t="0"/>
-                  <wp:docPr descr="" title="" id="138" name="Picture"/>
-                  <a:graphic>
-                    <a:graphicData uri="http://schemas.openxmlformats.org/drawingml/2006/picture">
-                      <pic:pic>
-                        <pic:nvPicPr>
-                          <pic:cNvPr descr="/Applications/RStudio.app/Contents/Resources/app/quarto/share/formats/docx/tip.png" id="139" name="Picture"/>
-                          <pic:cNvPicPr>
-                            <a:picLocks noChangeArrowheads="1" noChangeAspect="1"/>
-                          </pic:cNvPicPr>
-                        </pic:nvPicPr>
-                        <pic:blipFill>
-                          <a:blip r:embed="rId65"/>
-                          <a:stretch>
-                            <a:fillRect/>
-                          </a:stretch>
-                        </pic:blipFill>
-                        <pic:spPr bwMode="auto">
-                          <a:xfrm>
-                            <a:off x="0" y="0"/>
-                            <a:ext cx="152400" cy="152400"/>
-                          </a:xfrm>
-                          <a:prstGeom prst="rect">
-                            <a:avLst/>
-                          </a:prstGeom>
-                          <a:noFill/>
-                          <a:ln w="9525">
-                            <a:noFill/>
-                            <a:headEnd/>
-                            <a:tailEnd/>
-                          </a:ln>
-                        </pic:spPr>
-                      </pic:pic>
-                    </a:graphicData>
-                  </a:graphic>
-                </wp:inline>
-              </w:drawing>
-            </w:r>
-            <w:r>
-              <w:t xml:space="preserve"> </w:t>
-            </w:r>
-            <w:r>
-              <w:t xml:space="preserve"> </w:t>
-            </w:r>
-            <w:r>
-              <w:t xml:space="preserve">Practice Exercise 12: Test Normality at one time</w:t>
-            </w:r>
-          </w:p>
-        </w:tc>
-      </w:tr>
-      <w:tr>
-        <w:trPr>
-          <w:cantSplit/>
-        </w:trPr>
-        <w:tc>
-          <w:tcPr>
-            <w:tcMar>
-              <w:top w:w="108" w:type="dxa"/>
-              <w:bottom w:w="108" w:type="dxa"/>
-            </w:tcMar>
-          </w:tcPr>
-          <w:p>
-            <w:pPr>
-              <w:pStyle w:val="BodyText"/>
-            </w:pPr>
-            <w:pPr>
-              <w:spacing w:before="16"/>
-            </w:pPr>
-            <w:r>
-              <w:t xml:space="preserve">There are always a lot of ways to do this in R</w:t>
-            </w:r>
-          </w:p>
-          <w:p>
-            <w:pPr>
-              <w:pStyle w:val="SourceCode"/>
-            </w:pPr>
-            <w:r>
-              <w:rPr>
-                <w:rStyle w:val="CommentTok"/>
-              </w:rPr>
-              <w:t xml:space="preserve"># there are always two ways</w:t>
-            </w:r>
-            <w:r>
-              <w:br/>
-            </w:r>
-            <w:r>
-              <w:rPr>
-                <w:rStyle w:val="CommentTok"/>
-              </w:rPr>
-              <w:t xml:space="preserve"># Test for normality using Shapiro-Wilk test for each wind group</w:t>
-            </w:r>
-            <w:r>
-              <w:br/>
-            </w:r>
-            <w:r>
-              <w:rPr>
-                <w:rStyle w:val="CommentTok"/>
-              </w:rPr>
-              <w:t xml:space="preserve"># All in one pipeline using tidyverse approach</w:t>
-            </w:r>
-            <w:r>
-              <w:br/>
-            </w:r>
-            <w:r>
-              <w:rPr>
-                <w:rStyle w:val="NormalTok"/>
-              </w:rPr>
-              <w:t xml:space="preserve">normality_results </w:t>
-            </w:r>
-            <w:r>
-              <w:rPr>
-                <w:rStyle w:val="OtherTok"/>
-              </w:rPr>
-              <w:t xml:space="preserve">&lt;-</w:t>
-            </w:r>
-            <w:r>
-              <w:rPr>
-                <w:rStyle w:val="NormalTok"/>
-              </w:rPr>
-              <w:t xml:space="preserve"> ps_df </w:t>
-            </w:r>
-            <w:r>
-              <w:rPr>
-                <w:rStyle w:val="SpecialCharTok"/>
-              </w:rPr>
-              <w:t xml:space="preserve">%&gt;%</w:t>
-            </w:r>
-            <w:r>
-              <w:br/>
-            </w:r>
-            <w:r>
-              <w:rPr>
-                <w:rStyle w:val="NormalTok"/>
-              </w:rPr>
-              <w:t xml:space="preserve">  </w:t>
-            </w:r>
-            <w:r>
-              <w:rPr>
-                <w:rStyle w:val="FunctionTok"/>
-              </w:rPr>
-              <w:t xml:space="preserve">group_by</w:t>
-            </w:r>
-            <w:r>
-              <w:rPr>
-                <w:rStyle w:val="NormalTok"/>
-              </w:rPr>
-              <w:t xml:space="preserve">(side) </w:t>
-            </w:r>
-            <w:r>
-              <w:rPr>
-                <w:rStyle w:val="SpecialCharTok"/>
-              </w:rPr>
-              <w:t xml:space="preserve">%&gt;%</w:t>
-            </w:r>
-            <w:r>
-              <w:br/>
-            </w:r>
-            <w:r>
-              <w:rPr>
-                <w:rStyle w:val="NormalTok"/>
-              </w:rPr>
-              <w:t xml:space="preserve">  </w:t>
-            </w:r>
-            <w:r>
-              <w:rPr>
-                <w:rStyle w:val="FunctionTok"/>
-              </w:rPr>
-              <w:t xml:space="preserve">summarize</w:t>
-            </w:r>
-            <w:r>
-              <w:rPr>
-                <w:rStyle w:val="NormalTok"/>
-              </w:rPr>
-              <w:t xml:space="preserve">(</w:t>
-            </w:r>
-            <w:r>
-              <w:br/>
-            </w:r>
-            <w:r>
-              <w:rPr>
-                <w:rStyle w:val="NormalTok"/>
-              </w:rPr>
-              <w:t xml:space="preserve">    </w:t>
-            </w:r>
-            <w:r>
-              <w:rPr>
-                <w:rStyle w:val="AttributeTok"/>
-              </w:rPr>
-              <w:t xml:space="preserve">shapiro_stat =</w:t>
-            </w:r>
-            <w:r>
-              <w:rPr>
-                <w:rStyle w:val="NormalTok"/>
-              </w:rPr>
-              <w:t xml:space="preserve"> </w:t>
-            </w:r>
-            <w:r>
-              <w:rPr>
-                <w:rStyle w:val="FunctionTok"/>
-              </w:rPr>
-              <w:t xml:space="preserve">shapiro.test</w:t>
-            </w:r>
-            <w:r>
-              <w:rPr>
-                <w:rStyle w:val="NormalTok"/>
-              </w:rPr>
-              <w:t xml:space="preserve">(length_mm)</w:t>
-            </w:r>
-            <w:r>
-              <w:rPr>
-                <w:rStyle w:val="SpecialCharTok"/>
-              </w:rPr>
-              <w:t xml:space="preserve">$</w:t>
-            </w:r>
-            <w:r>
-              <w:rPr>
-                <w:rStyle w:val="NormalTok"/>
-              </w:rPr>
-              <w:t xml:space="preserve">statistic,</w:t>
-            </w:r>
-            <w:r>
-              <w:br/>
-            </w:r>
-            <w:r>
-              <w:rPr>
-                <w:rStyle w:val="NormalTok"/>
-              </w:rPr>
-              <w:t xml:space="preserve">    </w:t>
-            </w:r>
-            <w:r>
-              <w:rPr>
-                <w:rStyle w:val="AttributeTok"/>
-              </w:rPr>
-              <w:t xml:space="preserve">shapiro_p_value =</w:t>
-            </w:r>
-            <w:r>
-              <w:rPr>
-                <w:rStyle w:val="NormalTok"/>
-              </w:rPr>
-              <w:t xml:space="preserve"> </w:t>
-            </w:r>
-            <w:r>
-              <w:rPr>
-                <w:rStyle w:val="FunctionTok"/>
-              </w:rPr>
-              <w:t xml:space="preserve">shapiro.test</w:t>
-            </w:r>
-            <w:r>
-              <w:rPr>
-                <w:rStyle w:val="NormalTok"/>
-              </w:rPr>
-              <w:t xml:space="preserve">(length_mm)</w:t>
-            </w:r>
-            <w:r>
-              <w:rPr>
-                <w:rStyle w:val="SpecialCharTok"/>
-              </w:rPr>
-              <w:t xml:space="preserve">$</w:t>
-            </w:r>
-            <w:r>
-              <w:rPr>
-                <w:rStyle w:val="NormalTok"/>
-              </w:rPr>
-              <w:t xml:space="preserve">p.value,</w:t>
-            </w:r>
-            <w:r>
-              <w:br/>
-            </w:r>
-            <w:r>
-              <w:rPr>
-                <w:rStyle w:val="NormalTok"/>
-              </w:rPr>
-              <w:t xml:space="preserve">    </w:t>
-            </w:r>
-            <w:r>
-              <w:rPr>
-                <w:rStyle w:val="AttributeTok"/>
-              </w:rPr>
-              <w:t xml:space="preserve">normal_distribution =</w:t>
-            </w:r>
-            <w:r>
-              <w:rPr>
-                <w:rStyle w:val="NormalTok"/>
-              </w:rPr>
-              <w:t xml:space="preserve"> </w:t>
-            </w:r>
-            <w:r>
-              <w:rPr>
-                <w:rStyle w:val="FunctionTok"/>
-              </w:rPr>
-              <w:t xml:space="preserve">if_else</w:t>
-            </w:r>
-            <w:r>
-              <w:rPr>
-                <w:rStyle w:val="NormalTok"/>
-              </w:rPr>
-              <w:t xml:space="preserve">(shapiro_p_value </w:t>
-            </w:r>
-            <w:r>
-              <w:rPr>
-                <w:rStyle w:val="SpecialCharTok"/>
-              </w:rPr>
-              <w:t xml:space="preserve">&gt;</w:t>
-            </w:r>
-            <w:r>
-              <w:rPr>
-                <w:rStyle w:val="NormalTok"/>
-              </w:rPr>
-              <w:t xml:space="preserve"> </w:t>
-            </w:r>
-            <w:r>
-              <w:rPr>
-                <w:rStyle w:val="FloatTok"/>
-              </w:rPr>
-              <w:t xml:space="preserve">0.05</w:t>
-            </w:r>
-            <w:r>
-              <w:rPr>
-                <w:rStyle w:val="NormalTok"/>
-              </w:rPr>
-              <w:t xml:space="preserve">, </w:t>
-            </w:r>
-            <w:r>
-              <w:rPr>
-                <w:rStyle w:val="StringTok"/>
-              </w:rPr>
-              <w:t xml:space="preserve">"Normal"</w:t>
-            </w:r>
-            <w:r>
-              <w:rPr>
-                <w:rStyle w:val="NormalTok"/>
-              </w:rPr>
-              <w:t xml:space="preserve">, </w:t>
-            </w:r>
-            <w:r>
-              <w:rPr>
-                <w:rStyle w:val="StringTok"/>
-              </w:rPr>
-              <w:t xml:space="preserve">"Non-normal"</w:t>
-            </w:r>
-            <w:r>
-              <w:rPr>
-                <w:rStyle w:val="NormalTok"/>
-              </w:rPr>
-              <w:t xml:space="preserve">)</w:t>
-            </w:r>
-            <w:r>
-              <w:br/>
-            </w:r>
-            <w:r>
-              <w:rPr>
-                <w:rStyle w:val="NormalTok"/>
-              </w:rPr>
-              <w:t xml:space="preserve">  )</w:t>
-            </w:r>
-            <w:r>
-              <w:br/>
-            </w:r>
-            <w:r>
-              <w:br/>
-            </w:r>
-            <w:r>
-              <w:rPr>
-                <w:rStyle w:val="CommentTok"/>
-              </w:rPr>
-              <w:t xml:space="preserve"># Print the results</w:t>
-            </w:r>
-            <w:r>
-              <w:br/>
-            </w:r>
-            <w:r>
-              <w:rPr>
-                <w:rStyle w:val="FunctionTok"/>
-              </w:rPr>
-              <w:t xml:space="preserve">print</w:t>
-            </w:r>
-            <w:r>
-              <w:rPr>
-                <w:rStyle w:val="NormalTok"/>
-              </w:rPr>
-              <w:t xml:space="preserve">(normality_results)</w:t>
-            </w:r>
-          </w:p>
-          <w:p>
-            <w:pPr>
-              <w:pStyle w:val="SourceCode"/>
-            </w:pPr>
-            <w:r>
-              <w:rPr>
-                <w:rStyle w:val="VerbatimChar"/>
-              </w:rPr>
-              <w:t xml:space="preserve"># A tibble: 2 × 4</w:t>
-            </w:r>
-            <w:r>
-              <w:br/>
-            </w:r>
-            <w:r>
-              <w:rPr>
-                <w:rStyle w:val="VerbatimChar"/>
-              </w:rPr>
-              <w:t xml:space="preserve">  side  shapiro_stat shapiro_p_value normal_distribution</w:t>
-            </w:r>
-            <w:r>
-              <w:br/>
-            </w:r>
-            <w:r>
-              <w:rPr>
-                <w:rStyle w:val="VerbatimChar"/>
-              </w:rPr>
-              <w:t xml:space="preserve">  &lt;chr&gt;        &lt;dbl&gt;           &lt;dbl&gt; &lt;chr&gt;              </w:t>
-            </w:r>
-            <w:r>
-              <w:br/>
-            </w:r>
-            <w:r>
-              <w:rPr>
-                <w:rStyle w:val="VerbatimChar"/>
-              </w:rPr>
-              <w:t xml:space="preserve">1 shady        0.966           0.868 Normal             </w:t>
-            </w:r>
-            <w:r>
-              <w:br/>
-            </w:r>
-            <w:r>
-              <w:rPr>
-                <w:rStyle w:val="VerbatimChar"/>
-              </w:rPr>
-              <w:t xml:space="preserve">2 sunny        0.900           0.289 Normal             </w:t>
-            </w:r>
-          </w:p>
-        </w:tc>
-      </w:tr>
-    </w:tbl>
-    <w:bookmarkEnd w:id="140"/>
-    <w:bookmarkStart w:id="143" w:name="X6d178b0a0ff3e7e9309dee53fd8c03316335bed"/>
-    <w:p>
-      <w:pPr>
-        <w:pStyle w:val="Heading1"/>
-      </w:pPr>
-      <w:r>
-        <w:t xml:space="preserve">Practice Exercise 13: Test Equal Variances</w:t>
-      </w:r>
-    </w:p>
-    <w:tbl>
-      <w:tblPr>
-        <w:tblStyle w:val="Table"/>
-        <w:tblLook w:firstRow="0" w:lastRow="0" w:firstColumn="0" w:lastColumn="0" w:noHBand="0" w:noVBand="0" w:val="0000"/>
-        <w:tblBorders>
-          <w:left w:val="single" w:sz="24" w:space="0" w:color="00A047"/>
-          <w:right w:val="single" w:sz="4" w:space="0" w:color="00A047"/>
-          <w:top w:val="single" w:sz="4" w:space="0" w:color="00A047"/>
-          <w:bottom w:val="single" w:sz="4" w:space="0" w:color="00A047"/>
-        </w:tblBorders>
-        <w:tblCellMar>
-          <w:left w:w="144" w:type="dxa"/>
-          <w:right w:w="144" w:type="dxa"/>
-        </w:tblCellMar>
-        <w:tblInd w:w="164" w:type="dxa"/>
-        <w:tblW w:type="pct" w:w="100%"/>
-      </w:tblPr>
-      <w:tr>
-        <w:trPr>
-          <w:cantSplit/>
-        </w:trPr>
-        <w:tc>
-          <w:tcPr>
-            <w:shd w:color="auto" w:fill="ccf1e3" w:val="clear"/>
-            <w:tcMar>
-              <w:top w:w="92" w:type="dxa"/>
-              <w:bottom w:w="92" w:type="dxa"/>
-            </w:tcMar>
-          </w:tcPr>
-          <w:p>
-            <w:pPr>
-              <w:pStyle w:val="FirstParagraph"/>
-            </w:pPr>
-            <w:pPr>
-              <w:spacing w:before="0" w:after="0"/>
-              <w:textAlignment w:val="center"/>
-            </w:pPr>
-            <w:r>
-              <w:drawing>
-                <wp:inline>
-                  <wp:extent cx="152400" cy="152400"/>
-                  <wp:effectExtent b="0" l="0" r="0" t="0"/>
-                  <wp:docPr descr="" title="" id="141" name="Picture"/>
-                  <a:graphic>
-                    <a:graphicData uri="http://schemas.openxmlformats.org/drawingml/2006/picture">
-                      <pic:pic>
-                        <pic:nvPicPr>
-                          <pic:cNvPr descr="/Applications/RStudio.app/Contents/Resources/app/quarto/share/formats/docx/tip.png" id="142" name="Picture"/>
-                          <pic:cNvPicPr>
-                            <a:picLocks noChangeArrowheads="1" noChangeAspect="1"/>
-                          </pic:cNvPicPr>
-                        </pic:nvPicPr>
-                        <pic:blipFill>
-                          <a:blip r:embed="rId65"/>
-                          <a:stretch>
-                            <a:fillRect/>
-                          </a:stretch>
-                        </pic:blipFill>
-                        <pic:spPr bwMode="auto">
-                          <a:xfrm>
-                            <a:off x="0" y="0"/>
-                            <a:ext cx="152400" cy="152400"/>
-                          </a:xfrm>
-                          <a:prstGeom prst="rect">
-                            <a:avLst/>
-                          </a:prstGeom>
-                          <a:noFill/>
-                          <a:ln w="9525">
-                            <a:noFill/>
-                            <a:headEnd/>
-                            <a:tailEnd/>
-                          </a:ln>
-                        </pic:spPr>
-                      </pic:pic>
-                    </a:graphicData>
-                  </a:graphic>
-                </wp:inline>
-              </w:drawing>
-            </w:r>
-            <w:r>
-              <w:t xml:space="preserve"> </w:t>
-            </w:r>
-            <w:r>
-              <w:t xml:space="preserve"> </w:t>
-            </w:r>
-            <w:r>
-              <w:t xml:space="preserve">Practice Exercise 13: Test equal variances</w:t>
-            </w:r>
-          </w:p>
-        </w:tc>
-      </w:tr>
-      <w:tr>
-        <w:trPr>
-          <w:cantSplit/>
-        </w:trPr>
-        <w:tc>
-          <w:tcPr>
-            <w:tcMar>
-              <w:top w:w="108" w:type="dxa"/>
-              <w:bottom w:w="108" w:type="dxa"/>
-            </w:tcMar>
-          </w:tcPr>
-          <w:p>
-            <w:pPr>
-              <w:pStyle w:val="BodyText"/>
-            </w:pPr>
-            <w:pPr>
-              <w:spacing w:before="16"/>
-            </w:pPr>
-            <w:r>
-              <w:t xml:space="preserve">Levenes test can be done on the original dataframe</w:t>
-            </w:r>
-          </w:p>
-          <w:p>
-            <w:pPr>
-              <w:pStyle w:val="SourceCode"/>
-            </w:pPr>
-            <w:r>
-              <w:rPr>
-                <w:rStyle w:val="CommentTok"/>
-              </w:rPr>
-              <w:t xml:space="preserve"># Method 1: Using car package's leveneTest</w:t>
-            </w:r>
-            <w:r>
-              <w:br/>
-            </w:r>
-            <w:r>
-              <w:rPr>
-                <w:rStyle w:val="CommentTok"/>
-              </w:rPr>
-              <w:t xml:space="preserve"># This is often preferred as it's more robust to departures from normality</w:t>
-            </w:r>
-            <w:r>
-              <w:br/>
-            </w:r>
-            <w:r>
-              <w:rPr>
-                <w:rStyle w:val="NormalTok"/>
-              </w:rPr>
-              <w:t xml:space="preserve">levene_result </w:t>
-            </w:r>
-            <w:r>
-              <w:rPr>
-                <w:rStyle w:val="OtherTok"/>
-              </w:rPr>
-              <w:t xml:space="preserve">&lt;-</w:t>
-            </w:r>
-            <w:r>
-              <w:rPr>
-                <w:rStyle w:val="NormalTok"/>
-              </w:rPr>
-              <w:t xml:space="preserve"> </w:t>
-            </w:r>
-            <w:r>
-              <w:rPr>
-                <w:rStyle w:val="FunctionTok"/>
-              </w:rPr>
-              <w:t xml:space="preserve">leveneTest</w:t>
-            </w:r>
-            <w:r>
-              <w:rPr>
-                <w:rStyle w:val="NormalTok"/>
-              </w:rPr>
-              <w:t xml:space="preserve">(length_mm </w:t>
-            </w:r>
-            <w:r>
-              <w:rPr>
-                <w:rStyle w:val="SpecialCharTok"/>
-              </w:rPr>
-              <w:t xml:space="preserve">~</w:t>
-            </w:r>
-            <w:r>
-              <w:rPr>
-                <w:rStyle w:val="NormalTok"/>
-              </w:rPr>
-              <w:t xml:space="preserve"> side, </w:t>
-            </w:r>
-            <w:r>
-              <w:rPr>
-                <w:rStyle w:val="AttributeTok"/>
-              </w:rPr>
-              <w:t xml:space="preserve">data =</w:t>
-            </w:r>
-            <w:r>
-              <w:rPr>
-                <w:rStyle w:val="NormalTok"/>
-              </w:rPr>
-              <w:t xml:space="preserve"> ps_df)</w:t>
-            </w:r>
-            <w:r>
-              <w:br/>
-            </w:r>
-            <w:r>
-              <w:rPr>
-                <w:rStyle w:val="FunctionTok"/>
-              </w:rPr>
-              <w:t xml:space="preserve">print</w:t>
-            </w:r>
-            <w:r>
-              <w:rPr>
-                <w:rStyle w:val="NormalTok"/>
-              </w:rPr>
-              <w:t xml:space="preserve">(</w:t>
-            </w:r>
-            <w:r>
-              <w:rPr>
-                <w:rStyle w:val="StringTok"/>
-              </w:rPr>
-              <w:t xml:space="preserve">"Levene's Test for Homogeneity of Variance:"</w:t>
-            </w:r>
-            <w:r>
-              <w:rPr>
-                <w:rStyle w:val="NormalTok"/>
-              </w:rPr>
-              <w:t xml:space="preserve">)</w:t>
-            </w:r>
-          </w:p>
-          <w:p>
-            <w:pPr>
-              <w:pStyle w:val="SourceCode"/>
-            </w:pPr>
-            <w:r>
-              <w:rPr>
-                <w:rStyle w:val="VerbatimChar"/>
-              </w:rPr>
-              <w:t xml:space="preserve">[1] "Levene's Test for Homogeneity of Variance:"</w:t>
-            </w:r>
-          </w:p>
-          <w:p>
-            <w:pPr>
-              <w:pStyle w:val="SourceCode"/>
-            </w:pPr>
-            <w:r>
-              <w:rPr>
-                <w:rStyle w:val="FunctionTok"/>
-              </w:rPr>
-              <w:t xml:space="preserve">print</w:t>
-            </w:r>
-            <w:r>
-              <w:rPr>
-                <w:rStyle w:val="NormalTok"/>
-              </w:rPr>
-              <w:t xml:space="preserve">(levene_result)</w:t>
-            </w:r>
-          </w:p>
-          <w:p>
-            <w:pPr>
-              <w:pStyle w:val="SourceCode"/>
-            </w:pPr>
-            <w:r>
-              <w:rPr>
-                <w:rStyle w:val="VerbatimChar"/>
-              </w:rPr>
-              <w:t xml:space="preserve">Levene's Test for Homogeneity of Variance (center = median)</w:t>
-            </w:r>
-            <w:r>
-              <w:br/>
-            </w:r>
-            <w:r>
-              <w:rPr>
-                <w:rStyle w:val="VerbatimChar"/>
-              </w:rPr>
-              <w:t xml:space="preserve">      Df F value Pr(&gt;F)</w:t>
-            </w:r>
-            <w:r>
-              <w:br/>
-            </w:r>
-            <w:r>
-              <w:rPr>
-                <w:rStyle w:val="VerbatimChar"/>
-              </w:rPr>
-              <w:t xml:space="preserve">group  1  0.2062 0.6567</w:t>
-            </w:r>
-            <w:r>
-              <w:br/>
-            </w:r>
-            <w:r>
-              <w:rPr>
-                <w:rStyle w:val="VerbatimChar"/>
-              </w:rPr>
-              <w:t xml:space="preserve">      14               </w:t>
-            </w:r>
-          </w:p>
-        </w:tc>
-      </w:tr>
-    </w:tbl>
-    <w:bookmarkEnd w:id="143"/>
-    <w:bookmarkStart w:id="144" w:name="X444de93c1a9e035769189163cb7593ed9dfda3b"/>
+    <w:bookmarkEnd w:id="113"/>
+    <w:bookmarkStart w:id="114" w:name="X444de93c1a9e035769189163cb7593ed9dfda3b"/>
     <w:p>
       <w:pPr>
         <w:pStyle w:val="Heading1"/>
@@ -7692,22 +6374,44 @@
         <w:pStyle w:val="BodyText"/>
       </w:pPr>
       <w:r>
+        <w:t xml:space="preserve">Calculate t-statistic manually (optional) - YOUR CODE HERE:</w:t>
+      </w:r>
+    </w:p>
+    <w:p>
+      <w:pPr>
+        <w:pStyle w:val="BodyText"/>
+      </w:pPr>
+      <w:r>
+        <w:t xml:space="preserve">t = (mean1 - mean2) / sqrt((s1^2/n1) + (s2^2/n2))</w:t>
+      </w:r>
+    </w:p>
+    <w:p>
+      <w:pPr>
+        <w:pStyle w:val="BodyText"/>
+      </w:pPr>
+      <w:r>
         <w:t xml:space="preserve">Deciding between:</w:t>
       </w:r>
     </w:p>
     <w:p>
       <w:pPr>
+        <w:pStyle w:val="Compact"/>
         <w:numPr>
           <w:ilvl w:val="0"/>
           <w:numId w:val="1025"/>
         </w:numPr>
       </w:pPr>
       <w:r>
+        <w:rPr>
+          <w:b/>
+          <w:bCs/>
+        </w:rPr>
         <w:t xml:space="preserve">Standard t-test (equal variances)</w:t>
       </w:r>
     </w:p>
     <w:p>
       <w:pPr>
+        <w:pStyle w:val="Compact"/>
         <w:numPr>
           <w:ilvl w:val="0"/>
           <w:numId w:val="1025"/>
@@ -7719,94 +6423,305 @@
     </w:p>
     <w:p>
       <w:pPr>
-        <w:pStyle w:val="FirstParagraph"/>
+        <w:pStyle w:val="SourceCode"/>
+      </w:pPr>
+      <w:r>
+        <w:rPr>
+          <w:rStyle w:val="CommentTok"/>
+        </w:rPr>
+        <w:t xml:space="preserve"># YOUR </w:t>
+      </w:r>
+      <w:r>
+        <w:rPr>
+          <w:rStyle w:val="AlertTok"/>
+        </w:rPr>
+        <w:t xml:space="preserve">TASK</w:t>
+      </w:r>
+      <w:r>
+        <w:rPr>
+          <w:rStyle w:val="CommentTok"/>
+        </w:rPr>
+        <w:t xml:space="preserve">: Conduct a two-sample t-test</w:t>
+      </w:r>
+      <w:r>
+        <w:br/>
+      </w:r>
+      <w:r>
+        <w:rPr>
+          <w:rStyle w:val="CommentTok"/>
+        </w:rPr>
+        <w:t xml:space="preserve"># Use var.equal=TRUE for standard t-test or var.equal=FALSE for Welch's t-test</w:t>
+      </w:r>
+      <w:r>
+        <w:br/>
+      </w:r>
+      <w:r>
+        <w:br/>
+      </w:r>
+      <w:r>
+        <w:rPr>
+          <w:rStyle w:val="CommentTok"/>
+        </w:rPr>
+        <w:t xml:space="preserve"># Standard t-test (if variances are equal)</w:t>
+      </w:r>
+      <w:r>
+        <w:br/>
+      </w:r>
+      <w:r>
+        <w:rPr>
+          <w:rStyle w:val="NormalTok"/>
+        </w:rPr>
+        <w:t xml:space="preserve">t_test_result </w:t>
+      </w:r>
+      <w:r>
+        <w:rPr>
+          <w:rStyle w:val="OtherTok"/>
+        </w:rPr>
+        <w:t xml:space="preserve">&lt;-</w:t>
+      </w:r>
+      <w:r>
+        <w:rPr>
+          <w:rStyle w:val="NormalTok"/>
+        </w:rPr>
+        <w:t xml:space="preserve"> </w:t>
+      </w:r>
+      <w:r>
+        <w:rPr>
+          <w:rStyle w:val="FunctionTok"/>
+        </w:rPr>
+        <w:t xml:space="preserve">t.test</w:t>
+      </w:r>
+      <w:r>
+        <w:rPr>
+          <w:rStyle w:val="NormalTok"/>
+        </w:rPr>
+        <w:t xml:space="preserve">(length_mm </w:t>
+      </w:r>
+      <w:r>
+        <w:rPr>
+          <w:rStyle w:val="SpecialCharTok"/>
+        </w:rPr>
+        <w:t xml:space="preserve">~</w:t>
+      </w:r>
+      <w:r>
+        <w:rPr>
+          <w:rStyle w:val="NormalTok"/>
+        </w:rPr>
+        <w:t xml:space="preserve"> side, </w:t>
+      </w:r>
+      <w:r>
+        <w:rPr>
+          <w:rStyle w:val="AttributeTok"/>
+        </w:rPr>
+        <w:t xml:space="preserve">data =</w:t>
+      </w:r>
+      <w:r>
+        <w:rPr>
+          <w:rStyle w:val="NormalTok"/>
+        </w:rPr>
+        <w:t xml:space="preserve"> ps_df, </w:t>
+      </w:r>
+      <w:r>
+        <w:rPr>
+          <w:rStyle w:val="AttributeTok"/>
+        </w:rPr>
+        <w:t xml:space="preserve">var.equal =</w:t>
+      </w:r>
+      <w:r>
+        <w:rPr>
+          <w:rStyle w:val="NormalTok"/>
+        </w:rPr>
+        <w:t xml:space="preserve"> </w:t>
+      </w:r>
+      <w:r>
+        <w:rPr>
+          <w:rStyle w:val="ConstantTok"/>
+        </w:rPr>
+        <w:t xml:space="preserve">TRUE</w:t>
+      </w:r>
+      <w:r>
+        <w:rPr>
+          <w:rStyle w:val="NormalTok"/>
+        </w:rPr>
+        <w:t xml:space="preserve">)</w:t>
+      </w:r>
+      <w:r>
+        <w:br/>
+      </w:r>
+      <w:r>
+        <w:rPr>
+          <w:rStyle w:val="FunctionTok"/>
+        </w:rPr>
+        <w:t xml:space="preserve">print</w:t>
+      </w:r>
+      <w:r>
+        <w:rPr>
+          <w:rStyle w:val="NormalTok"/>
+        </w:rPr>
+        <w:t xml:space="preserve">(</w:t>
+      </w:r>
+      <w:r>
+        <w:rPr>
+          <w:rStyle w:val="StringTok"/>
+        </w:rPr>
+        <w:t xml:space="preserve">"Standard two-sample t-test:"</w:t>
+      </w:r>
+      <w:r>
+        <w:rPr>
+          <w:rStyle w:val="NormalTok"/>
+        </w:rPr>
+        <w:t xml:space="preserve">)</w:t>
+      </w:r>
+    </w:p>
+    <w:p>
+      <w:pPr>
+        <w:pStyle w:val="SourceCode"/>
+      </w:pPr>
+      <w:r>
+        <w:rPr>
+          <w:rStyle w:val="VerbatimChar"/>
+        </w:rPr>
+        <w:t xml:space="preserve">[1] "Standard two-sample t-test:"</w:t>
+      </w:r>
+    </w:p>
+    <w:p>
+      <w:pPr>
+        <w:pStyle w:val="SourceCode"/>
+      </w:pPr>
+      <w:r>
+        <w:rPr>
+          <w:rStyle w:val="FunctionTok"/>
+        </w:rPr>
+        <w:t xml:space="preserve">print</w:t>
+      </w:r>
+      <w:r>
+        <w:rPr>
+          <w:rStyle w:val="NormalTok"/>
+        </w:rPr>
+        <w:t xml:space="preserve">(t_test_result)</w:t>
+      </w:r>
+    </w:p>
+    <w:p>
+      <w:pPr>
+        <w:pStyle w:val="SourceCode"/>
+      </w:pPr>
+      <w:r>
+        <w:br/>
+      </w:r>
+      <w:r>
+        <w:rPr>
+          <w:rStyle w:val="VerbatimChar"/>
+        </w:rPr>
+        <w:t xml:space="preserve">    Two Sample t-test</w:t>
+      </w:r>
+      <w:r>
+        <w:br/>
+      </w:r>
+      <w:r>
+        <w:br/>
+      </w:r>
+      <w:r>
+        <w:rPr>
+          <w:rStyle w:val="VerbatimChar"/>
+        </w:rPr>
+        <w:t xml:space="preserve">data:  length_mm by side</w:t>
+      </w:r>
+      <w:r>
+        <w:br/>
+      </w:r>
+      <w:r>
+        <w:rPr>
+          <w:rStyle w:val="VerbatimChar"/>
+        </w:rPr>
+        <w:t xml:space="preserve">t = 1.1279, df = 14, p-value = 0.2783</w:t>
+      </w:r>
+      <w:r>
+        <w:br/>
+      </w:r>
+      <w:r>
+        <w:rPr>
+          <w:rStyle w:val="VerbatimChar"/>
+        </w:rPr>
+        <w:t xml:space="preserve">alternative hypothesis: true difference in means between group shady and group sunny is not equal to 0</w:t>
+      </w:r>
+      <w:r>
+        <w:br/>
+      </w:r>
+      <w:r>
+        <w:rPr>
+          <w:rStyle w:val="VerbatimChar"/>
+        </w:rPr>
+        <w:t xml:space="preserve">95 percent confidence interval:</w:t>
+      </w:r>
+      <w:r>
+        <w:br/>
+      </w:r>
+      <w:r>
+        <w:rPr>
+          <w:rStyle w:val="VerbatimChar"/>
+        </w:rPr>
+        <w:t xml:space="preserve"> -1.309330  4.214005</w:t>
+      </w:r>
+      <w:r>
+        <w:br/>
+      </w:r>
+      <w:r>
+        <w:rPr>
+          <w:rStyle w:val="VerbatimChar"/>
+        </w:rPr>
+        <w:t xml:space="preserve">sample estimates:</w:t>
+      </w:r>
+      <w:r>
+        <w:br/>
+      </w:r>
+      <w:r>
+        <w:rPr>
+          <w:rStyle w:val="VerbatimChar"/>
+        </w:rPr>
+        <w:t xml:space="preserve">mean in group shady mean in group sunny </w:t>
+      </w:r>
+      <w:r>
+        <w:br/>
+      </w:r>
+      <w:r>
+        <w:rPr>
+          <w:rStyle w:val="VerbatimChar"/>
+        </w:rPr>
+        <w:t xml:space="preserve">           17.60561            16.15328 </w:t>
+      </w:r>
+    </w:p>
+    <w:bookmarkEnd w:id="114"/>
+    <w:bookmarkStart w:id="115" w:name="X6d5d0fd70253709942048efe340981adb141ad3"/>
+    <w:p>
+      <w:pPr>
+        <w:pStyle w:val="Heading1"/>
       </w:pPr>
       <w:r>
         <w:rPr>
           <w:b/>
           <w:bCs/>
         </w:rPr>
-        <w:t xml:space="preserve">Note the Levenes Test should be NOT SIGNIFICANT - What is the null</w:t>
-      </w:r>
-      <w:r>
-        <w:rPr>
-          <w:b/>
-          <w:bCs/>
-        </w:rPr>
+        <w:t xml:space="preserve">Lecture 5:</w:t>
+      </w:r>
+      <w:r>
         <w:t xml:space="preserve"> </w:t>
       </w:r>
       <w:r>
-        <w:rPr>
-          <w:b/>
-          <w:bCs/>
-        </w:rPr>
-        <w:t xml:space="preserve">hypothesis</w:t>
-      </w:r>
-    </w:p>
-    <w:p>
-      <w:pPr>
-        <w:pStyle w:val="SourceCode"/>
-      </w:pPr>
-      <w:r>
-        <w:rPr>
-          <w:rStyle w:val="VerbatimChar"/>
-        </w:rPr>
-        <w:t xml:space="preserve">Levene's Test for Homogeneity of Variance (center = median)</w:t>
-      </w:r>
-      <w:r>
-        <w:br/>
-      </w:r>
-      <w:r>
-        <w:rPr>
-          <w:rStyle w:val="VerbatimChar"/>
-        </w:rPr>
-        <w:t xml:space="preserve">      Df F value Pr(&gt;F)</w:t>
-      </w:r>
-      <w:r>
-        <w:br/>
-      </w:r>
-      <w:r>
-        <w:rPr>
-          <w:rStyle w:val="VerbatimChar"/>
-        </w:rPr>
-        <w:t xml:space="preserve">group  1  0.2062 0.6567</w:t>
-      </w:r>
-      <w:r>
-        <w:br/>
-      </w:r>
-      <w:r>
-        <w:rPr>
-          <w:rStyle w:val="VerbatimChar"/>
-        </w:rPr>
-        <w:t xml:space="preserve">      14               </w:t>
-      </w:r>
-    </w:p>
-    <w:bookmarkEnd w:id="144"/>
-    <w:bookmarkStart w:id="147" w:name="lecture-5-running-the-two-sample-t-test"/>
-    <w:p>
-      <w:pPr>
-        <w:pStyle w:val="Heading1"/>
-      </w:pPr>
-      <w:r>
-        <w:rPr>
-          <w:b/>
-          <w:bCs/>
-        </w:rPr>
-        <w:t xml:space="preserve">Lecture 5:</w:t>
+        <w:t xml:space="preserve">Conducting the Two-Sample T-Test</w:t>
+      </w:r>
+    </w:p>
+    <w:p>
+      <w:pPr>
+        <w:pStyle w:val="FirstParagraph"/>
+      </w:pPr>
+      <w:r>
+        <w:t xml:space="preserve">Now we can compare the mean needle lengths between shady and sunny</w:t>
       </w:r>
       <w:r>
         <w:t xml:space="preserve"> </w:t>
       </w:r>
       <w:r>
-        <w:t xml:space="preserve">Running the Two-Sample T-Test</w:t>
-      </w:r>
-    </w:p>
-    <w:p>
-      <w:pPr>
-        <w:pStyle w:val="FirstParagraph"/>
-      </w:pPr>
-      <w:r>
-        <w:t xml:space="preserve">Now we can do a two sample TTEST</w:t>
+        <w:t xml:space="preserve">sides.</w:t>
       </w:r>
     </w:p>
     <w:p>
@@ -7814,7 +6729,7 @@
         <w:pStyle w:val="BodyText"/>
       </w:pPr>
       <w:r>
-        <w:t xml:space="preserve">Calculate t-statistic manually (optional)</w:t>
+        <w:t xml:space="preserve">Ho: μ₁ = μ₂ (The needle lengths do not differ)</w:t>
       </w:r>
     </w:p>
     <w:p>
@@ -7822,7 +6737,13 @@
         <w:pStyle w:val="BodyText"/>
       </w:pPr>
       <w:r>
-        <w:t xml:space="preserve">YOUR CODE HERE:</w:t>
+        <w:t xml:space="preserve">Ha: μ₁ ≠ μ₂ (The mean needle lengths differ - direction is not</w:t>
+      </w:r>
+      <w:r>
+        <w:t xml:space="preserve"> </w:t>
+      </w:r>
+      <w:r>
+        <w:t xml:space="preserve">specified)</w:t>
       </w:r>
     </w:p>
     <w:p>
@@ -7830,876 +6751,23 @@
         <w:pStyle w:val="BodyText"/>
       </w:pPr>
       <w:r>
+        <w:t xml:space="preserve">Calculate t-statistic manually (optional) - YOUR CODE HERE:</w:t>
+      </w:r>
+    </w:p>
+    <w:p>
+      <w:pPr>
+        <w:pStyle w:val="BodyText"/>
+      </w:pPr>
+      <w:r>
         <w:t xml:space="preserve">t = (mean1 - mean2) / sqrt((s1^2/n1) + (s2^2/n2))</w:t>
       </w:r>
     </w:p>
-    <w:tbl>
-      <w:tblPr>
-        <w:tblStyle w:val="Table"/>
-        <w:tblLook w:firstRow="0" w:lastRow="0" w:firstColumn="0" w:lastColumn="0" w:noHBand="0" w:noVBand="0" w:val="0000"/>
-        <w:tblBorders>
-          <w:left w:val="single" w:sz="24" w:space="0" w:color="00A047"/>
-          <w:right w:val="single" w:sz="4" w:space="0" w:color="00A047"/>
-          <w:top w:val="single" w:sz="4" w:space="0" w:color="00A047"/>
-          <w:bottom w:val="single" w:sz="4" w:space="0" w:color="00A047"/>
-        </w:tblBorders>
-        <w:tblCellMar>
-          <w:left w:w="144" w:type="dxa"/>
-          <w:right w:w="144" w:type="dxa"/>
-        </w:tblCellMar>
-        <w:tblInd w:w="164" w:type="dxa"/>
-        <w:tblW w:type="pct" w:w="100%"/>
-      </w:tblPr>
-      <w:tr>
-        <w:trPr>
-          <w:cantSplit/>
-        </w:trPr>
-        <w:tc>
-          <w:tcPr>
-            <w:shd w:color="auto" w:fill="ccf1e3" w:val="clear"/>
-            <w:tcMar>
-              <w:top w:w="92" w:type="dxa"/>
-              <w:bottom w:w="92" w:type="dxa"/>
-            </w:tcMar>
-          </w:tcPr>
-          <w:p>
-            <w:pPr>
-              <w:pStyle w:val="BodyText"/>
-            </w:pPr>
-            <w:pPr>
-              <w:spacing w:before="0" w:after="0"/>
-              <w:textAlignment w:val="center"/>
-            </w:pPr>
-            <w:r>
-              <w:drawing>
-                <wp:inline>
-                  <wp:extent cx="152400" cy="152400"/>
-                  <wp:effectExtent b="0" l="0" r="0" t="0"/>
-                  <wp:docPr descr="" title="" id="145" name="Picture"/>
-                  <a:graphic>
-                    <a:graphicData uri="http://schemas.openxmlformats.org/drawingml/2006/picture">
-                      <pic:pic>
-                        <pic:nvPicPr>
-                          <pic:cNvPr descr="/Applications/RStudio.app/Contents/Resources/app/quarto/share/formats/docx/tip.png" id="146" name="Picture"/>
-                          <pic:cNvPicPr>
-                            <a:picLocks noChangeArrowheads="1" noChangeAspect="1"/>
-                          </pic:cNvPicPr>
-                        </pic:nvPicPr>
-                        <pic:blipFill>
-                          <a:blip r:embed="rId65"/>
-                          <a:stretch>
-                            <a:fillRect/>
-                          </a:stretch>
-                        </pic:blipFill>
-                        <pic:spPr bwMode="auto">
-                          <a:xfrm>
-                            <a:off x="0" y="0"/>
-                            <a:ext cx="152400" cy="152400"/>
-                          </a:xfrm>
-                          <a:prstGeom prst="rect">
-                            <a:avLst/>
-                          </a:prstGeom>
-                          <a:noFill/>
-                          <a:ln w="9525">
-                            <a:noFill/>
-                            <a:headEnd/>
-                            <a:tailEnd/>
-                          </a:ln>
-                        </pic:spPr>
-                      </pic:pic>
-                    </a:graphicData>
-                  </a:graphic>
-                </wp:inline>
-              </w:drawing>
-            </w:r>
-            <w:r>
-              <w:t xml:space="preserve"> </w:t>
-            </w:r>
-            <w:r>
-              <w:t xml:space="preserve"> </w:t>
-            </w:r>
-            <w:r>
-              <w:t xml:space="preserve">Tip</w:t>
-            </w:r>
-          </w:p>
-        </w:tc>
-      </w:tr>
-      <w:tr>
-        <w:trPr>
-          <w:cantSplit/>
-        </w:trPr>
-        <w:tc>
-          <w:tcPr>
-            <w:tcMar>
-              <w:top w:w="108" w:type="dxa"/>
-              <w:bottom w:w="108" w:type="dxa"/>
-            </w:tcMar>
-          </w:tcPr>
-          <w:p>
-            <w:pPr>
-              <w:pStyle w:val="SourceCode"/>
-            </w:pPr>
-            <w:r>
-              <w:rPr>
-                <w:rStyle w:val="CommentTok"/>
-              </w:rPr>
-              <w:t xml:space="preserve"># YOUR </w:t>
-            </w:r>
-            <w:r>
-              <w:rPr>
-                <w:rStyle w:val="AlertTok"/>
-              </w:rPr>
-              <w:t xml:space="preserve">TASK</w:t>
-            </w:r>
-            <w:r>
-              <w:rPr>
-                <w:rStyle w:val="CommentTok"/>
-              </w:rPr>
-              <w:t xml:space="preserve">: Conduct a two-sample t-test</w:t>
-            </w:r>
-            <w:r>
-              <w:br/>
-            </w:r>
-            <w:r>
-              <w:rPr>
-                <w:rStyle w:val="CommentTok"/>
-              </w:rPr>
-              <w:t xml:space="preserve"># Use var.equal=TRUE for standard t-test or var.equal=FALSE for Welch's t-test</w:t>
-            </w:r>
-            <w:r>
-              <w:br/>
-            </w:r>
-            <w:r>
-              <w:br/>
-            </w:r>
-            <w:r>
-              <w:rPr>
-                <w:rStyle w:val="CommentTok"/>
-              </w:rPr>
-              <w:t xml:space="preserve"># Standard t-test (if variances are equal)</w:t>
-            </w:r>
-            <w:r>
-              <w:br/>
-            </w:r>
-            <w:r>
-              <w:rPr>
-                <w:rStyle w:val="NormalTok"/>
-              </w:rPr>
-              <w:t xml:space="preserve">t_test_result </w:t>
-            </w:r>
-            <w:r>
-              <w:rPr>
-                <w:rStyle w:val="OtherTok"/>
-              </w:rPr>
-              <w:t xml:space="preserve">&lt;-</w:t>
-            </w:r>
-            <w:r>
-              <w:rPr>
-                <w:rStyle w:val="NormalTok"/>
-              </w:rPr>
-              <w:t xml:space="preserve"> </w:t>
-            </w:r>
-            <w:r>
-              <w:rPr>
-                <w:rStyle w:val="FunctionTok"/>
-              </w:rPr>
-              <w:t xml:space="preserve">t.test</w:t>
-            </w:r>
-            <w:r>
-              <w:rPr>
-                <w:rStyle w:val="NormalTok"/>
-              </w:rPr>
-              <w:t xml:space="preserve">(length_mm </w:t>
-            </w:r>
-            <w:r>
-              <w:rPr>
-                <w:rStyle w:val="SpecialCharTok"/>
-              </w:rPr>
-              <w:t xml:space="preserve">~</w:t>
-            </w:r>
-            <w:r>
-              <w:rPr>
-                <w:rStyle w:val="NormalTok"/>
-              </w:rPr>
-              <w:t xml:space="preserve"> side, </w:t>
-            </w:r>
-            <w:r>
-              <w:rPr>
-                <w:rStyle w:val="AttributeTok"/>
-              </w:rPr>
-              <w:t xml:space="preserve">data =</w:t>
-            </w:r>
-            <w:r>
-              <w:rPr>
-                <w:rStyle w:val="NormalTok"/>
-              </w:rPr>
-              <w:t xml:space="preserve"> ps_df, </w:t>
-            </w:r>
-            <w:r>
-              <w:rPr>
-                <w:rStyle w:val="AttributeTok"/>
-              </w:rPr>
-              <w:t xml:space="preserve">var.equal =</w:t>
-            </w:r>
-            <w:r>
-              <w:rPr>
-                <w:rStyle w:val="NormalTok"/>
-              </w:rPr>
-              <w:t xml:space="preserve"> </w:t>
-            </w:r>
-            <w:r>
-              <w:rPr>
-                <w:rStyle w:val="ConstantTok"/>
-              </w:rPr>
-              <w:t xml:space="preserve">TRUE</w:t>
-            </w:r>
-            <w:r>
-              <w:rPr>
-                <w:rStyle w:val="NormalTok"/>
-              </w:rPr>
-              <w:t xml:space="preserve">)</w:t>
-            </w:r>
-            <w:r>
-              <w:br/>
-            </w:r>
-            <w:r>
-              <w:rPr>
-                <w:rStyle w:val="FunctionTok"/>
-              </w:rPr>
-              <w:t xml:space="preserve">print</w:t>
-            </w:r>
-            <w:r>
-              <w:rPr>
-                <w:rStyle w:val="NormalTok"/>
-              </w:rPr>
-              <w:t xml:space="preserve">(</w:t>
-            </w:r>
-            <w:r>
-              <w:rPr>
-                <w:rStyle w:val="StringTok"/>
-              </w:rPr>
-              <w:t xml:space="preserve">"Standard two-sample t-test:"</w:t>
-            </w:r>
-            <w:r>
-              <w:rPr>
-                <w:rStyle w:val="NormalTok"/>
-              </w:rPr>
-              <w:t xml:space="preserve">)</w:t>
-            </w:r>
-          </w:p>
-          <w:p>
-            <w:pPr>
-              <w:pStyle w:val="SourceCode"/>
-            </w:pPr>
-            <w:r>
-              <w:rPr>
-                <w:rStyle w:val="VerbatimChar"/>
-              </w:rPr>
-              <w:t xml:space="preserve">[1] "Standard two-sample t-test:"</w:t>
-            </w:r>
-          </w:p>
-          <w:p>
-            <w:pPr>
-              <w:pStyle w:val="SourceCode"/>
-            </w:pPr>
-            <w:r>
-              <w:rPr>
-                <w:rStyle w:val="FunctionTok"/>
-              </w:rPr>
-              <w:t xml:space="preserve">print</w:t>
-            </w:r>
-            <w:r>
-              <w:rPr>
-                <w:rStyle w:val="NormalTok"/>
-              </w:rPr>
-              <w:t xml:space="preserve">(t_test_result)</w:t>
-            </w:r>
-          </w:p>
-          <w:p>
-            <w:pPr>
-              <w:pStyle w:val="SourceCode"/>
-            </w:pPr>
-            <w:r>
-              <w:br/>
-            </w:r>
-            <w:r>
-              <w:rPr>
-                <w:rStyle w:val="VerbatimChar"/>
-              </w:rPr>
-              <w:t xml:space="preserve">    Two Sample t-test</w:t>
-            </w:r>
-            <w:r>
-              <w:br/>
-            </w:r>
-            <w:r>
-              <w:br/>
-            </w:r>
-            <w:r>
-              <w:rPr>
-                <w:rStyle w:val="VerbatimChar"/>
-              </w:rPr>
-              <w:t xml:space="preserve">data:  length_mm by side</w:t>
-            </w:r>
-            <w:r>
-              <w:br/>
-            </w:r>
-            <w:r>
-              <w:rPr>
-                <w:rStyle w:val="VerbatimChar"/>
-              </w:rPr>
-              <w:t xml:space="preserve">t = 1.1279, df = 14, p-value = 0.2783</w:t>
-            </w:r>
-            <w:r>
-              <w:br/>
-            </w:r>
-            <w:r>
-              <w:rPr>
-                <w:rStyle w:val="VerbatimChar"/>
-              </w:rPr>
-              <w:t xml:space="preserve">alternative hypothesis: true difference in means between group shady and group sunny is not equal to 0</w:t>
-            </w:r>
-            <w:r>
-              <w:br/>
-            </w:r>
-            <w:r>
-              <w:rPr>
-                <w:rStyle w:val="VerbatimChar"/>
-              </w:rPr>
-              <w:t xml:space="preserve">95 percent confidence interval:</w:t>
-            </w:r>
-            <w:r>
-              <w:br/>
-            </w:r>
-            <w:r>
-              <w:rPr>
-                <w:rStyle w:val="VerbatimChar"/>
-              </w:rPr>
-              <w:t xml:space="preserve"> -1.309330  4.214005</w:t>
-            </w:r>
-            <w:r>
-              <w:br/>
-            </w:r>
-            <w:r>
-              <w:rPr>
-                <w:rStyle w:val="VerbatimChar"/>
-              </w:rPr>
-              <w:t xml:space="preserve">sample estimates:</w:t>
-            </w:r>
-            <w:r>
-              <w:br/>
-            </w:r>
-            <w:r>
-              <w:rPr>
-                <w:rStyle w:val="VerbatimChar"/>
-              </w:rPr>
-              <w:t xml:space="preserve">mean in group shady mean in group sunny </w:t>
-            </w:r>
-            <w:r>
-              <w:br/>
-            </w:r>
-            <w:r>
-              <w:rPr>
-                <w:rStyle w:val="VerbatimChar"/>
-              </w:rPr>
-              <w:t xml:space="preserve">           17.60561            16.15328 </w:t>
-            </w:r>
-          </w:p>
-          <w:p>
-            <w:pPr>
-              <w:pStyle w:val="SourceCode"/>
-            </w:pPr>
-            <w:r>
-              <w:rPr>
-                <w:rStyle w:val="CommentTok"/>
-              </w:rPr>
-              <w:t xml:space="preserve"># Welch's t-test (if variances are unequal)</w:t>
-            </w:r>
-            <w:r>
-              <w:br/>
-            </w:r>
-            <w:r>
-              <w:rPr>
-                <w:rStyle w:val="CommentTok"/>
-              </w:rPr>
-              <w:t xml:space="preserve"># YOUR CODE HERE</w:t>
-            </w:r>
-          </w:p>
-        </w:tc>
-      </w:tr>
-    </w:tbl>
-    <w:bookmarkEnd w:id="147"/>
-    <w:bookmarkStart w:id="150" w:name="X25c5547e5810e4df5113393446b19a96a3621da"/>
-    <w:p>
-      <w:pPr>
-        <w:pStyle w:val="Heading1"/>
-      </w:pPr>
-      <w:r>
-        <w:rPr>
-          <w:b/>
-          <w:bCs/>
-        </w:rPr>
-        <w:t xml:space="preserve">Lecture 5:</w:t>
-      </w:r>
-      <w:r>
-        <w:t xml:space="preserve"> </w:t>
-      </w:r>
-      <w:r>
-        <w:t xml:space="preserve">Running the Two-Sample T-Test</w:t>
-      </w:r>
-    </w:p>
-    <w:p>
-      <w:pPr>
-        <w:pStyle w:val="FirstParagraph"/>
-      </w:pPr>
-      <w:r>
-        <w:t xml:space="preserve">Now we can do a two sample TTEST</w:t>
-      </w:r>
-    </w:p>
     <w:p>
       <w:pPr>
         <w:pStyle w:val="BodyText"/>
       </w:pPr>
       <w:r>
-        <w:t xml:space="preserve">Calculate t-statistic manually (optional)</w:t>
-      </w:r>
-    </w:p>
-    <w:p>
-      <w:pPr>
-        <w:pStyle w:val="BodyText"/>
-      </w:pPr>
-      <w:r>
-        <w:t xml:space="preserve">YOUR CODE HERE:</w:t>
-      </w:r>
-    </w:p>
-    <w:p>
-      <w:pPr>
-        <w:pStyle w:val="BodyText"/>
-      </w:pPr>
-      <w:r>
-        <w:t xml:space="preserve">t = (mean1 - mean2) / sqrt((s1^2/n1) + (s2^2/n2))</w:t>
-      </w:r>
-    </w:p>
-    <w:tbl>
-      <w:tblPr>
-        <w:tblStyle w:val="Table"/>
-        <w:tblLook w:firstRow="0" w:lastRow="0" w:firstColumn="0" w:lastColumn="0" w:noHBand="0" w:noVBand="0" w:val="0000"/>
-        <w:tblBorders>
-          <w:left w:val="single" w:sz="24" w:space="0" w:color="00A047"/>
-          <w:right w:val="single" w:sz="4" w:space="0" w:color="00A047"/>
-          <w:top w:val="single" w:sz="4" w:space="0" w:color="00A047"/>
-          <w:bottom w:val="single" w:sz="4" w:space="0" w:color="00A047"/>
-        </w:tblBorders>
-        <w:tblCellMar>
-          <w:left w:w="144" w:type="dxa"/>
-          <w:right w:w="144" w:type="dxa"/>
-        </w:tblCellMar>
-        <w:tblInd w:w="164" w:type="dxa"/>
-        <w:tblW w:type="pct" w:w="100%"/>
-      </w:tblPr>
-      <w:tr>
-        <w:trPr>
-          <w:cantSplit/>
-        </w:trPr>
-        <w:tc>
-          <w:tcPr>
-            <w:shd w:color="auto" w:fill="ccf1e3" w:val="clear"/>
-            <w:tcMar>
-              <w:top w:w="92" w:type="dxa"/>
-              <w:bottom w:w="92" w:type="dxa"/>
-            </w:tcMar>
-          </w:tcPr>
-          <w:p>
-            <w:pPr>
-              <w:pStyle w:val="BodyText"/>
-            </w:pPr>
-            <w:pPr>
-              <w:spacing w:before="0" w:after="0"/>
-              <w:textAlignment w:val="center"/>
-            </w:pPr>
-            <w:r>
-              <w:drawing>
-                <wp:inline>
-                  <wp:extent cx="152400" cy="152400"/>
-                  <wp:effectExtent b="0" l="0" r="0" t="0"/>
-                  <wp:docPr descr="" title="" id="148" name="Picture"/>
-                  <a:graphic>
-                    <a:graphicData uri="http://schemas.openxmlformats.org/drawingml/2006/picture">
-                      <pic:pic>
-                        <pic:nvPicPr>
-                          <pic:cNvPr descr="/Applications/RStudio.app/Contents/Resources/app/quarto/share/formats/docx/tip.png" id="149" name="Picture"/>
-                          <pic:cNvPicPr>
-                            <a:picLocks noChangeArrowheads="1" noChangeAspect="1"/>
-                          </pic:cNvPicPr>
-                        </pic:nvPicPr>
-                        <pic:blipFill>
-                          <a:blip r:embed="rId65"/>
-                          <a:stretch>
-                            <a:fillRect/>
-                          </a:stretch>
-                        </pic:blipFill>
-                        <pic:spPr bwMode="auto">
-                          <a:xfrm>
-                            <a:off x="0" y="0"/>
-                            <a:ext cx="152400" cy="152400"/>
-                          </a:xfrm>
-                          <a:prstGeom prst="rect">
-                            <a:avLst/>
-                          </a:prstGeom>
-                          <a:noFill/>
-                          <a:ln w="9525">
-                            <a:noFill/>
-                            <a:headEnd/>
-                            <a:tailEnd/>
-                          </a:ln>
-                        </pic:spPr>
-                      </pic:pic>
-                    </a:graphicData>
-                  </a:graphic>
-                </wp:inline>
-              </w:drawing>
-            </w:r>
-            <w:r>
-              <w:t xml:space="preserve"> </w:t>
-            </w:r>
-            <w:r>
-              <w:t xml:space="preserve"> </w:t>
-            </w:r>
-            <w:r>
-              <w:t xml:space="preserve">Tip</w:t>
-            </w:r>
-          </w:p>
-        </w:tc>
-      </w:tr>
-      <w:tr>
-        <w:trPr>
-          <w:cantSplit/>
-        </w:trPr>
-        <w:tc>
-          <w:tcPr>
-            <w:tcMar>
-              <w:top w:w="108" w:type="dxa"/>
-              <w:bottom w:w="108" w:type="dxa"/>
-            </w:tcMar>
-          </w:tcPr>
-          <w:p>
-            <w:pPr>
-              <w:pStyle w:val="SourceCode"/>
-            </w:pPr>
-            <w:r>
-              <w:rPr>
-                <w:rStyle w:val="CommentTok"/>
-              </w:rPr>
-              <w:t xml:space="preserve"># YOUR </w:t>
-            </w:r>
-            <w:r>
-              <w:rPr>
-                <w:rStyle w:val="AlertTok"/>
-              </w:rPr>
-              <w:t xml:space="preserve">TASK</w:t>
-            </w:r>
-            <w:r>
-              <w:rPr>
-                <w:rStyle w:val="CommentTok"/>
-              </w:rPr>
-              <w:t xml:space="preserve">: Conduct a two-sample t-test</w:t>
-            </w:r>
-            <w:r>
-              <w:br/>
-            </w:r>
-            <w:r>
-              <w:rPr>
-                <w:rStyle w:val="CommentTok"/>
-              </w:rPr>
-              <w:t xml:space="preserve"># Use var.equal=TRUE for standard t-test or var.equal=FALSE for Welch's t-test</w:t>
-            </w:r>
-            <w:r>
-              <w:br/>
-            </w:r>
-            <w:r>
-              <w:br/>
-            </w:r>
-            <w:r>
-              <w:rPr>
-                <w:rStyle w:val="CommentTok"/>
-              </w:rPr>
-              <w:t xml:space="preserve"># Standard t-test (if variances are equal)</w:t>
-            </w:r>
-            <w:r>
-              <w:br/>
-            </w:r>
-            <w:r>
-              <w:rPr>
-                <w:rStyle w:val="NormalTok"/>
-              </w:rPr>
-              <w:t xml:space="preserve">t_test_result </w:t>
-            </w:r>
-            <w:r>
-              <w:rPr>
-                <w:rStyle w:val="OtherTok"/>
-              </w:rPr>
-              <w:t xml:space="preserve">&lt;-</w:t>
-            </w:r>
-            <w:r>
-              <w:rPr>
-                <w:rStyle w:val="NormalTok"/>
-              </w:rPr>
-              <w:t xml:space="preserve"> </w:t>
-            </w:r>
-            <w:r>
-              <w:rPr>
-                <w:rStyle w:val="FunctionTok"/>
-              </w:rPr>
-              <w:t xml:space="preserve">t.test</w:t>
-            </w:r>
-            <w:r>
-              <w:rPr>
-                <w:rStyle w:val="NormalTok"/>
-              </w:rPr>
-              <w:t xml:space="preserve">(length_mm </w:t>
-            </w:r>
-            <w:r>
-              <w:rPr>
-                <w:rStyle w:val="SpecialCharTok"/>
-              </w:rPr>
-              <w:t xml:space="preserve">~</w:t>
-            </w:r>
-            <w:r>
-              <w:rPr>
-                <w:rStyle w:val="NormalTok"/>
-              </w:rPr>
-              <w:t xml:space="preserve"> side, </w:t>
-            </w:r>
-            <w:r>
-              <w:rPr>
-                <w:rStyle w:val="AttributeTok"/>
-              </w:rPr>
-              <w:t xml:space="preserve">data =</w:t>
-            </w:r>
-            <w:r>
-              <w:rPr>
-                <w:rStyle w:val="NormalTok"/>
-              </w:rPr>
-              <w:t xml:space="preserve"> ps_df, </w:t>
-            </w:r>
-            <w:r>
-              <w:rPr>
-                <w:rStyle w:val="AttributeTok"/>
-              </w:rPr>
-              <w:t xml:space="preserve">var.equal =</w:t>
-            </w:r>
-            <w:r>
-              <w:rPr>
-                <w:rStyle w:val="NormalTok"/>
-              </w:rPr>
-              <w:t xml:space="preserve"> </w:t>
-            </w:r>
-            <w:r>
-              <w:rPr>
-                <w:rStyle w:val="ConstantTok"/>
-              </w:rPr>
-              <w:t xml:space="preserve">FALSE</w:t>
-            </w:r>
-            <w:r>
-              <w:rPr>
-                <w:rStyle w:val="NormalTok"/>
-              </w:rPr>
-              <w:t xml:space="preserve">)</w:t>
-            </w:r>
-            <w:r>
-              <w:br/>
-            </w:r>
-            <w:r>
-              <w:rPr>
-                <w:rStyle w:val="FunctionTok"/>
-              </w:rPr>
-              <w:t xml:space="preserve">print</w:t>
-            </w:r>
-            <w:r>
-              <w:rPr>
-                <w:rStyle w:val="NormalTok"/>
-              </w:rPr>
-              <w:t xml:space="preserve">(</w:t>
-            </w:r>
-            <w:r>
-              <w:rPr>
-                <w:rStyle w:val="StringTok"/>
-              </w:rPr>
-              <w:t xml:space="preserve">"Standard two-sample t-test:"</w:t>
-            </w:r>
-            <w:r>
-              <w:rPr>
-                <w:rStyle w:val="NormalTok"/>
-              </w:rPr>
-              <w:t xml:space="preserve">)</w:t>
-            </w:r>
-          </w:p>
-          <w:p>
-            <w:pPr>
-              <w:pStyle w:val="SourceCode"/>
-            </w:pPr>
-            <w:r>
-              <w:rPr>
-                <w:rStyle w:val="VerbatimChar"/>
-              </w:rPr>
-              <w:t xml:space="preserve">[1] "Standard two-sample t-test:"</w:t>
-            </w:r>
-          </w:p>
-          <w:p>
-            <w:pPr>
-              <w:pStyle w:val="SourceCode"/>
-            </w:pPr>
-            <w:r>
-              <w:rPr>
-                <w:rStyle w:val="FunctionTok"/>
-              </w:rPr>
-              <w:t xml:space="preserve">print</w:t>
-            </w:r>
-            <w:r>
-              <w:rPr>
-                <w:rStyle w:val="NormalTok"/>
-              </w:rPr>
-              <w:t xml:space="preserve">(t_test_result)</w:t>
-            </w:r>
-          </w:p>
-          <w:p>
-            <w:pPr>
-              <w:pStyle w:val="SourceCode"/>
-            </w:pPr>
-            <w:r>
-              <w:br/>
-            </w:r>
-            <w:r>
-              <w:rPr>
-                <w:rStyle w:val="VerbatimChar"/>
-              </w:rPr>
-              <w:t xml:space="preserve">    Welch Two Sample t-test</w:t>
-            </w:r>
-            <w:r>
-              <w:br/>
-            </w:r>
-            <w:r>
-              <w:br/>
-            </w:r>
-            <w:r>
-              <w:rPr>
-                <w:rStyle w:val="VerbatimChar"/>
-              </w:rPr>
-              <w:t xml:space="preserve">data:  length_mm by side</w:t>
-            </w:r>
-            <w:r>
-              <w:br/>
-            </w:r>
-            <w:r>
-              <w:rPr>
-                <w:rStyle w:val="VerbatimChar"/>
-              </w:rPr>
-              <w:t xml:space="preserve">t = 1.1279, df = 13.96, p-value = 0.2784</w:t>
-            </w:r>
-            <w:r>
-              <w:br/>
-            </w:r>
-            <w:r>
-              <w:rPr>
-                <w:rStyle w:val="VerbatimChar"/>
-              </w:rPr>
-              <w:t xml:space="preserve">alternative hypothesis: true difference in means between group shady and group sunny is not equal to 0</w:t>
-            </w:r>
-            <w:r>
-              <w:br/>
-            </w:r>
-            <w:r>
-              <w:rPr>
-                <w:rStyle w:val="VerbatimChar"/>
-              </w:rPr>
-              <w:t xml:space="preserve">95 percent confidence interval:</w:t>
-            </w:r>
-            <w:r>
-              <w:br/>
-            </w:r>
-            <w:r>
-              <w:rPr>
-                <w:rStyle w:val="VerbatimChar"/>
-              </w:rPr>
-              <w:t xml:space="preserve"> -1.310069  4.214743</w:t>
-            </w:r>
-            <w:r>
-              <w:br/>
-            </w:r>
-            <w:r>
-              <w:rPr>
-                <w:rStyle w:val="VerbatimChar"/>
-              </w:rPr>
-              <w:t xml:space="preserve">sample estimates:</w:t>
-            </w:r>
-            <w:r>
-              <w:br/>
-            </w:r>
-            <w:r>
-              <w:rPr>
-                <w:rStyle w:val="VerbatimChar"/>
-              </w:rPr>
-              <w:t xml:space="preserve">mean in group shady mean in group sunny </w:t>
-            </w:r>
-            <w:r>
-              <w:br/>
-            </w:r>
-            <w:r>
-              <w:rPr>
-                <w:rStyle w:val="VerbatimChar"/>
-              </w:rPr>
-              <w:t xml:space="preserve">           17.60561            16.15328 </w:t>
-            </w:r>
-          </w:p>
-          <w:p>
-            <w:pPr>
-              <w:pStyle w:val="SourceCode"/>
-            </w:pPr>
-            <w:r>
-              <w:rPr>
-                <w:rStyle w:val="CommentTok"/>
-              </w:rPr>
-              <w:t xml:space="preserve"># Welch's t-test (if variances are unequal)</w:t>
-            </w:r>
-            <w:r>
-              <w:br/>
-            </w:r>
-            <w:r>
-              <w:rPr>
-                <w:rStyle w:val="CommentTok"/>
-              </w:rPr>
-              <w:t xml:space="preserve"># YOUR CODE HERE</w:t>
-            </w:r>
-          </w:p>
-        </w:tc>
-      </w:tr>
-    </w:tbl>
-    <w:bookmarkEnd w:id="150"/>
-    <w:bookmarkStart w:id="153" w:name="Xf1463e876a6591df32a37ec187f7b887dc2a0d1"/>
-    <w:p>
-      <w:pPr>
-        <w:pStyle w:val="Heading1"/>
-      </w:pPr>
-      <w:r>
-        <w:rPr>
-          <w:b/>
-          <w:bCs/>
-        </w:rPr>
-        <w:t xml:space="preserve">Lecture 5:</w:t>
-      </w:r>
-      <w:r>
-        <w:t xml:space="preserve"> </w:t>
-      </w:r>
-      <w:r>
-        <w:t xml:space="preserve">Difference between a Two-Sample T and Welch’s T Test</w:t>
-      </w:r>
-    </w:p>
-    <w:bookmarkStart w:id="151" w:name="standard-t-test-students-t-test"/>
-    <w:p>
-      <w:pPr>
-        <w:pStyle w:val="Heading2"/>
-      </w:pPr>
-      <w:r>
-        <w:t xml:space="preserve">Standard t-test (Student’s t-test)</w:t>
+        <w:t xml:space="preserve">Deciding between:</w:t>
       </w:r>
     </w:p>
     <w:p>
@@ -8711,17 +6779,7 @@
         </w:numPr>
       </w:pPr>
       <w:r>
-        <w:rPr>
-          <w:b/>
-          <w:bCs/>
-        </w:rPr>
-        <w:t xml:space="preserve">Assumes equal variances</w:t>
-      </w:r>
-      <w:r>
-        <w:t xml:space="preserve"> </w:t>
-      </w:r>
-      <w:r>
-        <w:t xml:space="preserve">between the two groups being compared</w:t>
+        <w:t xml:space="preserve">Standard t-test (equal variances)</w:t>
       </w:r>
     </w:p>
     <w:p>
@@ -8733,95 +6791,309 @@
         </w:numPr>
       </w:pPr>
       <w:r>
-        <w:t xml:space="preserve">Uses a</w:t>
-      </w:r>
-      <w:r>
-        <w:t xml:space="preserve"> </w:t>
-      </w:r>
-      <w:r>
         <w:rPr>
           <w:b/>
           <w:bCs/>
         </w:rPr>
-        <w:t xml:space="preserve">pooled variance estimate</w:t>
-      </w:r>
-      <w:r>
+        <w:t xml:space="preserve">Welches t-test (unequal variances)</w:t>
+      </w:r>
+    </w:p>
+    <w:p>
+      <w:pPr>
+        <w:pStyle w:val="SourceCode"/>
+      </w:pPr>
+      <w:r>
+        <w:rPr>
+          <w:rStyle w:val="CommentTok"/>
+        </w:rPr>
+        <w:t xml:space="preserve"># YOUR </w:t>
+      </w:r>
+      <w:r>
+        <w:rPr>
+          <w:rStyle w:val="AlertTok"/>
+        </w:rPr>
+        <w:t xml:space="preserve">TASK</w:t>
+      </w:r>
+      <w:r>
+        <w:rPr>
+          <w:rStyle w:val="CommentTok"/>
+        </w:rPr>
+        <w:t xml:space="preserve">: Conduct a two-sample t-test</w:t>
+      </w:r>
+      <w:r>
+        <w:br/>
+      </w:r>
+      <w:r>
+        <w:rPr>
+          <w:rStyle w:val="CommentTok"/>
+        </w:rPr>
+        <w:t xml:space="preserve"># Use var.equal=TRUE for standard t-test or var.equal=FALSE for Welch's t-test</w:t>
+      </w:r>
+      <w:r>
+        <w:br/>
+      </w:r>
+      <w:r>
+        <w:br/>
+      </w:r>
+      <w:r>
+        <w:rPr>
+          <w:rStyle w:val="CommentTok"/>
+        </w:rPr>
+        <w:t xml:space="preserve"># Standard t-test (if variances are equal)</w:t>
+      </w:r>
+      <w:r>
+        <w:br/>
+      </w:r>
+      <w:r>
+        <w:rPr>
+          <w:rStyle w:val="NormalTok"/>
+        </w:rPr>
+        <w:t xml:space="preserve">t_test_result </w:t>
+      </w:r>
+      <w:r>
+        <w:rPr>
+          <w:rStyle w:val="OtherTok"/>
+        </w:rPr>
+        <w:t xml:space="preserve">&lt;-</w:t>
+      </w:r>
+      <w:r>
+        <w:rPr>
+          <w:rStyle w:val="NormalTok"/>
+        </w:rPr>
         <w:t xml:space="preserve"> </w:t>
       </w:r>
       <w:r>
-        <w:t xml:space="preserve">that combines data from both</w:t>
-      </w:r>
-      <w:r>
+        <w:rPr>
+          <w:rStyle w:val="FunctionTok"/>
+        </w:rPr>
+        <w:t xml:space="preserve">t.test</w:t>
+      </w:r>
+      <w:r>
+        <w:rPr>
+          <w:rStyle w:val="NormalTok"/>
+        </w:rPr>
+        <w:t xml:space="preserve">(length_mm </w:t>
+      </w:r>
+      <w:r>
+        <w:rPr>
+          <w:rStyle w:val="SpecialCharTok"/>
+        </w:rPr>
+        <w:t xml:space="preserve">~</w:t>
+      </w:r>
+      <w:r>
+        <w:rPr>
+          <w:rStyle w:val="NormalTok"/>
+        </w:rPr>
+        <w:t xml:space="preserve"> side, </w:t>
+      </w:r>
+      <w:r>
+        <w:rPr>
+          <w:rStyle w:val="AttributeTok"/>
+        </w:rPr>
+        <w:t xml:space="preserve">data =</w:t>
+      </w:r>
+      <w:r>
+        <w:rPr>
+          <w:rStyle w:val="NormalTok"/>
+        </w:rPr>
+        <w:t xml:space="preserve"> ps_df, </w:t>
+      </w:r>
+      <w:r>
+        <w:rPr>
+          <w:rStyle w:val="AttributeTok"/>
+        </w:rPr>
+        <w:t xml:space="preserve">var.equal =</w:t>
+      </w:r>
+      <w:r>
+        <w:rPr>
+          <w:rStyle w:val="NormalTok"/>
+        </w:rPr>
         <w:t xml:space="preserve"> </w:t>
       </w:r>
       <w:r>
-        <w:t xml:space="preserve">group</w:t>
-      </w:r>
-    </w:p>
-    <w:p>
-      <w:pPr>
-        <w:pStyle w:val="Compact"/>
-        <w:numPr>
-          <w:ilvl w:val="0"/>
-          <w:numId w:val="1026"/>
-        </w:numPr>
-      </w:pPr>
-      <w:r>
-        <w:t xml:space="preserve">Has</w:t>
-      </w:r>
-      <w:r>
-        <w:t xml:space="preserve"> </w:t>
-      </w:r>
+        <w:rPr>
+          <w:rStyle w:val="ConstantTok"/>
+        </w:rPr>
+        <w:t xml:space="preserve">FALSE</w:t>
+      </w:r>
+      <w:r>
+        <w:rPr>
+          <w:rStyle w:val="NormalTok"/>
+        </w:rPr>
+        <w:t xml:space="preserve">)</w:t>
+      </w:r>
+      <w:r>
+        <w:br/>
+      </w:r>
+      <w:r>
+        <w:rPr>
+          <w:rStyle w:val="FunctionTok"/>
+        </w:rPr>
+        <w:t xml:space="preserve">print</w:t>
+      </w:r>
+      <w:r>
+        <w:rPr>
+          <w:rStyle w:val="NormalTok"/>
+        </w:rPr>
+        <w:t xml:space="preserve">(</w:t>
+      </w:r>
+      <w:r>
+        <w:rPr>
+          <w:rStyle w:val="StringTok"/>
+        </w:rPr>
+        <w:t xml:space="preserve">"Welches two-sample t-test:"</w:t>
+      </w:r>
+      <w:r>
+        <w:rPr>
+          <w:rStyle w:val="NormalTok"/>
+        </w:rPr>
+        <w:t xml:space="preserve">)</w:t>
+      </w:r>
+    </w:p>
+    <w:p>
+      <w:pPr>
+        <w:pStyle w:val="SourceCode"/>
+      </w:pPr>
+      <w:r>
+        <w:rPr>
+          <w:rStyle w:val="VerbatimChar"/>
+        </w:rPr>
+        <w:t xml:space="preserve">[1] "Welches two-sample t-test:"</w:t>
+      </w:r>
+    </w:p>
+    <w:p>
+      <w:pPr>
+        <w:pStyle w:val="SourceCode"/>
+      </w:pPr>
+      <w:r>
+        <w:rPr>
+          <w:rStyle w:val="FunctionTok"/>
+        </w:rPr>
+        <w:t xml:space="preserve">print</w:t>
+      </w:r>
+      <w:r>
+        <w:rPr>
+          <w:rStyle w:val="NormalTok"/>
+        </w:rPr>
+        <w:t xml:space="preserve">(t_test_result)</w:t>
+      </w:r>
+    </w:p>
+    <w:p>
+      <w:pPr>
+        <w:pStyle w:val="SourceCode"/>
+      </w:pPr>
+      <w:r>
+        <w:br/>
+      </w:r>
+      <w:r>
+        <w:rPr>
+          <w:rStyle w:val="VerbatimChar"/>
+        </w:rPr>
+        <w:t xml:space="preserve">    Welch Two Sample t-test</w:t>
+      </w:r>
+      <w:r>
+        <w:br/>
+      </w:r>
+      <w:r>
+        <w:br/>
+      </w:r>
+      <w:r>
+        <w:rPr>
+          <w:rStyle w:val="VerbatimChar"/>
+        </w:rPr>
+        <w:t xml:space="preserve">data:  length_mm by side</w:t>
+      </w:r>
+      <w:r>
+        <w:br/>
+      </w:r>
+      <w:r>
+        <w:rPr>
+          <w:rStyle w:val="VerbatimChar"/>
+        </w:rPr>
+        <w:t xml:space="preserve">t = 1.1279, df = 13.96, p-value = 0.2784</w:t>
+      </w:r>
+      <w:r>
+        <w:br/>
+      </w:r>
+      <w:r>
+        <w:rPr>
+          <w:rStyle w:val="VerbatimChar"/>
+        </w:rPr>
+        <w:t xml:space="preserve">alternative hypothesis: true difference in means between group shady and group sunny is not equal to 0</w:t>
+      </w:r>
+      <w:r>
+        <w:br/>
+      </w:r>
+      <w:r>
+        <w:rPr>
+          <w:rStyle w:val="VerbatimChar"/>
+        </w:rPr>
+        <w:t xml:space="preserve">95 percent confidence interval:</w:t>
+      </w:r>
+      <w:r>
+        <w:br/>
+      </w:r>
+      <w:r>
+        <w:rPr>
+          <w:rStyle w:val="VerbatimChar"/>
+        </w:rPr>
+        <w:t xml:space="preserve"> -1.310069  4.214743</w:t>
+      </w:r>
+      <w:r>
+        <w:br/>
+      </w:r>
+      <w:r>
+        <w:rPr>
+          <w:rStyle w:val="VerbatimChar"/>
+        </w:rPr>
+        <w:t xml:space="preserve">sample estimates:</w:t>
+      </w:r>
+      <w:r>
+        <w:br/>
+      </w:r>
+      <w:r>
+        <w:rPr>
+          <w:rStyle w:val="VerbatimChar"/>
+        </w:rPr>
+        <w:t xml:space="preserve">mean in group shady mean in group sunny </w:t>
+      </w:r>
+      <w:r>
+        <w:br/>
+      </w:r>
+      <w:r>
+        <w:rPr>
+          <w:rStyle w:val="VerbatimChar"/>
+        </w:rPr>
+        <w:t xml:space="preserve">           17.60561            16.15328 </w:t>
+      </w:r>
+    </w:p>
+    <w:bookmarkEnd w:id="115"/>
+    <w:bookmarkStart w:id="118" w:name="Xf1463e876a6591df32a37ec187f7b887dc2a0d1"/>
+    <w:p>
+      <w:pPr>
+        <w:pStyle w:val="Heading1"/>
+      </w:pPr>
       <w:r>
         <w:rPr>
           <w:b/>
           <w:bCs/>
         </w:rPr>
-        <w:t xml:space="preserve">higher statistical power</w:t>
+        <w:t xml:space="preserve">Lecture 5:</w:t>
       </w:r>
       <w:r>
         <w:t xml:space="preserve"> </w:t>
       </w:r>
       <w:r>
-        <w:t xml:space="preserve">when the equal variance assumption</w:t>
-      </w:r>
-      <w:r>
-        <w:t xml:space="preserve"> </w:t>
-      </w:r>
-      <w:r>
-        <w:t xml:space="preserve">is met</w:t>
-      </w:r>
-    </w:p>
-    <w:p>
-      <w:pPr>
-        <w:pStyle w:val="Compact"/>
-        <w:numPr>
-          <w:ilvl w:val="0"/>
-          <w:numId w:val="1026"/>
-        </w:numPr>
-      </w:pPr>
-      <w:r>
-        <w:rPr>
-          <w:b/>
-          <w:bCs/>
-        </w:rPr>
-        <w:t xml:space="preserve">Degrees of freedom</w:t>
-      </w:r>
-      <w:r>
-        <w:t xml:space="preserve"> </w:t>
-      </w:r>
-      <w:r>
-        <w:t xml:space="preserve">= n₁ + n₂ - 2</w:t>
-      </w:r>
-    </w:p>
-    <w:bookmarkEnd w:id="151"/>
-    <w:bookmarkStart w:id="152" w:name="welchs-t-test"/>
+        <w:t xml:space="preserve">Difference between a Two-Sample T and Welch’s T Test</w:t>
+      </w:r>
+    </w:p>
+    <w:bookmarkStart w:id="116" w:name="standard-t-test-students-t-test"/>
     <w:p>
       <w:pPr>
         <w:pStyle w:val="Heading2"/>
       </w:pPr>
       <w:r>
-        <w:t xml:space="preserve">Welch’s t-test</w:t>
+        <w:t xml:space="preserve">Standard t-test (Student’s t-test)</w:t>
       </w:r>
     </w:p>
     <w:p>
@@ -8837,22 +7109,13 @@
           <w:b/>
           <w:bCs/>
         </w:rPr>
-        <w:t xml:space="preserve">Does not assume equal variances</w:t>
+        <w:t xml:space="preserve">Assumes equal variances</w:t>
       </w:r>
       <w:r>
         <w:t xml:space="preserve"> </w:t>
       </w:r>
       <w:r>
-        <w:t xml:space="preserve">between groups (also called the</w:t>
-      </w:r>
-      <w:r>
-        <w:t xml:space="preserve"> </w:t>
-      </w:r>
-      <w:r>
-        <w:t xml:space="preserve">“unequal variances t-test”</w:t>
-      </w:r>
-      <w:r>
-        <w:t xml:space="preserve">)</w:t>
+        <w:t xml:space="preserve">between the two groups being compared</w:t>
       </w:r>
     </w:p>
     <w:p>
@@ -8864,7 +7127,7 @@
         </w:numPr>
       </w:pPr>
       <w:r>
-        <w:t xml:space="preserve">Uses</w:t>
+        <w:t xml:space="preserve">Uses a</w:t>
       </w:r>
       <w:r>
         <w:t xml:space="preserve"> </w:t>
@@ -8874,13 +7137,19 @@
           <w:b/>
           <w:bCs/>
         </w:rPr>
-        <w:t xml:space="preserve">separate variance estimates</w:t>
+        <w:t xml:space="preserve">pooled variance estimate</w:t>
       </w:r>
       <w:r>
         <w:t xml:space="preserve"> </w:t>
       </w:r>
       <w:r>
-        <w:t xml:space="preserve">for each group</w:t>
+        <w:t xml:space="preserve">that combines data from both</w:t>
+      </w:r>
+      <w:r>
+        <w:t xml:space="preserve"> </w:t>
+      </w:r>
+      <w:r>
+        <w:t xml:space="preserve">group</w:t>
       </w:r>
     </w:p>
     <w:p>
@@ -8892,7 +7161,7 @@
         </w:numPr>
       </w:pPr>
       <w:r>
-        <w:t xml:space="preserve">More</w:t>
+        <w:t xml:space="preserve">Has</w:t>
       </w:r>
       <w:r>
         <w:t xml:space="preserve"> </w:t>
@@ -8902,13 +7171,19 @@
           <w:b/>
           <w:bCs/>
         </w:rPr>
-        <w:t xml:space="preserve">robust</w:t>
+        <w:t xml:space="preserve">higher statistical power</w:t>
       </w:r>
       <w:r>
         <w:t xml:space="preserve"> </w:t>
       </w:r>
       <w:r>
-        <w:t xml:space="preserve">when group variances are different</w:t>
+        <w:t xml:space="preserve">when the equal variance assumption</w:t>
+      </w:r>
+      <w:r>
+        <w:t xml:space="preserve"> </w:t>
+      </w:r>
+      <w:r>
+        <w:t xml:space="preserve">is met</w:t>
       </w:r>
     </w:p>
     <w:p>
@@ -8920,33 +7195,27 @@
         </w:numPr>
       </w:pPr>
       <w:r>
-        <w:t xml:space="preserve">Uses a more complex</w:t>
-      </w:r>
-      <w:r>
-        <w:t xml:space="preserve"> </w:t>
-      </w:r>
-      <w:r>
         <w:rPr>
           <w:b/>
           <w:bCs/>
         </w:rPr>
-        <w:t xml:space="preserve">degrees of freedom calculation</w:t>
+        <w:t xml:space="preserve">Degrees of freedom</w:t>
       </w:r>
       <w:r>
         <w:t xml:space="preserve"> </w:t>
       </w:r>
       <w:r>
-        <w:t xml:space="preserve">(</w:t>
-      </w:r>
-      <w:r>
-        <w:rPr>
-          <w:b/>
-          <w:bCs/>
-        </w:rPr>
-        <w:t xml:space="preserve">Welch-Satterthwaite equation</w:t>
-      </w:r>
-      <w:r>
-        <w:t xml:space="preserve">) and decimal!!!</w:t>
+        <w:t xml:space="preserve">= n₁ + n₂ - 2</w:t>
+      </w:r>
+    </w:p>
+    <w:bookmarkEnd w:id="116"/>
+    <w:bookmarkStart w:id="117" w:name="welchs-t-test"/>
+    <w:p>
+      <w:pPr>
+        <w:pStyle w:val="Heading2"/>
+      </w:pPr>
+      <w:r>
+        <w:t xml:space="preserve">Welch’s t-test</w:t>
       </w:r>
     </w:p>
     <w:p>
@@ -8954,7 +7223,7 @@
         <w:pStyle w:val="Compact"/>
         <w:numPr>
           <w:ilvl w:val="0"/>
-          <w:numId w:val="1027"/>
+          <w:numId w:val="1028"/>
         </w:numPr>
       </w:pPr>
       <w:r>
@@ -8962,6 +7231,131 @@
           <w:b/>
           <w:bCs/>
         </w:rPr>
+        <w:t xml:space="preserve">Does not assume equal variances</w:t>
+      </w:r>
+      <w:r>
+        <w:t xml:space="preserve"> </w:t>
+      </w:r>
+      <w:r>
+        <w:t xml:space="preserve">between groups (also called the</w:t>
+      </w:r>
+      <w:r>
+        <w:t xml:space="preserve"> </w:t>
+      </w:r>
+      <w:r>
+        <w:t xml:space="preserve">“unequal variances t-test”</w:t>
+      </w:r>
+      <w:r>
+        <w:t xml:space="preserve">)</w:t>
+      </w:r>
+    </w:p>
+    <w:p>
+      <w:pPr>
+        <w:pStyle w:val="Compact"/>
+        <w:numPr>
+          <w:ilvl w:val="0"/>
+          <w:numId w:val="1028"/>
+        </w:numPr>
+      </w:pPr>
+      <w:r>
+        <w:t xml:space="preserve">Uses</w:t>
+      </w:r>
+      <w:r>
+        <w:t xml:space="preserve"> </w:t>
+      </w:r>
+      <w:r>
+        <w:rPr>
+          <w:b/>
+          <w:bCs/>
+        </w:rPr>
+        <w:t xml:space="preserve">separate variance estimates</w:t>
+      </w:r>
+      <w:r>
+        <w:t xml:space="preserve"> </w:t>
+      </w:r>
+      <w:r>
+        <w:t xml:space="preserve">for each group</w:t>
+      </w:r>
+    </w:p>
+    <w:p>
+      <w:pPr>
+        <w:pStyle w:val="Compact"/>
+        <w:numPr>
+          <w:ilvl w:val="0"/>
+          <w:numId w:val="1028"/>
+        </w:numPr>
+      </w:pPr>
+      <w:r>
+        <w:t xml:space="preserve">More</w:t>
+      </w:r>
+      <w:r>
+        <w:t xml:space="preserve"> </w:t>
+      </w:r>
+      <w:r>
+        <w:rPr>
+          <w:b/>
+          <w:bCs/>
+        </w:rPr>
+        <w:t xml:space="preserve">robust</w:t>
+      </w:r>
+      <w:r>
+        <w:t xml:space="preserve"> </w:t>
+      </w:r>
+      <w:r>
+        <w:t xml:space="preserve">when group variances are different</w:t>
+      </w:r>
+    </w:p>
+    <w:p>
+      <w:pPr>
+        <w:pStyle w:val="Compact"/>
+        <w:numPr>
+          <w:ilvl w:val="0"/>
+          <w:numId w:val="1028"/>
+        </w:numPr>
+      </w:pPr>
+      <w:r>
+        <w:t xml:space="preserve">Uses a more complex</w:t>
+      </w:r>
+      <w:r>
+        <w:t xml:space="preserve"> </w:t>
+      </w:r>
+      <w:r>
+        <w:rPr>
+          <w:b/>
+          <w:bCs/>
+        </w:rPr>
+        <w:t xml:space="preserve">degrees of freedom calculation</w:t>
+      </w:r>
+      <w:r>
+        <w:t xml:space="preserve"> </w:t>
+      </w:r>
+      <w:r>
+        <w:t xml:space="preserve">(</w:t>
+      </w:r>
+      <w:r>
+        <w:rPr>
+          <w:b/>
+          <w:bCs/>
+        </w:rPr>
+        <w:t xml:space="preserve">Welch-Satterthwaite equation</w:t>
+      </w:r>
+      <w:r>
+        <w:t xml:space="preserve">) and decimal!!!</w:t>
+      </w:r>
+    </w:p>
+    <w:p>
+      <w:pPr>
+        <w:pStyle w:val="Compact"/>
+        <w:numPr>
+          <w:ilvl w:val="0"/>
+          <w:numId w:val="1028"/>
+        </w:numPr>
+      </w:pPr>
+      <w:r>
+        <w:rPr>
+          <w:b/>
+          <w:bCs/>
+        </w:rPr>
         <w:t xml:space="preserve">Degrees of freedom</w:t>
       </w:r>
       <w:r>
@@ -8977,9 +7371,9 @@
         <w:t xml:space="preserve">than the standard t-test</w:t>
       </w:r>
     </w:p>
-    <w:bookmarkEnd w:id="152"/>
-    <w:bookmarkEnd w:id="153"/>
-    <w:bookmarkStart w:id="157" w:name="Xeb0cbf1649d7229187d2072456be4c9de180d37"/>
+    <w:bookmarkEnd w:id="117"/>
+    <w:bookmarkEnd w:id="118"/>
+    <w:bookmarkStart w:id="122" w:name="Xeb0cbf1649d7229187d2072456be4c9de180d37"/>
     <w:p>
       <w:pPr>
         <w:pStyle w:val="Heading1"/>
@@ -9065,18 +7459,18 @@
           <wp:inline>
             <wp:extent cx="4572000" cy="3657600"/>
             <wp:effectExtent b="0" l="0" r="0" t="0"/>
-            <wp:docPr descr="" title="" id="155" name="Picture"/>
+            <wp:docPr descr="" title="" id="120" name="Picture"/>
             <a:graphic>
               <a:graphicData uri="http://schemas.openxmlformats.org/drawingml/2006/picture">
                 <pic:pic>
                   <pic:nvPicPr>
-                    <pic:cNvPr descr="05_01_lecture_powerpoint_files/figure-docx/unnamed-chunk-23-1.png" id="156" name="Picture"/>
+                    <pic:cNvPr descr="05_01_lecture_powerpoint_files/figure-docx/unnamed-chunk-16-1.png" id="121" name="Picture"/>
                     <pic:cNvPicPr>
                       <a:picLocks noChangeArrowheads="1" noChangeAspect="1"/>
                     </pic:cNvPicPr>
                   </pic:nvPicPr>
                   <pic:blipFill>
-                    <a:blip r:embed="rId154"/>
+                    <a:blip r:embed="rId119"/>
                     <a:stretch>
                       <a:fillRect/>
                     </a:stretch>
@@ -9103,8 +7497,8 @@
         </w:drawing>
       </w:r>
     </w:p>
-    <w:bookmarkEnd w:id="157"/>
-    <w:bookmarkStart w:id="161" w:name="lecture-5-visualizing-the-results"/>
+    <w:bookmarkEnd w:id="122"/>
+    <w:bookmarkStart w:id="123" w:name="X3e4a8fe8080d47b40a396aacaaf9ff7c7f94d86"/>
     <w:p>
       <w:pPr>
         <w:pStyle w:val="Heading1"/>
@@ -9120,7 +7514,7 @@
         <w:t xml:space="preserve"> </w:t>
       </w:r>
       <w:r>
-        <w:t xml:space="preserve">Visualizing the Results</w:t>
+        <w:t xml:space="preserve">Now what does a paired T test tell us</w:t>
       </w:r>
     </w:p>
     <w:p>
@@ -9128,11 +7522,7 @@
         <w:pStyle w:val="FirstParagraph"/>
       </w:pPr>
       <w:r>
-        <w:rPr>
-          <w:b/>
-          <w:bCs/>
-        </w:rPr>
-        <w:t xml:space="preserve">Interpret the results of the two-sample t-test</w:t>
+        <w:t xml:space="preserve">Paired t-test:</w:t>
       </w:r>
     </w:p>
     <w:p>
@@ -9140,584 +7530,501 @@
         <w:pStyle w:val="BodyText"/>
       </w:pPr>
       <w:r>
-        <w:t xml:space="preserve">What can we conclude about the needle lengths on sunny vs shady sides?</w:t>
-      </w:r>
-    </w:p>
-    <w:p>
-      <w:pPr>
-        <w:pStyle w:val="BodyText"/>
-      </w:pPr>
-      <w:r>
-        <w:rPr>
-          <w:b/>
-          <w:bCs/>
-        </w:rPr>
-        <w:t xml:space="preserve">How to report this result in a scientific paper:</w:t>
-      </w:r>
-    </w:p>
-    <w:p>
-      <w:pPr>
-        <w:pStyle w:val="BodyText"/>
-      </w:pPr>
-      <w:r>
-        <w:t xml:space="preserve">“A two-tailed, two-sample t-test at α=0.05 showed [a significant/no</w:t>
+        <w:t xml:space="preserve">Compares two measurements from the same subjects or matched pairs Tests</w:t>
       </w:r>
       <w:r>
         <w:t xml:space="preserve"> </w:t>
       </w:r>
       <w:r>
-        <w:t xml:space="preserve">significant] difference in needle length between sunny (M = …, SD =</w:t>
+        <w:t xml:space="preserve">whether the mean difference between paired observations equals zero</w:t>
       </w:r>
       <w:r>
         <w:t xml:space="preserve"> </w:t>
       </w:r>
       <w:r>
-        <w:t xml:space="preserve">…) and shady (M = …, SD = …) sides of pine trees, t(…) = …, p</w:t>
+        <w:t xml:space="preserve">Examples: before/after measurements on the same people, left vs right</w:t>
       </w:r>
       <w:r>
         <w:t xml:space="preserve"> </w:t>
       </w:r>
       <w:r>
-        <w:t xml:space="preserve">= ….”</w:t>
-      </w:r>
-    </w:p>
-    <w:p>
-      <w:pPr>
-        <w:pStyle w:val="BodyText"/>
+        <w:t xml:space="preserve">measurements, matched case-control studies Uses the differences between</w:t>
+      </w:r>
+      <w:r>
+        <w:t xml:space="preserve"> </w:t>
+      </w:r>
+      <w:r>
+        <w:t xml:space="preserve">pairs as the data points Generally more powerful because it controls for</w:t>
+      </w:r>
+      <w:r>
+        <w:t xml:space="preserve"> </w:t>
+      </w:r>
+      <w:r>
+        <w:t xml:space="preserve">individual variation</w:t>
+      </w:r>
+    </w:p>
+    <w:p>
+      <w:pPr>
+        <w:pStyle w:val="SourceCode"/>
+      </w:pPr>
+      <w:r>
+        <w:rPr>
+          <w:rStyle w:val="CommentTok"/>
+        </w:rPr>
+        <w:t xml:space="preserve"># YOUR </w:t>
+      </w:r>
+      <w:r>
+        <w:rPr>
+          <w:rStyle w:val="AlertTok"/>
+        </w:rPr>
+        <w:t xml:space="preserve">TASK</w:t>
+      </w:r>
+      <w:r>
+        <w:rPr>
+          <w:rStyle w:val="CommentTok"/>
+        </w:rPr>
+        <w:t xml:space="preserve">: Conduct a two-sample t-test</w:t>
+      </w:r>
+      <w:r>
+        <w:br/>
+      </w:r>
+      <w:r>
+        <w:rPr>
+          <w:rStyle w:val="CommentTok"/>
+        </w:rPr>
+        <w:t xml:space="preserve"># Use var.equal=TRUE for standard t-test or var.equal=FALSE for Welch's t-test</w:t>
+      </w:r>
+      <w:r>
+        <w:br/>
+      </w:r>
+      <w:r>
+        <w:br/>
+      </w:r>
+      <w:r>
+        <w:rPr>
+          <w:rStyle w:val="NormalTok"/>
+        </w:rPr>
+        <w:t xml:space="preserve">ps_wide_df </w:t>
+      </w:r>
+      <w:r>
+        <w:rPr>
+          <w:rStyle w:val="OtherTok"/>
+        </w:rPr>
+        <w:t xml:space="preserve">&lt;-</w:t>
+      </w:r>
+      <w:r>
+        <w:rPr>
+          <w:rStyle w:val="NormalTok"/>
+        </w:rPr>
+        <w:t xml:space="preserve"> ps_df </w:t>
+      </w:r>
+      <w:r>
+        <w:rPr>
+          <w:rStyle w:val="SpecialCharTok"/>
+        </w:rPr>
+        <w:t xml:space="preserve">%&gt;%</w:t>
+      </w:r>
+      <w:r>
+        <w:br/>
+      </w:r>
+      <w:r>
+        <w:rPr>
+          <w:rStyle w:val="NormalTok"/>
+        </w:rPr>
+        <w:t xml:space="preserve">  </w:t>
+      </w:r>
+      <w:r>
+        <w:rPr>
+          <w:rStyle w:val="FunctionTok"/>
+        </w:rPr>
+        <w:t xml:space="preserve">pivot_wider</w:t>
+      </w:r>
+      <w:r>
+        <w:rPr>
+          <w:rStyle w:val="NormalTok"/>
+        </w:rPr>
+        <w:t xml:space="preserve">(</w:t>
+      </w:r>
+      <w:r>
+        <w:br/>
+      </w:r>
+      <w:r>
+        <w:rPr>
+          <w:rStyle w:val="NormalTok"/>
+        </w:rPr>
+        <w:t xml:space="preserve">    </w:t>
+      </w:r>
+      <w:r>
+        <w:rPr>
+          <w:rStyle w:val="AttributeTok"/>
+        </w:rPr>
+        <w:t xml:space="preserve">names_from =</w:t>
+      </w:r>
+      <w:r>
+        <w:rPr>
+          <w:rStyle w:val="NormalTok"/>
+        </w:rPr>
+        <w:t xml:space="preserve"> </w:t>
+      </w:r>
+      <w:r>
+        <w:rPr>
+          <w:rStyle w:val="StringTok"/>
+        </w:rPr>
+        <w:t xml:space="preserve">"side"</w:t>
+      </w:r>
+      <w:r>
+        <w:rPr>
+          <w:rStyle w:val="NormalTok"/>
+        </w:rPr>
+        <w:t xml:space="preserve">,</w:t>
+      </w:r>
+      <w:r>
+        <w:br/>
+      </w:r>
+      <w:r>
+        <w:rPr>
+          <w:rStyle w:val="NormalTok"/>
+        </w:rPr>
+        <w:t xml:space="preserve">    </w:t>
+      </w:r>
+      <w:r>
+        <w:rPr>
+          <w:rStyle w:val="AttributeTok"/>
+        </w:rPr>
+        <w:t xml:space="preserve">values_from =</w:t>
+      </w:r>
+      <w:r>
+        <w:rPr>
+          <w:rStyle w:val="NormalTok"/>
+        </w:rPr>
+        <w:t xml:space="preserve"> length_mm</w:t>
+      </w:r>
+      <w:r>
+        <w:br/>
+      </w:r>
+      <w:r>
+        <w:rPr>
+          <w:rStyle w:val="NormalTok"/>
+        </w:rPr>
+        <w:t xml:space="preserve">  )</w:t>
+      </w:r>
+      <w:r>
+        <w:br/>
+      </w:r>
+      <w:r>
+        <w:br/>
+      </w:r>
+      <w:r>
+        <w:br/>
+      </w:r>
+      <w:r>
+        <w:rPr>
+          <w:rStyle w:val="CommentTok"/>
+        </w:rPr>
+        <w:t xml:space="preserve"># Standard t-test (if variances are equal)</w:t>
+      </w:r>
+      <w:r>
+        <w:br/>
+      </w:r>
+      <w:r>
+        <w:rPr>
+          <w:rStyle w:val="NormalTok"/>
+        </w:rPr>
+        <w:t xml:space="preserve">paired_t_test_result </w:t>
+      </w:r>
+      <w:r>
+        <w:rPr>
+          <w:rStyle w:val="OtherTok"/>
+        </w:rPr>
+        <w:t xml:space="preserve">&lt;-</w:t>
+      </w:r>
+      <w:r>
+        <w:rPr>
+          <w:rStyle w:val="NormalTok"/>
+        </w:rPr>
+        <w:t xml:space="preserve"> </w:t>
+      </w:r>
+      <w:r>
+        <w:rPr>
+          <w:rStyle w:val="FunctionTok"/>
+        </w:rPr>
+        <w:t xml:space="preserve">t.test</w:t>
+      </w:r>
+      <w:r>
+        <w:rPr>
+          <w:rStyle w:val="NormalTok"/>
+        </w:rPr>
+        <w:t xml:space="preserve">(ps_wide_df</w:t>
+      </w:r>
+      <w:r>
+        <w:rPr>
+          <w:rStyle w:val="SpecialCharTok"/>
+        </w:rPr>
+        <w:t xml:space="preserve">$</w:t>
+      </w:r>
+      <w:r>
+        <w:rPr>
+          <w:rStyle w:val="NormalTok"/>
+        </w:rPr>
+        <w:t xml:space="preserve">sunny, ps_wide_df</w:t>
+      </w:r>
+      <w:r>
+        <w:rPr>
+          <w:rStyle w:val="SpecialCharTok"/>
+        </w:rPr>
+        <w:t xml:space="preserve">$</w:t>
+      </w:r>
+      <w:r>
+        <w:rPr>
+          <w:rStyle w:val="NormalTok"/>
+        </w:rPr>
+        <w:t xml:space="preserve">shady, </w:t>
+      </w:r>
+      <w:r>
+        <w:rPr>
+          <w:rStyle w:val="AttributeTok"/>
+        </w:rPr>
+        <w:t xml:space="preserve">paired =</w:t>
+      </w:r>
+      <w:r>
+        <w:rPr>
+          <w:rStyle w:val="NormalTok"/>
+        </w:rPr>
+        <w:t xml:space="preserve"> </w:t>
+      </w:r>
+      <w:r>
+        <w:rPr>
+          <w:rStyle w:val="ConstantTok"/>
+        </w:rPr>
+        <w:t xml:space="preserve">TRUE</w:t>
+      </w:r>
+      <w:r>
+        <w:rPr>
+          <w:rStyle w:val="NormalTok"/>
+        </w:rPr>
+        <w:t xml:space="preserve">)</w:t>
+      </w:r>
+      <w:r>
+        <w:br/>
+      </w:r>
+      <w:r>
+        <w:rPr>
+          <w:rStyle w:val="FunctionTok"/>
+        </w:rPr>
+        <w:t xml:space="preserve">print</w:t>
+      </w:r>
+      <w:r>
+        <w:rPr>
+          <w:rStyle w:val="NormalTok"/>
+        </w:rPr>
+        <w:t xml:space="preserve">(</w:t>
+      </w:r>
+      <w:r>
+        <w:rPr>
+          <w:rStyle w:val="StringTok"/>
+        </w:rPr>
+        <w:t xml:space="preserve">"Standard two-sample t-test:"</w:t>
+      </w:r>
+      <w:r>
+        <w:rPr>
+          <w:rStyle w:val="NormalTok"/>
+        </w:rPr>
+        <w:t xml:space="preserve">)</w:t>
+      </w:r>
+    </w:p>
+    <w:p>
+      <w:pPr>
+        <w:pStyle w:val="SourceCode"/>
+      </w:pPr>
+      <w:r>
+        <w:rPr>
+          <w:rStyle w:val="VerbatimChar"/>
+        </w:rPr>
+        <w:t xml:space="preserve">[1] "Standard two-sample t-test:"</w:t>
+      </w:r>
+    </w:p>
+    <w:p>
+      <w:pPr>
+        <w:pStyle w:val="SourceCode"/>
+      </w:pPr>
+      <w:r>
+        <w:rPr>
+          <w:rStyle w:val="FunctionTok"/>
+        </w:rPr>
+        <w:t xml:space="preserve">print</w:t>
+      </w:r>
+      <w:r>
+        <w:rPr>
+          <w:rStyle w:val="NormalTok"/>
+        </w:rPr>
+        <w:t xml:space="preserve">(paired_t_test_result)</w:t>
+      </w:r>
+    </w:p>
+    <w:p>
+      <w:pPr>
+        <w:pStyle w:val="SourceCode"/>
+      </w:pPr>
+      <w:r>
+        <w:br/>
+      </w:r>
+      <w:r>
+        <w:rPr>
+          <w:rStyle w:val="VerbatimChar"/>
+        </w:rPr>
+        <w:t xml:space="preserve">    Paired t-test</w:t>
+      </w:r>
+      <w:r>
+        <w:br/>
+      </w:r>
+      <w:r>
+        <w:br/>
+      </w:r>
+      <w:r>
+        <w:rPr>
+          <w:rStyle w:val="VerbatimChar"/>
+        </w:rPr>
+        <w:t xml:space="preserve">data:  ps_wide_df$sunny and ps_wide_df$shady</w:t>
+      </w:r>
+      <w:r>
+        <w:br/>
+      </w:r>
+      <w:r>
+        <w:rPr>
+          <w:rStyle w:val="VerbatimChar"/>
+        </w:rPr>
+        <w:t xml:space="preserve">t = -2.7818, df = 7, p-value = 0.02723</w:t>
+      </w:r>
+      <w:r>
+        <w:br/>
+      </w:r>
+      <w:r>
+        <w:rPr>
+          <w:rStyle w:val="VerbatimChar"/>
+        </w:rPr>
+        <w:t xml:space="preserve">alternative hypothesis: true mean difference is not equal to 0</w:t>
+      </w:r>
+      <w:r>
+        <w:br/>
+      </w:r>
+      <w:r>
+        <w:rPr>
+          <w:rStyle w:val="VerbatimChar"/>
+        </w:rPr>
+        <w:t xml:space="preserve">95 percent confidence interval:</w:t>
+      </w:r>
+      <w:r>
+        <w:br/>
+      </w:r>
+      <w:r>
+        <w:rPr>
+          <w:rStyle w:val="VerbatimChar"/>
+        </w:rPr>
+        <w:t xml:space="preserve"> -2.6868652 -0.2178092</w:t>
+      </w:r>
+      <w:r>
+        <w:br/>
+      </w:r>
+      <w:r>
+        <w:rPr>
+          <w:rStyle w:val="VerbatimChar"/>
+        </w:rPr>
+        <w:t xml:space="preserve">sample estimates:</w:t>
+      </w:r>
+      <w:r>
+        <w:br/>
+      </w:r>
+      <w:r>
+        <w:rPr>
+          <w:rStyle w:val="VerbatimChar"/>
+        </w:rPr>
+        <w:t xml:space="preserve">mean difference </w:t>
+      </w:r>
+      <w:r>
+        <w:br/>
+      </w:r>
+      <w:r>
+        <w:rPr>
+          <w:rStyle w:val="VerbatimChar"/>
+        </w:rPr>
+        <w:t xml:space="preserve">      -1.452337 </w:t>
+      </w:r>
+    </w:p>
+    <w:p>
+      <w:pPr>
+        <w:pStyle w:val="SourceCode"/>
+      </w:pPr>
+      <w:r>
+        <w:rPr>
+          <w:rStyle w:val="CommentTok"/>
+        </w:rPr>
+        <w:t xml:space="preserve"># Welch's t-test (if variances are unequal)</w:t>
+      </w:r>
+      <w:r>
+        <w:br/>
+      </w:r>
+      <w:r>
+        <w:rPr>
+          <w:rStyle w:val="CommentTok"/>
+        </w:rPr>
+        <w:t xml:space="preserve"># YOUR CODE HERE</w:t>
+      </w:r>
+    </w:p>
+    <w:bookmarkEnd w:id="123"/>
+    <w:bookmarkStart w:id="127" w:name="lecture-5-what-is-going-on"/>
+    <w:p>
+      <w:pPr>
+        <w:pStyle w:val="Heading1"/>
+      </w:pPr>
+      <w:r>
+        <w:t xml:space="preserve">Lecture 5: What is going on??</w:t>
+      </w:r>
+    </w:p>
+    <w:p>
+      <w:pPr>
+        <w:pStyle w:val="FirstParagraph"/>
+      </w:pPr>
+      <w:r>
+        <w:t xml:space="preserve">Note that thee is a lot of variation within trees but the trend is the</w:t>
+      </w:r>
+      <w:r>
+        <w:t xml:space="preserve"> </w:t>
+      </w:r>
+      <w:r>
+        <w:t xml:space="preserve">same</w:t>
+      </w:r>
+    </w:p>
+    <w:p>
+      <w:pPr>
+        <w:pStyle w:val="SourceCode"/>
+      </w:pPr>
+      <w:r>
+        <w:rPr>
+          <w:rStyle w:val="NormalTok"/>
+        </w:rPr>
+        <w:t xml:space="preserve">ps_plot</w:t>
+      </w:r>
+    </w:p>
+    <w:p>
+      <w:pPr>
+        <w:pStyle w:val="FirstParagraph"/>
       </w:pPr>
       <w:r>
         <w:drawing>
           <wp:inline>
-            <wp:extent cx="5486400" cy="5486400"/>
+            <wp:extent cx="2743200" cy="2743200"/>
             <wp:effectExtent b="0" l="0" r="0" t="0"/>
-            <wp:docPr descr="" title="" id="159" name="Picture"/>
+            <wp:docPr descr="" title="" id="125" name="Picture"/>
             <a:graphic>
               <a:graphicData uri="http://schemas.openxmlformats.org/drawingml/2006/picture">
                 <pic:pic>
                   <pic:nvPicPr>
-                    <pic:cNvPr descr="05_01_lecture_powerpoint_files/figure-docx/unnamed-chunk-24-1.png" id="160" name="Picture"/>
+                    <pic:cNvPr descr="05_01_lecture_powerpoint_files/figure-docx/unnamed-chunk-18-1.png" id="126" name="Picture"/>
                     <pic:cNvPicPr>
                       <a:picLocks noChangeArrowheads="1" noChangeAspect="1"/>
                     </pic:cNvPicPr>
                   </pic:nvPicPr>
                   <pic:blipFill>
-                    <a:blip r:embed="rId158"/>
-                    <a:stretch>
-                      <a:fillRect/>
-                    </a:stretch>
-                  </pic:blipFill>
-                  <pic:spPr bwMode="auto">
-                    <a:xfrm>
-                      <a:off x="0" y="0"/>
-                      <a:ext cx="5486400" cy="5486400"/>
-                    </a:xfrm>
-                    <a:prstGeom prst="rect">
-                      <a:avLst/>
-                    </a:prstGeom>
-                    <a:noFill/>
-                    <a:ln w="9525">
-                      <a:noFill/>
-                      <a:headEnd/>
-                      <a:tailEnd/>
-                    </a:ln>
-                  </pic:spPr>
-                </pic:pic>
-              </a:graphicData>
-            </a:graphic>
-          </wp:inline>
-        </w:drawing>
-      </w:r>
-    </w:p>
-    <w:bookmarkEnd w:id="161"/>
-    <w:bookmarkStart w:id="162" w:name="X3e4a8fe8080d47b40a396aacaaf9ff7c7f94d86"/>
-    <w:p>
-      <w:pPr>
-        <w:pStyle w:val="Heading1"/>
-      </w:pPr>
-      <w:r>
-        <w:rPr>
-          <w:b/>
-          <w:bCs/>
-        </w:rPr>
-        <w:t xml:space="preserve">Lecture 5:</w:t>
-      </w:r>
-      <w:r>
-        <w:t xml:space="preserve"> </w:t>
-      </w:r>
-      <w:r>
-        <w:t xml:space="preserve">Now what does a paired T test tell us</w:t>
-      </w:r>
-    </w:p>
-    <w:p>
-      <w:pPr>
-        <w:pStyle w:val="FirstParagraph"/>
-      </w:pPr>
-      <w:r>
-        <w:t xml:space="preserve">Why do a paired T test</w:t>
-      </w:r>
-    </w:p>
-    <w:p>
-      <w:pPr>
-        <w:pStyle w:val="SourceCode"/>
-      </w:pPr>
-      <w:r>
-        <w:rPr>
-          <w:rStyle w:val="CommentTok"/>
-        </w:rPr>
-        <w:t xml:space="preserve"># YOUR </w:t>
-      </w:r>
-      <w:r>
-        <w:rPr>
-          <w:rStyle w:val="AlertTok"/>
-        </w:rPr>
-        <w:t xml:space="preserve">TASK</w:t>
-      </w:r>
-      <w:r>
-        <w:rPr>
-          <w:rStyle w:val="CommentTok"/>
-        </w:rPr>
-        <w:t xml:space="preserve">: Conduct a two-sample t-test</w:t>
-      </w:r>
-      <w:r>
-        <w:br/>
-      </w:r>
-      <w:r>
-        <w:rPr>
-          <w:rStyle w:val="CommentTok"/>
-        </w:rPr>
-        <w:t xml:space="preserve"># Use var.equal=TRUE for standard t-test or var.equal=FALSE for Welch's t-test</w:t>
-      </w:r>
-      <w:r>
-        <w:br/>
-      </w:r>
-      <w:r>
-        <w:br/>
-      </w:r>
-      <w:r>
-        <w:rPr>
-          <w:rStyle w:val="NormalTok"/>
-        </w:rPr>
-        <w:t xml:space="preserve">ps_wide_df </w:t>
-      </w:r>
-      <w:r>
-        <w:rPr>
-          <w:rStyle w:val="OtherTok"/>
-        </w:rPr>
-        <w:t xml:space="preserve">&lt;-</w:t>
-      </w:r>
-      <w:r>
-        <w:rPr>
-          <w:rStyle w:val="NormalTok"/>
-        </w:rPr>
-        <w:t xml:space="preserve"> ps_df </w:t>
-      </w:r>
-      <w:r>
-        <w:rPr>
-          <w:rStyle w:val="SpecialCharTok"/>
-        </w:rPr>
-        <w:t xml:space="preserve">%&gt;%</w:t>
-      </w:r>
-      <w:r>
-        <w:br/>
-      </w:r>
-      <w:r>
-        <w:rPr>
-          <w:rStyle w:val="NormalTok"/>
-        </w:rPr>
-        <w:t xml:space="preserve">  </w:t>
-      </w:r>
-      <w:r>
-        <w:rPr>
-          <w:rStyle w:val="FunctionTok"/>
-        </w:rPr>
-        <w:t xml:space="preserve">pivot_wider</w:t>
-      </w:r>
-      <w:r>
-        <w:rPr>
-          <w:rStyle w:val="NormalTok"/>
-        </w:rPr>
-        <w:t xml:space="preserve">(</w:t>
-      </w:r>
-      <w:r>
-        <w:br/>
-      </w:r>
-      <w:r>
-        <w:rPr>
-          <w:rStyle w:val="NormalTok"/>
-        </w:rPr>
-        <w:t xml:space="preserve">    </w:t>
-      </w:r>
-      <w:r>
-        <w:rPr>
-          <w:rStyle w:val="AttributeTok"/>
-        </w:rPr>
-        <w:t xml:space="preserve">names_from =</w:t>
-      </w:r>
-      <w:r>
-        <w:rPr>
-          <w:rStyle w:val="NormalTok"/>
-        </w:rPr>
-        <w:t xml:space="preserve"> </w:t>
-      </w:r>
-      <w:r>
-        <w:rPr>
-          <w:rStyle w:val="StringTok"/>
-        </w:rPr>
-        <w:t xml:space="preserve">"side"</w:t>
-      </w:r>
-      <w:r>
-        <w:rPr>
-          <w:rStyle w:val="NormalTok"/>
-        </w:rPr>
-        <w:t xml:space="preserve">,</w:t>
-      </w:r>
-      <w:r>
-        <w:br/>
-      </w:r>
-      <w:r>
-        <w:rPr>
-          <w:rStyle w:val="NormalTok"/>
-        </w:rPr>
-        <w:t xml:space="preserve">    </w:t>
-      </w:r>
-      <w:r>
-        <w:rPr>
-          <w:rStyle w:val="AttributeTok"/>
-        </w:rPr>
-        <w:t xml:space="preserve">values_from =</w:t>
-      </w:r>
-      <w:r>
-        <w:rPr>
-          <w:rStyle w:val="NormalTok"/>
-        </w:rPr>
-        <w:t xml:space="preserve"> length_mm</w:t>
-      </w:r>
-      <w:r>
-        <w:br/>
-      </w:r>
-      <w:r>
-        <w:rPr>
-          <w:rStyle w:val="NormalTok"/>
-        </w:rPr>
-        <w:t xml:space="preserve">  )</w:t>
-      </w:r>
-      <w:r>
-        <w:br/>
-      </w:r>
-      <w:r>
-        <w:br/>
-      </w:r>
-      <w:r>
-        <w:br/>
-      </w:r>
-      <w:r>
-        <w:rPr>
-          <w:rStyle w:val="CommentTok"/>
-        </w:rPr>
-        <w:t xml:space="preserve"># Standard t-test (if variances are equal)</w:t>
-      </w:r>
-      <w:r>
-        <w:br/>
-      </w:r>
-      <w:r>
-        <w:rPr>
-          <w:rStyle w:val="NormalTok"/>
-        </w:rPr>
-        <w:t xml:space="preserve">paired_t_test_result </w:t>
-      </w:r>
-      <w:r>
-        <w:rPr>
-          <w:rStyle w:val="OtherTok"/>
-        </w:rPr>
-        <w:t xml:space="preserve">&lt;-</w:t>
-      </w:r>
-      <w:r>
-        <w:rPr>
-          <w:rStyle w:val="NormalTok"/>
-        </w:rPr>
-        <w:t xml:space="preserve"> </w:t>
-      </w:r>
-      <w:r>
-        <w:rPr>
-          <w:rStyle w:val="FunctionTok"/>
-        </w:rPr>
-        <w:t xml:space="preserve">t.test</w:t>
-      </w:r>
-      <w:r>
-        <w:rPr>
-          <w:rStyle w:val="NormalTok"/>
-        </w:rPr>
-        <w:t xml:space="preserve">(ps_wide_df</w:t>
-      </w:r>
-      <w:r>
-        <w:rPr>
-          <w:rStyle w:val="SpecialCharTok"/>
-        </w:rPr>
-        <w:t xml:space="preserve">$</w:t>
-      </w:r>
-      <w:r>
-        <w:rPr>
-          <w:rStyle w:val="NormalTok"/>
-        </w:rPr>
-        <w:t xml:space="preserve">sunny, ps_wide_df</w:t>
-      </w:r>
-      <w:r>
-        <w:rPr>
-          <w:rStyle w:val="SpecialCharTok"/>
-        </w:rPr>
-        <w:t xml:space="preserve">$</w:t>
-      </w:r>
-      <w:r>
-        <w:rPr>
-          <w:rStyle w:val="NormalTok"/>
-        </w:rPr>
-        <w:t xml:space="preserve">shady, </w:t>
-      </w:r>
-      <w:r>
-        <w:rPr>
-          <w:rStyle w:val="AttributeTok"/>
-        </w:rPr>
-        <w:t xml:space="preserve">paired =</w:t>
-      </w:r>
-      <w:r>
-        <w:rPr>
-          <w:rStyle w:val="NormalTok"/>
-        </w:rPr>
-        <w:t xml:space="preserve"> </w:t>
-      </w:r>
-      <w:r>
-        <w:rPr>
-          <w:rStyle w:val="ConstantTok"/>
-        </w:rPr>
-        <w:t xml:space="preserve">TRUE</w:t>
-      </w:r>
-      <w:r>
-        <w:rPr>
-          <w:rStyle w:val="NormalTok"/>
-        </w:rPr>
-        <w:t xml:space="preserve">)</w:t>
-      </w:r>
-      <w:r>
-        <w:br/>
-      </w:r>
-      <w:r>
-        <w:rPr>
-          <w:rStyle w:val="FunctionTok"/>
-        </w:rPr>
-        <w:t xml:space="preserve">print</w:t>
-      </w:r>
-      <w:r>
-        <w:rPr>
-          <w:rStyle w:val="NormalTok"/>
-        </w:rPr>
-        <w:t xml:space="preserve">(</w:t>
-      </w:r>
-      <w:r>
-        <w:rPr>
-          <w:rStyle w:val="StringTok"/>
-        </w:rPr>
-        <w:t xml:space="preserve">"Standard two-sample t-test:"</w:t>
-      </w:r>
-      <w:r>
-        <w:rPr>
-          <w:rStyle w:val="NormalTok"/>
-        </w:rPr>
-        <w:t xml:space="preserve">)</w:t>
-      </w:r>
-    </w:p>
-    <w:p>
-      <w:pPr>
-        <w:pStyle w:val="SourceCode"/>
-      </w:pPr>
-      <w:r>
-        <w:rPr>
-          <w:rStyle w:val="VerbatimChar"/>
-        </w:rPr>
-        <w:t xml:space="preserve">[1] "Standard two-sample t-test:"</w:t>
-      </w:r>
-    </w:p>
-    <w:p>
-      <w:pPr>
-        <w:pStyle w:val="SourceCode"/>
-      </w:pPr>
-      <w:r>
-        <w:rPr>
-          <w:rStyle w:val="FunctionTok"/>
-        </w:rPr>
-        <w:t xml:space="preserve">print</w:t>
-      </w:r>
-      <w:r>
-        <w:rPr>
-          <w:rStyle w:val="NormalTok"/>
-        </w:rPr>
-        <w:t xml:space="preserve">(paired_t_test_result)</w:t>
-      </w:r>
-    </w:p>
-    <w:p>
-      <w:pPr>
-        <w:pStyle w:val="SourceCode"/>
-      </w:pPr>
-      <w:r>
-        <w:br/>
-      </w:r>
-      <w:r>
-        <w:rPr>
-          <w:rStyle w:val="VerbatimChar"/>
-        </w:rPr>
-        <w:t xml:space="preserve">    Paired t-test</w:t>
-      </w:r>
-      <w:r>
-        <w:br/>
-      </w:r>
-      <w:r>
-        <w:br/>
-      </w:r>
-      <w:r>
-        <w:rPr>
-          <w:rStyle w:val="VerbatimChar"/>
-        </w:rPr>
-        <w:t xml:space="preserve">data:  ps_wide_df$sunny and ps_wide_df$shady</w:t>
-      </w:r>
-      <w:r>
-        <w:br/>
-      </w:r>
-      <w:r>
-        <w:rPr>
-          <w:rStyle w:val="VerbatimChar"/>
-        </w:rPr>
-        <w:t xml:space="preserve">t = -2.7818, df = 7, p-value = 0.02723</w:t>
-      </w:r>
-      <w:r>
-        <w:br/>
-      </w:r>
-      <w:r>
-        <w:rPr>
-          <w:rStyle w:val="VerbatimChar"/>
-        </w:rPr>
-        <w:t xml:space="preserve">alternative hypothesis: true mean difference is not equal to 0</w:t>
-      </w:r>
-      <w:r>
-        <w:br/>
-      </w:r>
-      <w:r>
-        <w:rPr>
-          <w:rStyle w:val="VerbatimChar"/>
-        </w:rPr>
-        <w:t xml:space="preserve">95 percent confidence interval:</w:t>
-      </w:r>
-      <w:r>
-        <w:br/>
-      </w:r>
-      <w:r>
-        <w:rPr>
-          <w:rStyle w:val="VerbatimChar"/>
-        </w:rPr>
-        <w:t xml:space="preserve"> -2.6868652 -0.2178092</w:t>
-      </w:r>
-      <w:r>
-        <w:br/>
-      </w:r>
-      <w:r>
-        <w:rPr>
-          <w:rStyle w:val="VerbatimChar"/>
-        </w:rPr>
-        <w:t xml:space="preserve">sample estimates:</w:t>
-      </w:r>
-      <w:r>
-        <w:br/>
-      </w:r>
-      <w:r>
-        <w:rPr>
-          <w:rStyle w:val="VerbatimChar"/>
-        </w:rPr>
-        <w:t xml:space="preserve">mean difference </w:t>
-      </w:r>
-      <w:r>
-        <w:br/>
-      </w:r>
-      <w:r>
-        <w:rPr>
-          <w:rStyle w:val="VerbatimChar"/>
-        </w:rPr>
-        <w:t xml:space="preserve">      -1.452337 </w:t>
-      </w:r>
-    </w:p>
-    <w:p>
-      <w:pPr>
-        <w:pStyle w:val="SourceCode"/>
-      </w:pPr>
-      <w:r>
-        <w:rPr>
-          <w:rStyle w:val="CommentTok"/>
-        </w:rPr>
-        <w:t xml:space="preserve"># Welch's t-test (if variances are unequal)</w:t>
-      </w:r>
-      <w:r>
-        <w:br/>
-      </w:r>
-      <w:r>
-        <w:rPr>
-          <w:rStyle w:val="CommentTok"/>
-        </w:rPr>
-        <w:t xml:space="preserve"># YOUR CODE HERE</w:t>
-      </w:r>
-    </w:p>
-    <w:bookmarkEnd w:id="162"/>
-    <w:bookmarkStart w:id="166" w:name="lecture-5-what-is-going-on"/>
-    <w:p>
-      <w:pPr>
-        <w:pStyle w:val="Heading1"/>
-      </w:pPr>
-      <w:r>
-        <w:t xml:space="preserve">Lecture 5: What is going on??</w:t>
-      </w:r>
-    </w:p>
-    <w:p>
-      <w:pPr>
-        <w:pStyle w:val="FirstParagraph"/>
-      </w:pPr>
-      <w:r>
-        <w:t xml:space="preserve">Note that thee is a lot of variation within trees but the trend is the</w:t>
-      </w:r>
-      <w:r>
-        <w:t xml:space="preserve"> </w:t>
-      </w:r>
-      <w:r>
-        <w:t xml:space="preserve">same</w:t>
-      </w:r>
-    </w:p>
-    <w:p>
-      <w:pPr>
-        <w:pStyle w:val="SourceCode"/>
-      </w:pPr>
-      <w:r>
-        <w:rPr>
-          <w:rStyle w:val="NormalTok"/>
-        </w:rPr>
-        <w:t xml:space="preserve">ps_plot</w:t>
-      </w:r>
-    </w:p>
-    <w:p>
-      <w:pPr>
-        <w:pStyle w:val="FirstParagraph"/>
-      </w:pPr>
-      <w:r>
-        <w:drawing>
-          <wp:inline>
-            <wp:extent cx="2743200" cy="2743200"/>
-            <wp:effectExtent b="0" l="0" r="0" t="0"/>
-            <wp:docPr descr="" title="" id="164" name="Picture"/>
-            <a:graphic>
-              <a:graphicData uri="http://schemas.openxmlformats.org/drawingml/2006/picture">
-                <pic:pic>
-                  <pic:nvPicPr>
-                    <pic:cNvPr descr="05_01_lecture_powerpoint_files/figure-docx/unnamed-chunk-26-1.png" id="165" name="Picture"/>
-                    <pic:cNvPicPr>
-                      <a:picLocks noChangeArrowheads="1" noChangeAspect="1"/>
-                    </pic:cNvPicPr>
-                  </pic:nvPicPr>
-                  <pic:blipFill>
-                    <a:blip r:embed="rId163"/>
+                    <a:blip r:embed="rId124"/>
                     <a:stretch>
                       <a:fillRect/>
                     </a:stretch>
@@ -9744,8 +8051,8 @@
         </w:drawing>
       </w:r>
     </w:p>
-    <w:bookmarkEnd w:id="166"/>
-    <w:bookmarkStart w:id="167" w:name="X49cc77c0b86294ee1035141a16a6384f5b51288"/>
+    <w:bookmarkEnd w:id="127"/>
+    <w:bookmarkStart w:id="128" w:name="X49cc77c0b86294ee1035141a16a6384f5b51288"/>
     <w:p>
       <w:pPr>
         <w:pStyle w:val="Heading1"/>
@@ -9774,70 +8081,6 @@
           <w:bCs/>
         </w:rPr>
         <w:t xml:space="preserve">Common assumptions for t-tests:</w:t>
-      </w:r>
-    </w:p>
-    <w:p>
-      <w:pPr>
-        <w:pStyle w:val="Compact"/>
-        <w:numPr>
-          <w:ilvl w:val="0"/>
-          <w:numId w:val="1028"/>
-        </w:numPr>
-      </w:pPr>
-      <w:r>
-        <w:t xml:space="preserve">Normality: Data comes from normally distributed populations</w:t>
-      </w:r>
-    </w:p>
-    <w:p>
-      <w:pPr>
-        <w:pStyle w:val="Compact"/>
-        <w:numPr>
-          <w:ilvl w:val="0"/>
-          <w:numId w:val="1028"/>
-        </w:numPr>
-      </w:pPr>
-      <w:r>
-        <w:t xml:space="preserve">Equal variances (for two-sample tests)</w:t>
-      </w:r>
-    </w:p>
-    <w:p>
-      <w:pPr>
-        <w:pStyle w:val="Compact"/>
-        <w:numPr>
-          <w:ilvl w:val="0"/>
-          <w:numId w:val="1028"/>
-        </w:numPr>
-      </w:pPr>
-      <w:r>
-        <w:t xml:space="preserve">Independence: Observations are independent</w:t>
-      </w:r>
-    </w:p>
-    <w:p>
-      <w:pPr>
-        <w:pStyle w:val="Compact"/>
-        <w:numPr>
-          <w:ilvl w:val="0"/>
-          <w:numId w:val="1028"/>
-        </w:numPr>
-      </w:pPr>
-      <w:r>
-        <w:t xml:space="preserve">No outliers: Extreme values can influence results</w:t>
-      </w:r>
-    </w:p>
-    <w:p>
-      <w:pPr>
-        <w:pStyle w:val="FirstParagraph"/>
-      </w:pPr>
-      <w:r>
-        <w:t xml:space="preserve">What can we do if our data violates these assumptions?</w:t>
-      </w:r>
-    </w:p>
-    <w:p>
-      <w:pPr>
-        <w:pStyle w:val="BodyText"/>
-      </w:pPr>
-      <w:r>
-        <w:t xml:space="preserve">Alternatives when assumptions are violated:</w:t>
       </w:r>
     </w:p>
     <w:p>
@@ -9849,7 +8092,7 @@
         </w:numPr>
       </w:pPr>
       <w:r>
-        <w:t xml:space="preserve">Data transformation (log, square root, etc.)</w:t>
+        <w:t xml:space="preserve">Normality: Data comes from normally distributed populations</w:t>
       </w:r>
     </w:p>
     <w:p>
@@ -9861,7 +8104,7 @@
         </w:numPr>
       </w:pPr>
       <w:r>
-        <w:t xml:space="preserve">Non-parametric tests</w:t>
+        <w:t xml:space="preserve">Equal variances (for two-sample tests)</w:t>
       </w:r>
     </w:p>
     <w:p>
@@ -9873,27 +8116,19 @@
         </w:numPr>
       </w:pPr>
       <w:r>
-        <w:t xml:space="preserve">Robust statistical methods</w:t>
-      </w:r>
-    </w:p>
-    <w:bookmarkEnd w:id="167"/>
-    <w:bookmarkStart w:id="168" w:name="lecture-5-summary-and-conclusions"/>
-    <w:p>
-      <w:pPr>
-        <w:pStyle w:val="Heading1"/>
-      </w:pPr>
-      <w:r>
-        <w:rPr>
-          <w:b/>
-          <w:bCs/>
-        </w:rPr>
-        <w:t xml:space="preserve">Lecture 5:</w:t>
-      </w:r>
-      <w:r>
-        <w:t xml:space="preserve"> </w:t>
-      </w:r>
-      <w:r>
-        <w:t xml:space="preserve">Summary and Conclusions</w:t>
+        <w:t xml:space="preserve">Independence: Observations are independent</w:t>
+      </w:r>
+    </w:p>
+    <w:p>
+      <w:pPr>
+        <w:pStyle w:val="Compact"/>
+        <w:numPr>
+          <w:ilvl w:val="0"/>
+          <w:numId w:val="1029"/>
+        </w:numPr>
+      </w:pPr>
+      <w:r>
+        <w:t xml:space="preserve">No outliers: Extreme values can influence results</w:t>
       </w:r>
     </w:p>
     <w:p>
@@ -9901,7 +8136,15 @@
         <w:pStyle w:val="FirstParagraph"/>
       </w:pPr>
       <w:r>
-        <w:t xml:space="preserve">In this activity, we’ve:</w:t>
+        <w:t xml:space="preserve">What can we do if our data violates these assumptions?</w:t>
+      </w:r>
+    </w:p>
+    <w:p>
+      <w:pPr>
+        <w:pStyle w:val="BodyText"/>
+      </w:pPr>
+      <w:r>
+        <w:t xml:space="preserve">Alternatives when assumptions are violated:</w:t>
       </w:r>
     </w:p>
     <w:p>
@@ -9913,7 +8156,7 @@
         </w:numPr>
       </w:pPr>
       <w:r>
-        <w:t xml:space="preserve">Formulated hypotheses about pine needle length</w:t>
+        <w:t xml:space="preserve">Data transformation (log, square root, etc.)</w:t>
       </w:r>
     </w:p>
     <w:p>
@@ -9925,7 +8168,7 @@
         </w:numPr>
       </w:pPr>
       <w:r>
-        <w:t xml:space="preserve">Tested assumptions for parametric tests</w:t>
+        <w:t xml:space="preserve">Non-parametric tests</w:t>
       </w:r>
     </w:p>
     <w:p>
@@ -9937,43 +8180,35 @@
         </w:numPr>
       </w:pPr>
       <w:r>
-        <w:t xml:space="preserve">Conducted one-sample and two-sample t-tests</w:t>
-      </w:r>
-    </w:p>
-    <w:p>
-      <w:pPr>
-        <w:pStyle w:val="Compact"/>
-        <w:numPr>
-          <w:ilvl w:val="0"/>
-          <w:numId w:val="1030"/>
-        </w:numPr>
-      </w:pPr>
-      <w:r>
-        <w:t xml:space="preserve">Visualized data using appropriate methods</w:t>
-      </w:r>
-    </w:p>
-    <w:p>
-      <w:pPr>
-        <w:pStyle w:val="Compact"/>
-        <w:numPr>
-          <w:ilvl w:val="0"/>
-          <w:numId w:val="1030"/>
-        </w:numPr>
-      </w:pPr>
-      <w:r>
-        <w:t xml:space="preserve">Learned how to interpret and report t-test results</w:t>
-      </w:r>
-    </w:p>
-    <w:p>
-      <w:pPr>
-        <w:pStyle w:val="FirstParagraph"/>
+        <w:t xml:space="preserve">Robust statistical methods</w:t>
+      </w:r>
+    </w:p>
+    <w:bookmarkEnd w:id="128"/>
+    <w:bookmarkStart w:id="129" w:name="lecture-5-summary-and-conclusions"/>
+    <w:p>
+      <w:pPr>
+        <w:pStyle w:val="Heading1"/>
       </w:pPr>
       <w:r>
         <w:rPr>
           <w:b/>
           <w:bCs/>
         </w:rPr>
-        <w:t xml:space="preserve">Key takeaways:</w:t>
+        <w:t xml:space="preserve">Lecture 5:</w:t>
+      </w:r>
+      <w:r>
+        <w:t xml:space="preserve"> </w:t>
+      </w:r>
+      <w:r>
+        <w:t xml:space="preserve">Summary and Conclusions</w:t>
+      </w:r>
+    </w:p>
+    <w:p>
+      <w:pPr>
+        <w:pStyle w:val="FirstParagraph"/>
+      </w:pPr>
+      <w:r>
+        <w:t xml:space="preserve">In this activity, we’ve:</w:t>
       </w:r>
     </w:p>
     <w:p>
@@ -9985,7 +8220,7 @@
         </w:numPr>
       </w:pPr>
       <w:r>
-        <w:t xml:space="preserve">Always check assumptions before conducting tests</w:t>
+        <w:t xml:space="preserve">Formulated hypotheses about pine needle length</w:t>
       </w:r>
     </w:p>
     <w:p>
@@ -9997,7 +8232,7 @@
         </w:numPr>
       </w:pPr>
       <w:r>
-        <w:t xml:space="preserve">Visualize your data to understand patterns</w:t>
+        <w:t xml:space="preserve">Tested assumptions for parametric tests</w:t>
       </w:r>
     </w:p>
     <w:p>
@@ -10009,7 +8244,7 @@
         </w:numPr>
       </w:pPr>
       <w:r>
-        <w:t xml:space="preserve">Report results comprehensively</w:t>
+        <w:t xml:space="preserve">Conducted one-sample and two-sample t-tests</w:t>
       </w:r>
     </w:p>
     <w:p>
@@ -10021,6 +8256,78 @@
         </w:numPr>
       </w:pPr>
       <w:r>
+        <w:t xml:space="preserve">Visualized data using appropriate methods</w:t>
+      </w:r>
+    </w:p>
+    <w:p>
+      <w:pPr>
+        <w:pStyle w:val="Compact"/>
+        <w:numPr>
+          <w:ilvl w:val="0"/>
+          <w:numId w:val="1031"/>
+        </w:numPr>
+      </w:pPr>
+      <w:r>
+        <w:t xml:space="preserve">Learned how to interpret and report t-test results</w:t>
+      </w:r>
+    </w:p>
+    <w:p>
+      <w:pPr>
+        <w:pStyle w:val="FirstParagraph"/>
+      </w:pPr>
+      <w:r>
+        <w:rPr>
+          <w:b/>
+          <w:bCs/>
+        </w:rPr>
+        <w:t xml:space="preserve">Key takeaways:</w:t>
+      </w:r>
+    </w:p>
+    <w:p>
+      <w:pPr>
+        <w:pStyle w:val="Compact"/>
+        <w:numPr>
+          <w:ilvl w:val="0"/>
+          <w:numId w:val="1032"/>
+        </w:numPr>
+      </w:pPr>
+      <w:r>
+        <w:t xml:space="preserve">Always check assumptions before conducting tests</w:t>
+      </w:r>
+    </w:p>
+    <w:p>
+      <w:pPr>
+        <w:pStyle w:val="Compact"/>
+        <w:numPr>
+          <w:ilvl w:val="0"/>
+          <w:numId w:val="1032"/>
+        </w:numPr>
+      </w:pPr>
+      <w:r>
+        <w:t xml:space="preserve">Visualize your data to understand patterns</w:t>
+      </w:r>
+    </w:p>
+    <w:p>
+      <w:pPr>
+        <w:pStyle w:val="Compact"/>
+        <w:numPr>
+          <w:ilvl w:val="0"/>
+          <w:numId w:val="1032"/>
+        </w:numPr>
+      </w:pPr>
+      <w:r>
+        <w:t xml:space="preserve">Report results comprehensively</w:t>
+      </w:r>
+    </w:p>
+    <w:p>
+      <w:pPr>
+        <w:pStyle w:val="Compact"/>
+        <w:numPr>
+          <w:ilvl w:val="0"/>
+          <w:numId w:val="1032"/>
+        </w:numPr>
+      </w:pPr>
+      <w:r>
         <w:t xml:space="preserve">Consider alternatives when assumptions are violated - non parametric</w:t>
       </w:r>
       <w:r>
@@ -10030,7 +8337,7 @@
         <w:t xml:space="preserve">tests…</w:t>
       </w:r>
     </w:p>
-    <w:bookmarkEnd w:id="168"/>
+    <w:bookmarkEnd w:id="129"/>
     <w:sectPr>
       <w:pgSz w:h="15840" w:w="12240"/>
       <w:pgMar w:bottom="720" w:footer="720" w:gutter="0" w:header="720" w:left="1152" w:right="720" w:top="720"/>
@@ -10604,6 +8911,9 @@
     <w:abstractNumId w:val="991"/>
   </w:num>
   <w:num w:numId="1028">
+    <w:abstractNumId w:val="991"/>
+  </w:num>
+  <w:num w:numId="1029">
     <w:abstractNumId w:val="99411"/>
     <w:lvlOverride w:ilvl="0">
       <w:startOverride w:val="1"/>
@@ -10633,10 +8943,10 @@
       <w:startOverride w:val="1"/>
     </w:lvlOverride>
   </w:num>
-  <w:num w:numId="1029">
+  <w:num w:numId="1030">
     <w:abstractNumId w:val="991"/>
   </w:num>
-  <w:num w:numId="1030">
+  <w:num w:numId="1031">
     <w:abstractNumId w:val="99411"/>
     <w:lvlOverride w:ilvl="0">
       <w:startOverride w:val="1"/>
@@ -10666,7 +8976,7 @@
       <w:startOverride w:val="1"/>
     </w:lvlOverride>
   </w:num>
-  <w:num w:numId="1031">
+  <w:num w:numId="1032">
     <w:abstractNumId w:val="991"/>
   </w:num>
 </w:numbering>
